--- a/Kauan/Monografia.docx
+++ b/Kauan/Monografia.docx
@@ -354,7 +354,6 @@
           <w:szCs w:val="28"/>
         </w:rPr>
       </w:pPr>
-      <w:proofErr w:type="spellStart"/>
       <w:r>
         <w:rPr>
           <w:rFonts w:ascii="Arial" w:hAnsi="Arial" w:cs="Arial"/>
@@ -388,7 +387,6 @@
         </w:rPr>
         <w:t>act</w:t>
       </w:r>
-      <w:proofErr w:type="spellEnd"/>
       <w:r>
         <w:rPr>
           <w:rFonts w:ascii="Arial" w:hAnsi="Arial" w:cs="Arial"/>
@@ -795,7 +793,6 @@
           <w:szCs w:val="28"/>
         </w:rPr>
       </w:pPr>
-      <w:proofErr w:type="spellStart"/>
       <w:r>
         <w:rPr>
           <w:rFonts w:ascii="Arial" w:hAnsi="Arial" w:cs="Arial"/>
@@ -829,7 +826,6 @@
         </w:rPr>
         <w:t>act</w:t>
       </w:r>
-      <w:proofErr w:type="spellEnd"/>
       <w:r>
         <w:rPr>
           <w:rFonts w:ascii="Arial" w:hAnsi="Arial" w:cs="Arial"/>
@@ -4072,9 +4068,9 @@
           <w:i w:val="0"/>
           <w:spacing w:val="8"/>
           <w:shd w:val="clear" w:color="auto" w:fill="FFFFFF"/>
-        </w:rPr>
-      </w:pPr>
-      <w:proofErr w:type="spellStart"/>
+          <w:lang w:val="en-US"/>
+        </w:rPr>
+      </w:pPr>
       <w:r>
         <w:rPr>
           <w:rStyle w:val="nfase"/>
@@ -4082,41 +4078,9 @@
           <w:i w:val="0"/>
           <w:spacing w:val="8"/>
           <w:shd w:val="clear" w:color="auto" w:fill="FFFFFF"/>
-        </w:rPr>
-        <w:t>Inter-Integrated</w:t>
-      </w:r>
-      <w:proofErr w:type="spellEnd"/>
-      <w:r>
-        <w:rPr>
-          <w:rStyle w:val="nfase"/>
-          <w:rFonts w:ascii="Arial" w:eastAsiaTheme="majorEastAsia" w:hAnsi="Arial" w:cs="Arial"/>
-          <w:i w:val="0"/>
-          <w:spacing w:val="8"/>
-          <w:shd w:val="clear" w:color="auto" w:fill="FFFFFF"/>
-        </w:rPr>
-        <w:t xml:space="preserve"> </w:t>
-      </w:r>
-      <w:proofErr w:type="spellStart"/>
-      <w:r>
-        <w:rPr>
-          <w:rStyle w:val="nfase"/>
-          <w:rFonts w:ascii="Arial" w:eastAsiaTheme="majorEastAsia" w:hAnsi="Arial" w:cs="Arial"/>
-          <w:i w:val="0"/>
-          <w:spacing w:val="8"/>
-          <w:shd w:val="clear" w:color="auto" w:fill="FFFFFF"/>
-        </w:rPr>
-        <w:t>Circuit</w:t>
-      </w:r>
-      <w:proofErr w:type="spellEnd"/>
-      <w:r>
-        <w:rPr>
-          <w:rStyle w:val="nfase"/>
-          <w:rFonts w:ascii="Arial" w:eastAsiaTheme="majorEastAsia" w:hAnsi="Arial" w:cs="Arial"/>
-          <w:i w:val="0"/>
-          <w:spacing w:val="8"/>
-          <w:shd w:val="clear" w:color="auto" w:fill="FFFFFF"/>
-        </w:rPr>
-        <w:t xml:space="preserve"> (I2C)</w:t>
+          <w:lang w:val="en-US"/>
+        </w:rPr>
+        <w:t>Inter-Integrated Circuit (I2C)</w:t>
       </w:r>
     </w:p>
     <w:p>
@@ -4447,21 +4411,15 @@
         <w:jc w:val="both"/>
         <w:rPr>
           <w:rFonts w:ascii="Arial" w:hAnsi="Arial" w:cs="Arial"/>
-        </w:rPr>
-      </w:pPr>
-      <w:proofErr w:type="spellStart"/>
-      <w:r>
-        <w:rPr>
-          <w:rFonts w:ascii="Arial" w:hAnsi="Arial" w:cs="Arial"/>
-        </w:rPr>
-        <w:t>User</w:t>
-      </w:r>
-      <w:proofErr w:type="spellEnd"/>
-      <w:r>
-        <w:rPr>
-          <w:rFonts w:ascii="Arial" w:hAnsi="Arial" w:cs="Arial"/>
-        </w:rPr>
-        <w:t xml:space="preserve"> Experience (UX)</w:t>
+          <w:lang w:val="en-US"/>
+        </w:rPr>
+      </w:pPr>
+      <w:r>
+        <w:rPr>
+          <w:rFonts w:ascii="Arial" w:hAnsi="Arial" w:cs="Arial"/>
+          <w:lang w:val="en-US"/>
+        </w:rPr>
+        <w:t>User Experience (UX)</w:t>
       </w:r>
     </w:p>
     <w:p>
@@ -4694,7 +4652,7 @@
         </w:rPr>
         <w:fldChar w:fldCharType="separate"/>
       </w:r>
-      <w:hyperlink w:anchor="_Toc205910818" w:history="1">
+      <w:hyperlink w:anchor="_Toc209611974" w:history="1">
         <w:r>
           <w:rPr>
             <w:rStyle w:val="Hyperlink"/>
@@ -4740,7 +4698,7 @@
             <w:noProof/>
             <w:webHidden/>
           </w:rPr>
-          <w:instrText xml:space="preserve"> PAGEREF _Toc205910818 \h </w:instrText>
+          <w:instrText xml:space="preserve"> PAGEREF _Toc209611974 \h </w:instrText>
         </w:r>
         <w:r>
           <w:rPr>
@@ -4783,7 +4741,7 @@
           <w:lang w:eastAsia="pt-BR"/>
         </w:rPr>
       </w:pPr>
-      <w:hyperlink w:anchor="_Toc205910819" w:history="1">
+      <w:hyperlink w:anchor="_Toc209611975" w:history="1">
         <w:r>
           <w:rPr>
             <w:rStyle w:val="Hyperlink"/>
@@ -4829,7 +4787,7 @@
             <w:noProof/>
             <w:webHidden/>
           </w:rPr>
-          <w:instrText xml:space="preserve"> PAGEREF _Toc205910819 \h </w:instrText>
+          <w:instrText xml:space="preserve"> PAGEREF _Toc209611975 \h </w:instrText>
         </w:r>
         <w:r>
           <w:rPr>
@@ -4872,7 +4830,7 @@
           <w:lang w:eastAsia="pt-BR"/>
         </w:rPr>
       </w:pPr>
-      <w:hyperlink w:anchor="_Toc205910820" w:history="1">
+      <w:hyperlink w:anchor="_Toc209611976" w:history="1">
         <w:r>
           <w:rPr>
             <w:rStyle w:val="Hyperlink"/>
@@ -4918,7 +4876,7 @@
             <w:noProof/>
             <w:webHidden/>
           </w:rPr>
-          <w:instrText xml:space="preserve"> PAGEREF _Toc205910820 \h </w:instrText>
+          <w:instrText xml:space="preserve"> PAGEREF _Toc209611976 \h </w:instrText>
         </w:r>
         <w:r>
           <w:rPr>
@@ -4961,7 +4919,7 @@
           <w:lang w:eastAsia="pt-BR"/>
         </w:rPr>
       </w:pPr>
-      <w:hyperlink w:anchor="_Toc205910821" w:history="1">
+      <w:hyperlink w:anchor="_Toc209611977" w:history="1">
         <w:r>
           <w:rPr>
             <w:rStyle w:val="Hyperlink"/>
@@ -5007,7 +4965,7 @@
             <w:noProof/>
             <w:webHidden/>
           </w:rPr>
-          <w:instrText xml:space="preserve"> PAGEREF _Toc205910821 \h </w:instrText>
+          <w:instrText xml:space="preserve"> PAGEREF _Toc209611977 \h </w:instrText>
         </w:r>
         <w:r>
           <w:rPr>
@@ -5050,7 +5008,7 @@
           <w:lang w:eastAsia="pt-BR"/>
         </w:rPr>
       </w:pPr>
-      <w:hyperlink w:anchor="_Toc205910822" w:history="1">
+      <w:hyperlink w:anchor="_Toc209611978" w:history="1">
         <w:r>
           <w:rPr>
             <w:rStyle w:val="Hyperlink"/>
@@ -5096,7 +5054,7 @@
             <w:noProof/>
             <w:webHidden/>
           </w:rPr>
-          <w:instrText xml:space="preserve"> PAGEREF _Toc205910822 \h </w:instrText>
+          <w:instrText xml:space="preserve"> PAGEREF _Toc209611978 \h </w:instrText>
         </w:r>
         <w:r>
           <w:rPr>
@@ -5139,7 +5097,7 @@
           <w:lang w:eastAsia="pt-BR"/>
         </w:rPr>
       </w:pPr>
-      <w:hyperlink w:anchor="_Toc205910823" w:history="1">
+      <w:hyperlink w:anchor="_Toc209611979" w:history="1">
         <w:r>
           <w:rPr>
             <w:rStyle w:val="Hyperlink"/>
@@ -5185,7 +5143,7 @@
             <w:noProof/>
             <w:webHidden/>
           </w:rPr>
-          <w:instrText xml:space="preserve"> PAGEREF _Toc205910823 \h </w:instrText>
+          <w:instrText xml:space="preserve"> PAGEREF _Toc209611979 \h </w:instrText>
         </w:r>
         <w:r>
           <w:rPr>
@@ -5228,7 +5186,7 @@
           <w:lang w:eastAsia="pt-BR"/>
         </w:rPr>
       </w:pPr>
-      <w:hyperlink w:anchor="_Toc205910824" w:history="1">
+      <w:hyperlink w:anchor="_Toc209611980" w:history="1">
         <w:r>
           <w:rPr>
             <w:rStyle w:val="Hyperlink"/>
@@ -5274,7 +5232,7 @@
             <w:noProof/>
             <w:webHidden/>
           </w:rPr>
-          <w:instrText xml:space="preserve"> PAGEREF _Toc205910824 \h </w:instrText>
+          <w:instrText xml:space="preserve"> PAGEREF _Toc209611980 \h </w:instrText>
         </w:r>
         <w:r>
           <w:rPr>
@@ -5317,7 +5275,7 @@
           <w:lang w:eastAsia="pt-BR"/>
         </w:rPr>
       </w:pPr>
-      <w:hyperlink w:anchor="_Toc205910825" w:history="1">
+      <w:hyperlink w:anchor="_Toc209611981" w:history="1">
         <w:r>
           <w:rPr>
             <w:rStyle w:val="Hyperlink"/>
@@ -5363,7 +5321,7 @@
             <w:noProof/>
             <w:webHidden/>
           </w:rPr>
-          <w:instrText xml:space="preserve"> PAGEREF _Toc205910825 \h </w:instrText>
+          <w:instrText xml:space="preserve"> PAGEREF _Toc209611981 \h </w:instrText>
         </w:r>
         <w:r>
           <w:rPr>
@@ -5406,7 +5364,7 @@
           <w:lang w:eastAsia="pt-BR"/>
         </w:rPr>
       </w:pPr>
-      <w:hyperlink w:anchor="_Toc205910826" w:history="1">
+      <w:hyperlink w:anchor="_Toc209611982" w:history="1">
         <w:r>
           <w:rPr>
             <w:rStyle w:val="Hyperlink"/>
@@ -5452,7 +5410,7 @@
             <w:noProof/>
             <w:webHidden/>
           </w:rPr>
-          <w:instrText xml:space="preserve"> PAGEREF _Toc205910826 \h </w:instrText>
+          <w:instrText xml:space="preserve"> PAGEREF _Toc209611982 \h </w:instrText>
         </w:r>
         <w:r>
           <w:rPr>
@@ -5495,7 +5453,7 @@
           <w:lang w:eastAsia="pt-BR"/>
         </w:rPr>
       </w:pPr>
-      <w:hyperlink w:anchor="_Toc205910827" w:history="1">
+      <w:hyperlink w:anchor="_Toc209611983" w:history="1">
         <w:r>
           <w:rPr>
             <w:rStyle w:val="Hyperlink"/>
@@ -5541,7 +5499,7 @@
             <w:noProof/>
             <w:webHidden/>
           </w:rPr>
-          <w:instrText xml:space="preserve"> PAGEREF _Toc205910827 \h </w:instrText>
+          <w:instrText xml:space="preserve"> PAGEREF _Toc209611983 \h </w:instrText>
         </w:r>
         <w:r>
           <w:rPr>
@@ -5584,7 +5542,7 @@
           <w:lang w:eastAsia="pt-BR"/>
         </w:rPr>
       </w:pPr>
-      <w:hyperlink w:anchor="_Toc205910828" w:history="1">
+      <w:hyperlink w:anchor="_Toc209611984" w:history="1">
         <w:r>
           <w:rPr>
             <w:rStyle w:val="Hyperlink"/>
@@ -5630,7 +5588,7 @@
             <w:noProof/>
             <w:webHidden/>
           </w:rPr>
-          <w:instrText xml:space="preserve"> PAGEREF _Toc205910828 \h </w:instrText>
+          <w:instrText xml:space="preserve"> PAGEREF _Toc209611984 \h </w:instrText>
         </w:r>
         <w:r>
           <w:rPr>
@@ -5673,7 +5631,7 @@
           <w:lang w:eastAsia="pt-BR"/>
         </w:rPr>
       </w:pPr>
-      <w:hyperlink w:anchor="_Toc205910829" w:history="1">
+      <w:hyperlink w:anchor="_Toc209611985" w:history="1">
         <w:r>
           <w:rPr>
             <w:rStyle w:val="Hyperlink"/>
@@ -5719,7 +5677,7 @@
             <w:noProof/>
             <w:webHidden/>
           </w:rPr>
-          <w:instrText xml:space="preserve"> PAGEREF _Toc205910829 \h </w:instrText>
+          <w:instrText xml:space="preserve"> PAGEREF _Toc209611985 \h </w:instrText>
         </w:r>
         <w:r>
           <w:rPr>
@@ -5762,7 +5720,7 @@
           <w:lang w:eastAsia="pt-BR"/>
         </w:rPr>
       </w:pPr>
-      <w:hyperlink w:anchor="_Toc205910830" w:history="1">
+      <w:hyperlink w:anchor="_Toc209611986" w:history="1">
         <w:r>
           <w:rPr>
             <w:rStyle w:val="Hyperlink"/>
@@ -5808,7 +5766,7 @@
             <w:noProof/>
             <w:webHidden/>
           </w:rPr>
-          <w:instrText xml:space="preserve"> PAGEREF _Toc205910830 \h </w:instrText>
+          <w:instrText xml:space="preserve"> PAGEREF _Toc209611986 \h </w:instrText>
         </w:r>
         <w:r>
           <w:rPr>
@@ -5851,7 +5809,7 @@
           <w:lang w:eastAsia="pt-BR"/>
         </w:rPr>
       </w:pPr>
-      <w:hyperlink w:anchor="_Toc205910831" w:history="1">
+      <w:hyperlink w:anchor="_Toc209611987" w:history="1">
         <w:r>
           <w:rPr>
             <w:rStyle w:val="Hyperlink"/>
@@ -5897,7 +5855,7 @@
             <w:noProof/>
             <w:webHidden/>
           </w:rPr>
-          <w:instrText xml:space="preserve"> PAGEREF _Toc205910831 \h </w:instrText>
+          <w:instrText xml:space="preserve"> PAGEREF _Toc209611987 \h </w:instrText>
         </w:r>
         <w:r>
           <w:rPr>
@@ -5940,7 +5898,7 @@
           <w:lang w:eastAsia="pt-BR"/>
         </w:rPr>
       </w:pPr>
-      <w:hyperlink w:anchor="_Toc205910832" w:history="1">
+      <w:hyperlink w:anchor="_Toc209611988" w:history="1">
         <w:r>
           <w:rPr>
             <w:rStyle w:val="Hyperlink"/>
@@ -5986,7 +5944,7 @@
             <w:noProof/>
             <w:webHidden/>
           </w:rPr>
-          <w:instrText xml:space="preserve"> PAGEREF _Toc205910832 \h </w:instrText>
+          <w:instrText xml:space="preserve"> PAGEREF _Toc209611988 \h </w:instrText>
         </w:r>
         <w:r>
           <w:rPr>
@@ -6029,7 +5987,7 @@
           <w:lang w:eastAsia="pt-BR"/>
         </w:rPr>
       </w:pPr>
-      <w:hyperlink w:anchor="_Toc205910833" w:history="1">
+      <w:hyperlink w:anchor="_Toc209611989" w:history="1">
         <w:r>
           <w:rPr>
             <w:rStyle w:val="Hyperlink"/>
@@ -6075,7 +6033,7 @@
             <w:noProof/>
             <w:webHidden/>
           </w:rPr>
-          <w:instrText xml:space="preserve"> PAGEREF _Toc205910833 \h </w:instrText>
+          <w:instrText xml:space="preserve"> PAGEREF _Toc209611989 \h </w:instrText>
         </w:r>
         <w:r>
           <w:rPr>
@@ -6118,7 +6076,7 @@
           <w:lang w:eastAsia="pt-BR"/>
         </w:rPr>
       </w:pPr>
-      <w:hyperlink w:anchor="_Toc205910834" w:history="1">
+      <w:hyperlink w:anchor="_Toc209611990" w:history="1">
         <w:r>
           <w:rPr>
             <w:rStyle w:val="Hyperlink"/>
@@ -6164,7 +6122,7 @@
             <w:noProof/>
             <w:webHidden/>
           </w:rPr>
-          <w:instrText xml:space="preserve"> PAGEREF _Toc205910834 \h </w:instrText>
+          <w:instrText xml:space="preserve"> PAGEREF _Toc209611990 \h </w:instrText>
         </w:r>
         <w:r>
           <w:rPr>
@@ -6207,7 +6165,7 @@
           <w:lang w:eastAsia="pt-BR"/>
         </w:rPr>
       </w:pPr>
-      <w:hyperlink w:anchor="_Toc205910835" w:history="1">
+      <w:hyperlink w:anchor="_Toc209611991" w:history="1">
         <w:r>
           <w:rPr>
             <w:rStyle w:val="Hyperlink"/>
@@ -6253,7 +6211,7 @@
             <w:noProof/>
             <w:webHidden/>
           </w:rPr>
-          <w:instrText xml:space="preserve"> PAGEREF _Toc205910835 \h </w:instrText>
+          <w:instrText xml:space="preserve"> PAGEREF _Toc209611991 \h </w:instrText>
         </w:r>
         <w:r>
           <w:rPr>
@@ -6296,7 +6254,7 @@
           <w:lang w:eastAsia="pt-BR"/>
         </w:rPr>
       </w:pPr>
-      <w:hyperlink w:anchor="_Toc205910836" w:history="1">
+      <w:hyperlink w:anchor="_Toc209611992" w:history="1">
         <w:r>
           <w:rPr>
             <w:rStyle w:val="Hyperlink"/>
@@ -6342,7 +6300,7 @@
             <w:noProof/>
             <w:webHidden/>
           </w:rPr>
-          <w:instrText xml:space="preserve"> PAGEREF _Toc205910836 \h </w:instrText>
+          <w:instrText xml:space="preserve"> PAGEREF _Toc209611992 \h </w:instrText>
         </w:r>
         <w:r>
           <w:rPr>
@@ -6385,7 +6343,7 @@
           <w:lang w:eastAsia="pt-BR"/>
         </w:rPr>
       </w:pPr>
-      <w:hyperlink w:anchor="_Toc205910837" w:history="1">
+      <w:hyperlink w:anchor="_Toc209611993" w:history="1">
         <w:r>
           <w:rPr>
             <w:rStyle w:val="Hyperlink"/>
@@ -6431,7 +6389,7 @@
             <w:noProof/>
             <w:webHidden/>
           </w:rPr>
-          <w:instrText xml:space="preserve"> PAGEREF _Toc205910837 \h </w:instrText>
+          <w:instrText xml:space="preserve"> PAGEREF _Toc209611993 \h </w:instrText>
         </w:r>
         <w:r>
           <w:rPr>
@@ -6474,7 +6432,7 @@
           <w:lang w:eastAsia="pt-BR"/>
         </w:rPr>
       </w:pPr>
-      <w:hyperlink w:anchor="_Toc205910838" w:history="1">
+      <w:hyperlink w:anchor="_Toc209611994" w:history="1">
         <w:r>
           <w:rPr>
             <w:rStyle w:val="Hyperlink"/>
@@ -6522,7 +6480,7 @@
             <w:noProof/>
             <w:webHidden/>
           </w:rPr>
-          <w:instrText xml:space="preserve"> PAGEREF _Toc205910838 \h </w:instrText>
+          <w:instrText xml:space="preserve"> PAGEREF _Toc209611994 \h </w:instrText>
         </w:r>
         <w:r>
           <w:rPr>
@@ -6565,7 +6523,7 @@
           <w:lang w:eastAsia="pt-BR"/>
         </w:rPr>
       </w:pPr>
-      <w:hyperlink w:anchor="_Toc205910839" w:history="1">
+      <w:hyperlink w:anchor="_Toc209611995" w:history="1">
         <w:r>
           <w:rPr>
             <w:rStyle w:val="Hyperlink"/>
@@ -6611,7 +6569,7 @@
             <w:noProof/>
             <w:webHidden/>
           </w:rPr>
-          <w:instrText xml:space="preserve"> PAGEREF _Toc205910839 \h </w:instrText>
+          <w:instrText xml:space="preserve"> PAGEREF _Toc209611995 \h </w:instrText>
         </w:r>
         <w:r>
           <w:rPr>
@@ -6654,7 +6612,7 @@
           <w:lang w:eastAsia="pt-BR"/>
         </w:rPr>
       </w:pPr>
-      <w:hyperlink w:anchor="_Toc205910840" w:history="1">
+      <w:hyperlink w:anchor="_Toc209611996" w:history="1">
         <w:r>
           <w:rPr>
             <w:rStyle w:val="Hyperlink"/>
@@ -6700,7 +6658,7 @@
             <w:noProof/>
             <w:webHidden/>
           </w:rPr>
-          <w:instrText xml:space="preserve"> PAGEREF _Toc205910840 \h </w:instrText>
+          <w:instrText xml:space="preserve"> PAGEREF _Toc209611996 \h </w:instrText>
         </w:r>
         <w:r>
           <w:rPr>
@@ -6743,7 +6701,7 @@
           <w:lang w:eastAsia="pt-BR"/>
         </w:rPr>
       </w:pPr>
-      <w:hyperlink w:anchor="_Toc205910841" w:history="1">
+      <w:hyperlink w:anchor="_Toc209611997" w:history="1">
         <w:r>
           <w:rPr>
             <w:rStyle w:val="Hyperlink"/>
@@ -6789,7 +6747,7 @@
             <w:noProof/>
             <w:webHidden/>
           </w:rPr>
-          <w:instrText xml:space="preserve"> PAGEREF _Toc205910841 \h </w:instrText>
+          <w:instrText xml:space="preserve"> PAGEREF _Toc209611997 \h </w:instrText>
         </w:r>
         <w:r>
           <w:rPr>
@@ -6832,7 +6790,7 @@
           <w:lang w:eastAsia="pt-BR"/>
         </w:rPr>
       </w:pPr>
-      <w:hyperlink w:anchor="_Toc205910842" w:history="1">
+      <w:hyperlink w:anchor="_Toc209611998" w:history="1">
         <w:r>
           <w:rPr>
             <w:rStyle w:val="Hyperlink"/>
@@ -6880,7 +6838,7 @@
             <w:noProof/>
             <w:webHidden/>
           </w:rPr>
-          <w:instrText xml:space="preserve"> PAGEREF _Toc205910842 \h </w:instrText>
+          <w:instrText xml:space="preserve"> PAGEREF _Toc209611998 \h </w:instrText>
         </w:r>
         <w:r>
           <w:rPr>
@@ -6923,7 +6881,7 @@
           <w:lang w:eastAsia="pt-BR"/>
         </w:rPr>
       </w:pPr>
-      <w:hyperlink w:anchor="_Toc205910843" w:history="1">
+      <w:hyperlink w:anchor="_Toc209611999" w:history="1">
         <w:r>
           <w:rPr>
             <w:rStyle w:val="Hyperlink"/>
@@ -6969,7 +6927,7 @@
             <w:noProof/>
             <w:webHidden/>
           </w:rPr>
-          <w:instrText xml:space="preserve"> PAGEREF _Toc205910843 \h </w:instrText>
+          <w:instrText xml:space="preserve"> PAGEREF _Toc209611999 \h </w:instrText>
         </w:r>
         <w:r>
           <w:rPr>
@@ -7012,7 +6970,7 @@
           <w:lang w:eastAsia="pt-BR"/>
         </w:rPr>
       </w:pPr>
-      <w:hyperlink w:anchor="_Toc205910844" w:history="1">
+      <w:hyperlink w:anchor="_Toc209612000" w:history="1">
         <w:r>
           <w:rPr>
             <w:rStyle w:val="Hyperlink"/>
@@ -7058,7 +7016,7 @@
             <w:noProof/>
             <w:webHidden/>
           </w:rPr>
-          <w:instrText xml:space="preserve"> PAGEREF _Toc205910844 \h </w:instrText>
+          <w:instrText xml:space="preserve"> PAGEREF _Toc209612000 \h </w:instrText>
         </w:r>
         <w:r>
           <w:rPr>
@@ -7101,7 +7059,7 @@
           <w:lang w:eastAsia="pt-BR"/>
         </w:rPr>
       </w:pPr>
-      <w:hyperlink w:anchor="_Toc205910845" w:history="1">
+      <w:hyperlink w:anchor="_Toc209612001" w:history="1">
         <w:r>
           <w:rPr>
             <w:rStyle w:val="Hyperlink"/>
@@ -7147,7 +7105,7 @@
             <w:noProof/>
             <w:webHidden/>
           </w:rPr>
-          <w:instrText xml:space="preserve"> PAGEREF _Toc205910845 \h </w:instrText>
+          <w:instrText xml:space="preserve"> PAGEREF _Toc209612001 \h </w:instrText>
         </w:r>
         <w:r>
           <w:rPr>
@@ -7190,7 +7148,7 @@
           <w:lang w:eastAsia="pt-BR"/>
         </w:rPr>
       </w:pPr>
-      <w:hyperlink w:anchor="_Toc205910846" w:history="1">
+      <w:hyperlink w:anchor="_Toc209612002" w:history="1">
         <w:r>
           <w:rPr>
             <w:rStyle w:val="Hyperlink"/>
@@ -7236,7 +7194,7 @@
             <w:noProof/>
             <w:webHidden/>
           </w:rPr>
-          <w:instrText xml:space="preserve"> PAGEREF _Toc205910846 \h </w:instrText>
+          <w:instrText xml:space="preserve"> PAGEREF _Toc209612002 \h </w:instrText>
         </w:r>
         <w:r>
           <w:rPr>
@@ -7279,7 +7237,7 @@
           <w:lang w:eastAsia="pt-BR"/>
         </w:rPr>
       </w:pPr>
-      <w:hyperlink w:anchor="_Toc205910847" w:history="1">
+      <w:hyperlink w:anchor="_Toc209612003" w:history="1">
         <w:r>
           <w:rPr>
             <w:rStyle w:val="Hyperlink"/>
@@ -7325,7 +7283,7 @@
             <w:noProof/>
             <w:webHidden/>
           </w:rPr>
-          <w:instrText xml:space="preserve"> PAGEREF _Toc205910847 \h </w:instrText>
+          <w:instrText xml:space="preserve"> PAGEREF _Toc209612003 \h </w:instrText>
         </w:r>
         <w:r>
           <w:rPr>
@@ -7368,7 +7326,7 @@
           <w:lang w:eastAsia="pt-BR"/>
         </w:rPr>
       </w:pPr>
-      <w:hyperlink w:anchor="_Toc205910848" w:history="1">
+      <w:hyperlink w:anchor="_Toc209612004" w:history="1">
         <w:r>
           <w:rPr>
             <w:rStyle w:val="Hyperlink"/>
@@ -7414,7 +7372,7 @@
             <w:noProof/>
             <w:webHidden/>
           </w:rPr>
-          <w:instrText xml:space="preserve"> PAGEREF _Toc205910848 \h </w:instrText>
+          <w:instrText xml:space="preserve"> PAGEREF _Toc209612004 \h </w:instrText>
         </w:r>
         <w:r>
           <w:rPr>
@@ -7457,7 +7415,7 @@
           <w:lang w:eastAsia="pt-BR"/>
         </w:rPr>
       </w:pPr>
-      <w:hyperlink w:anchor="_Toc205910849" w:history="1">
+      <w:hyperlink w:anchor="_Toc209612005" w:history="1">
         <w:r>
           <w:rPr>
             <w:rStyle w:val="Hyperlink"/>
@@ -7503,7 +7461,7 @@
             <w:noProof/>
             <w:webHidden/>
           </w:rPr>
-          <w:instrText xml:space="preserve"> PAGEREF _Toc205910849 \h </w:instrText>
+          <w:instrText xml:space="preserve"> PAGEREF _Toc209612005 \h </w:instrText>
         </w:r>
         <w:r>
           <w:rPr>
@@ -7546,7 +7504,7 @@
           <w:lang w:eastAsia="pt-BR"/>
         </w:rPr>
       </w:pPr>
-      <w:hyperlink w:anchor="_Toc205910850" w:history="1">
+      <w:hyperlink w:anchor="_Toc209612006" w:history="1">
         <w:r>
           <w:rPr>
             <w:rStyle w:val="Hyperlink"/>
@@ -7592,7 +7550,7 @@
             <w:noProof/>
             <w:webHidden/>
           </w:rPr>
-          <w:instrText xml:space="preserve"> PAGEREF _Toc205910850 \h </w:instrText>
+          <w:instrText xml:space="preserve"> PAGEREF _Toc209612006 \h </w:instrText>
         </w:r>
         <w:r>
           <w:rPr>
@@ -7635,7 +7593,7 @@
           <w:lang w:eastAsia="pt-BR"/>
         </w:rPr>
       </w:pPr>
-      <w:hyperlink w:anchor="_Toc205910851" w:history="1">
+      <w:hyperlink w:anchor="_Toc209612007" w:history="1">
         <w:r>
           <w:rPr>
             <w:rStyle w:val="Hyperlink"/>
@@ -7681,7 +7639,7 @@
             <w:noProof/>
             <w:webHidden/>
           </w:rPr>
-          <w:instrText xml:space="preserve"> PAGEREF _Toc205910851 \h </w:instrText>
+          <w:instrText xml:space="preserve"> PAGEREF _Toc209612007 \h </w:instrText>
         </w:r>
         <w:r>
           <w:rPr>
@@ -7724,7 +7682,7 @@
           <w:lang w:eastAsia="pt-BR"/>
         </w:rPr>
       </w:pPr>
-      <w:hyperlink w:anchor="_Toc205910852" w:history="1">
+      <w:hyperlink w:anchor="_Toc209612008" w:history="1">
         <w:r>
           <w:rPr>
             <w:rStyle w:val="Hyperlink"/>
@@ -7770,7 +7728,7 @@
             <w:noProof/>
             <w:webHidden/>
           </w:rPr>
-          <w:instrText xml:space="preserve"> PAGEREF _Toc205910852 \h </w:instrText>
+          <w:instrText xml:space="preserve"> PAGEREF _Toc209612008 \h </w:instrText>
         </w:r>
         <w:r>
           <w:rPr>
@@ -7813,7 +7771,7 @@
           <w:lang w:eastAsia="pt-BR"/>
         </w:rPr>
       </w:pPr>
-      <w:hyperlink w:anchor="_Toc205910853" w:history="1">
+      <w:hyperlink w:anchor="_Toc209612009" w:history="1">
         <w:r>
           <w:rPr>
             <w:rStyle w:val="Hyperlink"/>
@@ -7859,7 +7817,7 @@
             <w:noProof/>
             <w:webHidden/>
           </w:rPr>
-          <w:instrText xml:space="preserve"> PAGEREF _Toc205910853 \h </w:instrText>
+          <w:instrText xml:space="preserve"> PAGEREF _Toc209612009 \h </w:instrText>
         </w:r>
         <w:r>
           <w:rPr>
@@ -7902,7 +7860,7 @@
           <w:lang w:eastAsia="pt-BR"/>
         </w:rPr>
       </w:pPr>
-      <w:hyperlink w:anchor="_Toc205910854" w:history="1">
+      <w:hyperlink w:anchor="_Toc209612010" w:history="1">
         <w:r>
           <w:rPr>
             <w:rStyle w:val="Hyperlink"/>
@@ -7951,7 +7909,7 @@
             <w:noProof/>
             <w:webHidden/>
           </w:rPr>
-          <w:instrText xml:space="preserve"> PAGEREF _Toc205910854 \h </w:instrText>
+          <w:instrText xml:space="preserve"> PAGEREF _Toc209612010 \h </w:instrText>
         </w:r>
         <w:r>
           <w:rPr>
@@ -7984,7 +7942,7 @@
     </w:p>
     <w:p>
       <w:pPr>
-        <w:pStyle w:val="Sumrio1"/>
+        <w:pStyle w:val="Sumrio2"/>
         <w:rPr>
           <w:rFonts w:asciiTheme="minorHAnsi" w:eastAsiaTheme="minorEastAsia" w:hAnsiTheme="minorHAnsi"/>
           <w:b w:val="0"/>
@@ -7994,14 +7952,14 @@
           <w:lang w:eastAsia="pt-BR"/>
         </w:rPr>
       </w:pPr>
-      <w:hyperlink w:anchor="_Toc205910855" w:history="1">
+      <w:hyperlink w:anchor="_Toc209612011" w:history="1">
         <w:r>
           <w:rPr>
             <w:rStyle w:val="Hyperlink"/>
             <w:bCs/>
             <w:noProof/>
           </w:rPr>
-          <w:t>4</w:t>
+          <w:t>3.1</w:t>
         </w:r>
         <w:r>
           <w:rPr>
@@ -8019,7 +7977,7 @@
             <w:rStyle w:val="Hyperlink"/>
             <w:noProof/>
           </w:rPr>
-          <w:t>CONSIDERAÇÕES FINAIS</w:t>
+          <w:t>Diagrama de Casos de Uso</w:t>
         </w:r>
         <w:r>
           <w:rPr>
@@ -8040,7 +7998,7 @@
             <w:noProof/>
             <w:webHidden/>
           </w:rPr>
-          <w:instrText xml:space="preserve"> PAGEREF _Toc205910855 \h </w:instrText>
+          <w:instrText xml:space="preserve"> PAGEREF _Toc209612011 \h </w:instrText>
         </w:r>
         <w:r>
           <w:rPr>
@@ -8060,7 +8018,7 @@
             <w:noProof/>
             <w:webHidden/>
           </w:rPr>
-          <w:t>30</w:t>
+          <w:t>29</w:t>
         </w:r>
         <w:r>
           <w:rPr>
@@ -8073,7 +8031,7 @@
     </w:p>
     <w:p>
       <w:pPr>
-        <w:pStyle w:val="Sumrio1"/>
+        <w:pStyle w:val="Sumrio3"/>
         <w:rPr>
           <w:rFonts w:asciiTheme="minorHAnsi" w:eastAsiaTheme="minorEastAsia" w:hAnsiTheme="minorHAnsi"/>
           <w:b w:val="0"/>
@@ -8083,7 +8041,541 @@
           <w:lang w:eastAsia="pt-BR"/>
         </w:rPr>
       </w:pPr>
-      <w:hyperlink w:anchor="_Toc205910856" w:history="1">
+      <w:hyperlink w:anchor="_Toc209612012" w:history="1">
+        <w:r>
+          <w:rPr>
+            <w:rStyle w:val="Hyperlink"/>
+            <w:iCs/>
+            <w:noProof/>
+          </w:rPr>
+          <w:t>3.1.1</w:t>
+        </w:r>
+        <w:r>
+          <w:rPr>
+            <w:rFonts w:asciiTheme="minorHAnsi" w:eastAsiaTheme="minorEastAsia" w:hAnsiTheme="minorHAnsi"/>
+            <w:b w:val="0"/>
+            <w:noProof/>
+            <w:sz w:val="22"/>
+            <w:szCs w:val="22"/>
+            <w:lang w:eastAsia="pt-BR"/>
+          </w:rPr>
+          <w:tab/>
+        </w:r>
+        <w:r>
+          <w:rPr>
+            <w:rStyle w:val="Hyperlink"/>
+            <w:noProof/>
+          </w:rPr>
+          <w:t>Documentação dos Casos de Uso</w:t>
+        </w:r>
+        <w:r>
+          <w:rPr>
+            <w:noProof/>
+            <w:webHidden/>
+          </w:rPr>
+          <w:tab/>
+        </w:r>
+        <w:r>
+          <w:rPr>
+            <w:noProof/>
+            <w:webHidden/>
+          </w:rPr>
+          <w:fldChar w:fldCharType="begin"/>
+        </w:r>
+        <w:r>
+          <w:rPr>
+            <w:noProof/>
+            <w:webHidden/>
+          </w:rPr>
+          <w:instrText xml:space="preserve"> PAGEREF _Toc209612012 \h </w:instrText>
+        </w:r>
+        <w:r>
+          <w:rPr>
+            <w:noProof/>
+            <w:webHidden/>
+          </w:rPr>
+        </w:r>
+        <w:r>
+          <w:rPr>
+            <w:noProof/>
+            <w:webHidden/>
+          </w:rPr>
+          <w:fldChar w:fldCharType="separate"/>
+        </w:r>
+        <w:r>
+          <w:rPr>
+            <w:noProof/>
+            <w:webHidden/>
+          </w:rPr>
+          <w:t>30</w:t>
+        </w:r>
+        <w:r>
+          <w:rPr>
+            <w:noProof/>
+            <w:webHidden/>
+          </w:rPr>
+          <w:fldChar w:fldCharType="end"/>
+        </w:r>
+      </w:hyperlink>
+    </w:p>
+    <w:p>
+      <w:pPr>
+        <w:pStyle w:val="Sumrio2"/>
+        <w:rPr>
+          <w:rFonts w:asciiTheme="minorHAnsi" w:eastAsiaTheme="minorEastAsia" w:hAnsiTheme="minorHAnsi"/>
+          <w:b w:val="0"/>
+          <w:noProof/>
+          <w:sz w:val="22"/>
+          <w:szCs w:val="22"/>
+          <w:lang w:eastAsia="pt-BR"/>
+        </w:rPr>
+      </w:pPr>
+      <w:hyperlink w:anchor="_Toc209612013" w:history="1">
+        <w:r>
+          <w:rPr>
+            <w:rStyle w:val="Hyperlink"/>
+            <w:bCs/>
+            <w:noProof/>
+          </w:rPr>
+          <w:t>3.2</w:t>
+        </w:r>
+        <w:r>
+          <w:rPr>
+            <w:rFonts w:asciiTheme="minorHAnsi" w:eastAsiaTheme="minorEastAsia" w:hAnsiTheme="minorHAnsi"/>
+            <w:b w:val="0"/>
+            <w:noProof/>
+            <w:sz w:val="22"/>
+            <w:szCs w:val="22"/>
+            <w:lang w:eastAsia="pt-BR"/>
+          </w:rPr>
+          <w:tab/>
+        </w:r>
+        <w:r>
+          <w:rPr>
+            <w:rStyle w:val="Hyperlink"/>
+            <w:noProof/>
+          </w:rPr>
+          <w:t>Diagramas de Sequência</w:t>
+        </w:r>
+        <w:r>
+          <w:rPr>
+            <w:noProof/>
+            <w:webHidden/>
+          </w:rPr>
+          <w:tab/>
+        </w:r>
+        <w:r>
+          <w:rPr>
+            <w:noProof/>
+            <w:webHidden/>
+          </w:rPr>
+          <w:fldChar w:fldCharType="begin"/>
+        </w:r>
+        <w:r>
+          <w:rPr>
+            <w:noProof/>
+            <w:webHidden/>
+          </w:rPr>
+          <w:instrText xml:space="preserve"> PAGEREF _Toc209612013 \h </w:instrText>
+        </w:r>
+        <w:r>
+          <w:rPr>
+            <w:noProof/>
+            <w:webHidden/>
+          </w:rPr>
+        </w:r>
+        <w:r>
+          <w:rPr>
+            <w:noProof/>
+            <w:webHidden/>
+          </w:rPr>
+          <w:fldChar w:fldCharType="separate"/>
+        </w:r>
+        <w:r>
+          <w:rPr>
+            <w:noProof/>
+            <w:webHidden/>
+          </w:rPr>
+          <w:t>33</w:t>
+        </w:r>
+        <w:r>
+          <w:rPr>
+            <w:noProof/>
+            <w:webHidden/>
+          </w:rPr>
+          <w:fldChar w:fldCharType="end"/>
+        </w:r>
+      </w:hyperlink>
+    </w:p>
+    <w:p>
+      <w:pPr>
+        <w:pStyle w:val="Sumrio2"/>
+        <w:rPr>
+          <w:rFonts w:asciiTheme="minorHAnsi" w:eastAsiaTheme="minorEastAsia" w:hAnsiTheme="minorHAnsi"/>
+          <w:b w:val="0"/>
+          <w:noProof/>
+          <w:sz w:val="22"/>
+          <w:szCs w:val="22"/>
+          <w:lang w:eastAsia="pt-BR"/>
+        </w:rPr>
+      </w:pPr>
+      <w:hyperlink w:anchor="_Toc209612014" w:history="1">
+        <w:r>
+          <w:rPr>
+            <w:rStyle w:val="Hyperlink"/>
+            <w:bCs/>
+            <w:noProof/>
+          </w:rPr>
+          <w:t>3.3</w:t>
+        </w:r>
+        <w:r>
+          <w:rPr>
+            <w:rFonts w:asciiTheme="minorHAnsi" w:eastAsiaTheme="minorEastAsia" w:hAnsiTheme="minorHAnsi"/>
+            <w:b w:val="0"/>
+            <w:noProof/>
+            <w:sz w:val="22"/>
+            <w:szCs w:val="22"/>
+            <w:lang w:eastAsia="pt-BR"/>
+          </w:rPr>
+          <w:tab/>
+        </w:r>
+        <w:r>
+          <w:rPr>
+            <w:rStyle w:val="Hyperlink"/>
+            <w:noProof/>
+          </w:rPr>
+          <w:t>Diagrama de Componentes</w:t>
+        </w:r>
+        <w:r>
+          <w:rPr>
+            <w:noProof/>
+            <w:webHidden/>
+          </w:rPr>
+          <w:tab/>
+        </w:r>
+        <w:r>
+          <w:rPr>
+            <w:noProof/>
+            <w:webHidden/>
+          </w:rPr>
+          <w:fldChar w:fldCharType="begin"/>
+        </w:r>
+        <w:r>
+          <w:rPr>
+            <w:noProof/>
+            <w:webHidden/>
+          </w:rPr>
+          <w:instrText xml:space="preserve"> PAGEREF _Toc209612014 \h </w:instrText>
+        </w:r>
+        <w:r>
+          <w:rPr>
+            <w:noProof/>
+            <w:webHidden/>
+          </w:rPr>
+        </w:r>
+        <w:r>
+          <w:rPr>
+            <w:noProof/>
+            <w:webHidden/>
+          </w:rPr>
+          <w:fldChar w:fldCharType="separate"/>
+        </w:r>
+        <w:r>
+          <w:rPr>
+            <w:noProof/>
+            <w:webHidden/>
+          </w:rPr>
+          <w:t>33</w:t>
+        </w:r>
+        <w:r>
+          <w:rPr>
+            <w:noProof/>
+            <w:webHidden/>
+          </w:rPr>
+          <w:fldChar w:fldCharType="end"/>
+        </w:r>
+      </w:hyperlink>
+    </w:p>
+    <w:p>
+      <w:pPr>
+        <w:pStyle w:val="Sumrio2"/>
+        <w:rPr>
+          <w:rFonts w:asciiTheme="minorHAnsi" w:eastAsiaTheme="minorEastAsia" w:hAnsiTheme="minorHAnsi"/>
+          <w:b w:val="0"/>
+          <w:noProof/>
+          <w:sz w:val="22"/>
+          <w:szCs w:val="22"/>
+          <w:lang w:eastAsia="pt-BR"/>
+        </w:rPr>
+      </w:pPr>
+      <w:hyperlink w:anchor="_Toc209612015" w:history="1">
+        <w:r>
+          <w:rPr>
+            <w:rStyle w:val="Hyperlink"/>
+            <w:bCs/>
+            <w:noProof/>
+          </w:rPr>
+          <w:t>3.4</w:t>
+        </w:r>
+        <w:r>
+          <w:rPr>
+            <w:rFonts w:asciiTheme="minorHAnsi" w:eastAsiaTheme="minorEastAsia" w:hAnsiTheme="minorHAnsi"/>
+            <w:b w:val="0"/>
+            <w:noProof/>
+            <w:sz w:val="22"/>
+            <w:szCs w:val="22"/>
+            <w:lang w:eastAsia="pt-BR"/>
+          </w:rPr>
+          <w:tab/>
+        </w:r>
+        <w:r>
+          <w:rPr>
+            <w:rStyle w:val="Hyperlink"/>
+            <w:noProof/>
+          </w:rPr>
+          <w:t>Diagrama de Atividade</w:t>
+        </w:r>
+        <w:r>
+          <w:rPr>
+            <w:noProof/>
+            <w:webHidden/>
+          </w:rPr>
+          <w:tab/>
+        </w:r>
+        <w:r>
+          <w:rPr>
+            <w:noProof/>
+            <w:webHidden/>
+          </w:rPr>
+          <w:fldChar w:fldCharType="begin"/>
+        </w:r>
+        <w:r>
+          <w:rPr>
+            <w:noProof/>
+            <w:webHidden/>
+          </w:rPr>
+          <w:instrText xml:space="preserve"> PAGEREF _Toc209612015 \h </w:instrText>
+        </w:r>
+        <w:r>
+          <w:rPr>
+            <w:noProof/>
+            <w:webHidden/>
+          </w:rPr>
+        </w:r>
+        <w:r>
+          <w:rPr>
+            <w:noProof/>
+            <w:webHidden/>
+          </w:rPr>
+          <w:fldChar w:fldCharType="separate"/>
+        </w:r>
+        <w:r>
+          <w:rPr>
+            <w:noProof/>
+            <w:webHidden/>
+          </w:rPr>
+          <w:t>34</w:t>
+        </w:r>
+        <w:r>
+          <w:rPr>
+            <w:noProof/>
+            <w:webHidden/>
+          </w:rPr>
+          <w:fldChar w:fldCharType="end"/>
+        </w:r>
+      </w:hyperlink>
+    </w:p>
+    <w:p>
+      <w:pPr>
+        <w:pStyle w:val="Sumrio2"/>
+        <w:rPr>
+          <w:rFonts w:asciiTheme="minorHAnsi" w:eastAsiaTheme="minorEastAsia" w:hAnsiTheme="minorHAnsi"/>
+          <w:b w:val="0"/>
+          <w:noProof/>
+          <w:sz w:val="22"/>
+          <w:szCs w:val="22"/>
+          <w:lang w:eastAsia="pt-BR"/>
+        </w:rPr>
+      </w:pPr>
+      <w:hyperlink w:anchor="_Toc209612016" w:history="1">
+        <w:r>
+          <w:rPr>
+            <w:rStyle w:val="Hyperlink"/>
+            <w:bCs/>
+            <w:noProof/>
+          </w:rPr>
+          <w:t>3.5</w:t>
+        </w:r>
+        <w:r>
+          <w:rPr>
+            <w:rFonts w:asciiTheme="minorHAnsi" w:eastAsiaTheme="minorEastAsia" w:hAnsiTheme="minorHAnsi"/>
+            <w:b w:val="0"/>
+            <w:noProof/>
+            <w:sz w:val="22"/>
+            <w:szCs w:val="22"/>
+            <w:lang w:eastAsia="pt-BR"/>
+          </w:rPr>
+          <w:tab/>
+        </w:r>
+        <w:r>
+          <w:rPr>
+            <w:rStyle w:val="Hyperlink"/>
+            <w:noProof/>
+          </w:rPr>
+          <w:t>Diagrama de Máquina de Estados</w:t>
+        </w:r>
+        <w:r>
+          <w:rPr>
+            <w:noProof/>
+            <w:webHidden/>
+          </w:rPr>
+          <w:tab/>
+        </w:r>
+        <w:r>
+          <w:rPr>
+            <w:noProof/>
+            <w:webHidden/>
+          </w:rPr>
+          <w:fldChar w:fldCharType="begin"/>
+        </w:r>
+        <w:r>
+          <w:rPr>
+            <w:noProof/>
+            <w:webHidden/>
+          </w:rPr>
+          <w:instrText xml:space="preserve"> PAGEREF _Toc209612016 \h </w:instrText>
+        </w:r>
+        <w:r>
+          <w:rPr>
+            <w:noProof/>
+            <w:webHidden/>
+          </w:rPr>
+        </w:r>
+        <w:r>
+          <w:rPr>
+            <w:noProof/>
+            <w:webHidden/>
+          </w:rPr>
+          <w:fldChar w:fldCharType="separate"/>
+        </w:r>
+        <w:r>
+          <w:rPr>
+            <w:noProof/>
+            <w:webHidden/>
+          </w:rPr>
+          <w:t>34</w:t>
+        </w:r>
+        <w:r>
+          <w:rPr>
+            <w:noProof/>
+            <w:webHidden/>
+          </w:rPr>
+          <w:fldChar w:fldCharType="end"/>
+        </w:r>
+      </w:hyperlink>
+    </w:p>
+    <w:p>
+      <w:pPr>
+        <w:pStyle w:val="Sumrio1"/>
+        <w:rPr>
+          <w:rFonts w:asciiTheme="minorHAnsi" w:eastAsiaTheme="minorEastAsia" w:hAnsiTheme="minorHAnsi"/>
+          <w:b w:val="0"/>
+          <w:noProof/>
+          <w:sz w:val="22"/>
+          <w:szCs w:val="22"/>
+          <w:lang w:eastAsia="pt-BR"/>
+        </w:rPr>
+      </w:pPr>
+      <w:hyperlink w:anchor="_Toc209612017" w:history="1">
+        <w:r>
+          <w:rPr>
+            <w:rStyle w:val="Hyperlink"/>
+            <w:bCs/>
+            <w:noProof/>
+          </w:rPr>
+          <w:t>4</w:t>
+        </w:r>
+        <w:r>
+          <w:rPr>
+            <w:rFonts w:asciiTheme="minorHAnsi" w:eastAsiaTheme="minorEastAsia" w:hAnsiTheme="minorHAnsi"/>
+            <w:b w:val="0"/>
+            <w:noProof/>
+            <w:sz w:val="22"/>
+            <w:szCs w:val="22"/>
+            <w:lang w:eastAsia="pt-BR"/>
+          </w:rPr>
+          <w:tab/>
+        </w:r>
+        <w:r>
+          <w:rPr>
+            <w:rStyle w:val="Hyperlink"/>
+            <w:noProof/>
+          </w:rPr>
+          <w:t>CONSIDERAÇÕES FINAIS</w:t>
+        </w:r>
+        <w:r>
+          <w:rPr>
+            <w:noProof/>
+            <w:webHidden/>
+          </w:rPr>
+          <w:tab/>
+        </w:r>
+        <w:r>
+          <w:rPr>
+            <w:noProof/>
+            <w:webHidden/>
+          </w:rPr>
+          <w:fldChar w:fldCharType="begin"/>
+        </w:r>
+        <w:r>
+          <w:rPr>
+            <w:noProof/>
+            <w:webHidden/>
+          </w:rPr>
+          <w:instrText xml:space="preserve"> PAGEREF _Toc209612017 \h </w:instrText>
+        </w:r>
+        <w:r>
+          <w:rPr>
+            <w:noProof/>
+            <w:webHidden/>
+          </w:rPr>
+        </w:r>
+        <w:r>
+          <w:rPr>
+            <w:noProof/>
+            <w:webHidden/>
+          </w:rPr>
+          <w:fldChar w:fldCharType="separate"/>
+        </w:r>
+        <w:r>
+          <w:rPr>
+            <w:noProof/>
+            <w:webHidden/>
+          </w:rPr>
+          <w:t>36</w:t>
+        </w:r>
+        <w:r>
+          <w:rPr>
+            <w:noProof/>
+            <w:webHidden/>
+          </w:rPr>
+          <w:fldChar w:fldCharType="end"/>
+        </w:r>
+      </w:hyperlink>
+    </w:p>
+    <w:p>
+      <w:pPr>
+        <w:pStyle w:val="Sumrio1"/>
+        <w:rPr>
+          <w:rFonts w:asciiTheme="minorHAnsi" w:eastAsiaTheme="minorEastAsia" w:hAnsiTheme="minorHAnsi"/>
+          <w:b w:val="0"/>
+          <w:noProof/>
+          <w:sz w:val="22"/>
+          <w:szCs w:val="22"/>
+          <w:lang w:eastAsia="pt-BR"/>
+        </w:rPr>
+      </w:pPr>
+      <w:hyperlink w:anchor="_Toc209612018" w:history="1">
         <w:r>
           <w:rPr>
             <w:rStyle w:val="Hyperlink"/>
@@ -8113,7 +8605,7 @@
             <w:noProof/>
             <w:webHidden/>
           </w:rPr>
-          <w:instrText xml:space="preserve"> PAGEREF _Toc205910856 \h </w:instrText>
+          <w:instrText xml:space="preserve"> PAGEREF _Toc209612018 \h </w:instrText>
         </w:r>
         <w:r>
           <w:rPr>
@@ -8133,7 +8625,7 @@
             <w:noProof/>
             <w:webHidden/>
           </w:rPr>
-          <w:t>31</w:t>
+          <w:t>37</w:t>
         </w:r>
         <w:r>
           <w:rPr>
@@ -8171,7 +8663,7 @@
         <w:pStyle w:val="Ttulo1"/>
       </w:pPr>
       <w:bookmarkStart w:id="2" w:name="_Toc205885401"/>
-      <w:bookmarkStart w:id="3" w:name="_Toc205910818"/>
+      <w:bookmarkStart w:id="3" w:name="_Toc209611974"/>
       <w:r>
         <w:lastRenderedPageBreak/>
         <w:t>INTRODUÇÃO</w:t>
@@ -8193,21 +8685,7 @@
         <w:rPr>
           <w:rFonts w:ascii="Arial" w:hAnsi="Arial" w:cs="Arial"/>
         </w:rPr>
-        <w:t>As pessoas com deficiência visual ainda são muito negligenciadas no cenário atual, tendo problemas como falta de adaptação em ambientes movimentados, dificuldade em estudar e ler livros, placas e coisas que consideramos básicas no dia a dia, como cita a federação APAES (2024). Pensando nisso, pode-se idealizar o desenvolvimento de um projeto, que se trata de uma solução tecnológica baseada em Internet das Coisas (</w:t>
-      </w:r>
-      <w:proofErr w:type="spellStart"/>
-      <w:r>
-        <w:rPr>
-          <w:rFonts w:ascii="Arial" w:hAnsi="Arial" w:cs="Arial"/>
-        </w:rPr>
-        <w:t>IoT</w:t>
-      </w:r>
-      <w:proofErr w:type="spellEnd"/>
-      <w:r>
-        <w:rPr>
-          <w:rFonts w:ascii="Arial" w:hAnsi="Arial" w:cs="Arial"/>
-        </w:rPr>
-        <w:t>) voltada à acessibilidade para pessoas com deficiência visual total. O projeto consiste em um dispositivo portátil capaz de captar textos por meio de uma câmera, processá-los em um minicomputador e reproduzi-los em braile com solenoides, permitindo que o usuário entenda o conteúdo por meio de relevos táteis.</w:t>
+        <w:t>As pessoas com deficiência visual ainda são muito negligenciadas no cenário atual, tendo problemas como falta de adaptação em ambientes movimentados, dificuldade em estudar e ler livros, placas e coisas que consideramos básicas no dia a dia, como cita a federação APAES (2024). Pensando nisso, pode-se idealizar o desenvolvimento de um projeto, que se trata de uma solução tecnológica baseada em Internet das Coisas (IoT) voltada à acessibilidade para pessoas com deficiência visual total. O projeto consiste em um dispositivo portátil capaz de captar textos por meio de uma câmera, processá-los em um minicomputador e reproduzi-los em braile com solenoides, permitindo que o usuário entenda o conteúdo por meio de relevos táteis.</w:t>
       </w:r>
     </w:p>
     <w:p>
@@ -8396,7 +8874,7 @@
         <w:pStyle w:val="Ttulo1"/>
       </w:pPr>
       <w:bookmarkStart w:id="4" w:name="_Toc205885402"/>
-      <w:bookmarkStart w:id="5" w:name="_Toc205910819"/>
+      <w:bookmarkStart w:id="5" w:name="_Toc209611975"/>
       <w:r>
         <w:lastRenderedPageBreak/>
         <w:t>REFERENCIAL TEÓRICO</w:t>
@@ -8463,7 +8941,7 @@
         </w:rPr>
       </w:pPr>
       <w:bookmarkStart w:id="6" w:name="_Toc205885403"/>
-      <w:bookmarkStart w:id="7" w:name="_Toc205910820"/>
+      <w:bookmarkStart w:id="7" w:name="_Toc209611976"/>
       <w:r>
         <w:t>Defici</w:t>
       </w:r>
@@ -8760,7 +9238,7 @@
         <w:pStyle w:val="Ttulo3"/>
       </w:pPr>
       <w:bookmarkStart w:id="8" w:name="_Toc205885404"/>
-      <w:bookmarkStart w:id="9" w:name="_Toc205910821"/>
+      <w:bookmarkStart w:id="9" w:name="_Toc209611977"/>
       <w:r>
         <w:t xml:space="preserve">Dificuldades </w:t>
       </w:r>
@@ -9110,7 +9588,7 @@
         <w:pStyle w:val="Ttulo3"/>
       </w:pPr>
       <w:bookmarkStart w:id="10" w:name="_Toc205885405"/>
-      <w:bookmarkStart w:id="11" w:name="_Toc205910822"/>
+      <w:bookmarkStart w:id="11" w:name="_Toc209611978"/>
       <w:r>
         <w:t>Brai</w:t>
       </w:r>
@@ -9183,7 +9661,7 @@
         </w:rPr>
         <w:lastRenderedPageBreak/>
         <w:drawing>
-          <wp:anchor distT="0" distB="0" distL="114300" distR="114300" simplePos="0" relativeHeight="251658240" behindDoc="0" locked="0" layoutInCell="1" allowOverlap="1" wp14:anchorId="384B753A" wp14:editId="184F3AA4">
+          <wp:anchor distT="0" distB="0" distL="114300" distR="114300" simplePos="0" relativeHeight="251658240" behindDoc="0" locked="0" layoutInCell="1" allowOverlap="1" wp14:anchorId="384B753A" wp14:editId="0DDB996E">
             <wp:simplePos x="0" y="0"/>
             <wp:positionH relativeFrom="margin">
               <wp:posOffset>1233805</wp:posOffset>
@@ -9373,7 +9851,7 @@
         </w:rPr>
       </w:pPr>
       <w:bookmarkStart w:id="13" w:name="_Toc205885406"/>
-      <w:bookmarkStart w:id="14" w:name="_Toc205910823"/>
+      <w:bookmarkStart w:id="14" w:name="_Toc209611979"/>
       <w:r>
         <w:t>UML</w:t>
       </w:r>
@@ -9472,7 +9950,7 @@
         <w:pStyle w:val="Ttulo3"/>
       </w:pPr>
       <w:bookmarkStart w:id="15" w:name="_Toc205885407"/>
-      <w:bookmarkStart w:id="16" w:name="_Toc205910824"/>
+      <w:bookmarkStart w:id="16" w:name="_Toc209611980"/>
       <w:r>
         <w:t>Diagrama de Caso de Uso</w:t>
       </w:r>
@@ -9886,7 +10364,7 @@
         <w:pStyle w:val="Ttulo3"/>
       </w:pPr>
       <w:bookmarkStart w:id="18" w:name="_Toc205885408"/>
-      <w:bookmarkStart w:id="19" w:name="_Toc205910825"/>
+      <w:bookmarkStart w:id="19" w:name="_Toc209611981"/>
       <w:r>
         <w:t>Diagrama de Classe</w:t>
       </w:r>
@@ -10154,7 +10632,7 @@
         <w:pStyle w:val="Ttulo3"/>
       </w:pPr>
       <w:bookmarkStart w:id="21" w:name="_Toc205885409"/>
-      <w:bookmarkStart w:id="22" w:name="_Toc205910826"/>
+      <w:bookmarkStart w:id="22" w:name="_Toc209611982"/>
       <w:r>
         <w:t>Diagrama de Sequência</w:t>
       </w:r>
@@ -10543,7 +11021,7 @@
         <w:pStyle w:val="Ttulo3"/>
       </w:pPr>
       <w:bookmarkStart w:id="24" w:name="_Toc205885410"/>
-      <w:bookmarkStart w:id="25" w:name="_Toc205910827"/>
+      <w:bookmarkStart w:id="25" w:name="_Toc209611983"/>
       <w:r>
         <w:t>Diagrama de Componentes</w:t>
       </w:r>
@@ -10947,7 +11425,7 @@
         </w:rPr>
       </w:pPr>
       <w:bookmarkStart w:id="27" w:name="_Toc205885411"/>
-      <w:bookmarkStart w:id="28" w:name="_Toc205910828"/>
+      <w:bookmarkStart w:id="28" w:name="_Toc209611984"/>
       <w:r>
         <w:t xml:space="preserve">Internet </w:t>
       </w:r>
@@ -10992,21 +11470,7 @@
         <w:rPr>
           <w:rFonts w:ascii="Arial" w:hAnsi="Arial" w:cs="Arial"/>
         </w:rPr>
-        <w:t xml:space="preserve">Oliveira (2017) afirma que o termo </w:t>
-      </w:r>
-      <w:proofErr w:type="spellStart"/>
-      <w:r>
-        <w:rPr>
-          <w:rFonts w:ascii="Arial" w:hAnsi="Arial" w:cs="Arial"/>
-        </w:rPr>
-        <w:t>IoT</w:t>
-      </w:r>
-      <w:proofErr w:type="spellEnd"/>
-      <w:r>
-        <w:rPr>
-          <w:rFonts w:ascii="Arial" w:hAnsi="Arial" w:cs="Arial"/>
-        </w:rPr>
-        <w:t xml:space="preserve"> se refere à ação de tornar objetos em equipamentos que têm capacidade de receber e enviar informações de forma inteligente, seja este um evento realizado com ou sem interação humana.</w:t>
+        <w:t>Oliveira (2017) afirma que o termo IoT se refere à ação de tornar objetos em equipamentos que têm capacidade de receber e enviar informações de forma inteligente, seja este um evento realizado com ou sem interação humana.</w:t>
       </w:r>
     </w:p>
     <w:p>
@@ -11101,7 +11565,7 @@
         <w:pStyle w:val="Ttulo2"/>
       </w:pPr>
       <w:bookmarkStart w:id="29" w:name="_Toc205885412"/>
-      <w:bookmarkStart w:id="30" w:name="_Toc205910829"/>
+      <w:bookmarkStart w:id="30" w:name="_Toc209611985"/>
       <w:proofErr w:type="spellStart"/>
       <w:r>
         <w:t>User</w:t>
@@ -11202,7 +11666,7 @@
         <w:pStyle w:val="Ttulo2"/>
       </w:pPr>
       <w:bookmarkStart w:id="31" w:name="_Toc205885413"/>
-      <w:bookmarkStart w:id="32" w:name="_Toc205910830"/>
+      <w:bookmarkStart w:id="32" w:name="_Toc209611986"/>
       <w:r>
         <w:t>Tecnologias Utilizadas</w:t>
       </w:r>
@@ -11275,11 +11739,7 @@
         <w:t xml:space="preserve"> </w:t>
       </w:r>
       <w:r>
-        <w:t xml:space="preserve">desenvolvimento do projeto </w:t>
-      </w:r>
-      <w:proofErr w:type="spellStart"/>
-      <w:r>
-        <w:t>Kyn</w:t>
+        <w:t>desenvolvimento do projeto Kyn</w:t>
       </w:r>
       <w:r>
         <w:t>t</w:t>
@@ -11287,7 +11747,6 @@
       <w:r>
         <w:t>act</w:t>
       </w:r>
-      <w:proofErr w:type="spellEnd"/>
       <w:r>
         <w:t>:</w:t>
       </w:r>
@@ -11297,7 +11756,7 @@
         <w:pStyle w:val="Ttulo3"/>
       </w:pPr>
       <w:bookmarkStart w:id="33" w:name="_Toc205885414"/>
-      <w:bookmarkStart w:id="34" w:name="_Toc205910831"/>
+      <w:bookmarkStart w:id="34" w:name="_Toc209611987"/>
       <w:r>
         <w:t>Bateria</w:t>
       </w:r>
@@ -11338,21 +11797,7 @@
         <w:rPr>
           <w:rFonts w:ascii="Arial" w:hAnsi="Arial" w:cs="Arial"/>
         </w:rPr>
-        <w:t xml:space="preserve">Em concordância com </w:t>
-      </w:r>
-      <w:proofErr w:type="spellStart"/>
-      <w:r>
-        <w:rPr>
-          <w:rFonts w:ascii="Arial" w:hAnsi="Arial" w:cs="Arial"/>
-        </w:rPr>
-        <w:t>Michelini</w:t>
-      </w:r>
-      <w:proofErr w:type="spellEnd"/>
-      <w:r>
-        <w:rPr>
-          <w:rFonts w:ascii="Arial" w:hAnsi="Arial" w:cs="Arial"/>
-        </w:rPr>
-        <w:t xml:space="preserve"> (2020), o peso reduzido, longa vida útil e espessura fina fazem as baterias de lítio ótimas para sistemas portáteis que exigem alta densidade energética com baixo volume.</w:t>
+        <w:t>Em concordância com Michelini (2020), o peso reduzido, longa vida útil e espessura fina fazem as baterias de lítio ótimas para sistemas portáteis que exigem alta densidade energética com baixo volume.</w:t>
       </w:r>
     </w:p>
     <w:p>
@@ -11552,7 +11997,7 @@
         <w:pStyle w:val="Ttulo3"/>
       </w:pPr>
       <w:bookmarkStart w:id="36" w:name="_Toc205885415"/>
-      <w:bookmarkStart w:id="37" w:name="_Toc205910832"/>
+      <w:bookmarkStart w:id="37" w:name="_Toc209611988"/>
       <w:proofErr w:type="spellStart"/>
       <w:r>
         <w:t>Raspberry</w:t>
@@ -11867,7 +12312,7 @@
           <w:lang w:eastAsia="pt-BR"/>
         </w:rPr>
         <w:drawing>
-          <wp:anchor distT="0" distB="0" distL="114300" distR="114300" simplePos="0" relativeHeight="251658245" behindDoc="0" locked="0" layoutInCell="1" allowOverlap="1" wp14:anchorId="1DF6AA44" wp14:editId="7336CC79">
+          <wp:anchor distT="0" distB="0" distL="114300" distR="114300" simplePos="0" relativeHeight="251658245" behindDoc="0" locked="0" layoutInCell="1" allowOverlap="1" wp14:anchorId="1DF6AA44" wp14:editId="7C34BA4A">
             <wp:simplePos x="2493818" y="6258296"/>
             <wp:positionH relativeFrom="margin">
               <wp:align>center</wp:align>
@@ -11981,7 +12426,7 @@
       <w:pPr>
         <w:pStyle w:val="Ttulo4"/>
       </w:pPr>
-      <w:bookmarkStart w:id="39" w:name="_Toc205910833"/>
+      <w:bookmarkStart w:id="39" w:name="_Toc209611989"/>
       <w:r>
         <w:lastRenderedPageBreak/>
         <w:t>Debian</w:t>
@@ -12036,7 +12481,7 @@
           <w:lang w:val="pt-BR"/>
         </w:rPr>
       </w:pPr>
-      <w:bookmarkStart w:id="40" w:name="_Toc205910834"/>
+      <w:bookmarkStart w:id="40" w:name="_Toc209611990"/>
       <w:r>
         <w:rPr>
           <w:lang w:val="pt-BR"/>
@@ -12516,7 +12961,7 @@
         <w:pStyle w:val="Ttulo3"/>
       </w:pPr>
       <w:bookmarkStart w:id="43" w:name="_Toc205885416"/>
-      <w:bookmarkStart w:id="44" w:name="_Toc205910835"/>
+      <w:bookmarkStart w:id="44" w:name="_Toc209611991"/>
       <w:r>
         <w:t>Python</w:t>
       </w:r>
@@ -12924,28 +13369,14 @@
         <w:rPr>
           <w:rFonts w:ascii="Arial" w:hAnsi="Arial" w:cs="Arial"/>
         </w:rPr>
-        <w:t xml:space="preserve">Nas palavras de </w:t>
-      </w:r>
-      <w:proofErr w:type="spellStart"/>
-      <w:r>
-        <w:rPr>
-          <w:rFonts w:ascii="Arial" w:hAnsi="Arial" w:cs="Arial"/>
-        </w:rPr>
-        <w:t>Banin</w:t>
-      </w:r>
-      <w:proofErr w:type="spellEnd"/>
-      <w:r>
-        <w:rPr>
-          <w:rFonts w:ascii="Arial" w:hAnsi="Arial" w:cs="Arial"/>
-        </w:rPr>
-        <w:t xml:space="preserve"> (2018), os desenvolvedores que usam Python têm cultivado uma comunidade cercada na linguagem, oferecendo recursos como bibliotecas que criam trilhas novas para o desenvolvimento.</w:t>
+        <w:t>Nas palavras de Banin (2018), os desenvolvedores que usam Python têm cultivado uma comunidade cercada na linguagem, oferecendo recursos como bibliotecas que criam trilhas novas para o desenvolvimento.</w:t>
       </w:r>
     </w:p>
     <w:p>
       <w:pPr>
         <w:pStyle w:val="Ttulo4"/>
       </w:pPr>
-      <w:bookmarkStart w:id="46" w:name="_Toc205910836"/>
+      <w:bookmarkStart w:id="46" w:name="_Toc209611992"/>
       <w:r>
         <w:t>P</w:t>
       </w:r>
@@ -13218,7 +13649,7 @@
         <w:pStyle w:val="Ttulo3"/>
       </w:pPr>
       <w:bookmarkStart w:id="48" w:name="_Toc205885417"/>
-      <w:bookmarkStart w:id="49" w:name="_Toc205910837"/>
+      <w:bookmarkStart w:id="49" w:name="_Toc209611993"/>
       <w:r>
         <w:t>MySQL</w:t>
       </w:r>
@@ -13327,7 +13758,7 @@
         </w:rPr>
       </w:pPr>
       <w:bookmarkStart w:id="50" w:name="_Toc205885418"/>
-      <w:bookmarkStart w:id="51" w:name="_Toc205910838"/>
+      <w:bookmarkStart w:id="51" w:name="_Toc209611994"/>
       <w:proofErr w:type="gramStart"/>
       <w:r>
         <w:rPr>
@@ -13466,7 +13897,7 @@
         <w:pStyle w:val="Ttulo3"/>
       </w:pPr>
       <w:bookmarkStart w:id="52" w:name="_Toc205885419"/>
-      <w:bookmarkStart w:id="53" w:name="_Toc205910839"/>
+      <w:bookmarkStart w:id="53" w:name="_Toc209611995"/>
       <w:proofErr w:type="spellStart"/>
       <w:r>
         <w:t>Optical</w:t>
@@ -13678,7 +14109,7 @@
       <w:pPr>
         <w:pStyle w:val="Ttulo4"/>
       </w:pPr>
-      <w:bookmarkStart w:id="54" w:name="_Toc205910840"/>
+      <w:bookmarkStart w:id="54" w:name="_Toc209611996"/>
       <w:r>
         <w:lastRenderedPageBreak/>
         <w:t>Tesseract</w:t>
@@ -13814,7 +14245,7 @@
         </w:rPr>
       </w:pPr>
       <w:bookmarkStart w:id="55" w:name="_Toc205885420"/>
-      <w:bookmarkStart w:id="56" w:name="_Toc205910841"/>
+      <w:bookmarkStart w:id="56" w:name="_Toc209611997"/>
       <w:proofErr w:type="spellStart"/>
       <w:r>
         <w:rPr>
@@ -14027,7 +14458,7 @@
           <w:lang w:val="en-US"/>
         </w:rPr>
       </w:pPr>
-      <w:bookmarkStart w:id="57" w:name="_Toc205910842"/>
+      <w:bookmarkStart w:id="57" w:name="_Toc209611998"/>
       <w:r>
         <w:rPr>
           <w:lang w:val="en-US"/>
@@ -14102,7 +14533,7 @@
         <w:pStyle w:val="Ttulo3"/>
       </w:pPr>
       <w:bookmarkStart w:id="58" w:name="_Toc205885421"/>
-      <w:bookmarkStart w:id="59" w:name="_Toc205910843"/>
+      <w:bookmarkStart w:id="59" w:name="_Toc209611999"/>
       <w:r>
         <w:t>ESP</w:t>
       </w:r>
@@ -14147,21 +14578,7 @@
         <w:rPr>
           <w:rFonts w:ascii="Arial" w:hAnsi="Arial" w:cs="Arial"/>
         </w:rPr>
-        <w:t xml:space="preserve"> é um microcontrolador amplamente empregado em projetos </w:t>
-      </w:r>
-      <w:proofErr w:type="spellStart"/>
-      <w:r>
-        <w:rPr>
-          <w:rFonts w:ascii="Arial" w:hAnsi="Arial" w:cs="Arial"/>
-        </w:rPr>
-        <w:t>IoT</w:t>
-      </w:r>
-      <w:proofErr w:type="spellEnd"/>
-      <w:r>
-        <w:rPr>
-          <w:rFonts w:ascii="Arial" w:hAnsi="Arial" w:cs="Arial"/>
-        </w:rPr>
-        <w:t xml:space="preserve">. Ele oferece suporte ao protocolo TCP/IP, possibilitando conexão direta à rede sem a necessidade de módulos adicionais. </w:t>
+        <w:t xml:space="preserve"> é um microcontrolador amplamente empregado em projetos IoT. Ele oferece suporte ao protocolo TCP/IP, possibilitando conexão direta à rede sem a necessidade de módulos adicionais. </w:t>
       </w:r>
     </w:p>
     <w:p>
@@ -14241,7 +14658,7 @@
         </w:rPr>
         <w:lastRenderedPageBreak/>
         <w:drawing>
-          <wp:anchor distT="0" distB="0" distL="114300" distR="114300" simplePos="0" relativeHeight="251658247" behindDoc="0" locked="0" layoutInCell="1" allowOverlap="0" wp14:anchorId="091131AC" wp14:editId="65395E43">
+          <wp:anchor distT="0" distB="0" distL="114300" distR="114300" simplePos="0" relativeHeight="251658247" behindDoc="0" locked="0" layoutInCell="1" allowOverlap="0" wp14:anchorId="091131AC" wp14:editId="0D7FD5AB">
             <wp:simplePos x="0" y="0"/>
             <wp:positionH relativeFrom="margin">
               <wp:align>center</wp:align>
@@ -14488,7 +14905,7 @@
         <w:pStyle w:val="Ttulo3"/>
       </w:pPr>
       <w:bookmarkStart w:id="61" w:name="_Toc205885422"/>
-      <w:bookmarkStart w:id="62" w:name="_Toc205910844"/>
+      <w:bookmarkStart w:id="62" w:name="_Toc209612000"/>
       <w:r>
         <w:t>Linguagem de Programação para Embarcados</w:t>
       </w:r>
@@ -14997,7 +15414,7 @@
         <w:pStyle w:val="Ttulo3"/>
       </w:pPr>
       <w:bookmarkStart w:id="64" w:name="_Toc205885423"/>
-      <w:bookmarkStart w:id="65" w:name="_Toc205910845"/>
+      <w:bookmarkStart w:id="65" w:name="_Toc209612001"/>
       <w:r>
         <w:t>Jumper</w:t>
       </w:r>
@@ -15061,7 +15478,7 @@
         <w:pStyle w:val="Ttulo3"/>
       </w:pPr>
       <w:bookmarkStart w:id="66" w:name="_Toc205885424"/>
-      <w:bookmarkStart w:id="67" w:name="_Toc205910846"/>
+      <w:bookmarkStart w:id="67" w:name="_Toc209612002"/>
       <w:r>
         <w:t>Resistor</w:t>
       </w:r>
@@ -15149,7 +15566,7 @@
         <w:pStyle w:val="Ttulo3"/>
       </w:pPr>
       <w:bookmarkStart w:id="68" w:name="_Toc205885425"/>
-      <w:bookmarkStart w:id="69" w:name="_Toc205910847"/>
+      <w:bookmarkStart w:id="69" w:name="_Toc209612003"/>
       <w:r>
         <w:t>Transistores</w:t>
       </w:r>
@@ -15205,21 +15622,7 @@
           <w:rFonts w:ascii="Arial" w:hAnsi="Arial" w:cs="Arial"/>
         </w:rPr>
         <w:lastRenderedPageBreak/>
-        <w:t xml:space="preserve">via sinal negativo e PNP, que envia sinal positivo. Eles operam, nos modos corte, saturação e ativo, conforme </w:t>
-      </w:r>
-      <w:proofErr w:type="spellStart"/>
-      <w:r>
-        <w:rPr>
-          <w:rFonts w:ascii="Arial" w:hAnsi="Arial" w:cs="Arial"/>
-        </w:rPr>
-        <w:t>Nilsson</w:t>
-      </w:r>
-      <w:proofErr w:type="spellEnd"/>
-      <w:r>
-        <w:rPr>
-          <w:rFonts w:ascii="Arial" w:hAnsi="Arial" w:cs="Arial"/>
-        </w:rPr>
-        <w:t xml:space="preserve"> (2016).</w:t>
+        <w:t>via sinal negativo e PNP, que envia sinal positivo. Eles operam, nos modos corte, saturação e ativo, conforme Nilsson (2016).</w:t>
       </w:r>
     </w:p>
     <w:p>
@@ -15227,7 +15630,7 @@
         <w:pStyle w:val="Ttulo3"/>
       </w:pPr>
       <w:bookmarkStart w:id="70" w:name="_Toc205885426"/>
-      <w:bookmarkStart w:id="71" w:name="_Toc205910848"/>
+      <w:bookmarkStart w:id="71" w:name="_Toc209612004"/>
       <w:r>
         <w:t>Interruptor</w:t>
       </w:r>
@@ -15256,7 +15659,7 @@
         <w:pStyle w:val="Ttulo3"/>
       </w:pPr>
       <w:bookmarkStart w:id="72" w:name="_Toc205885427"/>
-      <w:bookmarkStart w:id="73" w:name="_Toc205910849"/>
+      <w:bookmarkStart w:id="73" w:name="_Toc209612005"/>
       <w:r>
         <w:t>Circuito integrado MCP23017</w:t>
       </w:r>
@@ -15384,7 +15787,7 @@
           <w:lang w:eastAsia="pt-BR"/>
         </w:rPr>
         <w:drawing>
-          <wp:anchor distT="0" distB="0" distL="114300" distR="114300" simplePos="0" relativeHeight="251658249" behindDoc="0" locked="0" layoutInCell="1" allowOverlap="1" wp14:anchorId="76DBD1CA" wp14:editId="09CB959B">
+          <wp:anchor distT="0" distB="0" distL="114300" distR="114300" simplePos="0" relativeHeight="251658249" behindDoc="0" locked="0" layoutInCell="1" allowOverlap="1" wp14:anchorId="76DBD1CA" wp14:editId="723244A1">
             <wp:simplePos x="2481943" y="4429496"/>
             <wp:positionH relativeFrom="margin">
               <wp:align>center</wp:align>
@@ -15501,7 +15904,7 @@
         <w:pStyle w:val="Ttulo3"/>
       </w:pPr>
       <w:bookmarkStart w:id="75" w:name="_Toc205885428"/>
-      <w:bookmarkStart w:id="76" w:name="_Toc205910850"/>
+      <w:bookmarkStart w:id="76" w:name="_Toc209612006"/>
       <w:r>
         <w:t>Solenoides</w:t>
       </w:r>
@@ -15797,7 +16200,7 @@
         <w:pStyle w:val="Ttulo3"/>
       </w:pPr>
       <w:bookmarkStart w:id="78" w:name="_Toc205885429"/>
-      <w:bookmarkStart w:id="79" w:name="_Toc205910851"/>
+      <w:bookmarkStart w:id="79" w:name="_Toc209612007"/>
       <w:proofErr w:type="spellStart"/>
       <w:r>
         <w:t>Push</w:t>
@@ -15916,7 +16319,7 @@
         <w:pStyle w:val="Ttulo3"/>
       </w:pPr>
       <w:bookmarkStart w:id="80" w:name="_Toc205885430"/>
-      <w:bookmarkStart w:id="81" w:name="_Toc205910852"/>
+      <w:bookmarkStart w:id="81" w:name="_Toc209612008"/>
       <w:r>
         <w:t>Modelagem 3D</w:t>
       </w:r>
@@ -16299,7 +16702,7 @@
         <w:pStyle w:val="Ttulo3"/>
       </w:pPr>
       <w:bookmarkStart w:id="83" w:name="_Toc205885431"/>
-      <w:bookmarkStart w:id="84" w:name="_Toc205910853"/>
+      <w:bookmarkStart w:id="84" w:name="_Toc209612009"/>
       <w:r>
         <w:t>Impressão</w:t>
       </w:r>
@@ -16567,7 +16970,7 @@
         </w:rPr>
       </w:pPr>
       <w:bookmarkStart w:id="86" w:name="_Toc205885432"/>
-      <w:bookmarkStart w:id="87" w:name="_Toc205910854"/>
+      <w:bookmarkStart w:id="87" w:name="_Toc209612010"/>
       <w:r>
         <w:rPr>
           <w:rStyle w:val="TtulodoLivro"/>
@@ -16622,14 +17025,7 @@
         <w:rPr>
           <w:rFonts w:ascii="Arial" w:hAnsi="Arial" w:cs="Arial"/>
         </w:rPr>
-        <w:t xml:space="preserve">Esse capítulo descreverá as principais fases do desenvolvimento do sistema </w:t>
-      </w:r>
-      <w:proofErr w:type="spellStart"/>
-      <w:r>
-        <w:rPr>
-          <w:rFonts w:ascii="Arial" w:hAnsi="Arial" w:cs="Arial"/>
-        </w:rPr>
-        <w:t>K</w:t>
+        <w:t>Esse capítulo descreverá as principais fases do desenvolvimento do sistema K</w:t>
       </w:r>
       <w:r>
         <w:rPr>
@@ -16637,7 +17033,6 @@
         </w:rPr>
         <w:t>yntact</w:t>
       </w:r>
-      <w:proofErr w:type="spellEnd"/>
       <w:r>
         <w:rPr>
           <w:rFonts w:ascii="Arial" w:hAnsi="Arial" w:cs="Arial"/>
@@ -16769,16 +17164,63 @@
         <w:t>, além de ferramentas para controle dos atuadores físicos.</w:t>
       </w:r>
     </w:p>
-    <w:p/>
     <w:p>
       <w:pPr>
         <w:pStyle w:val="Ttulo2"/>
       </w:pPr>
+      <w:bookmarkStart w:id="88" w:name="_Toc209612011"/>
       <w:r>
         <w:t>D</w:t>
       </w:r>
       <w:r>
         <w:t>iagrama de Casos de Uso</w:t>
+      </w:r>
+      <w:bookmarkEnd w:id="88"/>
+    </w:p>
+    <w:p>
+      <w:pPr>
+        <w:pStyle w:val="Normal2"/>
+      </w:pPr>
+      <w:r>
+        <w:t>Abaixo está apresentad</w:t>
+      </w:r>
+      <w:r>
+        <w:t>o</w:t>
+      </w:r>
+      <w:r>
+        <w:t xml:space="preserve"> o Diagrama de Casos de Uso do Kyn</w:t>
+      </w:r>
+      <w:r>
+        <w:t>t</w:t>
+      </w:r>
+      <w:r>
+        <w:t>act, que representa as interações entre os atores</w:t>
+      </w:r>
+      <w:r>
+        <w:t xml:space="preserve"> principais, sendo eles o Deficiente Visual e o </w:t>
+      </w:r>
+      <w:r>
+        <w:t>Kyntact</w:t>
+      </w:r>
+      <w:r>
+        <w:t xml:space="preserve"> propriamente dito. Ao todo, foram identificados </w:t>
+      </w:r>
+      <w:r>
+        <w:t>8</w:t>
+      </w:r>
+      <w:r>
+        <w:t xml:space="preserve"> casos de uso que contemplam as funcionalidades essenciais oferecidas.</w:t>
+      </w:r>
+    </w:p>
+    <w:p>
+      <w:pPr>
+        <w:rPr>
+          <w:rFonts w:eastAsia="Times New Roman" w:cs="Arial"/>
+          <w:lang w:eastAsia="pt-BR"/>
+        </w:rPr>
+      </w:pPr>
+      <w:r>
+        <w:br w:type="page"/>
       </w:r>
     </w:p>
     <w:p>
@@ -16786,68 +17228,46 @@
         <w:pStyle w:val="NormalWeb"/>
         <w:spacing w:before="0" w:beforeAutospacing="0" w:after="120" w:afterAutospacing="0" w:line="360" w:lineRule="auto"/>
         <w:ind w:firstLine="708"/>
-        <w:jc w:val="both"/>
-        <w:rPr>
-          <w:rFonts w:ascii="Arial" w:hAnsi="Arial" w:cs="Arial"/>
-        </w:rPr>
-      </w:pPr>
-      <w:r>
-        <w:rPr>
-          <w:rFonts w:ascii="Arial" w:hAnsi="Arial" w:cs="Arial"/>
-        </w:rPr>
-        <w:t xml:space="preserve">Abaixo está apresentada o Diagrama de Casos de Uso do </w:t>
-      </w:r>
-      <w:proofErr w:type="spellStart"/>
-      <w:r>
-        <w:rPr>
-          <w:rFonts w:ascii="Arial" w:hAnsi="Arial" w:cs="Arial"/>
-        </w:rPr>
-        <w:t>K</w:t>
-      </w:r>
-      <w:r>
-        <w:rPr>
-          <w:rFonts w:ascii="Arial" w:hAnsi="Arial" w:cs="Arial"/>
-        </w:rPr>
-        <w:t>yn</w:t>
-      </w:r>
-      <w:r>
-        <w:rPr>
-          <w:rFonts w:ascii="Arial" w:hAnsi="Arial" w:cs="Arial"/>
-        </w:rPr>
-        <w:t>act</w:t>
-      </w:r>
-      <w:proofErr w:type="spellEnd"/>
-      <w:r>
-        <w:rPr>
-          <w:rFonts w:ascii="Arial" w:hAnsi="Arial" w:cs="Arial"/>
-        </w:rPr>
-        <w:t xml:space="preserve">, que representa as interações entre os atores principais, sendo eles o Deficiente Visual e o </w:t>
-      </w:r>
-      <w:proofErr w:type="spellStart"/>
-      <w:r>
-        <w:rPr>
-          <w:rFonts w:ascii="Arial" w:hAnsi="Arial" w:cs="Arial"/>
-        </w:rPr>
-        <w:t>Kyntact</w:t>
-      </w:r>
-      <w:proofErr w:type="spellEnd"/>
-      <w:r>
-        <w:rPr>
-          <w:rFonts w:ascii="Arial" w:hAnsi="Arial" w:cs="Arial"/>
-        </w:rPr>
-        <w:t xml:space="preserve"> propriamente dito. Ao todo, foram identificados </w:t>
-      </w:r>
-      <w:r>
-        <w:rPr>
-          <w:rFonts w:ascii="Arial" w:hAnsi="Arial" w:cs="Arial"/>
-        </w:rPr>
-        <w:t>8</w:t>
-      </w:r>
-      <w:r>
-        <w:rPr>
-          <w:rFonts w:ascii="Arial" w:hAnsi="Arial" w:cs="Arial"/>
-        </w:rPr>
-        <w:t xml:space="preserve"> casos de uso que contemplam as funcionalidades essenciais oferecidas.</w:t>
+        <w:rPr>
+          <w:rFonts w:ascii="Arial" w:eastAsia="Arial" w:hAnsi="Arial" w:cstheme="minorBidi"/>
+          <w:lang w:eastAsia="ja-JP"/>
+        </w:rPr>
+      </w:pPr>
+      <w:r>
+        <w:rPr>
+          <w:rFonts w:ascii="Arial" w:eastAsia="Arial" w:hAnsi="Arial" w:cstheme="minorBidi"/>
+          <w:lang w:eastAsia="ja-JP"/>
+        </w:rPr>
+        <w:lastRenderedPageBreak/>
+        <w:t xml:space="preserve">Figura </w:t>
+      </w:r>
+      <w:r>
+        <w:rPr>
+          <w:rFonts w:ascii="Arial" w:eastAsia="Arial" w:hAnsi="Arial" w:cstheme="minorBidi"/>
+          <w:lang w:eastAsia="ja-JP"/>
+        </w:rPr>
+        <w:t>17</w:t>
+      </w:r>
+      <w:r>
+        <w:rPr>
+          <w:rFonts w:ascii="Arial" w:eastAsia="Arial" w:hAnsi="Arial" w:cstheme="minorBidi"/>
+          <w:lang w:eastAsia="ja-JP"/>
+        </w:rPr>
+        <w:t xml:space="preserve"> —</w:t>
+      </w:r>
+      <w:r>
+        <w:rPr>
+          <w:rFonts w:ascii="Arial" w:eastAsia="Arial" w:hAnsi="Arial" w:cstheme="minorBidi"/>
+          <w:lang w:eastAsia="ja-JP"/>
+        </w:rPr>
+        <w:t xml:space="preserve"> Diagrama de Caso de Uso</w:t>
+      </w:r>
+      <w:r>
+        <w:rPr>
+          <w:rFonts w:ascii="Arial" w:eastAsia="Arial" w:hAnsi="Arial" w:cstheme="minorBidi"/>
+          <w:lang w:eastAsia="ja-JP"/>
+        </w:rPr>
+        <w:t xml:space="preserve"> Kyntact.</w:t>
       </w:r>
     </w:p>
     <w:p>
@@ -16861,10 +17281,10 @@
           <w:noProof/>
         </w:rPr>
         <w:drawing>
-          <wp:inline distT="0" distB="0" distL="0" distR="0" wp14:anchorId="04C3D188" wp14:editId="6F11256A">
-            <wp:extent cx="5760085" cy="1960245"/>
-            <wp:effectExtent l="0" t="0" r="0" b="1905"/>
-            <wp:docPr id="4" name="Imagem 4"/>
+          <wp:inline distT="0" distB="0" distL="0" distR="0" wp14:anchorId="01C72687" wp14:editId="3973ED4B">
+            <wp:extent cx="5760085" cy="2256155"/>
+            <wp:effectExtent l="19050" t="19050" r="12065" b="10795"/>
+            <wp:docPr id="10" name="Imagem 10"/>
             <wp:cNvGraphicFramePr>
               <a:graphicFrameLocks xmlns:a="http://schemas.openxmlformats.org/drawingml/2006/main" noChangeAspect="1"/>
             </wp:cNvGraphicFramePr>
@@ -16884,11 +17304,16 @@
                   <pic:spPr>
                     <a:xfrm>
                       <a:off x="0" y="0"/>
-                      <a:ext cx="5760085" cy="1960245"/>
+                      <a:ext cx="5760085" cy="2256155"/>
                     </a:xfrm>
                     <a:prstGeom prst="rect">
                       <a:avLst/>
                     </a:prstGeom>
+                    <a:ln w="12700">
+                      <a:solidFill>
+                        <a:schemeClr val="tx1"/>
+                      </a:solidFill>
+                    </a:ln>
                   </pic:spPr>
                 </pic:pic>
               </a:graphicData>
@@ -16896,21 +17321,63 @@
           </wp:inline>
         </w:drawing>
       </w:r>
-      <w:r>
+    </w:p>
+    <w:p>
+      <w:pPr>
         <w:rPr>
           <w:noProof/>
         </w:rPr>
-        <w:t xml:space="preserve"> </w:t>
+      </w:pPr>
+      <w:r>
+        <w:rPr>
+          <w:rFonts w:cs="Arial"/>
+          <w:sz w:val="20"/>
+          <w:szCs w:val="20"/>
+        </w:rPr>
+        <w:t>Fonte:</w:t>
+      </w:r>
+      <w:r>
+        <w:rPr>
+          <w:rFonts w:cs="Arial"/>
+          <w:sz w:val="20"/>
+          <w:szCs w:val="20"/>
+        </w:rPr>
+        <w:t xml:space="preserve"> Autoria Própria</w:t>
+      </w:r>
+      <w:r>
+        <w:rPr>
+          <w:rFonts w:cs="Arial"/>
+          <w:sz w:val="20"/>
+          <w:szCs w:val="20"/>
+        </w:rPr>
+        <w:t>, 202</w:t>
+      </w:r>
+      <w:r>
+        <w:rPr>
+          <w:rFonts w:cs="Arial"/>
+          <w:sz w:val="20"/>
+          <w:szCs w:val="20"/>
+        </w:rPr>
+        <w:t>5</w:t>
+      </w:r>
+      <w:r>
+        <w:rPr>
+          <w:rFonts w:cs="Arial"/>
+          <w:sz w:val="20"/>
+          <w:szCs w:val="20"/>
+        </w:rPr>
+        <w:t>.</w:t>
       </w:r>
     </w:p>
     <w:p>
       <w:pPr>
         <w:pStyle w:val="Ttulo3"/>
       </w:pPr>
-      <w:r>
-        <w:lastRenderedPageBreak/>
+      <w:bookmarkStart w:id="89" w:name="_Toc209612012"/>
+      <w:r>
         <w:t>Documentação dos Casos de Uso</w:t>
       </w:r>
+      <w:bookmarkEnd w:id="89"/>
     </w:p>
     <w:p>
       <w:pPr>
@@ -16928,6 +17395,17 @@
         </w:rPr>
         <w:t>A documentação dos casos de uso tem por objetivo descrever detalhadamente as ações executadas pelo usuário e pelo sistema durante cada operação. Além disso, são apresentados os requisitos funcionais, não funcionais e as regras de negócio, permitindo uma visão clara do comportamento esperado da aplicação.</w:t>
       </w:r>
+    </w:p>
+    <w:p>
+      <w:pPr>
+        <w:pStyle w:val="NormalWeb"/>
+        <w:spacing w:before="0" w:beforeAutospacing="0" w:after="120" w:afterAutospacing="0" w:line="360" w:lineRule="auto"/>
+        <w:ind w:firstLine="708"/>
+        <w:jc w:val="both"/>
+        <w:rPr>
+          <w:rFonts w:ascii="Arial" w:hAnsi="Arial" w:cs="Arial"/>
+        </w:rPr>
+      </w:pPr>
     </w:p>
     <w:p>
       <w:pPr>
@@ -17106,6 +17584,7 @@
         <w:jc w:val="both"/>
       </w:pPr>
       <w:r>
+        <w:lastRenderedPageBreak/>
         <w:t>RNF04: Portabilidade;</w:t>
       </w:r>
     </w:p>
@@ -17172,7 +17651,13 @@
         <w:t>3</w:t>
       </w:r>
       <w:r>
-        <w:t>: A exclusão de imagens só pode ser feita antes do armazenamento do texto.</w:t>
+        <w:t>: A exclusão de imagens</w:t>
+      </w:r>
+      <w:r>
+        <w:t xml:space="preserve"> deve ser feita quando não houver texto nela</w:t>
+      </w:r>
+      <w:r>
+        <w:t>.</w:t>
       </w:r>
     </w:p>
     <w:p>
@@ -17188,361 +17673,2133 @@
         <w:t>RN0</w:t>
       </w:r>
       <w:r>
-        <w:t>5</w:t>
+        <w:t>4</w:t>
       </w:r>
       <w:r>
         <w:t>: A exibição das palavras deve ocorrer imediatamente após a detecção do texto.</w:t>
+      </w:r>
+    </w:p>
+    <w:p>
+      <w:pPr>
+        <w:jc w:val="both"/>
+      </w:pPr>
+    </w:p>
+    <w:p>
+      <w:r>
+        <w:t>Tabela 1 – Descrição do caso de uso: Apontar Texto</w:t>
       </w:r>
     </w:p>
     <w:tbl>
       <w:tblPr>
-        <w:tblW w:w="8490" w:type="dxa"/>
-        <w:tblBorders>
-          <w:top w:val="single" w:sz="4" w:space="0" w:color="000000"/>
-          <w:left w:val="single" w:sz="4" w:space="0" w:color="000000"/>
-          <w:bottom w:val="single" w:sz="4" w:space="0" w:color="000000"/>
-          <w:right w:val="single" w:sz="4" w:space="0" w:color="000000"/>
-          <w:insideH w:val="single" w:sz="4" w:space="0" w:color="000000"/>
-          <w:insideV w:val="single" w:sz="4" w:space="0" w:color="000000"/>
-        </w:tblBorders>
-        <w:tblLayout w:type="fixed"/>
-        <w:tblLook w:val="0600" w:firstRow="0" w:lastRow="0" w:firstColumn="0" w:lastColumn="0" w:noHBand="1" w:noVBand="1"/>
+        <w:tblStyle w:val="TabeladeGradeClara"/>
+        <w:tblW w:w="0" w:type="auto"/>
+        <w:tblLook w:val="01E0" w:firstRow="1" w:lastRow="1" w:firstColumn="1" w:lastColumn="1" w:noHBand="0" w:noVBand="0"/>
       </w:tblPr>
       <w:tblGrid>
-        <w:gridCol w:w="4245"/>
-        <w:gridCol w:w="4245"/>
+        <w:gridCol w:w="2177"/>
+        <w:gridCol w:w="6884"/>
       </w:tblGrid>
       <w:tr>
-        <w:trPr>
-          <w:trHeight w:val="300"/>
-        </w:trPr>
         <w:tc>
           <w:tcPr>
-            <w:tcW w:w="4245" w:type="dxa"/>
-            <w:tcBorders>
-              <w:top w:val="single" w:sz="4" w:space="0" w:color="000000"/>
-              <w:left w:val="single" w:sz="4" w:space="0" w:color="000000"/>
-              <w:bottom w:val="single" w:sz="4" w:space="0" w:color="000000"/>
-              <w:right w:val="single" w:sz="4" w:space="0" w:color="000000"/>
-            </w:tcBorders>
-            <w:shd w:val="clear" w:color="auto" w:fill="D9D9D9"/>
+            <w:tcW w:w="0" w:type="auto"/>
             <w:hideMark/>
           </w:tcPr>
           <w:p>
             <w:pPr>
-              <w:spacing w:line="240" w:lineRule="auto"/>
               <w:rPr>
-                <w:lang w:val="en-US"/>
+                <w:rFonts w:eastAsia="Times New Roman" w:cs="Arial"/>
+                <w:b/>
+                <w:bCs/>
+                <w:lang w:eastAsia="pt-BR"/>
               </w:rPr>
             </w:pPr>
             <w:r>
               <w:rPr>
-                <w:lang w:val="en-US"/>
+                <w:rFonts w:eastAsia="Times New Roman" w:cs="Arial"/>
+                <w:b/>
+                <w:bCs/>
+                <w:lang w:eastAsia="pt-BR"/>
               </w:rPr>
-              <w:t>Nome</w:t>
+              <w:t>Item</w:t>
             </w:r>
           </w:p>
         </w:tc>
         <w:tc>
           <w:tcPr>
-            <w:tcW w:w="4245" w:type="dxa"/>
-            <w:tcBorders>
-              <w:top w:val="single" w:sz="4" w:space="0" w:color="000000"/>
-              <w:left w:val="single" w:sz="4" w:space="0" w:color="000000"/>
-              <w:bottom w:val="single" w:sz="4" w:space="0" w:color="000000"/>
-              <w:right w:val="single" w:sz="4" w:space="0" w:color="000000"/>
-            </w:tcBorders>
-            <w:shd w:val="clear" w:color="auto" w:fill="D9D9D9"/>
+            <w:tcW w:w="0" w:type="auto"/>
             <w:hideMark/>
           </w:tcPr>
           <w:p>
             <w:pPr>
-              <w:spacing w:line="240" w:lineRule="auto"/>
               <w:rPr>
-                <w:lang w:val="en-US"/>
+                <w:rFonts w:eastAsia="Times New Roman" w:cs="Arial"/>
+                <w:b/>
+                <w:bCs/>
+                <w:lang w:eastAsia="pt-BR"/>
               </w:rPr>
             </w:pPr>
-            <w:proofErr w:type="spellStart"/>
             <w:r>
               <w:rPr>
-                <w:lang w:val="en-US"/>
+                <w:rFonts w:eastAsia="Times New Roman" w:cs="Arial"/>
+                <w:b/>
+                <w:bCs/>
+                <w:lang w:eastAsia="pt-BR"/>
               </w:rPr>
-              <w:t>Ação</w:t>
-            </w:r>
-            <w:proofErr w:type="spellEnd"/>
-          </w:p>
-        </w:tc>
-      </w:tr>
-      <w:tr>
-        <w:trPr>
-          <w:trHeight w:val="300"/>
-        </w:trPr>
-        <w:tc>
-          <w:tcPr>
-            <w:tcW w:w="4245" w:type="dxa"/>
-            <w:tcBorders>
-              <w:top w:val="single" w:sz="4" w:space="0" w:color="000000"/>
-              <w:left w:val="single" w:sz="4" w:space="0" w:color="000000"/>
-              <w:bottom w:val="single" w:sz="4" w:space="0" w:color="000000"/>
-              <w:right w:val="single" w:sz="4" w:space="0" w:color="000000"/>
-            </w:tcBorders>
-            <w:shd w:val="clear" w:color="auto" w:fill="D9D9D9"/>
-            <w:hideMark/>
-          </w:tcPr>
-          <w:p>
-            <w:pPr>
-              <w:spacing w:line="240" w:lineRule="auto"/>
-              <w:jc w:val="both"/>
-              <w:rPr>
-                <w:lang w:val="en-US"/>
-              </w:rPr>
-            </w:pPr>
-            <w:proofErr w:type="spellStart"/>
-            <w:r>
-              <w:rPr>
-                <w:lang w:val="en-US"/>
-              </w:rPr>
-              <w:t>Primeiro</w:t>
-            </w:r>
-            <w:proofErr w:type="spellEnd"/>
-            <w:r>
-              <w:rPr>
-                <w:lang w:val="en-US"/>
-              </w:rPr>
-              <w:t xml:space="preserve"> </w:t>
-            </w:r>
-            <w:proofErr w:type="spellStart"/>
-            <w:r>
-              <w:rPr>
-                <w:lang w:val="en-US"/>
-              </w:rPr>
-              <w:t>Ator</w:t>
-            </w:r>
-            <w:proofErr w:type="spellEnd"/>
-          </w:p>
-        </w:tc>
-        <w:tc>
-          <w:tcPr>
-            <w:tcW w:w="4245" w:type="dxa"/>
-            <w:tcBorders>
-              <w:top w:val="single" w:sz="4" w:space="0" w:color="000000"/>
-              <w:left w:val="single" w:sz="4" w:space="0" w:color="000000"/>
-              <w:bottom w:val="single" w:sz="4" w:space="0" w:color="000000"/>
-              <w:right w:val="single" w:sz="4" w:space="0" w:color="000000"/>
-            </w:tcBorders>
-            <w:hideMark/>
-          </w:tcPr>
-          <w:p>
-            <w:pPr>
-              <w:spacing w:line="240" w:lineRule="auto"/>
-              <w:rPr>
-                <w:lang w:val="en-US"/>
-              </w:rPr>
-            </w:pPr>
-            <w:proofErr w:type="spellStart"/>
-            <w:r>
-              <w:rPr>
-                <w:lang w:val="en-US"/>
-              </w:rPr>
-              <w:t>Deficiente</w:t>
-            </w:r>
-            <w:proofErr w:type="spellEnd"/>
-            <w:r>
-              <w:rPr>
-                <w:lang w:val="en-US"/>
-              </w:rPr>
-              <w:t xml:space="preserve"> Visual</w:t>
+              <w:t>Descrição</w:t>
             </w:r>
           </w:p>
         </w:tc>
       </w:tr>
       <w:tr>
-        <w:trPr>
-          <w:trHeight w:val="300"/>
-        </w:trPr>
         <w:tc>
           <w:tcPr>
-            <w:tcW w:w="4245" w:type="dxa"/>
-            <w:tcBorders>
-              <w:top w:val="single" w:sz="4" w:space="0" w:color="000000"/>
-              <w:left w:val="single" w:sz="4" w:space="0" w:color="000000"/>
-              <w:bottom w:val="single" w:sz="4" w:space="0" w:color="000000"/>
-              <w:right w:val="single" w:sz="4" w:space="0" w:color="000000"/>
-            </w:tcBorders>
-            <w:shd w:val="clear" w:color="auto" w:fill="D9D9D9"/>
+            <w:tcW w:w="0" w:type="auto"/>
             <w:hideMark/>
           </w:tcPr>
           <w:p>
             <w:pPr>
-              <w:spacing w:line="240" w:lineRule="auto"/>
+              <w:jc w:val="left"/>
               <w:rPr>
-                <w:lang w:val="en-US"/>
+                <w:rFonts w:eastAsia="Times New Roman" w:cs="Arial"/>
+                <w:lang w:eastAsia="pt-BR"/>
               </w:rPr>
             </w:pPr>
             <w:r>
               <w:rPr>
-                <w:lang w:val="en-US"/>
+                <w:rFonts w:eastAsia="Times New Roman" w:cs="Arial"/>
+                <w:b/>
+                <w:bCs/>
+                <w:lang w:eastAsia="pt-BR"/>
               </w:rPr>
-              <w:lastRenderedPageBreak/>
-              <w:t xml:space="preserve">Segundo </w:t>
-            </w:r>
-            <w:proofErr w:type="spellStart"/>
-            <w:r>
-              <w:rPr>
-                <w:lang w:val="en-US"/>
-              </w:rPr>
-              <w:t>Ator</w:t>
-            </w:r>
-            <w:proofErr w:type="spellEnd"/>
-          </w:p>
-        </w:tc>
-        <w:tc>
-          <w:tcPr>
-            <w:tcW w:w="4245" w:type="dxa"/>
-            <w:tcBorders>
-              <w:top w:val="single" w:sz="4" w:space="0" w:color="000000"/>
-              <w:left w:val="single" w:sz="4" w:space="0" w:color="000000"/>
-              <w:bottom w:val="single" w:sz="4" w:space="0" w:color="000000"/>
-              <w:right w:val="single" w:sz="4" w:space="0" w:color="000000"/>
-            </w:tcBorders>
-            <w:hideMark/>
-          </w:tcPr>
-          <w:p>
-            <w:pPr>
-              <w:spacing w:line="240" w:lineRule="auto"/>
-              <w:rPr>
-                <w:lang w:val="en-US"/>
-              </w:rPr>
-            </w:pPr>
-            <w:proofErr w:type="spellStart"/>
-            <w:r>
-              <w:rPr>
-                <w:lang w:val="en-US"/>
-              </w:rPr>
-              <w:t>Kyntact</w:t>
-            </w:r>
-            <w:proofErr w:type="spellEnd"/>
-          </w:p>
-        </w:tc>
-      </w:tr>
-      <w:tr>
-        <w:trPr>
-          <w:trHeight w:val="300"/>
-        </w:trPr>
-        <w:tc>
-          <w:tcPr>
-            <w:tcW w:w="4245" w:type="dxa"/>
-            <w:tcBorders>
-              <w:top w:val="single" w:sz="4" w:space="0" w:color="000000"/>
-              <w:left w:val="single" w:sz="4" w:space="0" w:color="000000"/>
-              <w:bottom w:val="single" w:sz="4" w:space="0" w:color="000000"/>
-              <w:right w:val="single" w:sz="4" w:space="0" w:color="000000"/>
-            </w:tcBorders>
-            <w:shd w:val="clear" w:color="auto" w:fill="D9D9D9"/>
-            <w:hideMark/>
-          </w:tcPr>
-          <w:p>
-            <w:pPr>
-              <w:spacing w:line="240" w:lineRule="auto"/>
-              <w:jc w:val="both"/>
-            </w:pPr>
-            <w:proofErr w:type="spellStart"/>
-            <w:r>
-              <w:rPr>
-                <w:lang w:val="en-US"/>
-              </w:rPr>
-              <w:t>Apontar</w:t>
-            </w:r>
-            <w:proofErr w:type="spellEnd"/>
-            <w:r>
-              <w:rPr>
-                <w:lang w:val="en-US"/>
-              </w:rPr>
-              <w:t xml:space="preserve"> </w:t>
-            </w:r>
-            <w:r>
-              <w:t>Texto</w:t>
+              <w:t>Nome do Caso de Uso</w:t>
             </w:r>
           </w:p>
         </w:tc>
         <w:tc>
           <w:tcPr>
-            <w:tcW w:w="4245" w:type="dxa"/>
-            <w:tcBorders>
-              <w:top w:val="single" w:sz="4" w:space="0" w:color="000000"/>
-              <w:left w:val="single" w:sz="4" w:space="0" w:color="000000"/>
-              <w:bottom w:val="single" w:sz="4" w:space="0" w:color="000000"/>
-              <w:right w:val="single" w:sz="4" w:space="0" w:color="000000"/>
-            </w:tcBorders>
+            <w:tcW w:w="0" w:type="auto"/>
             <w:hideMark/>
           </w:tcPr>
           <w:p>
             <w:pPr>
-              <w:spacing w:line="240" w:lineRule="auto"/>
-              <w:jc w:val="both"/>
+              <w:jc w:val="left"/>
               <w:rPr>
-                <w:lang w:val="en-US"/>
+                <w:rFonts w:eastAsia="Times New Roman" w:cs="Arial"/>
+                <w:lang w:eastAsia="pt-BR"/>
               </w:rPr>
             </w:pPr>
             <w:r>
               <w:rPr>
-                <w:lang w:val="en-US"/>
+                <w:rFonts w:eastAsia="Times New Roman" w:cs="Arial"/>
+                <w:lang w:eastAsia="pt-BR"/>
               </w:rPr>
-              <w:t xml:space="preserve">O </w:t>
+              <w:t>Apontar Texto</w:t>
             </w:r>
-            <w:proofErr w:type="spellStart"/>
+          </w:p>
+        </w:tc>
+      </w:tr>
+      <w:tr>
+        <w:tc>
+          <w:tcPr>
+            <w:tcW w:w="0" w:type="auto"/>
+            <w:hideMark/>
+          </w:tcPr>
+          <w:p>
+            <w:pPr>
+              <w:jc w:val="left"/>
+              <w:rPr>
+                <w:rFonts w:eastAsia="Times New Roman" w:cs="Arial"/>
+                <w:lang w:eastAsia="pt-BR"/>
+              </w:rPr>
+            </w:pPr>
             <w:r>
               <w:rPr>
-                <w:lang w:val="en-US"/>
+                <w:rFonts w:eastAsia="Times New Roman" w:cs="Arial"/>
+                <w:b/>
+                <w:bCs/>
+                <w:lang w:eastAsia="pt-BR"/>
               </w:rPr>
-              <w:t>Deficiente</w:t>
+              <w:t>Ator Principal</w:t>
             </w:r>
-            <w:proofErr w:type="spellEnd"/>
+          </w:p>
+        </w:tc>
+        <w:tc>
+          <w:tcPr>
+            <w:tcW w:w="0" w:type="auto"/>
+            <w:hideMark/>
+          </w:tcPr>
+          <w:p>
+            <w:pPr>
+              <w:jc w:val="left"/>
+              <w:rPr>
+                <w:rFonts w:eastAsia="Times New Roman" w:cs="Arial"/>
+                <w:lang w:eastAsia="pt-BR"/>
+              </w:rPr>
+            </w:pPr>
             <w:r>
               <w:rPr>
-                <w:lang w:val="en-US"/>
+                <w:rFonts w:eastAsia="Times New Roman" w:cs="Arial"/>
+                <w:lang w:eastAsia="pt-BR"/>
               </w:rPr>
-              <w:t xml:space="preserve"> Visual </w:t>
+              <w:t>Deficiente Visual</w:t>
             </w:r>
-            <w:proofErr w:type="spellStart"/>
+          </w:p>
+        </w:tc>
+      </w:tr>
+      <w:tr>
+        <w:tc>
+          <w:tcPr>
+            <w:tcW w:w="0" w:type="auto"/>
+            <w:hideMark/>
+          </w:tcPr>
+          <w:p>
+            <w:pPr>
+              <w:jc w:val="left"/>
+              <w:rPr>
+                <w:rFonts w:eastAsia="Times New Roman" w:cs="Arial"/>
+                <w:lang w:eastAsia="pt-BR"/>
+              </w:rPr>
+            </w:pPr>
             <w:r>
               <w:rPr>
-                <w:lang w:val="en-US"/>
+                <w:rFonts w:eastAsia="Times New Roman" w:cs="Arial"/>
+                <w:b/>
+                <w:bCs/>
+                <w:lang w:eastAsia="pt-BR"/>
               </w:rPr>
-              <w:t>aponta</w:t>
+              <w:t>Ator Secundário</w:t>
             </w:r>
-            <w:proofErr w:type="spellEnd"/>
+          </w:p>
+        </w:tc>
+        <w:tc>
+          <w:tcPr>
+            <w:tcW w:w="0" w:type="auto"/>
+            <w:hideMark/>
+          </w:tcPr>
+          <w:p>
+            <w:pPr>
+              <w:jc w:val="left"/>
+              <w:rPr>
+                <w:rFonts w:eastAsia="Times New Roman" w:cs="Arial"/>
+                <w:lang w:eastAsia="pt-BR"/>
+              </w:rPr>
+            </w:pPr>
             <w:r>
               <w:rPr>
-                <w:lang w:val="en-US"/>
+                <w:rFonts w:eastAsia="Times New Roman" w:cs="Arial"/>
+                <w:lang w:eastAsia="pt-BR"/>
               </w:rPr>
-              <w:t xml:space="preserve"> o </w:t>
+              <w:t>Kyntact</w:t>
             </w:r>
-            <w:proofErr w:type="spellStart"/>
+          </w:p>
+        </w:tc>
+      </w:tr>
+      <w:tr>
+        <w:tc>
+          <w:tcPr>
+            <w:tcW w:w="0" w:type="auto"/>
+            <w:hideMark/>
+          </w:tcPr>
+          <w:p>
+            <w:pPr>
+              <w:jc w:val="both"/>
+              <w:rPr>
+                <w:rFonts w:eastAsia="Times New Roman" w:cs="Arial"/>
+                <w:lang w:eastAsia="pt-BR"/>
+              </w:rPr>
+            </w:pPr>
             <w:r>
               <w:rPr>
-                <w:lang w:val="en-US"/>
+                <w:rFonts w:eastAsia="Times New Roman" w:cs="Arial"/>
+                <w:b/>
+                <w:bCs/>
+                <w:lang w:eastAsia="pt-BR"/>
               </w:rPr>
-              <w:t>dispositivo</w:t>
+              <w:t>Resumo</w:t>
             </w:r>
-            <w:proofErr w:type="spellEnd"/>
+          </w:p>
+        </w:tc>
+        <w:tc>
+          <w:tcPr>
+            <w:tcW w:w="0" w:type="auto"/>
+            <w:hideMark/>
+          </w:tcPr>
+          <w:p>
+            <w:pPr>
+              <w:jc w:val="both"/>
+              <w:rPr>
+                <w:rFonts w:eastAsia="Times New Roman" w:cs="Arial"/>
+                <w:lang w:eastAsia="pt-BR"/>
+              </w:rPr>
+            </w:pPr>
             <w:r>
               <w:rPr>
-                <w:lang w:val="en-US"/>
+                <w:rFonts w:eastAsia="Times New Roman" w:cs="Arial"/>
+                <w:lang w:eastAsia="pt-BR"/>
               </w:rPr>
-              <w:t xml:space="preserve"> para um </w:t>
+              <w:t>O deficiente visual aponta o texto que deseja ler. O sistema captura a imagem e inicia o processamento.</w:t>
             </w:r>
-            <w:proofErr w:type="spellStart"/>
+          </w:p>
+        </w:tc>
+      </w:tr>
+      <w:tr>
+        <w:tc>
+          <w:tcPr>
+            <w:tcW w:w="0" w:type="auto"/>
+            <w:hideMark/>
+          </w:tcPr>
+          <w:p>
+            <w:pPr>
+              <w:jc w:val="both"/>
+              <w:rPr>
+                <w:rFonts w:eastAsia="Times New Roman" w:cs="Arial"/>
+                <w:lang w:eastAsia="pt-BR"/>
+              </w:rPr>
+            </w:pPr>
             <w:r>
               <w:rPr>
-                <w:lang w:val="en-US"/>
+                <w:rFonts w:eastAsia="Times New Roman" w:cs="Arial"/>
+                <w:b/>
+                <w:bCs/>
+                <w:lang w:eastAsia="pt-BR"/>
               </w:rPr>
-              <w:t>texto</w:t>
+              <w:t>Pré-condições</w:t>
             </w:r>
-            <w:proofErr w:type="spellEnd"/>
+          </w:p>
+        </w:tc>
+        <w:tc>
+          <w:tcPr>
+            <w:tcW w:w="0" w:type="auto"/>
+            <w:hideMark/>
+          </w:tcPr>
+          <w:p>
+            <w:pPr>
+              <w:jc w:val="both"/>
+              <w:rPr>
+                <w:rFonts w:eastAsia="Times New Roman" w:cs="Arial"/>
+                <w:lang w:eastAsia="pt-BR"/>
+              </w:rPr>
+            </w:pPr>
             <w:r>
               <w:rPr>
-                <w:lang w:val="en-US"/>
+                <w:rFonts w:eastAsia="Times New Roman" w:cs="Arial"/>
+                <w:lang w:eastAsia="pt-BR"/>
+              </w:rPr>
+              <w:t>O dispositivo Kyntact deve estar ativo e pronto para captura de imagens.</w:t>
+            </w:r>
+          </w:p>
+        </w:tc>
+      </w:tr>
+      <w:tr>
+        <w:tc>
+          <w:tcPr>
+            <w:tcW w:w="0" w:type="auto"/>
+            <w:hideMark/>
+          </w:tcPr>
+          <w:p>
+            <w:pPr>
+              <w:jc w:val="both"/>
+              <w:rPr>
+                <w:rFonts w:eastAsia="Times New Roman" w:cs="Arial"/>
+                <w:lang w:eastAsia="pt-BR"/>
+              </w:rPr>
+            </w:pPr>
+            <w:r>
+              <w:rPr>
+                <w:rFonts w:eastAsia="Times New Roman" w:cs="Arial"/>
+                <w:b/>
+                <w:bCs/>
+                <w:lang w:eastAsia="pt-BR"/>
+              </w:rPr>
+              <w:t>Pós-condições</w:t>
+            </w:r>
+          </w:p>
+        </w:tc>
+        <w:tc>
+          <w:tcPr>
+            <w:tcW w:w="0" w:type="auto"/>
+            <w:hideMark/>
+          </w:tcPr>
+          <w:p>
+            <w:pPr>
+              <w:jc w:val="both"/>
+              <w:rPr>
+                <w:rFonts w:eastAsia="Times New Roman" w:cs="Arial"/>
+                <w:lang w:eastAsia="pt-BR"/>
+              </w:rPr>
+            </w:pPr>
+            <w:r>
+              <w:rPr>
+                <w:rFonts w:eastAsia="Times New Roman" w:cs="Arial"/>
+                <w:lang w:eastAsia="pt-BR"/>
+              </w:rPr>
+              <w:t>A imagem capturada estará disponível para tratamento posterior.</w:t>
+            </w:r>
+          </w:p>
+        </w:tc>
+      </w:tr>
+      <w:tr>
+        <w:tc>
+          <w:tcPr>
+            <w:tcW w:w="0" w:type="auto"/>
+            <w:hideMark/>
+          </w:tcPr>
+          <w:p>
+            <w:pPr>
+              <w:jc w:val="both"/>
+              <w:rPr>
+                <w:rFonts w:eastAsia="Times New Roman" w:cs="Arial"/>
+                <w:lang w:eastAsia="pt-BR"/>
+              </w:rPr>
+            </w:pPr>
+            <w:r>
+              <w:rPr>
+                <w:rFonts w:eastAsia="Times New Roman" w:cs="Arial"/>
+                <w:b/>
+                <w:bCs/>
+                <w:lang w:eastAsia="pt-BR"/>
+              </w:rPr>
+              <w:t>Fluxo Principal</w:t>
+            </w:r>
+          </w:p>
+        </w:tc>
+        <w:tc>
+          <w:tcPr>
+            <w:tcW w:w="0" w:type="auto"/>
+            <w:hideMark/>
+          </w:tcPr>
+          <w:p>
+            <w:pPr>
+              <w:jc w:val="both"/>
+              <w:rPr>
+                <w:rFonts w:eastAsia="Times New Roman" w:cs="Arial"/>
+                <w:lang w:eastAsia="pt-BR"/>
+              </w:rPr>
+            </w:pPr>
+            <w:r>
+              <w:rPr>
+                <w:rFonts w:eastAsia="Times New Roman" w:cs="Arial"/>
+                <w:lang w:eastAsia="pt-BR"/>
+              </w:rPr>
+              <w:t>1. O Deficiente Visual aponta o texto.</w:t>
+            </w:r>
+          </w:p>
+          <w:p>
+            <w:pPr>
+              <w:jc w:val="both"/>
+              <w:rPr>
+                <w:rFonts w:eastAsia="Times New Roman" w:cs="Arial"/>
+                <w:lang w:eastAsia="pt-BR"/>
+              </w:rPr>
+            </w:pPr>
+            <w:r>
+              <w:rPr>
+                <w:rFonts w:eastAsia="Times New Roman" w:cs="Arial"/>
+                <w:lang w:eastAsia="pt-BR"/>
+              </w:rPr>
+              <w:t>2. O Kyntact captura a imagem.</w:t>
+            </w:r>
+          </w:p>
+          <w:p>
+            <w:pPr>
+              <w:jc w:val="both"/>
+              <w:rPr>
+                <w:rFonts w:eastAsia="Times New Roman" w:cs="Arial"/>
+                <w:lang w:eastAsia="pt-BR"/>
+              </w:rPr>
+            </w:pPr>
+            <w:r>
+              <w:rPr>
+                <w:rFonts w:eastAsia="Times New Roman" w:cs="Arial"/>
+                <w:lang w:eastAsia="pt-BR"/>
+              </w:rPr>
+              <w:t>3. O sistema prepara a imagem para tratamento.</w:t>
+            </w:r>
+          </w:p>
+        </w:tc>
+      </w:tr>
+    </w:tbl>
+    <w:p>
+      <w:pPr>
+        <w:rPr>
+          <w:rFonts w:cs="Arial"/>
+          <w:sz w:val="20"/>
+          <w:szCs w:val="20"/>
+        </w:rPr>
+      </w:pPr>
+      <w:r>
+        <w:rPr>
+          <w:rFonts w:cs="Arial"/>
+          <w:sz w:val="20"/>
+          <w:szCs w:val="20"/>
+        </w:rPr>
+        <w:t>Fonte: Autoria Própria, 2025.</w:t>
+      </w:r>
+    </w:p>
+    <w:p>
+      <w:r>
+        <w:t>Tabela 2 – Descrição do caso de uso: Confirmar Leitura</w:t>
+      </w:r>
+    </w:p>
+    <w:tbl>
+      <w:tblPr>
+        <w:tblStyle w:val="TabeladeGradeClara"/>
+        <w:tblW w:w="0" w:type="auto"/>
+        <w:tblLook w:val="01E0" w:firstRow="1" w:lastRow="1" w:firstColumn="1" w:lastColumn="1" w:noHBand="0" w:noVBand="0"/>
+      </w:tblPr>
+      <w:tblGrid>
+        <w:gridCol w:w="2764"/>
+        <w:gridCol w:w="5806"/>
+      </w:tblGrid>
+      <w:tr>
+        <w:tc>
+          <w:tcPr>
+            <w:tcW w:w="0" w:type="auto"/>
+            <w:hideMark/>
+          </w:tcPr>
+          <w:p>
+            <w:pPr>
+              <w:rPr>
+                <w:rFonts w:eastAsia="Times New Roman" w:cs="Arial"/>
+                <w:b/>
+                <w:bCs/>
+                <w:lang w:eastAsia="pt-BR"/>
+              </w:rPr>
+            </w:pPr>
+            <w:r>
+              <w:rPr>
+                <w:rFonts w:eastAsia="Times New Roman" w:cs="Arial"/>
+                <w:b/>
+                <w:bCs/>
+                <w:lang w:eastAsia="pt-BR"/>
+              </w:rPr>
+              <w:t>Item</w:t>
+            </w:r>
+          </w:p>
+        </w:tc>
+        <w:tc>
+          <w:tcPr>
+            <w:tcW w:w="0" w:type="auto"/>
+            <w:hideMark/>
+          </w:tcPr>
+          <w:p>
+            <w:pPr>
+              <w:rPr>
+                <w:rFonts w:eastAsia="Times New Roman" w:cs="Arial"/>
+                <w:b/>
+                <w:bCs/>
+                <w:lang w:eastAsia="pt-BR"/>
+              </w:rPr>
+            </w:pPr>
+            <w:r>
+              <w:rPr>
+                <w:rFonts w:eastAsia="Times New Roman" w:cs="Arial"/>
+                <w:b/>
+                <w:bCs/>
+                <w:lang w:eastAsia="pt-BR"/>
+              </w:rPr>
+              <w:t>Descrição</w:t>
+            </w:r>
+          </w:p>
+        </w:tc>
+      </w:tr>
+      <w:tr>
+        <w:tc>
+          <w:tcPr>
+            <w:tcW w:w="0" w:type="auto"/>
+            <w:hideMark/>
+          </w:tcPr>
+          <w:p>
+            <w:pPr>
+              <w:jc w:val="both"/>
+              <w:rPr>
+                <w:rFonts w:eastAsia="Times New Roman" w:cs="Arial"/>
+                <w:b/>
+                <w:bCs/>
+                <w:lang w:eastAsia="pt-BR"/>
+              </w:rPr>
+            </w:pPr>
+            <w:r>
+              <w:rPr>
+                <w:rFonts w:eastAsia="Times New Roman" w:cs="Arial"/>
+                <w:b/>
+                <w:bCs/>
+                <w:lang w:eastAsia="pt-BR"/>
+              </w:rPr>
+              <w:t>Nome do Caso de Uso</w:t>
+            </w:r>
+          </w:p>
+        </w:tc>
+        <w:tc>
+          <w:tcPr>
+            <w:tcW w:w="0" w:type="auto"/>
+            <w:hideMark/>
+          </w:tcPr>
+          <w:p>
+            <w:pPr>
+              <w:jc w:val="both"/>
+              <w:rPr>
+                <w:rFonts w:eastAsia="Times New Roman" w:cs="Arial"/>
+                <w:lang w:eastAsia="pt-BR"/>
+              </w:rPr>
+            </w:pPr>
+            <w:r>
+              <w:rPr>
+                <w:rFonts w:eastAsia="Times New Roman" w:cs="Arial"/>
+                <w:lang w:eastAsia="pt-BR"/>
+              </w:rPr>
+              <w:t>Confirmar Leitura</w:t>
+            </w:r>
+          </w:p>
+        </w:tc>
+      </w:tr>
+      <w:tr>
+        <w:tc>
+          <w:tcPr>
+            <w:tcW w:w="0" w:type="auto"/>
+            <w:hideMark/>
+          </w:tcPr>
+          <w:p>
+            <w:pPr>
+              <w:jc w:val="both"/>
+              <w:rPr>
+                <w:rFonts w:eastAsia="Times New Roman" w:cs="Arial"/>
+                <w:b/>
+                <w:bCs/>
+                <w:lang w:eastAsia="pt-BR"/>
+              </w:rPr>
+            </w:pPr>
+            <w:r>
+              <w:rPr>
+                <w:rFonts w:eastAsia="Times New Roman" w:cs="Arial"/>
+                <w:b/>
+                <w:bCs/>
+                <w:lang w:eastAsia="pt-BR"/>
+              </w:rPr>
+              <w:t>Ator Principal</w:t>
+            </w:r>
+          </w:p>
+        </w:tc>
+        <w:tc>
+          <w:tcPr>
+            <w:tcW w:w="0" w:type="auto"/>
+            <w:hideMark/>
+          </w:tcPr>
+          <w:p>
+            <w:pPr>
+              <w:jc w:val="both"/>
+              <w:rPr>
+                <w:rFonts w:eastAsia="Times New Roman" w:cs="Arial"/>
+                <w:lang w:eastAsia="pt-BR"/>
+              </w:rPr>
+            </w:pPr>
+            <w:r>
+              <w:rPr>
+                <w:rFonts w:eastAsia="Times New Roman" w:cs="Arial"/>
+                <w:lang w:eastAsia="pt-BR"/>
+              </w:rPr>
+              <w:t>Deficiente Visual</w:t>
+            </w:r>
+          </w:p>
+        </w:tc>
+      </w:tr>
+      <w:tr>
+        <w:tc>
+          <w:tcPr>
+            <w:tcW w:w="0" w:type="auto"/>
+            <w:hideMark/>
+          </w:tcPr>
+          <w:p>
+            <w:pPr>
+              <w:jc w:val="both"/>
+              <w:rPr>
+                <w:rFonts w:eastAsia="Times New Roman" w:cs="Arial"/>
+                <w:b/>
+                <w:bCs/>
+                <w:lang w:eastAsia="pt-BR"/>
+              </w:rPr>
+            </w:pPr>
+            <w:r>
+              <w:rPr>
+                <w:rFonts w:eastAsia="Times New Roman" w:cs="Arial"/>
+                <w:b/>
+                <w:bCs/>
+                <w:lang w:eastAsia="pt-BR"/>
+              </w:rPr>
+              <w:t>Resumo</w:t>
+            </w:r>
+          </w:p>
+        </w:tc>
+        <w:tc>
+          <w:tcPr>
+            <w:tcW w:w="0" w:type="auto"/>
+            <w:hideMark/>
+          </w:tcPr>
+          <w:p>
+            <w:pPr>
+              <w:jc w:val="both"/>
+              <w:rPr>
+                <w:rFonts w:eastAsia="Times New Roman" w:cs="Arial"/>
+                <w:lang w:eastAsia="pt-BR"/>
+              </w:rPr>
+            </w:pPr>
+            <w:r>
+              <w:rPr>
+                <w:rFonts w:eastAsia="Times New Roman" w:cs="Arial"/>
+                <w:lang w:eastAsia="pt-BR"/>
+              </w:rPr>
+              <w:t xml:space="preserve">O deficiente visual confirma se </w:t>
+            </w:r>
+            <w:r>
+              <w:rPr>
+                <w:rFonts w:eastAsia="Times New Roman" w:cs="Arial"/>
+                <w:lang w:eastAsia="pt-BR"/>
+              </w:rPr>
+              <w:t>já leu o texto exibido.</w:t>
+            </w:r>
+          </w:p>
+        </w:tc>
+      </w:tr>
+      <w:tr>
+        <w:tc>
+          <w:tcPr>
+            <w:tcW w:w="0" w:type="auto"/>
+            <w:hideMark/>
+          </w:tcPr>
+          <w:p>
+            <w:pPr>
+              <w:jc w:val="both"/>
+              <w:rPr>
+                <w:rFonts w:eastAsia="Times New Roman" w:cs="Arial"/>
+                <w:b/>
+                <w:bCs/>
+                <w:lang w:eastAsia="pt-BR"/>
+              </w:rPr>
+            </w:pPr>
+            <w:r>
+              <w:rPr>
+                <w:rFonts w:eastAsia="Times New Roman" w:cs="Arial"/>
+                <w:b/>
+                <w:bCs/>
+                <w:lang w:eastAsia="pt-BR"/>
+              </w:rPr>
+              <w:t>Pré-condições</w:t>
+            </w:r>
+          </w:p>
+        </w:tc>
+        <w:tc>
+          <w:tcPr>
+            <w:tcW w:w="0" w:type="auto"/>
+            <w:hideMark/>
+          </w:tcPr>
+          <w:p>
+            <w:pPr>
+              <w:jc w:val="both"/>
+              <w:rPr>
+                <w:rFonts w:eastAsia="Times New Roman" w:cs="Arial"/>
+                <w:lang w:eastAsia="pt-BR"/>
+              </w:rPr>
+            </w:pPr>
+            <w:r>
+              <w:rPr>
+                <w:rFonts w:eastAsia="Times New Roman" w:cs="Arial"/>
+                <w:lang w:eastAsia="pt-BR"/>
+              </w:rPr>
+              <w:t>O texto já deve ter sido detectado pelo sistema.</w:t>
+            </w:r>
+          </w:p>
+        </w:tc>
+      </w:tr>
+      <w:tr>
+        <w:tc>
+          <w:tcPr>
+            <w:tcW w:w="0" w:type="auto"/>
+            <w:hideMark/>
+          </w:tcPr>
+          <w:p>
+            <w:pPr>
+              <w:jc w:val="both"/>
+              <w:rPr>
+                <w:rFonts w:eastAsia="Times New Roman" w:cs="Arial"/>
+                <w:b/>
+                <w:bCs/>
+                <w:lang w:eastAsia="pt-BR"/>
+              </w:rPr>
+            </w:pPr>
+            <w:r>
+              <w:rPr>
+                <w:rFonts w:eastAsia="Times New Roman" w:cs="Arial"/>
+                <w:b/>
+                <w:bCs/>
+                <w:lang w:eastAsia="pt-BR"/>
+              </w:rPr>
+              <w:t>Pós-condições</w:t>
+            </w:r>
+          </w:p>
+        </w:tc>
+        <w:tc>
+          <w:tcPr>
+            <w:tcW w:w="0" w:type="auto"/>
+            <w:hideMark/>
+          </w:tcPr>
+          <w:p>
+            <w:pPr>
+              <w:jc w:val="both"/>
+              <w:rPr>
+                <w:rFonts w:eastAsia="Times New Roman" w:cs="Arial"/>
+                <w:lang w:eastAsia="pt-BR"/>
+              </w:rPr>
+            </w:pPr>
+            <w:r>
+              <w:rPr>
+                <w:rFonts w:eastAsia="Times New Roman" w:cs="Arial"/>
+                <w:lang w:eastAsia="pt-BR"/>
+              </w:rPr>
+              <w:t xml:space="preserve">A </w:t>
+            </w:r>
+            <w:r>
+              <w:rPr>
+                <w:rFonts w:eastAsia="Times New Roman" w:cs="Arial"/>
+                <w:lang w:eastAsia="pt-BR"/>
+              </w:rPr>
+              <w:t>imagem</w:t>
+            </w:r>
+            <w:r>
+              <w:rPr>
+                <w:rFonts w:eastAsia="Times New Roman" w:cs="Arial"/>
+                <w:lang w:eastAsia="pt-BR"/>
+              </w:rPr>
+              <w:t xml:space="preserve"> é</w:t>
+            </w:r>
+            <w:r>
+              <w:rPr>
+                <w:rFonts w:eastAsia="Times New Roman" w:cs="Arial"/>
+                <w:lang w:eastAsia="pt-BR"/>
+              </w:rPr>
+              <w:t xml:space="preserve"> de</w:t>
+            </w:r>
+            <w:r>
+              <w:rPr>
+                <w:rFonts w:eastAsia="Times New Roman" w:cs="Arial"/>
+                <w:lang w:eastAsia="pt-BR"/>
+              </w:rPr>
+              <w:t>le</w:t>
+            </w:r>
+            <w:r>
+              <w:rPr>
+                <w:rFonts w:eastAsia="Times New Roman" w:cs="Arial"/>
+                <w:lang w:eastAsia="pt-BR"/>
+              </w:rPr>
+              <w:t>tada.</w:t>
+            </w:r>
+          </w:p>
+        </w:tc>
+      </w:tr>
+      <w:tr>
+        <w:tc>
+          <w:tcPr>
+            <w:tcW w:w="0" w:type="auto"/>
+            <w:hideMark/>
+          </w:tcPr>
+          <w:p>
+            <w:pPr>
+              <w:jc w:val="both"/>
+              <w:rPr>
+                <w:rFonts w:eastAsia="Times New Roman" w:cs="Arial"/>
+                <w:b/>
+                <w:bCs/>
+                <w:lang w:eastAsia="pt-BR"/>
+              </w:rPr>
+            </w:pPr>
+            <w:r>
+              <w:rPr>
+                <w:rFonts w:eastAsia="Times New Roman" w:cs="Arial"/>
+                <w:b/>
+                <w:bCs/>
+                <w:lang w:eastAsia="pt-BR"/>
+              </w:rPr>
+              <w:t>Fluxo Principal</w:t>
+            </w:r>
+          </w:p>
+        </w:tc>
+        <w:tc>
+          <w:tcPr>
+            <w:tcW w:w="0" w:type="auto"/>
+            <w:hideMark/>
+          </w:tcPr>
+          <w:p>
+            <w:pPr>
+              <w:jc w:val="both"/>
+              <w:rPr>
+                <w:rFonts w:eastAsia="Times New Roman" w:cs="Arial"/>
+                <w:lang w:eastAsia="pt-BR"/>
+              </w:rPr>
+            </w:pPr>
+            <w:r>
+              <w:rPr>
+                <w:rFonts w:eastAsia="Times New Roman" w:cs="Arial"/>
+                <w:lang w:eastAsia="pt-BR"/>
+              </w:rPr>
+              <w:t xml:space="preserve">1. O sistema exibe </w:t>
+            </w:r>
+            <w:r>
+              <w:rPr>
+                <w:rFonts w:eastAsia="Times New Roman" w:cs="Arial"/>
+                <w:lang w:eastAsia="pt-BR"/>
+              </w:rPr>
+              <w:t>o braile</w:t>
+            </w:r>
+            <w:r>
+              <w:rPr>
+                <w:rFonts w:eastAsia="Times New Roman" w:cs="Arial"/>
+                <w:lang w:eastAsia="pt-BR"/>
+              </w:rPr>
+              <w:t>.</w:t>
+            </w:r>
+          </w:p>
+          <w:p>
+            <w:pPr>
+              <w:jc w:val="both"/>
+              <w:rPr>
+                <w:rFonts w:eastAsia="Times New Roman" w:cs="Arial"/>
+                <w:lang w:eastAsia="pt-BR"/>
+              </w:rPr>
+            </w:pPr>
+            <w:r>
+              <w:rPr>
+                <w:rFonts w:eastAsia="Times New Roman" w:cs="Arial"/>
+                <w:lang w:eastAsia="pt-BR"/>
+              </w:rPr>
+              <w:t>2. O Deficiente Visual confirma.</w:t>
+            </w:r>
+          </w:p>
+          <w:p>
+            <w:pPr>
+              <w:jc w:val="both"/>
+              <w:rPr>
+                <w:rFonts w:eastAsia="Times New Roman" w:cs="Arial"/>
+                <w:b/>
+                <w:bCs/>
+                <w:lang w:eastAsia="pt-BR"/>
+              </w:rPr>
+            </w:pPr>
+            <w:r>
+              <w:rPr>
+                <w:rFonts w:eastAsia="Times New Roman" w:cs="Arial"/>
+                <w:lang w:eastAsia="pt-BR"/>
+              </w:rPr>
+              <w:t xml:space="preserve">3. O texto é </w:t>
+            </w:r>
+            <w:r>
+              <w:rPr>
+                <w:rFonts w:eastAsia="Times New Roman" w:cs="Arial"/>
+                <w:lang w:eastAsia="pt-BR"/>
+              </w:rPr>
+              <w:t>deletado</w:t>
+            </w:r>
+            <w:r>
+              <w:rPr>
+                <w:rFonts w:eastAsia="Times New Roman" w:cs="Arial"/>
+                <w:lang w:eastAsia="pt-BR"/>
+              </w:rPr>
+              <w:t>.</w:t>
+            </w:r>
+          </w:p>
+        </w:tc>
+      </w:tr>
+    </w:tbl>
+    <w:p>
+      <w:pPr>
+        <w:rPr>
+          <w:rFonts w:cs="Arial"/>
+          <w:sz w:val="20"/>
+          <w:szCs w:val="20"/>
+        </w:rPr>
+      </w:pPr>
+      <w:r>
+        <w:rPr>
+          <w:rFonts w:cs="Arial"/>
+          <w:sz w:val="20"/>
+          <w:szCs w:val="20"/>
+        </w:rPr>
+        <w:t>Fonte: Autoria Própria, 2025.</w:t>
+      </w:r>
+    </w:p>
+    <w:p>
+      <w:pPr>
+        <w:rPr>
+          <w:rFonts w:cs="Arial"/>
+          <w:sz w:val="20"/>
+          <w:szCs w:val="20"/>
+        </w:rPr>
+      </w:pPr>
+      <w:r>
+        <w:rPr>
+          <w:rFonts w:cs="Arial"/>
+          <w:sz w:val="20"/>
+          <w:szCs w:val="20"/>
+        </w:rPr>
+        <w:br w:type="page"/>
+      </w:r>
+    </w:p>
+    <w:p>
+      <w:pPr>
+        <w:rPr>
+          <w:rFonts w:cs="Arial"/>
+          <w:sz w:val="20"/>
+          <w:szCs w:val="20"/>
+        </w:rPr>
+      </w:pPr>
+    </w:p>
+    <w:p>
+      <w:r>
+        <w:t>Tabela 3 – Descrição do caso de uso: Capturar Imagem</w:t>
+      </w:r>
+    </w:p>
+    <w:tbl>
+      <w:tblPr>
+        <w:tblStyle w:val="TabeladeGradeClara"/>
+        <w:tblW w:w="8397" w:type="dxa"/>
+        <w:tblInd w:w="-5" w:type="dxa"/>
+        <w:tblLook w:val="01E0" w:firstRow="1" w:lastRow="1" w:firstColumn="1" w:lastColumn="1" w:noHBand="0" w:noVBand="0"/>
+      </w:tblPr>
+      <w:tblGrid>
+        <w:gridCol w:w="2764"/>
+        <w:gridCol w:w="5633"/>
+      </w:tblGrid>
+      <w:tr>
+        <w:tc>
+          <w:tcPr>
+            <w:tcW w:w="0" w:type="auto"/>
+            <w:hideMark/>
+          </w:tcPr>
+          <w:p>
+            <w:pPr>
+              <w:rPr>
+                <w:rFonts w:eastAsia="Times New Roman" w:cs="Arial"/>
+                <w:b/>
+                <w:bCs/>
+                <w:lang w:eastAsia="pt-BR"/>
+              </w:rPr>
+            </w:pPr>
+            <w:r>
+              <w:rPr>
+                <w:rFonts w:eastAsia="Times New Roman" w:cs="Arial"/>
+                <w:b/>
+                <w:bCs/>
+                <w:lang w:eastAsia="pt-BR"/>
+              </w:rPr>
+              <w:t>Item</w:t>
+            </w:r>
+          </w:p>
+        </w:tc>
+        <w:tc>
+          <w:tcPr>
+            <w:tcW w:w="0" w:type="auto"/>
+            <w:hideMark/>
+          </w:tcPr>
+          <w:p>
+            <w:pPr>
+              <w:rPr>
+                <w:rFonts w:eastAsia="Times New Roman" w:cs="Arial"/>
+                <w:b/>
+                <w:bCs/>
+                <w:lang w:eastAsia="pt-BR"/>
+              </w:rPr>
+            </w:pPr>
+            <w:r>
+              <w:rPr>
+                <w:rFonts w:eastAsia="Times New Roman" w:cs="Arial"/>
+                <w:b/>
+                <w:bCs/>
+                <w:lang w:eastAsia="pt-BR"/>
+              </w:rPr>
+              <w:t>Descrição</w:t>
+            </w:r>
+          </w:p>
+        </w:tc>
+      </w:tr>
+      <w:tr>
+        <w:tc>
+          <w:tcPr>
+            <w:tcW w:w="0" w:type="auto"/>
+            <w:hideMark/>
+          </w:tcPr>
+          <w:p>
+            <w:pPr>
+              <w:jc w:val="both"/>
+              <w:rPr>
+                <w:rFonts w:eastAsia="Times New Roman" w:cs="Arial"/>
+                <w:lang w:eastAsia="pt-BR"/>
+              </w:rPr>
+            </w:pPr>
+            <w:r>
+              <w:rPr>
+                <w:rFonts w:eastAsia="Times New Roman" w:cs="Arial"/>
+                <w:b/>
+                <w:bCs/>
+                <w:lang w:eastAsia="pt-BR"/>
+              </w:rPr>
+              <w:t>Nome do Caso de Uso</w:t>
+            </w:r>
+          </w:p>
+        </w:tc>
+        <w:tc>
+          <w:tcPr>
+            <w:tcW w:w="0" w:type="auto"/>
+            <w:hideMark/>
+          </w:tcPr>
+          <w:p>
+            <w:pPr>
+              <w:jc w:val="both"/>
+              <w:rPr>
+                <w:rFonts w:eastAsia="Times New Roman" w:cs="Arial"/>
+                <w:lang w:eastAsia="pt-BR"/>
+              </w:rPr>
+            </w:pPr>
+            <w:r>
+              <w:rPr>
+                <w:rFonts w:eastAsia="Times New Roman" w:cs="Arial"/>
+                <w:lang w:eastAsia="pt-BR"/>
+              </w:rPr>
+              <w:t>Capturar Imagem</w:t>
+            </w:r>
+          </w:p>
+        </w:tc>
+      </w:tr>
+      <w:tr>
+        <w:tc>
+          <w:tcPr>
+            <w:tcW w:w="0" w:type="auto"/>
+            <w:hideMark/>
+          </w:tcPr>
+          <w:p>
+            <w:pPr>
+              <w:jc w:val="both"/>
+              <w:rPr>
+                <w:rFonts w:eastAsia="Times New Roman" w:cs="Arial"/>
+                <w:lang w:eastAsia="pt-BR"/>
+              </w:rPr>
+            </w:pPr>
+            <w:r>
+              <w:rPr>
+                <w:rFonts w:eastAsia="Times New Roman" w:cs="Arial"/>
+                <w:b/>
+                <w:bCs/>
+                <w:lang w:eastAsia="pt-BR"/>
+              </w:rPr>
+              <w:t>Ator Principal</w:t>
+            </w:r>
+          </w:p>
+        </w:tc>
+        <w:tc>
+          <w:tcPr>
+            <w:tcW w:w="0" w:type="auto"/>
+            <w:hideMark/>
+          </w:tcPr>
+          <w:p>
+            <w:pPr>
+              <w:jc w:val="both"/>
+              <w:rPr>
+                <w:rFonts w:eastAsia="Times New Roman" w:cs="Arial"/>
+                <w:lang w:eastAsia="pt-BR"/>
+              </w:rPr>
+            </w:pPr>
+            <w:r>
+              <w:rPr>
+                <w:rFonts w:eastAsia="Times New Roman" w:cs="Arial"/>
+                <w:lang w:eastAsia="pt-BR"/>
+              </w:rPr>
+              <w:t>Kyntact</w:t>
+            </w:r>
+          </w:p>
+        </w:tc>
+      </w:tr>
+      <w:tr>
+        <w:tc>
+          <w:tcPr>
+            <w:tcW w:w="0" w:type="auto"/>
+            <w:hideMark/>
+          </w:tcPr>
+          <w:p>
+            <w:pPr>
+              <w:jc w:val="both"/>
+              <w:rPr>
+                <w:rFonts w:eastAsia="Times New Roman" w:cs="Arial"/>
+                <w:lang w:eastAsia="pt-BR"/>
+              </w:rPr>
+            </w:pPr>
+            <w:r>
+              <w:rPr>
+                <w:rFonts w:eastAsia="Times New Roman" w:cs="Arial"/>
+                <w:b/>
+                <w:bCs/>
+                <w:lang w:eastAsia="pt-BR"/>
+              </w:rPr>
+              <w:t>Resumo</w:t>
+            </w:r>
+          </w:p>
+        </w:tc>
+        <w:tc>
+          <w:tcPr>
+            <w:tcW w:w="0" w:type="auto"/>
+            <w:hideMark/>
+          </w:tcPr>
+          <w:p>
+            <w:pPr>
+              <w:jc w:val="both"/>
+              <w:rPr>
+                <w:rFonts w:eastAsia="Times New Roman" w:cs="Arial"/>
+                <w:lang w:eastAsia="pt-BR"/>
+              </w:rPr>
+            </w:pPr>
+            <w:r>
+              <w:rPr>
+                <w:rFonts w:eastAsia="Times New Roman" w:cs="Arial"/>
+                <w:lang w:eastAsia="pt-BR"/>
+              </w:rPr>
+              <w:t>O dispositivo captura a imagem do texto apontado.</w:t>
+            </w:r>
+          </w:p>
+        </w:tc>
+      </w:tr>
+      <w:tr>
+        <w:tc>
+          <w:tcPr>
+            <w:tcW w:w="0" w:type="auto"/>
+            <w:hideMark/>
+          </w:tcPr>
+          <w:p>
+            <w:pPr>
+              <w:jc w:val="both"/>
+              <w:rPr>
+                <w:rFonts w:eastAsia="Times New Roman" w:cs="Arial"/>
+                <w:lang w:eastAsia="pt-BR"/>
+              </w:rPr>
+            </w:pPr>
+            <w:r>
+              <w:rPr>
+                <w:rFonts w:eastAsia="Times New Roman" w:cs="Arial"/>
+                <w:b/>
+                <w:bCs/>
+                <w:lang w:eastAsia="pt-BR"/>
+              </w:rPr>
+              <w:t>Pré-condições</w:t>
+            </w:r>
+          </w:p>
+        </w:tc>
+        <w:tc>
+          <w:tcPr>
+            <w:tcW w:w="0" w:type="auto"/>
+            <w:hideMark/>
+          </w:tcPr>
+          <w:p>
+            <w:pPr>
+              <w:jc w:val="both"/>
+              <w:rPr>
+                <w:rFonts w:eastAsia="Times New Roman" w:cs="Arial"/>
+                <w:lang w:eastAsia="pt-BR"/>
+              </w:rPr>
+            </w:pPr>
+            <w:r>
+              <w:rPr>
+                <w:rFonts w:eastAsia="Times New Roman" w:cs="Arial"/>
+                <w:lang w:eastAsia="pt-BR"/>
+              </w:rPr>
+              <w:t>O Deficiente Visual deve ter apontado o texto.</w:t>
+            </w:r>
+          </w:p>
+        </w:tc>
+      </w:tr>
+      <w:tr>
+        <w:tc>
+          <w:tcPr>
+            <w:tcW w:w="0" w:type="auto"/>
+            <w:hideMark/>
+          </w:tcPr>
+          <w:p>
+            <w:pPr>
+              <w:jc w:val="both"/>
+              <w:rPr>
+                <w:rFonts w:eastAsia="Times New Roman" w:cs="Arial"/>
+                <w:lang w:eastAsia="pt-BR"/>
+              </w:rPr>
+            </w:pPr>
+            <w:r>
+              <w:rPr>
+                <w:rFonts w:eastAsia="Times New Roman" w:cs="Arial"/>
+                <w:b/>
+                <w:bCs/>
+                <w:lang w:eastAsia="pt-BR"/>
+              </w:rPr>
+              <w:t>Pós-condições</w:t>
+            </w:r>
+          </w:p>
+        </w:tc>
+        <w:tc>
+          <w:tcPr>
+            <w:tcW w:w="0" w:type="auto"/>
+            <w:hideMark/>
+          </w:tcPr>
+          <w:p>
+            <w:pPr>
+              <w:jc w:val="both"/>
+              <w:rPr>
+                <w:rFonts w:eastAsia="Times New Roman" w:cs="Arial"/>
+                <w:lang w:eastAsia="pt-BR"/>
+              </w:rPr>
+            </w:pPr>
+            <w:r>
+              <w:rPr>
+                <w:rFonts w:eastAsia="Times New Roman" w:cs="Arial"/>
+                <w:lang w:eastAsia="pt-BR"/>
+              </w:rPr>
+              <w:t>A imagem é enviada para tratamento.</w:t>
+            </w:r>
+          </w:p>
+        </w:tc>
+      </w:tr>
+      <w:tr>
+        <w:tc>
+          <w:tcPr>
+            <w:tcW w:w="0" w:type="auto"/>
+            <w:hideMark/>
+          </w:tcPr>
+          <w:p>
+            <w:pPr>
+              <w:jc w:val="both"/>
+              <w:rPr>
+                <w:rFonts w:eastAsia="Times New Roman" w:cs="Arial"/>
+                <w:lang w:eastAsia="pt-BR"/>
+              </w:rPr>
+            </w:pPr>
+            <w:r>
+              <w:rPr>
+                <w:rFonts w:eastAsia="Times New Roman" w:cs="Arial"/>
+                <w:b/>
+                <w:bCs/>
+                <w:lang w:eastAsia="pt-BR"/>
+              </w:rPr>
+              <w:t>Fluxo Principal</w:t>
+            </w:r>
+          </w:p>
+        </w:tc>
+        <w:tc>
+          <w:tcPr>
+            <w:tcW w:w="0" w:type="auto"/>
+            <w:hideMark/>
+          </w:tcPr>
+          <w:p>
+            <w:pPr>
+              <w:jc w:val="both"/>
+              <w:rPr>
+                <w:rFonts w:eastAsia="Times New Roman" w:cs="Arial"/>
+                <w:lang w:eastAsia="pt-BR"/>
+              </w:rPr>
+            </w:pPr>
+            <w:r>
+              <w:rPr>
+                <w:rFonts w:eastAsia="Times New Roman" w:cs="Arial"/>
+                <w:lang w:eastAsia="pt-BR"/>
+              </w:rPr>
+              <w:t xml:space="preserve">1. O sistema </w:t>
+            </w:r>
+            <w:r>
+              <w:rPr>
+                <w:rFonts w:eastAsia="Times New Roman" w:cs="Arial"/>
+                <w:lang w:eastAsia="pt-BR"/>
+              </w:rPr>
+              <w:t xml:space="preserve">captura </w:t>
+            </w:r>
+            <w:r>
+              <w:rPr>
+                <w:rFonts w:eastAsia="Times New Roman" w:cs="Arial"/>
+                <w:lang w:eastAsia="pt-BR"/>
+              </w:rPr>
+              <w:t>uma</w:t>
+            </w:r>
+            <w:r>
+              <w:rPr>
+                <w:rFonts w:eastAsia="Times New Roman" w:cs="Arial"/>
+                <w:lang w:eastAsia="pt-BR"/>
+              </w:rPr>
+              <w:t xml:space="preserve"> image</w:t>
+            </w:r>
+            <w:r>
+              <w:rPr>
+                <w:rFonts w:eastAsia="Times New Roman" w:cs="Arial"/>
+                <w:lang w:eastAsia="pt-BR"/>
+              </w:rPr>
+              <w:t xml:space="preserve">m </w:t>
+            </w:r>
+            <w:r>
+              <w:rPr>
+                <w:rFonts w:eastAsia="Times New Roman" w:cs="Arial"/>
+                <w:lang w:eastAsia="pt-BR"/>
+              </w:rPr>
+              <w:t>por segundo</w:t>
+            </w:r>
+            <w:r>
+              <w:rPr>
+                <w:rFonts w:eastAsia="Times New Roman" w:cs="Arial"/>
+                <w:lang w:eastAsia="pt-BR"/>
+              </w:rPr>
+              <w:t>.</w:t>
+            </w:r>
+          </w:p>
+          <w:p>
+            <w:pPr>
+              <w:jc w:val="both"/>
+              <w:rPr>
+                <w:rFonts w:eastAsia="Times New Roman" w:cs="Arial"/>
+                <w:lang w:eastAsia="pt-BR"/>
+              </w:rPr>
+            </w:pPr>
+            <w:r>
+              <w:rPr>
+                <w:rFonts w:eastAsia="Times New Roman" w:cs="Arial"/>
+                <w:lang w:eastAsia="pt-BR"/>
+              </w:rPr>
+              <w:t>2</w:t>
+            </w:r>
+            <w:r>
+              <w:rPr>
+                <w:rFonts w:eastAsia="Times New Roman" w:cs="Arial"/>
+                <w:lang w:eastAsia="pt-BR"/>
+              </w:rPr>
+              <w:t>. A imagem é enviada para tratamento.</w:t>
+            </w:r>
+          </w:p>
+        </w:tc>
+      </w:tr>
+    </w:tbl>
+    <w:p>
+      <w:pPr>
+        <w:ind w:left="360"/>
+      </w:pPr>
+      <w:r>
+        <w:t>Fonte: Autoria Própria, 2025.</w:t>
+      </w:r>
+    </w:p>
+    <w:p>
+      <w:r>
+        <w:t>Tabela 4 – Descrição do caso de uso: Tratar Imagem</w:t>
+      </w:r>
+    </w:p>
+    <w:tbl>
+      <w:tblPr>
+        <w:tblStyle w:val="TabeladeGradeClara"/>
+        <w:tblW w:w="0" w:type="auto"/>
+        <w:tblLook w:val="04A0" w:firstRow="1" w:lastRow="0" w:firstColumn="1" w:lastColumn="0" w:noHBand="0" w:noVBand="1"/>
+      </w:tblPr>
+      <w:tblGrid>
+        <w:gridCol w:w="2571"/>
+        <w:gridCol w:w="6490"/>
+      </w:tblGrid>
+      <w:tr>
+        <w:tc>
+          <w:tcPr>
+            <w:tcW w:w="0" w:type="auto"/>
+            <w:hideMark/>
+          </w:tcPr>
+          <w:p>
+            <w:pPr>
+              <w:rPr>
+                <w:rFonts w:eastAsia="Times New Roman" w:cs="Arial"/>
+                <w:b/>
+                <w:bCs/>
+                <w:lang w:eastAsia="pt-BR"/>
+              </w:rPr>
+            </w:pPr>
+            <w:r>
+              <w:rPr>
+                <w:rFonts w:eastAsia="Times New Roman" w:cs="Arial"/>
+                <w:b/>
+                <w:bCs/>
+                <w:lang w:eastAsia="pt-BR"/>
+              </w:rPr>
+              <w:t>Item</w:t>
+            </w:r>
+          </w:p>
+        </w:tc>
+        <w:tc>
+          <w:tcPr>
+            <w:tcW w:w="0" w:type="auto"/>
+            <w:hideMark/>
+          </w:tcPr>
+          <w:p>
+            <w:pPr>
+              <w:rPr>
+                <w:rFonts w:eastAsia="Times New Roman" w:cs="Arial"/>
+                <w:b/>
+                <w:bCs/>
+                <w:lang w:eastAsia="pt-BR"/>
+              </w:rPr>
+            </w:pPr>
+            <w:r>
+              <w:rPr>
+                <w:rFonts w:eastAsia="Times New Roman" w:cs="Arial"/>
+                <w:b/>
+                <w:bCs/>
+                <w:lang w:eastAsia="pt-BR"/>
+              </w:rPr>
+              <w:t>Descrição</w:t>
+            </w:r>
+          </w:p>
+        </w:tc>
+      </w:tr>
+      <w:tr>
+        <w:tc>
+          <w:tcPr>
+            <w:tcW w:w="0" w:type="auto"/>
+            <w:hideMark/>
+          </w:tcPr>
+          <w:p>
+            <w:pPr>
+              <w:jc w:val="both"/>
+              <w:rPr>
+                <w:rFonts w:eastAsia="Times New Roman" w:cs="Arial"/>
+                <w:lang w:eastAsia="pt-BR"/>
+              </w:rPr>
+            </w:pPr>
+            <w:r>
+              <w:rPr>
+                <w:rFonts w:eastAsia="Times New Roman" w:cs="Arial"/>
+                <w:b/>
+                <w:bCs/>
+                <w:lang w:eastAsia="pt-BR"/>
+              </w:rPr>
+              <w:t>Nome do Caso de Uso</w:t>
+            </w:r>
+          </w:p>
+        </w:tc>
+        <w:tc>
+          <w:tcPr>
+            <w:tcW w:w="0" w:type="auto"/>
+            <w:hideMark/>
+          </w:tcPr>
+          <w:p>
+            <w:pPr>
+              <w:jc w:val="both"/>
+              <w:rPr>
+                <w:rFonts w:eastAsia="Times New Roman" w:cs="Arial"/>
+                <w:lang w:eastAsia="pt-BR"/>
+              </w:rPr>
+            </w:pPr>
+            <w:r>
+              <w:rPr>
+                <w:rFonts w:eastAsia="Times New Roman" w:cs="Arial"/>
+                <w:lang w:eastAsia="pt-BR"/>
+              </w:rPr>
+              <w:t>Tratar Imagem</w:t>
+            </w:r>
+          </w:p>
+        </w:tc>
+      </w:tr>
+      <w:tr>
+        <w:tc>
+          <w:tcPr>
+            <w:tcW w:w="0" w:type="auto"/>
+            <w:hideMark/>
+          </w:tcPr>
+          <w:p>
+            <w:pPr>
+              <w:jc w:val="both"/>
+              <w:rPr>
+                <w:rFonts w:eastAsia="Times New Roman" w:cs="Arial"/>
+                <w:lang w:eastAsia="pt-BR"/>
+              </w:rPr>
+            </w:pPr>
+            <w:r>
+              <w:rPr>
+                <w:rFonts w:eastAsia="Times New Roman" w:cs="Arial"/>
+                <w:b/>
+                <w:bCs/>
+                <w:lang w:eastAsia="pt-BR"/>
+              </w:rPr>
+              <w:t>Ator Principal</w:t>
+            </w:r>
+          </w:p>
+        </w:tc>
+        <w:tc>
+          <w:tcPr>
+            <w:tcW w:w="0" w:type="auto"/>
+            <w:hideMark/>
+          </w:tcPr>
+          <w:p>
+            <w:pPr>
+              <w:jc w:val="both"/>
+              <w:rPr>
+                <w:rFonts w:eastAsia="Times New Roman" w:cs="Arial"/>
+                <w:lang w:eastAsia="pt-BR"/>
+              </w:rPr>
+            </w:pPr>
+            <w:r>
+              <w:rPr>
+                <w:rFonts w:eastAsia="Times New Roman" w:cs="Arial"/>
+                <w:lang w:eastAsia="pt-BR"/>
+              </w:rPr>
+              <w:t>Kyntact</w:t>
+            </w:r>
+          </w:p>
+        </w:tc>
+      </w:tr>
+      <w:tr>
+        <w:tc>
+          <w:tcPr>
+            <w:tcW w:w="0" w:type="auto"/>
+            <w:hideMark/>
+          </w:tcPr>
+          <w:p>
+            <w:pPr>
+              <w:jc w:val="both"/>
+              <w:rPr>
+                <w:rFonts w:eastAsia="Times New Roman" w:cs="Arial"/>
+                <w:lang w:eastAsia="pt-BR"/>
+              </w:rPr>
+            </w:pPr>
+            <w:r>
+              <w:rPr>
+                <w:rFonts w:eastAsia="Times New Roman" w:cs="Arial"/>
+                <w:b/>
+                <w:bCs/>
+                <w:lang w:eastAsia="pt-BR"/>
+              </w:rPr>
+              <w:t>Resumo</w:t>
+            </w:r>
+          </w:p>
+        </w:tc>
+        <w:tc>
+          <w:tcPr>
+            <w:tcW w:w="0" w:type="auto"/>
+            <w:hideMark/>
+          </w:tcPr>
+          <w:p>
+            <w:pPr>
+              <w:jc w:val="both"/>
+              <w:rPr>
+                <w:rFonts w:eastAsia="Times New Roman" w:cs="Arial"/>
+                <w:lang w:eastAsia="pt-BR"/>
+              </w:rPr>
+            </w:pPr>
+            <w:r>
+              <w:rPr>
+                <w:rFonts w:eastAsia="Times New Roman" w:cs="Arial"/>
+                <w:lang w:eastAsia="pt-BR"/>
+              </w:rPr>
+              <w:t>A imagem capturada é tratada para melhorar a detecção de texto.</w:t>
+            </w:r>
+          </w:p>
+        </w:tc>
+      </w:tr>
+      <w:tr>
+        <w:tc>
+          <w:tcPr>
+            <w:tcW w:w="0" w:type="auto"/>
+            <w:hideMark/>
+          </w:tcPr>
+          <w:p>
+            <w:pPr>
+              <w:jc w:val="both"/>
+              <w:rPr>
+                <w:rFonts w:eastAsia="Times New Roman" w:cs="Arial"/>
+                <w:lang w:eastAsia="pt-BR"/>
+              </w:rPr>
+            </w:pPr>
+            <w:r>
+              <w:rPr>
+                <w:rFonts w:eastAsia="Times New Roman" w:cs="Arial"/>
+                <w:b/>
+                <w:bCs/>
+                <w:lang w:eastAsia="pt-BR"/>
+              </w:rPr>
+              <w:t>Pré-condições</w:t>
+            </w:r>
+          </w:p>
+        </w:tc>
+        <w:tc>
+          <w:tcPr>
+            <w:tcW w:w="0" w:type="auto"/>
+            <w:hideMark/>
+          </w:tcPr>
+          <w:p>
+            <w:pPr>
+              <w:jc w:val="both"/>
+              <w:rPr>
+                <w:rFonts w:eastAsia="Times New Roman" w:cs="Arial"/>
+                <w:lang w:eastAsia="pt-BR"/>
+              </w:rPr>
+            </w:pPr>
+            <w:r>
+              <w:rPr>
+                <w:rFonts w:eastAsia="Times New Roman" w:cs="Arial"/>
+                <w:lang w:eastAsia="pt-BR"/>
+              </w:rPr>
+              <w:t>A imagem deve ter sido capturada.</w:t>
+            </w:r>
+          </w:p>
+        </w:tc>
+      </w:tr>
+      <w:tr>
+        <w:tc>
+          <w:tcPr>
+            <w:tcW w:w="0" w:type="auto"/>
+            <w:hideMark/>
+          </w:tcPr>
+          <w:p>
+            <w:pPr>
+              <w:jc w:val="both"/>
+              <w:rPr>
+                <w:rFonts w:eastAsia="Times New Roman" w:cs="Arial"/>
+                <w:lang w:eastAsia="pt-BR"/>
+              </w:rPr>
+            </w:pPr>
+            <w:r>
+              <w:rPr>
+                <w:rFonts w:eastAsia="Times New Roman" w:cs="Arial"/>
+                <w:b/>
+                <w:bCs/>
+                <w:lang w:eastAsia="pt-BR"/>
+              </w:rPr>
+              <w:t>Pós-condições</w:t>
+            </w:r>
+          </w:p>
+        </w:tc>
+        <w:tc>
+          <w:tcPr>
+            <w:tcW w:w="0" w:type="auto"/>
+            <w:hideMark/>
+          </w:tcPr>
+          <w:p>
+            <w:pPr>
+              <w:jc w:val="both"/>
+              <w:rPr>
+                <w:rFonts w:eastAsia="Times New Roman" w:cs="Arial"/>
+                <w:lang w:eastAsia="pt-BR"/>
+              </w:rPr>
+            </w:pPr>
+            <w:r>
+              <w:rPr>
+                <w:rFonts w:eastAsia="Times New Roman" w:cs="Arial"/>
+                <w:lang w:eastAsia="pt-BR"/>
+              </w:rPr>
+              <w:t>O texto estará pronto para detecção.</w:t>
+            </w:r>
+          </w:p>
+        </w:tc>
+      </w:tr>
+      <w:tr>
+        <w:tc>
+          <w:tcPr>
+            <w:tcW w:w="0" w:type="auto"/>
+            <w:hideMark/>
+          </w:tcPr>
+          <w:p>
+            <w:pPr>
+              <w:jc w:val="both"/>
+              <w:rPr>
+                <w:rFonts w:eastAsia="Times New Roman" w:cs="Arial"/>
+                <w:lang w:eastAsia="pt-BR"/>
+              </w:rPr>
+            </w:pPr>
+            <w:r>
+              <w:rPr>
+                <w:rFonts w:eastAsia="Times New Roman" w:cs="Arial"/>
+                <w:b/>
+                <w:bCs/>
+                <w:lang w:eastAsia="pt-BR"/>
+              </w:rPr>
+              <w:t>Fluxo Principal</w:t>
+            </w:r>
+          </w:p>
+        </w:tc>
+        <w:tc>
+          <w:tcPr>
+            <w:tcW w:w="0" w:type="auto"/>
+            <w:hideMark/>
+          </w:tcPr>
+          <w:p>
+            <w:pPr>
+              <w:jc w:val="both"/>
+              <w:rPr>
+                <w:rFonts w:eastAsia="Times New Roman" w:cs="Arial"/>
+                <w:lang w:eastAsia="pt-BR"/>
+              </w:rPr>
+            </w:pPr>
+            <w:r>
+              <w:rPr>
+                <w:rFonts w:eastAsia="Times New Roman" w:cs="Arial"/>
+                <w:lang w:eastAsia="pt-BR"/>
+              </w:rPr>
+              <w:t>1. O sistema aplica filtros</w:t>
+            </w:r>
+            <w:r>
+              <w:rPr>
+                <w:rFonts w:eastAsia="Times New Roman" w:cs="Arial"/>
+                <w:lang w:eastAsia="pt-BR"/>
+              </w:rPr>
+              <w:t xml:space="preserve"> para melhorar a qualidade da imagem</w:t>
+            </w:r>
+            <w:r>
+              <w:rPr>
+                <w:rFonts w:eastAsia="Times New Roman" w:cs="Arial"/>
+                <w:lang w:eastAsia="pt-BR"/>
+              </w:rPr>
+              <w:t>.</w:t>
+            </w:r>
+          </w:p>
+          <w:p>
+            <w:pPr>
+              <w:jc w:val="both"/>
+              <w:rPr>
+                <w:rFonts w:eastAsia="Times New Roman" w:cs="Arial"/>
+                <w:lang w:eastAsia="pt-BR"/>
+              </w:rPr>
+            </w:pPr>
+            <w:r>
+              <w:rPr>
+                <w:rFonts w:eastAsia="Times New Roman" w:cs="Arial"/>
+                <w:lang w:eastAsia="pt-BR"/>
+              </w:rPr>
+              <w:t>2. A imagem tratada é enviada ao módulo de reconhecimento.</w:t>
+            </w:r>
+          </w:p>
+        </w:tc>
+      </w:tr>
+    </w:tbl>
+    <w:p>
+      <w:pPr>
+        <w:rPr>
+          <w:rFonts w:cs="Arial"/>
+          <w:sz w:val="20"/>
+          <w:szCs w:val="20"/>
+        </w:rPr>
+      </w:pPr>
+      <w:r>
+        <w:rPr>
+          <w:rFonts w:cs="Arial"/>
+          <w:sz w:val="20"/>
+          <w:szCs w:val="20"/>
+        </w:rPr>
+        <w:t>Fonte: Autoria Própria, 2025.</w:t>
+      </w:r>
+    </w:p>
+    <w:p>
+      <w:r>
+        <w:t>Tabela 5 – Descrição do caso de uso: Detectar Texto</w:t>
+      </w:r>
+    </w:p>
+    <w:tbl>
+      <w:tblPr>
+        <w:tblStyle w:val="TabeladeGradeClara"/>
+        <w:tblW w:w="0" w:type="auto"/>
+        <w:tblLook w:val="04A0" w:firstRow="1" w:lastRow="0" w:firstColumn="1" w:lastColumn="0" w:noHBand="0" w:noVBand="1"/>
+      </w:tblPr>
+      <w:tblGrid>
+        <w:gridCol w:w="2740"/>
+        <w:gridCol w:w="6321"/>
+      </w:tblGrid>
+      <w:tr>
+        <w:tc>
+          <w:tcPr>
+            <w:tcW w:w="0" w:type="auto"/>
+            <w:hideMark/>
+          </w:tcPr>
+          <w:p>
+            <w:pPr>
+              <w:rPr>
+                <w:rFonts w:eastAsia="Times New Roman" w:cs="Arial"/>
+                <w:b/>
+                <w:bCs/>
+                <w:lang w:eastAsia="pt-BR"/>
+              </w:rPr>
+            </w:pPr>
+            <w:r>
+              <w:rPr>
+                <w:rFonts w:eastAsia="Times New Roman" w:cs="Arial"/>
+                <w:b/>
+                <w:bCs/>
+                <w:lang w:eastAsia="pt-BR"/>
+              </w:rPr>
+              <w:t>Item</w:t>
+            </w:r>
+          </w:p>
+        </w:tc>
+        <w:tc>
+          <w:tcPr>
+            <w:tcW w:w="0" w:type="auto"/>
+            <w:hideMark/>
+          </w:tcPr>
+          <w:p>
+            <w:pPr>
+              <w:rPr>
+                <w:rFonts w:eastAsia="Times New Roman" w:cs="Arial"/>
+                <w:b/>
+                <w:bCs/>
+                <w:lang w:eastAsia="pt-BR"/>
+              </w:rPr>
+            </w:pPr>
+            <w:r>
+              <w:rPr>
+                <w:rFonts w:eastAsia="Times New Roman" w:cs="Arial"/>
+                <w:b/>
+                <w:bCs/>
+                <w:lang w:eastAsia="pt-BR"/>
+              </w:rPr>
+              <w:t>Descrição</w:t>
+            </w:r>
+          </w:p>
+        </w:tc>
+      </w:tr>
+      <w:tr>
+        <w:tc>
+          <w:tcPr>
+            <w:tcW w:w="0" w:type="auto"/>
+            <w:hideMark/>
+          </w:tcPr>
+          <w:p>
+            <w:pPr>
+              <w:jc w:val="both"/>
+              <w:rPr>
+                <w:rFonts w:eastAsia="Times New Roman" w:cs="Arial"/>
+                <w:lang w:eastAsia="pt-BR"/>
+              </w:rPr>
+            </w:pPr>
+            <w:r>
+              <w:rPr>
+                <w:rFonts w:eastAsia="Times New Roman" w:cs="Arial"/>
+                <w:b/>
+                <w:bCs/>
+                <w:lang w:eastAsia="pt-BR"/>
+              </w:rPr>
+              <w:t>Nome do Caso de Uso</w:t>
+            </w:r>
+          </w:p>
+        </w:tc>
+        <w:tc>
+          <w:tcPr>
+            <w:tcW w:w="0" w:type="auto"/>
+            <w:hideMark/>
+          </w:tcPr>
+          <w:p>
+            <w:pPr>
+              <w:jc w:val="both"/>
+              <w:rPr>
+                <w:rFonts w:eastAsia="Times New Roman" w:cs="Arial"/>
+                <w:lang w:eastAsia="pt-BR"/>
+              </w:rPr>
+            </w:pPr>
+            <w:r>
+              <w:rPr>
+                <w:rFonts w:eastAsia="Times New Roman" w:cs="Arial"/>
+                <w:lang w:eastAsia="pt-BR"/>
+              </w:rPr>
+              <w:t>Detectar Texto</w:t>
+            </w:r>
+          </w:p>
+        </w:tc>
+      </w:tr>
+      <w:tr>
+        <w:tc>
+          <w:tcPr>
+            <w:tcW w:w="0" w:type="auto"/>
+            <w:hideMark/>
+          </w:tcPr>
+          <w:p>
+            <w:pPr>
+              <w:jc w:val="both"/>
+              <w:rPr>
+                <w:rFonts w:eastAsia="Times New Roman" w:cs="Arial"/>
+                <w:lang w:eastAsia="pt-BR"/>
+              </w:rPr>
+            </w:pPr>
+            <w:r>
+              <w:rPr>
+                <w:rFonts w:eastAsia="Times New Roman" w:cs="Arial"/>
+                <w:b/>
+                <w:bCs/>
+                <w:lang w:eastAsia="pt-BR"/>
+              </w:rPr>
+              <w:t>Ator Principal</w:t>
+            </w:r>
+          </w:p>
+        </w:tc>
+        <w:tc>
+          <w:tcPr>
+            <w:tcW w:w="0" w:type="auto"/>
+            <w:hideMark/>
+          </w:tcPr>
+          <w:p>
+            <w:pPr>
+              <w:jc w:val="both"/>
+              <w:rPr>
+                <w:rFonts w:eastAsia="Times New Roman" w:cs="Arial"/>
+                <w:lang w:eastAsia="pt-BR"/>
+              </w:rPr>
+            </w:pPr>
+            <w:r>
+              <w:rPr>
+                <w:rFonts w:eastAsia="Times New Roman" w:cs="Arial"/>
+                <w:lang w:eastAsia="pt-BR"/>
+              </w:rPr>
+              <w:t>Kyntact</w:t>
+            </w:r>
+          </w:p>
+        </w:tc>
+      </w:tr>
+      <w:tr>
+        <w:tc>
+          <w:tcPr>
+            <w:tcW w:w="0" w:type="auto"/>
+            <w:hideMark/>
+          </w:tcPr>
+          <w:p>
+            <w:pPr>
+              <w:jc w:val="both"/>
+              <w:rPr>
+                <w:rFonts w:eastAsia="Times New Roman" w:cs="Arial"/>
+                <w:lang w:eastAsia="pt-BR"/>
+              </w:rPr>
+            </w:pPr>
+            <w:r>
+              <w:rPr>
+                <w:rFonts w:eastAsia="Times New Roman" w:cs="Arial"/>
+                <w:b/>
+                <w:bCs/>
+                <w:lang w:eastAsia="pt-BR"/>
+              </w:rPr>
+              <w:t>Resumo</w:t>
+            </w:r>
+          </w:p>
+        </w:tc>
+        <w:tc>
+          <w:tcPr>
+            <w:tcW w:w="0" w:type="auto"/>
+            <w:hideMark/>
+          </w:tcPr>
+          <w:p>
+            <w:pPr>
+              <w:jc w:val="both"/>
+              <w:rPr>
+                <w:rFonts w:eastAsia="Times New Roman" w:cs="Arial"/>
+                <w:lang w:eastAsia="pt-BR"/>
+              </w:rPr>
+            </w:pPr>
+            <w:r>
+              <w:rPr>
+                <w:rFonts w:eastAsia="Times New Roman" w:cs="Arial"/>
+                <w:lang w:eastAsia="pt-BR"/>
+              </w:rPr>
+              <w:t>O sistema reconhece o texto presente na imagem tratada.</w:t>
+            </w:r>
+          </w:p>
+        </w:tc>
+      </w:tr>
+      <w:tr>
+        <w:tc>
+          <w:tcPr>
+            <w:tcW w:w="0" w:type="auto"/>
+            <w:hideMark/>
+          </w:tcPr>
+          <w:p>
+            <w:pPr>
+              <w:jc w:val="both"/>
+              <w:rPr>
+                <w:rFonts w:eastAsia="Times New Roman" w:cs="Arial"/>
+                <w:lang w:eastAsia="pt-BR"/>
+              </w:rPr>
+            </w:pPr>
+            <w:r>
+              <w:rPr>
+                <w:rFonts w:eastAsia="Times New Roman" w:cs="Arial"/>
+                <w:b/>
+                <w:bCs/>
+                <w:lang w:eastAsia="pt-BR"/>
+              </w:rPr>
+              <w:t>Pré-condições</w:t>
+            </w:r>
+          </w:p>
+        </w:tc>
+        <w:tc>
+          <w:tcPr>
+            <w:tcW w:w="0" w:type="auto"/>
+            <w:hideMark/>
+          </w:tcPr>
+          <w:p>
+            <w:pPr>
+              <w:jc w:val="both"/>
+              <w:rPr>
+                <w:rFonts w:eastAsia="Times New Roman" w:cs="Arial"/>
+                <w:lang w:eastAsia="pt-BR"/>
+              </w:rPr>
+            </w:pPr>
+            <w:r>
+              <w:rPr>
+                <w:rFonts w:eastAsia="Times New Roman" w:cs="Arial"/>
+                <w:lang w:eastAsia="pt-BR"/>
+              </w:rPr>
+              <w:t>A imagem já deve ter sido processada.</w:t>
+            </w:r>
+          </w:p>
+        </w:tc>
+      </w:tr>
+      <w:tr>
+        <w:tc>
+          <w:tcPr>
+            <w:tcW w:w="0" w:type="auto"/>
+            <w:hideMark/>
+          </w:tcPr>
+          <w:p>
+            <w:pPr>
+              <w:jc w:val="both"/>
+              <w:rPr>
+                <w:rFonts w:eastAsia="Times New Roman" w:cs="Arial"/>
+                <w:lang w:eastAsia="pt-BR"/>
+              </w:rPr>
+            </w:pPr>
+            <w:r>
+              <w:rPr>
+                <w:rFonts w:eastAsia="Times New Roman" w:cs="Arial"/>
+                <w:b/>
+                <w:bCs/>
+                <w:lang w:eastAsia="pt-BR"/>
+              </w:rPr>
+              <w:t>Pós-condições</w:t>
+            </w:r>
+          </w:p>
+        </w:tc>
+        <w:tc>
+          <w:tcPr>
+            <w:tcW w:w="0" w:type="auto"/>
+            <w:hideMark/>
+          </w:tcPr>
+          <w:p>
+            <w:pPr>
+              <w:jc w:val="both"/>
+              <w:rPr>
+                <w:rFonts w:eastAsia="Times New Roman" w:cs="Arial"/>
+                <w:lang w:eastAsia="pt-BR"/>
+              </w:rPr>
+            </w:pPr>
+            <w:r>
+              <w:rPr>
+                <w:rFonts w:eastAsia="Times New Roman" w:cs="Arial"/>
+                <w:lang w:eastAsia="pt-BR"/>
+              </w:rPr>
+              <w:t>O texto identificado é</w:t>
+            </w:r>
+            <w:r>
+              <w:rPr>
+                <w:rFonts w:eastAsia="Times New Roman" w:cs="Arial"/>
+                <w:lang w:eastAsia="pt-BR"/>
+              </w:rPr>
+              <w:t xml:space="preserve"> traduzido</w:t>
+            </w:r>
+            <w:r>
+              <w:rPr>
+                <w:rFonts w:eastAsia="Times New Roman" w:cs="Arial"/>
+                <w:lang w:eastAsia="pt-BR"/>
               </w:rPr>
               <w:t>.</w:t>
             </w:r>
@@ -17551,386 +19808,374 @@
       </w:tr>
       <w:tr>
         <w:trPr>
-          <w:trHeight w:val="300"/>
+          <w:trHeight w:val="70"/>
         </w:trPr>
         <w:tc>
           <w:tcPr>
-            <w:tcW w:w="4245" w:type="dxa"/>
-            <w:tcBorders>
-              <w:top w:val="single" w:sz="4" w:space="0" w:color="000000"/>
-              <w:left w:val="single" w:sz="4" w:space="0" w:color="000000"/>
-              <w:bottom w:val="single" w:sz="4" w:space="0" w:color="000000"/>
-              <w:right w:val="single" w:sz="4" w:space="0" w:color="000000"/>
-            </w:tcBorders>
-            <w:shd w:val="clear" w:color="auto" w:fill="D9D9D9"/>
+            <w:tcW w:w="0" w:type="auto"/>
             <w:hideMark/>
           </w:tcPr>
           <w:p>
             <w:pPr>
-              <w:spacing w:line="240" w:lineRule="auto"/>
               <w:jc w:val="both"/>
               <w:rPr>
-                <w:lang w:val="en-US"/>
+                <w:rFonts w:eastAsia="Times New Roman" w:cs="Arial"/>
+                <w:lang w:eastAsia="pt-BR"/>
               </w:rPr>
             </w:pPr>
-            <w:proofErr w:type="spellStart"/>
             <w:r>
               <w:rPr>
-                <w:lang w:val="en-US"/>
+                <w:rFonts w:eastAsia="Times New Roman" w:cs="Arial"/>
+                <w:b/>
+                <w:bCs/>
+                <w:lang w:eastAsia="pt-BR"/>
               </w:rPr>
-              <w:t>Confirmar</w:t>
+              <w:t>Fluxo Principal</w:t>
             </w:r>
-            <w:proofErr w:type="spellEnd"/>
-            <w:r>
-              <w:rPr>
-                <w:lang w:val="en-US"/>
-              </w:rPr>
-              <w:t xml:space="preserve"> </w:t>
-            </w:r>
-            <w:proofErr w:type="spellStart"/>
-            <w:r>
-              <w:rPr>
-                <w:lang w:val="en-US"/>
-              </w:rPr>
-              <w:t>Leitura</w:t>
-            </w:r>
-            <w:proofErr w:type="spellEnd"/>
           </w:p>
         </w:tc>
         <w:tc>
           <w:tcPr>
-            <w:tcW w:w="4245" w:type="dxa"/>
-            <w:tcBorders>
-              <w:top w:val="single" w:sz="4" w:space="0" w:color="000000"/>
-              <w:left w:val="single" w:sz="4" w:space="0" w:color="000000"/>
-              <w:bottom w:val="single" w:sz="4" w:space="0" w:color="000000"/>
-              <w:right w:val="single" w:sz="4" w:space="0" w:color="000000"/>
-            </w:tcBorders>
+            <w:tcW w:w="0" w:type="auto"/>
             <w:hideMark/>
           </w:tcPr>
           <w:p>
             <w:pPr>
-              <w:spacing w:line="240" w:lineRule="auto"/>
               <w:jc w:val="both"/>
+              <w:rPr>
+                <w:rFonts w:eastAsia="Times New Roman" w:cs="Arial"/>
+                <w:lang w:eastAsia="pt-BR"/>
+              </w:rPr>
             </w:pPr>
             <w:r>
               <w:rPr>
-                <w:lang w:val="en-US"/>
+                <w:rFonts w:eastAsia="Times New Roman" w:cs="Arial"/>
+                <w:lang w:eastAsia="pt-BR"/>
               </w:rPr>
-              <w:t xml:space="preserve">O </w:t>
+              <w:t>1. O sistema analisa a imagem.</w:t>
             </w:r>
-            <w:proofErr w:type="spellStart"/>
+          </w:p>
+          <w:p>
+            <w:pPr>
+              <w:jc w:val="both"/>
+              <w:rPr>
+                <w:rFonts w:eastAsia="Times New Roman" w:cs="Arial"/>
+                <w:lang w:eastAsia="pt-BR"/>
+              </w:rPr>
+            </w:pPr>
             <w:r>
               <w:rPr>
-                <w:lang w:val="en-US"/>
+                <w:rFonts w:eastAsia="Times New Roman" w:cs="Arial"/>
+                <w:lang w:eastAsia="pt-BR"/>
               </w:rPr>
-              <w:t>Deficiente</w:t>
+              <w:t>2. Reconhece os caracteres.</w:t>
             </w:r>
-            <w:proofErr w:type="spellEnd"/>
+          </w:p>
+          <w:p>
+            <w:pPr>
+              <w:jc w:val="both"/>
+              <w:rPr>
+                <w:rFonts w:eastAsia="Times New Roman" w:cs="Arial"/>
+                <w:lang w:eastAsia="pt-BR"/>
+              </w:rPr>
+            </w:pPr>
             <w:r>
               <w:rPr>
-                <w:lang w:val="en-US"/>
+                <w:rFonts w:eastAsia="Times New Roman" w:cs="Arial"/>
+                <w:lang w:eastAsia="pt-BR"/>
               </w:rPr>
-              <w:t xml:space="preserve"> Visual </w:t>
+              <w:t xml:space="preserve">3. </w:t>
             </w:r>
-            <w:proofErr w:type="spellStart"/>
             <w:r>
               <w:rPr>
-                <w:lang w:val="en-US"/>
+                <w:rFonts w:eastAsia="Times New Roman" w:cs="Arial"/>
+                <w:lang w:eastAsia="pt-BR"/>
               </w:rPr>
-              <w:t>pode</w:t>
+              <w:t>Traduz</w:t>
             </w:r>
-            <w:proofErr w:type="spellEnd"/>
             <w:r>
               <w:rPr>
-                <w:lang w:val="en-US"/>
+                <w:rFonts w:eastAsia="Times New Roman" w:cs="Arial"/>
+                <w:lang w:eastAsia="pt-BR"/>
               </w:rPr>
-              <w:t xml:space="preserve"> </w:t>
+              <w:t xml:space="preserve"> o texto</w:t>
             </w:r>
-            <w:proofErr w:type="spellStart"/>
             <w:r>
               <w:rPr>
-                <w:lang w:val="en-US"/>
+                <w:rFonts w:eastAsia="Times New Roman" w:cs="Arial"/>
+                <w:lang w:eastAsia="pt-BR"/>
               </w:rPr>
-              <w:t>confirmar</w:t>
+              <w:t xml:space="preserve"> para braile</w:t>
             </w:r>
-            <w:proofErr w:type="spellEnd"/>
             <w:r>
               <w:rPr>
-                <w:lang w:val="en-US"/>
+                <w:rFonts w:eastAsia="Times New Roman" w:cs="Arial"/>
+                <w:lang w:eastAsia="pt-BR"/>
               </w:rPr>
-              <w:t xml:space="preserve"> a </w:t>
-            </w:r>
-            <w:proofErr w:type="spellStart"/>
-            <w:r>
-              <w:rPr>
-                <w:lang w:val="en-US"/>
-              </w:rPr>
-              <w:t>leitura</w:t>
-            </w:r>
-            <w:proofErr w:type="spellEnd"/>
-            <w:r>
-              <w:rPr>
-                <w:lang w:val="en-US"/>
-              </w:rPr>
-              <w:t xml:space="preserve"> </w:t>
-            </w:r>
-            <w:proofErr w:type="spellStart"/>
-            <w:r>
-              <w:rPr>
-                <w:lang w:val="en-US"/>
-              </w:rPr>
-              <w:t>em</w:t>
-            </w:r>
-            <w:proofErr w:type="spellEnd"/>
-            <w:r>
-              <w:rPr>
-                <w:lang w:val="en-US"/>
-              </w:rPr>
-              <w:t xml:space="preserve"> um bot</w:t>
-            </w:r>
-            <w:proofErr w:type="spellStart"/>
-            <w:r>
-              <w:t>ão</w:t>
-            </w:r>
-            <w:proofErr w:type="spellEnd"/>
-            <w:r>
               <w:t>.</w:t>
             </w:r>
           </w:p>
         </w:tc>
       </w:tr>
+    </w:tbl>
+    <w:p>
+      <w:pPr>
+        <w:rPr>
+          <w:rFonts w:cs="Arial"/>
+          <w:sz w:val="20"/>
+          <w:szCs w:val="20"/>
+        </w:rPr>
+      </w:pPr>
+      <w:r>
+        <w:rPr>
+          <w:rFonts w:cs="Arial"/>
+          <w:sz w:val="20"/>
+          <w:szCs w:val="20"/>
+        </w:rPr>
+        <w:t>Fonte: Autoria Própria, 2025.</w:t>
+      </w:r>
+    </w:p>
+    <w:p>
+      <w:pPr>
+        <w:rPr>
+          <w:rFonts w:cs="Arial"/>
+          <w:sz w:val="20"/>
+          <w:szCs w:val="20"/>
+        </w:rPr>
+      </w:pPr>
+      <w:r>
+        <w:rPr>
+          <w:rFonts w:cs="Arial"/>
+          <w:sz w:val="20"/>
+          <w:szCs w:val="20"/>
+        </w:rPr>
+        <w:br w:type="page"/>
+      </w:r>
+    </w:p>
+    <w:p>
+      <w:r>
+        <w:lastRenderedPageBreak/>
+        <w:t>Tabela 6 – Descrição do caso de uso:</w:t>
+      </w:r>
+      <w:r>
+        <w:t xml:space="preserve"> Armazenar Texto</w:t>
+      </w:r>
+    </w:p>
+    <w:tbl>
+      <w:tblPr>
+        <w:tblStyle w:val="TabeladeGradeClara"/>
+        <w:tblpPr w:leftFromText="141" w:rightFromText="141" w:vertAnchor="text" w:horzAnchor="margin" w:tblpXSpec="center" w:tblpY="-117"/>
+        <w:tblW w:w="0" w:type="auto"/>
+        <w:tblLook w:val="04A0" w:firstRow="1" w:lastRow="0" w:firstColumn="1" w:lastColumn="0" w:noHBand="0" w:noVBand="1"/>
+      </w:tblPr>
+      <w:tblGrid>
+        <w:gridCol w:w="2764"/>
+        <w:gridCol w:w="5379"/>
+      </w:tblGrid>
       <w:tr>
-        <w:trPr>
-          <w:trHeight w:val="300"/>
-        </w:trPr>
         <w:tc>
           <w:tcPr>
-            <w:tcW w:w="4245" w:type="dxa"/>
-            <w:tcBorders>
-              <w:top w:val="single" w:sz="4" w:space="0" w:color="000000"/>
-              <w:left w:val="single" w:sz="4" w:space="0" w:color="000000"/>
-              <w:bottom w:val="single" w:sz="4" w:space="0" w:color="000000"/>
-              <w:right w:val="single" w:sz="4" w:space="0" w:color="000000"/>
-            </w:tcBorders>
-            <w:shd w:val="clear" w:color="auto" w:fill="D9D9D9"/>
+            <w:tcW w:w="0" w:type="auto"/>
             <w:hideMark/>
           </w:tcPr>
           <w:p>
             <w:pPr>
-              <w:spacing w:line="240" w:lineRule="auto"/>
-              <w:jc w:val="both"/>
               <w:rPr>
-                <w:lang w:val="en-US"/>
+                <w:rFonts w:eastAsia="Times New Roman" w:cs="Arial"/>
+                <w:b/>
+                <w:bCs/>
+                <w:lang w:eastAsia="pt-BR"/>
               </w:rPr>
             </w:pPr>
-            <w:proofErr w:type="spellStart"/>
             <w:r>
               <w:rPr>
-                <w:lang w:val="en-US"/>
+                <w:rFonts w:eastAsia="Times New Roman" w:cs="Arial"/>
+                <w:b/>
+                <w:bCs/>
+                <w:lang w:eastAsia="pt-BR"/>
               </w:rPr>
-              <w:t>Deletar</w:t>
+              <w:t>Item</w:t>
             </w:r>
-            <w:proofErr w:type="spellEnd"/>
-            <w:r>
-              <w:rPr>
-                <w:lang w:val="en-US"/>
-              </w:rPr>
-              <w:t xml:space="preserve"> </w:t>
-            </w:r>
-            <w:proofErr w:type="spellStart"/>
-            <w:r>
-              <w:rPr>
-                <w:lang w:val="en-US"/>
-              </w:rPr>
-              <w:t>imagem</w:t>
-            </w:r>
-            <w:proofErr w:type="spellEnd"/>
           </w:p>
         </w:tc>
         <w:tc>
           <w:tcPr>
-            <w:tcW w:w="4245" w:type="dxa"/>
-            <w:tcBorders>
-              <w:top w:val="single" w:sz="4" w:space="0" w:color="000000"/>
-              <w:left w:val="single" w:sz="4" w:space="0" w:color="000000"/>
-              <w:bottom w:val="single" w:sz="4" w:space="0" w:color="000000"/>
-              <w:right w:val="single" w:sz="4" w:space="0" w:color="000000"/>
-            </w:tcBorders>
+            <w:tcW w:w="0" w:type="auto"/>
+            <w:hideMark/>
           </w:tcPr>
           <w:p>
             <w:pPr>
-              <w:spacing w:line="240" w:lineRule="auto"/>
+              <w:rPr>
+                <w:rFonts w:eastAsia="Times New Roman" w:cs="Arial"/>
+                <w:b/>
+                <w:bCs/>
+                <w:lang w:eastAsia="pt-BR"/>
+              </w:rPr>
+            </w:pPr>
+            <w:r>
+              <w:rPr>
+                <w:rFonts w:eastAsia="Times New Roman" w:cs="Arial"/>
+                <w:b/>
+                <w:bCs/>
+                <w:lang w:eastAsia="pt-BR"/>
+              </w:rPr>
+              <w:t>Descrição</w:t>
+            </w:r>
+          </w:p>
+        </w:tc>
+      </w:tr>
+      <w:tr>
+        <w:tc>
+          <w:tcPr>
+            <w:tcW w:w="0" w:type="auto"/>
+            <w:hideMark/>
+          </w:tcPr>
+          <w:p>
+            <w:pPr>
               <w:jc w:val="both"/>
               <w:rPr>
-                <w:lang w:val="en-US"/>
+                <w:rFonts w:eastAsia="Times New Roman" w:cs="Arial"/>
+                <w:lang w:eastAsia="pt-BR"/>
               </w:rPr>
             </w:pPr>
-            <w:proofErr w:type="spellStart"/>
             <w:r>
               <w:rPr>
-                <w:lang w:val="en-US"/>
+                <w:rFonts w:eastAsia="Times New Roman" w:cs="Arial"/>
+                <w:b/>
+                <w:bCs/>
+                <w:lang w:eastAsia="pt-BR"/>
               </w:rPr>
-              <w:t>Ao</w:t>
+              <w:t>Nome do Caso de Uso</w:t>
             </w:r>
-            <w:proofErr w:type="spellEnd"/>
+          </w:p>
+        </w:tc>
+        <w:tc>
+          <w:tcPr>
+            <w:tcW w:w="0" w:type="auto"/>
+            <w:hideMark/>
+          </w:tcPr>
+          <w:p>
+            <w:pPr>
+              <w:jc w:val="both"/>
+              <w:rPr>
+                <w:rFonts w:eastAsia="Times New Roman" w:cs="Arial"/>
+                <w:lang w:eastAsia="pt-BR"/>
+              </w:rPr>
+            </w:pPr>
             <w:r>
               <w:rPr>
-                <w:lang w:val="en-US"/>
+                <w:rFonts w:eastAsia="Times New Roman" w:cs="Arial"/>
+                <w:lang w:eastAsia="pt-BR"/>
               </w:rPr>
-              <w:t xml:space="preserve"> </w:t>
+              <w:t>Armazenar Texto</w:t>
             </w:r>
-            <w:proofErr w:type="spellStart"/>
+          </w:p>
+        </w:tc>
+      </w:tr>
+      <w:tr>
+        <w:tc>
+          <w:tcPr>
+            <w:tcW w:w="0" w:type="auto"/>
+            <w:hideMark/>
+          </w:tcPr>
+          <w:p>
+            <w:pPr>
+              <w:jc w:val="both"/>
+              <w:rPr>
+                <w:rFonts w:eastAsia="Times New Roman" w:cs="Arial"/>
+                <w:lang w:eastAsia="pt-BR"/>
+              </w:rPr>
+            </w:pPr>
             <w:r>
               <w:rPr>
-                <w:lang w:val="en-US"/>
+                <w:rFonts w:eastAsia="Times New Roman" w:cs="Arial"/>
+                <w:b/>
+                <w:bCs/>
+                <w:lang w:eastAsia="pt-BR"/>
               </w:rPr>
-              <w:t>confirmar</w:t>
+              <w:t>Ator Principal</w:t>
             </w:r>
-            <w:proofErr w:type="spellEnd"/>
+          </w:p>
+        </w:tc>
+        <w:tc>
+          <w:tcPr>
+            <w:tcW w:w="0" w:type="auto"/>
+            <w:hideMark/>
+          </w:tcPr>
+          <w:p>
+            <w:pPr>
+              <w:jc w:val="both"/>
+              <w:rPr>
+                <w:rFonts w:eastAsia="Times New Roman" w:cs="Arial"/>
+                <w:lang w:eastAsia="pt-BR"/>
+              </w:rPr>
+            </w:pPr>
             <w:r>
               <w:rPr>
-                <w:lang w:val="en-US"/>
-              </w:rPr>
-              <w:t xml:space="preserve"> </w:t>
-            </w:r>
-            <w:proofErr w:type="spellStart"/>
-            <w:r>
-              <w:rPr>
-                <w:lang w:val="en-US"/>
-              </w:rPr>
-              <w:t>leitura</w:t>
-            </w:r>
-            <w:proofErr w:type="spellEnd"/>
-            <w:r>
-              <w:rPr>
-                <w:lang w:val="en-US"/>
-              </w:rPr>
-              <w:t xml:space="preserve">, </w:t>
-            </w:r>
-            <w:proofErr w:type="gramStart"/>
-            <w:r>
-              <w:rPr>
-                <w:lang w:val="en-US"/>
-              </w:rPr>
-              <w:t>a</w:t>
-            </w:r>
-            <w:proofErr w:type="gramEnd"/>
-            <w:r>
-              <w:rPr>
-                <w:lang w:val="en-US"/>
-              </w:rPr>
-              <w:t xml:space="preserve"> </w:t>
-            </w:r>
-            <w:proofErr w:type="spellStart"/>
-            <w:r>
-              <w:rPr>
-                <w:lang w:val="en-US"/>
-              </w:rPr>
-              <w:t>imagem</w:t>
-            </w:r>
-            <w:proofErr w:type="spellEnd"/>
-            <w:r>
-              <w:rPr>
-                <w:lang w:val="en-US"/>
-              </w:rPr>
-              <w:t xml:space="preserve"> é </w:t>
-            </w:r>
-            <w:proofErr w:type="spellStart"/>
-            <w:r>
-              <w:rPr>
-                <w:lang w:val="en-US"/>
-              </w:rPr>
-              <w:t>deletada</w:t>
-            </w:r>
-            <w:proofErr w:type="spellEnd"/>
-            <w:r>
-              <w:rPr>
-                <w:lang w:val="en-US"/>
-              </w:rPr>
-              <w:t xml:space="preserve">, </w:t>
-            </w:r>
-            <w:proofErr w:type="spellStart"/>
-            <w:r>
-              <w:rPr>
-                <w:lang w:val="en-US"/>
-              </w:rPr>
-              <w:t>caso</w:t>
-            </w:r>
-            <w:proofErr w:type="spellEnd"/>
-            <w:r>
-              <w:rPr>
-                <w:lang w:val="en-US"/>
-              </w:rPr>
-              <w:t xml:space="preserve"> o </w:t>
-            </w:r>
-            <w:proofErr w:type="spellStart"/>
-            <w:r>
-              <w:rPr>
-                <w:lang w:val="en-US"/>
+                <w:rFonts w:eastAsia="Times New Roman" w:cs="Arial"/>
+                <w:lang w:eastAsia="pt-BR"/>
               </w:rPr>
               <w:t>Kyntact</w:t>
             </w:r>
-            <w:proofErr w:type="spellEnd"/>
+          </w:p>
+        </w:tc>
+      </w:tr>
+      <w:tr>
+        <w:tc>
+          <w:tcPr>
+            <w:tcW w:w="0" w:type="auto"/>
+            <w:hideMark/>
+          </w:tcPr>
+          <w:p>
+            <w:pPr>
+              <w:jc w:val="both"/>
+              <w:rPr>
+                <w:rFonts w:eastAsia="Times New Roman" w:cs="Arial"/>
+                <w:lang w:eastAsia="pt-BR"/>
+              </w:rPr>
+            </w:pPr>
             <w:r>
               <w:rPr>
-                <w:lang w:val="en-US"/>
+                <w:rFonts w:eastAsia="Times New Roman" w:cs="Arial"/>
+                <w:b/>
+                <w:bCs/>
+                <w:lang w:eastAsia="pt-BR"/>
               </w:rPr>
-              <w:t xml:space="preserve"> </w:t>
+              <w:t>Resumo</w:t>
             </w:r>
-            <w:proofErr w:type="spellStart"/>
+          </w:p>
+        </w:tc>
+        <w:tc>
+          <w:tcPr>
+            <w:tcW w:w="0" w:type="auto"/>
+            <w:hideMark/>
+          </w:tcPr>
+          <w:p>
+            <w:pPr>
+              <w:jc w:val="both"/>
+              <w:rPr>
+                <w:rFonts w:eastAsia="Times New Roman" w:cs="Arial"/>
+                <w:lang w:eastAsia="pt-BR"/>
+              </w:rPr>
+            </w:pPr>
             <w:r>
               <w:rPr>
-                <w:lang w:val="en-US"/>
+                <w:rFonts w:eastAsia="Times New Roman" w:cs="Arial"/>
+                <w:lang w:eastAsia="pt-BR"/>
               </w:rPr>
-              <w:t>não</w:t>
+              <w:t xml:space="preserve">O sistema armazena o texto </w:t>
             </w:r>
-            <w:proofErr w:type="spellEnd"/>
             <w:r>
               <w:rPr>
-                <w:lang w:val="en-US"/>
+                <w:rFonts w:eastAsia="Times New Roman" w:cs="Arial"/>
+                <w:lang w:eastAsia="pt-BR"/>
               </w:rPr>
-              <w:t xml:space="preserve"> </w:t>
+              <w:t>detectado</w:t>
             </w:r>
-            <w:proofErr w:type="spellStart"/>
             <w:r>
               <w:rPr>
-                <w:lang w:val="en-US"/>
-              </w:rPr>
-              <w:t>detecte</w:t>
-            </w:r>
-            <w:proofErr w:type="spellEnd"/>
-            <w:r>
-              <w:rPr>
-                <w:lang w:val="en-US"/>
-              </w:rPr>
-              <w:t xml:space="preserve"> </w:t>
-            </w:r>
-            <w:proofErr w:type="spellStart"/>
-            <w:r>
-              <w:rPr>
-                <w:lang w:val="en-US"/>
-              </w:rPr>
-              <w:t>texto</w:t>
-            </w:r>
-            <w:proofErr w:type="spellEnd"/>
-            <w:r>
-              <w:rPr>
-                <w:lang w:val="en-US"/>
-              </w:rPr>
-              <w:t xml:space="preserve">, </w:t>
-            </w:r>
-            <w:proofErr w:type="spellStart"/>
-            <w:r>
-              <w:rPr>
-                <w:lang w:val="en-US"/>
-              </w:rPr>
-              <w:t>também</w:t>
-            </w:r>
-            <w:proofErr w:type="spellEnd"/>
-            <w:r>
-              <w:rPr>
-                <w:lang w:val="en-US"/>
+                <w:rFonts w:eastAsia="Times New Roman" w:cs="Arial"/>
+                <w:lang w:eastAsia="pt-BR"/>
               </w:rPr>
               <w:t>.</w:t>
             </w:r>
@@ -17938,346 +20183,68 @@
         </w:tc>
       </w:tr>
       <w:tr>
-        <w:trPr>
-          <w:trHeight w:val="300"/>
-        </w:trPr>
         <w:tc>
           <w:tcPr>
-            <w:tcW w:w="4245" w:type="dxa"/>
-            <w:tcBorders>
-              <w:top w:val="single" w:sz="4" w:space="0" w:color="000000"/>
-              <w:left w:val="single" w:sz="4" w:space="0" w:color="000000"/>
-              <w:bottom w:val="single" w:sz="4" w:space="0" w:color="000000"/>
-              <w:right w:val="single" w:sz="4" w:space="0" w:color="000000"/>
-            </w:tcBorders>
-            <w:shd w:val="clear" w:color="auto" w:fill="D9D9D9"/>
+            <w:tcW w:w="0" w:type="auto"/>
             <w:hideMark/>
           </w:tcPr>
           <w:p>
             <w:pPr>
-              <w:spacing w:line="240" w:lineRule="auto"/>
               <w:jc w:val="both"/>
               <w:rPr>
-                <w:lang w:val="en-US"/>
+                <w:rFonts w:eastAsia="Times New Roman" w:cs="Arial"/>
+                <w:lang w:eastAsia="pt-BR"/>
               </w:rPr>
             </w:pPr>
-            <w:proofErr w:type="spellStart"/>
             <w:r>
               <w:rPr>
-                <w:lang w:val="en-US"/>
+                <w:rFonts w:eastAsia="Times New Roman" w:cs="Arial"/>
+                <w:b/>
+                <w:bCs/>
+                <w:lang w:eastAsia="pt-BR"/>
               </w:rPr>
-              <w:t>Armazenar</w:t>
+              <w:t>Pré-condições</w:t>
             </w:r>
-            <w:proofErr w:type="spellEnd"/>
-            <w:r>
-              <w:rPr>
-                <w:lang w:val="en-US"/>
-              </w:rPr>
-              <w:t xml:space="preserve"> </w:t>
-            </w:r>
-            <w:proofErr w:type="spellStart"/>
-            <w:r>
-              <w:rPr>
-                <w:lang w:val="en-US"/>
-              </w:rPr>
-              <w:t>Texto</w:t>
-            </w:r>
-            <w:proofErr w:type="spellEnd"/>
           </w:p>
         </w:tc>
         <w:tc>
           <w:tcPr>
-            <w:tcW w:w="4245" w:type="dxa"/>
-            <w:tcBorders>
-              <w:top w:val="single" w:sz="4" w:space="0" w:color="000000"/>
-              <w:left w:val="single" w:sz="4" w:space="0" w:color="000000"/>
-              <w:bottom w:val="single" w:sz="4" w:space="0" w:color="000000"/>
-              <w:right w:val="single" w:sz="4" w:space="0" w:color="000000"/>
-            </w:tcBorders>
+            <w:tcW w:w="0" w:type="auto"/>
+            <w:hideMark/>
           </w:tcPr>
           <w:p>
             <w:pPr>
-              <w:spacing w:line="240" w:lineRule="auto"/>
               <w:jc w:val="both"/>
               <w:rPr>
-                <w:lang w:val="en-US"/>
+                <w:rFonts w:eastAsia="Times New Roman" w:cs="Arial"/>
+                <w:lang w:eastAsia="pt-BR"/>
               </w:rPr>
             </w:pPr>
             <w:r>
               <w:rPr>
-                <w:lang w:val="en-US"/>
+                <w:rFonts w:eastAsia="Times New Roman" w:cs="Arial"/>
+                <w:lang w:eastAsia="pt-BR"/>
               </w:rPr>
-              <w:t xml:space="preserve">Caso o </w:t>
+              <w:t>algum</w:t>
             </w:r>
-            <w:proofErr w:type="spellStart"/>
             <w:r>
               <w:rPr>
-                <w:lang w:val="en-US"/>
-              </w:rPr>
-              <w:t>Kyntact</w:t>
-            </w:r>
-            <w:proofErr w:type="spellEnd"/>
-            <w:r>
-              <w:rPr>
-                <w:lang w:val="en-US"/>
+                <w:rFonts w:eastAsia="Times New Roman" w:cs="Arial"/>
+                <w:lang w:eastAsia="pt-BR"/>
               </w:rPr>
               <w:t xml:space="preserve"> </w:t>
             </w:r>
-            <w:proofErr w:type="spellStart"/>
             <w:r>
               <w:rPr>
-                <w:lang w:val="en-US"/>
+                <w:rFonts w:eastAsia="Times New Roman" w:cs="Arial"/>
+                <w:lang w:eastAsia="pt-BR"/>
               </w:rPr>
-              <w:t>detecte</w:t>
+              <w:t>texto deve ter sido dectado</w:t>
             </w:r>
-            <w:proofErr w:type="spellEnd"/>
             <w:r>
               <w:rPr>
-                <w:lang w:val="en-US"/>
-              </w:rPr>
-              <w:t xml:space="preserve"> </w:t>
-            </w:r>
-            <w:proofErr w:type="spellStart"/>
-            <w:r>
-              <w:rPr>
-                <w:lang w:val="en-US"/>
-              </w:rPr>
-              <w:t>texto</w:t>
-            </w:r>
-            <w:proofErr w:type="spellEnd"/>
-            <w:r>
-              <w:rPr>
-                <w:lang w:val="en-US"/>
-              </w:rPr>
-              <w:t xml:space="preserve">, </w:t>
-            </w:r>
-            <w:proofErr w:type="spellStart"/>
-            <w:r>
-              <w:rPr>
-                <w:lang w:val="en-US"/>
-              </w:rPr>
-              <w:t>ele</w:t>
-            </w:r>
-            <w:proofErr w:type="spellEnd"/>
-            <w:r>
-              <w:rPr>
-                <w:lang w:val="en-US"/>
-              </w:rPr>
-              <w:t xml:space="preserve"> é </w:t>
-            </w:r>
-            <w:proofErr w:type="spellStart"/>
-            <w:r>
-              <w:rPr>
-                <w:lang w:val="en-US"/>
-              </w:rPr>
-              <w:t>armazenado</w:t>
-            </w:r>
-            <w:proofErr w:type="spellEnd"/>
-          </w:p>
-        </w:tc>
-      </w:tr>
-      <w:tr>
-        <w:trPr>
-          <w:trHeight w:val="300"/>
-        </w:trPr>
-        <w:tc>
-          <w:tcPr>
-            <w:tcW w:w="4245" w:type="dxa"/>
-            <w:tcBorders>
-              <w:top w:val="single" w:sz="4" w:space="0" w:color="000000"/>
-              <w:left w:val="single" w:sz="4" w:space="0" w:color="000000"/>
-              <w:bottom w:val="single" w:sz="4" w:space="0" w:color="000000"/>
-              <w:right w:val="single" w:sz="4" w:space="0" w:color="000000"/>
-            </w:tcBorders>
-            <w:shd w:val="clear" w:color="auto" w:fill="D9D9D9"/>
-          </w:tcPr>
-          <w:p>
-            <w:pPr>
-              <w:spacing w:line="240" w:lineRule="auto"/>
-              <w:jc w:val="both"/>
-              <w:rPr>
-                <w:lang w:val="en-US"/>
-              </w:rPr>
-            </w:pPr>
-            <w:proofErr w:type="spellStart"/>
-            <w:r>
-              <w:rPr>
-                <w:lang w:val="en-US"/>
-              </w:rPr>
-              <w:t>Capturar</w:t>
-            </w:r>
-            <w:proofErr w:type="spellEnd"/>
-            <w:r>
-              <w:rPr>
-                <w:lang w:val="en-US"/>
-              </w:rPr>
-              <w:t xml:space="preserve"> </w:t>
-            </w:r>
-            <w:proofErr w:type="spellStart"/>
-            <w:r>
-              <w:rPr>
-                <w:lang w:val="en-US"/>
-              </w:rPr>
-              <w:t>Imagem</w:t>
-            </w:r>
-            <w:proofErr w:type="spellEnd"/>
-          </w:p>
-        </w:tc>
-        <w:tc>
-          <w:tcPr>
-            <w:tcW w:w="4245" w:type="dxa"/>
-            <w:tcBorders>
-              <w:top w:val="single" w:sz="4" w:space="0" w:color="000000"/>
-              <w:left w:val="single" w:sz="4" w:space="0" w:color="000000"/>
-              <w:bottom w:val="single" w:sz="4" w:space="0" w:color="000000"/>
-              <w:right w:val="single" w:sz="4" w:space="0" w:color="000000"/>
-            </w:tcBorders>
-          </w:tcPr>
-          <w:p>
-            <w:pPr>
-              <w:spacing w:line="240" w:lineRule="auto"/>
-              <w:jc w:val="both"/>
-              <w:rPr>
-                <w:lang w:val="en-US"/>
-              </w:rPr>
-            </w:pPr>
-            <w:proofErr w:type="spellStart"/>
-            <w:r>
-              <w:rPr>
-                <w:lang w:val="en-US"/>
-              </w:rPr>
-              <w:t>Ao</w:t>
-            </w:r>
-            <w:proofErr w:type="spellEnd"/>
-            <w:r>
-              <w:rPr>
-                <w:lang w:val="en-US"/>
-              </w:rPr>
-              <w:t xml:space="preserve"> </w:t>
-            </w:r>
-            <w:proofErr w:type="spellStart"/>
-            <w:r>
-              <w:rPr>
-                <w:lang w:val="en-US"/>
-              </w:rPr>
-              <w:t>apontar</w:t>
-            </w:r>
-            <w:proofErr w:type="spellEnd"/>
-            <w:r>
-              <w:rPr>
-                <w:lang w:val="en-US"/>
-              </w:rPr>
-              <w:t xml:space="preserve"> o </w:t>
-            </w:r>
-            <w:proofErr w:type="spellStart"/>
-            <w:r>
-              <w:rPr>
-                <w:lang w:val="en-US"/>
-              </w:rPr>
-              <w:t>dispositivo</w:t>
-            </w:r>
-            <w:proofErr w:type="spellEnd"/>
-            <w:r>
-              <w:rPr>
-                <w:lang w:val="en-US"/>
-              </w:rPr>
-              <w:t xml:space="preserve">, o </w:t>
-            </w:r>
-            <w:proofErr w:type="spellStart"/>
-            <w:r>
-              <w:rPr>
-                <w:lang w:val="en-US"/>
-              </w:rPr>
-              <w:t>Kyntact</w:t>
-            </w:r>
-            <w:proofErr w:type="spellEnd"/>
-            <w:r>
-              <w:rPr>
-                <w:lang w:val="en-US"/>
-              </w:rPr>
-              <w:t xml:space="preserve"> </w:t>
-            </w:r>
-            <w:proofErr w:type="spellStart"/>
-            <w:r>
-              <w:rPr>
-                <w:lang w:val="en-US"/>
-              </w:rPr>
-              <w:t>deve</w:t>
-            </w:r>
-            <w:proofErr w:type="spellEnd"/>
-            <w:r>
-              <w:rPr>
-                <w:lang w:val="en-US"/>
-              </w:rPr>
-              <w:t xml:space="preserve"> </w:t>
-            </w:r>
-            <w:proofErr w:type="spellStart"/>
-            <w:r>
-              <w:rPr>
-                <w:lang w:val="en-US"/>
-              </w:rPr>
-              <w:t>capturar</w:t>
-            </w:r>
-            <w:proofErr w:type="spellEnd"/>
-            <w:r>
-              <w:rPr>
-                <w:lang w:val="en-US"/>
-              </w:rPr>
-              <w:t xml:space="preserve"> </w:t>
-            </w:r>
-            <w:proofErr w:type="spellStart"/>
-            <w:r>
-              <w:rPr>
-                <w:lang w:val="en-US"/>
-              </w:rPr>
-              <w:t>diversas</w:t>
-            </w:r>
-            <w:proofErr w:type="spellEnd"/>
-            <w:r>
-              <w:rPr>
-                <w:lang w:val="en-US"/>
-              </w:rPr>
-              <w:t xml:space="preserve"> imagens, </w:t>
-            </w:r>
-            <w:proofErr w:type="spellStart"/>
-            <w:r>
-              <w:rPr>
-                <w:lang w:val="en-US"/>
-              </w:rPr>
-              <w:t>até</w:t>
-            </w:r>
-            <w:proofErr w:type="spellEnd"/>
-            <w:r>
-              <w:rPr>
-                <w:lang w:val="en-US"/>
-              </w:rPr>
-              <w:t xml:space="preserve"> </w:t>
-            </w:r>
-            <w:proofErr w:type="spellStart"/>
-            <w:r>
-              <w:rPr>
-                <w:lang w:val="en-US"/>
-              </w:rPr>
-              <w:t>detectar</w:t>
-            </w:r>
-            <w:proofErr w:type="spellEnd"/>
-            <w:r>
-              <w:rPr>
-                <w:lang w:val="en-US"/>
-              </w:rPr>
-              <w:t xml:space="preserve"> </w:t>
-            </w:r>
-            <w:proofErr w:type="spellStart"/>
-            <w:r>
-              <w:rPr>
-                <w:lang w:val="en-US"/>
-              </w:rPr>
-              <w:t>texto</w:t>
-            </w:r>
-            <w:proofErr w:type="spellEnd"/>
-            <w:r>
-              <w:rPr>
-                <w:lang w:val="en-US"/>
+                <w:rFonts w:eastAsia="Times New Roman" w:cs="Arial"/>
+                <w:lang w:eastAsia="pt-BR"/>
               </w:rPr>
               <w:t>.</w:t>
             </w:r>
@@ -18285,221 +20252,308 @@
         </w:tc>
       </w:tr>
       <w:tr>
-        <w:trPr>
-          <w:trHeight w:val="300"/>
-        </w:trPr>
         <w:tc>
           <w:tcPr>
-            <w:tcW w:w="4245" w:type="dxa"/>
-            <w:tcBorders>
-              <w:top w:val="single" w:sz="4" w:space="0" w:color="000000"/>
-              <w:left w:val="single" w:sz="4" w:space="0" w:color="000000"/>
-              <w:bottom w:val="single" w:sz="4" w:space="0" w:color="000000"/>
-              <w:right w:val="single" w:sz="4" w:space="0" w:color="000000"/>
-            </w:tcBorders>
-            <w:shd w:val="clear" w:color="auto" w:fill="D9D9D9"/>
+            <w:tcW w:w="0" w:type="auto"/>
+            <w:hideMark/>
           </w:tcPr>
           <w:p>
             <w:pPr>
-              <w:spacing w:line="240" w:lineRule="auto"/>
               <w:jc w:val="both"/>
               <w:rPr>
-                <w:lang w:val="en-US"/>
+                <w:rFonts w:eastAsia="Times New Roman" w:cs="Arial"/>
+                <w:lang w:eastAsia="pt-BR"/>
               </w:rPr>
             </w:pPr>
-            <w:proofErr w:type="spellStart"/>
             <w:r>
               <w:rPr>
-                <w:lang w:val="en-US"/>
+                <w:rFonts w:eastAsia="Times New Roman" w:cs="Arial"/>
+                <w:b/>
+                <w:bCs/>
+                <w:lang w:eastAsia="pt-BR"/>
               </w:rPr>
-              <w:t>Tratar</w:t>
+              <w:t>Fluxo Principal</w:t>
             </w:r>
-            <w:proofErr w:type="spellEnd"/>
-            <w:r>
-              <w:rPr>
-                <w:lang w:val="en-US"/>
-              </w:rPr>
-              <w:t xml:space="preserve"> </w:t>
-            </w:r>
-            <w:proofErr w:type="spellStart"/>
-            <w:r>
-              <w:rPr>
-                <w:lang w:val="en-US"/>
-              </w:rPr>
-              <w:t>Imagem</w:t>
-            </w:r>
-            <w:proofErr w:type="spellEnd"/>
           </w:p>
         </w:tc>
         <w:tc>
           <w:tcPr>
-            <w:tcW w:w="4245" w:type="dxa"/>
-            <w:tcBorders>
-              <w:top w:val="single" w:sz="4" w:space="0" w:color="000000"/>
-              <w:left w:val="single" w:sz="4" w:space="0" w:color="000000"/>
-              <w:bottom w:val="single" w:sz="4" w:space="0" w:color="000000"/>
-              <w:right w:val="single" w:sz="4" w:space="0" w:color="000000"/>
-            </w:tcBorders>
+            <w:tcW w:w="0" w:type="auto"/>
+            <w:hideMark/>
           </w:tcPr>
           <w:p>
             <w:pPr>
-              <w:spacing w:line="240" w:lineRule="auto"/>
               <w:jc w:val="both"/>
               <w:rPr>
-                <w:lang w:val="en-US"/>
+                <w:rFonts w:eastAsia="Times New Roman" w:cs="Arial"/>
+                <w:lang w:eastAsia="pt-BR"/>
               </w:rPr>
             </w:pPr>
-            <w:proofErr w:type="spellStart"/>
             <w:r>
               <w:rPr>
-                <w:lang w:val="en-US"/>
+                <w:rFonts w:eastAsia="Times New Roman" w:cs="Arial"/>
+                <w:lang w:eastAsia="pt-BR"/>
               </w:rPr>
-              <w:t>Ao</w:t>
+              <w:t>1</w:t>
             </w:r>
-            <w:proofErr w:type="spellEnd"/>
             <w:r>
               <w:rPr>
-                <w:lang w:val="en-US"/>
+                <w:rFonts w:eastAsia="Times New Roman" w:cs="Arial"/>
+                <w:lang w:eastAsia="pt-BR"/>
               </w:rPr>
-              <w:t xml:space="preserve"> </w:t>
+              <w:t>. O sistema</w:t>
             </w:r>
-            <w:proofErr w:type="spellStart"/>
             <w:r>
               <w:rPr>
-                <w:lang w:val="en-US"/>
+                <w:rFonts w:eastAsia="Times New Roman" w:cs="Arial"/>
+                <w:lang w:eastAsia="pt-BR"/>
               </w:rPr>
-              <w:t>capturar</w:t>
+              <w:t xml:space="preserve"> armazena o texto em uma variável.</w:t>
             </w:r>
-            <w:proofErr w:type="spellEnd"/>
+          </w:p>
+        </w:tc>
+      </w:tr>
+    </w:tbl>
+    <w:p>
+      <w:pPr>
+        <w:rPr>
+          <w:rFonts w:cs="Arial"/>
+          <w:sz w:val="20"/>
+          <w:szCs w:val="20"/>
+        </w:rPr>
+      </w:pPr>
+      <w:r>
+        <w:rPr>
+          <w:rFonts w:cs="Arial"/>
+          <w:sz w:val="20"/>
+          <w:szCs w:val="20"/>
+        </w:rPr>
+        <w:t>Fonte: Autoria Própria, 2025.</w:t>
+      </w:r>
+    </w:p>
+    <w:p>
+      <w:r>
+        <w:t xml:space="preserve">Tabela 7 – Descrição do caso de uso: </w:t>
+      </w:r>
+      <w:r>
+        <w:t>Exibir Palavra</w:t>
+      </w:r>
+    </w:p>
+    <w:tbl>
+      <w:tblPr>
+        <w:tblStyle w:val="TabeladeGradeClara"/>
+        <w:tblW w:w="0" w:type="auto"/>
+        <w:tblInd w:w="1054" w:type="dxa"/>
+        <w:tblLook w:val="04A0" w:firstRow="1" w:lastRow="0" w:firstColumn="1" w:lastColumn="0" w:noHBand="0" w:noVBand="1"/>
+      </w:tblPr>
+      <w:tblGrid>
+        <w:gridCol w:w="2764"/>
+        <w:gridCol w:w="4512"/>
+      </w:tblGrid>
+      <w:tr>
+        <w:tc>
+          <w:tcPr>
+            <w:tcW w:w="0" w:type="auto"/>
+            <w:hideMark/>
+          </w:tcPr>
+          <w:p>
+            <w:pPr>
+              <w:rPr>
+                <w:rFonts w:eastAsia="Times New Roman" w:cs="Arial"/>
+                <w:b/>
+                <w:bCs/>
+                <w:lang w:eastAsia="pt-BR"/>
+              </w:rPr>
+            </w:pPr>
             <w:r>
               <w:rPr>
-                <w:lang w:val="en-US"/>
+                <w:rFonts w:eastAsia="Times New Roman" w:cs="Arial"/>
+                <w:b/>
+                <w:bCs/>
+                <w:lang w:eastAsia="pt-BR"/>
               </w:rPr>
-              <w:t xml:space="preserve"> </w:t>
+              <w:t>Item</w:t>
             </w:r>
-            <w:proofErr w:type="spellStart"/>
+          </w:p>
+        </w:tc>
+        <w:tc>
+          <w:tcPr>
+            <w:tcW w:w="0" w:type="auto"/>
+            <w:hideMark/>
+          </w:tcPr>
+          <w:p>
+            <w:pPr>
+              <w:rPr>
+                <w:rFonts w:eastAsia="Times New Roman" w:cs="Arial"/>
+                <w:b/>
+                <w:bCs/>
+                <w:lang w:eastAsia="pt-BR"/>
+              </w:rPr>
+            </w:pPr>
             <w:r>
               <w:rPr>
-                <w:lang w:val="en-US"/>
+                <w:rFonts w:eastAsia="Times New Roman" w:cs="Arial"/>
+                <w:b/>
+                <w:bCs/>
+                <w:lang w:eastAsia="pt-BR"/>
               </w:rPr>
-              <w:t>uma</w:t>
+              <w:t>Descrição</w:t>
             </w:r>
-            <w:proofErr w:type="spellEnd"/>
+          </w:p>
+        </w:tc>
+      </w:tr>
+      <w:tr>
+        <w:tc>
+          <w:tcPr>
+            <w:tcW w:w="0" w:type="auto"/>
+            <w:hideMark/>
+          </w:tcPr>
+          <w:p>
+            <w:pPr>
+              <w:jc w:val="both"/>
+              <w:rPr>
+                <w:rFonts w:eastAsia="Times New Roman" w:cs="Arial"/>
+                <w:lang w:eastAsia="pt-BR"/>
+              </w:rPr>
+            </w:pPr>
             <w:r>
               <w:rPr>
-                <w:lang w:val="en-US"/>
+                <w:rFonts w:eastAsia="Times New Roman" w:cs="Arial"/>
+                <w:b/>
+                <w:bCs/>
+                <w:lang w:eastAsia="pt-BR"/>
               </w:rPr>
-              <w:t xml:space="preserve"> </w:t>
+              <w:t>Nome do Caso de Uso</w:t>
             </w:r>
-            <w:proofErr w:type="spellStart"/>
+          </w:p>
+        </w:tc>
+        <w:tc>
+          <w:tcPr>
+            <w:tcW w:w="0" w:type="auto"/>
+            <w:hideMark/>
+          </w:tcPr>
+          <w:p>
+            <w:pPr>
+              <w:jc w:val="both"/>
+              <w:rPr>
+                <w:rFonts w:eastAsia="Times New Roman" w:cs="Arial"/>
+                <w:lang w:eastAsia="pt-BR"/>
+              </w:rPr>
+            </w:pPr>
             <w:r>
               <w:rPr>
-                <w:lang w:val="en-US"/>
+                <w:rFonts w:eastAsia="Times New Roman" w:cs="Arial"/>
+                <w:lang w:eastAsia="pt-BR"/>
               </w:rPr>
-              <w:t>imagem</w:t>
+              <w:t>Exibir Palavra</w:t>
             </w:r>
-            <w:proofErr w:type="spellEnd"/>
+          </w:p>
+        </w:tc>
+      </w:tr>
+      <w:tr>
+        <w:tc>
+          <w:tcPr>
+            <w:tcW w:w="0" w:type="auto"/>
+            <w:hideMark/>
+          </w:tcPr>
+          <w:p>
+            <w:pPr>
+              <w:jc w:val="both"/>
+              <w:rPr>
+                <w:rFonts w:eastAsia="Times New Roman" w:cs="Arial"/>
+                <w:lang w:eastAsia="pt-BR"/>
+              </w:rPr>
+            </w:pPr>
             <w:r>
               <w:rPr>
-                <w:lang w:val="en-US"/>
+                <w:rFonts w:eastAsia="Times New Roman" w:cs="Arial"/>
+                <w:b/>
+                <w:bCs/>
+                <w:lang w:eastAsia="pt-BR"/>
               </w:rPr>
-              <w:t xml:space="preserve">, </w:t>
+              <w:t>Ator Principal</w:t>
             </w:r>
-            <w:proofErr w:type="spellStart"/>
+          </w:p>
+        </w:tc>
+        <w:tc>
+          <w:tcPr>
+            <w:tcW w:w="0" w:type="auto"/>
+            <w:hideMark/>
+          </w:tcPr>
+          <w:p>
+            <w:pPr>
+              <w:jc w:val="both"/>
+              <w:rPr>
+                <w:rFonts w:eastAsia="Times New Roman" w:cs="Arial"/>
+                <w:lang w:eastAsia="pt-BR"/>
+              </w:rPr>
+            </w:pPr>
             <w:r>
               <w:rPr>
-                <w:lang w:val="en-US"/>
+                <w:rFonts w:eastAsia="Times New Roman" w:cs="Arial"/>
+                <w:lang w:eastAsia="pt-BR"/>
               </w:rPr>
-              <w:t>ela</w:t>
+              <w:t>Kyntact</w:t>
             </w:r>
-            <w:proofErr w:type="spellEnd"/>
+          </w:p>
+        </w:tc>
+      </w:tr>
+      <w:tr>
+        <w:tc>
+          <w:tcPr>
+            <w:tcW w:w="0" w:type="auto"/>
+            <w:hideMark/>
+          </w:tcPr>
+          <w:p>
+            <w:pPr>
+              <w:jc w:val="both"/>
+              <w:rPr>
+                <w:rFonts w:eastAsia="Times New Roman" w:cs="Arial"/>
+                <w:lang w:eastAsia="pt-BR"/>
+              </w:rPr>
+            </w:pPr>
             <w:r>
               <w:rPr>
-                <w:lang w:val="en-US"/>
+                <w:rFonts w:eastAsia="Times New Roman" w:cs="Arial"/>
+                <w:b/>
+                <w:bCs/>
+                <w:lang w:eastAsia="pt-BR"/>
               </w:rPr>
-              <w:t xml:space="preserve"> </w:t>
+              <w:t>Resumo</w:t>
             </w:r>
-            <w:proofErr w:type="spellStart"/>
+          </w:p>
+        </w:tc>
+        <w:tc>
+          <w:tcPr>
+            <w:tcW w:w="0" w:type="auto"/>
+            <w:hideMark/>
+          </w:tcPr>
+          <w:p>
+            <w:pPr>
+              <w:jc w:val="both"/>
+              <w:rPr>
+                <w:rFonts w:eastAsia="Times New Roman" w:cs="Arial"/>
+                <w:lang w:eastAsia="pt-BR"/>
+              </w:rPr>
+            </w:pPr>
             <w:r>
               <w:rPr>
-                <w:lang w:val="en-US"/>
+                <w:rFonts w:eastAsia="Times New Roman" w:cs="Arial"/>
+                <w:lang w:eastAsia="pt-BR"/>
               </w:rPr>
-              <w:t>deve</w:t>
+              <w:t xml:space="preserve">O sistema exibe o texto </w:t>
             </w:r>
-            <w:proofErr w:type="spellEnd"/>
             <w:r>
               <w:rPr>
-                <w:lang w:val="en-US"/>
+                <w:rFonts w:eastAsia="Times New Roman" w:cs="Arial"/>
+                <w:lang w:eastAsia="pt-BR"/>
               </w:rPr>
-              <w:t xml:space="preserve"> ser </w:t>
+              <w:t>traduzido</w:t>
             </w:r>
-            <w:proofErr w:type="spellStart"/>
             <w:r>
               <w:rPr>
-                <w:lang w:val="en-US"/>
-              </w:rPr>
-              <w:t>tratada</w:t>
-            </w:r>
-            <w:proofErr w:type="spellEnd"/>
-            <w:r>
-              <w:rPr>
-                <w:lang w:val="en-US"/>
-              </w:rPr>
-              <w:t xml:space="preserve"> para </w:t>
-            </w:r>
-            <w:proofErr w:type="spellStart"/>
-            <w:r>
-              <w:rPr>
-                <w:lang w:val="en-US"/>
-              </w:rPr>
-              <w:t>facilitar</w:t>
-            </w:r>
-            <w:proofErr w:type="spellEnd"/>
-            <w:r>
-              <w:rPr>
-                <w:lang w:val="en-US"/>
-              </w:rPr>
-              <w:t xml:space="preserve"> a </w:t>
-            </w:r>
-            <w:proofErr w:type="spellStart"/>
-            <w:r>
-              <w:rPr>
-                <w:lang w:val="en-US"/>
-              </w:rPr>
-              <w:t>detetar</w:t>
-            </w:r>
-            <w:proofErr w:type="spellEnd"/>
-            <w:r>
-              <w:rPr>
-                <w:lang w:val="en-US"/>
-              </w:rPr>
-              <w:t xml:space="preserve"> </w:t>
-            </w:r>
-            <w:proofErr w:type="spellStart"/>
-            <w:r>
-              <w:rPr>
-                <w:lang w:val="en-US"/>
-              </w:rPr>
-              <w:t>os</w:t>
-            </w:r>
-            <w:proofErr w:type="spellEnd"/>
-            <w:r>
-              <w:rPr>
-                <w:lang w:val="en-US"/>
-              </w:rPr>
-              <w:t xml:space="preserve"> </w:t>
-            </w:r>
-            <w:proofErr w:type="spellStart"/>
-            <w:r>
-              <w:rPr>
-                <w:lang w:val="en-US"/>
-              </w:rPr>
-              <w:t>textos</w:t>
-            </w:r>
-            <w:proofErr w:type="spellEnd"/>
-            <w:r>
-              <w:rPr>
-                <w:lang w:val="en-US"/>
+                <w:rFonts w:eastAsia="Times New Roman" w:cs="Arial"/>
+                <w:lang w:eastAsia="pt-BR"/>
               </w:rPr>
               <w:t>.</w:t>
             </w:r>
@@ -18507,179 +20561,604 @@
         </w:tc>
       </w:tr>
       <w:tr>
-        <w:trPr>
-          <w:trHeight w:val="300"/>
-        </w:trPr>
         <w:tc>
           <w:tcPr>
-            <w:tcW w:w="4245" w:type="dxa"/>
-            <w:tcBorders>
-              <w:top w:val="single" w:sz="4" w:space="0" w:color="000000"/>
-              <w:left w:val="single" w:sz="4" w:space="0" w:color="000000"/>
-              <w:bottom w:val="single" w:sz="4" w:space="0" w:color="000000"/>
-              <w:right w:val="single" w:sz="4" w:space="0" w:color="000000"/>
-            </w:tcBorders>
-            <w:shd w:val="clear" w:color="auto" w:fill="D9D9D9"/>
+            <w:tcW w:w="0" w:type="auto"/>
+            <w:hideMark/>
           </w:tcPr>
           <w:p>
             <w:pPr>
-              <w:spacing w:line="240" w:lineRule="auto"/>
               <w:jc w:val="both"/>
               <w:rPr>
-                <w:lang w:val="en-US"/>
+                <w:rFonts w:eastAsia="Times New Roman" w:cs="Arial"/>
+                <w:lang w:eastAsia="pt-BR"/>
               </w:rPr>
             </w:pPr>
+            <w:r>
+              <w:rPr>
+                <w:rFonts w:eastAsia="Times New Roman" w:cs="Arial"/>
+                <w:b/>
+                <w:bCs/>
+                <w:lang w:eastAsia="pt-BR"/>
+              </w:rPr>
+              <w:t>Pré-condições</w:t>
+            </w:r>
+          </w:p>
+        </w:tc>
+        <w:tc>
+          <w:tcPr>
+            <w:tcW w:w="0" w:type="auto"/>
+            <w:hideMark/>
+          </w:tcPr>
+          <w:p>
+            <w:pPr>
+              <w:jc w:val="both"/>
+              <w:rPr>
+                <w:rFonts w:eastAsia="Times New Roman" w:cs="Arial"/>
+                <w:lang w:eastAsia="pt-BR"/>
+              </w:rPr>
+            </w:pPr>
+            <w:r>
+              <w:rPr>
+                <w:rFonts w:eastAsia="Times New Roman" w:cs="Arial"/>
+                <w:lang w:eastAsia="pt-BR"/>
+              </w:rPr>
+              <w:t>O texto deve ter sido detectado.</w:t>
+            </w:r>
+          </w:p>
+        </w:tc>
+      </w:tr>
+      <w:tr>
+        <w:tc>
+          <w:tcPr>
+            <w:tcW w:w="0" w:type="auto"/>
+            <w:hideMark/>
+          </w:tcPr>
+          <w:p>
+            <w:pPr>
+              <w:jc w:val="both"/>
+              <w:rPr>
+                <w:rFonts w:eastAsia="Times New Roman" w:cs="Arial"/>
+                <w:lang w:eastAsia="pt-BR"/>
+              </w:rPr>
+            </w:pPr>
+            <w:r>
+              <w:rPr>
+                <w:rFonts w:eastAsia="Times New Roman" w:cs="Arial"/>
+                <w:b/>
+                <w:bCs/>
+                <w:lang w:eastAsia="pt-BR"/>
+              </w:rPr>
+              <w:t>Pós-condições</w:t>
+            </w:r>
+          </w:p>
+        </w:tc>
+        <w:tc>
+          <w:tcPr>
+            <w:tcW w:w="0" w:type="auto"/>
+            <w:hideMark/>
+          </w:tcPr>
+          <w:p>
+            <w:pPr>
+              <w:jc w:val="both"/>
+              <w:rPr>
+                <w:rFonts w:eastAsia="Times New Roman" w:cs="Arial"/>
+                <w:lang w:eastAsia="pt-BR"/>
+              </w:rPr>
+            </w:pPr>
+            <w:r>
+              <w:rPr>
+                <w:rFonts w:eastAsia="Times New Roman" w:cs="Arial"/>
+                <w:lang w:eastAsia="pt-BR"/>
+              </w:rPr>
+              <w:t>O Deficiente Visual acessa a leitura tátil.</w:t>
+            </w:r>
+          </w:p>
+        </w:tc>
+      </w:tr>
+      <w:tr>
+        <w:tc>
+          <w:tcPr>
+            <w:tcW w:w="0" w:type="auto"/>
+            <w:hideMark/>
+          </w:tcPr>
+          <w:p>
+            <w:pPr>
+              <w:jc w:val="both"/>
+              <w:rPr>
+                <w:rFonts w:eastAsia="Times New Roman" w:cs="Arial"/>
+                <w:lang w:eastAsia="pt-BR"/>
+              </w:rPr>
+            </w:pPr>
+            <w:r>
+              <w:rPr>
+                <w:rFonts w:eastAsia="Times New Roman" w:cs="Arial"/>
+                <w:b/>
+                <w:bCs/>
+                <w:lang w:eastAsia="pt-BR"/>
+              </w:rPr>
+              <w:t>Fluxo Principal</w:t>
+            </w:r>
+          </w:p>
+        </w:tc>
+        <w:tc>
+          <w:tcPr>
+            <w:tcW w:w="0" w:type="auto"/>
+            <w:hideMark/>
+          </w:tcPr>
+          <w:p>
+            <w:pPr>
+              <w:jc w:val="both"/>
+              <w:rPr>
+                <w:rFonts w:eastAsia="Times New Roman" w:cs="Arial"/>
+                <w:lang w:eastAsia="pt-BR"/>
+              </w:rPr>
+            </w:pPr>
+            <w:r>
+              <w:rPr>
+                <w:rFonts w:eastAsia="Times New Roman" w:cs="Arial"/>
+                <w:lang w:eastAsia="pt-BR"/>
+              </w:rPr>
+              <w:t xml:space="preserve">1. O sistema converte o texto </w:t>
+            </w:r>
+            <w:r>
+              <w:rPr>
+                <w:rFonts w:eastAsia="Times New Roman" w:cs="Arial"/>
+                <w:lang w:eastAsia="pt-BR"/>
+              </w:rPr>
+              <w:t>em braile</w:t>
+            </w:r>
+            <w:r>
+              <w:rPr>
+                <w:rFonts w:eastAsia="Times New Roman" w:cs="Arial"/>
+                <w:lang w:eastAsia="pt-BR"/>
+              </w:rPr>
+              <w:t>.</w:t>
+            </w:r>
+          </w:p>
+          <w:p>
+            <w:pPr>
+              <w:jc w:val="both"/>
+              <w:rPr>
+                <w:rFonts w:eastAsia="Times New Roman" w:cs="Arial"/>
+                <w:lang w:eastAsia="pt-BR"/>
+              </w:rPr>
+            </w:pPr>
+            <w:r>
+              <w:rPr>
+                <w:rFonts w:eastAsia="Times New Roman" w:cs="Arial"/>
+                <w:lang w:eastAsia="pt-BR"/>
+              </w:rPr>
+              <w:t xml:space="preserve">2. O Kyntact exibe </w:t>
+            </w:r>
+            <w:r>
+              <w:rPr>
+                <w:rFonts w:eastAsia="Times New Roman" w:cs="Arial"/>
+                <w:lang w:eastAsia="pt-BR"/>
+              </w:rPr>
+              <w:t>o braile</w:t>
+            </w:r>
+            <w:r>
+              <w:rPr>
+                <w:rFonts w:eastAsia="Times New Roman" w:cs="Arial"/>
+                <w:lang w:eastAsia="pt-BR"/>
+              </w:rPr>
+              <w:t>.</w:t>
+            </w:r>
+          </w:p>
+        </w:tc>
+      </w:tr>
+    </w:tbl>
+    <w:p>
+      <w:pPr>
+        <w:rPr>
+          <w:rFonts w:cs="Arial"/>
+          <w:sz w:val="20"/>
+          <w:szCs w:val="20"/>
+        </w:rPr>
+      </w:pPr>
+      <w:r>
+        <w:rPr>
+          <w:rFonts w:cs="Arial"/>
+          <w:sz w:val="20"/>
+          <w:szCs w:val="20"/>
+        </w:rPr>
+        <w:t>Fonte: Autoria Própria, 2025.</w:t>
+      </w:r>
+    </w:p>
+    <w:p>
+      <w:r>
+        <w:t>Tabela 8 – Descrição do caso de uso: Deletar Imagem</w:t>
+      </w:r>
+    </w:p>
+    <w:tbl>
+      <w:tblPr>
+        <w:tblStyle w:val="TabeladeGradeClara"/>
+        <w:tblW w:w="0" w:type="auto"/>
+        <w:tblLook w:val="04A0" w:firstRow="1" w:lastRow="0" w:firstColumn="1" w:lastColumn="0" w:noHBand="0" w:noVBand="1"/>
+      </w:tblPr>
+      <w:tblGrid>
+        <w:gridCol w:w="2064"/>
+        <w:gridCol w:w="6997"/>
+      </w:tblGrid>
+      <w:tr>
+        <w:tc>
+          <w:tcPr>
+            <w:tcW w:w="0" w:type="auto"/>
+            <w:hideMark/>
+          </w:tcPr>
+          <w:p>
+            <w:pPr>
+              <w:rPr>
+                <w:rFonts w:eastAsia="Times New Roman" w:cs="Arial"/>
+                <w:b/>
+                <w:bCs/>
+                <w:lang w:eastAsia="pt-BR"/>
+              </w:rPr>
+            </w:pPr>
+            <w:r>
+              <w:rPr>
+                <w:rFonts w:eastAsia="Times New Roman" w:cs="Arial"/>
+                <w:b/>
+                <w:bCs/>
+                <w:lang w:eastAsia="pt-BR"/>
+              </w:rPr>
+              <w:t>Item</w:t>
+            </w:r>
+          </w:p>
+        </w:tc>
+        <w:tc>
+          <w:tcPr>
+            <w:tcW w:w="0" w:type="auto"/>
+            <w:hideMark/>
+          </w:tcPr>
+          <w:p>
+            <w:pPr>
+              <w:rPr>
+                <w:rFonts w:eastAsia="Times New Roman" w:cs="Arial"/>
+                <w:b/>
+                <w:bCs/>
+                <w:lang w:eastAsia="pt-BR"/>
+              </w:rPr>
+            </w:pPr>
+            <w:r>
+              <w:rPr>
+                <w:rFonts w:eastAsia="Times New Roman" w:cs="Arial"/>
+                <w:b/>
+                <w:bCs/>
+                <w:lang w:eastAsia="pt-BR"/>
+              </w:rPr>
+              <w:t>Descrição</w:t>
+            </w:r>
+          </w:p>
+        </w:tc>
+      </w:tr>
+      <w:tr>
+        <w:tc>
+          <w:tcPr>
+            <w:tcW w:w="0" w:type="auto"/>
+            <w:hideMark/>
+          </w:tcPr>
+          <w:p>
+            <w:pPr>
+              <w:jc w:val="both"/>
+              <w:rPr>
+                <w:rFonts w:eastAsia="Times New Roman" w:cs="Arial"/>
+                <w:lang w:eastAsia="pt-BR"/>
+              </w:rPr>
+            </w:pPr>
+            <w:r>
+              <w:rPr>
+                <w:rFonts w:eastAsia="Times New Roman" w:cs="Arial"/>
+                <w:b/>
+                <w:bCs/>
+                <w:lang w:eastAsia="pt-BR"/>
+              </w:rPr>
+              <w:t>Nome do Caso de Uso</w:t>
+            </w:r>
+          </w:p>
+        </w:tc>
+        <w:tc>
+          <w:tcPr>
+            <w:tcW w:w="0" w:type="auto"/>
+            <w:hideMark/>
+          </w:tcPr>
+          <w:p>
+            <w:pPr>
+              <w:jc w:val="both"/>
+              <w:rPr>
+                <w:rFonts w:eastAsia="Times New Roman" w:cs="Arial"/>
+                <w:lang w:eastAsia="pt-BR"/>
+              </w:rPr>
+            </w:pPr>
+            <w:r>
+              <w:rPr>
+                <w:rFonts w:eastAsia="Times New Roman" w:cs="Arial"/>
+                <w:lang w:eastAsia="pt-BR"/>
+              </w:rPr>
+              <w:t>Deletar Imagem</w:t>
+            </w:r>
+          </w:p>
+        </w:tc>
+      </w:tr>
+      <w:tr>
+        <w:tc>
+          <w:tcPr>
+            <w:tcW w:w="0" w:type="auto"/>
+            <w:hideMark/>
+          </w:tcPr>
+          <w:p>
+            <w:pPr>
+              <w:jc w:val="both"/>
+              <w:rPr>
+                <w:rFonts w:eastAsia="Times New Roman" w:cs="Arial"/>
+                <w:lang w:eastAsia="pt-BR"/>
+              </w:rPr>
+            </w:pPr>
+            <w:r>
+              <w:rPr>
+                <w:rFonts w:eastAsia="Times New Roman" w:cs="Arial"/>
+                <w:b/>
+                <w:bCs/>
+                <w:lang w:eastAsia="pt-BR"/>
+              </w:rPr>
+              <w:t>Ator Principal</w:t>
+            </w:r>
+          </w:p>
+        </w:tc>
+        <w:tc>
+          <w:tcPr>
+            <w:tcW w:w="0" w:type="auto"/>
+            <w:hideMark/>
+          </w:tcPr>
+          <w:p>
+            <w:pPr>
+              <w:jc w:val="both"/>
+              <w:rPr>
+                <w:rFonts w:eastAsia="Times New Roman" w:cs="Arial"/>
+                <w:lang w:eastAsia="pt-BR"/>
+              </w:rPr>
+            </w:pPr>
+            <w:r>
+              <w:rPr>
+                <w:rFonts w:eastAsia="Times New Roman" w:cs="Arial"/>
+                <w:lang w:eastAsia="pt-BR"/>
+              </w:rPr>
+              <w:t>Kyntact</w:t>
+            </w:r>
+          </w:p>
+        </w:tc>
+      </w:tr>
+      <w:tr>
+        <w:tc>
+          <w:tcPr>
+            <w:tcW w:w="0" w:type="auto"/>
+            <w:hideMark/>
+          </w:tcPr>
+          <w:p>
+            <w:pPr>
+              <w:jc w:val="both"/>
+              <w:rPr>
+                <w:rFonts w:eastAsia="Times New Roman" w:cs="Arial"/>
+                <w:lang w:eastAsia="pt-BR"/>
+              </w:rPr>
+            </w:pPr>
+            <w:r>
+              <w:rPr>
+                <w:rFonts w:eastAsia="Times New Roman" w:cs="Arial"/>
+                <w:b/>
+                <w:bCs/>
+                <w:lang w:eastAsia="pt-BR"/>
+              </w:rPr>
+              <w:t>Ator Secundário</w:t>
+            </w:r>
+          </w:p>
+        </w:tc>
+        <w:tc>
+          <w:tcPr>
+            <w:tcW w:w="0" w:type="auto"/>
+            <w:hideMark/>
+          </w:tcPr>
+          <w:p>
+            <w:pPr>
+              <w:jc w:val="both"/>
+              <w:rPr>
+                <w:rFonts w:eastAsia="Times New Roman" w:cs="Arial"/>
+                <w:lang w:eastAsia="pt-BR"/>
+              </w:rPr>
+            </w:pPr>
+            <w:r>
+              <w:rPr>
+                <w:rFonts w:eastAsia="Times New Roman" w:cs="Arial"/>
+                <w:lang w:eastAsia="pt-BR"/>
+              </w:rPr>
+              <w:t>Deficiente Visual</w:t>
+            </w:r>
+          </w:p>
+        </w:tc>
+      </w:tr>
+      <w:tr>
+        <w:tc>
+          <w:tcPr>
+            <w:tcW w:w="0" w:type="auto"/>
+            <w:hideMark/>
+          </w:tcPr>
+          <w:p>
+            <w:pPr>
+              <w:jc w:val="both"/>
+              <w:rPr>
+                <w:rFonts w:eastAsia="Times New Roman" w:cs="Arial"/>
+                <w:lang w:eastAsia="pt-BR"/>
+              </w:rPr>
+            </w:pPr>
+            <w:r>
+              <w:rPr>
+                <w:rFonts w:eastAsia="Times New Roman" w:cs="Arial"/>
+                <w:b/>
+                <w:bCs/>
+                <w:lang w:eastAsia="pt-BR"/>
+              </w:rPr>
+              <w:t>Resumo</w:t>
+            </w:r>
+          </w:p>
+        </w:tc>
+        <w:tc>
+          <w:tcPr>
+            <w:tcW w:w="0" w:type="auto"/>
+            <w:hideMark/>
+          </w:tcPr>
+          <w:p>
+            <w:pPr>
+              <w:jc w:val="both"/>
+              <w:rPr>
+                <w:rFonts w:eastAsia="Times New Roman" w:cs="Arial"/>
+                <w:lang w:eastAsia="pt-BR"/>
+              </w:rPr>
+            </w:pPr>
+            <w:r>
+              <w:rPr>
+                <w:rFonts w:eastAsia="Times New Roman" w:cs="Arial"/>
+                <w:lang w:eastAsia="pt-BR"/>
+              </w:rPr>
+              <w:t xml:space="preserve">O texto </w:t>
+            </w:r>
+            <w:r>
+              <w:rPr>
+                <w:rFonts w:eastAsia="Times New Roman" w:cs="Arial"/>
+                <w:lang w:eastAsia="pt-BR"/>
+              </w:rPr>
+              <w:t>é excluíd</w:t>
+            </w:r>
+            <w:r>
+              <w:rPr>
+                <w:rFonts w:eastAsia="Times New Roman" w:cs="Arial"/>
+                <w:lang w:eastAsia="pt-BR"/>
+              </w:rPr>
+              <w:t>o</w:t>
+            </w:r>
+            <w:r>
+              <w:rPr>
+                <w:rFonts w:eastAsia="Times New Roman" w:cs="Arial"/>
+                <w:lang w:eastAsia="pt-BR"/>
+              </w:rPr>
+              <w:t xml:space="preserve"> automaticamente quando o usuário confirma a leitura ou quando o Kyntact não detecta texto na imagem.</w:t>
+            </w:r>
+          </w:p>
+        </w:tc>
+      </w:tr>
+      <w:tr>
+        <w:tc>
+          <w:tcPr>
+            <w:tcW w:w="0" w:type="auto"/>
+            <w:hideMark/>
+          </w:tcPr>
+          <w:p>
+            <w:pPr>
+              <w:jc w:val="both"/>
+              <w:rPr>
+                <w:rFonts w:eastAsia="Times New Roman" w:cs="Arial"/>
+                <w:lang w:eastAsia="pt-BR"/>
+              </w:rPr>
+            </w:pPr>
+            <w:r>
+              <w:rPr>
+                <w:rFonts w:eastAsia="Times New Roman" w:cs="Arial"/>
+                <w:b/>
+                <w:bCs/>
+                <w:lang w:eastAsia="pt-BR"/>
+              </w:rPr>
+              <w:t>Pré-condições</w:t>
+            </w:r>
+          </w:p>
+        </w:tc>
+        <w:tc>
+          <w:tcPr>
+            <w:tcW w:w="0" w:type="auto"/>
+            <w:hideMark/>
+          </w:tcPr>
+          <w:p>
+            <w:pPr>
+              <w:jc w:val="both"/>
+              <w:rPr>
+                <w:rFonts w:eastAsia="Times New Roman" w:cs="Arial"/>
+                <w:lang w:eastAsia="pt-BR"/>
+              </w:rPr>
+            </w:pPr>
+            <w:r>
+              <w:rPr>
+                <w:rFonts w:eastAsia="Times New Roman" w:cs="Arial"/>
+                <w:lang w:eastAsia="pt-BR"/>
+              </w:rPr>
+              <w:t xml:space="preserve">O </w:t>
+            </w:r>
             <w:proofErr w:type="spellStart"/>
             <w:r>
               <w:rPr>
-                <w:lang w:val="en-US"/>
+                <w:rFonts w:eastAsia="Times New Roman" w:cs="Arial"/>
+                <w:lang w:eastAsia="pt-BR"/>
               </w:rPr>
-              <w:t>Detectar</w:t>
+              <w:t>kyntact</w:t>
             </w:r>
             <w:proofErr w:type="spellEnd"/>
             <w:r>
               <w:rPr>
-                <w:lang w:val="en-US"/>
+                <w:rFonts w:eastAsia="Times New Roman" w:cs="Arial"/>
+                <w:lang w:eastAsia="pt-BR"/>
               </w:rPr>
-              <w:t xml:space="preserve"> </w:t>
+              <w:t xml:space="preserve"> deve ter tentado detectar texto ou o deficiente visual deve ter confirmado a leitura.</w:t>
             </w:r>
-            <w:proofErr w:type="spellStart"/>
+          </w:p>
+        </w:tc>
+      </w:tr>
+      <w:tr>
+        <w:tc>
+          <w:tcPr>
+            <w:tcW w:w="0" w:type="auto"/>
+            <w:hideMark/>
+          </w:tcPr>
+          <w:p>
+            <w:pPr>
+              <w:jc w:val="both"/>
+              <w:rPr>
+                <w:rFonts w:eastAsia="Times New Roman" w:cs="Arial"/>
+                <w:lang w:eastAsia="pt-BR"/>
+              </w:rPr>
+            </w:pPr>
             <w:r>
               <w:rPr>
-                <w:lang w:val="en-US"/>
+                <w:rFonts w:eastAsia="Times New Roman" w:cs="Arial"/>
+                <w:b/>
+                <w:bCs/>
+                <w:lang w:eastAsia="pt-BR"/>
               </w:rPr>
-              <w:t>Texto</w:t>
+              <w:t>Pós-condições</w:t>
             </w:r>
-            <w:proofErr w:type="spellEnd"/>
           </w:p>
         </w:tc>
         <w:tc>
           <w:tcPr>
-            <w:tcW w:w="4245" w:type="dxa"/>
-            <w:tcBorders>
-              <w:top w:val="single" w:sz="4" w:space="0" w:color="000000"/>
-              <w:left w:val="single" w:sz="4" w:space="0" w:color="000000"/>
-              <w:bottom w:val="single" w:sz="4" w:space="0" w:color="000000"/>
-              <w:right w:val="single" w:sz="4" w:space="0" w:color="000000"/>
-            </w:tcBorders>
+            <w:tcW w:w="0" w:type="auto"/>
+            <w:hideMark/>
           </w:tcPr>
           <w:p>
             <w:pPr>
-              <w:spacing w:line="240" w:lineRule="auto"/>
               <w:jc w:val="both"/>
               <w:rPr>
-                <w:lang w:val="en-US"/>
+                <w:rFonts w:eastAsia="Times New Roman" w:cs="Arial"/>
+                <w:lang w:eastAsia="pt-BR"/>
               </w:rPr>
             </w:pPr>
-            <w:proofErr w:type="spellStart"/>
             <w:r>
               <w:rPr>
-                <w:lang w:val="en-US"/>
+                <w:rFonts w:eastAsia="Times New Roman" w:cs="Arial"/>
+                <w:lang w:eastAsia="pt-BR"/>
               </w:rPr>
-              <w:t>Após</w:t>
+              <w:t>A imagem é removida do armazenamento</w:t>
             </w:r>
-            <w:proofErr w:type="spellEnd"/>
             <w:r>
               <w:rPr>
-                <w:lang w:val="en-US"/>
-              </w:rPr>
-              <w:t xml:space="preserve"> </w:t>
-            </w:r>
-            <w:proofErr w:type="gramStart"/>
-            <w:r>
-              <w:rPr>
-                <w:lang w:val="en-US"/>
-              </w:rPr>
-              <w:t>a</w:t>
-            </w:r>
-            <w:proofErr w:type="gramEnd"/>
-            <w:r>
-              <w:rPr>
-                <w:lang w:val="en-US"/>
-              </w:rPr>
-              <w:t xml:space="preserve"> </w:t>
-            </w:r>
-            <w:proofErr w:type="spellStart"/>
-            <w:r>
-              <w:rPr>
-                <w:lang w:val="en-US"/>
-              </w:rPr>
-              <w:t>imagem</w:t>
-            </w:r>
-            <w:proofErr w:type="spellEnd"/>
-            <w:r>
-              <w:rPr>
-                <w:lang w:val="en-US"/>
-              </w:rPr>
-              <w:t xml:space="preserve"> ser </w:t>
-            </w:r>
-            <w:proofErr w:type="spellStart"/>
-            <w:r>
-              <w:rPr>
-                <w:lang w:val="en-US"/>
-              </w:rPr>
-              <w:t>tratada</w:t>
-            </w:r>
-            <w:proofErr w:type="spellEnd"/>
-            <w:r>
-              <w:rPr>
-                <w:lang w:val="en-US"/>
-              </w:rPr>
-              <w:t xml:space="preserve">, o </w:t>
-            </w:r>
-            <w:proofErr w:type="spellStart"/>
-            <w:r>
-              <w:rPr>
-                <w:lang w:val="en-US"/>
-              </w:rPr>
-              <w:t>sistema</w:t>
-            </w:r>
-            <w:proofErr w:type="spellEnd"/>
-            <w:r>
-              <w:rPr>
-                <w:lang w:val="en-US"/>
-              </w:rPr>
-              <w:t xml:space="preserve"> </w:t>
-            </w:r>
-            <w:proofErr w:type="spellStart"/>
-            <w:r>
-              <w:rPr>
-                <w:lang w:val="en-US"/>
-              </w:rPr>
-              <w:t>irá</w:t>
-            </w:r>
-            <w:proofErr w:type="spellEnd"/>
-            <w:r>
-              <w:rPr>
-                <w:lang w:val="en-US"/>
-              </w:rPr>
-              <w:t xml:space="preserve"> </w:t>
-            </w:r>
-            <w:proofErr w:type="spellStart"/>
-            <w:r>
-              <w:rPr>
-                <w:lang w:val="en-US"/>
-              </w:rPr>
-              <w:t>capturar</w:t>
-            </w:r>
-            <w:proofErr w:type="spellEnd"/>
-            <w:r>
-              <w:rPr>
-                <w:lang w:val="en-US"/>
-              </w:rPr>
-              <w:t xml:space="preserve"> o </w:t>
-            </w:r>
-            <w:proofErr w:type="spellStart"/>
-            <w:r>
-              <w:rPr>
-                <w:lang w:val="en-US"/>
-              </w:rPr>
-              <w:t>texto</w:t>
-            </w:r>
-            <w:proofErr w:type="spellEnd"/>
-            <w:r>
-              <w:rPr>
-                <w:lang w:val="en-US"/>
+                <w:rFonts w:eastAsia="Times New Roman" w:cs="Arial"/>
+                <w:lang w:eastAsia="pt-BR"/>
               </w:rPr>
               <w:t>.</w:t>
             </w:r>
@@ -18687,145 +21166,208 @@
         </w:tc>
       </w:tr>
       <w:tr>
-        <w:trPr>
-          <w:trHeight w:val="300"/>
-        </w:trPr>
         <w:tc>
           <w:tcPr>
-            <w:tcW w:w="4245" w:type="dxa"/>
-            <w:tcBorders>
-              <w:top w:val="single" w:sz="4" w:space="0" w:color="000000"/>
-              <w:left w:val="single" w:sz="4" w:space="0" w:color="000000"/>
-              <w:bottom w:val="single" w:sz="4" w:space="0" w:color="000000"/>
-              <w:right w:val="single" w:sz="4" w:space="0" w:color="000000"/>
-            </w:tcBorders>
-            <w:shd w:val="clear" w:color="auto" w:fill="D9D9D9"/>
+            <w:tcW w:w="0" w:type="auto"/>
+            <w:hideMark/>
           </w:tcPr>
           <w:p>
             <w:pPr>
-              <w:spacing w:line="240" w:lineRule="auto"/>
               <w:jc w:val="both"/>
               <w:rPr>
-                <w:lang w:val="en-US"/>
+                <w:rFonts w:eastAsia="Times New Roman" w:cs="Arial"/>
+                <w:lang w:eastAsia="pt-BR"/>
               </w:rPr>
             </w:pPr>
-            <w:proofErr w:type="spellStart"/>
             <w:r>
               <w:rPr>
-                <w:lang w:val="en-US"/>
+                <w:rFonts w:eastAsia="Times New Roman" w:cs="Arial"/>
+                <w:b/>
+                <w:bCs/>
+                <w:lang w:eastAsia="pt-BR"/>
               </w:rPr>
-              <w:t>Armazenar</w:t>
+              <w:t>Fluxo Principal</w:t>
             </w:r>
-            <w:proofErr w:type="spellEnd"/>
-            <w:r>
-              <w:rPr>
-                <w:lang w:val="en-US"/>
-              </w:rPr>
-              <w:t xml:space="preserve"> </w:t>
-            </w:r>
-            <w:proofErr w:type="spellStart"/>
-            <w:r>
-              <w:rPr>
-                <w:lang w:val="en-US"/>
-              </w:rPr>
-              <w:t>Texto</w:t>
-            </w:r>
-            <w:proofErr w:type="spellEnd"/>
           </w:p>
         </w:tc>
         <w:tc>
           <w:tcPr>
-            <w:tcW w:w="4245" w:type="dxa"/>
-            <w:tcBorders>
-              <w:top w:val="single" w:sz="4" w:space="0" w:color="000000"/>
-              <w:left w:val="single" w:sz="4" w:space="0" w:color="000000"/>
-              <w:bottom w:val="single" w:sz="4" w:space="0" w:color="000000"/>
-              <w:right w:val="single" w:sz="4" w:space="0" w:color="000000"/>
-            </w:tcBorders>
+            <w:tcW w:w="0" w:type="auto"/>
+            <w:hideMark/>
           </w:tcPr>
           <w:p>
             <w:pPr>
-              <w:spacing w:line="240" w:lineRule="auto"/>
               <w:jc w:val="both"/>
               <w:rPr>
-                <w:lang w:val="en-US"/>
+                <w:rFonts w:eastAsia="Times New Roman" w:cs="Arial"/>
+                <w:lang w:eastAsia="pt-BR"/>
               </w:rPr>
             </w:pPr>
             <w:r>
               <w:rPr>
-                <w:lang w:val="en-US"/>
+                <w:rFonts w:eastAsia="Times New Roman" w:cs="Arial"/>
+                <w:lang w:eastAsia="pt-BR"/>
               </w:rPr>
-              <w:t xml:space="preserve">Se o </w:t>
+              <w:t xml:space="preserve">1. O sistema exibe </w:t>
             </w:r>
-            <w:proofErr w:type="spellStart"/>
             <w:r>
               <w:rPr>
-                <w:lang w:val="en-US"/>
+                <w:rFonts w:eastAsia="Times New Roman" w:cs="Arial"/>
+                <w:lang w:eastAsia="pt-BR"/>
               </w:rPr>
-              <w:t>texto</w:t>
+              <w:t>o texto traduzido para o deficiente visual</w:t>
             </w:r>
-            <w:proofErr w:type="spellEnd"/>
             <w:r>
               <w:rPr>
-                <w:lang w:val="en-US"/>
+                <w:rFonts w:eastAsia="Times New Roman" w:cs="Arial"/>
+                <w:lang w:eastAsia="pt-BR"/>
               </w:rPr>
-              <w:t xml:space="preserve"> for </w:t>
+              <w:t>.</w:t>
             </w:r>
-            <w:proofErr w:type="spellStart"/>
+          </w:p>
+          <w:p>
+            <w:pPr>
+              <w:jc w:val="both"/>
+              <w:rPr>
+                <w:rFonts w:eastAsia="Times New Roman" w:cs="Arial"/>
+                <w:lang w:eastAsia="pt-BR"/>
+              </w:rPr>
+            </w:pPr>
             <w:r>
               <w:rPr>
-                <w:lang w:val="en-US"/>
+                <w:rFonts w:eastAsia="Times New Roman" w:cs="Arial"/>
+                <w:lang w:eastAsia="pt-BR"/>
               </w:rPr>
-              <w:t>detectado</w:t>
+              <w:t xml:space="preserve">2. O Deficiente Visual confirma que </w:t>
             </w:r>
-            <w:proofErr w:type="spellEnd"/>
             <w:r>
               <w:rPr>
-                <w:lang w:val="en-US"/>
+                <w:rFonts w:eastAsia="Times New Roman" w:cs="Arial"/>
+                <w:lang w:eastAsia="pt-BR"/>
               </w:rPr>
-              <w:t xml:space="preserve">, </w:t>
+              <w:t>leu o braile</w:t>
             </w:r>
-            <w:proofErr w:type="spellStart"/>
             <w:r>
               <w:rPr>
-                <w:lang w:val="en-US"/>
+                <w:rFonts w:eastAsia="Times New Roman" w:cs="Arial"/>
+                <w:lang w:eastAsia="pt-BR"/>
               </w:rPr>
-              <w:t>ele</w:t>
+              <w:t>.</w:t>
             </w:r>
-            <w:proofErr w:type="spellEnd"/>
+          </w:p>
+          <w:p>
+            <w:pPr>
+              <w:jc w:val="both"/>
+              <w:rPr>
+                <w:rFonts w:eastAsia="Times New Roman" w:cs="Arial"/>
+                <w:lang w:eastAsia="pt-BR"/>
+              </w:rPr>
+            </w:pPr>
             <w:r>
               <w:rPr>
-                <w:lang w:val="en-US"/>
+                <w:rFonts w:eastAsia="Times New Roman" w:cs="Arial"/>
+                <w:lang w:eastAsia="pt-BR"/>
               </w:rPr>
-              <w:t xml:space="preserve"> </w:t>
+              <w:t xml:space="preserve">3. O sistema exclui </w:t>
             </w:r>
-            <w:proofErr w:type="spellStart"/>
             <w:r>
               <w:rPr>
-                <w:lang w:val="en-US"/>
+                <w:rFonts w:eastAsia="Times New Roman" w:cs="Arial"/>
+                <w:lang w:eastAsia="pt-BR"/>
               </w:rPr>
-              <w:t>deve</w:t>
+              <w:t xml:space="preserve">o texto </w:t>
             </w:r>
-            <w:proofErr w:type="spellEnd"/>
             <w:r>
               <w:rPr>
-                <w:lang w:val="en-US"/>
+                <w:rFonts w:eastAsia="Times New Roman" w:cs="Arial"/>
+                <w:lang w:eastAsia="pt-BR"/>
               </w:rPr>
-              <w:t xml:space="preserve"> ser </w:t>
+              <w:t>do armazenamento</w:t>
             </w:r>
-            <w:proofErr w:type="spellStart"/>
             <w:r>
               <w:rPr>
-                <w:lang w:val="en-US"/>
+                <w:rFonts w:eastAsia="Times New Roman" w:cs="Arial"/>
+                <w:lang w:eastAsia="pt-BR"/>
               </w:rPr>
-              <w:t>armazenado</w:t>
+              <w:t>.</w:t>
             </w:r>
-            <w:proofErr w:type="spellEnd"/>
+          </w:p>
+        </w:tc>
+      </w:tr>
+      <w:tr>
+        <w:tc>
+          <w:tcPr>
+            <w:tcW w:w="0" w:type="auto"/>
+            <w:hideMark/>
+          </w:tcPr>
+          <w:p>
+            <w:pPr>
+              <w:jc w:val="both"/>
+              <w:rPr>
+                <w:rFonts w:eastAsia="Times New Roman" w:cs="Arial"/>
+                <w:lang w:eastAsia="pt-BR"/>
+              </w:rPr>
+            </w:pPr>
             <w:r>
               <w:rPr>
-                <w:lang w:val="en-US"/>
+                <w:rFonts w:eastAsia="Times New Roman" w:cs="Arial"/>
+                <w:b/>
+                <w:bCs/>
+                <w:lang w:eastAsia="pt-BR"/>
               </w:rPr>
-              <w:t xml:space="preserve"> no banco de dados.</w:t>
+              <w:t>Fluxo Alternativo</w:t>
+            </w:r>
+          </w:p>
+        </w:tc>
+        <w:tc>
+          <w:tcPr>
+            <w:tcW w:w="0" w:type="auto"/>
+            <w:hideMark/>
+          </w:tcPr>
+          <w:p>
+            <w:pPr>
+              <w:jc w:val="both"/>
+              <w:rPr>
+                <w:rFonts w:eastAsia="Times New Roman" w:cs="Arial"/>
+                <w:lang w:eastAsia="pt-BR"/>
+              </w:rPr>
+            </w:pPr>
+            <w:r>
+              <w:rPr>
+                <w:rFonts w:eastAsia="Times New Roman" w:cs="Arial"/>
+                <w:lang w:eastAsia="pt-BR"/>
+              </w:rPr>
+              <w:t xml:space="preserve">1. </w:t>
+            </w:r>
+            <w:r>
+              <w:rPr>
+                <w:rFonts w:eastAsia="Times New Roman" w:cs="Arial"/>
+                <w:lang w:eastAsia="pt-BR"/>
+              </w:rPr>
+              <w:t>O módulo de Detecção de Texto processa a imagem e não encontra texto.</w:t>
+            </w:r>
+          </w:p>
+          <w:p>
+            <w:pPr>
+              <w:jc w:val="both"/>
+              <w:rPr>
+                <w:rFonts w:eastAsia="Times New Roman" w:cs="Arial"/>
+                <w:lang w:eastAsia="pt-BR"/>
+              </w:rPr>
+            </w:pPr>
+            <w:r>
+              <w:rPr>
+                <w:rFonts w:eastAsia="Times New Roman" w:cs="Arial"/>
+                <w:lang w:eastAsia="pt-BR"/>
+              </w:rPr>
+              <w:t>2. O Kyntact exclui automaticamente a imagem do armazenamento</w:t>
+            </w:r>
+            <w:r>
+              <w:rPr>
+                <w:rFonts w:eastAsia="Times New Roman" w:cs="Arial"/>
+                <w:lang w:eastAsia="pt-BR"/>
+              </w:rPr>
+              <w:t xml:space="preserve">. </w:t>
             </w:r>
           </w:p>
         </w:tc>
@@ -18833,20 +21375,57 @@
     </w:tbl>
     <w:p>
       <w:pPr>
-        <w:ind w:left="360"/>
-        <w:jc w:val="both"/>
-      </w:pPr>
+        <w:rPr>
+          <w:rFonts w:cs="Arial"/>
+          <w:sz w:val="20"/>
+          <w:szCs w:val="20"/>
+        </w:rPr>
+      </w:pPr>
+      <w:r>
+        <w:rPr>
+          <w:rFonts w:cs="Arial"/>
+          <w:sz w:val="20"/>
+          <w:szCs w:val="20"/>
+        </w:rPr>
+        <w:t>Fonte: Autoria Própria, 2025.</w:t>
+      </w:r>
+    </w:p>
+    <w:p>
+      <w:pPr>
+        <w:rPr>
+          <w:rFonts w:cs="Arial"/>
+          <w:sz w:val="20"/>
+          <w:szCs w:val="20"/>
+        </w:rPr>
+      </w:pPr>
+      <w:r>
+        <w:rPr>
+          <w:rFonts w:cs="Arial"/>
+          <w:sz w:val="20"/>
+          <w:szCs w:val="20"/>
+        </w:rPr>
+        <w:br w:type="page"/>
+      </w:r>
     </w:p>
     <w:p>
       <w:pPr>
         <w:pStyle w:val="Ttulo2"/>
       </w:pPr>
-      <w:r>
+      <w:bookmarkStart w:id="90" w:name="_Toc209612013"/>
+      <w:r>
+        <w:lastRenderedPageBreak/>
         <w:t>D</w:t>
       </w:r>
       <w:r>
-        <w:t>iagrama de Sequência</w:t>
-      </w:r>
+        <w:t>iagrama</w:t>
+      </w:r>
+      <w:r>
+        <w:t>s</w:t>
+      </w:r>
+      <w:r>
+        <w:t xml:space="preserve"> de Sequência</w:t>
+      </w:r>
+      <w:bookmarkEnd w:id="90"/>
     </w:p>
     <w:p>
       <w:pPr>
@@ -18862,64 +21441,149 @@
           <w:rFonts w:eastAsia="Times New Roman" w:cs="Arial"/>
           <w:lang w:eastAsia="pt-BR"/>
         </w:rPr>
-        <w:t xml:space="preserve">Abaixo está o </w:t>
+        <w:t>Abaixo es</w:t>
       </w:r>
       <w:r>
         <w:rPr>
           <w:rFonts w:eastAsia="Times New Roman" w:cs="Arial"/>
           <w:lang w:eastAsia="pt-BR"/>
         </w:rPr>
-        <w:t>d</w:t>
+        <w:t>tão os</w:t>
       </w:r>
       <w:r>
         <w:rPr>
           <w:rFonts w:eastAsia="Times New Roman" w:cs="Arial"/>
           <w:lang w:eastAsia="pt-BR"/>
         </w:rPr>
-        <w:t xml:space="preserve">iagrama de </w:t>
+        <w:t xml:space="preserve"> </w:t>
       </w:r>
       <w:r>
         <w:rPr>
           <w:rFonts w:eastAsia="Times New Roman" w:cs="Arial"/>
           <w:lang w:eastAsia="pt-BR"/>
         </w:rPr>
-        <w:t>s</w:t>
+        <w:t>d</w:t>
       </w:r>
       <w:r>
         <w:rPr>
           <w:rFonts w:eastAsia="Times New Roman" w:cs="Arial"/>
           <w:lang w:eastAsia="pt-BR"/>
         </w:rPr>
-        <w:t>equência do</w:t>
+        <w:t>iagrama</w:t>
       </w:r>
       <w:r>
         <w:rPr>
           <w:rFonts w:eastAsia="Times New Roman" w:cs="Arial"/>
           <w:lang w:eastAsia="pt-BR"/>
         </w:rPr>
-        <w:t xml:space="preserve"> projeto</w:t>
+        <w:t>s</w:t>
       </w:r>
       <w:r>
         <w:rPr>
           <w:rFonts w:eastAsia="Times New Roman" w:cs="Arial"/>
           <w:lang w:eastAsia="pt-BR"/>
         </w:rPr>
-        <w:t xml:space="preserve">, que ilustra a ordem e o fluxo das interações entre os atores e os principais componentes do sistema. O diagrama descreve a troca </w:t>
+        <w:t xml:space="preserve"> de </w:t>
       </w:r>
       <w:r>
         <w:rPr>
           <w:rFonts w:eastAsia="Times New Roman" w:cs="Arial"/>
           <w:lang w:eastAsia="pt-BR"/>
         </w:rPr>
-        <w:t>da captura até o retorno do braile, mostrando o</w:t>
+        <w:t>s</w:t>
       </w:r>
       <w:r>
         <w:rPr>
           <w:rFonts w:eastAsia="Times New Roman" w:cs="Arial"/>
           <w:lang w:eastAsia="pt-BR"/>
         </w:rPr>
-        <w:t xml:space="preserve"> passo a passo a dinâmica de execução das funcionalidades essenciais oferecidas.</w:t>
-      </w:r>
+        <w:t>equência do</w:t>
+      </w:r>
+      <w:r>
+        <w:rPr>
+          <w:rFonts w:eastAsia="Times New Roman" w:cs="Arial"/>
+          <w:lang w:eastAsia="pt-BR"/>
+        </w:rPr>
+        <w:t xml:space="preserve"> projeto</w:t>
+      </w:r>
+      <w:r>
+        <w:rPr>
+          <w:rFonts w:eastAsia="Times New Roman" w:cs="Arial"/>
+          <w:lang w:eastAsia="pt-BR"/>
+        </w:rPr>
+        <w:t>, que ilustra</w:t>
+      </w:r>
+      <w:r>
+        <w:rPr>
+          <w:rFonts w:eastAsia="Times New Roman" w:cs="Arial"/>
+          <w:lang w:eastAsia="pt-BR"/>
+        </w:rPr>
+        <w:t>m</w:t>
+      </w:r>
+      <w:r>
+        <w:rPr>
+          <w:rFonts w:eastAsia="Times New Roman" w:cs="Arial"/>
+          <w:lang w:eastAsia="pt-BR"/>
+        </w:rPr>
+        <w:t xml:space="preserve"> a ordem e o fluxo das interações entre os atores e os principais componentes do sistema. </w:t>
+      </w:r>
+    </w:p>
+    <w:p>
+      <w:pPr>
+        <w:ind w:firstLine="708"/>
+        <w:jc w:val="both"/>
+        <w:rPr>
+          <w:rFonts w:eastAsia="Times New Roman" w:cs="Arial"/>
+          <w:lang w:eastAsia="pt-BR"/>
+        </w:rPr>
+      </w:pPr>
+    </w:p>
+    <w:p>
+      <w:pPr>
+        <w:pStyle w:val="Ttulo2"/>
+      </w:pPr>
+      <w:bookmarkStart w:id="91" w:name="_Toc209612014"/>
+      <w:r>
+        <w:t>D</w:t>
+      </w:r>
+      <w:r>
+        <w:t>iagrama de Componentes</w:t>
+      </w:r>
+      <w:bookmarkEnd w:id="91"/>
+    </w:p>
+    <w:p>
+      <w:pPr>
+        <w:ind w:firstLine="708"/>
+        <w:jc w:val="both"/>
+        <w:rPr>
+          <w:rFonts w:eastAsia="Times New Roman" w:cs="Arial"/>
+          <w:lang w:eastAsia="pt-BR"/>
+        </w:rPr>
+      </w:pPr>
+      <w:r>
+        <w:rPr>
+          <w:rFonts w:eastAsia="Times New Roman" w:cs="Arial"/>
+          <w:lang w:eastAsia="pt-BR"/>
+        </w:rPr>
+        <w:t xml:space="preserve">Este é o diagrama de componentes, que mostra a ordem em que </w:t>
+      </w:r>
+      <w:r>
+        <w:rPr>
+          <w:rFonts w:eastAsia="Times New Roman" w:cs="Arial"/>
+          <w:lang w:eastAsia="pt-BR"/>
+        </w:rPr>
+        <w:t>as partes do sistema interagem entre si.</w:t>
+      </w:r>
+    </w:p>
+    <w:p>
+      <w:pPr>
+        <w:ind w:firstLine="708"/>
+        <w:jc w:val="both"/>
+        <w:rPr>
+          <w:rFonts w:eastAsia="Times New Roman" w:cs="Arial"/>
+          <w:lang w:eastAsia="pt-BR"/>
+        </w:rPr>
+      </w:pPr>
       <w:r>
         <w:rPr>
           <w:rFonts w:eastAsia="Times New Roman" w:cs="Arial"/>
@@ -18927,10 +21591,10 @@
           <w:lang w:eastAsia="pt-BR"/>
         </w:rPr>
         <w:drawing>
-          <wp:inline distT="0" distB="0" distL="0" distR="0" wp14:anchorId="03304EB6" wp14:editId="26CC7869">
-            <wp:extent cx="5760085" cy="2447290"/>
-            <wp:effectExtent l="0" t="0" r="0" b="0"/>
-            <wp:docPr id="6" name="Imagem 6"/>
+          <wp:inline distT="0" distB="0" distL="0" distR="0" wp14:anchorId="09CE8E1C" wp14:editId="542E7713">
+            <wp:extent cx="4925112" cy="3277057"/>
+            <wp:effectExtent l="0" t="0" r="8890" b="0"/>
+            <wp:docPr id="7" name="Imagem 7"/>
             <wp:cNvGraphicFramePr>
               <a:graphicFrameLocks xmlns:a="http://schemas.openxmlformats.org/drawingml/2006/main" noChangeAspect="1"/>
             </wp:cNvGraphicFramePr>
@@ -18950,7 +21614,7 @@
                   <pic:spPr>
                     <a:xfrm>
                       <a:off x="0" y="0"/>
-                      <a:ext cx="5760085" cy="2447290"/>
+                      <a:ext cx="4925112" cy="3277057"/>
                     </a:xfrm>
                     <a:prstGeom prst="rect">
                       <a:avLst/>
@@ -18965,17 +21629,6 @@
     </w:p>
     <w:p>
       <w:pPr>
-        <w:pStyle w:val="Ttulo2"/>
-      </w:pPr>
-      <w:r>
-        <w:t>D</w:t>
-      </w:r>
-      <w:r>
-        <w:t>iagrama de Componentes</w:t>
-      </w:r>
-    </w:p>
-    <w:p>
-      <w:pPr>
         <w:ind w:firstLine="708"/>
         <w:jc w:val="both"/>
         <w:rPr>
@@ -18983,20 +21636,112 @@
           <w:lang w:eastAsia="pt-BR"/>
         </w:rPr>
       </w:pPr>
-      <w:r>
+    </w:p>
+    <w:p>
+      <w:pPr>
+        <w:pStyle w:val="Ttulo2"/>
+      </w:pPr>
+      <w:bookmarkStart w:id="92" w:name="_Toc209612015"/>
+      <w:r>
+        <w:t>D</w:t>
+      </w:r>
+      <w:r>
+        <w:t>iagrama de Atividade</w:t>
+      </w:r>
+      <w:bookmarkEnd w:id="92"/>
+    </w:p>
+    <w:p>
+      <w:pPr>
+        <w:ind w:firstLine="708"/>
+        <w:jc w:val="both"/>
         <w:rPr>
           <w:rFonts w:eastAsia="Times New Roman" w:cs="Arial"/>
           <w:lang w:eastAsia="pt-BR"/>
         </w:rPr>
-        <w:lastRenderedPageBreak/>
-        <w:t xml:space="preserve">Este é o diagrama de componentes, que mostra a ordem em que </w:t>
-      </w:r>
+      </w:pPr>
       <w:r>
         <w:rPr>
           <w:rFonts w:eastAsia="Times New Roman" w:cs="Arial"/>
           <w:lang w:eastAsia="pt-BR"/>
         </w:rPr>
-        <w:t>as partes do sistema interagem entre si.</w:t>
+        <w:t xml:space="preserve">O </w:t>
+      </w:r>
+      <w:r>
+        <w:rPr>
+          <w:rFonts w:eastAsia="Times New Roman" w:cs="Arial"/>
+          <w:lang w:eastAsia="pt-BR"/>
+        </w:rPr>
+        <w:t>d</w:t>
+      </w:r>
+      <w:r>
+        <w:rPr>
+          <w:rFonts w:eastAsia="Times New Roman" w:cs="Arial"/>
+          <w:lang w:eastAsia="pt-BR"/>
+        </w:rPr>
+        <w:t xml:space="preserve">iagrama de </w:t>
+      </w:r>
+      <w:r>
+        <w:rPr>
+          <w:rFonts w:eastAsia="Times New Roman" w:cs="Arial"/>
+          <w:lang w:eastAsia="pt-BR"/>
+        </w:rPr>
+        <w:t>a</w:t>
+      </w:r>
+      <w:r>
+        <w:rPr>
+          <w:rFonts w:eastAsia="Times New Roman" w:cs="Arial"/>
+          <w:lang w:eastAsia="pt-BR"/>
+        </w:rPr>
+        <w:t xml:space="preserve">tividade do </w:t>
+      </w:r>
+      <w:r>
+        <w:rPr>
+          <w:rFonts w:eastAsia="Times New Roman" w:cs="Arial"/>
+          <w:lang w:eastAsia="pt-BR"/>
+        </w:rPr>
+        <w:t>nosso projeto a</w:t>
+      </w:r>
+      <w:r>
+        <w:rPr>
+          <w:rFonts w:eastAsia="Times New Roman" w:cs="Arial"/>
+          <w:lang w:eastAsia="pt-BR"/>
+        </w:rPr>
+        <w:t>presenta o fluxo dos processos realizados dentro do sistema</w:t>
+      </w:r>
+      <w:r>
+        <w:rPr>
+          <w:rFonts w:eastAsia="Times New Roman" w:cs="Arial"/>
+          <w:lang w:eastAsia="pt-BR"/>
+        </w:rPr>
+        <w:t xml:space="preserve">. </w:t>
+      </w:r>
+      <w:r>
+        <w:rPr>
+          <w:rFonts w:eastAsia="Times New Roman" w:cs="Arial"/>
+          <w:lang w:eastAsia="pt-BR"/>
+        </w:rPr>
+        <w:t>Nesse modelo, são descritos os caminhos possíveis que o</w:t>
+      </w:r>
+      <w:r>
+        <w:rPr>
+          <w:rFonts w:eastAsia="Times New Roman" w:cs="Arial"/>
+          <w:lang w:eastAsia="pt-BR"/>
+        </w:rPr>
+        <w:t xml:space="preserve"> sistema pode executar</w:t>
+      </w:r>
+      <w:r>
+        <w:rPr>
+          <w:rFonts w:eastAsia="Times New Roman" w:cs="Arial"/>
+          <w:lang w:eastAsia="pt-BR"/>
+        </w:rPr>
+        <w:t xml:space="preserve">, </w:t>
+      </w:r>
+      <w:r>
+        <w:rPr>
+          <w:rFonts w:eastAsia="Times New Roman" w:cs="Arial"/>
+          <w:lang w:eastAsia="pt-BR"/>
+        </w:rPr>
+        <w:t xml:space="preserve">como, caso ele não detecte o texto, o sistema deleta a imagem. </w:t>
       </w:r>
     </w:p>
     <w:p>
@@ -19014,11 +21759,12 @@
           <w:noProof/>
           <w:lang w:eastAsia="pt-BR"/>
         </w:rPr>
+        <w:lastRenderedPageBreak/>
         <w:drawing>
-          <wp:inline distT="0" distB="0" distL="0" distR="0" wp14:anchorId="09CE8E1C" wp14:editId="542E7713">
-            <wp:extent cx="4925112" cy="3277057"/>
-            <wp:effectExtent l="0" t="0" r="8890" b="0"/>
-            <wp:docPr id="7" name="Imagem 7"/>
+          <wp:inline distT="0" distB="0" distL="0" distR="0" wp14:anchorId="785198DA" wp14:editId="6D61DCCD">
+            <wp:extent cx="4648849" cy="2410161"/>
+            <wp:effectExtent l="0" t="0" r="0" b="9525"/>
+            <wp:docPr id="8" name="Imagem 8"/>
             <wp:cNvGraphicFramePr>
               <a:graphicFrameLocks xmlns:a="http://schemas.openxmlformats.org/drawingml/2006/main" noChangeAspect="1"/>
             </wp:cNvGraphicFramePr>
@@ -19038,7 +21784,7 @@
                   <pic:spPr>
                     <a:xfrm>
                       <a:off x="0" y="0"/>
-                      <a:ext cx="4925112" cy="3277057"/>
+                      <a:ext cx="4648849" cy="2410161"/>
                     </a:xfrm>
                     <a:prstGeom prst="rect">
                       <a:avLst/>
@@ -19053,6 +21799,22 @@
     </w:p>
     <w:p>
       <w:pPr>
+        <w:pStyle w:val="Ttulo2"/>
+      </w:pPr>
+      <w:bookmarkStart w:id="93" w:name="_Toc209612016"/>
+      <w:r>
+        <w:t>D</w:t>
+      </w:r>
+      <w:r>
+        <w:t>iagrama de Máquina de Estados</w:t>
+      </w:r>
+      <w:bookmarkEnd w:id="93"/>
+      <w:r>
+        <w:t xml:space="preserve"> </w:t>
+      </w:r>
+    </w:p>
+    <w:p>
+      <w:pPr>
         <w:ind w:firstLine="708"/>
         <w:jc w:val="both"/>
         <w:rPr>
@@ -19060,132 +21822,122 @@
           <w:lang w:eastAsia="pt-BR"/>
         </w:rPr>
       </w:pPr>
-    </w:p>
-    <w:p>
-      <w:pPr>
-        <w:pStyle w:val="Ttulo2"/>
-      </w:pPr>
-      <w:r>
-        <w:t>D</w:t>
-      </w:r>
-      <w:r>
-        <w:t>iagrama de Atividade</w:t>
-      </w:r>
-    </w:p>
-    <w:p>
-      <w:pPr>
-        <w:ind w:firstLine="708"/>
-        <w:jc w:val="both"/>
+      <w:r>
         <w:rPr>
           <w:rFonts w:eastAsia="Times New Roman" w:cs="Arial"/>
           <w:lang w:eastAsia="pt-BR"/>
         </w:rPr>
-      </w:pPr>
+        <w:t xml:space="preserve">O </w:t>
+      </w:r>
       <w:r>
         <w:rPr>
           <w:rFonts w:eastAsia="Times New Roman" w:cs="Arial"/>
           <w:lang w:eastAsia="pt-BR"/>
         </w:rPr>
-        <w:t xml:space="preserve">O </w:t>
+        <w:t>d</w:t>
       </w:r>
       <w:r>
         <w:rPr>
           <w:rFonts w:eastAsia="Times New Roman" w:cs="Arial"/>
           <w:lang w:eastAsia="pt-BR"/>
         </w:rPr>
-        <w:t>d</w:t>
+        <w:t xml:space="preserve">iagrama de </w:t>
       </w:r>
       <w:r>
         <w:rPr>
           <w:rFonts w:eastAsia="Times New Roman" w:cs="Arial"/>
           <w:lang w:eastAsia="pt-BR"/>
         </w:rPr>
-        <w:t xml:space="preserve">iagrama de </w:t>
+        <w:t>m</w:t>
       </w:r>
       <w:r>
         <w:rPr>
           <w:rFonts w:eastAsia="Times New Roman" w:cs="Arial"/>
           <w:lang w:eastAsia="pt-BR"/>
         </w:rPr>
-        <w:t>a</w:t>
+        <w:t xml:space="preserve">áquina de </w:t>
       </w:r>
       <w:r>
         <w:rPr>
           <w:rFonts w:eastAsia="Times New Roman" w:cs="Arial"/>
           <w:lang w:eastAsia="pt-BR"/>
         </w:rPr>
-        <w:t xml:space="preserve">tividade do </w:t>
+        <w:t>e</w:t>
       </w:r>
       <w:r>
         <w:rPr>
           <w:rFonts w:eastAsia="Times New Roman" w:cs="Arial"/>
           <w:lang w:eastAsia="pt-BR"/>
         </w:rPr>
-        <w:t>nosso projeto a</w:t>
+        <w:t>stados do Kyntact descreve os diferentes estados pelos quais o sistema pode passar durante sua execução, bem como os eventos que provocam as transições entre eles. Cada estado representa uma situação específica</w:t>
       </w:r>
       <w:r>
         <w:rPr>
           <w:rFonts w:eastAsia="Times New Roman" w:cs="Arial"/>
           <w:lang w:eastAsia="pt-BR"/>
         </w:rPr>
-        <w:t>presenta o fluxo dos processos realizados dentro do sistema</w:t>
+        <w:t xml:space="preserve">, </w:t>
       </w:r>
       <w:r>
         <w:rPr>
           <w:rFonts w:eastAsia="Times New Roman" w:cs="Arial"/>
           <w:lang w:eastAsia="pt-BR"/>
         </w:rPr>
-        <w:t xml:space="preserve">. </w:t>
+        <w:t xml:space="preserve">como aguardar imagem, ou exibir o resultado em </w:t>
       </w:r>
       <w:r>
         <w:rPr>
           <w:rFonts w:eastAsia="Times New Roman" w:cs="Arial"/>
           <w:lang w:eastAsia="pt-BR"/>
         </w:rPr>
-        <w:t>Nesse modelo, são descritos os caminhos possíveis que o</w:t>
+        <w:t>b</w:t>
       </w:r>
       <w:r>
         <w:rPr>
           <w:rFonts w:eastAsia="Times New Roman" w:cs="Arial"/>
           <w:lang w:eastAsia="pt-BR"/>
         </w:rPr>
-        <w:t xml:space="preserve"> sistema pode executar</w:t>
+        <w:t>raile</w:t>
       </w:r>
       <w:r>
         <w:rPr>
           <w:rFonts w:eastAsia="Times New Roman" w:cs="Arial"/>
           <w:lang w:eastAsia="pt-BR"/>
         </w:rPr>
-        <w:t xml:space="preserve">, </w:t>
+        <w:t>.</w:t>
       </w:r>
       <w:r>
         <w:rPr>
           <w:rFonts w:eastAsia="Times New Roman" w:cs="Arial"/>
           <w:lang w:eastAsia="pt-BR"/>
         </w:rPr>
-        <w:t xml:space="preserve">como, caso ele não detecte o texto, o sistema deleta a imagem. </w:t>
-      </w:r>
-    </w:p>
-    <w:p>
-      <w:pPr>
-        <w:ind w:firstLine="708"/>
-        <w:jc w:val="both"/>
+        <w:t xml:space="preserve"> </w:t>
+      </w:r>
+      <w:r>
         <w:rPr>
           <w:rFonts w:eastAsia="Times New Roman" w:cs="Arial"/>
           <w:lang w:eastAsia="pt-BR"/>
         </w:rPr>
-      </w:pPr>
+        <w:t xml:space="preserve">O </w:t>
+      </w:r>
       <w:r>
         <w:rPr>
           <w:rFonts w:eastAsia="Times New Roman" w:cs="Arial"/>
+          <w:lang w:eastAsia="pt-BR"/>
+        </w:rPr>
+        <w:t>diagrama torna claro o ciclo de funcionamento, desde a inicialização até a finalização da interação.</w:t>
+      </w:r>
+    </w:p>
+    <w:p>
+      <w:r>
+        <w:rPr>
           <w:noProof/>
-          <w:lang w:eastAsia="pt-BR"/>
         </w:rPr>
         <w:drawing>
-          <wp:inline distT="0" distB="0" distL="0" distR="0" wp14:anchorId="785198DA" wp14:editId="6D61DCCD">
-            <wp:extent cx="4648849" cy="2410161"/>
-            <wp:effectExtent l="0" t="0" r="0" b="9525"/>
-            <wp:docPr id="8" name="Imagem 8"/>
+          <wp:inline distT="0" distB="0" distL="0" distR="0" wp14:anchorId="64790781" wp14:editId="734581D9">
+            <wp:extent cx="5760085" cy="2761615"/>
+            <wp:effectExtent l="0" t="0" r="0" b="635"/>
+            <wp:docPr id="9" name="Imagem 9"/>
             <wp:cNvGraphicFramePr>
               <a:graphicFrameLocks xmlns:a="http://schemas.openxmlformats.org/drawingml/2006/main" noChangeAspect="1"/>
             </wp:cNvGraphicFramePr>
@@ -19205,191 +21957,6 @@
                   <pic:spPr>
                     <a:xfrm>
                       <a:off x="0" y="0"/>
-                      <a:ext cx="4648849" cy="2410161"/>
-                    </a:xfrm>
-                    <a:prstGeom prst="rect">
-                      <a:avLst/>
-                    </a:prstGeom>
-                  </pic:spPr>
-                </pic:pic>
-              </a:graphicData>
-            </a:graphic>
-          </wp:inline>
-        </w:drawing>
-      </w:r>
-    </w:p>
-    <w:p>
-      <w:pPr>
-        <w:pStyle w:val="Ttulo2"/>
-      </w:pPr>
-      <w:r>
-        <w:t>D</w:t>
-      </w:r>
-      <w:r>
-        <w:t xml:space="preserve">iagrama de Máquina de Estados </w:t>
-      </w:r>
-    </w:p>
-    <w:p>
-      <w:pPr>
-        <w:ind w:firstLine="708"/>
-        <w:jc w:val="both"/>
-        <w:rPr>
-          <w:rFonts w:eastAsia="Times New Roman" w:cs="Arial"/>
-          <w:lang w:eastAsia="pt-BR"/>
-        </w:rPr>
-      </w:pPr>
-      <w:r>
-        <w:rPr>
-          <w:rFonts w:eastAsia="Times New Roman" w:cs="Arial"/>
-          <w:lang w:eastAsia="pt-BR"/>
-        </w:rPr>
-        <w:lastRenderedPageBreak/>
-        <w:t xml:space="preserve">O </w:t>
-      </w:r>
-      <w:r>
-        <w:rPr>
-          <w:rFonts w:eastAsia="Times New Roman" w:cs="Arial"/>
-          <w:lang w:eastAsia="pt-BR"/>
-        </w:rPr>
-        <w:t>d</w:t>
-      </w:r>
-      <w:r>
-        <w:rPr>
-          <w:rFonts w:eastAsia="Times New Roman" w:cs="Arial"/>
-          <w:lang w:eastAsia="pt-BR"/>
-        </w:rPr>
-        <w:t xml:space="preserve">iagrama de </w:t>
-      </w:r>
-      <w:r>
-        <w:rPr>
-          <w:rFonts w:eastAsia="Times New Roman" w:cs="Arial"/>
-          <w:lang w:eastAsia="pt-BR"/>
-        </w:rPr>
-        <w:t>m</w:t>
-      </w:r>
-      <w:r>
-        <w:rPr>
-          <w:rFonts w:eastAsia="Times New Roman" w:cs="Arial"/>
-          <w:lang w:eastAsia="pt-BR"/>
-        </w:rPr>
-        <w:t xml:space="preserve">áquina de </w:t>
-      </w:r>
-      <w:r>
-        <w:rPr>
-          <w:rFonts w:eastAsia="Times New Roman" w:cs="Arial"/>
-          <w:lang w:eastAsia="pt-BR"/>
-        </w:rPr>
-        <w:t>e</w:t>
-      </w:r>
-      <w:r>
-        <w:rPr>
-          <w:rFonts w:eastAsia="Times New Roman" w:cs="Arial"/>
-          <w:lang w:eastAsia="pt-BR"/>
-        </w:rPr>
-        <w:t xml:space="preserve">stados do </w:t>
-      </w:r>
-      <w:proofErr w:type="spellStart"/>
-      <w:r>
-        <w:rPr>
-          <w:rFonts w:eastAsia="Times New Roman" w:cs="Arial"/>
-          <w:lang w:eastAsia="pt-BR"/>
-        </w:rPr>
-        <w:t>Kyntact</w:t>
-      </w:r>
-      <w:proofErr w:type="spellEnd"/>
-      <w:r>
-        <w:rPr>
-          <w:rFonts w:eastAsia="Times New Roman" w:cs="Arial"/>
-          <w:lang w:eastAsia="pt-BR"/>
-        </w:rPr>
-        <w:t xml:space="preserve"> descreve os diferentes estados pelos quais o sistema pode passar durante sua execução, bem como os eventos que provocam as transições entre eles. Cada estado representa uma situação específica</w:t>
-      </w:r>
-      <w:r>
-        <w:rPr>
-          <w:rFonts w:eastAsia="Times New Roman" w:cs="Arial"/>
-          <w:lang w:eastAsia="pt-BR"/>
-        </w:rPr>
-        <w:t xml:space="preserve">, </w:t>
-      </w:r>
-      <w:r>
-        <w:rPr>
-          <w:rFonts w:eastAsia="Times New Roman" w:cs="Arial"/>
-          <w:lang w:eastAsia="pt-BR"/>
-        </w:rPr>
-        <w:t xml:space="preserve">como aguardar imagem, ou exibir o resultado em </w:t>
-      </w:r>
-      <w:r>
-        <w:rPr>
-          <w:rFonts w:eastAsia="Times New Roman" w:cs="Arial"/>
-          <w:lang w:eastAsia="pt-BR"/>
-        </w:rPr>
-        <w:t>b</w:t>
-      </w:r>
-      <w:r>
-        <w:rPr>
-          <w:rFonts w:eastAsia="Times New Roman" w:cs="Arial"/>
-          <w:lang w:eastAsia="pt-BR"/>
-        </w:rPr>
-        <w:t>raile</w:t>
-      </w:r>
-      <w:r>
-        <w:rPr>
-          <w:rFonts w:eastAsia="Times New Roman" w:cs="Arial"/>
-          <w:lang w:eastAsia="pt-BR"/>
-        </w:rPr>
-        <w:t>.</w:t>
-      </w:r>
-      <w:r>
-        <w:rPr>
-          <w:rFonts w:eastAsia="Times New Roman" w:cs="Arial"/>
-          <w:lang w:eastAsia="pt-BR"/>
-        </w:rPr>
-        <w:t xml:space="preserve"> </w:t>
-      </w:r>
-      <w:r>
-        <w:rPr>
-          <w:rFonts w:eastAsia="Times New Roman" w:cs="Arial"/>
-          <w:lang w:eastAsia="pt-BR"/>
-        </w:rPr>
-        <w:t xml:space="preserve">O </w:t>
-      </w:r>
-      <w:r>
-        <w:rPr>
-          <w:rFonts w:eastAsia="Times New Roman" w:cs="Arial"/>
-          <w:lang w:eastAsia="pt-BR"/>
-        </w:rPr>
-        <w:t>diagrama torna claro o ciclo de funcionamento, desde a inicialização até a finalização da interação.</w:t>
-      </w:r>
-    </w:p>
-    <w:p>
-      <w:r>
-        <w:rPr>
-          <w:noProof/>
-        </w:rPr>
-        <w:drawing>
-          <wp:inline distT="0" distB="0" distL="0" distR="0" wp14:anchorId="64790781" wp14:editId="734581D9">
-            <wp:extent cx="5760085" cy="2761615"/>
-            <wp:effectExtent l="0" t="0" r="0" b="635"/>
-            <wp:docPr id="9" name="Imagem 9"/>
-            <wp:cNvGraphicFramePr>
-              <a:graphicFrameLocks xmlns:a="http://schemas.openxmlformats.org/drawingml/2006/main" noChangeAspect="1"/>
-            </wp:cNvGraphicFramePr>
-            <a:graphic xmlns:a="http://schemas.openxmlformats.org/drawingml/2006/main">
-              <a:graphicData uri="http://schemas.openxmlformats.org/drawingml/2006/picture">
-                <pic:pic xmlns:pic="http://schemas.openxmlformats.org/drawingml/2006/picture">
-                  <pic:nvPicPr>
-                    <pic:cNvPr id="1" name=""/>
-                    <pic:cNvPicPr/>
-                  </pic:nvPicPr>
-                  <pic:blipFill>
-                    <a:blip r:embed="rId32"/>
-                    <a:stretch>
-                      <a:fillRect/>
-                    </a:stretch>
-                  </pic:blipFill>
-                  <pic:spPr>
-                    <a:xfrm>
-                      <a:off x="0" y="0"/>
                       <a:ext cx="5760085" cy="2761615"/>
                     </a:xfrm>
                     <a:prstGeom prst="rect">
@@ -19411,7 +21978,7 @@
           <w:lang w:eastAsia="pt-BR"/>
         </w:rPr>
         <w:sectPr>
-          <w:headerReference w:type="default" r:id="rId33"/>
+          <w:headerReference w:type="default" r:id="rId32"/>
           <w:pgSz w:w="11906" w:h="16838"/>
           <w:pgMar w:top="1701" w:right="1134" w:bottom="1134" w:left="1701" w:header="709" w:footer="709" w:gutter="0"/>
           <w:cols w:space="708"/>
@@ -19429,8 +21996,8 @@
           <w:spacing w:val="0"/>
         </w:rPr>
       </w:pPr>
-      <w:bookmarkStart w:id="88" w:name="_Toc205885433"/>
-      <w:bookmarkStart w:id="89" w:name="_Toc205910855"/>
+      <w:bookmarkStart w:id="94" w:name="_Toc205885433"/>
+      <w:bookmarkStart w:id="95" w:name="_Toc209612017"/>
       <w:r>
         <w:lastRenderedPageBreak/>
         <w:t>C</w:t>
@@ -19438,8 +22005,8 @@
       <w:r>
         <w:t>ONSIDERAÇÕES FINAIS</w:t>
       </w:r>
-      <w:bookmarkEnd w:id="88"/>
-      <w:bookmarkEnd w:id="89"/>
+      <w:bookmarkEnd w:id="94"/>
+      <w:bookmarkEnd w:id="95"/>
       <w:r>
         <w:br w:type="page"/>
       </w:r>
@@ -19455,8 +22022,8 @@
           <w:szCs w:val="24"/>
         </w:rPr>
       </w:pPr>
-      <w:bookmarkStart w:id="90" w:name="_Toc205885434"/>
-      <w:bookmarkStart w:id="91" w:name="_Toc205910856"/>
+      <w:bookmarkStart w:id="96" w:name="_Toc205885434"/>
+      <w:bookmarkStart w:id="97" w:name="_Toc209612018"/>
       <w:r>
         <w:rPr>
           <w:rStyle w:val="TtulodoLivro"/>
@@ -19469,8 +22036,8 @@
         <w:lastRenderedPageBreak/>
         <w:t>REFERÊNCIAS</w:t>
       </w:r>
-      <w:bookmarkEnd w:id="90"/>
-      <w:bookmarkEnd w:id="91"/>
+      <w:bookmarkEnd w:id="96"/>
+      <w:bookmarkEnd w:id="97"/>
     </w:p>
     <w:p>
       <w:pPr>
@@ -19821,7 +22388,7 @@
           <w:rFonts w:ascii="Arial" w:hAnsi="Arial" w:cs="Arial"/>
         </w:rPr>
       </w:pPr>
-      <w:bookmarkStart w:id="92" w:name="_Hlk205797458"/>
+      <w:bookmarkStart w:id="98" w:name="_Hlk205797458"/>
       <w:r>
         <w:rPr>
           <w:rFonts w:ascii="Arial" w:hAnsi="Arial" w:cs="Arial"/>
@@ -19842,7 +22409,7 @@
         </w:rPr>
         <w:t>3. ed. São Paulo: Editora Érica, 2017.</w:t>
       </w:r>
-      <w:bookmarkEnd w:id="92"/>
+      <w:bookmarkEnd w:id="98"/>
     </w:p>
     <w:p>
       <w:pPr>
@@ -21850,35 +24417,7 @@
         <w:rPr>
           <w:rFonts w:ascii="Arial" w:hAnsi="Arial" w:cs="Arial"/>
         </w:rPr>
-        <w:t xml:space="preserve"> São Paulo: Fundação </w:t>
-      </w:r>
-      <w:proofErr w:type="spellStart"/>
-      <w:r>
-        <w:rPr>
-          <w:rFonts w:ascii="Arial" w:hAnsi="Arial" w:cs="Arial"/>
-        </w:rPr>
-        <w:t>Dorina</w:t>
-      </w:r>
-      <w:proofErr w:type="spellEnd"/>
-      <w:r>
-        <w:rPr>
-          <w:rFonts w:ascii="Arial" w:hAnsi="Arial" w:cs="Arial"/>
-        </w:rPr>
-        <w:t xml:space="preserve"> </w:t>
-      </w:r>
-      <w:proofErr w:type="spellStart"/>
-      <w:r>
-        <w:rPr>
-          <w:rFonts w:ascii="Arial" w:hAnsi="Arial" w:cs="Arial"/>
-        </w:rPr>
-        <w:t>Nowill</w:t>
-      </w:r>
-      <w:proofErr w:type="spellEnd"/>
-      <w:r>
-        <w:rPr>
-          <w:rFonts w:ascii="Arial" w:hAnsi="Arial" w:cs="Arial"/>
-        </w:rPr>
-        <w:t>, 2018.</w:t>
+        <w:t xml:space="preserve"> São Paulo: Fundação Dorina Nowill, 2018.</w:t>
       </w:r>
     </w:p>
     <w:p>
@@ -22339,29 +24878,39 @@
       <w:r>
         <w:rPr>
           <w:rFonts w:ascii="Arial" w:eastAsia="Arial" w:hAnsi="Arial" w:cs="Arial"/>
-          <w:lang w:eastAsia="ja-JP"/>
+          <w:lang w:val="en-US" w:eastAsia="ja-JP"/>
         </w:rPr>
         <w:t xml:space="preserve">PYTHON SOFTWARE FOUNDATION. </w:t>
       </w:r>
+      <w:proofErr w:type="spellStart"/>
       <w:r>
         <w:rPr>
           <w:rFonts w:ascii="Arial" w:eastAsia="Arial" w:hAnsi="Arial" w:cs="Arial"/>
           <w:b/>
-          <w:lang w:eastAsia="ja-JP"/>
-        </w:rPr>
-        <w:t>Documentação Python</w:t>
-      </w:r>
+          <w:lang w:val="en-US" w:eastAsia="ja-JP"/>
+        </w:rPr>
+        <w:t>Documentação</w:t>
+      </w:r>
+      <w:proofErr w:type="spellEnd"/>
       <w:r>
         <w:rPr>
           <w:rFonts w:ascii="Arial" w:eastAsia="Arial" w:hAnsi="Arial" w:cs="Arial"/>
-          <w:lang w:eastAsia="ja-JP"/>
+          <w:b/>
+          <w:lang w:val="en-US" w:eastAsia="ja-JP"/>
+        </w:rPr>
+        <w:t xml:space="preserve"> Python</w:t>
+      </w:r>
+      <w:r>
+        <w:rPr>
+          <w:rFonts w:ascii="Arial" w:eastAsia="Arial" w:hAnsi="Arial" w:cs="Arial"/>
+          <w:lang w:val="en-US" w:eastAsia="ja-JP"/>
         </w:rPr>
         <w:t>.</w:t>
       </w:r>
       <w:r>
         <w:rPr>
           <w:rFonts w:ascii="Arial" w:eastAsia="Arial" w:hAnsi="Arial" w:cs="Arial"/>
-          <w:lang w:eastAsia="ja-JP"/>
+          <w:lang w:val="en-US" w:eastAsia="ja-JP"/>
         </w:rPr>
         <w:t xml:space="preserve"> </w:t>
       </w:r>
@@ -23246,9 +25795,6 @@
 <file path=word/intelligence2.xml><?xml version="1.0" encoding="utf-8"?>
 <int2:intelligence xmlns:int2="http://schemas.microsoft.com/office/intelligence/2020/intelligence" xmlns:oel="http://schemas.microsoft.com/office/2019/extlst">
   <int2:observations>
-    <int2:bookmark int2:bookmarkName="_Int_42dM4OGE" int2:invalidationBookmarkName="" int2:hashCode="tugdcAckf6zMjS" int2:id="CmSfsII4">
-      <int2:state int2:value="Rejected" int2:type="AugLoop_Text_Critique"/>
-    </int2:bookmark>
     <int2:bookmark int2:bookmarkName="_Int_LvPGgpjW" int2:invalidationBookmarkName="" int2:hashCode="NLH5Bm5LlWyseU" int2:id="HYG3mrEC">
       <int2:state int2:value="Rejected" int2:type="AugLoop_Text_Critique"/>
     </int2:bookmark>
@@ -28593,7 +31139,7 @@
   <w:style w:type="paragraph" w:default="1" w:styleId="Normal">
     <w:name w:val="Normal"/>
     <w:qFormat/>
-    <w:rsid w:val="00D64941"/>
+    <w:rsid w:val="00C0648F"/>
     <w:rPr>
       <w:rFonts w:ascii="Arial" w:eastAsia="Arial" w:hAnsi="Arial"/>
       <w:sz w:val="24"/>
@@ -28861,6 +31407,7 @@
   <w:style w:type="paragraph" w:styleId="NormalWeb">
     <w:name w:val="Normal (Web)"/>
     <w:basedOn w:val="Normal"/>
+    <w:link w:val="NormalWebChar"/>
     <w:uiPriority w:val="99"/>
     <w:unhideWhenUsed/>
     <w:rsid w:val="00D64941"/>
@@ -29427,6 +31974,546 @@
     <w:unhideWhenUsed/>
     <w:rsid w:val="00E52A11"/>
   </w:style>
+  <w:style w:type="table" w:styleId="Tabelacomgrade">
+    <w:name w:val="Table Grid"/>
+    <w:basedOn w:val="Tabelanormal"/>
+    <w:uiPriority w:val="39"/>
+    <w:rsid w:val="007C5018"/>
+    <w:pPr>
+      <w:spacing w:after="0" w:line="240" w:lineRule="auto"/>
+    </w:pPr>
+    <w:tblPr>
+      <w:tblBorders>
+        <w:top w:val="single" w:sz="4" w:space="0" w:color="auto"/>
+        <w:left w:val="single" w:sz="4" w:space="0" w:color="auto"/>
+        <w:bottom w:val="single" w:sz="4" w:space="0" w:color="auto"/>
+        <w:right w:val="single" w:sz="4" w:space="0" w:color="auto"/>
+        <w:insideH w:val="single" w:sz="4" w:space="0" w:color="auto"/>
+        <w:insideV w:val="single" w:sz="4" w:space="0" w:color="auto"/>
+      </w:tblBorders>
+    </w:tblPr>
+  </w:style>
+  <w:style w:type="table" w:styleId="TabeladeGradeClara">
+    <w:name w:val="Grid Table Light"/>
+    <w:basedOn w:val="Tabelanormal"/>
+    <w:uiPriority w:val="40"/>
+    <w:rsid w:val="007C5018"/>
+    <w:pPr>
+      <w:spacing w:after="0" w:line="240" w:lineRule="auto"/>
+    </w:pPr>
+    <w:tblPr>
+      <w:tblBorders>
+        <w:top w:val="single" w:sz="4" w:space="0" w:color="BFBFBF" w:themeColor="background1" w:themeShade="BF"/>
+        <w:left w:val="single" w:sz="4" w:space="0" w:color="BFBFBF" w:themeColor="background1" w:themeShade="BF"/>
+        <w:bottom w:val="single" w:sz="4" w:space="0" w:color="BFBFBF" w:themeColor="background1" w:themeShade="BF"/>
+        <w:right w:val="single" w:sz="4" w:space="0" w:color="BFBFBF" w:themeColor="background1" w:themeShade="BF"/>
+        <w:insideH w:val="single" w:sz="4" w:space="0" w:color="BFBFBF" w:themeColor="background1" w:themeShade="BF"/>
+        <w:insideV w:val="single" w:sz="4" w:space="0" w:color="BFBFBF" w:themeColor="background1" w:themeShade="BF"/>
+      </w:tblBorders>
+    </w:tblPr>
+  </w:style>
+  <w:style w:type="table" w:styleId="SimplesTabela1">
+    <w:name w:val="Plain Table 1"/>
+    <w:basedOn w:val="Tabelanormal"/>
+    <w:uiPriority w:val="41"/>
+    <w:rsid w:val="007C5018"/>
+    <w:pPr>
+      <w:spacing w:after="0" w:line="240" w:lineRule="auto"/>
+    </w:pPr>
+    <w:tblPr>
+      <w:tblStyleRowBandSize w:val="1"/>
+      <w:tblStyleColBandSize w:val="1"/>
+      <w:tblBorders>
+        <w:top w:val="single" w:sz="4" w:space="0" w:color="BFBFBF" w:themeColor="background1" w:themeShade="BF"/>
+        <w:left w:val="single" w:sz="4" w:space="0" w:color="BFBFBF" w:themeColor="background1" w:themeShade="BF"/>
+        <w:bottom w:val="single" w:sz="4" w:space="0" w:color="BFBFBF" w:themeColor="background1" w:themeShade="BF"/>
+        <w:right w:val="single" w:sz="4" w:space="0" w:color="BFBFBF" w:themeColor="background1" w:themeShade="BF"/>
+        <w:insideH w:val="single" w:sz="4" w:space="0" w:color="BFBFBF" w:themeColor="background1" w:themeShade="BF"/>
+        <w:insideV w:val="single" w:sz="4" w:space="0" w:color="BFBFBF" w:themeColor="background1" w:themeShade="BF"/>
+      </w:tblBorders>
+    </w:tblPr>
+    <w:tblStylePr w:type="firstRow">
+      <w:rPr>
+        <w:b/>
+        <w:bCs/>
+      </w:rPr>
+    </w:tblStylePr>
+    <w:tblStylePr w:type="lastRow">
+      <w:rPr>
+        <w:b/>
+        <w:bCs/>
+      </w:rPr>
+      <w:tblPr/>
+      <w:tcPr>
+        <w:tcBorders>
+          <w:top w:val="double" w:sz="4" w:space="0" w:color="BFBFBF" w:themeColor="background1" w:themeShade="BF"/>
+        </w:tcBorders>
+      </w:tcPr>
+    </w:tblStylePr>
+    <w:tblStylePr w:type="firstCol">
+      <w:rPr>
+        <w:b/>
+        <w:bCs/>
+      </w:rPr>
+    </w:tblStylePr>
+    <w:tblStylePr w:type="lastCol">
+      <w:rPr>
+        <w:b/>
+        <w:bCs/>
+      </w:rPr>
+    </w:tblStylePr>
+    <w:tblStylePr w:type="band1Vert">
+      <w:tblPr/>
+      <w:tcPr>
+        <w:shd w:val="clear" w:color="auto" w:fill="F2F2F2" w:themeFill="background1" w:themeFillShade="F2"/>
+      </w:tcPr>
+    </w:tblStylePr>
+    <w:tblStylePr w:type="band1Horz">
+      <w:tblPr/>
+      <w:tcPr>
+        <w:shd w:val="clear" w:color="auto" w:fill="F2F2F2" w:themeFill="background1" w:themeFillShade="F2"/>
+      </w:tcPr>
+    </w:tblStylePr>
+  </w:style>
+  <w:style w:type="table" w:styleId="SimplesTabela2">
+    <w:name w:val="Plain Table 2"/>
+    <w:basedOn w:val="Tabelanormal"/>
+    <w:uiPriority w:val="42"/>
+    <w:rsid w:val="007C5018"/>
+    <w:pPr>
+      <w:spacing w:after="0" w:line="240" w:lineRule="auto"/>
+    </w:pPr>
+    <w:tblPr>
+      <w:tblStyleRowBandSize w:val="1"/>
+      <w:tblStyleColBandSize w:val="1"/>
+      <w:tblBorders>
+        <w:top w:val="single" w:sz="4" w:space="0" w:color="7F7F7F" w:themeColor="text1" w:themeTint="80"/>
+        <w:bottom w:val="single" w:sz="4" w:space="0" w:color="7F7F7F" w:themeColor="text1" w:themeTint="80"/>
+      </w:tblBorders>
+    </w:tblPr>
+    <w:tblStylePr w:type="firstRow">
+      <w:rPr>
+        <w:b/>
+        <w:bCs/>
+      </w:rPr>
+      <w:tblPr/>
+      <w:tcPr>
+        <w:tcBorders>
+          <w:bottom w:val="single" w:sz="4" w:space="0" w:color="7F7F7F" w:themeColor="text1" w:themeTint="80"/>
+        </w:tcBorders>
+      </w:tcPr>
+    </w:tblStylePr>
+    <w:tblStylePr w:type="lastRow">
+      <w:rPr>
+        <w:b/>
+        <w:bCs/>
+      </w:rPr>
+      <w:tblPr/>
+      <w:tcPr>
+        <w:tcBorders>
+          <w:top w:val="single" w:sz="4" w:space="0" w:color="7F7F7F" w:themeColor="text1" w:themeTint="80"/>
+        </w:tcBorders>
+      </w:tcPr>
+    </w:tblStylePr>
+    <w:tblStylePr w:type="firstCol">
+      <w:rPr>
+        <w:b/>
+        <w:bCs/>
+      </w:rPr>
+    </w:tblStylePr>
+    <w:tblStylePr w:type="lastCol">
+      <w:rPr>
+        <w:b/>
+        <w:bCs/>
+      </w:rPr>
+    </w:tblStylePr>
+    <w:tblStylePr w:type="band1Vert">
+      <w:tblPr/>
+      <w:tcPr>
+        <w:tcBorders>
+          <w:left w:val="single" w:sz="4" w:space="0" w:color="7F7F7F" w:themeColor="text1" w:themeTint="80"/>
+          <w:right w:val="single" w:sz="4" w:space="0" w:color="7F7F7F" w:themeColor="text1" w:themeTint="80"/>
+        </w:tcBorders>
+      </w:tcPr>
+    </w:tblStylePr>
+    <w:tblStylePr w:type="band2Vert">
+      <w:tblPr/>
+      <w:tcPr>
+        <w:tcBorders>
+          <w:left w:val="single" w:sz="4" w:space="0" w:color="7F7F7F" w:themeColor="text1" w:themeTint="80"/>
+          <w:right w:val="single" w:sz="4" w:space="0" w:color="7F7F7F" w:themeColor="text1" w:themeTint="80"/>
+        </w:tcBorders>
+      </w:tcPr>
+    </w:tblStylePr>
+    <w:tblStylePr w:type="band1Horz">
+      <w:tblPr/>
+      <w:tcPr>
+        <w:tcBorders>
+          <w:top w:val="single" w:sz="4" w:space="0" w:color="7F7F7F" w:themeColor="text1" w:themeTint="80"/>
+          <w:bottom w:val="single" w:sz="4" w:space="0" w:color="7F7F7F" w:themeColor="text1" w:themeTint="80"/>
+        </w:tcBorders>
+      </w:tcPr>
+    </w:tblStylePr>
+  </w:style>
+  <w:style w:type="table" w:styleId="TabelaSimples5">
+    <w:name w:val="Plain Table 5"/>
+    <w:basedOn w:val="Tabelanormal"/>
+    <w:uiPriority w:val="45"/>
+    <w:rsid w:val="007C5018"/>
+    <w:pPr>
+      <w:spacing w:after="0" w:line="240" w:lineRule="auto"/>
+    </w:pPr>
+    <w:tblPr>
+      <w:tblStyleRowBandSize w:val="1"/>
+      <w:tblStyleColBandSize w:val="1"/>
+    </w:tblPr>
+    <w:tblStylePr w:type="firstRow">
+      <w:rPr>
+        <w:rFonts w:asciiTheme="majorHAnsi" w:eastAsiaTheme="majorEastAsia" w:hAnsiTheme="majorHAnsi" w:cstheme="majorBidi"/>
+        <w:i/>
+        <w:iCs/>
+        <w:sz w:val="26"/>
+      </w:rPr>
+      <w:tblPr/>
+      <w:tcPr>
+        <w:tcBorders>
+          <w:bottom w:val="single" w:sz="4" w:space="0" w:color="7F7F7F" w:themeColor="text1" w:themeTint="80"/>
+        </w:tcBorders>
+        <w:shd w:val="clear" w:color="auto" w:fill="FFFFFF" w:themeFill="background1"/>
+      </w:tcPr>
+    </w:tblStylePr>
+    <w:tblStylePr w:type="lastRow">
+      <w:rPr>
+        <w:rFonts w:asciiTheme="majorHAnsi" w:eastAsiaTheme="majorEastAsia" w:hAnsiTheme="majorHAnsi" w:cstheme="majorBidi"/>
+        <w:i/>
+        <w:iCs/>
+        <w:sz w:val="26"/>
+      </w:rPr>
+      <w:tblPr/>
+      <w:tcPr>
+        <w:tcBorders>
+          <w:top w:val="single" w:sz="4" w:space="0" w:color="7F7F7F" w:themeColor="text1" w:themeTint="80"/>
+        </w:tcBorders>
+        <w:shd w:val="clear" w:color="auto" w:fill="FFFFFF" w:themeFill="background1"/>
+      </w:tcPr>
+    </w:tblStylePr>
+    <w:tblStylePr w:type="firstCol">
+      <w:pPr>
+        <w:jc w:val="right"/>
+      </w:pPr>
+      <w:rPr>
+        <w:rFonts w:asciiTheme="majorHAnsi" w:eastAsiaTheme="majorEastAsia" w:hAnsiTheme="majorHAnsi" w:cstheme="majorBidi"/>
+        <w:i/>
+        <w:iCs/>
+        <w:sz w:val="26"/>
+      </w:rPr>
+      <w:tblPr/>
+      <w:tcPr>
+        <w:tcBorders>
+          <w:right w:val="single" w:sz="4" w:space="0" w:color="7F7F7F" w:themeColor="text1" w:themeTint="80"/>
+        </w:tcBorders>
+        <w:shd w:val="clear" w:color="auto" w:fill="FFFFFF" w:themeFill="background1"/>
+      </w:tcPr>
+    </w:tblStylePr>
+    <w:tblStylePr w:type="lastCol">
+      <w:rPr>
+        <w:rFonts w:asciiTheme="majorHAnsi" w:eastAsiaTheme="majorEastAsia" w:hAnsiTheme="majorHAnsi" w:cstheme="majorBidi"/>
+        <w:i/>
+        <w:iCs/>
+        <w:sz w:val="26"/>
+      </w:rPr>
+      <w:tblPr/>
+      <w:tcPr>
+        <w:tcBorders>
+          <w:left w:val="single" w:sz="4" w:space="0" w:color="7F7F7F" w:themeColor="text1" w:themeTint="80"/>
+        </w:tcBorders>
+        <w:shd w:val="clear" w:color="auto" w:fill="FFFFFF" w:themeFill="background1"/>
+      </w:tcPr>
+    </w:tblStylePr>
+    <w:tblStylePr w:type="band1Vert">
+      <w:tblPr/>
+      <w:tcPr>
+        <w:shd w:val="clear" w:color="auto" w:fill="F2F2F2" w:themeFill="background1" w:themeFillShade="F2"/>
+      </w:tcPr>
+    </w:tblStylePr>
+    <w:tblStylePr w:type="band1Horz">
+      <w:tblPr/>
+      <w:tcPr>
+        <w:shd w:val="clear" w:color="auto" w:fill="F2F2F2" w:themeFill="background1" w:themeFillShade="F2"/>
+      </w:tcPr>
+    </w:tblStylePr>
+    <w:tblStylePr w:type="neCell">
+      <w:tblPr/>
+      <w:tcPr>
+        <w:tcBorders>
+          <w:left w:val="nil"/>
+        </w:tcBorders>
+      </w:tcPr>
+    </w:tblStylePr>
+    <w:tblStylePr w:type="nwCell">
+      <w:tblPr/>
+      <w:tcPr>
+        <w:tcBorders>
+          <w:right w:val="nil"/>
+        </w:tcBorders>
+      </w:tcPr>
+    </w:tblStylePr>
+    <w:tblStylePr w:type="seCell">
+      <w:tblPr/>
+      <w:tcPr>
+        <w:tcBorders>
+          <w:left w:val="nil"/>
+        </w:tcBorders>
+      </w:tcPr>
+    </w:tblStylePr>
+    <w:tblStylePr w:type="swCell">
+      <w:tblPr/>
+      <w:tcPr>
+        <w:tcBorders>
+          <w:right w:val="nil"/>
+        </w:tcBorders>
+      </w:tcPr>
+    </w:tblStylePr>
+  </w:style>
+  <w:style w:type="table" w:styleId="TabeladeGrade1Clara">
+    <w:name w:val="Grid Table 1 Light"/>
+    <w:basedOn w:val="Tabelanormal"/>
+    <w:uiPriority w:val="46"/>
+    <w:rsid w:val="007C5018"/>
+    <w:pPr>
+      <w:spacing w:after="0" w:line="240" w:lineRule="auto"/>
+    </w:pPr>
+    <w:tblPr>
+      <w:tblStyleRowBandSize w:val="1"/>
+      <w:tblStyleColBandSize w:val="1"/>
+      <w:tblBorders>
+        <w:top w:val="single" w:sz="4" w:space="0" w:color="999999" w:themeColor="text1" w:themeTint="66"/>
+        <w:left w:val="single" w:sz="4" w:space="0" w:color="999999" w:themeColor="text1" w:themeTint="66"/>
+        <w:bottom w:val="single" w:sz="4" w:space="0" w:color="999999" w:themeColor="text1" w:themeTint="66"/>
+        <w:right w:val="single" w:sz="4" w:space="0" w:color="999999" w:themeColor="text1" w:themeTint="66"/>
+        <w:insideH w:val="single" w:sz="4" w:space="0" w:color="999999" w:themeColor="text1" w:themeTint="66"/>
+        <w:insideV w:val="single" w:sz="4" w:space="0" w:color="999999" w:themeColor="text1" w:themeTint="66"/>
+      </w:tblBorders>
+    </w:tblPr>
+    <w:tblStylePr w:type="firstRow">
+      <w:rPr>
+        <w:b/>
+        <w:bCs/>
+      </w:rPr>
+      <w:tblPr/>
+      <w:tcPr>
+        <w:tcBorders>
+          <w:bottom w:val="single" w:sz="12" w:space="0" w:color="666666" w:themeColor="text1" w:themeTint="99"/>
+        </w:tcBorders>
+      </w:tcPr>
+    </w:tblStylePr>
+    <w:tblStylePr w:type="lastRow">
+      <w:rPr>
+        <w:b/>
+        <w:bCs/>
+      </w:rPr>
+      <w:tblPr/>
+      <w:tcPr>
+        <w:tcBorders>
+          <w:top w:val="double" w:sz="2" w:space="0" w:color="666666" w:themeColor="text1" w:themeTint="99"/>
+        </w:tcBorders>
+      </w:tcPr>
+    </w:tblStylePr>
+    <w:tblStylePr w:type="firstCol">
+      <w:rPr>
+        <w:b/>
+        <w:bCs/>
+      </w:rPr>
+    </w:tblStylePr>
+    <w:tblStylePr w:type="lastCol">
+      <w:rPr>
+        <w:b/>
+        <w:bCs/>
+      </w:rPr>
+    </w:tblStylePr>
+  </w:style>
+  <w:style w:type="table" w:styleId="TabelaSimples4">
+    <w:name w:val="Plain Table 4"/>
+    <w:basedOn w:val="Tabelanormal"/>
+    <w:uiPriority w:val="44"/>
+    <w:rsid w:val="007C5018"/>
+    <w:pPr>
+      <w:spacing w:after="0" w:line="240" w:lineRule="auto"/>
+    </w:pPr>
+    <w:tblPr>
+      <w:tblStyleRowBandSize w:val="1"/>
+      <w:tblStyleColBandSize w:val="1"/>
+    </w:tblPr>
+    <w:tblStylePr w:type="firstRow">
+      <w:rPr>
+        <w:b/>
+        <w:bCs/>
+      </w:rPr>
+    </w:tblStylePr>
+    <w:tblStylePr w:type="lastRow">
+      <w:rPr>
+        <w:b/>
+        <w:bCs/>
+      </w:rPr>
+    </w:tblStylePr>
+    <w:tblStylePr w:type="firstCol">
+      <w:rPr>
+        <w:b/>
+        <w:bCs/>
+      </w:rPr>
+    </w:tblStylePr>
+    <w:tblStylePr w:type="lastCol">
+      <w:rPr>
+        <w:b/>
+        <w:bCs/>
+      </w:rPr>
+    </w:tblStylePr>
+    <w:tblStylePr w:type="band1Vert">
+      <w:tblPr/>
+      <w:tcPr>
+        <w:shd w:val="clear" w:color="auto" w:fill="F2F2F2" w:themeFill="background1" w:themeFillShade="F2"/>
+      </w:tcPr>
+    </w:tblStylePr>
+    <w:tblStylePr w:type="band1Horz">
+      <w:tblPr/>
+      <w:tcPr>
+        <w:shd w:val="clear" w:color="auto" w:fill="F2F2F2" w:themeFill="background1" w:themeFillShade="F2"/>
+      </w:tcPr>
+    </w:tblStylePr>
+  </w:style>
+  <w:style w:type="table" w:styleId="SimplesTabela3">
+    <w:name w:val="Plain Table 3"/>
+    <w:basedOn w:val="Tabelanormal"/>
+    <w:uiPriority w:val="43"/>
+    <w:rsid w:val="007C5018"/>
+    <w:pPr>
+      <w:spacing w:after="0" w:line="240" w:lineRule="auto"/>
+    </w:pPr>
+    <w:tblPr>
+      <w:tblStyleRowBandSize w:val="1"/>
+      <w:tblStyleColBandSize w:val="1"/>
+    </w:tblPr>
+    <w:tblStylePr w:type="firstRow">
+      <w:rPr>
+        <w:b/>
+        <w:bCs/>
+        <w:caps/>
+      </w:rPr>
+      <w:tblPr/>
+      <w:tcPr>
+        <w:tcBorders>
+          <w:bottom w:val="single" w:sz="4" w:space="0" w:color="7F7F7F" w:themeColor="text1" w:themeTint="80"/>
+        </w:tcBorders>
+      </w:tcPr>
+    </w:tblStylePr>
+    <w:tblStylePr w:type="lastRow">
+      <w:rPr>
+        <w:b/>
+        <w:bCs/>
+        <w:caps/>
+      </w:rPr>
+      <w:tblPr/>
+      <w:tcPr>
+        <w:tcBorders>
+          <w:top w:val="nil"/>
+        </w:tcBorders>
+      </w:tcPr>
+    </w:tblStylePr>
+    <w:tblStylePr w:type="firstCol">
+      <w:rPr>
+        <w:b/>
+        <w:bCs/>
+        <w:caps/>
+      </w:rPr>
+      <w:tblPr/>
+      <w:tcPr>
+        <w:tcBorders>
+          <w:right w:val="single" w:sz="4" w:space="0" w:color="7F7F7F" w:themeColor="text1" w:themeTint="80"/>
+        </w:tcBorders>
+      </w:tcPr>
+    </w:tblStylePr>
+    <w:tblStylePr w:type="lastCol">
+      <w:rPr>
+        <w:b/>
+        <w:bCs/>
+        <w:caps/>
+      </w:rPr>
+      <w:tblPr/>
+      <w:tcPr>
+        <w:tcBorders>
+          <w:left w:val="nil"/>
+        </w:tcBorders>
+      </w:tcPr>
+    </w:tblStylePr>
+    <w:tblStylePr w:type="band1Vert">
+      <w:tblPr/>
+      <w:tcPr>
+        <w:shd w:val="clear" w:color="auto" w:fill="F2F2F2" w:themeFill="background1" w:themeFillShade="F2"/>
+      </w:tcPr>
+    </w:tblStylePr>
+    <w:tblStylePr w:type="band1Horz">
+      <w:tblPr/>
+      <w:tcPr>
+        <w:shd w:val="clear" w:color="auto" w:fill="F2F2F2" w:themeFill="background1" w:themeFillShade="F2"/>
+      </w:tcPr>
+    </w:tblStylePr>
+    <w:tblStylePr w:type="neCell">
+      <w:tblPr/>
+      <w:tcPr>
+        <w:tcBorders>
+          <w:left w:val="nil"/>
+        </w:tcBorders>
+      </w:tcPr>
+    </w:tblStylePr>
+    <w:tblStylePr w:type="nwCell">
+      <w:tblPr/>
+      <w:tcPr>
+        <w:tcBorders>
+          <w:right w:val="nil"/>
+        </w:tcBorders>
+      </w:tcPr>
+    </w:tblStylePr>
+  </w:style>
+  <w:style w:type="paragraph" w:customStyle="1" w:styleId="Normal2">
+    <w:name w:val="Normal2"/>
+    <w:basedOn w:val="NormalWeb"/>
+    <w:link w:val="Normal2Char"/>
+    <w:qFormat/>
+    <w:rsid w:val="008936AB"/>
+    <w:pPr>
+      <w:spacing w:before="0" w:beforeAutospacing="0" w:after="120" w:afterAutospacing="0" w:line="360" w:lineRule="auto"/>
+      <w:ind w:firstLine="708"/>
+      <w:jc w:val="both"/>
+    </w:pPr>
+    <w:rPr>
+      <w:rFonts w:ascii="Arial" w:hAnsi="Arial" w:cs="Arial"/>
+    </w:rPr>
+  </w:style>
+  <w:style w:type="character" w:customStyle="1" w:styleId="NormalWebChar">
+    <w:name w:val="Normal (Web) Char"/>
+    <w:basedOn w:val="Fontepargpadro"/>
+    <w:link w:val="NormalWeb"/>
+    <w:uiPriority w:val="99"/>
+    <w:rsid w:val="008936AB"/>
+    <w:rPr>
+      <w:rFonts w:ascii="Times New Roman" w:eastAsia="Times New Roman" w:hAnsi="Times New Roman" w:cs="Times New Roman"/>
+      <w:sz w:val="24"/>
+      <w:szCs w:val="24"/>
+      <w:lang w:eastAsia="pt-BR"/>
+    </w:rPr>
+  </w:style>
+  <w:style w:type="character" w:customStyle="1" w:styleId="Normal2Char">
+    <w:name w:val="Normal2 Char"/>
+    <w:basedOn w:val="NormalWebChar"/>
+    <w:link w:val="Normal2"/>
+    <w:rsid w:val="008936AB"/>
+    <w:rPr>
+      <w:rFonts w:ascii="Arial" w:eastAsia="Times New Roman" w:hAnsi="Arial" w:cs="Arial"/>
+      <w:sz w:val="24"/>
+      <w:szCs w:val="24"/>
+      <w:lang w:eastAsia="pt-BR"/>
+    </w:rPr>
+  </w:style>
 </w:styles>
 </file>
 
@@ -29726,7 +32813,11 @@
 </file>
 
 <file path=customXml/item1.xml><?xml version="1.0" encoding="utf-8"?>
-<b:Sources xmlns:b="http://schemas.openxmlformats.org/officeDocument/2006/bibliography" xmlns="http://schemas.openxmlformats.org/officeDocument/2006/bibliography" SelectedStyle="\APASixthEditionOfficeOnline.xsl" StyleName="APA" Version="6"/>
+<p:properties xmlns:p="http://schemas.microsoft.com/office/2006/metadata/properties" xmlns:xsi="http://www.w3.org/2001/XMLSchema-instance" xmlns:pc="http://schemas.microsoft.com/office/infopath/2007/PartnerControls">
+  <documentManagement>
+    <_activity xmlns="5d1456e1-847e-48d5-aa7e-c11cb9bf742a" xsi:nil="true"/>
+  </documentManagement>
+</p:properties>
 </file>
 
 <file path=customXml/item2.xml><?xml version="1.0" encoding="utf-8"?>
@@ -29739,11 +32830,7 @@
 </file>
 
 <file path=customXml/item3.xml><?xml version="1.0" encoding="utf-8"?>
-<p:properties xmlns:p="http://schemas.microsoft.com/office/2006/metadata/properties" xmlns:xsi="http://www.w3.org/2001/XMLSchema-instance" xmlns:pc="http://schemas.microsoft.com/office/infopath/2007/PartnerControls">
-  <documentManagement>
-    <_activity xmlns="5d1456e1-847e-48d5-aa7e-c11cb9bf742a" xsi:nil="true"/>
-  </documentManagement>
-</p:properties>
+<b:Sources xmlns:b="http://schemas.openxmlformats.org/officeDocument/2006/bibliography" xmlns="http://schemas.openxmlformats.org/officeDocument/2006/bibliography" SelectedStyle="\APASixthEditionOfficeOnline.xsl" StyleName="APA" Version="6"/>
 </file>
 
 <file path=customXml/item4.xml><?xml version="1.0" encoding="utf-8"?>
@@ -29980,9 +33067,18 @@
 </file>
 
 <file path=customXml/itemProps1.xml><?xml version="1.0" encoding="utf-8"?>
-<ds:datastoreItem xmlns:ds="http://schemas.openxmlformats.org/officeDocument/2006/customXml" ds:itemID="{171B6445-96BE-4F00-B96C-0168BA44C2E7}">
+<ds:datastoreItem xmlns:ds="http://schemas.openxmlformats.org/officeDocument/2006/customXml" ds:itemID="{944D7072-DCDC-407C-ABA0-6A7D39D3D87A}">
   <ds:schemaRefs>
-    <ds:schemaRef ds:uri="http://schemas.openxmlformats.org/officeDocument/2006/bibliography"/>
+    <ds:schemaRef ds:uri="http://purl.org/dc/terms/"/>
+    <ds:schemaRef ds:uri="5e1ba4e8-e0bf-4d78-a290-6576a60ffa73"/>
+    <ds:schemaRef ds:uri="http://schemas.microsoft.com/office/2006/documentManagement/types"/>
+    <ds:schemaRef ds:uri="http://www.w3.org/XML/1998/namespace"/>
+    <ds:schemaRef ds:uri="http://purl.org/dc/dcmitype/"/>
+    <ds:schemaRef ds:uri="5d1456e1-847e-48d5-aa7e-c11cb9bf742a"/>
+    <ds:schemaRef ds:uri="http://schemas.microsoft.com/office/2006/metadata/properties"/>
+    <ds:schemaRef ds:uri="http://purl.org/dc/elements/1.1/"/>
+    <ds:schemaRef ds:uri="http://schemas.microsoft.com/office/infopath/2007/PartnerControls"/>
+    <ds:schemaRef ds:uri="http://schemas.openxmlformats.org/package/2006/metadata/core-properties"/>
   </ds:schemaRefs>
 </ds:datastoreItem>
 </file>
@@ -29996,18 +33092,9 @@
 </file>
 
 <file path=customXml/itemProps3.xml><?xml version="1.0" encoding="utf-8"?>
-<ds:datastoreItem xmlns:ds="http://schemas.openxmlformats.org/officeDocument/2006/customXml" ds:itemID="{944D7072-DCDC-407C-ABA0-6A7D39D3D87A}">
+<ds:datastoreItem xmlns:ds="http://schemas.openxmlformats.org/officeDocument/2006/customXml" ds:itemID="{171B6445-96BE-4F00-B96C-0168BA44C2E7}">
   <ds:schemaRefs>
-    <ds:schemaRef ds:uri="http://www.w3.org/XML/1998/namespace"/>
-    <ds:schemaRef ds:uri="http://schemas.microsoft.com/office/2006/documentManagement/types"/>
-    <ds:schemaRef ds:uri="5d1456e1-847e-48d5-aa7e-c11cb9bf742a"/>
-    <ds:schemaRef ds:uri="http://schemas.microsoft.com/office/2006/metadata/properties"/>
-    <ds:schemaRef ds:uri="http://purl.org/dc/terms/"/>
-    <ds:schemaRef ds:uri="http://purl.org/dc/elements/1.1/"/>
-    <ds:schemaRef ds:uri="5e1ba4e8-e0bf-4d78-a290-6576a60ffa73"/>
-    <ds:schemaRef ds:uri="http://schemas.microsoft.com/office/infopath/2007/PartnerControls"/>
-    <ds:schemaRef ds:uri="http://schemas.openxmlformats.org/package/2006/metadata/core-properties"/>
-    <ds:schemaRef ds:uri="http://purl.org/dc/dcmitype/"/>
+    <ds:schemaRef ds:uri="http://schemas.openxmlformats.org/officeDocument/2006/bibliography"/>
   </ds:schemaRefs>
 </ds:datastoreItem>
 </file>

--- a/Kauan/Monografia.docx
+++ b/Kauan/Monografia.docx
@@ -4163,19 +4163,11 @@
         </w:rPr>
       </w:pPr>
       <w:bookmarkStart w:id="1" w:name="_Toc199236210"/>
-      <w:proofErr w:type="gramStart"/>
       <w:r>
         <w:rPr>
           <w:lang w:val="en-US"/>
         </w:rPr>
-        <w:t>Open Source</w:t>
-      </w:r>
-      <w:proofErr w:type="gramEnd"/>
-      <w:r>
-        <w:rPr>
-          <w:lang w:val="en-US"/>
-        </w:rPr>
-        <w:t xml:space="preserve"> Computer Vision Library (OpenCV)</w:t>
+        <w:t>Open Source Computer Vision Library (OpenCV)</w:t>
       </w:r>
       <w:bookmarkEnd w:id="1"/>
     </w:p>
@@ -8685,7 +8677,21 @@
         <w:rPr>
           <w:rFonts w:ascii="Arial" w:hAnsi="Arial" w:cs="Arial"/>
         </w:rPr>
-        <w:t>As pessoas com deficiência visual ainda são muito negligenciadas no cenário atual, tendo problemas como falta de adaptação em ambientes movimentados, dificuldade em estudar e ler livros, placas e coisas que consideramos básicas no dia a dia, como cita a federação APAES (2024). Pensando nisso, pode-se idealizar o desenvolvimento de um projeto, que se trata de uma solução tecnológica baseada em Internet das Coisas (IoT) voltada à acessibilidade para pessoas com deficiência visual total. O projeto consiste em um dispositivo portátil capaz de captar textos por meio de uma câmera, processá-los em um minicomputador e reproduzi-los em braile com solenoides, permitindo que o usuário entenda o conteúdo por meio de relevos táteis.</w:t>
+        <w:t>O projeto consiste em um dispositivo portátil capaz de captar textos por meio de uma câmera, processá-los em um minicomputador e reproduzi-los em braile com solenoides, permitindo que o usuário entenda o conteúdo por meio de relevos táteis. Trata-se de uma solução tecnológica baseada em Internet das Coisas (</w:t>
+      </w:r>
+      <w:proofErr w:type="spellStart"/>
+      <w:r>
+        <w:rPr>
+          <w:rFonts w:ascii="Arial" w:hAnsi="Arial" w:cs="Arial"/>
+        </w:rPr>
+        <w:t>IoT</w:t>
+      </w:r>
+      <w:proofErr w:type="spellEnd"/>
+      <w:r>
+        <w:rPr>
+          <w:rFonts w:ascii="Arial" w:hAnsi="Arial" w:cs="Arial"/>
+        </w:rPr>
+        <w:t>) voltada à acessibilidade para pessoas com deficiência visual total. Pensando nisso, pode-se idealizar o desenvolvimento de um projeto que busca enfrentar os problemas enfrentados por esse público, como a falta de adaptação em ambientes movimentados, a dificuldade em estudar e ler livros, placas e outras informações que consideramos básicas no dia a dia, como cita a federação APAES (2024).</w:t>
       </w:r>
     </w:p>
     <w:p>
@@ -8719,7 +8725,61 @@
         <w:rPr>
           <w:rFonts w:ascii="Arial" w:hAnsi="Arial" w:cs="Arial"/>
         </w:rPr>
-        <w:t>Tendo esse objetivo em vista, busca-se resolver a dificuldade que pessoas com deficiência visual enfrentam para acessar informações escritas em locais públicos, onde, na maioria das vezes, não há sinalização ou materiais previamente adaptados para braile.</w:t>
+        <w:t>Para alcançar tal finalidade, o projeto estabelece alguns objetivos específicos, tais como: criar um dispositivo de alto relevo para a escrita de textos em braile; implementar um sistema de identificação e interpretação de textos por meio da tecnologia OCR (</w:t>
+      </w:r>
+      <w:proofErr w:type="spellStart"/>
+      <w:r>
+        <w:rPr>
+          <w:rFonts w:ascii="Arial" w:hAnsi="Arial" w:cs="Arial"/>
+        </w:rPr>
+        <w:t>Optical</w:t>
+      </w:r>
+      <w:proofErr w:type="spellEnd"/>
+      <w:r>
+        <w:rPr>
+          <w:rFonts w:ascii="Arial" w:hAnsi="Arial" w:cs="Arial"/>
+        </w:rPr>
+        <w:t xml:space="preserve"> </w:t>
+      </w:r>
+      <w:proofErr w:type="spellStart"/>
+      <w:r>
+        <w:rPr>
+          <w:rFonts w:ascii="Arial" w:hAnsi="Arial" w:cs="Arial"/>
+        </w:rPr>
+        <w:t>Character</w:t>
+      </w:r>
+      <w:proofErr w:type="spellEnd"/>
+      <w:r>
+        <w:rPr>
+          <w:rFonts w:ascii="Arial" w:hAnsi="Arial" w:cs="Arial"/>
+        </w:rPr>
+        <w:t xml:space="preserve"> </w:t>
+      </w:r>
+      <w:proofErr w:type="spellStart"/>
+      <w:r>
+        <w:rPr>
+          <w:rFonts w:ascii="Arial" w:hAnsi="Arial" w:cs="Arial"/>
+        </w:rPr>
+        <w:t>Recognition</w:t>
+      </w:r>
+      <w:proofErr w:type="spellEnd"/>
+      <w:r>
+        <w:rPr>
+          <w:rFonts w:ascii="Arial" w:hAnsi="Arial" w:cs="Arial"/>
+        </w:rPr>
+        <w:t>); traduzir os textos captados pela câmera e reproduzi-los no dispositivo em formato tátil; além de tornar o equipamento prático</w:t>
+      </w:r>
+      <w:r>
+        <w:rPr>
+          <w:rFonts w:ascii="Arial" w:hAnsi="Arial" w:cs="Arial"/>
+        </w:rPr>
+        <w:t xml:space="preserve"> e</w:t>
+      </w:r>
+      <w:r>
+        <w:rPr>
+          <w:rFonts w:ascii="Arial" w:hAnsi="Arial" w:cs="Arial"/>
+        </w:rPr>
+        <w:t xml:space="preserve"> acessível para o público-alvo.</w:t>
       </w:r>
     </w:p>
     <w:p>
@@ -8770,7 +8830,14 @@
         <w:rPr>
           <w:rFonts w:ascii="Arial" w:hAnsi="Arial" w:cs="Arial"/>
         </w:rPr>
-        <w:t>O presente projeto tem como foco a aplicação e validação do dispositivo na região leste da cidade de São Paulo, a fim de avaliar sua funcionalidade em situações reais de uso, como a leitura de placas, avisos e documentos simples, considerando as condições e desafios específicos desse ambiente urbano.</w:t>
+        <w:t xml:space="preserve">O presente projeto tem como foco a aplicação e validação do dispositivo na região leste da cidade de São Paulo, a fim de avaliar sua funcionalidade em situações </w:t>
+      </w:r>
+      <w:r>
+        <w:rPr>
+          <w:rFonts w:ascii="Arial" w:hAnsi="Arial" w:cs="Arial"/>
+        </w:rPr>
+        <w:lastRenderedPageBreak/>
+        <w:t>reais de uso, como a leitura de placas, avisos e documentos simples, considerando as condições e desafios específicos desse ambiente urbano.</w:t>
       </w:r>
     </w:p>
     <w:p>
@@ -8787,7 +8854,6 @@
         <w:rPr>
           <w:rFonts w:ascii="Arial" w:hAnsi="Arial" w:cs="Arial"/>
         </w:rPr>
-        <w:lastRenderedPageBreak/>
         <w:t xml:space="preserve">Para fundamentar a construção e aplicação do dispositivo, recorreu-se a diferentes referenciais teóricos e técnicos. Na modelagem do sistema, utilizou-se a abordagem de </w:t>
       </w:r>
       <w:proofErr w:type="spellStart"/>
@@ -13647,11 +13713,26 @@
     <w:p>
       <w:pPr>
         <w:pStyle w:val="Ttulo3"/>
-      </w:pPr>
-      <w:bookmarkStart w:id="48" w:name="_Toc205885417"/>
-      <w:bookmarkStart w:id="49" w:name="_Toc209611993"/>
-      <w:r>
-        <w:t>MySQL</w:t>
+        <w:rPr>
+          <w:u w:val="single"/>
+          <w:lang w:val="en-US"/>
+        </w:rPr>
+      </w:pPr>
+      <w:bookmarkStart w:id="48" w:name="_Toc205885418"/>
+      <w:bookmarkStart w:id="49" w:name="_Toc209611994"/>
+      <w:proofErr w:type="gramStart"/>
+      <w:r>
+        <w:rPr>
+          <w:lang w:val="en-US"/>
+        </w:rPr>
+        <w:t>Open Source</w:t>
+      </w:r>
+      <w:proofErr w:type="gramEnd"/>
+      <w:r>
+        <w:rPr>
+          <w:lang w:val="en-US"/>
+        </w:rPr>
+        <w:t xml:space="preserve"> Computer Vision Library (OpenCV)</w:t>
       </w:r>
       <w:bookmarkEnd w:id="48"/>
       <w:bookmarkEnd w:id="49"/>
@@ -13664,19 +13745,21 @@
         <w:jc w:val="both"/>
         <w:rPr>
           <w:rFonts w:ascii="Arial" w:hAnsi="Arial" w:cs="Arial"/>
-        </w:rPr>
-      </w:pPr>
-      <w:r>
-        <w:rPr>
-          <w:rFonts w:ascii="Arial" w:hAnsi="Arial" w:cs="Arial"/>
-        </w:rPr>
-        <w:t xml:space="preserve">Um SGBD (Sistema de Gerenciamento de Banco de Dados), </w:t>
-      </w:r>
-      <w:r>
-        <w:rPr>
-          <w:rFonts w:ascii="Arial" w:hAnsi="Arial" w:cs="Arial"/>
-        </w:rPr>
-        <w:t>nas palavras de</w:t>
+          <w:b/>
+          <w:bCs/>
+        </w:rPr>
+      </w:pPr>
+      <w:r>
+        <w:rPr>
+          <w:rFonts w:ascii="Arial" w:hAnsi="Arial" w:cs="Arial"/>
+        </w:rPr>
+        <w:t xml:space="preserve">Como observa Barelli (2019), </w:t>
+      </w:r>
+      <w:r>
+        <w:rPr>
+          <w:rFonts w:ascii="Arial" w:hAnsi="Arial" w:cs="Arial"/>
+        </w:rPr>
+        <w:t>a</w:t>
       </w:r>
       <w:r>
         <w:rPr>
@@ -13684,11 +13767,39 @@
         </w:rPr>
         <w:t xml:space="preserve"> </w:t>
       </w:r>
-      <w:r>
-        <w:rPr>
-          <w:rFonts w:ascii="Arial" w:hAnsi="Arial" w:cs="Arial"/>
-        </w:rPr>
-        <w:t>Florentino (2018), é um tipo de software que permite o usuário criar e gerenciar um banco de dados, foi feito para facilitar os processos entre os usuários e as aplicações.</w:t>
+      <w:proofErr w:type="spellStart"/>
+      <w:r>
+        <w:rPr>
+          <w:rFonts w:ascii="Arial" w:hAnsi="Arial" w:cs="Arial"/>
+        </w:rPr>
+        <w:t>OpenCV</w:t>
+      </w:r>
+      <w:proofErr w:type="spellEnd"/>
+      <w:r>
+        <w:rPr>
+          <w:rFonts w:ascii="Arial" w:hAnsi="Arial" w:cs="Arial"/>
+        </w:rPr>
+        <w:t xml:space="preserve">, criado pela </w:t>
+      </w:r>
+      <w:r>
+        <w:rPr>
+          <w:rFonts w:ascii="Arial" w:hAnsi="Arial" w:cs="Arial"/>
+        </w:rPr>
+        <w:t>I</w:t>
+      </w:r>
+      <w:r>
+        <w:rPr>
+          <w:rFonts w:ascii="Arial" w:hAnsi="Arial" w:cs="Arial"/>
+        </w:rPr>
+        <w:t>ntel em 2000, facilita a manipulação e o processamento de imagens, e se tornou uma das principais bibliotecas de visão computacional no mundo.</w:t>
+      </w:r>
+      <w:r>
+        <w:rPr>
+          <w:rFonts w:ascii="Arial" w:hAnsi="Arial" w:cs="Arial"/>
+          <w:b/>
+          <w:bCs/>
+        </w:rPr>
+        <w:t xml:space="preserve"> </w:t>
       </w:r>
     </w:p>
     <w:p>
@@ -13705,32 +13816,75 @@
         <w:rPr>
           <w:rFonts w:ascii="Arial" w:hAnsi="Arial" w:cs="Arial"/>
         </w:rPr>
-        <w:t>Segundo Ferrari (2007), O MySQL é um SGBD que utiliza a linguagem SQL</w:t>
-      </w:r>
-      <w:r>
-        <w:rPr>
-          <w:rFonts w:ascii="Arial" w:hAnsi="Arial" w:cs="Arial"/>
-        </w:rPr>
-        <w:t>)</w:t>
-      </w:r>
-      <w:r>
-        <w:rPr>
-          <w:rFonts w:ascii="Arial" w:hAnsi="Arial" w:cs="Arial"/>
-        </w:rPr>
-        <w:t xml:space="preserve"> para a manipulação e o controle dos dados. O modelo relacional e compatibilidade com diversas linguagens</w:t>
-      </w:r>
-      <w:r>
-        <w:rPr>
-          <w:rFonts w:ascii="Arial" w:hAnsi="Arial" w:cs="Arial"/>
-        </w:rPr>
-        <w:t>,</w:t>
-      </w:r>
-      <w:r>
-        <w:rPr>
-          <w:rFonts w:ascii="Arial" w:hAnsi="Arial" w:cs="Arial"/>
-        </w:rPr>
-        <w:t xml:space="preserve"> tornam o MySQL acessível para vários projetos. </w:t>
-      </w:r>
+        <w:t>A</w:t>
+      </w:r>
+      <w:r>
+        <w:rPr>
+          <w:rFonts w:ascii="Arial" w:hAnsi="Arial" w:cs="Arial"/>
+        </w:rPr>
+        <w:t xml:space="preserve"> </w:t>
+      </w:r>
+      <w:proofErr w:type="spellStart"/>
+      <w:r>
+        <w:rPr>
+          <w:rFonts w:ascii="Arial" w:hAnsi="Arial" w:cs="Arial"/>
+        </w:rPr>
+        <w:t>OpenCV</w:t>
+      </w:r>
+      <w:proofErr w:type="spellEnd"/>
+      <w:r>
+        <w:rPr>
+          <w:rFonts w:ascii="Arial" w:hAnsi="Arial" w:cs="Arial"/>
+        </w:rPr>
+        <w:t xml:space="preserve"> é uma biblioteca com diversas funções e estruturada em diferentes níveis de abstração, o que permite diversos sistemas com diferentes implementações, de acordo com </w:t>
+      </w:r>
+      <w:proofErr w:type="spellStart"/>
+      <w:r>
+        <w:rPr>
+          <w:rFonts w:ascii="Arial" w:hAnsi="Arial" w:cs="Arial"/>
+        </w:rPr>
+        <w:t>Marengoni</w:t>
+      </w:r>
+      <w:proofErr w:type="spellEnd"/>
+      <w:r>
+        <w:rPr>
+          <w:rFonts w:ascii="Arial" w:hAnsi="Arial" w:cs="Arial"/>
+        </w:rPr>
+        <w:t xml:space="preserve"> (2009).</w:t>
+      </w:r>
+    </w:p>
+    <w:p>
+      <w:pPr>
+        <w:pStyle w:val="Ttulo3"/>
+      </w:pPr>
+      <w:bookmarkStart w:id="50" w:name="_Toc205885419"/>
+      <w:bookmarkStart w:id="51" w:name="_Toc209611995"/>
+      <w:proofErr w:type="spellStart"/>
+      <w:r>
+        <w:t>Optical</w:t>
+      </w:r>
+      <w:proofErr w:type="spellEnd"/>
+      <w:r>
+        <w:t xml:space="preserve"> </w:t>
+      </w:r>
+      <w:proofErr w:type="spellStart"/>
+      <w:r>
+        <w:t>Character</w:t>
+      </w:r>
+      <w:proofErr w:type="spellEnd"/>
+      <w:r>
+        <w:t xml:space="preserve"> </w:t>
+      </w:r>
+      <w:proofErr w:type="spellStart"/>
+      <w:r>
+        <w:t>Recognition</w:t>
+      </w:r>
+      <w:proofErr w:type="spellEnd"/>
+      <w:r>
+        <w:t xml:space="preserve"> (OCR)</w:t>
+      </w:r>
+      <w:bookmarkEnd w:id="50"/>
+      <w:bookmarkEnd w:id="51"/>
     </w:p>
     <w:p>
       <w:pPr>
@@ -13746,35 +13900,110 @@
         <w:rPr>
           <w:rFonts w:ascii="Arial" w:hAnsi="Arial" w:cs="Arial"/>
         </w:rPr>
-        <w:t xml:space="preserve">Em concordância com Carvalho (2015), o MySQL destaca-se não apenas por ser gratuito e de código aberto, mas também por oferecer qualidade, estabilidade, segurança e fácil manutenção. </w:t>
-      </w:r>
-    </w:p>
-    <w:p>
-      <w:pPr>
-        <w:pStyle w:val="Ttulo3"/>
-        <w:rPr>
-          <w:u w:val="single"/>
-          <w:lang w:val="en-US"/>
-        </w:rPr>
-      </w:pPr>
-      <w:bookmarkStart w:id="50" w:name="_Toc205885418"/>
-      <w:bookmarkStart w:id="51" w:name="_Toc209611994"/>
-      <w:proofErr w:type="gramStart"/>
-      <w:r>
-        <w:rPr>
-          <w:lang w:val="en-US"/>
-        </w:rPr>
-        <w:t>Open Source</w:t>
-      </w:r>
-      <w:proofErr w:type="gramEnd"/>
-      <w:r>
-        <w:rPr>
-          <w:lang w:val="en-US"/>
-        </w:rPr>
-        <w:t xml:space="preserve"> Computer Vision Library (OpenCV)</w:t>
-      </w:r>
-      <w:bookmarkEnd w:id="50"/>
-      <w:bookmarkEnd w:id="51"/>
+        <w:t>O OCR (</w:t>
+      </w:r>
+      <w:proofErr w:type="spellStart"/>
+      <w:r>
+        <w:rPr>
+          <w:rFonts w:ascii="Arial" w:hAnsi="Arial" w:cs="Arial"/>
+        </w:rPr>
+        <w:t>Optical</w:t>
+      </w:r>
+      <w:proofErr w:type="spellEnd"/>
+      <w:r>
+        <w:rPr>
+          <w:rFonts w:ascii="Arial" w:hAnsi="Arial" w:cs="Arial"/>
+        </w:rPr>
+        <w:t xml:space="preserve"> </w:t>
+      </w:r>
+      <w:proofErr w:type="spellStart"/>
+      <w:r>
+        <w:rPr>
+          <w:rFonts w:ascii="Arial" w:hAnsi="Arial" w:cs="Arial"/>
+        </w:rPr>
+        <w:t>Character</w:t>
+      </w:r>
+      <w:proofErr w:type="spellEnd"/>
+      <w:r>
+        <w:rPr>
+          <w:rFonts w:ascii="Arial" w:hAnsi="Arial" w:cs="Arial"/>
+        </w:rPr>
+        <w:t xml:space="preserve"> </w:t>
+      </w:r>
+      <w:proofErr w:type="spellStart"/>
+      <w:r>
+        <w:rPr>
+          <w:rFonts w:ascii="Arial" w:hAnsi="Arial" w:cs="Arial"/>
+        </w:rPr>
+        <w:t>Recognition</w:t>
+      </w:r>
+      <w:proofErr w:type="spellEnd"/>
+      <w:r>
+        <w:rPr>
+          <w:rFonts w:ascii="Arial" w:hAnsi="Arial" w:cs="Arial"/>
+        </w:rPr>
+        <w:t xml:space="preserve">) </w:t>
+      </w:r>
+      <w:r>
+        <w:rPr>
+          <w:rFonts w:ascii="Arial" w:hAnsi="Arial" w:cs="Arial"/>
+        </w:rPr>
+        <w:t xml:space="preserve">é uma tecnologia </w:t>
+      </w:r>
+      <w:r>
+        <w:rPr>
+          <w:rFonts w:ascii="Arial" w:hAnsi="Arial" w:cs="Arial"/>
+        </w:rPr>
+        <w:t>de</w:t>
+      </w:r>
+      <w:r>
+        <w:rPr>
+          <w:rFonts w:ascii="Arial" w:hAnsi="Arial" w:cs="Arial"/>
+        </w:rPr>
+        <w:t xml:space="preserve"> conversão de imagens </w:t>
+      </w:r>
+      <w:r>
+        <w:rPr>
+          <w:rFonts w:ascii="Arial" w:hAnsi="Arial" w:cs="Arial"/>
+        </w:rPr>
+        <w:t>para</w:t>
+      </w:r>
+      <w:r>
+        <w:rPr>
+          <w:rFonts w:ascii="Arial" w:hAnsi="Arial" w:cs="Arial"/>
+        </w:rPr>
+        <w:t xml:space="preserve"> texto </w:t>
+      </w:r>
+      <w:r>
+        <w:rPr>
+          <w:rFonts w:ascii="Arial" w:hAnsi="Arial" w:cs="Arial"/>
+        </w:rPr>
+        <w:t>digitalmente manipulável</w:t>
+      </w:r>
+      <w:r>
+        <w:rPr>
+          <w:rFonts w:ascii="Arial" w:hAnsi="Arial" w:cs="Arial"/>
+        </w:rPr>
+        <w:t xml:space="preserve">, sendo fundamental em sistemas que </w:t>
+      </w:r>
+      <w:r>
+        <w:rPr>
+          <w:rFonts w:ascii="Arial" w:hAnsi="Arial" w:cs="Arial"/>
+        </w:rPr>
+        <w:t xml:space="preserve">precisam reconhecer textos </w:t>
+      </w:r>
+      <w:r>
+        <w:rPr>
+          <w:rFonts w:ascii="Arial" w:hAnsi="Arial" w:cs="Arial"/>
+        </w:rPr>
+        <w:t>a partir de imagens</w:t>
+      </w:r>
+      <w:r>
+        <w:rPr>
+          <w:rFonts w:ascii="Arial" w:hAnsi="Arial" w:cs="Arial"/>
+        </w:rPr>
+        <w:t>, como afirma Farias (2023).</w:t>
+      </w:r>
     </w:p>
     <w:p>
       <w:pPr>
@@ -13784,60 +14013,196 @@
         <w:jc w:val="both"/>
         <w:rPr>
           <w:rFonts w:ascii="Arial" w:hAnsi="Arial" w:cs="Arial"/>
-          <w:b/>
-          <w:bCs/>
-        </w:rPr>
-      </w:pPr>
-      <w:r>
-        <w:rPr>
-          <w:rFonts w:ascii="Arial" w:hAnsi="Arial" w:cs="Arial"/>
-        </w:rPr>
-        <w:t xml:space="preserve">Como observa Barelli (2019), </w:t>
-      </w:r>
-      <w:r>
-        <w:rPr>
-          <w:rFonts w:ascii="Arial" w:hAnsi="Arial" w:cs="Arial"/>
-        </w:rPr>
-        <w:t>a</w:t>
-      </w:r>
+        </w:rPr>
+      </w:pPr>
+      <w:r>
+        <w:rPr>
+          <w:rFonts w:ascii="Arial" w:hAnsi="Arial" w:cs="Arial"/>
+        </w:rPr>
+        <w:t xml:space="preserve">Conforme </w:t>
+      </w:r>
+      <w:proofErr w:type="spellStart"/>
+      <w:r>
+        <w:rPr>
+          <w:rFonts w:ascii="Arial" w:hAnsi="Arial" w:cs="Arial"/>
+        </w:rPr>
+        <w:t>Ant</w:t>
+      </w:r>
+      <w:r>
+        <w:rPr>
+          <w:rFonts w:ascii="Arial" w:hAnsi="Arial" w:cs="Arial"/>
+        </w:rPr>
+        <w:t>o</w:t>
+      </w:r>
+      <w:r>
+        <w:rPr>
+          <w:rFonts w:ascii="Arial" w:hAnsi="Arial" w:cs="Arial"/>
+        </w:rPr>
+        <w:t>nio</w:t>
+      </w:r>
+      <w:proofErr w:type="spellEnd"/>
       <w:r>
         <w:rPr>
           <w:rFonts w:ascii="Arial" w:hAnsi="Arial" w:cs="Arial"/>
         </w:rPr>
         <w:t xml:space="preserve"> </w:t>
       </w:r>
+      <w:r>
+        <w:rPr>
+          <w:rFonts w:ascii="Arial" w:hAnsi="Arial" w:cs="Arial"/>
+        </w:rPr>
+        <w:t>(2019</w:t>
+      </w:r>
+      <w:r>
+        <w:rPr>
+          <w:rFonts w:ascii="Arial" w:hAnsi="Arial" w:cs="Arial"/>
+        </w:rPr>
+        <w:t>),</w:t>
+      </w:r>
+      <w:r>
+        <w:rPr>
+          <w:rFonts w:ascii="Arial" w:hAnsi="Arial" w:cs="Arial"/>
+        </w:rPr>
+        <w:t xml:space="preserve"> o uso de OCR pode ser aprimorado se associado a técnicas de pré-processamento de imagem, o que melhora a legibilidade dos dados e, consequentemente, a precisão do texto digitalizado. </w:t>
+      </w:r>
+    </w:p>
+    <w:p>
+      <w:pPr>
+        <w:pStyle w:val="Ttulo4"/>
+      </w:pPr>
       <w:proofErr w:type="spellStart"/>
       <w:r>
-        <w:rPr>
-          <w:rFonts w:ascii="Arial" w:hAnsi="Arial" w:cs="Arial"/>
-        </w:rPr>
-        <w:t>OpenCV</w:t>
+        <w:t>EasyOCR</w:t>
       </w:r>
       <w:proofErr w:type="spellEnd"/>
-      <w:r>
-        <w:rPr>
-          <w:rFonts w:ascii="Arial" w:hAnsi="Arial" w:cs="Arial"/>
-        </w:rPr>
-        <w:t xml:space="preserve">, criado pela </w:t>
-      </w:r>
-      <w:r>
-        <w:rPr>
-          <w:rFonts w:ascii="Arial" w:hAnsi="Arial" w:cs="Arial"/>
-        </w:rPr>
-        <w:t>I</w:t>
-      </w:r>
-      <w:r>
-        <w:rPr>
-          <w:rFonts w:ascii="Arial" w:hAnsi="Arial" w:cs="Arial"/>
-        </w:rPr>
-        <w:t>ntel em 2000, facilita a manipulação e o processamento de imagens, e se tornou uma das principais bibliotecas de visão computacional no mundo.</w:t>
-      </w:r>
-      <w:r>
-        <w:rPr>
-          <w:rFonts w:ascii="Arial" w:hAnsi="Arial" w:cs="Arial"/>
-          <w:b/>
-          <w:bCs/>
-        </w:rPr>
+    </w:p>
+    <w:p>
+      <w:pPr>
+        <w:ind w:firstLine="708"/>
+        <w:jc w:val="both"/>
+      </w:pPr>
+      <w:bookmarkStart w:id="52" w:name="_Toc209611998"/>
+      <w:r>
+        <w:t xml:space="preserve">O autor </w:t>
+      </w:r>
+      <w:proofErr w:type="spellStart"/>
+      <w:r>
+        <w:t>Lederhans</w:t>
+      </w:r>
+      <w:proofErr w:type="spellEnd"/>
+      <w:r>
+        <w:t xml:space="preserve"> (2022)</w:t>
+      </w:r>
+      <w:r>
+        <w:t xml:space="preserve"> </w:t>
+      </w:r>
+      <w:r>
+        <w:t xml:space="preserve">destaca que, quando combinado com ferramentas </w:t>
+      </w:r>
+      <w:r>
+        <w:t xml:space="preserve">com outras como </w:t>
+      </w:r>
+      <w:proofErr w:type="spellStart"/>
+      <w:r>
+        <w:t>openCV</w:t>
+      </w:r>
+      <w:proofErr w:type="spellEnd"/>
+      <w:r>
+        <w:t xml:space="preserve"> aumenta a precisão e a confiabilidade dos sistemas de visão computacional.</w:t>
+      </w:r>
+    </w:p>
+    <w:p>
+      <w:pPr>
+        <w:pStyle w:val="Ttulo3"/>
+        <w:rPr>
+          <w:lang w:val="en-US"/>
+        </w:rPr>
+      </w:pPr>
+      <w:r>
+        <w:rPr>
+          <w:lang w:val="en-US"/>
+        </w:rPr>
+        <w:t xml:space="preserve">You Only Look Once </w:t>
+      </w:r>
+      <w:r>
+        <w:rPr>
+          <w:lang w:val="en-US"/>
+        </w:rPr>
+        <w:t>(YOLO)</w:t>
+      </w:r>
+      <w:bookmarkEnd w:id="52"/>
+    </w:p>
+    <w:p>
+      <w:pPr>
+        <w:jc w:val="both"/>
+      </w:pPr>
+      <w:r>
+        <w:rPr>
+          <w:lang w:val="en-US"/>
+        </w:rPr>
+        <w:tab/>
+      </w:r>
+      <w:r>
+        <w:t xml:space="preserve">De acordo com </w:t>
+      </w:r>
+      <w:r>
+        <w:t>a d</w:t>
+      </w:r>
+      <w:r>
+        <w:t xml:space="preserve">ocumentação oficial </w:t>
+      </w:r>
+      <w:r>
+        <w:t xml:space="preserve">da </w:t>
+      </w:r>
+      <w:proofErr w:type="spellStart"/>
+      <w:r>
+        <w:t>Ultralytics</w:t>
+      </w:r>
+      <w:proofErr w:type="spellEnd"/>
+      <w:r>
+        <w:t xml:space="preserve"> (2025), YOLO é </w:t>
+      </w:r>
+      <w:r>
+        <w:t xml:space="preserve">um modelo de ponta </w:t>
+      </w:r>
+      <w:r>
+        <w:t xml:space="preserve">para a detecção de objetos, </w:t>
+      </w:r>
+      <w:r>
+        <w:t>fundamentado</w:t>
+      </w:r>
+      <w:r>
+        <w:t xml:space="preserve"> </w:t>
+      </w:r>
+      <w:r>
+        <w:t xml:space="preserve">em avanços tecnológicos que permitiram a integração </w:t>
+      </w:r>
+      <w:r>
+        <w:t>em tempo real</w:t>
+      </w:r>
+      <w:r>
+        <w:t xml:space="preserve"> com</w:t>
+      </w:r>
+      <w:r>
+        <w:t xml:space="preserve"> aprendizado de máquina.</w:t>
+      </w:r>
+    </w:p>
+    <w:p>
+      <w:pPr>
+        <w:pStyle w:val="Ttulo3"/>
+      </w:pPr>
+      <w:bookmarkStart w:id="53" w:name="_Toc205885421"/>
+      <w:bookmarkStart w:id="54" w:name="_Toc209611999"/>
+      <w:r>
+        <w:lastRenderedPageBreak/>
+        <w:t>ESP</w:t>
+      </w:r>
+      <w:r>
+        <w:t>8266</w:t>
+      </w:r>
+      <w:bookmarkEnd w:id="53"/>
+      <w:bookmarkEnd w:id="54"/>
+      <w:r>
         <w:t xml:space="preserve"> </w:t>
       </w:r>
     </w:p>
@@ -13855,75 +14220,26 @@
         <w:rPr>
           <w:rFonts w:ascii="Arial" w:hAnsi="Arial" w:cs="Arial"/>
         </w:rPr>
-        <w:t>A</w:t>
-      </w:r>
-      <w:r>
-        <w:rPr>
-          <w:rFonts w:ascii="Arial" w:hAnsi="Arial" w:cs="Arial"/>
-        </w:rPr>
-        <w:t xml:space="preserve"> </w:t>
-      </w:r>
-      <w:proofErr w:type="spellStart"/>
-      <w:r>
-        <w:rPr>
-          <w:rFonts w:ascii="Arial" w:hAnsi="Arial" w:cs="Arial"/>
-        </w:rPr>
-        <w:t>OpenCV</w:t>
-      </w:r>
-      <w:proofErr w:type="spellEnd"/>
-      <w:r>
-        <w:rPr>
-          <w:rFonts w:ascii="Arial" w:hAnsi="Arial" w:cs="Arial"/>
-        </w:rPr>
-        <w:t xml:space="preserve"> é uma biblioteca com diversas funções e estruturada em diferentes níveis de abstração, o que permite diversos sistemas com diferentes implementações, de acordo com </w:t>
-      </w:r>
-      <w:proofErr w:type="spellStart"/>
-      <w:r>
-        <w:rPr>
-          <w:rFonts w:ascii="Arial" w:hAnsi="Arial" w:cs="Arial"/>
-        </w:rPr>
-        <w:t>Marengoni</w:t>
-      </w:r>
-      <w:proofErr w:type="spellEnd"/>
-      <w:r>
-        <w:rPr>
-          <w:rFonts w:ascii="Arial" w:hAnsi="Arial" w:cs="Arial"/>
-        </w:rPr>
-        <w:t xml:space="preserve"> (2009).</w:t>
-      </w:r>
-    </w:p>
-    <w:p>
-      <w:pPr>
-        <w:pStyle w:val="Ttulo3"/>
-      </w:pPr>
-      <w:bookmarkStart w:id="52" w:name="_Toc205885419"/>
-      <w:bookmarkStart w:id="53" w:name="_Toc209611995"/>
-      <w:proofErr w:type="spellStart"/>
-      <w:r>
-        <w:t>Optical</w:t>
-      </w:r>
-      <w:proofErr w:type="spellEnd"/>
-      <w:r>
-        <w:t xml:space="preserve"> </w:t>
-      </w:r>
-      <w:proofErr w:type="spellStart"/>
-      <w:r>
-        <w:t>Character</w:t>
-      </w:r>
-      <w:proofErr w:type="spellEnd"/>
-      <w:r>
-        <w:t xml:space="preserve"> </w:t>
-      </w:r>
-      <w:proofErr w:type="spellStart"/>
-      <w:r>
-        <w:t>Recognition</w:t>
-      </w:r>
-      <w:proofErr w:type="spellEnd"/>
-      <w:r>
-        <w:t xml:space="preserve"> (OCR)</w:t>
-      </w:r>
-      <w:bookmarkEnd w:id="52"/>
-      <w:bookmarkEnd w:id="53"/>
+        <w:t>Em concordância</w:t>
+      </w:r>
+      <w:r>
+        <w:rPr>
+          <w:rFonts w:ascii="Arial" w:hAnsi="Arial" w:cs="Arial"/>
+        </w:rPr>
+        <w:t xml:space="preserve"> com Oliveira (2021), o </w:t>
+      </w:r>
+      <w:r>
+        <w:rPr>
+          <w:rFonts w:ascii="Arial" w:hAnsi="Arial" w:cs="Arial"/>
+        </w:rPr>
+        <w:t>ESP8266</w:t>
+      </w:r>
+      <w:r>
+        <w:rPr>
+          <w:rFonts w:ascii="Arial" w:hAnsi="Arial" w:cs="Arial"/>
+        </w:rPr>
+        <w:t xml:space="preserve"> é um microcontrolador amplamente empregado em projetos IoT. Ele oferece suporte ao protocolo TCP/IP, possibilitando conexão direta à rede sem a necessidade de módulos adicionais. </w:t>
+      </w:r>
     </w:p>
     <w:p>
       <w:pPr>
@@ -13939,662 +14255,6 @@
         <w:rPr>
           <w:rFonts w:ascii="Arial" w:hAnsi="Arial" w:cs="Arial"/>
         </w:rPr>
-        <w:t>O OCR (</w:t>
-      </w:r>
-      <w:proofErr w:type="spellStart"/>
-      <w:r>
-        <w:rPr>
-          <w:rFonts w:ascii="Arial" w:hAnsi="Arial" w:cs="Arial"/>
-        </w:rPr>
-        <w:t>Optical</w:t>
-      </w:r>
-      <w:proofErr w:type="spellEnd"/>
-      <w:r>
-        <w:rPr>
-          <w:rFonts w:ascii="Arial" w:hAnsi="Arial" w:cs="Arial"/>
-        </w:rPr>
-        <w:t xml:space="preserve"> </w:t>
-      </w:r>
-      <w:proofErr w:type="spellStart"/>
-      <w:r>
-        <w:rPr>
-          <w:rFonts w:ascii="Arial" w:hAnsi="Arial" w:cs="Arial"/>
-        </w:rPr>
-        <w:t>Character</w:t>
-      </w:r>
-      <w:proofErr w:type="spellEnd"/>
-      <w:r>
-        <w:rPr>
-          <w:rFonts w:ascii="Arial" w:hAnsi="Arial" w:cs="Arial"/>
-        </w:rPr>
-        <w:t xml:space="preserve"> </w:t>
-      </w:r>
-      <w:proofErr w:type="spellStart"/>
-      <w:r>
-        <w:rPr>
-          <w:rFonts w:ascii="Arial" w:hAnsi="Arial" w:cs="Arial"/>
-        </w:rPr>
-        <w:t>Recognition</w:t>
-      </w:r>
-      <w:proofErr w:type="spellEnd"/>
-      <w:r>
-        <w:rPr>
-          <w:rFonts w:ascii="Arial" w:hAnsi="Arial" w:cs="Arial"/>
-        </w:rPr>
-        <w:t xml:space="preserve">) </w:t>
-      </w:r>
-      <w:r>
-        <w:rPr>
-          <w:rFonts w:ascii="Arial" w:hAnsi="Arial" w:cs="Arial"/>
-        </w:rPr>
-        <w:t xml:space="preserve">é uma tecnologia </w:t>
-      </w:r>
-      <w:r>
-        <w:rPr>
-          <w:rFonts w:ascii="Arial" w:hAnsi="Arial" w:cs="Arial"/>
-        </w:rPr>
-        <w:t>de</w:t>
-      </w:r>
-      <w:r>
-        <w:rPr>
-          <w:rFonts w:ascii="Arial" w:hAnsi="Arial" w:cs="Arial"/>
-        </w:rPr>
-        <w:t xml:space="preserve"> conversão de imagens </w:t>
-      </w:r>
-      <w:r>
-        <w:rPr>
-          <w:rFonts w:ascii="Arial" w:hAnsi="Arial" w:cs="Arial"/>
-        </w:rPr>
-        <w:t>para</w:t>
-      </w:r>
-      <w:r>
-        <w:rPr>
-          <w:rFonts w:ascii="Arial" w:hAnsi="Arial" w:cs="Arial"/>
-        </w:rPr>
-        <w:t xml:space="preserve"> texto </w:t>
-      </w:r>
-      <w:r>
-        <w:rPr>
-          <w:rFonts w:ascii="Arial" w:hAnsi="Arial" w:cs="Arial"/>
-        </w:rPr>
-        <w:t>digitalmente manipulável</w:t>
-      </w:r>
-      <w:r>
-        <w:rPr>
-          <w:rFonts w:ascii="Arial" w:hAnsi="Arial" w:cs="Arial"/>
-        </w:rPr>
-        <w:t xml:space="preserve">, sendo fundamental em sistemas que </w:t>
-      </w:r>
-      <w:r>
-        <w:rPr>
-          <w:rFonts w:ascii="Arial" w:hAnsi="Arial" w:cs="Arial"/>
-        </w:rPr>
-        <w:t xml:space="preserve">precisam reconhecer textos </w:t>
-      </w:r>
-      <w:r>
-        <w:rPr>
-          <w:rFonts w:ascii="Arial" w:hAnsi="Arial" w:cs="Arial"/>
-        </w:rPr>
-        <w:t>a partir de imagens</w:t>
-      </w:r>
-      <w:r>
-        <w:rPr>
-          <w:rFonts w:ascii="Arial" w:hAnsi="Arial" w:cs="Arial"/>
-        </w:rPr>
-        <w:t>, como afirma Farias (2023).</w:t>
-      </w:r>
-    </w:p>
-    <w:p>
-      <w:pPr>
-        <w:pStyle w:val="NormalWeb"/>
-        <w:spacing w:before="0" w:beforeAutospacing="0" w:after="120" w:afterAutospacing="0" w:line="360" w:lineRule="auto"/>
-        <w:ind w:firstLine="708"/>
-        <w:jc w:val="both"/>
-        <w:rPr>
-          <w:rFonts w:ascii="Arial" w:hAnsi="Arial" w:cs="Arial"/>
-        </w:rPr>
-      </w:pPr>
-      <w:r>
-        <w:rPr>
-          <w:rFonts w:ascii="Arial" w:hAnsi="Arial" w:cs="Arial"/>
-        </w:rPr>
-        <w:t xml:space="preserve">Conforme </w:t>
-      </w:r>
-      <w:proofErr w:type="spellStart"/>
-      <w:r>
-        <w:rPr>
-          <w:rFonts w:ascii="Arial" w:hAnsi="Arial" w:cs="Arial"/>
-        </w:rPr>
-        <w:t>Ant</w:t>
-      </w:r>
-      <w:r>
-        <w:rPr>
-          <w:rFonts w:ascii="Arial" w:hAnsi="Arial" w:cs="Arial"/>
-        </w:rPr>
-        <w:t>o</w:t>
-      </w:r>
-      <w:r>
-        <w:rPr>
-          <w:rFonts w:ascii="Arial" w:hAnsi="Arial" w:cs="Arial"/>
-        </w:rPr>
-        <w:t>nio</w:t>
-      </w:r>
-      <w:proofErr w:type="spellEnd"/>
-      <w:r>
-        <w:rPr>
-          <w:rFonts w:ascii="Arial" w:hAnsi="Arial" w:cs="Arial"/>
-        </w:rPr>
-        <w:t xml:space="preserve"> </w:t>
-      </w:r>
-      <w:r>
-        <w:rPr>
-          <w:rFonts w:ascii="Arial" w:hAnsi="Arial" w:cs="Arial"/>
-        </w:rPr>
-        <w:t>(2019</w:t>
-      </w:r>
-      <w:r>
-        <w:rPr>
-          <w:rFonts w:ascii="Arial" w:hAnsi="Arial" w:cs="Arial"/>
-        </w:rPr>
-        <w:t>),</w:t>
-      </w:r>
-      <w:r>
-        <w:rPr>
-          <w:rFonts w:ascii="Arial" w:hAnsi="Arial" w:cs="Arial"/>
-        </w:rPr>
-        <w:t xml:space="preserve"> o uso de OCR pode ser aprimorado se associado a técnicas de pré-processamento de imagem, o que melhora a legibilidade dos dados e, consequentemente, a precisão do texto digitalizado. </w:t>
-      </w:r>
-    </w:p>
-    <w:p>
-      <w:pPr>
-        <w:pStyle w:val="Ttulo4"/>
-      </w:pPr>
-      <w:bookmarkStart w:id="54" w:name="_Toc209611996"/>
-      <w:r>
-        <w:lastRenderedPageBreak/>
-        <w:t>Tesseract</w:t>
-      </w:r>
-      <w:bookmarkEnd w:id="54"/>
-    </w:p>
-    <w:p>
-      <w:pPr>
-        <w:pStyle w:val="NormalWeb"/>
-        <w:spacing w:before="0" w:beforeAutospacing="0" w:after="120" w:afterAutospacing="0" w:line="360" w:lineRule="auto"/>
-        <w:ind w:firstLine="708"/>
-        <w:jc w:val="both"/>
-        <w:rPr>
-          <w:rFonts w:ascii="Arial" w:hAnsi="Arial" w:cs="Arial"/>
-        </w:rPr>
-      </w:pPr>
-      <w:r>
-        <w:rPr>
-          <w:rFonts w:ascii="Arial" w:hAnsi="Arial" w:cs="Arial"/>
-        </w:rPr>
-        <w:t xml:space="preserve">De acordo com </w:t>
-      </w:r>
-      <w:proofErr w:type="spellStart"/>
-      <w:r>
-        <w:rPr>
-          <w:rFonts w:ascii="Arial" w:hAnsi="Arial" w:cs="Arial"/>
-        </w:rPr>
-        <w:t>Lederhans</w:t>
-      </w:r>
-      <w:proofErr w:type="spellEnd"/>
-      <w:r>
-        <w:rPr>
-          <w:rFonts w:ascii="Arial" w:hAnsi="Arial" w:cs="Arial"/>
-        </w:rPr>
-        <w:t xml:space="preserve"> (2022), o</w:t>
-      </w:r>
-      <w:r>
-        <w:rPr>
-          <w:rFonts w:ascii="Arial" w:hAnsi="Arial" w:cs="Arial"/>
-        </w:rPr>
-        <w:t xml:space="preserve"> </w:t>
-      </w:r>
-      <w:proofErr w:type="spellStart"/>
-      <w:r>
-        <w:rPr>
-          <w:rFonts w:ascii="Arial" w:hAnsi="Arial" w:cs="Arial"/>
-        </w:rPr>
-        <w:t>Tesseract</w:t>
-      </w:r>
-      <w:proofErr w:type="spellEnd"/>
-      <w:r>
-        <w:rPr>
-          <w:rFonts w:ascii="Arial" w:hAnsi="Arial" w:cs="Arial"/>
-        </w:rPr>
-        <w:t xml:space="preserve"> é uma ferramenta de código aberto que realiza o reconhecimento automático de caracteres a partir de imagens, transformando elementos visuais em texto digital. </w:t>
-      </w:r>
-    </w:p>
-    <w:p>
-      <w:pPr>
-        <w:pStyle w:val="NormalWeb"/>
-        <w:spacing w:before="0" w:beforeAutospacing="0" w:after="120" w:afterAutospacing="0" w:line="360" w:lineRule="auto"/>
-        <w:ind w:firstLine="708"/>
-        <w:jc w:val="both"/>
-        <w:rPr>
-          <w:rFonts w:ascii="Arial" w:hAnsi="Arial" w:cs="Arial"/>
-        </w:rPr>
-      </w:pPr>
-      <w:r>
-        <w:rPr>
-          <w:rFonts w:ascii="Arial" w:hAnsi="Arial" w:cs="Arial"/>
-        </w:rPr>
-        <w:t xml:space="preserve">Complementando, Neto (2023) demonstra que o </w:t>
-      </w:r>
-      <w:proofErr w:type="spellStart"/>
-      <w:r>
-        <w:rPr>
-          <w:rFonts w:ascii="Arial" w:hAnsi="Arial" w:cs="Arial"/>
-        </w:rPr>
-        <w:t>Tesseract</w:t>
-      </w:r>
-      <w:proofErr w:type="spellEnd"/>
-      <w:r>
-        <w:rPr>
-          <w:rFonts w:ascii="Arial" w:hAnsi="Arial" w:cs="Arial"/>
-        </w:rPr>
-        <w:t xml:space="preserve"> pode ser </w:t>
-      </w:r>
-      <w:r>
-        <w:rPr>
-          <w:rFonts w:ascii="Arial" w:hAnsi="Arial" w:cs="Arial"/>
-        </w:rPr>
-        <w:t>usado</w:t>
-      </w:r>
-      <w:r>
-        <w:rPr>
-          <w:rFonts w:ascii="Arial" w:hAnsi="Arial" w:cs="Arial"/>
-        </w:rPr>
-        <w:t xml:space="preserve"> para reconhecer fontes específicas, como </w:t>
-      </w:r>
-      <w:r>
-        <w:rPr>
-          <w:rFonts w:ascii="Arial" w:hAnsi="Arial" w:cs="Arial"/>
-        </w:rPr>
-        <w:t>a</w:t>
-      </w:r>
-      <w:r>
-        <w:rPr>
-          <w:rFonts w:ascii="Arial" w:hAnsi="Arial" w:cs="Arial"/>
-        </w:rPr>
-        <w:t>s usadas em placas</w:t>
-      </w:r>
-      <w:r>
-        <w:rPr>
-          <w:rFonts w:ascii="Arial" w:hAnsi="Arial" w:cs="Arial"/>
-        </w:rPr>
-        <w:t xml:space="preserve">, </w:t>
-      </w:r>
-      <w:r>
-        <w:rPr>
-          <w:rFonts w:ascii="Arial" w:hAnsi="Arial" w:cs="Arial"/>
-        </w:rPr>
-        <w:t>o que comprova a flexibilidade da ferramenta.</w:t>
-      </w:r>
-    </w:p>
-    <w:p>
-      <w:pPr>
-        <w:pStyle w:val="Ttulo4"/>
-        <w:rPr>
-          <w:rStyle w:val="Ttulo2Char"/>
-          <w:rFonts w:eastAsiaTheme="majorEastAsia"/>
-          <w:b/>
-          <w:color w:val="auto"/>
-        </w:rPr>
-      </w:pPr>
-      <w:bookmarkStart w:id="55" w:name="_Toc205885420"/>
-      <w:bookmarkStart w:id="56" w:name="_Toc209611997"/>
-      <w:proofErr w:type="spellStart"/>
-      <w:r>
-        <w:rPr>
-          <w:rStyle w:val="Ttulo2Char"/>
-          <w:rFonts w:eastAsiaTheme="majorEastAsia"/>
-          <w:b/>
-          <w:color w:val="auto"/>
-        </w:rPr>
-        <w:t>PyTesseract</w:t>
-      </w:r>
-      <w:bookmarkEnd w:id="55"/>
-      <w:bookmarkEnd w:id="56"/>
-      <w:proofErr w:type="spellEnd"/>
-    </w:p>
-    <w:p>
-      <w:pPr>
-        <w:pStyle w:val="NormalWeb"/>
-        <w:spacing w:before="0" w:beforeAutospacing="0" w:after="120" w:afterAutospacing="0" w:line="360" w:lineRule="auto"/>
-        <w:ind w:firstLine="708"/>
-        <w:jc w:val="both"/>
-        <w:rPr>
-          <w:rFonts w:ascii="Arial" w:hAnsi="Arial" w:cs="Arial"/>
-        </w:rPr>
-      </w:pPr>
-      <w:r>
-        <w:rPr>
-          <w:rFonts w:ascii="Arial" w:hAnsi="Arial" w:cs="Arial"/>
-        </w:rPr>
-        <w:t>Segundo Leite</w:t>
-      </w:r>
-      <w:r>
-        <w:rPr>
-          <w:rFonts w:ascii="Arial" w:hAnsi="Arial" w:cs="Arial"/>
-        </w:rPr>
-        <w:t xml:space="preserve"> e </w:t>
-      </w:r>
-      <w:proofErr w:type="spellStart"/>
-      <w:r>
-        <w:rPr>
-          <w:rFonts w:ascii="Arial" w:hAnsi="Arial" w:cs="Arial"/>
-        </w:rPr>
-        <w:t>Antonello</w:t>
-      </w:r>
-      <w:proofErr w:type="spellEnd"/>
-      <w:r>
-        <w:rPr>
-          <w:rFonts w:ascii="Arial" w:hAnsi="Arial" w:cs="Arial"/>
-        </w:rPr>
-        <w:t xml:space="preserve"> (2017)</w:t>
-      </w:r>
-      <w:r>
-        <w:rPr>
-          <w:rFonts w:ascii="Arial" w:hAnsi="Arial" w:cs="Arial"/>
-        </w:rPr>
-        <w:t xml:space="preserve">, o </w:t>
-      </w:r>
-      <w:proofErr w:type="spellStart"/>
-      <w:r>
-        <w:rPr>
-          <w:rFonts w:ascii="Arial" w:hAnsi="Arial" w:cs="Arial"/>
-        </w:rPr>
-        <w:t>PyTesseract</w:t>
-      </w:r>
-      <w:proofErr w:type="spellEnd"/>
-      <w:r>
-        <w:rPr>
-          <w:rFonts w:ascii="Arial" w:hAnsi="Arial" w:cs="Arial"/>
-        </w:rPr>
-        <w:t xml:space="preserve"> é uma biblioteca modificada do </w:t>
-      </w:r>
-      <w:proofErr w:type="spellStart"/>
-      <w:r>
-        <w:rPr>
-          <w:rFonts w:ascii="Arial" w:hAnsi="Arial" w:cs="Arial"/>
-        </w:rPr>
-        <w:t>Tesseract</w:t>
-      </w:r>
-      <w:proofErr w:type="spellEnd"/>
-      <w:r>
-        <w:rPr>
-          <w:rFonts w:ascii="Arial" w:hAnsi="Arial" w:cs="Arial"/>
-        </w:rPr>
-        <w:t>,</w:t>
-      </w:r>
-      <w:r>
-        <w:rPr>
-          <w:rFonts w:ascii="Arial" w:hAnsi="Arial" w:cs="Arial"/>
-        </w:rPr>
-        <w:t xml:space="preserve"> feita </w:t>
-      </w:r>
-      <w:r>
-        <w:rPr>
-          <w:rFonts w:ascii="Arial" w:hAnsi="Arial" w:cs="Arial"/>
-        </w:rPr>
-        <w:t xml:space="preserve">por </w:t>
-      </w:r>
-      <w:r>
-        <w:rPr>
-          <w:rFonts w:ascii="Arial" w:hAnsi="Arial" w:cs="Arial"/>
-        </w:rPr>
-        <w:t xml:space="preserve">diversos </w:t>
-      </w:r>
-      <w:r>
-        <w:rPr>
-          <w:rFonts w:ascii="Arial" w:hAnsi="Arial" w:cs="Arial"/>
-        </w:rPr>
-        <w:t>programadores</w:t>
-      </w:r>
-      <w:r>
-        <w:rPr>
-          <w:rFonts w:ascii="Arial" w:hAnsi="Arial" w:cs="Arial"/>
-        </w:rPr>
-        <w:t>,</w:t>
-      </w:r>
-      <w:r>
-        <w:rPr>
-          <w:rFonts w:ascii="Arial" w:hAnsi="Arial" w:cs="Arial"/>
-        </w:rPr>
-        <w:t xml:space="preserve"> que permite </w:t>
-      </w:r>
-      <w:r>
-        <w:rPr>
-          <w:rFonts w:ascii="Arial" w:hAnsi="Arial" w:cs="Arial"/>
-        </w:rPr>
-        <w:t>que el</w:t>
-      </w:r>
-      <w:r>
-        <w:rPr>
-          <w:rFonts w:ascii="Arial" w:hAnsi="Arial" w:cs="Arial"/>
-        </w:rPr>
-        <w:t>e</w:t>
-      </w:r>
-      <w:r>
-        <w:rPr>
-          <w:rFonts w:ascii="Arial" w:hAnsi="Arial" w:cs="Arial"/>
-        </w:rPr>
-        <w:t xml:space="preserve"> funcione </w:t>
-      </w:r>
-      <w:r>
-        <w:rPr>
-          <w:rFonts w:ascii="Arial" w:hAnsi="Arial" w:cs="Arial"/>
-        </w:rPr>
-        <w:t>da mesma forma</w:t>
-      </w:r>
-      <w:r>
-        <w:rPr>
-          <w:rFonts w:ascii="Arial" w:hAnsi="Arial" w:cs="Arial"/>
-        </w:rPr>
-        <w:t>,</w:t>
-      </w:r>
-      <w:r>
-        <w:rPr>
-          <w:rFonts w:ascii="Arial" w:hAnsi="Arial" w:cs="Arial"/>
-        </w:rPr>
-        <w:t xml:space="preserve"> </w:t>
-      </w:r>
-      <w:r>
-        <w:rPr>
-          <w:rFonts w:ascii="Arial" w:hAnsi="Arial" w:cs="Arial"/>
-        </w:rPr>
-        <w:t>usando</w:t>
-      </w:r>
-      <w:r>
-        <w:rPr>
-          <w:rFonts w:ascii="Arial" w:hAnsi="Arial" w:cs="Arial"/>
-        </w:rPr>
-        <w:t xml:space="preserve"> </w:t>
-      </w:r>
-      <w:r>
-        <w:rPr>
-          <w:rFonts w:ascii="Arial" w:hAnsi="Arial" w:cs="Arial"/>
-        </w:rPr>
-        <w:t xml:space="preserve">a </w:t>
-      </w:r>
-      <w:r>
-        <w:rPr>
-          <w:rFonts w:ascii="Arial" w:hAnsi="Arial" w:cs="Arial"/>
-        </w:rPr>
-        <w:t>linguagem</w:t>
-      </w:r>
-      <w:r>
-        <w:rPr>
-          <w:rFonts w:ascii="Arial" w:hAnsi="Arial" w:cs="Arial"/>
-        </w:rPr>
-        <w:t xml:space="preserve"> </w:t>
-      </w:r>
-      <w:r>
-        <w:rPr>
-          <w:rFonts w:ascii="Arial" w:hAnsi="Arial" w:cs="Arial"/>
-        </w:rPr>
-        <w:t>de</w:t>
-      </w:r>
-      <w:r>
-        <w:rPr>
-          <w:rFonts w:ascii="Arial" w:hAnsi="Arial" w:cs="Arial"/>
-        </w:rPr>
-        <w:t xml:space="preserve"> programação em Python</w:t>
-      </w:r>
-      <w:r>
-        <w:rPr>
-          <w:rFonts w:ascii="Arial" w:hAnsi="Arial" w:cs="Arial"/>
-        </w:rPr>
-        <w:t>.</w:t>
-      </w:r>
-    </w:p>
-    <w:p>
-      <w:pPr>
-        <w:pStyle w:val="Ttulo3"/>
-        <w:rPr>
-          <w:lang w:val="en-US"/>
-        </w:rPr>
-      </w:pPr>
-      <w:bookmarkStart w:id="57" w:name="_Toc209611998"/>
-      <w:r>
-        <w:rPr>
-          <w:lang w:val="en-US"/>
-        </w:rPr>
-        <w:t xml:space="preserve">You Only Look Once </w:t>
-      </w:r>
-      <w:r>
-        <w:rPr>
-          <w:lang w:val="en-US"/>
-        </w:rPr>
-        <w:t>(YOLO)</w:t>
-      </w:r>
-      <w:bookmarkEnd w:id="57"/>
-    </w:p>
-    <w:p>
-      <w:pPr>
-        <w:jc w:val="both"/>
-      </w:pPr>
-      <w:r>
-        <w:rPr>
-          <w:lang w:val="en-US"/>
-        </w:rPr>
-        <w:tab/>
-      </w:r>
-      <w:r>
-        <w:t xml:space="preserve">De acordo com </w:t>
-      </w:r>
-      <w:r>
-        <w:t>a d</w:t>
-      </w:r>
-      <w:r>
-        <w:t xml:space="preserve">ocumentação oficial </w:t>
-      </w:r>
-      <w:r>
-        <w:t xml:space="preserve">da </w:t>
-      </w:r>
-      <w:proofErr w:type="spellStart"/>
-      <w:r>
-        <w:t>Ultralytics</w:t>
-      </w:r>
-      <w:proofErr w:type="spellEnd"/>
-      <w:r>
-        <w:t xml:space="preserve"> (2025), YOLO é </w:t>
-      </w:r>
-      <w:r>
-        <w:t xml:space="preserve">um modelo de ponta </w:t>
-      </w:r>
-      <w:r>
-        <w:t xml:space="preserve">para a detecção de objetos, </w:t>
-      </w:r>
-      <w:r>
-        <w:t>fundamentado</w:t>
-      </w:r>
-      <w:r>
-        <w:t xml:space="preserve"> </w:t>
-      </w:r>
-      <w:r>
-        <w:t xml:space="preserve">em avanços tecnológicos que permitiram a integração </w:t>
-      </w:r>
-      <w:r>
-        <w:t>em tempo real</w:t>
-      </w:r>
-      <w:r>
-        <w:t xml:space="preserve"> com</w:t>
-      </w:r>
-      <w:r>
-        <w:t xml:space="preserve"> aprendizado de máquina.</w:t>
-      </w:r>
-    </w:p>
-    <w:p>
-      <w:pPr>
-        <w:pStyle w:val="Ttulo3"/>
-      </w:pPr>
-      <w:bookmarkStart w:id="58" w:name="_Toc205885421"/>
-      <w:bookmarkStart w:id="59" w:name="_Toc209611999"/>
-      <w:r>
-        <w:t>ESP</w:t>
-      </w:r>
-      <w:r>
-        <w:t>8266</w:t>
-      </w:r>
-      <w:bookmarkEnd w:id="58"/>
-      <w:bookmarkEnd w:id="59"/>
-      <w:r>
-        <w:t xml:space="preserve"> </w:t>
-      </w:r>
-    </w:p>
-    <w:p>
-      <w:pPr>
-        <w:pStyle w:val="NormalWeb"/>
-        <w:spacing w:before="0" w:beforeAutospacing="0" w:after="120" w:afterAutospacing="0" w:line="360" w:lineRule="auto"/>
-        <w:ind w:firstLine="708"/>
-        <w:jc w:val="both"/>
-        <w:rPr>
-          <w:rFonts w:ascii="Arial" w:hAnsi="Arial" w:cs="Arial"/>
-        </w:rPr>
-      </w:pPr>
-      <w:r>
-        <w:rPr>
-          <w:rFonts w:ascii="Arial" w:hAnsi="Arial" w:cs="Arial"/>
-        </w:rPr>
-        <w:t>Em concordância</w:t>
-      </w:r>
-      <w:r>
-        <w:rPr>
-          <w:rFonts w:ascii="Arial" w:hAnsi="Arial" w:cs="Arial"/>
-        </w:rPr>
-        <w:t xml:space="preserve"> com Oliveira (2021), o </w:t>
-      </w:r>
-      <w:r>
-        <w:rPr>
-          <w:rFonts w:ascii="Arial" w:hAnsi="Arial" w:cs="Arial"/>
-        </w:rPr>
-        <w:t>ESP8266</w:t>
-      </w:r>
-      <w:r>
-        <w:rPr>
-          <w:rFonts w:ascii="Arial" w:hAnsi="Arial" w:cs="Arial"/>
-        </w:rPr>
-        <w:t xml:space="preserve"> é um microcontrolador amplamente empregado em projetos IoT. Ele oferece suporte ao protocolo TCP/IP, possibilitando conexão direta à rede sem a necessidade de módulos adicionais. </w:t>
-      </w:r>
-    </w:p>
-    <w:p>
-      <w:pPr>
-        <w:pStyle w:val="NormalWeb"/>
-        <w:spacing w:before="0" w:beforeAutospacing="0" w:after="120" w:afterAutospacing="0" w:line="360" w:lineRule="auto"/>
-        <w:ind w:firstLine="708"/>
-        <w:jc w:val="both"/>
-        <w:rPr>
-          <w:rFonts w:ascii="Arial" w:hAnsi="Arial" w:cs="Arial"/>
-        </w:rPr>
-      </w:pPr>
-      <w:r>
-        <w:rPr>
-          <w:rFonts w:ascii="Arial" w:hAnsi="Arial" w:cs="Arial"/>
-        </w:rPr>
         <w:t xml:space="preserve">Em conformidade com </w:t>
       </w:r>
       <w:proofErr w:type="spellStart"/>
@@ -14649,14 +14309,13 @@
           <w:bCs/>
         </w:rPr>
       </w:pPr>
-      <w:bookmarkStart w:id="60" w:name="_Toc205910792"/>
+      <w:bookmarkStart w:id="55" w:name="_Toc205910792"/>
       <w:r>
         <w:rPr>
           <w:rFonts w:cs="Arial"/>
           <w:noProof/>
           <w:lang w:eastAsia="pt-BR"/>
         </w:rPr>
-        <w:lastRenderedPageBreak/>
         <w:drawing>
           <wp:anchor distT="0" distB="0" distL="114300" distR="114300" simplePos="0" relativeHeight="251658247" behindDoc="0" locked="0" layoutInCell="1" allowOverlap="0" wp14:anchorId="091131AC" wp14:editId="0D7FD5AB">
             <wp:simplePos x="0" y="0"/>
@@ -14845,7 +14504,7 @@
         </w:rPr>
         <w:t>.</w:t>
       </w:r>
-      <w:bookmarkEnd w:id="60"/>
+      <w:bookmarkEnd w:id="55"/>
     </w:p>
     <w:p>
       <w:pPr>
@@ -14904,13 +14563,13 @@
       <w:pPr>
         <w:pStyle w:val="Ttulo3"/>
       </w:pPr>
-      <w:bookmarkStart w:id="61" w:name="_Toc205885422"/>
-      <w:bookmarkStart w:id="62" w:name="_Toc209612000"/>
+      <w:bookmarkStart w:id="56" w:name="_Toc205885422"/>
+      <w:bookmarkStart w:id="57" w:name="_Toc209612000"/>
       <w:r>
         <w:t>Linguagem de Programação para Embarcados</w:t>
       </w:r>
-      <w:bookmarkEnd w:id="61"/>
-      <w:bookmarkEnd w:id="62"/>
+      <w:bookmarkEnd w:id="56"/>
+      <w:bookmarkEnd w:id="57"/>
     </w:p>
     <w:p>
       <w:pPr>
@@ -15079,7 +14738,7 @@
           <w:szCs w:val="24"/>
         </w:rPr>
       </w:pPr>
-      <w:bookmarkStart w:id="63" w:name="_Toc205910793"/>
+      <w:bookmarkStart w:id="58" w:name="_Toc205910793"/>
       <w:r>
         <w:rPr>
           <w:i w:val="0"/>
@@ -15088,6 +14747,7 @@
           <w:sz w:val="24"/>
           <w:szCs w:val="24"/>
         </w:rPr>
+        <w:lastRenderedPageBreak/>
         <w:t xml:space="preserve">Figura </w:t>
       </w:r>
       <w:r>
@@ -15218,7 +14878,7 @@
           </wp:anchor>
         </w:drawing>
       </w:r>
-      <w:bookmarkEnd w:id="63"/>
+      <w:bookmarkEnd w:id="58"/>
     </w:p>
     <w:p>
       <w:pPr>
@@ -15269,7 +14929,6 @@
         <w:rPr>
           <w:rFonts w:ascii="Arial" w:hAnsi="Arial" w:cs="Arial"/>
         </w:rPr>
-        <w:lastRenderedPageBreak/>
         <w:t>O código mostrado acima foi desenvolvido em C++, com o intuito de apagar e acender uma lâmpada de LED, por meio de um microcontrolador. Para garantir um melhor entendimento, leia a explicação abaixo sobre o funcionamento programa:</w:t>
       </w:r>
     </w:p>
@@ -15413,16 +15072,16 @@
       <w:pPr>
         <w:pStyle w:val="Ttulo3"/>
       </w:pPr>
-      <w:bookmarkStart w:id="64" w:name="_Toc205885423"/>
-      <w:bookmarkStart w:id="65" w:name="_Toc209612001"/>
+      <w:bookmarkStart w:id="59" w:name="_Toc205885423"/>
+      <w:bookmarkStart w:id="60" w:name="_Toc209612001"/>
       <w:r>
         <w:t>Jumper</w:t>
       </w:r>
       <w:r>
         <w:t>s</w:t>
       </w:r>
-      <w:bookmarkEnd w:id="64"/>
-      <w:bookmarkEnd w:id="65"/>
+      <w:bookmarkEnd w:id="59"/>
+      <w:bookmarkEnd w:id="60"/>
     </w:p>
     <w:p>
       <w:pPr>
@@ -15477,16 +15136,17 @@
       <w:pPr>
         <w:pStyle w:val="Ttulo3"/>
       </w:pPr>
-      <w:bookmarkStart w:id="66" w:name="_Toc205885424"/>
-      <w:bookmarkStart w:id="67" w:name="_Toc209612002"/>
-      <w:r>
+      <w:bookmarkStart w:id="61" w:name="_Toc205885424"/>
+      <w:bookmarkStart w:id="62" w:name="_Toc209612002"/>
+      <w:r>
+        <w:lastRenderedPageBreak/>
         <w:t>Resistor</w:t>
       </w:r>
       <w:r>
         <w:t>es</w:t>
       </w:r>
-      <w:bookmarkEnd w:id="66"/>
-      <w:bookmarkEnd w:id="67"/>
+      <w:bookmarkEnd w:id="61"/>
+      <w:bookmarkEnd w:id="62"/>
     </w:p>
     <w:p>
       <w:pPr>
@@ -15565,13 +15225,13 @@
       <w:pPr>
         <w:pStyle w:val="Ttulo3"/>
       </w:pPr>
-      <w:bookmarkStart w:id="68" w:name="_Toc205885425"/>
-      <w:bookmarkStart w:id="69" w:name="_Toc209612003"/>
+      <w:bookmarkStart w:id="63" w:name="_Toc205885425"/>
+      <w:bookmarkStart w:id="64" w:name="_Toc209612003"/>
       <w:r>
         <w:t>Transistores</w:t>
       </w:r>
-      <w:bookmarkEnd w:id="68"/>
-      <w:bookmarkEnd w:id="69"/>
+      <w:bookmarkEnd w:id="63"/>
+      <w:bookmarkEnd w:id="64"/>
     </w:p>
     <w:p>
       <w:pPr>
@@ -15615,27 +15275,20 @@
         <w:rPr>
           <w:rFonts w:ascii="Arial" w:hAnsi="Arial" w:cs="Arial"/>
         </w:rPr>
-        <w:t xml:space="preserve"> (2005), o transistor é um semicondutor que pode atuar como amplificador ou chave, ele possui três terminais, sendo eles: base, coletor e emissor. Suas principais configurações são NPN, que em </w:t>
-      </w:r>
-      <w:r>
-        <w:rPr>
-          <w:rFonts w:ascii="Arial" w:hAnsi="Arial" w:cs="Arial"/>
-        </w:rPr>
-        <w:lastRenderedPageBreak/>
-        <w:t>via sinal negativo e PNP, que envia sinal positivo. Eles operam, nos modos corte, saturação e ativo, conforme Nilsson (2016).</w:t>
+        <w:t xml:space="preserve"> (2005), o transistor é um semicondutor que pode atuar como amplificador ou chave, ele possui três terminais, sendo eles: base, coletor e emissor. Suas principais configurações são NPN, que em via sinal negativo e PNP, que envia sinal positivo. Eles operam, nos modos corte, saturação e ativo, conforme Nilsson (2016).</w:t>
       </w:r>
     </w:p>
     <w:p>
       <w:pPr>
         <w:pStyle w:val="Ttulo3"/>
       </w:pPr>
-      <w:bookmarkStart w:id="70" w:name="_Toc205885426"/>
-      <w:bookmarkStart w:id="71" w:name="_Toc209612004"/>
+      <w:bookmarkStart w:id="65" w:name="_Toc205885426"/>
+      <w:bookmarkStart w:id="66" w:name="_Toc209612004"/>
       <w:r>
         <w:t>Interruptor</w:t>
       </w:r>
-      <w:bookmarkEnd w:id="70"/>
-      <w:bookmarkEnd w:id="71"/>
+      <w:bookmarkEnd w:id="65"/>
+      <w:bookmarkEnd w:id="66"/>
     </w:p>
     <w:p>
       <w:pPr>
@@ -15658,13 +15311,13 @@
       <w:pPr>
         <w:pStyle w:val="Ttulo3"/>
       </w:pPr>
-      <w:bookmarkStart w:id="72" w:name="_Toc205885427"/>
-      <w:bookmarkStart w:id="73" w:name="_Toc209612005"/>
+      <w:bookmarkStart w:id="67" w:name="_Toc205885427"/>
+      <w:bookmarkStart w:id="68" w:name="_Toc209612005"/>
       <w:r>
         <w:t>Circuito integrado MCP23017</w:t>
       </w:r>
-      <w:bookmarkEnd w:id="72"/>
-      <w:bookmarkEnd w:id="73"/>
+      <w:bookmarkEnd w:id="67"/>
+      <w:bookmarkEnd w:id="68"/>
     </w:p>
     <w:p>
       <w:pPr>
@@ -15708,7 +15361,7 @@
           <w:szCs w:val="24"/>
         </w:rPr>
       </w:pPr>
-      <w:bookmarkStart w:id="74" w:name="_Toc205910794"/>
+      <w:bookmarkStart w:id="69" w:name="_Toc205910794"/>
       <w:r>
         <w:rPr>
           <w:i w:val="0"/>
@@ -15847,7 +15500,7 @@
           </wp:anchor>
         </w:drawing>
       </w:r>
-      <w:bookmarkEnd w:id="74"/>
+      <w:bookmarkEnd w:id="69"/>
     </w:p>
     <w:p>
       <w:pPr>
@@ -15903,13 +15556,14 @@
       <w:pPr>
         <w:pStyle w:val="Ttulo3"/>
       </w:pPr>
-      <w:bookmarkStart w:id="75" w:name="_Toc205885428"/>
-      <w:bookmarkStart w:id="76" w:name="_Toc209612006"/>
-      <w:r>
+      <w:bookmarkStart w:id="70" w:name="_Toc205885428"/>
+      <w:bookmarkStart w:id="71" w:name="_Toc209612006"/>
+      <w:r>
+        <w:lastRenderedPageBreak/>
         <w:t>Solenoides</w:t>
       </w:r>
-      <w:bookmarkEnd w:id="75"/>
-      <w:bookmarkEnd w:id="76"/>
+      <w:bookmarkEnd w:id="70"/>
+      <w:bookmarkEnd w:id="71"/>
       <w:r>
         <w:t xml:space="preserve"> </w:t>
       </w:r>
@@ -15973,14 +15627,13 @@
           <w:bCs/>
         </w:rPr>
       </w:pPr>
-      <w:bookmarkStart w:id="77" w:name="_Toc205910795"/>
+      <w:bookmarkStart w:id="72" w:name="_Toc205910795"/>
       <w:r>
         <w:rPr>
           <w:rFonts w:cs="Arial"/>
           <w:noProof/>
           <w:lang w:eastAsia="pt-BR"/>
         </w:rPr>
-        <w:lastRenderedPageBreak/>
         <w:drawing>
           <wp:anchor distT="0" distB="0" distL="114300" distR="114300" simplePos="0" relativeHeight="251658250" behindDoc="0" locked="0" layoutInCell="1" allowOverlap="1" wp14:anchorId="65C054B7" wp14:editId="2D708888">
             <wp:simplePos x="0" y="0"/>
@@ -16148,7 +15801,7 @@
         </w:rPr>
         <w:t>.</w:t>
       </w:r>
-      <w:bookmarkEnd w:id="77"/>
+      <w:bookmarkEnd w:id="72"/>
     </w:p>
     <w:p>
       <w:pPr>
@@ -16199,8 +15852,8 @@
       <w:pPr>
         <w:pStyle w:val="Ttulo3"/>
       </w:pPr>
-      <w:bookmarkStart w:id="78" w:name="_Toc205885429"/>
-      <w:bookmarkStart w:id="79" w:name="_Toc209612007"/>
+      <w:bookmarkStart w:id="73" w:name="_Toc205885429"/>
+      <w:bookmarkStart w:id="74" w:name="_Toc209612007"/>
       <w:proofErr w:type="spellStart"/>
       <w:r>
         <w:t>Push</w:t>
@@ -16216,17 +15869,14 @@
       <w:r>
         <w:t>s</w:t>
       </w:r>
-      <w:bookmarkEnd w:id="78"/>
-      <w:bookmarkEnd w:id="79"/>
+      <w:bookmarkEnd w:id="73"/>
+      <w:bookmarkEnd w:id="74"/>
       <w:proofErr w:type="spellEnd"/>
     </w:p>
     <w:p>
       <w:pPr>
         <w:ind w:firstLine="708"/>
         <w:jc w:val="both"/>
-        <w:rPr>
-          <w:b/>
-        </w:rPr>
       </w:pPr>
       <w:r>
         <w:t>Em concordância com C</w:t>
@@ -16318,13 +15968,50 @@
       <w:pPr>
         <w:pStyle w:val="Ttulo3"/>
       </w:pPr>
-      <w:bookmarkStart w:id="80" w:name="_Toc205885430"/>
-      <w:bookmarkStart w:id="81" w:name="_Toc209612008"/>
+      <w:r>
+        <w:t>Servos motores</w:t>
+      </w:r>
+    </w:p>
+    <w:p>
+      <w:pPr>
+        <w:ind w:firstLine="708"/>
+        <w:jc w:val="both"/>
+      </w:pPr>
+      <w:r>
+        <w:t>Conforme Leite (2016), o servo</w:t>
+      </w:r>
+      <w:r>
+        <w:t xml:space="preserve"> </w:t>
+      </w:r>
+      <w:r>
+        <w:t>motor é um atuador eletromecânico empregado em dispositivos para realizar movimentos controlad</w:t>
+      </w:r>
+      <w:r>
+        <w:t>os, o s</w:t>
+      </w:r>
+      <w:r>
+        <w:t xml:space="preserve">eu funcionamento em malha fechada permite ajustes de posição e velocidade conforme o sinal de entrada. Em concordância com </w:t>
+      </w:r>
+      <w:proofErr w:type="spellStart"/>
+      <w:r>
+        <w:t>Koroishi</w:t>
+      </w:r>
+      <w:proofErr w:type="spellEnd"/>
+      <w:r>
+        <w:t xml:space="preserve"> (2013), esse tipo de atuador é aplicado em sistemas que exigem alto desempenho e confiabilidade.</w:t>
+      </w:r>
+    </w:p>
+    <w:p>
+      <w:pPr>
+        <w:pStyle w:val="Ttulo3"/>
+      </w:pPr>
+      <w:bookmarkStart w:id="75" w:name="_Toc205885430"/>
+      <w:bookmarkStart w:id="76" w:name="_Toc209612008"/>
       <w:r>
         <w:t>Modelagem 3D</w:t>
       </w:r>
-      <w:bookmarkEnd w:id="80"/>
-      <w:bookmarkEnd w:id="81"/>
+      <w:bookmarkEnd w:id="75"/>
+      <w:bookmarkEnd w:id="76"/>
     </w:p>
     <w:p>
       <w:pPr>
@@ -16413,6 +16100,7 @@
         <w:rPr>
           <w:rFonts w:ascii="Arial" w:hAnsi="Arial" w:cs="Arial"/>
         </w:rPr>
+        <w:lastRenderedPageBreak/>
         <w:t>Esses modelos</w:t>
       </w:r>
       <w:r>
@@ -16535,7 +16223,7 @@
           <w:bCs/>
         </w:rPr>
       </w:pPr>
-      <w:bookmarkStart w:id="82" w:name="_Toc205910796"/>
+      <w:bookmarkStart w:id="77" w:name="_Toc205910796"/>
       <w:r>
         <w:rPr>
           <w:i w:val="0"/>
@@ -16543,7 +16231,6 @@
           <w:sz w:val="24"/>
           <w:szCs w:val="24"/>
         </w:rPr>
-        <w:lastRenderedPageBreak/>
         <w:t xml:space="preserve">Figura </w:t>
       </w:r>
       <w:r>
@@ -16668,7 +16355,7 @@
           </wp:anchor>
         </w:drawing>
       </w:r>
-      <w:bookmarkEnd w:id="82"/>
+      <w:bookmarkEnd w:id="77"/>
     </w:p>
     <w:p>
       <w:pPr>
@@ -16701,16 +16388,16 @@
       <w:pPr>
         <w:pStyle w:val="Ttulo3"/>
       </w:pPr>
-      <w:bookmarkStart w:id="83" w:name="_Toc205885431"/>
-      <w:bookmarkStart w:id="84" w:name="_Toc209612009"/>
+      <w:bookmarkStart w:id="78" w:name="_Toc205885431"/>
+      <w:bookmarkStart w:id="79" w:name="_Toc209612009"/>
       <w:r>
         <w:t>Impressão</w:t>
       </w:r>
       <w:r>
         <w:t xml:space="preserve"> 3D</w:t>
       </w:r>
-      <w:bookmarkEnd w:id="83"/>
-      <w:bookmarkEnd w:id="84"/>
+      <w:bookmarkEnd w:id="78"/>
+      <w:bookmarkEnd w:id="79"/>
       <w:r>
         <w:t xml:space="preserve"> </w:t>
       </w:r>
@@ -16757,7 +16444,7 @@
           <w:bCs/>
         </w:rPr>
       </w:pPr>
-      <w:bookmarkStart w:id="85" w:name="_Toc205910797"/>
+      <w:bookmarkStart w:id="80" w:name="_Toc205910797"/>
       <w:r>
         <w:rPr>
           <w:rFonts w:cs="Arial"/>
@@ -16916,7 +16603,7 @@
         </w:rPr>
         <w:t>mpressão 3D.</w:t>
       </w:r>
-      <w:bookmarkEnd w:id="85"/>
+      <w:bookmarkEnd w:id="80"/>
     </w:p>
     <w:p>
       <w:pPr>
@@ -16969,8 +16656,8 @@
           <w:iCs/>
         </w:rPr>
       </w:pPr>
-      <w:bookmarkStart w:id="86" w:name="_Toc205885432"/>
-      <w:bookmarkStart w:id="87" w:name="_Toc209612010"/>
+      <w:bookmarkStart w:id="81" w:name="_Toc205885432"/>
+      <w:bookmarkStart w:id="82" w:name="_Toc209612010"/>
       <w:r>
         <w:rPr>
           <w:rStyle w:val="TtulodoLivro"/>
@@ -17008,8 +16695,8 @@
         </w:rPr>
         <w:t>O</w:t>
       </w:r>
-      <w:bookmarkEnd w:id="86"/>
-      <w:bookmarkEnd w:id="87"/>
+      <w:bookmarkEnd w:id="81"/>
+      <w:bookmarkEnd w:id="82"/>
     </w:p>
     <w:p>
       <w:pPr>
@@ -17168,14 +16855,14 @@
       <w:pPr>
         <w:pStyle w:val="Ttulo2"/>
       </w:pPr>
-      <w:bookmarkStart w:id="88" w:name="_Toc209612011"/>
+      <w:bookmarkStart w:id="83" w:name="_Toc209612011"/>
       <w:r>
         <w:t>D</w:t>
       </w:r>
       <w:r>
         <w:t>iagrama de Casos de Uso</w:t>
       </w:r>
-      <w:bookmarkEnd w:id="88"/>
+      <w:bookmarkEnd w:id="83"/>
     </w:p>
     <w:p>
       <w:pPr>
@@ -17281,10 +16968,10 @@
           <w:noProof/>
         </w:rPr>
         <w:drawing>
-          <wp:inline distT="0" distB="0" distL="0" distR="0" wp14:anchorId="01C72687" wp14:editId="3973ED4B">
-            <wp:extent cx="5760085" cy="2256155"/>
-            <wp:effectExtent l="19050" t="19050" r="12065" b="10795"/>
-            <wp:docPr id="10" name="Imagem 10"/>
+          <wp:inline distT="0" distB="0" distL="0" distR="0" wp14:anchorId="6C17E819" wp14:editId="11688F79">
+            <wp:extent cx="5760085" cy="2411730"/>
+            <wp:effectExtent l="19050" t="19050" r="12065" b="26670"/>
+            <wp:docPr id="4" name="Imagem 4"/>
             <wp:cNvGraphicFramePr>
               <a:graphicFrameLocks xmlns:a="http://schemas.openxmlformats.org/drawingml/2006/main" noChangeAspect="1"/>
             </wp:cNvGraphicFramePr>
@@ -17304,7 +16991,7 @@
                   <pic:spPr>
                     <a:xfrm>
                       <a:off x="0" y="0"/>
-                      <a:ext cx="5760085" cy="2256155"/>
+                      <a:ext cx="5760085" cy="2411730"/>
                     </a:xfrm>
                     <a:prstGeom prst="rect">
                       <a:avLst/>
@@ -17321,13 +17008,6 @@
           </wp:inline>
         </w:drawing>
       </w:r>
-    </w:p>
-    <w:p>
-      <w:pPr>
-        <w:rPr>
-          <w:noProof/>
-        </w:rPr>
-      </w:pPr>
       <w:r>
         <w:rPr>
           <w:rFonts w:cs="Arial"/>
@@ -17358,26 +17038,18 @@
           <w:sz w:val="20"/>
           <w:szCs w:val="20"/>
         </w:rPr>
-        <w:t>5</w:t>
-      </w:r>
-      <w:r>
-        <w:rPr>
-          <w:rFonts w:cs="Arial"/>
-          <w:sz w:val="20"/>
-          <w:szCs w:val="20"/>
-        </w:rPr>
-        <w:t>.</w:t>
+        <w:t>5.</w:t>
       </w:r>
     </w:p>
     <w:p>
       <w:pPr>
         <w:pStyle w:val="Ttulo3"/>
       </w:pPr>
-      <w:bookmarkStart w:id="89" w:name="_Toc209612012"/>
+      <w:bookmarkStart w:id="84" w:name="_Toc209612012"/>
       <w:r>
         <w:t>Documentação dos Casos de Uso</w:t>
       </w:r>
-      <w:bookmarkEnd w:id="89"/>
+      <w:bookmarkEnd w:id="84"/>
     </w:p>
     <w:p>
       <w:pPr>
@@ -17395,17 +17067,6 @@
         </w:rPr>
         <w:t>A documentação dos casos de uso tem por objetivo descrever detalhadamente as ações executadas pelo usuário e pelo sistema durante cada operação. Além disso, são apresentados os requisitos funcionais, não funcionais e as regras de negócio, permitindo uma visão clara do comportamento esperado da aplicação.</w:t>
       </w:r>
-    </w:p>
-    <w:p>
-      <w:pPr>
-        <w:pStyle w:val="NormalWeb"/>
-        <w:spacing w:before="0" w:beforeAutospacing="0" w:after="120" w:afterAutospacing="0" w:line="360" w:lineRule="auto"/>
-        <w:ind w:firstLine="708"/>
-        <w:jc w:val="both"/>
-        <w:rPr>
-          <w:rFonts w:ascii="Arial" w:hAnsi="Arial" w:cs="Arial"/>
-        </w:rPr>
-      </w:pPr>
     </w:p>
     <w:p>
       <w:pPr>
@@ -17584,7 +17245,6 @@
         <w:jc w:val="both"/>
       </w:pPr>
       <w:r>
-        <w:lastRenderedPageBreak/>
         <w:t>RNF04: Portabilidade;</w:t>
       </w:r>
     </w:p>
@@ -17598,6 +17258,7 @@
         <w:jc w:val="both"/>
       </w:pPr>
       <w:r>
+        <w:lastRenderedPageBreak/>
         <w:t>RNF05: Acessibilidade.</w:t>
       </w:r>
     </w:p>
@@ -17678,11 +17339,6 @@
       <w:r>
         <w:t>: A exibição das palavras deve ocorrer imediatamente após a detecção do texto.</w:t>
       </w:r>
-    </w:p>
-    <w:p>
-      <w:pPr>
-        <w:jc w:val="both"/>
-      </w:pPr>
     </w:p>
     <w:p>
       <w:r>
@@ -18625,35 +18281,18 @@
         </w:rPr>
         <w:t>Fonte: Autoria Própria, 2025.</w:t>
       </w:r>
-    </w:p>
-    <w:p>
-      <w:pPr>
+      <w:r>
         <w:rPr>
           <w:rFonts w:cs="Arial"/>
           <w:sz w:val="20"/>
           <w:szCs w:val="20"/>
         </w:rPr>
-      </w:pPr>
-      <w:r>
-        <w:rPr>
-          <w:rFonts w:cs="Arial"/>
-          <w:sz w:val="20"/>
-          <w:szCs w:val="20"/>
-        </w:rPr>
         <w:br w:type="page"/>
       </w:r>
     </w:p>
     <w:p>
-      <w:pPr>
-        <w:rPr>
-          <w:rFonts w:cs="Arial"/>
-          <w:sz w:val="20"/>
-          <w:szCs w:val="20"/>
-        </w:rPr>
-      </w:pPr>
-    </w:p>
-    <w:p>
-      <w:r>
+      <w:r>
+        <w:lastRenderedPageBreak/>
         <w:t>Tabela 3 – Descrição do caso de uso: Capturar Imagem</w:t>
       </w:r>
     </w:p>
@@ -21411,7 +21050,7 @@
       <w:pPr>
         <w:pStyle w:val="Ttulo2"/>
       </w:pPr>
-      <w:bookmarkStart w:id="90" w:name="_Toc209612013"/>
+      <w:bookmarkStart w:id="85" w:name="_Toc209612013"/>
       <w:r>
         <w:lastRenderedPageBreak/>
         <w:t>D</w:t>
@@ -21425,7 +21064,7 @@
       <w:r>
         <w:t xml:space="preserve"> de Sequência</w:t>
       </w:r>
-      <w:bookmarkEnd w:id="90"/>
+      <w:bookmarkEnd w:id="85"/>
     </w:p>
     <w:p>
       <w:pPr>
@@ -21542,14 +21181,14 @@
       <w:pPr>
         <w:pStyle w:val="Ttulo2"/>
       </w:pPr>
-      <w:bookmarkStart w:id="91" w:name="_Toc209612014"/>
+      <w:bookmarkStart w:id="86" w:name="_Toc209612014"/>
       <w:r>
         <w:t>D</w:t>
       </w:r>
       <w:r>
         <w:t>iagrama de Componentes</w:t>
       </w:r>
-      <w:bookmarkEnd w:id="91"/>
+      <w:bookmarkEnd w:id="86"/>
     </w:p>
     <w:p>
       <w:pPr>
@@ -21641,14 +21280,14 @@
       <w:pPr>
         <w:pStyle w:val="Ttulo2"/>
       </w:pPr>
-      <w:bookmarkStart w:id="92" w:name="_Toc209612015"/>
+      <w:bookmarkStart w:id="87" w:name="_Toc209612015"/>
       <w:r>
         <w:t>D</w:t>
       </w:r>
       <w:r>
         <w:t>iagrama de Atividade</w:t>
       </w:r>
-      <w:bookmarkEnd w:id="92"/>
+      <w:bookmarkEnd w:id="87"/>
     </w:p>
     <w:p>
       <w:pPr>
@@ -21801,14 +21440,14 @@
       <w:pPr>
         <w:pStyle w:val="Ttulo2"/>
       </w:pPr>
-      <w:bookmarkStart w:id="93" w:name="_Toc209612016"/>
+      <w:bookmarkStart w:id="88" w:name="_Toc209612016"/>
       <w:r>
         <w:t>D</w:t>
       </w:r>
       <w:r>
         <w:t>iagrama de Máquina de Estados</w:t>
       </w:r>
-      <w:bookmarkEnd w:id="93"/>
+      <w:bookmarkEnd w:id="88"/>
       <w:r>
         <w:t xml:space="preserve"> </w:t>
       </w:r>
@@ -21827,6 +21466,162 @@
           <w:rFonts w:eastAsia="Times New Roman" w:cs="Arial"/>
           <w:lang w:eastAsia="pt-BR"/>
         </w:rPr>
+        <w:t>O</w:t>
+      </w:r>
+      <w:r>
+        <w:rPr>
+          <w:rFonts w:eastAsia="Times New Roman" w:cs="Arial"/>
+          <w:lang w:eastAsia="pt-BR"/>
+        </w:rPr>
+        <w:t xml:space="preserve">s </w:t>
+      </w:r>
+      <w:r>
+        <w:rPr>
+          <w:rFonts w:eastAsia="Times New Roman" w:cs="Arial"/>
+          <w:lang w:eastAsia="pt-BR"/>
+        </w:rPr>
+        <w:t>d</w:t>
+      </w:r>
+      <w:r>
+        <w:rPr>
+          <w:rFonts w:eastAsia="Times New Roman" w:cs="Arial"/>
+          <w:lang w:eastAsia="pt-BR"/>
+        </w:rPr>
+        <w:t>iagrama</w:t>
+      </w:r>
+      <w:r>
+        <w:rPr>
+          <w:rFonts w:eastAsia="Times New Roman" w:cs="Arial"/>
+          <w:lang w:eastAsia="pt-BR"/>
+        </w:rPr>
+        <w:t>s</w:t>
+      </w:r>
+      <w:r>
+        <w:rPr>
+          <w:rFonts w:eastAsia="Times New Roman" w:cs="Arial"/>
+          <w:lang w:eastAsia="pt-BR"/>
+        </w:rPr>
+        <w:t xml:space="preserve"> de </w:t>
+      </w:r>
+      <w:r>
+        <w:rPr>
+          <w:rFonts w:eastAsia="Times New Roman" w:cs="Arial"/>
+          <w:lang w:eastAsia="pt-BR"/>
+        </w:rPr>
+        <w:t>m</w:t>
+      </w:r>
+      <w:r>
+        <w:rPr>
+          <w:rFonts w:eastAsia="Times New Roman" w:cs="Arial"/>
+          <w:lang w:eastAsia="pt-BR"/>
+        </w:rPr>
+        <w:t>áquina</w:t>
+      </w:r>
+      <w:r>
+        <w:rPr>
+          <w:rFonts w:eastAsia="Times New Roman" w:cs="Arial"/>
+          <w:lang w:eastAsia="pt-BR"/>
+        </w:rPr>
+        <w:t xml:space="preserve"> </w:t>
+      </w:r>
+      <w:r>
+        <w:rPr>
+          <w:rFonts w:eastAsia="Times New Roman" w:cs="Arial"/>
+          <w:lang w:eastAsia="pt-BR"/>
+        </w:rPr>
+        <w:t xml:space="preserve">de </w:t>
+      </w:r>
+      <w:r>
+        <w:rPr>
+          <w:rFonts w:eastAsia="Times New Roman" w:cs="Arial"/>
+          <w:lang w:eastAsia="pt-BR"/>
+        </w:rPr>
+        <w:t>e</w:t>
+      </w:r>
+      <w:r>
+        <w:rPr>
+          <w:rFonts w:eastAsia="Times New Roman" w:cs="Arial"/>
+          <w:lang w:eastAsia="pt-BR"/>
+        </w:rPr>
+        <w:t xml:space="preserve">stados do </w:t>
+      </w:r>
+      <w:proofErr w:type="spellStart"/>
+      <w:r>
+        <w:rPr>
+          <w:rFonts w:eastAsia="Times New Roman" w:cs="Arial"/>
+          <w:lang w:eastAsia="pt-BR"/>
+        </w:rPr>
+        <w:t>Kyntact</w:t>
+      </w:r>
+      <w:proofErr w:type="spellEnd"/>
+      <w:r>
+        <w:rPr>
+          <w:rFonts w:eastAsia="Times New Roman" w:cs="Arial"/>
+          <w:lang w:eastAsia="pt-BR"/>
+        </w:rPr>
+        <w:t xml:space="preserve"> descreve</w:t>
+      </w:r>
+      <w:r>
+        <w:rPr>
+          <w:rFonts w:eastAsia="Times New Roman" w:cs="Arial"/>
+          <w:lang w:eastAsia="pt-BR"/>
+        </w:rPr>
+        <w:t>m</w:t>
+      </w:r>
+      <w:r>
+        <w:rPr>
+          <w:rFonts w:eastAsia="Times New Roman" w:cs="Arial"/>
+          <w:lang w:eastAsia="pt-BR"/>
+        </w:rPr>
+        <w:t xml:space="preserve"> os diferentes estados pelos quais o sistema pode passar durante sua execução, bem como os eventos que provocam as transições entre eles. Cada estado representa uma situação específica</w:t>
+      </w:r>
+      <w:r>
+        <w:rPr>
+          <w:rFonts w:eastAsia="Times New Roman" w:cs="Arial"/>
+          <w:lang w:eastAsia="pt-BR"/>
+        </w:rPr>
+        <w:t xml:space="preserve">, </w:t>
+      </w:r>
+      <w:r>
+        <w:rPr>
+          <w:rFonts w:eastAsia="Times New Roman" w:cs="Arial"/>
+          <w:lang w:eastAsia="pt-BR"/>
+        </w:rPr>
+        <w:t xml:space="preserve">como aguardar imagem, ou exibir o resultado em </w:t>
+      </w:r>
+      <w:r>
+        <w:rPr>
+          <w:rFonts w:eastAsia="Times New Roman" w:cs="Arial"/>
+          <w:lang w:eastAsia="pt-BR"/>
+        </w:rPr>
+        <w:t>b</w:t>
+      </w:r>
+      <w:r>
+        <w:rPr>
+          <w:rFonts w:eastAsia="Times New Roman" w:cs="Arial"/>
+          <w:lang w:eastAsia="pt-BR"/>
+        </w:rPr>
+        <w:t>raile</w:t>
+      </w:r>
+      <w:r>
+        <w:rPr>
+          <w:rFonts w:eastAsia="Times New Roman" w:cs="Arial"/>
+          <w:lang w:eastAsia="pt-BR"/>
+        </w:rPr>
+        <w:t>.</w:t>
+      </w:r>
+      <w:r>
+        <w:rPr>
+          <w:rFonts w:eastAsia="Times New Roman" w:cs="Arial"/>
+          <w:lang w:eastAsia="pt-BR"/>
+        </w:rPr>
+        <w:t xml:space="preserve"> </w:t>
+      </w:r>
+      <w:r>
+        <w:rPr>
+          <w:rFonts w:eastAsia="Times New Roman" w:cs="Arial"/>
+          <w:lang w:eastAsia="pt-BR"/>
+        </w:rPr>
         <w:t xml:space="preserve">O </w:t>
       </w:r>
       <w:r>
@@ -21834,98 +21629,55 @@
           <w:rFonts w:eastAsia="Times New Roman" w:cs="Arial"/>
           <w:lang w:eastAsia="pt-BR"/>
         </w:rPr>
-        <w:t>d</w:t>
-      </w:r>
-      <w:r>
-        <w:rPr>
-          <w:rFonts w:eastAsia="Times New Roman" w:cs="Arial"/>
-          <w:lang w:eastAsia="pt-BR"/>
-        </w:rPr>
-        <w:t xml:space="preserve">iagrama de </w:t>
-      </w:r>
-      <w:r>
-        <w:rPr>
-          <w:rFonts w:eastAsia="Times New Roman" w:cs="Arial"/>
-          <w:lang w:eastAsia="pt-BR"/>
-        </w:rPr>
-        <w:t>m</w:t>
-      </w:r>
-      <w:r>
-        <w:rPr>
-          <w:rFonts w:eastAsia="Times New Roman" w:cs="Arial"/>
-          <w:lang w:eastAsia="pt-BR"/>
-        </w:rPr>
-        <w:t xml:space="preserve">áquina de </w:t>
-      </w:r>
-      <w:r>
-        <w:rPr>
-          <w:rFonts w:eastAsia="Times New Roman" w:cs="Arial"/>
-          <w:lang w:eastAsia="pt-BR"/>
-        </w:rPr>
-        <w:t>e</w:t>
-      </w:r>
-      <w:r>
-        <w:rPr>
-          <w:rFonts w:eastAsia="Times New Roman" w:cs="Arial"/>
-          <w:lang w:eastAsia="pt-BR"/>
-        </w:rPr>
-        <w:t>stados do Kyntact descreve os diferentes estados pelos quais o sistema pode passar durante sua execução, bem como os eventos que provocam as transições entre eles. Cada estado representa uma situação específica</w:t>
-      </w:r>
-      <w:r>
-        <w:rPr>
-          <w:rFonts w:eastAsia="Times New Roman" w:cs="Arial"/>
-          <w:lang w:eastAsia="pt-BR"/>
-        </w:rPr>
-        <w:t xml:space="preserve">, </w:t>
-      </w:r>
-      <w:r>
-        <w:rPr>
-          <w:rFonts w:eastAsia="Times New Roman" w:cs="Arial"/>
-          <w:lang w:eastAsia="pt-BR"/>
-        </w:rPr>
-        <w:t xml:space="preserve">como aguardar imagem, ou exibir o resultado em </w:t>
-      </w:r>
-      <w:r>
-        <w:rPr>
-          <w:rFonts w:eastAsia="Times New Roman" w:cs="Arial"/>
-          <w:lang w:eastAsia="pt-BR"/>
-        </w:rPr>
-        <w:t>b</w:t>
-      </w:r>
-      <w:r>
-        <w:rPr>
-          <w:rFonts w:eastAsia="Times New Roman" w:cs="Arial"/>
-          <w:lang w:eastAsia="pt-BR"/>
-        </w:rPr>
-        <w:t>raile</w:t>
-      </w:r>
-      <w:r>
-        <w:rPr>
-          <w:rFonts w:eastAsia="Times New Roman" w:cs="Arial"/>
-          <w:lang w:eastAsia="pt-BR"/>
-        </w:rPr>
-        <w:t>.</w:t>
-      </w:r>
-      <w:r>
-        <w:rPr>
-          <w:rFonts w:eastAsia="Times New Roman" w:cs="Arial"/>
-          <w:lang w:eastAsia="pt-BR"/>
+        <w:t>diagrama torna claro o ciclo de funcionamento, desde a inicialização até a finalização da interação.</w:t>
+      </w:r>
+    </w:p>
+    <w:p>
+      <w:pPr>
+        <w:pStyle w:val="NormalWeb"/>
+        <w:spacing w:before="0" w:beforeAutospacing="0" w:after="120" w:afterAutospacing="0" w:line="360" w:lineRule="auto"/>
+        <w:ind w:firstLine="708"/>
+        <w:rPr>
+          <w:rFonts w:ascii="Arial" w:eastAsia="Arial" w:hAnsi="Arial" w:cstheme="minorBidi"/>
+          <w:lang w:eastAsia="ja-JP"/>
+        </w:rPr>
+      </w:pPr>
+      <w:proofErr w:type="gramStart"/>
+      <w:r>
+        <w:rPr>
+          <w:rFonts w:ascii="Arial" w:eastAsia="Arial" w:hAnsi="Arial" w:cstheme="minorBidi"/>
+          <w:lang w:eastAsia="ja-JP"/>
+        </w:rPr>
+        <w:t xml:space="preserve">Figura </w:t>
+      </w:r>
+      <w:r>
+        <w:rPr>
+          <w:rFonts w:ascii="Arial" w:eastAsia="Arial" w:hAnsi="Arial" w:cstheme="minorBidi"/>
+          <w:lang w:eastAsia="ja-JP"/>
+        </w:rPr>
+        <w:t xml:space="preserve"> XX</w:t>
+      </w:r>
+      <w:proofErr w:type="gramEnd"/>
+      <w:r>
+        <w:rPr>
+          <w:rFonts w:ascii="Arial" w:eastAsia="Arial" w:hAnsi="Arial" w:cstheme="minorBidi"/>
+          <w:lang w:eastAsia="ja-JP"/>
         </w:rPr>
         <w:t xml:space="preserve"> </w:t>
       </w:r>
       <w:r>
         <w:rPr>
-          <w:rFonts w:eastAsia="Times New Roman" w:cs="Arial"/>
-          <w:lang w:eastAsia="pt-BR"/>
-        </w:rPr>
-        <w:t xml:space="preserve">O </w:t>
-      </w:r>
-      <w:r>
-        <w:rPr>
-          <w:rFonts w:eastAsia="Times New Roman" w:cs="Arial"/>
-          <w:lang w:eastAsia="pt-BR"/>
-        </w:rPr>
-        <w:t>diagrama torna claro o ciclo de funcionamento, desde a inicialização até a finalização da interação.</w:t>
+          <w:rFonts w:ascii="Arial" w:eastAsia="Arial" w:hAnsi="Arial" w:cstheme="minorBidi"/>
+          <w:lang w:eastAsia="ja-JP"/>
+        </w:rPr>
+        <w:t>—</w:t>
+      </w:r>
+      <w:r>
+        <w:rPr>
+          <w:rFonts w:ascii="Arial" w:eastAsia="Arial" w:hAnsi="Arial" w:cstheme="minorBidi"/>
+          <w:lang w:eastAsia="ja-JP"/>
+        </w:rPr>
+        <w:t xml:space="preserve"> Diagrama de Máquina de Estados: Capturar Imagem.</w:t>
       </w:r>
     </w:p>
     <w:p>
@@ -21934,10 +21686,10 @@
           <w:noProof/>
         </w:rPr>
         <w:drawing>
-          <wp:inline distT="0" distB="0" distL="0" distR="0" wp14:anchorId="64790781" wp14:editId="734581D9">
-            <wp:extent cx="5760085" cy="2761615"/>
-            <wp:effectExtent l="0" t="0" r="0" b="635"/>
-            <wp:docPr id="9" name="Imagem 9"/>
+          <wp:inline distT="0" distB="0" distL="0" distR="0" wp14:anchorId="667FF34F" wp14:editId="318516F5">
+            <wp:extent cx="2457793" cy="2743583"/>
+            <wp:effectExtent l="19050" t="19050" r="19050" b="19050"/>
+            <wp:docPr id="6" name="Imagem 6"/>
             <wp:cNvGraphicFramePr>
               <a:graphicFrameLocks xmlns:a="http://schemas.openxmlformats.org/drawingml/2006/main" noChangeAspect="1"/>
             </wp:cNvGraphicFramePr>
@@ -21957,11 +21709,16 @@
                   <pic:spPr>
                     <a:xfrm>
                       <a:off x="0" y="0"/>
-                      <a:ext cx="5760085" cy="2761615"/>
+                      <a:ext cx="2457793" cy="2743583"/>
                     </a:xfrm>
                     <a:prstGeom prst="rect">
                       <a:avLst/>
                     </a:prstGeom>
+                    <a:ln w="12700">
+                      <a:solidFill>
+                        <a:schemeClr val="tx1"/>
+                      </a:solidFill>
+                    </a:ln>
                   </pic:spPr>
                 </pic:pic>
               </a:graphicData>
@@ -21971,14 +21728,4218 @@
       </w:r>
     </w:p>
     <w:p>
-      <w:pPr>
+      <w:r>
+        <w:rPr>
+          <w:rFonts w:cs="Arial"/>
+          <w:sz w:val="20"/>
+          <w:szCs w:val="20"/>
+        </w:rPr>
+        <w:t>Fonte:</w:t>
+      </w:r>
+      <w:r>
+        <w:rPr>
+          <w:rFonts w:cs="Arial"/>
+          <w:sz w:val="20"/>
+          <w:szCs w:val="20"/>
+        </w:rPr>
+        <w:t xml:space="preserve"> Autoria Própria</w:t>
+      </w:r>
+      <w:r>
+        <w:rPr>
+          <w:rFonts w:cs="Arial"/>
+          <w:sz w:val="20"/>
+          <w:szCs w:val="20"/>
+        </w:rPr>
+        <w:t>, 202</w:t>
+      </w:r>
+      <w:r>
+        <w:rPr>
+          <w:rFonts w:cs="Arial"/>
+          <w:sz w:val="20"/>
+          <w:szCs w:val="20"/>
+        </w:rPr>
+        <w:t>5.</w:t>
+      </w:r>
+      <w:r>
+        <w:br w:type="page"/>
+      </w:r>
+    </w:p>
+    <w:p>
+      <w:pPr>
+        <w:pStyle w:val="NormalWeb"/>
+        <w:spacing w:before="0" w:beforeAutospacing="0" w:after="120" w:afterAutospacing="0" w:line="360" w:lineRule="auto"/>
+        <w:ind w:firstLine="708"/>
+        <w:rPr>
+          <w:rFonts w:ascii="Arial" w:eastAsia="Arial" w:hAnsi="Arial" w:cstheme="minorBidi"/>
+          <w:lang w:eastAsia="ja-JP"/>
+        </w:rPr>
+      </w:pPr>
+      <w:proofErr w:type="gramStart"/>
+      <w:r>
+        <w:rPr>
+          <w:rFonts w:ascii="Arial" w:eastAsia="Arial" w:hAnsi="Arial" w:cstheme="minorBidi"/>
+          <w:lang w:eastAsia="ja-JP"/>
+        </w:rPr>
+        <w:lastRenderedPageBreak/>
+        <w:t xml:space="preserve">Figura </w:t>
+      </w:r>
+      <w:r>
+        <w:rPr>
+          <w:rFonts w:ascii="Arial" w:eastAsia="Arial" w:hAnsi="Arial" w:cstheme="minorBidi"/>
+          <w:lang w:eastAsia="ja-JP"/>
+        </w:rPr>
+        <w:t xml:space="preserve"> XX</w:t>
+      </w:r>
+      <w:proofErr w:type="gramEnd"/>
+      <w:r>
+        <w:rPr>
+          <w:rFonts w:ascii="Arial" w:eastAsia="Arial" w:hAnsi="Arial" w:cstheme="minorBidi"/>
+          <w:lang w:eastAsia="ja-JP"/>
+        </w:rPr>
+        <w:t xml:space="preserve"> </w:t>
+      </w:r>
+      <w:r>
+        <w:rPr>
+          <w:rFonts w:ascii="Arial" w:eastAsia="Arial" w:hAnsi="Arial" w:cstheme="minorBidi"/>
+          <w:lang w:eastAsia="ja-JP"/>
+        </w:rPr>
+        <w:t>—</w:t>
+      </w:r>
+      <w:r>
+        <w:rPr>
+          <w:rFonts w:ascii="Arial" w:eastAsia="Arial" w:hAnsi="Arial" w:cstheme="minorBidi"/>
+          <w:lang w:eastAsia="ja-JP"/>
+        </w:rPr>
+        <w:t xml:space="preserve"> Diagrama de Máquina de Estados: Tratar Imagem.</w:t>
+      </w:r>
+    </w:p>
+    <w:p>
+      <w:r>
+        <w:rPr>
+          <w:noProof/>
+        </w:rPr>
+        <w:drawing>
+          <wp:inline distT="0" distB="0" distL="0" distR="0" wp14:anchorId="0DA760B6" wp14:editId="3AB2AEB1">
+            <wp:extent cx="1714739" cy="2514951"/>
+            <wp:effectExtent l="19050" t="19050" r="19050" b="19050"/>
+            <wp:docPr id="11" name="Imagem 11"/>
+            <wp:cNvGraphicFramePr>
+              <a:graphicFrameLocks xmlns:a="http://schemas.openxmlformats.org/drawingml/2006/main" noChangeAspect="1"/>
+            </wp:cNvGraphicFramePr>
+            <a:graphic xmlns:a="http://schemas.openxmlformats.org/drawingml/2006/main">
+              <a:graphicData uri="http://schemas.openxmlformats.org/drawingml/2006/picture">
+                <pic:pic xmlns:pic="http://schemas.openxmlformats.org/drawingml/2006/picture">
+                  <pic:nvPicPr>
+                    <pic:cNvPr id="1" name=""/>
+                    <pic:cNvPicPr/>
+                  </pic:nvPicPr>
+                  <pic:blipFill>
+                    <a:blip r:embed="rId32"/>
+                    <a:stretch>
+                      <a:fillRect/>
+                    </a:stretch>
+                  </pic:blipFill>
+                  <pic:spPr>
+                    <a:xfrm>
+                      <a:off x="0" y="0"/>
+                      <a:ext cx="1714739" cy="2514951"/>
+                    </a:xfrm>
+                    <a:prstGeom prst="rect">
+                      <a:avLst/>
+                    </a:prstGeom>
+                    <a:ln w="12700">
+                      <a:solidFill>
+                        <a:schemeClr val="tx1"/>
+                      </a:solidFill>
+                    </a:ln>
+                  </pic:spPr>
+                </pic:pic>
+              </a:graphicData>
+            </a:graphic>
+          </wp:inline>
+        </w:drawing>
+      </w:r>
+    </w:p>
+    <w:p>
+      <w:pPr>
+        <w:rPr>
+          <w:rFonts w:cs="Arial"/>
+          <w:sz w:val="20"/>
+          <w:szCs w:val="20"/>
+        </w:rPr>
+      </w:pPr>
+      <w:r>
+        <w:rPr>
+          <w:rFonts w:cs="Arial"/>
+          <w:sz w:val="20"/>
+          <w:szCs w:val="20"/>
+        </w:rPr>
+        <w:t>Fonte:</w:t>
+      </w:r>
+      <w:r>
+        <w:rPr>
+          <w:rFonts w:cs="Arial"/>
+          <w:sz w:val="20"/>
+          <w:szCs w:val="20"/>
+        </w:rPr>
+        <w:t xml:space="preserve"> Autoria Própria</w:t>
+      </w:r>
+      <w:r>
+        <w:rPr>
+          <w:rFonts w:cs="Arial"/>
+          <w:sz w:val="20"/>
+          <w:szCs w:val="20"/>
+        </w:rPr>
+        <w:t>, 202</w:t>
+      </w:r>
+      <w:r>
+        <w:rPr>
+          <w:rFonts w:cs="Arial"/>
+          <w:sz w:val="20"/>
+          <w:szCs w:val="20"/>
+        </w:rPr>
+        <w:t>5.</w:t>
+      </w:r>
+    </w:p>
+    <w:p>
+      <w:pPr>
+        <w:pStyle w:val="NormalWeb"/>
+        <w:spacing w:before="0" w:beforeAutospacing="0" w:after="120" w:afterAutospacing="0" w:line="360" w:lineRule="auto"/>
+        <w:ind w:firstLine="708"/>
+        <w:rPr>
+          <w:rFonts w:ascii="Arial" w:eastAsia="Arial" w:hAnsi="Arial" w:cstheme="minorBidi"/>
+          <w:lang w:eastAsia="ja-JP"/>
+        </w:rPr>
+      </w:pPr>
+      <w:proofErr w:type="gramStart"/>
+      <w:r>
+        <w:rPr>
+          <w:rFonts w:ascii="Arial" w:eastAsia="Arial" w:hAnsi="Arial" w:cstheme="minorBidi"/>
+          <w:lang w:eastAsia="ja-JP"/>
+        </w:rPr>
+        <w:t xml:space="preserve">Figura </w:t>
+      </w:r>
+      <w:r>
+        <w:rPr>
+          <w:rFonts w:ascii="Arial" w:eastAsia="Arial" w:hAnsi="Arial" w:cstheme="minorBidi"/>
+          <w:lang w:eastAsia="ja-JP"/>
+        </w:rPr>
+        <w:t xml:space="preserve"> XX</w:t>
+      </w:r>
+      <w:proofErr w:type="gramEnd"/>
+      <w:r>
+        <w:rPr>
+          <w:rFonts w:ascii="Arial" w:eastAsia="Arial" w:hAnsi="Arial" w:cstheme="minorBidi"/>
+          <w:lang w:eastAsia="ja-JP"/>
+        </w:rPr>
+        <w:t xml:space="preserve"> </w:t>
+      </w:r>
+      <w:r>
+        <w:rPr>
+          <w:rFonts w:ascii="Arial" w:eastAsia="Arial" w:hAnsi="Arial" w:cstheme="minorBidi"/>
+          <w:lang w:eastAsia="ja-JP"/>
+        </w:rPr>
+        <w:t>—</w:t>
+      </w:r>
+      <w:r>
+        <w:rPr>
+          <w:rFonts w:ascii="Arial" w:eastAsia="Arial" w:hAnsi="Arial" w:cstheme="minorBidi"/>
+          <w:lang w:eastAsia="ja-JP"/>
+        </w:rPr>
+        <w:t xml:space="preserve"> Diagrama de Máquina de Estados: Detectar Texto.</w:t>
+      </w:r>
+    </w:p>
+    <w:p>
+      <w:r>
+        <w:rPr>
+          <w:noProof/>
+        </w:rPr>
+        <w:drawing>
+          <wp:inline distT="0" distB="0" distL="0" distR="0" wp14:anchorId="38980BA0" wp14:editId="07C8CBCD">
+            <wp:extent cx="2114845" cy="3134162"/>
+            <wp:effectExtent l="19050" t="19050" r="19050" b="28575"/>
+            <wp:docPr id="12" name="Imagem 12"/>
+            <wp:cNvGraphicFramePr>
+              <a:graphicFrameLocks xmlns:a="http://schemas.openxmlformats.org/drawingml/2006/main" noChangeAspect="1"/>
+            </wp:cNvGraphicFramePr>
+            <a:graphic xmlns:a="http://schemas.openxmlformats.org/drawingml/2006/main">
+              <a:graphicData uri="http://schemas.openxmlformats.org/drawingml/2006/picture">
+                <pic:pic xmlns:pic="http://schemas.openxmlformats.org/drawingml/2006/picture">
+                  <pic:nvPicPr>
+                    <pic:cNvPr id="1" name=""/>
+                    <pic:cNvPicPr/>
+                  </pic:nvPicPr>
+                  <pic:blipFill>
+                    <a:blip r:embed="rId33"/>
+                    <a:stretch>
+                      <a:fillRect/>
+                    </a:stretch>
+                  </pic:blipFill>
+                  <pic:spPr>
+                    <a:xfrm>
+                      <a:off x="0" y="0"/>
+                      <a:ext cx="2114845" cy="3134162"/>
+                    </a:xfrm>
+                    <a:prstGeom prst="rect">
+                      <a:avLst/>
+                    </a:prstGeom>
+                    <a:ln w="12700">
+                      <a:solidFill>
+                        <a:schemeClr val="tx1"/>
+                      </a:solidFill>
+                    </a:ln>
+                  </pic:spPr>
+                </pic:pic>
+              </a:graphicData>
+            </a:graphic>
+          </wp:inline>
+        </w:drawing>
+      </w:r>
+    </w:p>
+    <w:p>
+      <w:pPr>
+        <w:rPr>
+          <w:rFonts w:cs="Arial"/>
+          <w:sz w:val="20"/>
+          <w:szCs w:val="20"/>
+        </w:rPr>
+      </w:pPr>
+      <w:r>
+        <w:rPr>
+          <w:rFonts w:cs="Arial"/>
+          <w:sz w:val="20"/>
+          <w:szCs w:val="20"/>
+        </w:rPr>
+        <w:t>Fonte:</w:t>
+      </w:r>
+      <w:r>
+        <w:rPr>
+          <w:rFonts w:cs="Arial"/>
+          <w:sz w:val="20"/>
+          <w:szCs w:val="20"/>
+        </w:rPr>
+        <w:t xml:space="preserve"> Autoria Própria</w:t>
+      </w:r>
+      <w:r>
+        <w:rPr>
+          <w:rFonts w:cs="Arial"/>
+          <w:sz w:val="20"/>
+          <w:szCs w:val="20"/>
+        </w:rPr>
+        <w:t>, 202</w:t>
+      </w:r>
+      <w:r>
+        <w:rPr>
+          <w:rFonts w:cs="Arial"/>
+          <w:sz w:val="20"/>
+          <w:szCs w:val="20"/>
+        </w:rPr>
+        <w:t>5.</w:t>
+      </w:r>
+    </w:p>
+    <w:p>
+      <w:pPr>
+        <w:pStyle w:val="Ttulo2"/>
+      </w:pPr>
+      <w:r>
+        <w:t xml:space="preserve">Protótipo de Hardware do </w:t>
+      </w:r>
+      <w:proofErr w:type="spellStart"/>
+      <w:r>
+        <w:t>Kyntact</w:t>
+      </w:r>
+      <w:proofErr w:type="spellEnd"/>
+    </w:p>
+    <w:p>
+      <w:pPr>
+        <w:ind w:firstLine="708"/>
         <w:jc w:val="both"/>
         <w:rPr>
           <w:rFonts w:eastAsia="Times New Roman" w:cs="Arial"/>
           <w:lang w:eastAsia="pt-BR"/>
         </w:rPr>
+      </w:pPr>
+      <w:r>
+        <w:rPr>
+          <w:rFonts w:eastAsia="Times New Roman" w:cs="Arial"/>
+          <w:lang w:eastAsia="pt-BR"/>
+        </w:rPr>
+        <w:t xml:space="preserve">O protótipo de hardware desenvolvido para o </w:t>
+      </w:r>
+      <w:proofErr w:type="spellStart"/>
+      <w:r>
+        <w:rPr>
+          <w:rFonts w:eastAsia="Times New Roman" w:cs="Arial"/>
+          <w:lang w:eastAsia="pt-BR"/>
+        </w:rPr>
+        <w:t>Kyntact</w:t>
+      </w:r>
+      <w:proofErr w:type="spellEnd"/>
+      <w:r>
+        <w:rPr>
+          <w:rFonts w:eastAsia="Times New Roman" w:cs="Arial"/>
+          <w:lang w:eastAsia="pt-BR"/>
+        </w:rPr>
+        <w:t xml:space="preserve"> tem como base a integração entre a fonte de alimentação, o microcontrolador ESP</w:t>
+      </w:r>
+      <w:r>
+        <w:rPr>
+          <w:rFonts w:eastAsia="Times New Roman" w:cs="Arial"/>
+          <w:lang w:eastAsia="pt-BR"/>
+        </w:rPr>
+        <w:t>, os solenoides</w:t>
+      </w:r>
+      <w:r>
+        <w:rPr>
+          <w:rFonts w:eastAsia="Times New Roman" w:cs="Arial"/>
+          <w:lang w:eastAsia="pt-BR"/>
+        </w:rPr>
+        <w:t xml:space="preserve"> e os módulos de controle dos atuadores físicos responsáveis pela formação dos caracteres em </w:t>
+      </w:r>
+      <w:r>
+        <w:rPr>
+          <w:rFonts w:eastAsia="Times New Roman" w:cs="Arial"/>
+          <w:lang w:eastAsia="pt-BR"/>
+        </w:rPr>
+        <w:t>b</w:t>
+      </w:r>
+      <w:r>
+        <w:rPr>
+          <w:rFonts w:eastAsia="Times New Roman" w:cs="Arial"/>
+          <w:lang w:eastAsia="pt-BR"/>
+        </w:rPr>
+        <w:t xml:space="preserve">raile. </w:t>
+      </w:r>
+    </w:p>
+    <w:p>
+      <w:pPr>
+        <w:pStyle w:val="Ttulo3"/>
+      </w:pPr>
+      <w:r>
+        <w:lastRenderedPageBreak/>
+        <w:t>Alimentação Elétrica</w:t>
+      </w:r>
+    </w:p>
+    <w:p>
+      <w:pPr>
+        <w:ind w:firstLine="708"/>
+        <w:jc w:val="both"/>
+        <w:rPr>
+          <w:rFonts w:eastAsia="Times New Roman" w:cs="Arial"/>
+          <w:lang w:eastAsia="pt-BR"/>
+        </w:rPr>
+      </w:pPr>
+      <w:r>
+        <w:rPr>
+          <w:rFonts w:eastAsia="Times New Roman" w:cs="Arial"/>
+          <w:lang w:eastAsia="pt-BR"/>
+        </w:rPr>
+        <w:t xml:space="preserve">A fonte fornece as tensões positivas e negativas necessárias, distribuídas pela </w:t>
+      </w:r>
+      <w:r>
+        <w:rPr>
+          <w:rFonts w:eastAsia="Times New Roman" w:cs="Arial"/>
+          <w:lang w:eastAsia="pt-BR"/>
+        </w:rPr>
+        <w:t>placa</w:t>
+      </w:r>
+      <w:r>
+        <w:rPr>
+          <w:rFonts w:eastAsia="Times New Roman" w:cs="Arial"/>
+          <w:lang w:eastAsia="pt-BR"/>
+        </w:rPr>
+        <w:t xml:space="preserve"> de forma simétrica </w:t>
+      </w:r>
+      <w:r>
+        <w:rPr>
+          <w:rFonts w:eastAsia="Times New Roman" w:cs="Arial"/>
+          <w:lang w:eastAsia="pt-BR"/>
+        </w:rPr>
+        <w:t>para</w:t>
+      </w:r>
+      <w:r>
+        <w:rPr>
+          <w:rFonts w:eastAsia="Times New Roman" w:cs="Arial"/>
+          <w:lang w:eastAsia="pt-BR"/>
+        </w:rPr>
+        <w:t xml:space="preserve"> alimentar todos os componentes do circuito. Para evitar instabilidades, foi realizada a interligação dos terminais de referência</w:t>
+      </w:r>
+      <w:r>
+        <w:rPr>
+          <w:rFonts w:eastAsia="Times New Roman" w:cs="Arial"/>
+          <w:lang w:eastAsia="pt-BR"/>
+        </w:rPr>
+        <w:t>, ou seja, o</w:t>
+      </w:r>
+      <w:r>
+        <w:rPr>
+          <w:rFonts w:eastAsia="Times New Roman" w:cs="Arial"/>
+          <w:lang w:eastAsia="pt-BR"/>
+        </w:rPr>
+        <w:t>s</w:t>
+      </w:r>
+      <w:r>
+        <w:rPr>
+          <w:rFonts w:eastAsia="Times New Roman" w:cs="Arial"/>
+          <w:lang w:eastAsia="pt-BR"/>
+        </w:rPr>
+        <w:t xml:space="preserve"> </w:t>
+      </w:r>
+      <w:proofErr w:type="spellStart"/>
+      <w:r>
+        <w:rPr>
+          <w:rFonts w:eastAsia="Times New Roman" w:cs="Arial"/>
+          <w:lang w:eastAsia="pt-BR"/>
+        </w:rPr>
+        <w:t>GND</w:t>
+      </w:r>
+      <w:r>
+        <w:rPr>
+          <w:rFonts w:eastAsia="Times New Roman" w:cs="Arial"/>
+          <w:lang w:eastAsia="pt-BR"/>
+        </w:rPr>
+        <w:t>s</w:t>
+      </w:r>
+      <w:proofErr w:type="spellEnd"/>
+      <w:r>
+        <w:rPr>
+          <w:rFonts w:eastAsia="Times New Roman" w:cs="Arial"/>
+          <w:lang w:eastAsia="pt-BR"/>
+        </w:rPr>
+        <w:t xml:space="preserve"> da fonte, do ESP e dos </w:t>
+      </w:r>
+      <w:r>
+        <w:rPr>
+          <w:rFonts w:eastAsia="Times New Roman" w:cs="Arial"/>
+          <w:lang w:eastAsia="pt-BR"/>
+        </w:rPr>
+        <w:t>outros</w:t>
+      </w:r>
+      <w:r>
+        <w:rPr>
+          <w:rFonts w:eastAsia="Times New Roman" w:cs="Arial"/>
+          <w:lang w:eastAsia="pt-BR"/>
+        </w:rPr>
+        <w:t xml:space="preserve"> dispositivos, </w:t>
+      </w:r>
+      <w:r>
+        <w:rPr>
+          <w:rFonts w:eastAsia="Times New Roman" w:cs="Arial"/>
+          <w:lang w:eastAsia="pt-BR"/>
+        </w:rPr>
+        <w:t>para</w:t>
+      </w:r>
+      <w:r>
+        <w:rPr>
+          <w:rFonts w:eastAsia="Times New Roman" w:cs="Arial"/>
+          <w:lang w:eastAsia="pt-BR"/>
+        </w:rPr>
+        <w:t xml:space="preserve"> preve</w:t>
+      </w:r>
+      <w:r>
+        <w:rPr>
+          <w:rFonts w:eastAsia="Times New Roman" w:cs="Arial"/>
+          <w:lang w:eastAsia="pt-BR"/>
+        </w:rPr>
+        <w:t>nir</w:t>
+      </w:r>
+      <w:r>
+        <w:rPr>
+          <w:rFonts w:eastAsia="Times New Roman" w:cs="Arial"/>
+          <w:lang w:eastAsia="pt-BR"/>
+        </w:rPr>
+        <w:t xml:space="preserve"> diferenças de potencial</w:t>
+      </w:r>
+      <w:r>
+        <w:rPr>
+          <w:rFonts w:eastAsia="Times New Roman" w:cs="Arial"/>
+          <w:lang w:eastAsia="pt-BR"/>
+        </w:rPr>
+        <w:t xml:space="preserve"> elétrico</w:t>
+      </w:r>
+      <w:r>
+        <w:rPr>
+          <w:rFonts w:eastAsia="Times New Roman" w:cs="Arial"/>
+          <w:lang w:eastAsia="pt-BR"/>
+        </w:rPr>
+        <w:t xml:space="preserve"> que poderiam </w:t>
+      </w:r>
+      <w:r>
+        <w:rPr>
+          <w:rFonts w:eastAsia="Times New Roman" w:cs="Arial"/>
+          <w:lang w:eastAsia="pt-BR"/>
+        </w:rPr>
+        <w:t>atrapalhar</w:t>
+      </w:r>
+      <w:r>
+        <w:rPr>
+          <w:rFonts w:eastAsia="Times New Roman" w:cs="Arial"/>
+          <w:lang w:eastAsia="pt-BR"/>
+        </w:rPr>
+        <w:t xml:space="preserve"> o funcionamento.</w:t>
+      </w:r>
+    </w:p>
+    <w:p>
+      <w:pPr>
+        <w:pStyle w:val="Ttulo3"/>
+      </w:pPr>
+      <w:r>
+        <w:t>Controle dos Solenoides</w:t>
+      </w:r>
+    </w:p>
+    <w:p>
+      <w:pPr>
+        <w:ind w:firstLine="708"/>
+        <w:jc w:val="both"/>
+        <w:rPr>
+          <w:rFonts w:eastAsia="Times New Roman" w:cs="Arial"/>
+          <w:lang w:eastAsia="pt-BR"/>
+        </w:rPr>
+      </w:pPr>
+      <w:r>
+        <w:rPr>
+          <w:rFonts w:eastAsia="Times New Roman" w:cs="Arial"/>
+          <w:lang w:eastAsia="pt-BR"/>
+        </w:rPr>
+        <w:t xml:space="preserve">O acionamento dos solenoides responsáveis pela movimentação das células em </w:t>
+      </w:r>
+      <w:r>
+        <w:rPr>
+          <w:rFonts w:eastAsia="Times New Roman" w:cs="Arial"/>
+          <w:lang w:eastAsia="pt-BR"/>
+        </w:rPr>
+        <w:t>b</w:t>
+      </w:r>
+      <w:r>
+        <w:rPr>
+          <w:rFonts w:eastAsia="Times New Roman" w:cs="Arial"/>
+          <w:lang w:eastAsia="pt-BR"/>
+        </w:rPr>
+        <w:t>raile é feito por meio de transistores</w:t>
+      </w:r>
+      <w:r>
+        <w:rPr>
+          <w:rFonts w:eastAsia="Times New Roman" w:cs="Arial"/>
+          <w:lang w:eastAsia="pt-BR"/>
+        </w:rPr>
+        <w:t>, então c</w:t>
+      </w:r>
+      <w:r>
+        <w:rPr>
+          <w:rFonts w:eastAsia="Times New Roman" w:cs="Arial"/>
+          <w:lang w:eastAsia="pt-BR"/>
+        </w:rPr>
+        <w:t xml:space="preserve">ada solenoide tem um de seus terminais conectado ao positivo da fonte, enquanto o outro é ligado ao transistor, que controla o fluxo da corrente elétrica. O transistor funciona como uma chave </w:t>
+      </w:r>
+      <w:r>
+        <w:rPr>
+          <w:rFonts w:eastAsia="Times New Roman" w:cs="Arial"/>
+          <w:lang w:eastAsia="pt-BR"/>
+        </w:rPr>
+        <w:t>e é funciona</w:t>
+      </w:r>
+      <w:r>
+        <w:rPr>
+          <w:rFonts w:eastAsia="Times New Roman" w:cs="Arial"/>
+          <w:lang w:eastAsia="pt-BR"/>
+        </w:rPr>
+        <w:t xml:space="preserve"> por três </w:t>
+      </w:r>
+      <w:r>
+        <w:rPr>
+          <w:rFonts w:eastAsia="Times New Roman" w:cs="Arial"/>
+          <w:lang w:eastAsia="pt-BR"/>
+        </w:rPr>
+        <w:t>“pernas”</w:t>
+      </w:r>
+      <w:r>
+        <w:rPr>
+          <w:rFonts w:eastAsia="Times New Roman" w:cs="Arial"/>
+          <w:lang w:eastAsia="pt-BR"/>
+        </w:rPr>
+        <w:t xml:space="preserve">: </w:t>
+      </w:r>
+      <w:r>
+        <w:rPr>
+          <w:rFonts w:eastAsia="Times New Roman"/>
+          <w:lang w:eastAsia="pt-BR"/>
+        </w:rPr>
+        <w:t xml:space="preserve">A perna da esquerda é o </w:t>
+      </w:r>
+      <w:proofErr w:type="spellStart"/>
+      <w:r>
+        <w:rPr>
+          <w:rFonts w:eastAsia="Times New Roman"/>
+          <w:lang w:eastAsia="pt-BR"/>
+        </w:rPr>
+        <w:t>gate</w:t>
+      </w:r>
+      <w:proofErr w:type="spellEnd"/>
+      <w:r>
+        <w:rPr>
+          <w:rFonts w:eastAsia="Times New Roman"/>
+          <w:lang w:eastAsia="pt-BR"/>
+        </w:rPr>
+        <w:t>, q</w:t>
+      </w:r>
+      <w:r>
+        <w:rPr>
+          <w:rFonts w:eastAsia="Times New Roman"/>
+          <w:lang w:eastAsia="pt-BR"/>
+        </w:rPr>
+        <w:t>uando</w:t>
+      </w:r>
+      <w:r>
+        <w:rPr>
+          <w:rFonts w:eastAsia="Times New Roman"/>
+          <w:lang w:eastAsia="pt-BR"/>
+        </w:rPr>
+        <w:t xml:space="preserve"> se</w:t>
+      </w:r>
+      <w:r>
+        <w:rPr>
+          <w:rFonts w:eastAsia="Times New Roman"/>
+          <w:lang w:eastAsia="pt-BR"/>
+        </w:rPr>
+        <w:t xml:space="preserve"> manda um sinal pro </w:t>
+      </w:r>
+      <w:proofErr w:type="spellStart"/>
+      <w:r>
+        <w:rPr>
+          <w:rFonts w:eastAsia="Times New Roman"/>
+          <w:lang w:eastAsia="pt-BR"/>
+        </w:rPr>
+        <w:t>gate</w:t>
+      </w:r>
+      <w:proofErr w:type="spellEnd"/>
+      <w:r>
+        <w:rPr>
+          <w:rFonts w:eastAsia="Times New Roman"/>
+          <w:lang w:eastAsia="pt-BR"/>
+        </w:rPr>
+        <w:t xml:space="preserve">, ele libera energia que está sendo enviada pra ele pelo </w:t>
+      </w:r>
+      <w:proofErr w:type="spellStart"/>
+      <w:r>
+        <w:rPr>
+          <w:rFonts w:eastAsia="Times New Roman"/>
+          <w:lang w:eastAsia="pt-BR"/>
+        </w:rPr>
+        <w:t>source</w:t>
+      </w:r>
+      <w:proofErr w:type="spellEnd"/>
+      <w:r>
+        <w:rPr>
+          <w:rFonts w:eastAsia="Times New Roman" w:cs="Arial"/>
+          <w:lang w:eastAsia="pt-BR"/>
+        </w:rPr>
+        <w:t xml:space="preserve">; o </w:t>
+      </w:r>
+      <w:proofErr w:type="spellStart"/>
+      <w:r>
+        <w:rPr>
+          <w:rFonts w:eastAsia="Times New Roman" w:cs="Arial"/>
+          <w:lang w:eastAsia="pt-BR"/>
+        </w:rPr>
+        <w:t>s</w:t>
+      </w:r>
+      <w:r>
+        <w:rPr>
+          <w:rFonts w:eastAsia="Times New Roman" w:cs="Arial"/>
+          <w:lang w:eastAsia="pt-BR"/>
+        </w:rPr>
+        <w:t>ource</w:t>
+      </w:r>
+      <w:proofErr w:type="spellEnd"/>
+      <w:r>
+        <w:rPr>
+          <w:rFonts w:eastAsia="Times New Roman" w:cs="Arial"/>
+          <w:lang w:eastAsia="pt-BR"/>
+        </w:rPr>
+        <w:t xml:space="preserve"> que é a perna direita</w:t>
+      </w:r>
+      <w:r>
+        <w:rPr>
+          <w:rFonts w:eastAsia="Times New Roman" w:cs="Arial"/>
+          <w:lang w:eastAsia="pt-BR"/>
+        </w:rPr>
+        <w:t xml:space="preserve">, por onde a energia entra; e o </w:t>
+      </w:r>
+      <w:proofErr w:type="spellStart"/>
+      <w:r>
+        <w:rPr>
+          <w:rFonts w:eastAsia="Times New Roman" w:cs="Arial"/>
+          <w:lang w:eastAsia="pt-BR"/>
+        </w:rPr>
+        <w:t>d</w:t>
+      </w:r>
+      <w:r>
+        <w:rPr>
+          <w:rFonts w:eastAsia="Times New Roman" w:cs="Arial"/>
+          <w:lang w:eastAsia="pt-BR"/>
+        </w:rPr>
+        <w:t>rain</w:t>
+      </w:r>
+      <w:proofErr w:type="spellEnd"/>
+      <w:r>
+        <w:rPr>
+          <w:rFonts w:eastAsia="Times New Roman" w:cs="Arial"/>
+          <w:lang w:eastAsia="pt-BR"/>
+        </w:rPr>
+        <w:t>,</w:t>
+      </w:r>
+      <w:r>
+        <w:rPr>
+          <w:rFonts w:eastAsia="Times New Roman" w:cs="Arial"/>
+          <w:lang w:eastAsia="pt-BR"/>
+        </w:rPr>
+        <w:t xml:space="preserve"> a perna central que é</w:t>
+      </w:r>
+      <w:r>
+        <w:rPr>
+          <w:rFonts w:eastAsia="Times New Roman" w:cs="Arial"/>
+          <w:lang w:eastAsia="pt-BR"/>
+        </w:rPr>
+        <w:t xml:space="preserve"> por onde a corrente é liberada em direção ao solenoide. Dessa forma, ao enviar um sinal ao </w:t>
+      </w:r>
+      <w:proofErr w:type="spellStart"/>
+      <w:r>
+        <w:rPr>
+          <w:rFonts w:eastAsia="Times New Roman" w:cs="Arial"/>
+          <w:lang w:eastAsia="pt-BR"/>
+        </w:rPr>
+        <w:t>g</w:t>
+      </w:r>
+      <w:r>
+        <w:rPr>
+          <w:rFonts w:eastAsia="Times New Roman" w:cs="Arial"/>
+          <w:lang w:eastAsia="pt-BR"/>
+        </w:rPr>
+        <w:t>ate</w:t>
+      </w:r>
+      <w:proofErr w:type="spellEnd"/>
+      <w:r>
+        <w:rPr>
+          <w:rFonts w:eastAsia="Times New Roman" w:cs="Arial"/>
+          <w:lang w:eastAsia="pt-BR"/>
+        </w:rPr>
+        <w:t>, permite a condução da energia, acionando o solenoide e forma</w:t>
+      </w:r>
+      <w:r>
+        <w:rPr>
+          <w:rFonts w:eastAsia="Times New Roman" w:cs="Arial"/>
+          <w:lang w:eastAsia="pt-BR"/>
+        </w:rPr>
+        <w:t>ndo</w:t>
+      </w:r>
+      <w:r>
+        <w:rPr>
+          <w:rFonts w:eastAsia="Times New Roman" w:cs="Arial"/>
+          <w:lang w:eastAsia="pt-BR"/>
+        </w:rPr>
+        <w:t xml:space="preserve"> o relevo tátil.</w:t>
+      </w:r>
+      <w:r>
+        <w:rPr>
+          <w:rFonts w:eastAsia="Times New Roman" w:cs="Arial"/>
+          <w:lang w:eastAsia="pt-BR"/>
+        </w:rPr>
+        <w:t xml:space="preserve"> </w:t>
+      </w:r>
+      <w:r>
+        <w:rPr>
+          <w:rFonts w:eastAsia="Times New Roman" w:cs="Arial"/>
+          <w:lang w:eastAsia="pt-BR"/>
+        </w:rPr>
+        <w:t xml:space="preserve">Para garantir a segurança </w:t>
+      </w:r>
+      <w:r>
+        <w:rPr>
+          <w:rFonts w:eastAsia="Times New Roman" w:cs="Arial"/>
+          <w:lang w:eastAsia="pt-BR"/>
+        </w:rPr>
+        <w:t>da placa,</w:t>
+      </w:r>
+      <w:r>
+        <w:rPr>
+          <w:rFonts w:eastAsia="Times New Roman" w:cs="Arial"/>
+          <w:lang w:eastAsia="pt-BR"/>
+        </w:rPr>
+        <w:t xml:space="preserve"> foram inseridos diodos em paralelo ao</w:t>
+      </w:r>
+      <w:r>
+        <w:rPr>
+          <w:rFonts w:eastAsia="Times New Roman" w:cs="Arial"/>
+          <w:lang w:eastAsia="pt-BR"/>
+        </w:rPr>
+        <w:t xml:space="preserve">s </w:t>
+      </w:r>
+      <w:r>
+        <w:rPr>
+          <w:rFonts w:eastAsia="Times New Roman" w:cs="Arial"/>
+          <w:lang w:eastAsia="pt-BR"/>
+        </w:rPr>
+        <w:t>solenoide</w:t>
+      </w:r>
+      <w:r>
+        <w:rPr>
+          <w:rFonts w:eastAsia="Times New Roman" w:cs="Arial"/>
+          <w:lang w:eastAsia="pt-BR"/>
+        </w:rPr>
+        <w:t xml:space="preserve">s e </w:t>
+      </w:r>
+      <w:r>
+        <w:rPr>
+          <w:rFonts w:eastAsia="Times New Roman" w:cs="Arial"/>
+          <w:lang w:eastAsia="pt-BR"/>
+        </w:rPr>
+        <w:t>transistor</w:t>
+      </w:r>
+      <w:r>
+        <w:rPr>
+          <w:rFonts w:eastAsia="Times New Roman" w:cs="Arial"/>
+          <w:lang w:eastAsia="pt-BR"/>
+        </w:rPr>
+        <w:t>es</w:t>
+      </w:r>
+      <w:r>
+        <w:rPr>
+          <w:rFonts w:eastAsia="Times New Roman" w:cs="Arial"/>
+          <w:lang w:eastAsia="pt-BR"/>
+        </w:rPr>
+        <w:t>, e</w:t>
+      </w:r>
+      <w:r>
+        <w:rPr>
+          <w:rFonts w:eastAsia="Times New Roman" w:cs="Arial"/>
+          <w:lang w:eastAsia="pt-BR"/>
+        </w:rPr>
+        <w:t xml:space="preserve">sses diodos têm a função de absorver os picos de tensão que </w:t>
+      </w:r>
+      <w:r>
+        <w:rPr>
+          <w:rFonts w:eastAsia="Times New Roman" w:cs="Arial"/>
+          <w:lang w:eastAsia="pt-BR"/>
+        </w:rPr>
+        <w:t>podem acontecer</w:t>
+      </w:r>
+      <w:r>
+        <w:rPr>
+          <w:rFonts w:eastAsia="Times New Roman" w:cs="Arial"/>
+          <w:lang w:eastAsia="pt-BR"/>
+        </w:rPr>
+        <w:t xml:space="preserve"> no</w:t>
+      </w:r>
+      <w:r>
+        <w:rPr>
+          <w:rFonts w:eastAsia="Times New Roman" w:cs="Arial"/>
+          <w:lang w:eastAsia="pt-BR"/>
+        </w:rPr>
+        <w:t xml:space="preserve">s </w:t>
+      </w:r>
+      <w:r>
+        <w:rPr>
+          <w:rFonts w:eastAsia="Times New Roman" w:cs="Arial"/>
+          <w:lang w:eastAsia="pt-BR"/>
+        </w:rPr>
+        <w:t>solenoides</w:t>
+      </w:r>
+      <w:r>
+        <w:rPr>
+          <w:rFonts w:eastAsia="Times New Roman" w:cs="Arial"/>
+          <w:lang w:eastAsia="pt-BR"/>
+        </w:rPr>
+        <w:t>, para</w:t>
+      </w:r>
+      <w:r>
+        <w:rPr>
+          <w:rFonts w:eastAsia="Times New Roman" w:cs="Arial"/>
+          <w:lang w:eastAsia="pt-BR"/>
+        </w:rPr>
+        <w:t xml:space="preserve"> evita</w:t>
+      </w:r>
+      <w:r>
+        <w:rPr>
+          <w:rFonts w:eastAsia="Times New Roman" w:cs="Arial"/>
+          <w:lang w:eastAsia="pt-BR"/>
+        </w:rPr>
+        <w:t>r</w:t>
+      </w:r>
+      <w:r>
+        <w:rPr>
+          <w:rFonts w:eastAsia="Times New Roman" w:cs="Arial"/>
+          <w:lang w:eastAsia="pt-BR"/>
+        </w:rPr>
+        <w:t xml:space="preserve"> que esses picos de energia retornem ao circuito e causem danos à placa de controle ou aos demais componentes.</w:t>
+      </w:r>
+    </w:p>
+    <w:p>
+      <w:pPr>
+        <w:pStyle w:val="Ttulo3"/>
+      </w:pPr>
+      <w:r>
+        <w:t>Expansão de Portas Digitais com MCP23017</w:t>
+      </w:r>
+    </w:p>
+    <w:p>
+      <w:pPr>
+        <w:ind w:firstLine="708"/>
+        <w:jc w:val="both"/>
+        <w:rPr>
+          <w:rFonts w:eastAsia="Times New Roman" w:cs="Arial"/>
+          <w:lang w:eastAsia="pt-BR"/>
+        </w:rPr>
+      </w:pPr>
+      <w:r>
+        <w:rPr>
+          <w:rFonts w:eastAsia="Times New Roman" w:cs="Arial"/>
+          <w:lang w:eastAsia="pt-BR"/>
+        </w:rPr>
+        <w:t>O</w:t>
+      </w:r>
+      <w:r>
+        <w:rPr>
+          <w:rFonts w:eastAsia="Times New Roman" w:cs="Arial"/>
+          <w:lang w:eastAsia="pt-BR"/>
+        </w:rPr>
+        <w:t xml:space="preserve"> MCP23017</w:t>
+      </w:r>
+      <w:r>
+        <w:rPr>
+          <w:rFonts w:eastAsia="Times New Roman" w:cs="Arial"/>
+          <w:lang w:eastAsia="pt-BR"/>
+        </w:rPr>
+        <w:t xml:space="preserve"> é um</w:t>
+      </w:r>
+      <w:r>
+        <w:rPr>
+          <w:rFonts w:eastAsia="Times New Roman" w:cs="Arial"/>
+          <w:lang w:eastAsia="pt-BR"/>
+        </w:rPr>
+        <w:t xml:space="preserve"> expansor de portas digitais</w:t>
+      </w:r>
+      <w:r>
+        <w:rPr>
+          <w:rFonts w:eastAsia="Times New Roman" w:cs="Arial"/>
+          <w:lang w:eastAsia="pt-BR"/>
+        </w:rPr>
+        <w:t>, e</w:t>
+      </w:r>
+      <w:r>
+        <w:rPr>
+          <w:rFonts w:eastAsia="Times New Roman" w:cs="Arial"/>
+          <w:lang w:eastAsia="pt-BR"/>
+        </w:rPr>
+        <w:t>sse componente dispõe de 16 portas e se comunica com o ESP por meio do protocolo I²</w:t>
+      </w:r>
+      <w:r>
+        <w:rPr>
+          <w:rFonts w:eastAsia="Times New Roman" w:cs="Arial"/>
+          <w:lang w:eastAsia="pt-BR"/>
+        </w:rPr>
+        <w:t>C</w:t>
+      </w:r>
+      <w:r>
+        <w:rPr>
+          <w:rFonts w:eastAsia="Times New Roman" w:cs="Arial"/>
+          <w:lang w:eastAsia="pt-BR"/>
+        </w:rPr>
+        <w:t xml:space="preserve">, recebendo tanto a alimentação em 3,3 V quanto a referência negativa. </w:t>
+      </w:r>
+      <w:r>
+        <w:rPr>
+          <w:rFonts w:eastAsia="Times New Roman" w:cs="Arial"/>
+          <w:lang w:eastAsia="pt-BR"/>
+        </w:rPr>
+        <w:t>Ele p</w:t>
+      </w:r>
+      <w:r>
+        <w:rPr>
+          <w:rFonts w:eastAsia="Times New Roman" w:cs="Arial"/>
+          <w:lang w:eastAsia="pt-BR"/>
+        </w:rPr>
+        <w:t>ossui um pino de reset,</w:t>
+      </w:r>
+      <w:r>
+        <w:rPr>
+          <w:rFonts w:eastAsia="Times New Roman" w:cs="Arial"/>
+          <w:lang w:eastAsia="pt-BR"/>
+        </w:rPr>
+        <w:t xml:space="preserve"> também</w:t>
+      </w:r>
+      <w:r>
+        <w:rPr>
+          <w:rFonts w:eastAsia="Times New Roman" w:cs="Arial"/>
+          <w:lang w:eastAsia="pt-BR"/>
+        </w:rPr>
+        <w:t xml:space="preserve"> ligado à tensão de 3,3 V </w:t>
+      </w:r>
+      <w:proofErr w:type="gramStart"/>
+      <w:r>
+        <w:rPr>
+          <w:rFonts w:eastAsia="Times New Roman" w:cs="Arial"/>
+          <w:lang w:eastAsia="pt-BR"/>
+        </w:rPr>
+        <w:t xml:space="preserve">por </w:t>
+      </w:r>
+      <w:r>
+        <w:rPr>
+          <w:rFonts w:eastAsia="Times New Roman" w:cs="Arial"/>
+          <w:lang w:eastAsia="pt-BR"/>
+        </w:rPr>
+        <w:t xml:space="preserve"> um</w:t>
+      </w:r>
+      <w:proofErr w:type="gramEnd"/>
+      <w:r>
+        <w:rPr>
+          <w:rFonts w:eastAsia="Times New Roman" w:cs="Arial"/>
+          <w:lang w:eastAsia="pt-BR"/>
+        </w:rPr>
+        <w:t xml:space="preserve"> resistor, e três pinos de endereçamento, que permitem a configuração de até oito </w:t>
+      </w:r>
+      <w:proofErr w:type="spellStart"/>
+      <w:r>
+        <w:rPr>
+          <w:rFonts w:eastAsia="Times New Roman" w:cs="Arial"/>
+          <w:lang w:eastAsia="pt-BR"/>
+        </w:rPr>
+        <w:t>MCPs</w:t>
+      </w:r>
+      <w:proofErr w:type="spellEnd"/>
+      <w:r>
+        <w:rPr>
+          <w:rFonts w:eastAsia="Times New Roman" w:cs="Arial"/>
+          <w:lang w:eastAsia="pt-BR"/>
+        </w:rPr>
+        <w:t xml:space="preserve"> distintos no mesmo circuito. </w:t>
+      </w:r>
+    </w:p>
+    <w:p>
+      <w:pPr>
+        <w:pStyle w:val="Ttulo3"/>
+      </w:pPr>
+      <w:r>
+        <w:t>Protótipos</w:t>
+      </w:r>
+    </w:p>
+    <w:p>
+      <w:pPr>
+        <w:ind w:firstLine="708"/>
+        <w:jc w:val="both"/>
+        <w:rPr>
+          <w:rFonts w:ascii="Times New Roman" w:eastAsia="Times New Roman" w:hAnsi="Times New Roman" w:cs="Times New Roman"/>
+          <w:lang w:eastAsia="pt-BR"/>
+        </w:rPr>
+      </w:pPr>
+      <w:r>
+        <w:rPr>
+          <w:rFonts w:eastAsia="Times New Roman" w:cs="Arial"/>
+          <w:lang w:eastAsia="pt-BR"/>
+        </w:rPr>
+        <w:t>Durante o processo de desenvolvimento, foram elaborados dois protótipos</w:t>
+      </w:r>
+      <w:r>
+        <w:rPr>
+          <w:rFonts w:eastAsia="Times New Roman" w:cs="Arial"/>
+          <w:lang w:eastAsia="pt-BR"/>
+        </w:rPr>
+        <w:t>, um que</w:t>
+      </w:r>
+      <w:r>
+        <w:rPr>
+          <w:rFonts w:eastAsia="Times New Roman" w:cs="Arial"/>
+          <w:lang w:eastAsia="pt-BR"/>
+        </w:rPr>
+        <w:t xml:space="preserve"> consistia em uma versão simpl</w:t>
+      </w:r>
+      <w:r>
+        <w:rPr>
+          <w:rFonts w:eastAsia="Times New Roman" w:cs="Arial"/>
+          <w:lang w:eastAsia="pt-BR"/>
+        </w:rPr>
+        <w:t>es,</w:t>
+      </w:r>
+      <w:r>
+        <w:rPr>
+          <w:rFonts w:eastAsia="Times New Roman" w:cs="Arial"/>
+          <w:lang w:eastAsia="pt-BR"/>
+        </w:rPr>
+        <w:t xml:space="preserve"> projetada para o acionamento de apenas um</w:t>
+      </w:r>
+      <w:r>
+        <w:rPr>
+          <w:rFonts w:eastAsia="Times New Roman" w:cs="Arial"/>
+          <w:lang w:eastAsia="pt-BR"/>
+        </w:rPr>
+        <w:t xml:space="preserve"> </w:t>
+      </w:r>
+      <w:r>
+        <w:rPr>
+          <w:rFonts w:eastAsia="Times New Roman" w:cs="Arial"/>
+          <w:lang w:eastAsia="pt-BR"/>
+        </w:rPr>
+        <w:t>solenoide</w:t>
+      </w:r>
+      <w:r>
+        <w:rPr>
+          <w:rFonts w:eastAsia="Times New Roman" w:cs="Arial"/>
+          <w:lang w:eastAsia="pt-BR"/>
+        </w:rPr>
+        <w:t xml:space="preserve"> em uma protoboard</w:t>
+      </w:r>
+      <w:r>
+        <w:rPr>
+          <w:rFonts w:eastAsia="Times New Roman" w:cs="Arial"/>
+          <w:lang w:eastAsia="pt-BR"/>
+        </w:rPr>
+        <w:t xml:space="preserve">. </w:t>
+      </w:r>
+      <w:r>
+        <w:rPr>
+          <w:rFonts w:eastAsia="Times New Roman" w:cs="Arial"/>
+          <w:lang w:eastAsia="pt-BR"/>
+        </w:rPr>
+        <w:t>Mas depois</w:t>
+      </w:r>
+      <w:r>
+        <w:rPr>
+          <w:rFonts w:eastAsia="Times New Roman" w:cs="Arial"/>
+          <w:lang w:eastAsia="pt-BR"/>
+        </w:rPr>
+        <w:t xml:space="preserve">, foi </w:t>
+      </w:r>
+      <w:r>
+        <w:rPr>
+          <w:rFonts w:eastAsia="Times New Roman" w:cs="Arial"/>
+          <w:lang w:eastAsia="pt-BR"/>
+        </w:rPr>
+        <w:t>elaborada</w:t>
+      </w:r>
+      <w:r>
+        <w:rPr>
+          <w:rFonts w:eastAsia="Times New Roman" w:cs="Arial"/>
+          <w:lang w:eastAsia="pt-BR"/>
+        </w:rPr>
+        <w:t xml:space="preserve"> uma versão </w:t>
+      </w:r>
+      <w:r>
+        <w:rPr>
+          <w:rFonts w:eastAsia="Times New Roman" w:cs="Arial"/>
+          <w:lang w:eastAsia="pt-BR"/>
+        </w:rPr>
+        <w:t>maior</w:t>
+      </w:r>
+      <w:r>
+        <w:rPr>
+          <w:rFonts w:eastAsia="Times New Roman" w:cs="Arial"/>
+          <w:lang w:eastAsia="pt-BR"/>
+        </w:rPr>
+        <w:t xml:space="preserve">, capaz de controlar dois caracteres em </w:t>
+      </w:r>
+      <w:r>
+        <w:rPr>
+          <w:rFonts w:eastAsia="Times New Roman" w:cs="Arial"/>
+          <w:lang w:eastAsia="pt-BR"/>
+        </w:rPr>
+        <w:t>b</w:t>
+      </w:r>
+      <w:r>
+        <w:rPr>
+          <w:rFonts w:eastAsia="Times New Roman" w:cs="Arial"/>
+          <w:lang w:eastAsia="pt-BR"/>
+        </w:rPr>
+        <w:t>raile de forma simultânea. A</w:t>
+      </w:r>
+      <w:r>
+        <w:rPr>
+          <w:rFonts w:eastAsia="Times New Roman" w:cs="Arial"/>
+          <w:lang w:eastAsia="pt-BR"/>
+        </w:rPr>
+        <w:t xml:space="preserve"> segunda</w:t>
+      </w:r>
+      <w:r>
+        <w:rPr>
+          <w:rFonts w:eastAsia="Times New Roman" w:cs="Arial"/>
+          <w:lang w:eastAsia="pt-BR"/>
+        </w:rPr>
+        <w:t xml:space="preserve"> etapa </w:t>
+      </w:r>
+      <w:r>
+        <w:rPr>
+          <w:rFonts w:eastAsia="Times New Roman" w:cs="Arial"/>
+          <w:lang w:eastAsia="pt-BR"/>
+        </w:rPr>
+        <w:t>foi</w:t>
+      </w:r>
+      <w:r>
+        <w:rPr>
+          <w:rFonts w:eastAsia="Times New Roman" w:cs="Arial"/>
+          <w:lang w:eastAsia="pt-BR"/>
+        </w:rPr>
+        <w:t xml:space="preserve"> montad</w:t>
+      </w:r>
+      <w:r>
+        <w:rPr>
+          <w:rFonts w:eastAsia="Times New Roman" w:cs="Arial"/>
+          <w:lang w:eastAsia="pt-BR"/>
+        </w:rPr>
+        <w:t>a</w:t>
+      </w:r>
+      <w:r>
+        <w:rPr>
+          <w:rFonts w:eastAsia="Times New Roman" w:cs="Arial"/>
+          <w:lang w:eastAsia="pt-BR"/>
+        </w:rPr>
+        <w:t xml:space="preserve"> </w:t>
+      </w:r>
+      <w:r>
+        <w:rPr>
+          <w:rFonts w:eastAsia="Times New Roman" w:cs="Arial"/>
+          <w:lang w:eastAsia="pt-BR"/>
+        </w:rPr>
+        <w:lastRenderedPageBreak/>
+        <w:t>em</w:t>
+      </w:r>
+      <w:r>
+        <w:rPr>
+          <w:rFonts w:eastAsia="Times New Roman" w:cs="Arial"/>
+          <w:lang w:eastAsia="pt-BR"/>
+        </w:rPr>
+        <w:t xml:space="preserve"> uma</w:t>
+      </w:r>
+      <w:r>
+        <w:rPr>
+          <w:rFonts w:eastAsia="Times New Roman" w:cs="Arial"/>
+          <w:lang w:eastAsia="pt-BR"/>
+        </w:rPr>
+        <w:t xml:space="preserve"> placa de solda, n</w:t>
+      </w:r>
+      <w:r>
+        <w:rPr>
+          <w:rFonts w:eastAsia="Times New Roman" w:cs="Arial"/>
+          <w:lang w:eastAsia="pt-BR"/>
+        </w:rPr>
+        <w:t>a</w:t>
+      </w:r>
+      <w:r>
+        <w:rPr>
+          <w:rFonts w:eastAsia="Times New Roman" w:cs="Arial"/>
+          <w:lang w:eastAsia="pt-BR"/>
+        </w:rPr>
+        <w:t xml:space="preserve"> qual a quantidade de caracteres exibidos foi expandida para quatro,</w:t>
+      </w:r>
+      <w:r>
+        <w:rPr>
+          <w:rFonts w:eastAsia="Times New Roman" w:cs="Arial"/>
+          <w:lang w:eastAsia="pt-BR"/>
+        </w:rPr>
+        <w:t xml:space="preserve"> mas</w:t>
+      </w:r>
+      <w:r>
+        <w:rPr>
+          <w:rFonts w:eastAsia="Times New Roman" w:cs="Arial"/>
+          <w:lang w:eastAsia="pt-BR"/>
+        </w:rPr>
+        <w:t xml:space="preserve"> mantendo a mesma lógica de funcionamento</w:t>
+      </w:r>
+      <w:r>
+        <w:rPr>
+          <w:rFonts w:eastAsia="Times New Roman" w:cs="Arial"/>
+          <w:lang w:eastAsia="pt-BR"/>
+        </w:rPr>
+        <w:t>.</w:t>
+      </w:r>
+    </w:p>
+    <w:p>
+      <w:pPr>
+        <w:pStyle w:val="Ttulo2"/>
+      </w:pPr>
+      <w:r>
+        <w:t>Testes de Captura e Processamento de Imagem</w:t>
+      </w:r>
+    </w:p>
+    <w:p>
+      <w:pPr>
+        <w:ind w:firstLine="708"/>
+        <w:jc w:val="both"/>
+        <w:rPr>
+          <w:rFonts w:eastAsia="Times New Roman" w:cs="Arial"/>
+          <w:lang w:eastAsia="pt-BR"/>
+        </w:rPr>
+      </w:pPr>
+      <w:r>
+        <w:rPr>
+          <w:rFonts w:eastAsia="Times New Roman" w:cs="Arial"/>
+          <w:lang w:eastAsia="pt-BR"/>
+        </w:rPr>
+        <w:t>Junto d</w:t>
+      </w:r>
+      <w:r>
+        <w:rPr>
+          <w:rFonts w:eastAsia="Times New Roman" w:cs="Arial"/>
+          <w:lang w:eastAsia="pt-BR"/>
+        </w:rPr>
+        <w:t xml:space="preserve">a montagem do protótipo físico do </w:t>
+      </w:r>
+      <w:proofErr w:type="spellStart"/>
+      <w:r>
+        <w:rPr>
+          <w:rFonts w:eastAsia="Times New Roman" w:cs="Arial"/>
+          <w:lang w:eastAsia="pt-BR"/>
+        </w:rPr>
+        <w:t>Kyntact</w:t>
+      </w:r>
+      <w:proofErr w:type="spellEnd"/>
+      <w:r>
+        <w:rPr>
+          <w:rFonts w:eastAsia="Times New Roman" w:cs="Arial"/>
+          <w:lang w:eastAsia="pt-BR"/>
+        </w:rPr>
+        <w:t xml:space="preserve">, foram realizados testes voltados à integração entre o hardware e o sistema de visão computacional. O objetivo desses testes foi verificar o funcionamento da câmera do </w:t>
+      </w:r>
+      <w:proofErr w:type="spellStart"/>
+      <w:r>
+        <w:rPr>
+          <w:rFonts w:eastAsia="Times New Roman" w:cs="Arial"/>
+          <w:lang w:eastAsia="pt-BR"/>
+        </w:rPr>
+        <w:t>Raspberry</w:t>
+      </w:r>
+      <w:proofErr w:type="spellEnd"/>
+      <w:r>
+        <w:rPr>
+          <w:rFonts w:eastAsia="Times New Roman" w:cs="Arial"/>
+          <w:lang w:eastAsia="pt-BR"/>
+        </w:rPr>
+        <w:t xml:space="preserve"> Pi e explorar o uso de técnicas de reconhecimento óptico de caracteres (OCR) aplicadas.</w:t>
+      </w:r>
+    </w:p>
+    <w:p>
+      <w:pPr>
+        <w:pStyle w:val="Ttulo3"/>
+      </w:pPr>
+      <w:r>
+        <w:t>Teste de Ativação da Câmera</w:t>
+      </w:r>
+    </w:p>
+    <w:p>
+      <w:pPr>
+        <w:ind w:firstLine="708"/>
+        <w:jc w:val="left"/>
+        <w:rPr>
+          <w:rFonts w:eastAsia="Times New Roman" w:cs="Arial"/>
+          <w:lang w:eastAsia="pt-BR"/>
+        </w:rPr>
+      </w:pPr>
+      <w:r>
+        <w:rPr>
+          <w:rFonts w:eastAsia="Times New Roman" w:cs="Arial"/>
+          <w:lang w:eastAsia="pt-BR"/>
+        </w:rPr>
+        <w:t xml:space="preserve">O primeiro teste </w:t>
+      </w:r>
+      <w:r>
+        <w:rPr>
+          <w:rFonts w:eastAsia="Times New Roman" w:cs="Arial"/>
+          <w:lang w:eastAsia="pt-BR"/>
+        </w:rPr>
+        <w:t>foi pra</w:t>
+      </w:r>
+      <w:r>
+        <w:rPr>
+          <w:rFonts w:eastAsia="Times New Roman" w:cs="Arial"/>
+          <w:lang w:eastAsia="pt-BR"/>
+        </w:rPr>
+        <w:t xml:space="preserve"> verificar o funcionamento e a comunicação da câmera com o </w:t>
+      </w:r>
+      <w:proofErr w:type="spellStart"/>
+      <w:r>
+        <w:rPr>
+          <w:rFonts w:eastAsia="Times New Roman" w:cs="Arial"/>
+          <w:lang w:eastAsia="pt-BR"/>
+        </w:rPr>
+        <w:t>Raspberry</w:t>
+      </w:r>
+      <w:proofErr w:type="spellEnd"/>
+      <w:r>
+        <w:rPr>
+          <w:rFonts w:eastAsia="Times New Roman" w:cs="Arial"/>
+          <w:lang w:eastAsia="pt-BR"/>
+        </w:rPr>
+        <w:t xml:space="preserve"> Pi. Para isso, foi utilizada a biblioteca Picamera2, responsável pelo acesso à câmera conectada à interface CSI (</w:t>
+      </w:r>
+      <w:proofErr w:type="spellStart"/>
+      <w:r>
+        <w:rPr>
+          <w:rFonts w:eastAsia="Times New Roman" w:cs="Arial"/>
+          <w:lang w:eastAsia="pt-BR"/>
+        </w:rPr>
+        <w:t>Camera</w:t>
+      </w:r>
+      <w:proofErr w:type="spellEnd"/>
+      <w:r>
+        <w:rPr>
+          <w:rFonts w:eastAsia="Times New Roman" w:cs="Arial"/>
+          <w:lang w:eastAsia="pt-BR"/>
+        </w:rPr>
+        <w:t xml:space="preserve"> Serial Interface), e a biblioteca </w:t>
+      </w:r>
+      <w:proofErr w:type="spellStart"/>
+      <w:r>
+        <w:rPr>
+          <w:rFonts w:eastAsia="Times New Roman" w:cs="Arial"/>
+          <w:lang w:eastAsia="pt-BR"/>
+        </w:rPr>
+        <w:t>OpenCV</w:t>
+      </w:r>
+      <w:proofErr w:type="spellEnd"/>
+      <w:r>
+        <w:rPr>
+          <w:rFonts w:eastAsia="Times New Roman" w:cs="Arial"/>
+          <w:lang w:eastAsia="pt-BR"/>
+        </w:rPr>
+        <w:t xml:space="preserve"> (cv2)</w:t>
+      </w:r>
+      <w:r>
+        <w:rPr>
+          <w:rFonts w:eastAsia="Times New Roman" w:cs="Arial"/>
+          <w:lang w:eastAsia="pt-BR"/>
+        </w:rPr>
+        <w:t>, usada para exibir as imagens capturadas.</w:t>
+      </w:r>
+      <w:r>
+        <w:rPr>
+          <w:rFonts w:eastAsia="Times New Roman" w:cs="Arial"/>
+          <w:lang w:eastAsia="pt-BR"/>
+        </w:rPr>
+        <w:t xml:space="preserve"> </w:t>
+      </w:r>
+    </w:p>
+    <w:p>
+      <w:pPr>
+        <w:ind w:firstLine="708"/>
+        <w:jc w:val="both"/>
+        <w:rPr>
+          <w:rFonts w:eastAsia="Times New Roman" w:cs="Arial"/>
+          <w:lang w:eastAsia="pt-BR"/>
+        </w:rPr>
+      </w:pPr>
+      <w:r>
+        <w:rPr>
+          <w:rFonts w:eastAsia="Times New Roman" w:cs="Arial"/>
+          <w:noProof/>
+          <w:lang w:eastAsia="pt-BR"/>
+        </w:rPr>
+        <w:drawing>
+          <wp:inline distT="0" distB="0" distL="0" distR="0" wp14:anchorId="7DE787CE" wp14:editId="17B449F3">
+            <wp:extent cx="5189725" cy="2148064"/>
+            <wp:effectExtent l="19050" t="19050" r="11430" b="24130"/>
+            <wp:docPr id="17" name="Imagem 17"/>
+            <wp:cNvGraphicFramePr>
+              <a:graphicFrameLocks xmlns:a="http://schemas.openxmlformats.org/drawingml/2006/main" noChangeAspect="1"/>
+            </wp:cNvGraphicFramePr>
+            <a:graphic xmlns:a="http://schemas.openxmlformats.org/drawingml/2006/main">
+              <a:graphicData uri="http://schemas.openxmlformats.org/drawingml/2006/picture">
+                <pic:pic xmlns:pic="http://schemas.openxmlformats.org/drawingml/2006/picture">
+                  <pic:nvPicPr>
+                    <pic:cNvPr id="0" name="Picture 31"/>
+                    <pic:cNvPicPr>
+                      <a:picLocks noChangeAspect="1" noChangeArrowheads="1"/>
+                    </pic:cNvPicPr>
+                  </pic:nvPicPr>
+                  <pic:blipFill>
+                    <a:blip r:embed="rId34">
+                      <a:extLst>
+                        <a:ext uri="{28A0092B-C50C-407E-A947-70E740481C1C}">
+                          <a14:useLocalDpi xmlns:a14="http://schemas.microsoft.com/office/drawing/2010/main" val="0"/>
+                        </a:ext>
+                      </a:extLst>
+                    </a:blip>
+                    <a:srcRect/>
+                    <a:stretch>
+                      <a:fillRect/>
+                    </a:stretch>
+                  </pic:blipFill>
+                  <pic:spPr bwMode="auto">
+                    <a:xfrm>
+                      <a:off x="0" y="0"/>
+                      <a:ext cx="5199599" cy="2152151"/>
+                    </a:xfrm>
+                    <a:prstGeom prst="rect">
+                      <a:avLst/>
+                    </a:prstGeom>
+                    <a:ln w="12700">
+                      <a:solidFill>
+                        <a:schemeClr val="tx1"/>
+                      </a:solidFill>
+                    </a:ln>
+                  </pic:spPr>
+                </pic:pic>
+              </a:graphicData>
+            </a:graphic>
+          </wp:inline>
+        </w:drawing>
+      </w:r>
+    </w:p>
+    <w:p>
+      <w:pPr>
+        <w:jc w:val="left"/>
+        <w:rPr>
+          <w:rFonts w:eastAsia="Times New Roman" w:cs="Arial"/>
+          <w:lang w:eastAsia="pt-BR"/>
+        </w:rPr>
+      </w:pPr>
+      <w:r>
+        <w:rPr>
+          <w:rFonts w:eastAsia="Times New Roman" w:cs="Arial"/>
+          <w:lang w:eastAsia="pt-BR"/>
+        </w:rPr>
+        <w:t xml:space="preserve">linha 1: Importa a biblioteca </w:t>
+      </w:r>
+      <w:proofErr w:type="spellStart"/>
+      <w:r>
+        <w:rPr>
+          <w:rFonts w:eastAsia="Times New Roman" w:cs="Arial"/>
+          <w:lang w:eastAsia="pt-BR"/>
+        </w:rPr>
+        <w:t>OpenCV</w:t>
+      </w:r>
+      <w:proofErr w:type="spellEnd"/>
+      <w:r>
+        <w:rPr>
+          <w:rFonts w:eastAsia="Times New Roman" w:cs="Arial"/>
+          <w:lang w:eastAsia="pt-BR"/>
+        </w:rPr>
+        <w:t>;</w:t>
+      </w:r>
+      <w:r>
+        <w:rPr>
+          <w:rFonts w:eastAsia="Times New Roman" w:cs="Arial"/>
+          <w:lang w:eastAsia="pt-BR"/>
+        </w:rPr>
+        <w:br/>
+        <w:t>linha 2: Importa a classe Picamera2</w:t>
+      </w:r>
+      <w:r>
+        <w:rPr>
+          <w:rFonts w:eastAsia="Times New Roman" w:cs="Arial"/>
+          <w:lang w:eastAsia="pt-BR"/>
+        </w:rPr>
+        <w:t>;</w:t>
+      </w:r>
+      <w:r>
+        <w:rPr>
+          <w:rFonts w:eastAsia="Times New Roman" w:cs="Arial"/>
+          <w:lang w:eastAsia="pt-BR"/>
+        </w:rPr>
+        <w:br/>
+        <w:t>linha 4: Define a altura da imagem (resolução vertical) em pixels, neste caso 480</w:t>
+      </w:r>
+      <w:r>
+        <w:rPr>
+          <w:rFonts w:eastAsia="Times New Roman" w:cs="Arial"/>
+          <w:lang w:eastAsia="pt-BR"/>
+        </w:rPr>
+        <w:t>;</w:t>
+      </w:r>
+      <w:r>
+        <w:rPr>
+          <w:rFonts w:eastAsia="Times New Roman" w:cs="Arial"/>
+          <w:lang w:eastAsia="pt-BR"/>
+        </w:rPr>
+        <w:br/>
+        <w:t>linha 5: Define a largura da imagem (resolução horizontal) em pixels, neste caso 640</w:t>
+      </w:r>
+      <w:r>
+        <w:rPr>
+          <w:rFonts w:eastAsia="Times New Roman" w:cs="Arial"/>
+          <w:lang w:eastAsia="pt-BR"/>
+        </w:rPr>
+        <w:t>;</w:t>
+      </w:r>
+      <w:r>
+        <w:rPr>
+          <w:rFonts w:eastAsia="Times New Roman" w:cs="Arial"/>
+          <w:lang w:eastAsia="pt-BR"/>
+        </w:rPr>
+        <w:br/>
+        <w:t>linha 6: Calcula as coordenadas do centro da imagem, pegando metade da largura e metade da altura</w:t>
+      </w:r>
+      <w:r>
+        <w:rPr>
+          <w:rFonts w:eastAsia="Times New Roman" w:cs="Arial"/>
+          <w:lang w:eastAsia="pt-BR"/>
+        </w:rPr>
+        <w:t>;</w:t>
+      </w:r>
+      <w:r>
+        <w:rPr>
+          <w:rFonts w:eastAsia="Times New Roman" w:cs="Arial"/>
+          <w:lang w:eastAsia="pt-BR"/>
+        </w:rPr>
+        <w:br/>
+        <w:t>linha 8: Cria um objeto da câmera</w:t>
+      </w:r>
+      <w:r>
+        <w:rPr>
+          <w:rFonts w:eastAsia="Times New Roman" w:cs="Arial"/>
+          <w:lang w:eastAsia="pt-BR"/>
+        </w:rPr>
+        <w:t>;</w:t>
+      </w:r>
+      <w:r>
+        <w:rPr>
+          <w:rFonts w:eastAsia="Times New Roman" w:cs="Arial"/>
+          <w:lang w:eastAsia="pt-BR"/>
+        </w:rPr>
+        <w:br/>
+        <w:t>linha 10: Configura a câmera, definindo o formato de cor (‘XRGB8888’) e o tamanho da imagem (640x480)</w:t>
+      </w:r>
+      <w:r>
+        <w:rPr>
+          <w:rFonts w:eastAsia="Times New Roman" w:cs="Arial"/>
+          <w:lang w:eastAsia="pt-BR"/>
+        </w:rPr>
+        <w:t>;</w:t>
+      </w:r>
+      <w:r>
+        <w:rPr>
+          <w:rFonts w:eastAsia="Times New Roman" w:cs="Arial"/>
+          <w:lang w:eastAsia="pt-BR"/>
+        </w:rPr>
+        <w:br/>
+        <w:t>linha 11: Inicia a câmera para começar a capturar imagens</w:t>
+      </w:r>
+      <w:r>
+        <w:rPr>
+          <w:rFonts w:eastAsia="Times New Roman" w:cs="Arial"/>
+          <w:lang w:eastAsia="pt-BR"/>
+        </w:rPr>
+        <w:t>;</w:t>
+      </w:r>
+      <w:r>
+        <w:rPr>
+          <w:rFonts w:eastAsia="Times New Roman" w:cs="Arial"/>
+          <w:lang w:eastAsia="pt-BR"/>
+        </w:rPr>
+        <w:br/>
+      </w:r>
+      <w:r>
+        <w:rPr>
+          <w:rFonts w:eastAsia="Times New Roman" w:cs="Arial"/>
+          <w:lang w:eastAsia="pt-BR"/>
+        </w:rPr>
+        <w:lastRenderedPageBreak/>
+        <w:t>linha 13: Inicia um loop infinito que ficará capturando e exibindo os frames continuamente</w:t>
+      </w:r>
+      <w:r>
+        <w:rPr>
+          <w:rFonts w:eastAsia="Times New Roman" w:cs="Arial"/>
+          <w:lang w:eastAsia="pt-BR"/>
+        </w:rPr>
+        <w:t>;</w:t>
+      </w:r>
+      <w:r>
+        <w:rPr>
+          <w:rFonts w:eastAsia="Times New Roman" w:cs="Arial"/>
+          <w:lang w:eastAsia="pt-BR"/>
+        </w:rPr>
+        <w:br/>
+        <w:t xml:space="preserve">linha 14: Captura um frame (imagem) da câmera e armazena em um </w:t>
+      </w:r>
+      <w:proofErr w:type="spellStart"/>
+      <w:r>
+        <w:rPr>
+          <w:rFonts w:eastAsia="Times New Roman" w:cs="Arial"/>
+          <w:lang w:eastAsia="pt-BR"/>
+        </w:rPr>
+        <w:t>array</w:t>
+      </w:r>
+      <w:proofErr w:type="spellEnd"/>
+      <w:r>
+        <w:rPr>
+          <w:rFonts w:eastAsia="Times New Roman" w:cs="Arial"/>
+          <w:lang w:eastAsia="pt-BR"/>
+        </w:rPr>
+        <w:t>;</w:t>
+      </w:r>
+      <w:r>
+        <w:rPr>
+          <w:rFonts w:eastAsia="Times New Roman" w:cs="Arial"/>
+          <w:lang w:eastAsia="pt-BR"/>
+        </w:rPr>
+        <w:br/>
+        <w:t>linha 15: Desenha um círculo preenchido de cor magenta no centro do frame</w:t>
+      </w:r>
+      <w:r>
+        <w:rPr>
+          <w:rFonts w:eastAsia="Times New Roman" w:cs="Arial"/>
+          <w:lang w:eastAsia="pt-BR"/>
+        </w:rPr>
+        <w:t>;</w:t>
+      </w:r>
+      <w:r>
+        <w:rPr>
+          <w:rFonts w:eastAsia="Times New Roman" w:cs="Arial"/>
+          <w:lang w:eastAsia="pt-BR"/>
+        </w:rPr>
+        <w:br/>
+        <w:t>linha 16: Exibe o frame em uma janela chamada “f”</w:t>
+      </w:r>
+      <w:r>
+        <w:rPr>
+          <w:rFonts w:eastAsia="Times New Roman" w:cs="Arial"/>
+          <w:lang w:eastAsia="pt-BR"/>
+        </w:rPr>
+        <w:t>;</w:t>
+      </w:r>
+      <w:r>
+        <w:rPr>
+          <w:rFonts w:eastAsia="Times New Roman" w:cs="Arial"/>
+          <w:lang w:eastAsia="pt-BR"/>
+        </w:rPr>
+        <w:br/>
+        <w:t>linha 17: Aguarda 1 milissegundo para atualizar a janela, permitindo a visualização contínua</w:t>
+      </w:r>
+      <w:r>
+        <w:rPr>
+          <w:rFonts w:eastAsia="Times New Roman" w:cs="Arial"/>
+          <w:lang w:eastAsia="pt-BR"/>
+        </w:rPr>
+        <w:t>.</w:t>
+      </w:r>
+    </w:p>
+    <w:p>
+      <w:pPr>
+        <w:ind w:firstLine="708"/>
+        <w:jc w:val="both"/>
+      </w:pPr>
+      <w:r>
+        <w:t xml:space="preserve">A câmera foi configurada com resolução de </w:t>
+      </w:r>
+      <w:r>
+        <w:rPr>
+          <w:rStyle w:val="Forte"/>
+          <w:b w:val="0"/>
+          <w:bCs w:val="0"/>
+        </w:rPr>
+        <w:t>640x480 pixels</w:t>
+      </w:r>
+      <w:r>
+        <w:rPr>
+          <w:b/>
+          <w:bCs/>
+        </w:rPr>
+        <w:t>,</w:t>
+      </w:r>
+      <w:r>
+        <w:t xml:space="preserve"> e após a inicialização da captura, um </w:t>
+      </w:r>
+      <w:r>
+        <w:rPr>
+          <w:rStyle w:val="nfase"/>
+        </w:rPr>
+        <w:t>feed</w:t>
+      </w:r>
+      <w:r>
+        <w:t xml:space="preserve"> ao vivo foi exibido na tela. Além disso, um círculo colorido foi desenhado no centro da imagem. Esse teste confirmou o funcionamento da câmera, além de validar a integração entre as bibliotecas utilizadas.</w:t>
+      </w:r>
+    </w:p>
+    <w:p>
+      <w:pPr>
+        <w:ind w:firstLine="708"/>
+        <w:jc w:val="both"/>
+      </w:pPr>
+    </w:p>
+    <w:p>
+      <w:pPr>
+        <w:ind w:firstLine="708"/>
+        <w:rPr>
+          <w:rFonts w:eastAsia="Times New Roman" w:cs="Arial"/>
+          <w:lang w:eastAsia="pt-BR"/>
+        </w:rPr>
+      </w:pPr>
+      <w:r>
+        <w:rPr>
+          <w:rFonts w:eastAsia="Times New Roman" w:cs="Arial"/>
+          <w:noProof/>
+          <w:lang w:eastAsia="pt-BR"/>
+        </w:rPr>
+        <w:drawing>
+          <wp:inline distT="0" distB="0" distL="0" distR="0" wp14:anchorId="3DE18787" wp14:editId="380E28E9">
+            <wp:extent cx="4421594" cy="3962400"/>
+            <wp:effectExtent l="19050" t="19050" r="17145" b="19050"/>
+            <wp:docPr id="19" name="Imagem 19"/>
+            <wp:cNvGraphicFramePr>
+              <a:graphicFrameLocks xmlns:a="http://schemas.openxmlformats.org/drawingml/2006/main" noChangeAspect="1"/>
+            </wp:cNvGraphicFramePr>
+            <a:graphic xmlns:a="http://schemas.openxmlformats.org/drawingml/2006/main">
+              <a:graphicData uri="http://schemas.openxmlformats.org/drawingml/2006/picture">
+                <pic:pic xmlns:pic="http://schemas.openxmlformats.org/drawingml/2006/picture">
+                  <pic:nvPicPr>
+                    <pic:cNvPr id="0" name="Picture 34"/>
+                    <pic:cNvPicPr>
+                      <a:picLocks noChangeAspect="1" noChangeArrowheads="1"/>
+                    </pic:cNvPicPr>
+                  </pic:nvPicPr>
+                  <pic:blipFill>
+                    <a:blip r:embed="rId35">
+                      <a:extLst>
+                        <a:ext uri="{28A0092B-C50C-407E-A947-70E740481C1C}">
+                          <a14:useLocalDpi xmlns:a14="http://schemas.microsoft.com/office/drawing/2010/main" val="0"/>
+                        </a:ext>
+                      </a:extLst>
+                    </a:blip>
+                    <a:srcRect/>
+                    <a:stretch>
+                      <a:fillRect/>
+                    </a:stretch>
+                  </pic:blipFill>
+                  <pic:spPr bwMode="auto">
+                    <a:xfrm>
+                      <a:off x="0" y="0"/>
+                      <a:ext cx="4424393" cy="3964908"/>
+                    </a:xfrm>
+                    <a:prstGeom prst="rect">
+                      <a:avLst/>
+                    </a:prstGeom>
+                    <a:ln w="12700">
+                      <a:solidFill>
+                        <a:schemeClr val="tx1"/>
+                      </a:solidFill>
+                    </a:ln>
+                  </pic:spPr>
+                </pic:pic>
+              </a:graphicData>
+            </a:graphic>
+          </wp:inline>
+        </w:drawing>
+      </w:r>
+    </w:p>
+    <w:p>
+      <w:pPr>
+        <w:ind w:firstLine="708"/>
+        <w:rPr>
+          <w:rFonts w:eastAsia="Times New Roman" w:cs="Arial"/>
+          <w:lang w:eastAsia="pt-BR"/>
+        </w:rPr>
+      </w:pPr>
+    </w:p>
+    <w:p>
+      <w:pPr>
+        <w:pStyle w:val="Ttulo3"/>
+      </w:pPr>
+      <w:r>
+        <w:t>Teste</w:t>
+      </w:r>
+      <w:r>
+        <w:t xml:space="preserve"> com </w:t>
+      </w:r>
+      <w:proofErr w:type="spellStart"/>
+      <w:r>
+        <w:t>EasyOCR</w:t>
+      </w:r>
+      <w:proofErr w:type="spellEnd"/>
+    </w:p>
+    <w:p>
+      <w:pPr>
+        <w:ind w:firstLine="708"/>
+        <w:jc w:val="left"/>
+      </w:pPr>
+      <w:r>
+        <w:t>Na</w:t>
+      </w:r>
+      <w:r>
+        <w:t xml:space="preserve"> etapa seguinte, o código foi aprimorado para incluir a biblioteca </w:t>
+      </w:r>
+      <w:proofErr w:type="spellStart"/>
+      <w:r>
+        <w:t>EasyOCR</w:t>
+      </w:r>
+      <w:proofErr w:type="spellEnd"/>
+      <w:r>
+        <w:t xml:space="preserve">, com o objetivo de identificar e extrair textos das imagens capturadas. A câmera </w:t>
+      </w:r>
+      <w:r>
+        <w:lastRenderedPageBreak/>
+        <w:t>continuou transmitindo em tempo real, mas agora o sistema era capaz de reconhecer palavras e números presentes no campo de visão.</w:t>
+      </w:r>
+    </w:p>
+    <w:p>
+      <w:pPr>
+        <w:jc w:val="both"/>
+        <w:rPr>
+          <w:noProof/>
+        </w:rPr>
+      </w:pPr>
+    </w:p>
+    <w:p>
+      <w:pPr>
+        <w:jc w:val="both"/>
+      </w:pPr>
+      <w:r>
+        <w:rPr>
+          <w:noProof/>
+        </w:rPr>
+        <w:drawing>
+          <wp:inline distT="0" distB="0" distL="0" distR="0" wp14:anchorId="42A36830" wp14:editId="7EF18417">
+            <wp:extent cx="5762625" cy="2447925"/>
+            <wp:effectExtent l="19050" t="19050" r="28575" b="28575"/>
+            <wp:docPr id="25" name="Imagem 25"/>
+            <wp:cNvGraphicFramePr>
+              <a:graphicFrameLocks xmlns:a="http://schemas.openxmlformats.org/drawingml/2006/main" noChangeAspect="1"/>
+            </wp:cNvGraphicFramePr>
+            <a:graphic xmlns:a="http://schemas.openxmlformats.org/drawingml/2006/main">
+              <a:graphicData uri="http://schemas.openxmlformats.org/drawingml/2006/picture">
+                <pic:pic xmlns:pic="http://schemas.openxmlformats.org/drawingml/2006/picture">
+                  <pic:nvPicPr>
+                    <pic:cNvPr id="0" name="Picture 46"/>
+                    <pic:cNvPicPr>
+                      <a:picLocks noChangeAspect="1" noChangeArrowheads="1"/>
+                    </pic:cNvPicPr>
+                  </pic:nvPicPr>
+                  <pic:blipFill>
+                    <a:blip r:embed="rId36">
+                      <a:extLst>
+                        <a:ext uri="{28A0092B-C50C-407E-A947-70E740481C1C}">
+                          <a14:useLocalDpi xmlns:a14="http://schemas.microsoft.com/office/drawing/2010/main" val="0"/>
+                        </a:ext>
+                      </a:extLst>
+                    </a:blip>
+                    <a:srcRect/>
+                    <a:stretch>
+                      <a:fillRect/>
+                    </a:stretch>
+                  </pic:blipFill>
+                  <pic:spPr bwMode="auto">
+                    <a:xfrm>
+                      <a:off x="0" y="0"/>
+                      <a:ext cx="5762625" cy="2447925"/>
+                    </a:xfrm>
+                    <a:prstGeom prst="rect">
+                      <a:avLst/>
+                    </a:prstGeom>
+                    <a:ln w="12700">
+                      <a:solidFill>
+                        <a:schemeClr val="tx1"/>
+                      </a:solidFill>
+                    </a:ln>
+                  </pic:spPr>
+                </pic:pic>
+              </a:graphicData>
+            </a:graphic>
+          </wp:inline>
+        </w:drawing>
+      </w:r>
+    </w:p>
+    <w:p>
+      <w:pPr>
+        <w:jc w:val="both"/>
+      </w:pPr>
+    </w:p>
+    <w:p>
+      <w:pPr>
+        <w:jc w:val="left"/>
+        <w:rPr>
+          <w:rFonts w:eastAsia="Times New Roman" w:cs="Arial"/>
+          <w:lang w:eastAsia="pt-BR"/>
+        </w:rPr>
+      </w:pPr>
+      <w:r>
+        <w:rPr>
+          <w:rFonts w:eastAsia="Times New Roman" w:cs="Arial"/>
+          <w:lang w:eastAsia="pt-BR"/>
+        </w:rPr>
+        <w:t>linha 1: Importa a classe Picamera2</w:t>
+      </w:r>
+      <w:r>
+        <w:rPr>
+          <w:rFonts w:eastAsia="Times New Roman" w:cs="Arial"/>
+          <w:lang w:eastAsia="pt-BR"/>
+        </w:rPr>
+        <w:t>ç</w:t>
+      </w:r>
+      <w:r>
+        <w:rPr>
+          <w:rFonts w:eastAsia="Times New Roman" w:cs="Arial"/>
+          <w:lang w:eastAsia="pt-BR"/>
+        </w:rPr>
+        <w:br/>
+        <w:t>linha 2: Importa a biblioteca cv2 (</w:t>
+      </w:r>
+      <w:proofErr w:type="spellStart"/>
+      <w:r>
+        <w:rPr>
+          <w:rFonts w:eastAsia="Times New Roman" w:cs="Arial"/>
+          <w:lang w:eastAsia="pt-BR"/>
+        </w:rPr>
+        <w:t>OpenCV</w:t>
+      </w:r>
+      <w:proofErr w:type="spellEnd"/>
+      <w:r>
+        <w:rPr>
+          <w:rFonts w:eastAsia="Times New Roman" w:cs="Arial"/>
+          <w:lang w:eastAsia="pt-BR"/>
+        </w:rPr>
+        <w:t>)</w:t>
+      </w:r>
+      <w:r>
+        <w:rPr>
+          <w:rFonts w:eastAsia="Times New Roman" w:cs="Arial"/>
+          <w:lang w:eastAsia="pt-BR"/>
+        </w:rPr>
+        <w:t>ç</w:t>
+      </w:r>
+      <w:r>
+        <w:rPr>
+          <w:rFonts w:eastAsia="Times New Roman" w:cs="Arial"/>
+          <w:lang w:eastAsia="pt-BR"/>
+        </w:rPr>
+        <w:t xml:space="preserve"> </w:t>
+      </w:r>
+      <w:r>
+        <w:rPr>
+          <w:rFonts w:eastAsia="Times New Roman" w:cs="Arial"/>
+          <w:lang w:eastAsia="pt-BR"/>
+        </w:rPr>
+        <w:br/>
+        <w:t xml:space="preserve">linha 3: Importa a biblioteca </w:t>
+      </w:r>
+      <w:proofErr w:type="spellStart"/>
+      <w:r>
+        <w:rPr>
+          <w:rFonts w:eastAsia="Times New Roman" w:cs="Arial"/>
+          <w:lang w:eastAsia="pt-BR"/>
+        </w:rPr>
+        <w:t>easyocr</w:t>
+      </w:r>
+      <w:proofErr w:type="spellEnd"/>
+      <w:r>
+        <w:rPr>
+          <w:rFonts w:eastAsia="Times New Roman" w:cs="Arial"/>
+          <w:lang w:eastAsia="pt-BR"/>
+        </w:rPr>
+        <w:t>;</w:t>
+      </w:r>
+      <w:r>
+        <w:rPr>
+          <w:rFonts w:eastAsia="Times New Roman" w:cs="Arial"/>
+          <w:lang w:eastAsia="pt-BR"/>
+        </w:rPr>
+        <w:br/>
+        <w:t>linha 4: Importa a biblioteca time</w:t>
+      </w:r>
+      <w:r>
+        <w:rPr>
+          <w:rFonts w:eastAsia="Times New Roman" w:cs="Arial"/>
+          <w:lang w:eastAsia="pt-BR"/>
+        </w:rPr>
+        <w:t>;</w:t>
+      </w:r>
+    </w:p>
+    <w:p>
+      <w:pPr>
+        <w:jc w:val="left"/>
+        <w:rPr>
+          <w:rFonts w:eastAsia="Times New Roman" w:cs="Arial"/>
+          <w:lang w:eastAsia="pt-BR"/>
+        </w:rPr>
+      </w:pPr>
+      <w:r>
+        <w:rPr>
+          <w:rFonts w:eastAsia="Times New Roman" w:cs="Arial"/>
+          <w:lang w:eastAsia="pt-BR"/>
+        </w:rPr>
+        <w:t>linha 6: Cria um objeto Picamera2</w:t>
+      </w:r>
+      <w:r>
+        <w:rPr>
+          <w:rFonts w:eastAsia="Times New Roman" w:cs="Arial"/>
+          <w:lang w:eastAsia="pt-BR"/>
+        </w:rPr>
+        <w:t>;</w:t>
+      </w:r>
+      <w:r>
+        <w:rPr>
+          <w:rFonts w:eastAsia="Times New Roman" w:cs="Arial"/>
+          <w:lang w:eastAsia="pt-BR"/>
+        </w:rPr>
+        <w:br/>
+        <w:t>linha 7: Cria uma configuração de pré-visualização para a câmera, definindo o formato da imagem (XRGB8888) e o tamanho (640x480 pixels)</w:t>
+      </w:r>
+      <w:r>
+        <w:rPr>
+          <w:rFonts w:eastAsia="Times New Roman" w:cs="Arial"/>
+          <w:lang w:eastAsia="pt-BR"/>
+        </w:rPr>
+        <w:t>;</w:t>
+      </w:r>
+      <w:r>
+        <w:rPr>
+          <w:rFonts w:eastAsia="Times New Roman" w:cs="Arial"/>
+          <w:lang w:eastAsia="pt-BR"/>
+        </w:rPr>
+        <w:br/>
+        <w:t>linha 8: Aplica a configuração criada à câmera</w:t>
+      </w:r>
+      <w:r>
+        <w:rPr>
+          <w:rFonts w:eastAsia="Times New Roman" w:cs="Arial"/>
+          <w:lang w:eastAsia="pt-BR"/>
+        </w:rPr>
+        <w:t>;</w:t>
+      </w:r>
+      <w:r>
+        <w:rPr>
+          <w:rFonts w:eastAsia="Times New Roman" w:cs="Arial"/>
+          <w:lang w:eastAsia="pt-BR"/>
+        </w:rPr>
+        <w:br/>
+        <w:t>linha 9: Inicia a câmera para começar a captura de imagens</w:t>
+      </w:r>
+      <w:r>
+        <w:rPr>
+          <w:rFonts w:eastAsia="Times New Roman" w:cs="Arial"/>
+          <w:lang w:eastAsia="pt-BR"/>
+        </w:rPr>
+        <w:t>;</w:t>
+      </w:r>
+    </w:p>
+    <w:p>
+      <w:pPr>
+        <w:jc w:val="left"/>
+        <w:rPr>
+          <w:rFonts w:eastAsia="Times New Roman" w:cs="Arial"/>
+          <w:lang w:eastAsia="pt-BR"/>
+        </w:rPr>
+      </w:pPr>
+      <w:r>
+        <w:rPr>
+          <w:rFonts w:eastAsia="Times New Roman" w:cs="Arial"/>
+          <w:lang w:eastAsia="pt-BR"/>
+        </w:rPr>
+        <w:t xml:space="preserve">linha 11: Cria um objeto Reader da biblioteca </w:t>
+      </w:r>
+      <w:proofErr w:type="spellStart"/>
+      <w:r>
+        <w:rPr>
+          <w:rFonts w:eastAsia="Times New Roman" w:cs="Arial"/>
+          <w:lang w:eastAsia="pt-BR"/>
+        </w:rPr>
+        <w:t>easyocr</w:t>
+      </w:r>
+      <w:proofErr w:type="spellEnd"/>
+      <w:r>
+        <w:rPr>
+          <w:rFonts w:eastAsia="Times New Roman" w:cs="Arial"/>
+          <w:lang w:eastAsia="pt-BR"/>
+        </w:rPr>
+        <w:t>, configurado para reconhecer textos em português ('</w:t>
+      </w:r>
+      <w:proofErr w:type="spellStart"/>
+      <w:r>
+        <w:rPr>
+          <w:rFonts w:eastAsia="Times New Roman" w:cs="Arial"/>
+          <w:lang w:eastAsia="pt-BR"/>
+        </w:rPr>
+        <w:t>pt</w:t>
+      </w:r>
+      <w:proofErr w:type="spellEnd"/>
+      <w:r>
+        <w:rPr>
+          <w:rFonts w:eastAsia="Times New Roman" w:cs="Arial"/>
+          <w:lang w:eastAsia="pt-BR"/>
+        </w:rPr>
+        <w:t>')</w:t>
+      </w:r>
+      <w:r>
+        <w:rPr>
+          <w:rFonts w:eastAsia="Times New Roman" w:cs="Arial"/>
+          <w:lang w:eastAsia="pt-BR"/>
+        </w:rPr>
+        <w:t>;</w:t>
+      </w:r>
+    </w:p>
+    <w:p>
+      <w:pPr>
+        <w:jc w:val="left"/>
+        <w:rPr>
+          <w:rFonts w:eastAsia="Times New Roman" w:cs="Arial"/>
+          <w:lang w:eastAsia="pt-BR"/>
+        </w:rPr>
+      </w:pPr>
+      <w:r>
+        <w:rPr>
+          <w:rFonts w:eastAsia="Times New Roman" w:cs="Arial"/>
+          <w:lang w:eastAsia="pt-BR"/>
+        </w:rPr>
+        <w:t>linha 13: Inicia um laço infinito (</w:t>
+      </w:r>
+      <w:proofErr w:type="spellStart"/>
+      <w:r>
+        <w:rPr>
+          <w:rFonts w:eastAsia="Times New Roman" w:cs="Arial"/>
+          <w:lang w:eastAsia="pt-BR"/>
+        </w:rPr>
+        <w:t>while</w:t>
+      </w:r>
+      <w:proofErr w:type="spellEnd"/>
+      <w:r>
+        <w:rPr>
+          <w:rFonts w:eastAsia="Times New Roman" w:cs="Arial"/>
+          <w:lang w:eastAsia="pt-BR"/>
+        </w:rPr>
+        <w:t xml:space="preserve"> </w:t>
+      </w:r>
+      <w:proofErr w:type="spellStart"/>
+      <w:r>
+        <w:rPr>
+          <w:rFonts w:eastAsia="Times New Roman" w:cs="Arial"/>
+          <w:lang w:eastAsia="pt-BR"/>
+        </w:rPr>
+        <w:t>True</w:t>
+      </w:r>
+      <w:proofErr w:type="spellEnd"/>
+      <w:r>
+        <w:rPr>
+          <w:rFonts w:eastAsia="Times New Roman" w:cs="Arial"/>
+          <w:lang w:eastAsia="pt-BR"/>
+        </w:rPr>
+        <w:t>:), que vai capturar e processar continuamente as imagens da câmera</w:t>
+      </w:r>
+      <w:r>
+        <w:rPr>
+          <w:rFonts w:eastAsia="Times New Roman" w:cs="Arial"/>
+          <w:lang w:eastAsia="pt-BR"/>
+        </w:rPr>
+        <w:t>;</w:t>
+      </w:r>
+      <w:r>
+        <w:rPr>
+          <w:rFonts w:eastAsia="Times New Roman" w:cs="Arial"/>
+          <w:lang w:eastAsia="pt-BR"/>
+        </w:rPr>
+        <w:br/>
+        <w:t>linha 14: Registra o tempo inicial da iteração, útil para medir desempenho</w:t>
+      </w:r>
+      <w:r>
+        <w:rPr>
+          <w:rFonts w:eastAsia="Times New Roman" w:cs="Arial"/>
+          <w:lang w:eastAsia="pt-BR"/>
+        </w:rPr>
+        <w:t>;</w:t>
+      </w:r>
+      <w:r>
+        <w:rPr>
+          <w:rFonts w:eastAsia="Times New Roman" w:cs="Arial"/>
+          <w:lang w:eastAsia="pt-BR"/>
+        </w:rPr>
+        <w:br/>
+        <w:t xml:space="preserve">linha 15: Captura uma imagem da câmera como um </w:t>
+      </w:r>
+      <w:proofErr w:type="spellStart"/>
+      <w:r>
+        <w:rPr>
+          <w:rFonts w:eastAsia="Times New Roman" w:cs="Arial"/>
+          <w:lang w:eastAsia="pt-BR"/>
+        </w:rPr>
+        <w:t>array</w:t>
+      </w:r>
+      <w:proofErr w:type="spellEnd"/>
+      <w:r>
+        <w:rPr>
+          <w:rFonts w:eastAsia="Times New Roman" w:cs="Arial"/>
+          <w:lang w:eastAsia="pt-BR"/>
+        </w:rPr>
+        <w:t xml:space="preserve">, que poderá ser processado com </w:t>
+      </w:r>
+      <w:proofErr w:type="spellStart"/>
+      <w:r>
+        <w:rPr>
+          <w:rFonts w:eastAsia="Times New Roman" w:cs="Arial"/>
+          <w:lang w:eastAsia="pt-BR"/>
+        </w:rPr>
+        <w:t>OpenCV</w:t>
+      </w:r>
+      <w:proofErr w:type="spellEnd"/>
+      <w:r>
+        <w:rPr>
+          <w:rFonts w:eastAsia="Times New Roman" w:cs="Arial"/>
+          <w:lang w:eastAsia="pt-BR"/>
+        </w:rPr>
+        <w:t xml:space="preserve"> e OCR.</w:t>
+      </w:r>
+    </w:p>
+    <w:p>
+      <w:pPr>
+        <w:jc w:val="both"/>
+      </w:pPr>
+    </w:p>
+    <w:p>
+      <w:pPr>
+        <w:ind w:firstLine="708"/>
+        <w:jc w:val="both"/>
+      </w:pPr>
+      <w:r>
+        <w:lastRenderedPageBreak/>
+        <w:t>Os textos detectados eram exibidos tanto no terminal quanto sobrepostos à imagem, juntamente com o tempo de processamento de cada leitura.</w:t>
+      </w:r>
+    </w:p>
+    <w:p>
+      <w:pPr>
+        <w:ind w:firstLine="708"/>
+      </w:pPr>
+      <w:r>
+        <w:rPr>
+          <w:noProof/>
+        </w:rPr>
+        <w:drawing>
+          <wp:inline distT="0" distB="0" distL="0" distR="0" wp14:anchorId="7A584D96" wp14:editId="28A57B0A">
+            <wp:extent cx="4371975" cy="3671014"/>
+            <wp:effectExtent l="19050" t="19050" r="9525" b="24765"/>
+            <wp:docPr id="21" name="Imagem 21"/>
+            <wp:cNvGraphicFramePr>
+              <a:graphicFrameLocks xmlns:a="http://schemas.openxmlformats.org/drawingml/2006/main" noChangeAspect="1"/>
+            </wp:cNvGraphicFramePr>
+            <a:graphic xmlns:a="http://schemas.openxmlformats.org/drawingml/2006/main">
+              <a:graphicData uri="http://schemas.openxmlformats.org/drawingml/2006/picture">
+                <pic:pic xmlns:pic="http://schemas.openxmlformats.org/drawingml/2006/picture">
+                  <pic:nvPicPr>
+                    <pic:cNvPr id="0" name="Picture 37"/>
+                    <pic:cNvPicPr>
+                      <a:picLocks noChangeAspect="1" noChangeArrowheads="1"/>
+                    </pic:cNvPicPr>
+                  </pic:nvPicPr>
+                  <pic:blipFill>
+                    <a:blip r:embed="rId37">
+                      <a:extLst>
+                        <a:ext uri="{28A0092B-C50C-407E-A947-70E740481C1C}">
+                          <a14:useLocalDpi xmlns:a14="http://schemas.microsoft.com/office/drawing/2010/main" val="0"/>
+                        </a:ext>
+                      </a:extLst>
+                    </a:blip>
+                    <a:srcRect/>
+                    <a:stretch>
+                      <a:fillRect/>
+                    </a:stretch>
+                  </pic:blipFill>
+                  <pic:spPr bwMode="auto">
+                    <a:xfrm>
+                      <a:off x="0" y="0"/>
+                      <a:ext cx="4379105" cy="3677001"/>
+                    </a:xfrm>
+                    <a:prstGeom prst="rect">
+                      <a:avLst/>
+                    </a:prstGeom>
+                    <a:ln w="12700">
+                      <a:solidFill>
+                        <a:schemeClr val="tx1"/>
+                      </a:solidFill>
+                    </a:ln>
+                  </pic:spPr>
+                </pic:pic>
+              </a:graphicData>
+            </a:graphic>
+          </wp:inline>
+        </w:drawing>
+      </w:r>
+    </w:p>
+    <w:p>
+      <w:pPr>
+        <w:ind w:firstLine="708"/>
+      </w:pPr>
+    </w:p>
+    <w:p>
+      <w:pPr>
+        <w:ind w:firstLine="708"/>
+      </w:pPr>
+      <w:r>
+        <w:rPr>
+          <w:noProof/>
+        </w:rPr>
+        <w:drawing>
+          <wp:inline distT="0" distB="0" distL="0" distR="0" wp14:anchorId="6F6DF8BC" wp14:editId="68EC36C9">
+            <wp:extent cx="4045584" cy="3086100"/>
+            <wp:effectExtent l="19050" t="19050" r="12700" b="19050"/>
+            <wp:docPr id="23" name="Imagem 23"/>
+            <wp:cNvGraphicFramePr>
+              <a:graphicFrameLocks xmlns:a="http://schemas.openxmlformats.org/drawingml/2006/main" noChangeAspect="1"/>
+            </wp:cNvGraphicFramePr>
+            <a:graphic xmlns:a="http://schemas.openxmlformats.org/drawingml/2006/main">
+              <a:graphicData uri="http://schemas.openxmlformats.org/drawingml/2006/picture">
+                <pic:pic xmlns:pic="http://schemas.openxmlformats.org/drawingml/2006/picture">
+                  <pic:nvPicPr>
+                    <pic:cNvPr id="0" name="Picture 40"/>
+                    <pic:cNvPicPr>
+                      <a:picLocks noChangeAspect="1" noChangeArrowheads="1"/>
+                    </pic:cNvPicPr>
+                  </pic:nvPicPr>
+                  <pic:blipFill>
+                    <a:blip r:embed="rId38">
+                      <a:extLst>
+                        <a:ext uri="{28A0092B-C50C-407E-A947-70E740481C1C}">
+                          <a14:useLocalDpi xmlns:a14="http://schemas.microsoft.com/office/drawing/2010/main" val="0"/>
+                        </a:ext>
+                      </a:extLst>
+                    </a:blip>
+                    <a:srcRect/>
+                    <a:stretch>
+                      <a:fillRect/>
+                    </a:stretch>
+                  </pic:blipFill>
+                  <pic:spPr bwMode="auto">
+                    <a:xfrm>
+                      <a:off x="0" y="0"/>
+                      <a:ext cx="4054332" cy="3092774"/>
+                    </a:xfrm>
+                    <a:prstGeom prst="rect">
+                      <a:avLst/>
+                    </a:prstGeom>
+                    <a:ln w="12700">
+                      <a:solidFill>
+                        <a:schemeClr val="tx1"/>
+                      </a:solidFill>
+                    </a:ln>
+                  </pic:spPr>
+                </pic:pic>
+              </a:graphicData>
+            </a:graphic>
+          </wp:inline>
+        </w:drawing>
+      </w:r>
+    </w:p>
+    <w:p>
+      <w:pPr>
+        <w:ind w:firstLine="708"/>
+        <w:jc w:val="both"/>
+      </w:pPr>
+    </w:p>
+    <w:p>
+      <w:pPr>
+        <w:pStyle w:val="Ttulo3"/>
+      </w:pPr>
+      <w:r>
+        <w:lastRenderedPageBreak/>
+        <w:t xml:space="preserve">Processamento Remoto com Servidor </w:t>
+      </w:r>
+      <w:proofErr w:type="spellStart"/>
+      <w:r>
+        <w:t>Flask</w:t>
+      </w:r>
+      <w:proofErr w:type="spellEnd"/>
+    </w:p>
+    <w:p>
+      <w:pPr>
+        <w:ind w:firstLine="708"/>
+        <w:jc w:val="both"/>
+      </w:pPr>
+      <w:r>
+        <w:t xml:space="preserve">Após isso, o </w:t>
+      </w:r>
+      <w:r>
+        <w:t xml:space="preserve">projeto </w:t>
+      </w:r>
+      <w:r>
+        <w:t xml:space="preserve">começou a usar </w:t>
+      </w:r>
+      <w:r>
+        <w:t>um</w:t>
+      </w:r>
+      <w:r>
+        <w:t xml:space="preserve"> </w:t>
+      </w:r>
+      <w:r>
+        <w:t xml:space="preserve">processamento remoto. Nessa fase, o </w:t>
+      </w:r>
+      <w:proofErr w:type="spellStart"/>
+      <w:r>
+        <w:t>Raspberry</w:t>
+      </w:r>
+      <w:proofErr w:type="spellEnd"/>
+      <w:r>
+        <w:t xml:space="preserve"> Pi foi configurado para capturar os quadros da câmera e enviá-los a um servido</w:t>
+      </w:r>
+      <w:r>
+        <w:t>r</w:t>
+      </w:r>
+      <w:r>
+        <w:t>, responsável pelo processamento do OCR.</w:t>
+      </w:r>
+    </w:p>
+    <w:p>
+      <w:pPr>
+        <w:ind w:firstLine="708"/>
+        <w:jc w:val="both"/>
+      </w:pPr>
+      <w:r>
+        <w:t xml:space="preserve">O servidor foi desenvolvido em Python utilizando o framework </w:t>
+      </w:r>
+      <w:proofErr w:type="spellStart"/>
+      <w:r>
+        <w:t>Flask</w:t>
+      </w:r>
+      <w:proofErr w:type="spellEnd"/>
+      <w:r>
+        <w:t xml:space="preserve">. Ele recebia as imagens enviadas pelo </w:t>
+      </w:r>
+      <w:proofErr w:type="spellStart"/>
+      <w:r>
+        <w:t>Raspberry</w:t>
+      </w:r>
+      <w:proofErr w:type="spellEnd"/>
+      <w:r>
+        <w:t xml:space="preserve"> Pi e aplicava o </w:t>
+      </w:r>
+      <w:proofErr w:type="spellStart"/>
+      <w:r>
+        <w:t>EasyOCR</w:t>
+      </w:r>
+      <w:proofErr w:type="spellEnd"/>
+      <w:r>
+        <w:t xml:space="preserve"> para identificar o conteúdo textual presente nos quadros.</w:t>
+      </w:r>
+    </w:p>
+    <w:p>
+      <w:pPr>
+        <w:ind w:firstLine="708"/>
+        <w:jc w:val="both"/>
+      </w:pPr>
+      <w:r>
+        <w:t>Antes do reconhecimento, as imagens passavam por um conjunto de etapas de pré-processamento, como a conversão para escala de cinza, aplicação de equalização de contraste (CLAHE) e desfoque gaussiano. Essas técnicas foram utilizadas para reduzir ruídos visuais e aumentar a nitidez das letras, melhorando o desempenho do OCR.</w:t>
+      </w:r>
+    </w:p>
+    <w:p>
+      <w:pPr>
+        <w:ind w:firstLine="708"/>
+        <w:jc w:val="both"/>
+      </w:pPr>
+      <w:r>
+        <w:t xml:space="preserve">Após a análise, o servidor retornava os textos detectados em formato JSON, que eram exibidos no terminal do </w:t>
+      </w:r>
+      <w:proofErr w:type="spellStart"/>
+      <w:r>
+        <w:t>Raspberry</w:t>
+      </w:r>
+      <w:proofErr w:type="spellEnd"/>
+      <w:r>
+        <w:t xml:space="preserve"> Pi. Esse fluxo de comunicação demonstrou a viabilidade da leitura de informações por meio de um sistema distribuído, no qual o processamento pesado é realizado remotamente.</w:t>
+      </w:r>
+    </w:p>
+    <w:p>
+      <w:pPr>
+        <w:ind w:firstLine="708"/>
+        <w:jc w:val="both"/>
+      </w:pPr>
+      <w:r>
+        <w:rPr>
+          <w:noProof/>
+        </w:rPr>
+        <w:drawing>
+          <wp:inline distT="0" distB="0" distL="0" distR="0" wp14:anchorId="379B926C" wp14:editId="2D2EFCB3">
+            <wp:extent cx="4554538" cy="3981450"/>
+            <wp:effectExtent l="19050" t="19050" r="17780" b="19050"/>
+            <wp:docPr id="27" name="Imagem 27"/>
+            <wp:cNvGraphicFramePr>
+              <a:graphicFrameLocks xmlns:a="http://schemas.openxmlformats.org/drawingml/2006/main" noChangeAspect="1"/>
+            </wp:cNvGraphicFramePr>
+            <a:graphic xmlns:a="http://schemas.openxmlformats.org/drawingml/2006/main">
+              <a:graphicData uri="http://schemas.openxmlformats.org/drawingml/2006/picture">
+                <pic:pic xmlns:pic="http://schemas.openxmlformats.org/drawingml/2006/picture">
+                  <pic:nvPicPr>
+                    <pic:cNvPr id="0" name="Picture 48"/>
+                    <pic:cNvPicPr>
+                      <a:picLocks noChangeAspect="1" noChangeArrowheads="1"/>
+                    </pic:cNvPicPr>
+                  </pic:nvPicPr>
+                  <pic:blipFill>
+                    <a:blip r:embed="rId39">
+                      <a:extLst>
+                        <a:ext uri="{28A0092B-C50C-407E-A947-70E740481C1C}">
+                          <a14:useLocalDpi xmlns:a14="http://schemas.microsoft.com/office/drawing/2010/main" val="0"/>
+                        </a:ext>
+                      </a:extLst>
+                    </a:blip>
+                    <a:srcRect/>
+                    <a:stretch>
+                      <a:fillRect/>
+                    </a:stretch>
+                  </pic:blipFill>
+                  <pic:spPr bwMode="auto">
+                    <a:xfrm>
+                      <a:off x="0" y="0"/>
+                      <a:ext cx="4556084" cy="3982802"/>
+                    </a:xfrm>
+                    <a:prstGeom prst="rect">
+                      <a:avLst/>
+                    </a:prstGeom>
+                    <a:ln w="12700">
+                      <a:solidFill>
+                        <a:schemeClr val="tx1"/>
+                      </a:solidFill>
+                    </a:ln>
+                  </pic:spPr>
+                </pic:pic>
+              </a:graphicData>
+            </a:graphic>
+          </wp:inline>
+        </w:drawing>
+      </w:r>
+    </w:p>
+    <w:p>
+      <w:pPr>
+        <w:jc w:val="left"/>
+        <w:rPr>
+          <w:rFonts w:eastAsia="Times New Roman" w:cs="Arial"/>
+          <w:lang w:eastAsia="pt-BR"/>
+        </w:rPr>
+      </w:pPr>
+      <w:r>
+        <w:rPr>
+          <w:rFonts w:eastAsia="Times New Roman" w:cs="Arial"/>
+          <w:lang w:eastAsia="pt-BR"/>
+        </w:rPr>
+        <w:lastRenderedPageBreak/>
+        <w:t>linha 1: Importa a biblioteca cv2 (</w:t>
+      </w:r>
+      <w:proofErr w:type="spellStart"/>
+      <w:r>
+        <w:rPr>
+          <w:rFonts w:eastAsia="Times New Roman" w:cs="Arial"/>
+          <w:lang w:eastAsia="pt-BR"/>
+        </w:rPr>
+        <w:t>OpenCV</w:t>
+      </w:r>
+      <w:proofErr w:type="spellEnd"/>
+      <w:r>
+        <w:rPr>
+          <w:rFonts w:eastAsia="Times New Roman" w:cs="Arial"/>
+          <w:lang w:eastAsia="pt-BR"/>
+        </w:rPr>
+        <w:t>);</w:t>
+      </w:r>
+      <w:r>
+        <w:rPr>
+          <w:rFonts w:eastAsia="Times New Roman" w:cs="Arial"/>
+          <w:lang w:eastAsia="pt-BR"/>
+        </w:rPr>
+        <w:br/>
+        <w:t>linha 2: Importa a biblioteca time</w:t>
+      </w:r>
+      <w:r>
+        <w:rPr>
+          <w:rFonts w:eastAsia="Times New Roman" w:cs="Arial"/>
+          <w:lang w:eastAsia="pt-BR"/>
+        </w:rPr>
+        <w:t>;</w:t>
+      </w:r>
+      <w:r>
+        <w:rPr>
+          <w:rFonts w:eastAsia="Times New Roman" w:cs="Arial"/>
+          <w:lang w:eastAsia="pt-BR"/>
+        </w:rPr>
+        <w:br/>
+        <w:t xml:space="preserve">linha 3: Importa a biblioteca </w:t>
+      </w:r>
+      <w:proofErr w:type="spellStart"/>
+      <w:r>
+        <w:rPr>
+          <w:rFonts w:eastAsia="Times New Roman" w:cs="Arial"/>
+          <w:lang w:eastAsia="pt-BR"/>
+        </w:rPr>
+        <w:t>requests</w:t>
+      </w:r>
+      <w:proofErr w:type="spellEnd"/>
+      <w:r>
+        <w:rPr>
+          <w:rFonts w:eastAsia="Times New Roman" w:cs="Arial"/>
+          <w:lang w:eastAsia="pt-BR"/>
+        </w:rPr>
+        <w:t>, utilizada para enviar requisições HTTP ao servidor OC</w:t>
+      </w:r>
+      <w:r>
+        <w:rPr>
+          <w:rFonts w:eastAsia="Times New Roman" w:cs="Arial"/>
+          <w:lang w:eastAsia="pt-BR"/>
+        </w:rPr>
+        <w:t>R;</w:t>
+      </w:r>
+      <w:r>
+        <w:rPr>
+          <w:rFonts w:eastAsia="Times New Roman" w:cs="Arial"/>
+          <w:lang w:eastAsia="pt-BR"/>
+        </w:rPr>
+        <w:br/>
+        <w:t xml:space="preserve">linha 4: Importa a classe Picamera2, responsável por controlar a câmera do </w:t>
+      </w:r>
+      <w:proofErr w:type="spellStart"/>
+      <w:r>
+        <w:rPr>
+          <w:rFonts w:eastAsia="Times New Roman" w:cs="Arial"/>
+          <w:lang w:eastAsia="pt-BR"/>
+        </w:rPr>
+        <w:t>Raspberry</w:t>
+      </w:r>
+      <w:proofErr w:type="spellEnd"/>
+      <w:r>
+        <w:rPr>
+          <w:rFonts w:eastAsia="Times New Roman" w:cs="Arial"/>
+          <w:lang w:eastAsia="pt-BR"/>
+        </w:rPr>
+        <w:t xml:space="preserve"> Pi</w:t>
+      </w:r>
+      <w:r>
+        <w:rPr>
+          <w:rFonts w:eastAsia="Times New Roman" w:cs="Arial"/>
+          <w:lang w:eastAsia="pt-BR"/>
+        </w:rPr>
+        <w:t>;</w:t>
+      </w:r>
+    </w:p>
+    <w:p>
+      <w:pPr>
+        <w:jc w:val="left"/>
+        <w:rPr>
+          <w:rFonts w:eastAsia="Times New Roman" w:cs="Arial"/>
+          <w:lang w:eastAsia="pt-BR"/>
+        </w:rPr>
+      </w:pPr>
+      <w:r>
+        <w:rPr>
+          <w:rFonts w:eastAsia="Times New Roman" w:cs="Arial"/>
+          <w:lang w:eastAsia="pt-BR"/>
+        </w:rPr>
+        <w:t xml:space="preserve">linha 6: Define a variável </w:t>
+      </w:r>
+      <w:proofErr w:type="spellStart"/>
+      <w:r>
+        <w:rPr>
+          <w:rFonts w:eastAsia="Times New Roman" w:cs="Arial"/>
+          <w:lang w:eastAsia="pt-BR"/>
+        </w:rPr>
+        <w:t>url_servidor</w:t>
+      </w:r>
+      <w:proofErr w:type="spellEnd"/>
+      <w:r>
+        <w:rPr>
+          <w:rFonts w:eastAsia="Times New Roman" w:cs="Arial"/>
+          <w:lang w:eastAsia="pt-BR"/>
+        </w:rPr>
+        <w:t xml:space="preserve"> com o endereço da API OCR hospedada no </w:t>
+      </w:r>
+      <w:proofErr w:type="spellStart"/>
+      <w:r>
+        <w:rPr>
+          <w:rFonts w:eastAsia="Times New Roman" w:cs="Arial"/>
+          <w:lang w:eastAsia="pt-BR"/>
+        </w:rPr>
+        <w:t>ngrok</w:t>
+      </w:r>
+      <w:proofErr w:type="spellEnd"/>
+      <w:r>
+        <w:rPr>
+          <w:rFonts w:eastAsia="Times New Roman" w:cs="Arial"/>
+          <w:lang w:eastAsia="pt-BR"/>
+        </w:rPr>
+        <w:t>;</w:t>
+      </w:r>
+      <w:r>
+        <w:rPr>
+          <w:rFonts w:eastAsia="Times New Roman" w:cs="Arial"/>
+          <w:lang w:eastAsia="pt-BR"/>
+        </w:rPr>
+        <w:br/>
+        <w:t xml:space="preserve">linha 7: Define o valor de </w:t>
+      </w:r>
+      <w:proofErr w:type="spellStart"/>
+      <w:r>
+        <w:rPr>
+          <w:rFonts w:eastAsia="Times New Roman" w:cs="Arial"/>
+          <w:lang w:eastAsia="pt-BR"/>
+        </w:rPr>
+        <w:t>fps</w:t>
+      </w:r>
+      <w:proofErr w:type="spellEnd"/>
+      <w:r>
+        <w:rPr>
+          <w:rFonts w:eastAsia="Times New Roman" w:cs="Arial"/>
+          <w:lang w:eastAsia="pt-BR"/>
+        </w:rPr>
+        <w:t xml:space="preserve"> como 1, ou seja, a câmera captura 1 quadro por segundo</w:t>
+      </w:r>
+      <w:r>
+        <w:rPr>
+          <w:rFonts w:eastAsia="Times New Roman" w:cs="Arial"/>
+          <w:lang w:eastAsia="pt-BR"/>
+        </w:rPr>
+        <w:t>;</w:t>
+      </w:r>
+      <w:r>
+        <w:rPr>
+          <w:rFonts w:eastAsia="Times New Roman" w:cs="Arial"/>
+          <w:lang w:eastAsia="pt-BR"/>
+        </w:rPr>
+        <w:br/>
+        <w:t>linha 8: Define a qualidade da compressão JPEG em 70</w:t>
+      </w:r>
+      <w:r>
+        <w:rPr>
+          <w:rFonts w:eastAsia="Times New Roman" w:cs="Arial"/>
+          <w:lang w:eastAsia="pt-BR"/>
+        </w:rPr>
+        <w:t>;</w:t>
+      </w:r>
+      <w:r>
+        <w:rPr>
+          <w:rFonts w:eastAsia="Times New Roman" w:cs="Arial"/>
+          <w:lang w:eastAsia="pt-BR"/>
+        </w:rPr>
+        <w:br/>
+        <w:t>linha 9: Define a resolução da câmera (1280x720 pixels)</w:t>
+      </w:r>
+      <w:r>
+        <w:rPr>
+          <w:rFonts w:eastAsia="Times New Roman" w:cs="Arial"/>
+          <w:lang w:eastAsia="pt-BR"/>
+        </w:rPr>
+        <w:t>;</w:t>
+      </w:r>
+    </w:p>
+    <w:p>
+      <w:pPr>
+        <w:jc w:val="left"/>
+        <w:rPr>
+          <w:rFonts w:eastAsia="Times New Roman" w:cs="Arial"/>
+          <w:lang w:eastAsia="pt-BR"/>
+        </w:rPr>
+      </w:pPr>
+      <w:r>
+        <w:rPr>
+          <w:rFonts w:eastAsia="Times New Roman" w:cs="Arial"/>
+          <w:lang w:eastAsia="pt-BR"/>
+        </w:rPr>
+        <w:t>linha 11: Cria um objeto Picamera2 para acessar a câmera</w:t>
+      </w:r>
+      <w:r>
+        <w:rPr>
+          <w:rFonts w:eastAsia="Times New Roman" w:cs="Arial"/>
+          <w:lang w:eastAsia="pt-BR"/>
+        </w:rPr>
+        <w:t>;</w:t>
+      </w:r>
+      <w:r>
+        <w:rPr>
+          <w:rFonts w:eastAsia="Times New Roman" w:cs="Arial"/>
+          <w:lang w:eastAsia="pt-BR"/>
+        </w:rPr>
+        <w:br/>
+        <w:t>linha 12: Configura a câmera com a resolução definida</w:t>
+      </w:r>
+      <w:r>
+        <w:rPr>
+          <w:rFonts w:eastAsia="Times New Roman" w:cs="Arial"/>
+          <w:lang w:eastAsia="pt-BR"/>
+        </w:rPr>
+        <w:t>;</w:t>
+      </w:r>
+      <w:r>
+        <w:rPr>
+          <w:rFonts w:eastAsia="Times New Roman" w:cs="Arial"/>
+          <w:lang w:eastAsia="pt-BR"/>
+        </w:rPr>
+        <w:br/>
+        <w:t>linha 13: Inicia a câmera</w:t>
+      </w:r>
+      <w:r>
+        <w:rPr>
+          <w:rFonts w:eastAsia="Times New Roman" w:cs="Arial"/>
+          <w:lang w:eastAsia="pt-BR"/>
+        </w:rPr>
+        <w:t>;</w:t>
+      </w:r>
+      <w:r>
+        <w:rPr>
+          <w:rFonts w:eastAsia="Times New Roman" w:cs="Arial"/>
+          <w:lang w:eastAsia="pt-BR"/>
+        </w:rPr>
+        <w:br/>
+        <w:t>linha 14: Aguarda 1 segundo para garantir que a câmera esteja pronta</w:t>
+      </w:r>
+      <w:r>
+        <w:rPr>
+          <w:rFonts w:eastAsia="Times New Roman" w:cs="Arial"/>
+          <w:lang w:eastAsia="pt-BR"/>
+        </w:rPr>
+        <w:t>;</w:t>
+      </w:r>
+    </w:p>
+    <w:p>
+      <w:pPr>
+        <w:jc w:val="left"/>
+        <w:rPr>
+          <w:rFonts w:eastAsia="Times New Roman" w:cs="Arial"/>
+          <w:lang w:eastAsia="pt-BR"/>
+        </w:rPr>
+      </w:pPr>
+      <w:r>
+        <w:rPr>
+          <w:rFonts w:eastAsia="Times New Roman" w:cs="Arial"/>
+          <w:lang w:eastAsia="pt-BR"/>
+        </w:rPr>
+        <w:t>linha 16: Inicia um laço infinito (</w:t>
+      </w:r>
+      <w:proofErr w:type="spellStart"/>
+      <w:r>
+        <w:rPr>
+          <w:rFonts w:eastAsia="Times New Roman" w:cs="Arial"/>
+          <w:lang w:eastAsia="pt-BR"/>
+        </w:rPr>
+        <w:t>while</w:t>
+      </w:r>
+      <w:proofErr w:type="spellEnd"/>
+      <w:r>
+        <w:rPr>
+          <w:rFonts w:eastAsia="Times New Roman" w:cs="Arial"/>
+          <w:lang w:eastAsia="pt-BR"/>
+        </w:rPr>
+        <w:t xml:space="preserve"> </w:t>
+      </w:r>
+      <w:proofErr w:type="spellStart"/>
+      <w:r>
+        <w:rPr>
+          <w:rFonts w:eastAsia="Times New Roman" w:cs="Arial"/>
+          <w:lang w:eastAsia="pt-BR"/>
+        </w:rPr>
+        <w:t>True</w:t>
+      </w:r>
+      <w:proofErr w:type="spellEnd"/>
+      <w:r>
+        <w:rPr>
+          <w:rFonts w:eastAsia="Times New Roman" w:cs="Arial"/>
+          <w:lang w:eastAsia="pt-BR"/>
+        </w:rPr>
+        <w:t>:) para capturar e enviar imagens continuamente</w:t>
+      </w:r>
+      <w:r>
+        <w:rPr>
+          <w:rFonts w:eastAsia="Times New Roman" w:cs="Arial"/>
+          <w:lang w:eastAsia="pt-BR"/>
+        </w:rPr>
+        <w:t>;</w:t>
+      </w:r>
+      <w:r>
+        <w:rPr>
+          <w:rFonts w:eastAsia="Times New Roman" w:cs="Arial"/>
+          <w:lang w:eastAsia="pt-BR"/>
+        </w:rPr>
+        <w:br/>
+        <w:t>linha 17: Registra o tempo inicial da iteração para medir desempenho</w:t>
+      </w:r>
+      <w:r>
+        <w:rPr>
+          <w:rFonts w:eastAsia="Times New Roman" w:cs="Arial"/>
+          <w:lang w:eastAsia="pt-BR"/>
+        </w:rPr>
+        <w:t>;</w:t>
+      </w:r>
+      <w:r>
+        <w:rPr>
+          <w:rFonts w:eastAsia="Times New Roman" w:cs="Arial"/>
+          <w:lang w:eastAsia="pt-BR"/>
+        </w:rPr>
+        <w:br/>
+        <w:t xml:space="preserve">linha 18: Captura um quadro da câmera como </w:t>
+      </w:r>
+      <w:proofErr w:type="spellStart"/>
+      <w:r>
+        <w:rPr>
+          <w:rFonts w:eastAsia="Times New Roman" w:cs="Arial"/>
+          <w:lang w:eastAsia="pt-BR"/>
+        </w:rPr>
+        <w:t>array</w:t>
+      </w:r>
+      <w:proofErr w:type="spellEnd"/>
+      <w:r>
+        <w:rPr>
+          <w:rFonts w:eastAsia="Times New Roman" w:cs="Arial"/>
+          <w:lang w:eastAsia="pt-BR"/>
+        </w:rPr>
+        <w:t xml:space="preserve"> </w:t>
+      </w:r>
+      <w:proofErr w:type="spellStart"/>
+      <w:r>
+        <w:rPr>
+          <w:rFonts w:eastAsia="Times New Roman" w:cs="Arial"/>
+          <w:lang w:eastAsia="pt-BR"/>
+        </w:rPr>
+        <w:t>NumPy</w:t>
+      </w:r>
+      <w:proofErr w:type="spellEnd"/>
+      <w:r>
+        <w:rPr>
+          <w:rFonts w:eastAsia="Times New Roman" w:cs="Arial"/>
+          <w:lang w:eastAsia="pt-BR"/>
+        </w:rPr>
+        <w:t>;</w:t>
+      </w:r>
+      <w:r>
+        <w:rPr>
+          <w:rFonts w:eastAsia="Times New Roman" w:cs="Arial"/>
+          <w:lang w:eastAsia="pt-BR"/>
+        </w:rPr>
+        <w:br/>
+        <w:t>linha 19: Converte o quadro capturado para o formato JPEG, aplicando a qualidade definida</w:t>
+      </w:r>
+      <w:r>
+        <w:rPr>
+          <w:rFonts w:eastAsia="Times New Roman" w:cs="Arial"/>
+          <w:lang w:eastAsia="pt-BR"/>
+        </w:rPr>
+        <w:t>;</w:t>
+      </w:r>
+      <w:r>
+        <w:rPr>
+          <w:rFonts w:eastAsia="Times New Roman" w:cs="Arial"/>
+          <w:lang w:eastAsia="pt-BR"/>
+        </w:rPr>
+        <w:br/>
+        <w:t>linha 20: Transforma a imagem comprimida em bytes para envio na requisição</w:t>
+      </w:r>
+      <w:r>
+        <w:rPr>
+          <w:rFonts w:eastAsia="Times New Roman" w:cs="Arial"/>
+          <w:lang w:eastAsia="pt-BR"/>
+        </w:rPr>
+        <w:t>;</w:t>
+      </w:r>
+    </w:p>
+    <w:p>
+      <w:pPr>
+        <w:jc w:val="left"/>
+        <w:rPr>
+          <w:rFonts w:eastAsia="Times New Roman" w:cs="Arial"/>
+          <w:lang w:eastAsia="pt-BR"/>
+        </w:rPr>
+      </w:pPr>
+      <w:r>
+        <w:rPr>
+          <w:rFonts w:eastAsia="Times New Roman" w:cs="Arial"/>
+          <w:lang w:eastAsia="pt-BR"/>
+        </w:rPr>
+        <w:t xml:space="preserve">linha 21: Inicia um bloco </w:t>
+      </w:r>
+      <w:proofErr w:type="spellStart"/>
+      <w:r>
+        <w:rPr>
+          <w:rFonts w:eastAsia="Times New Roman" w:cs="Arial"/>
+          <w:lang w:eastAsia="pt-BR"/>
+        </w:rPr>
+        <w:t>try</w:t>
+      </w:r>
+      <w:proofErr w:type="spellEnd"/>
+      <w:r>
+        <w:rPr>
+          <w:rFonts w:eastAsia="Times New Roman" w:cs="Arial"/>
+          <w:lang w:eastAsia="pt-BR"/>
+        </w:rPr>
+        <w:t xml:space="preserve"> para tratar possíveis erros durante o envio da imagem</w:t>
+      </w:r>
+      <w:r>
+        <w:rPr>
+          <w:rFonts w:eastAsia="Times New Roman" w:cs="Arial"/>
+          <w:lang w:eastAsia="pt-BR"/>
+        </w:rPr>
+        <w:t>;</w:t>
+      </w:r>
+      <w:r>
+        <w:rPr>
+          <w:rFonts w:eastAsia="Times New Roman" w:cs="Arial"/>
+          <w:lang w:eastAsia="pt-BR"/>
+        </w:rPr>
+        <w:br/>
+        <w:t>linha 22: Monta o dicionário arquivos contendo a imagem capturada em formato adequado para upload</w:t>
+      </w:r>
+      <w:r>
+        <w:rPr>
+          <w:rFonts w:eastAsia="Times New Roman" w:cs="Arial"/>
+          <w:lang w:eastAsia="pt-BR"/>
+        </w:rPr>
+        <w:t>;</w:t>
+      </w:r>
+      <w:r>
+        <w:rPr>
+          <w:rFonts w:eastAsia="Times New Roman" w:cs="Arial"/>
+          <w:lang w:eastAsia="pt-BR"/>
+        </w:rPr>
+        <w:br/>
+        <w:t>linha 23: Envia a imagem ao servidor OCR por uma requisição POST, com timeout de 5 segundos</w:t>
+      </w:r>
+      <w:r>
+        <w:rPr>
+          <w:rFonts w:eastAsia="Times New Roman" w:cs="Arial"/>
+          <w:lang w:eastAsia="pt-BR"/>
+        </w:rPr>
+        <w:t>;</w:t>
+      </w:r>
+      <w:r>
+        <w:rPr>
+          <w:rFonts w:eastAsia="Times New Roman" w:cs="Arial"/>
+          <w:lang w:eastAsia="pt-BR"/>
+        </w:rPr>
+        <w:br/>
+        <w:t>linha 24: Converte a resposta recebida do servidor em formato JSON</w:t>
+      </w:r>
+      <w:r>
+        <w:rPr>
+          <w:rFonts w:eastAsia="Times New Roman" w:cs="Arial"/>
+          <w:lang w:eastAsia="pt-BR"/>
+        </w:rPr>
+        <w:t>;</w:t>
+      </w:r>
+      <w:r>
+        <w:rPr>
+          <w:rFonts w:eastAsia="Times New Roman" w:cs="Arial"/>
+          <w:lang w:eastAsia="pt-BR"/>
+        </w:rPr>
+        <w:br/>
+        <w:t>linha 25: Verifica se a resposta contém a chave "textos"</w:t>
+      </w:r>
+      <w:r>
+        <w:rPr>
+          <w:rFonts w:eastAsia="Times New Roman" w:cs="Arial"/>
+          <w:lang w:eastAsia="pt-BR"/>
+        </w:rPr>
+        <w:t>;</w:t>
+      </w:r>
+      <w:r>
+        <w:rPr>
+          <w:rFonts w:eastAsia="Times New Roman" w:cs="Arial"/>
+          <w:lang w:eastAsia="pt-BR"/>
+        </w:rPr>
+        <w:br/>
+        <w:t>linha 26: Se houver textos reconhecidos, imprime o resultado no terminal</w:t>
+      </w:r>
+      <w:r>
+        <w:rPr>
+          <w:rFonts w:eastAsia="Times New Roman" w:cs="Arial"/>
+          <w:lang w:eastAsia="pt-BR"/>
+        </w:rPr>
+        <w:t>;</w:t>
+      </w:r>
+      <w:r>
+        <w:rPr>
+          <w:rFonts w:eastAsia="Times New Roman" w:cs="Arial"/>
+          <w:lang w:eastAsia="pt-BR"/>
+        </w:rPr>
+        <w:br/>
+        <w:t xml:space="preserve">linha 28: </w:t>
+      </w:r>
+      <w:r>
+        <w:rPr>
+          <w:rFonts w:eastAsia="Times New Roman" w:cs="Arial"/>
+          <w:lang w:eastAsia="pt-BR"/>
+        </w:rPr>
+        <w:t>Senão</w:t>
+      </w:r>
+      <w:r>
+        <w:rPr>
+          <w:rFonts w:eastAsia="Times New Roman" w:cs="Arial"/>
+          <w:lang w:eastAsia="pt-BR"/>
+        </w:rPr>
+        <w:t>, imprime uma mensagem de erro com o conteúdo da resposta</w:t>
+      </w:r>
+      <w:r>
+        <w:rPr>
+          <w:rFonts w:eastAsia="Times New Roman" w:cs="Arial"/>
+          <w:lang w:eastAsia="pt-BR"/>
+        </w:rPr>
+        <w:t>;</w:t>
+      </w:r>
+    </w:p>
+    <w:p>
+      <w:pPr>
+        <w:jc w:val="left"/>
+        <w:rPr>
+          <w:rFonts w:eastAsia="Times New Roman" w:cs="Arial"/>
+          <w:lang w:eastAsia="pt-BR"/>
+        </w:rPr>
+      </w:pPr>
+      <w:r>
+        <w:rPr>
+          <w:rFonts w:eastAsia="Times New Roman" w:cs="Arial"/>
+          <w:lang w:eastAsia="pt-BR"/>
+        </w:rPr>
+        <w:lastRenderedPageBreak/>
+        <w:t>linha 30: Caso ocorra algum erro na requisição, captura a exceção e exibe "erro conexão"</w:t>
+      </w:r>
+      <w:r>
+        <w:rPr>
+          <w:rFonts w:eastAsia="Times New Roman" w:cs="Arial"/>
+          <w:lang w:eastAsia="pt-BR"/>
+        </w:rPr>
+        <w:t>;</w:t>
+      </w:r>
+    </w:p>
+    <w:p>
+      <w:pPr>
+        <w:jc w:val="left"/>
+        <w:rPr>
+          <w:rFonts w:eastAsia="Times New Roman" w:cs="Arial"/>
+          <w:lang w:eastAsia="pt-BR"/>
+        </w:rPr>
+      </w:pPr>
+      <w:r>
+        <w:rPr>
+          <w:rFonts w:eastAsia="Times New Roman" w:cs="Arial"/>
+          <w:lang w:eastAsia="pt-BR"/>
+        </w:rPr>
+        <w:t>linha 32: Calcula quanto tempo passou desde o início da iteração</w:t>
+      </w:r>
+      <w:r>
+        <w:rPr>
+          <w:rFonts w:eastAsia="Times New Roman" w:cs="Arial"/>
+          <w:lang w:eastAsia="pt-BR"/>
+        </w:rPr>
+        <w:t>;</w:t>
+      </w:r>
+      <w:r>
+        <w:rPr>
+          <w:rFonts w:eastAsia="Times New Roman" w:cs="Arial"/>
+          <w:lang w:eastAsia="pt-BR"/>
+        </w:rPr>
+        <w:br/>
+        <w:t>linha 33: Calcula o tempo de espera necessário para manter a taxa de frames (</w:t>
+      </w:r>
+      <w:proofErr w:type="spellStart"/>
+      <w:r>
+        <w:rPr>
+          <w:rFonts w:eastAsia="Times New Roman" w:cs="Arial"/>
+          <w:lang w:eastAsia="pt-BR"/>
+        </w:rPr>
+        <w:t>fps</w:t>
+      </w:r>
+      <w:proofErr w:type="spellEnd"/>
+      <w:r>
+        <w:rPr>
+          <w:rFonts w:eastAsia="Times New Roman" w:cs="Arial"/>
+          <w:lang w:eastAsia="pt-BR"/>
+        </w:rPr>
+        <w:t>)</w:t>
+      </w:r>
+      <w:r>
+        <w:rPr>
+          <w:rFonts w:eastAsia="Times New Roman" w:cs="Arial"/>
+          <w:lang w:eastAsia="pt-BR"/>
+        </w:rPr>
+        <w:t>;</w:t>
+      </w:r>
+      <w:r>
+        <w:rPr>
+          <w:rFonts w:eastAsia="Times New Roman" w:cs="Arial"/>
+          <w:lang w:eastAsia="pt-BR"/>
+        </w:rPr>
+        <w:br/>
+        <w:t>linha 34: Faz o programa aguardar antes de capturar o próximo quadro, garantindo a frequência definida.</w:t>
+      </w:r>
+    </w:p>
+    <w:p>
+      <w:pPr>
+        <w:ind w:firstLine="708"/>
+        <w:jc w:val="both"/>
+      </w:pPr>
+      <w:r>
+        <w:rPr>
+          <w:noProof/>
+        </w:rPr>
+        <w:drawing>
+          <wp:inline distT="0" distB="0" distL="0" distR="0" wp14:anchorId="75405F67" wp14:editId="3591E13B">
+            <wp:extent cx="4095750" cy="3804457"/>
+            <wp:effectExtent l="19050" t="19050" r="19050" b="24765"/>
+            <wp:docPr id="26" name="Imagem 26"/>
+            <wp:cNvGraphicFramePr>
+              <a:graphicFrameLocks xmlns:a="http://schemas.openxmlformats.org/drawingml/2006/main" noChangeAspect="1"/>
+            </wp:cNvGraphicFramePr>
+            <a:graphic xmlns:a="http://schemas.openxmlformats.org/drawingml/2006/main">
+              <a:graphicData uri="http://schemas.openxmlformats.org/drawingml/2006/picture">
+                <pic:pic xmlns:pic="http://schemas.openxmlformats.org/drawingml/2006/picture">
+                  <pic:nvPicPr>
+                    <pic:cNvPr id="0" name="Picture 47"/>
+                    <pic:cNvPicPr>
+                      <a:picLocks noChangeAspect="1" noChangeArrowheads="1"/>
+                    </pic:cNvPicPr>
+                  </pic:nvPicPr>
+                  <pic:blipFill>
+                    <a:blip r:embed="rId40">
+                      <a:extLst>
+                        <a:ext uri="{28A0092B-C50C-407E-A947-70E740481C1C}">
+                          <a14:useLocalDpi xmlns:a14="http://schemas.microsoft.com/office/drawing/2010/main" val="0"/>
+                        </a:ext>
+                      </a:extLst>
+                    </a:blip>
+                    <a:srcRect/>
+                    <a:stretch>
+                      <a:fillRect/>
+                    </a:stretch>
+                  </pic:blipFill>
+                  <pic:spPr bwMode="auto">
+                    <a:xfrm>
+                      <a:off x="0" y="0"/>
+                      <a:ext cx="4098448" cy="3806963"/>
+                    </a:xfrm>
+                    <a:prstGeom prst="rect">
+                      <a:avLst/>
+                    </a:prstGeom>
+                    <a:ln w="12700">
+                      <a:solidFill>
+                        <a:schemeClr val="tx1"/>
+                      </a:solidFill>
+                    </a:ln>
+                  </pic:spPr>
+                </pic:pic>
+              </a:graphicData>
+            </a:graphic>
+          </wp:inline>
+        </w:drawing>
+      </w:r>
+    </w:p>
+    <w:p>
+      <w:pPr>
+        <w:jc w:val="left"/>
+        <w:rPr>
+          <w:rFonts w:eastAsia="Times New Roman" w:cs="Arial"/>
+          <w:lang w:eastAsia="pt-BR"/>
+        </w:rPr>
+      </w:pPr>
+      <w:r>
+        <w:rPr>
+          <w:rFonts w:eastAsia="Times New Roman" w:cs="Arial"/>
+          <w:lang w:eastAsia="pt-BR"/>
+        </w:rPr>
+        <w:t xml:space="preserve">linha 1: Importa da biblioteca </w:t>
+      </w:r>
+      <w:proofErr w:type="spellStart"/>
+      <w:r>
+        <w:rPr>
+          <w:rFonts w:eastAsia="Times New Roman" w:cs="Arial"/>
+          <w:lang w:eastAsia="pt-BR"/>
+        </w:rPr>
+        <w:t>flask</w:t>
+      </w:r>
+      <w:proofErr w:type="spellEnd"/>
+      <w:r>
+        <w:rPr>
+          <w:rFonts w:eastAsia="Times New Roman" w:cs="Arial"/>
+          <w:lang w:eastAsia="pt-BR"/>
+        </w:rPr>
+        <w:t xml:space="preserve"> as funções </w:t>
+      </w:r>
+      <w:proofErr w:type="spellStart"/>
+      <w:r>
+        <w:rPr>
+          <w:rFonts w:eastAsia="Times New Roman" w:cs="Arial"/>
+          <w:lang w:eastAsia="pt-BR"/>
+        </w:rPr>
+        <w:t>Flask</w:t>
+      </w:r>
+      <w:proofErr w:type="spellEnd"/>
+      <w:r>
+        <w:rPr>
+          <w:rFonts w:eastAsia="Times New Roman" w:cs="Arial"/>
+          <w:lang w:eastAsia="pt-BR"/>
+        </w:rPr>
+        <w:t xml:space="preserve">, </w:t>
+      </w:r>
+      <w:proofErr w:type="spellStart"/>
+      <w:r>
+        <w:rPr>
+          <w:rFonts w:eastAsia="Times New Roman" w:cs="Arial"/>
+          <w:lang w:eastAsia="pt-BR"/>
+        </w:rPr>
+        <w:t>request</w:t>
+      </w:r>
+      <w:proofErr w:type="spellEnd"/>
+      <w:r>
+        <w:rPr>
+          <w:rFonts w:eastAsia="Times New Roman" w:cs="Arial"/>
+          <w:lang w:eastAsia="pt-BR"/>
+        </w:rPr>
+        <w:t xml:space="preserve"> e </w:t>
+      </w:r>
+      <w:proofErr w:type="spellStart"/>
+      <w:r>
+        <w:rPr>
+          <w:rFonts w:eastAsia="Times New Roman" w:cs="Arial"/>
+          <w:lang w:eastAsia="pt-BR"/>
+        </w:rPr>
+        <w:t>jsonify</w:t>
+      </w:r>
+      <w:proofErr w:type="spellEnd"/>
+      <w:r>
+        <w:rPr>
+          <w:rFonts w:eastAsia="Times New Roman" w:cs="Arial"/>
+          <w:lang w:eastAsia="pt-BR"/>
+        </w:rPr>
+        <w:t>;</w:t>
+      </w:r>
+      <w:r>
+        <w:rPr>
+          <w:rFonts w:eastAsia="Times New Roman" w:cs="Arial"/>
+          <w:lang w:eastAsia="pt-BR"/>
+        </w:rPr>
+        <w:br/>
+        <w:t xml:space="preserve">linha 2: Importa a biblioteca </w:t>
+      </w:r>
+      <w:proofErr w:type="spellStart"/>
+      <w:r>
+        <w:rPr>
+          <w:rFonts w:eastAsia="Times New Roman" w:cs="Arial"/>
+          <w:lang w:eastAsia="pt-BR"/>
+        </w:rPr>
+        <w:t>easyocr</w:t>
+      </w:r>
+      <w:proofErr w:type="spellEnd"/>
+      <w:r>
+        <w:rPr>
+          <w:rFonts w:eastAsia="Times New Roman" w:cs="Arial"/>
+          <w:lang w:eastAsia="pt-BR"/>
+        </w:rPr>
+        <w:t>;</w:t>
+      </w:r>
+      <w:r>
+        <w:rPr>
+          <w:rFonts w:eastAsia="Times New Roman" w:cs="Arial"/>
+          <w:lang w:eastAsia="pt-BR"/>
+        </w:rPr>
+        <w:br/>
+        <w:t>linha 3: Importa a biblioteca cv2</w:t>
+      </w:r>
+      <w:r>
+        <w:rPr>
+          <w:rFonts w:eastAsia="Times New Roman" w:cs="Arial"/>
+          <w:lang w:eastAsia="pt-BR"/>
+        </w:rPr>
+        <w:t>;</w:t>
+      </w:r>
+      <w:r>
+        <w:rPr>
+          <w:rFonts w:eastAsia="Times New Roman" w:cs="Arial"/>
+          <w:lang w:eastAsia="pt-BR"/>
+        </w:rPr>
+        <w:br/>
+        <w:t xml:space="preserve">linha 4: Importa a biblioteca </w:t>
+      </w:r>
+      <w:proofErr w:type="spellStart"/>
+      <w:r>
+        <w:rPr>
+          <w:rFonts w:eastAsia="Times New Roman" w:cs="Arial"/>
+          <w:lang w:eastAsia="pt-BR"/>
+        </w:rPr>
+        <w:t>numpy</w:t>
+      </w:r>
+      <w:proofErr w:type="spellEnd"/>
+      <w:r>
+        <w:rPr>
+          <w:rFonts w:eastAsia="Times New Roman" w:cs="Arial"/>
+          <w:lang w:eastAsia="pt-BR"/>
+        </w:rPr>
+        <w:t xml:space="preserve"> como </w:t>
+      </w:r>
+      <w:proofErr w:type="spellStart"/>
+      <w:r>
+        <w:rPr>
+          <w:rFonts w:eastAsia="Times New Roman" w:cs="Arial"/>
+          <w:lang w:eastAsia="pt-BR"/>
+        </w:rPr>
+        <w:t>np</w:t>
+      </w:r>
+      <w:proofErr w:type="spellEnd"/>
+      <w:r>
+        <w:rPr>
+          <w:rFonts w:eastAsia="Times New Roman" w:cs="Arial"/>
+          <w:lang w:eastAsia="pt-BR"/>
+        </w:rPr>
+        <w:t>;</w:t>
+      </w:r>
+      <w:r>
+        <w:rPr>
+          <w:rFonts w:eastAsia="Times New Roman" w:cs="Arial"/>
+          <w:lang w:eastAsia="pt-BR"/>
+        </w:rPr>
+        <w:br/>
+        <w:t xml:space="preserve">linha 5: Importa o </w:t>
+      </w:r>
+      <w:proofErr w:type="spellStart"/>
+      <w:r>
+        <w:rPr>
+          <w:rFonts w:eastAsia="Times New Roman" w:cs="Arial"/>
+          <w:lang w:eastAsia="pt-BR"/>
+        </w:rPr>
+        <w:t>ngrok</w:t>
+      </w:r>
+      <w:proofErr w:type="spellEnd"/>
+      <w:r>
+        <w:rPr>
+          <w:rFonts w:eastAsia="Times New Roman" w:cs="Arial"/>
+          <w:lang w:eastAsia="pt-BR"/>
+        </w:rPr>
+        <w:t>;</w:t>
+      </w:r>
+    </w:p>
+    <w:p>
+      <w:pPr>
+        <w:jc w:val="left"/>
+        <w:rPr>
+          <w:rFonts w:eastAsia="Times New Roman" w:cs="Arial"/>
+          <w:lang w:eastAsia="pt-BR"/>
+        </w:rPr>
+      </w:pPr>
+      <w:r>
+        <w:rPr>
+          <w:rFonts w:eastAsia="Times New Roman" w:cs="Arial"/>
+          <w:lang w:eastAsia="pt-BR"/>
+        </w:rPr>
+        <w:t xml:space="preserve">linha 7: Cria a aplicação </w:t>
+      </w:r>
+      <w:proofErr w:type="spellStart"/>
+      <w:r>
+        <w:rPr>
+          <w:rFonts w:eastAsia="Times New Roman" w:cs="Arial"/>
+          <w:lang w:eastAsia="pt-BR"/>
+        </w:rPr>
+        <w:t>Flask</w:t>
+      </w:r>
+      <w:proofErr w:type="spellEnd"/>
+      <w:r>
+        <w:rPr>
+          <w:rFonts w:eastAsia="Times New Roman" w:cs="Arial"/>
+          <w:lang w:eastAsia="pt-BR"/>
+        </w:rPr>
+        <w:t>, que será o servidor web</w:t>
+      </w:r>
+      <w:r>
+        <w:rPr>
+          <w:rFonts w:eastAsia="Times New Roman" w:cs="Arial"/>
+          <w:lang w:eastAsia="pt-BR"/>
+        </w:rPr>
+        <w:t>;</w:t>
+      </w:r>
+      <w:r>
+        <w:rPr>
+          <w:rFonts w:eastAsia="Times New Roman" w:cs="Arial"/>
+          <w:lang w:eastAsia="pt-BR"/>
+        </w:rPr>
+        <w:br/>
+        <w:t xml:space="preserve">linha 8: Cria um objeto Reader do </w:t>
+      </w:r>
+      <w:proofErr w:type="spellStart"/>
+      <w:r>
+        <w:rPr>
+          <w:rFonts w:eastAsia="Times New Roman" w:cs="Arial"/>
+          <w:lang w:eastAsia="pt-BR"/>
+        </w:rPr>
+        <w:t>easyocr</w:t>
+      </w:r>
+      <w:proofErr w:type="spellEnd"/>
+      <w:r>
+        <w:rPr>
+          <w:rFonts w:eastAsia="Times New Roman" w:cs="Arial"/>
+          <w:lang w:eastAsia="pt-BR"/>
+        </w:rPr>
+        <w:t>, configurado para reconhecer textos em português ('</w:t>
+      </w:r>
+      <w:proofErr w:type="spellStart"/>
+      <w:r>
+        <w:rPr>
+          <w:rFonts w:eastAsia="Times New Roman" w:cs="Arial"/>
+          <w:lang w:eastAsia="pt-BR"/>
+        </w:rPr>
+        <w:t>pt</w:t>
+      </w:r>
+      <w:proofErr w:type="spellEnd"/>
+      <w:r>
+        <w:rPr>
+          <w:rFonts w:eastAsia="Times New Roman" w:cs="Arial"/>
+          <w:lang w:eastAsia="pt-BR"/>
+        </w:rPr>
+        <w:t>')</w:t>
+      </w:r>
+      <w:r>
+        <w:rPr>
+          <w:rFonts w:eastAsia="Times New Roman" w:cs="Arial"/>
+          <w:lang w:eastAsia="pt-BR"/>
+        </w:rPr>
+        <w:t>;</w:t>
+      </w:r>
+    </w:p>
+    <w:p>
+      <w:pPr>
+        <w:jc w:val="left"/>
+        <w:rPr>
+          <w:rFonts w:eastAsia="Times New Roman" w:cs="Arial"/>
+          <w:lang w:eastAsia="pt-BR"/>
+        </w:rPr>
+      </w:pPr>
+      <w:r>
+        <w:rPr>
+          <w:rFonts w:eastAsia="Times New Roman" w:cs="Arial"/>
+          <w:lang w:eastAsia="pt-BR"/>
+        </w:rPr>
+        <w:t>linha 10: Define uma rota da API chamada /</w:t>
+      </w:r>
+      <w:proofErr w:type="spellStart"/>
+      <w:r>
+        <w:rPr>
+          <w:rFonts w:eastAsia="Times New Roman" w:cs="Arial"/>
+          <w:lang w:eastAsia="pt-BR"/>
+        </w:rPr>
+        <w:t>ocr</w:t>
+      </w:r>
+      <w:proofErr w:type="spellEnd"/>
+      <w:r>
+        <w:rPr>
+          <w:rFonts w:eastAsia="Times New Roman" w:cs="Arial"/>
+          <w:lang w:eastAsia="pt-BR"/>
+        </w:rPr>
+        <w:t>, que aceita apenas requisições POST</w:t>
+      </w:r>
+      <w:r>
+        <w:rPr>
+          <w:rFonts w:eastAsia="Times New Roman" w:cs="Arial"/>
+          <w:lang w:eastAsia="pt-BR"/>
+        </w:rPr>
+        <w:t>;</w:t>
+      </w:r>
+      <w:r>
+        <w:rPr>
+          <w:rFonts w:eastAsia="Times New Roman" w:cs="Arial"/>
+          <w:lang w:eastAsia="pt-BR"/>
+        </w:rPr>
+        <w:br/>
+        <w:t xml:space="preserve">linha 11: Define a função </w:t>
+      </w:r>
+      <w:proofErr w:type="spellStart"/>
+      <w:r>
+        <w:rPr>
+          <w:rFonts w:eastAsia="Times New Roman" w:cs="Arial"/>
+          <w:lang w:eastAsia="pt-BR"/>
+        </w:rPr>
+        <w:t>ocr_</w:t>
+      </w:r>
+      <w:proofErr w:type="gramStart"/>
+      <w:r>
+        <w:rPr>
+          <w:rFonts w:eastAsia="Times New Roman" w:cs="Arial"/>
+          <w:lang w:eastAsia="pt-BR"/>
+        </w:rPr>
+        <w:t>api</w:t>
+      </w:r>
+      <w:proofErr w:type="spellEnd"/>
+      <w:r>
+        <w:rPr>
+          <w:rFonts w:eastAsia="Times New Roman" w:cs="Arial"/>
+          <w:lang w:eastAsia="pt-BR"/>
+        </w:rPr>
+        <w:t>(</w:t>
+      </w:r>
+      <w:proofErr w:type="gramEnd"/>
+      <w:r>
+        <w:rPr>
+          <w:rFonts w:eastAsia="Times New Roman" w:cs="Arial"/>
+          <w:lang w:eastAsia="pt-BR"/>
+        </w:rPr>
+        <w:t>), que será executada quando a rota /</w:t>
+      </w:r>
+      <w:proofErr w:type="spellStart"/>
+      <w:r>
+        <w:rPr>
+          <w:rFonts w:eastAsia="Times New Roman" w:cs="Arial"/>
+          <w:lang w:eastAsia="pt-BR"/>
+        </w:rPr>
+        <w:t>ocr</w:t>
+      </w:r>
+      <w:proofErr w:type="spellEnd"/>
+      <w:r>
+        <w:rPr>
+          <w:rFonts w:eastAsia="Times New Roman" w:cs="Arial"/>
+          <w:lang w:eastAsia="pt-BR"/>
+        </w:rPr>
+        <w:t xml:space="preserve"> for </w:t>
+      </w:r>
+      <w:r>
+        <w:rPr>
+          <w:rFonts w:eastAsia="Times New Roman" w:cs="Arial"/>
+          <w:lang w:eastAsia="pt-BR"/>
+        </w:rPr>
+        <w:lastRenderedPageBreak/>
+        <w:t>chamada</w:t>
+      </w:r>
+      <w:r>
+        <w:rPr>
+          <w:rFonts w:eastAsia="Times New Roman" w:cs="Arial"/>
+          <w:lang w:eastAsia="pt-BR"/>
+        </w:rPr>
+        <w:t>;</w:t>
+      </w:r>
+      <w:r>
+        <w:rPr>
+          <w:rFonts w:eastAsia="Times New Roman" w:cs="Arial"/>
+          <w:lang w:eastAsia="pt-BR"/>
+        </w:rPr>
+        <w:br/>
+        <w:t xml:space="preserve">linha 12: Inicia um bloco </w:t>
+      </w:r>
+      <w:proofErr w:type="spellStart"/>
+      <w:r>
+        <w:rPr>
+          <w:rFonts w:eastAsia="Times New Roman" w:cs="Arial"/>
+          <w:lang w:eastAsia="pt-BR"/>
+        </w:rPr>
+        <w:t>try</w:t>
+      </w:r>
+      <w:proofErr w:type="spellEnd"/>
+      <w:r>
+        <w:rPr>
+          <w:rFonts w:eastAsia="Times New Roman" w:cs="Arial"/>
+          <w:lang w:eastAsia="pt-BR"/>
+        </w:rPr>
+        <w:t>, que permite capturar erros durante a execução do OCR</w:t>
+      </w:r>
+      <w:r>
+        <w:rPr>
+          <w:rFonts w:eastAsia="Times New Roman" w:cs="Arial"/>
+          <w:lang w:eastAsia="pt-BR"/>
+        </w:rPr>
+        <w:t>;</w:t>
+      </w:r>
+    </w:p>
+    <w:p>
+      <w:pPr>
+        <w:jc w:val="left"/>
+        <w:rPr>
+          <w:rFonts w:eastAsia="Times New Roman" w:cs="Arial"/>
+          <w:lang w:eastAsia="pt-BR"/>
+        </w:rPr>
+      </w:pPr>
+      <w:r>
+        <w:rPr>
+          <w:rFonts w:eastAsia="Times New Roman" w:cs="Arial"/>
+          <w:lang w:eastAsia="pt-BR"/>
+        </w:rPr>
+        <w:t>linha 13: Lê a imagem enviada na requisição HTTP</w:t>
+      </w:r>
+      <w:r>
+        <w:rPr>
+          <w:rFonts w:eastAsia="Times New Roman" w:cs="Arial"/>
+          <w:lang w:eastAsia="pt-BR"/>
+        </w:rPr>
+        <w:t>;</w:t>
+      </w:r>
+      <w:r>
+        <w:rPr>
+          <w:rFonts w:eastAsia="Times New Roman" w:cs="Arial"/>
+          <w:lang w:eastAsia="pt-BR"/>
+        </w:rPr>
+        <w:br/>
+        <w:t xml:space="preserve">linha 14: Converte os bytes da imagem para um </w:t>
+      </w:r>
+      <w:proofErr w:type="spellStart"/>
+      <w:r>
+        <w:rPr>
+          <w:rFonts w:eastAsia="Times New Roman" w:cs="Arial"/>
+          <w:lang w:eastAsia="pt-BR"/>
+        </w:rPr>
+        <w:t>array</w:t>
+      </w:r>
+      <w:proofErr w:type="spellEnd"/>
+      <w:r>
+        <w:rPr>
+          <w:rFonts w:eastAsia="Times New Roman" w:cs="Arial"/>
+          <w:lang w:eastAsia="pt-BR"/>
+        </w:rPr>
+        <w:t xml:space="preserve"> </w:t>
+      </w:r>
+      <w:proofErr w:type="spellStart"/>
+      <w:r>
+        <w:rPr>
+          <w:rFonts w:eastAsia="Times New Roman" w:cs="Arial"/>
+          <w:lang w:eastAsia="pt-BR"/>
+        </w:rPr>
+        <w:t>NumPy</w:t>
+      </w:r>
+      <w:proofErr w:type="spellEnd"/>
+      <w:r>
+        <w:rPr>
+          <w:rFonts w:eastAsia="Times New Roman" w:cs="Arial"/>
+          <w:lang w:eastAsia="pt-BR"/>
+        </w:rPr>
+        <w:t xml:space="preserve"> e carrega a imagem com o </w:t>
+      </w:r>
+      <w:proofErr w:type="spellStart"/>
+      <w:r>
+        <w:rPr>
+          <w:rFonts w:eastAsia="Times New Roman" w:cs="Arial"/>
+          <w:lang w:eastAsia="pt-BR"/>
+        </w:rPr>
+        <w:t>OpenCV</w:t>
+      </w:r>
+      <w:proofErr w:type="spellEnd"/>
+      <w:r>
+        <w:rPr>
+          <w:rFonts w:eastAsia="Times New Roman" w:cs="Arial"/>
+          <w:lang w:eastAsia="pt-BR"/>
+        </w:rPr>
+        <w:t>;</w:t>
+      </w:r>
+    </w:p>
+    <w:p>
+      <w:pPr>
+        <w:jc w:val="left"/>
+        <w:rPr>
+          <w:rFonts w:eastAsia="Times New Roman" w:cs="Arial"/>
+          <w:lang w:eastAsia="pt-BR"/>
+        </w:rPr>
+      </w:pPr>
+      <w:r>
+        <w:rPr>
+          <w:rFonts w:eastAsia="Times New Roman" w:cs="Arial"/>
+          <w:lang w:eastAsia="pt-BR"/>
+        </w:rPr>
+        <w:t>linha 16: Converte a imagem para tons de cinza</w:t>
+      </w:r>
+      <w:r>
+        <w:rPr>
+          <w:rFonts w:eastAsia="Times New Roman" w:cs="Arial"/>
+          <w:lang w:eastAsia="pt-BR"/>
+        </w:rPr>
+        <w:t>;</w:t>
+      </w:r>
+      <w:r>
+        <w:rPr>
+          <w:rFonts w:eastAsia="Times New Roman" w:cs="Arial"/>
+          <w:lang w:eastAsia="pt-BR"/>
+        </w:rPr>
+        <w:br/>
+        <w:t>linha 17: Cria um objeto CLAHE (um tipo de equalização adaptativa de histograma) para melhorar o contraste da imagem</w:t>
+      </w:r>
+      <w:r>
+        <w:rPr>
+          <w:rFonts w:eastAsia="Times New Roman" w:cs="Arial"/>
+          <w:lang w:eastAsia="pt-BR"/>
+        </w:rPr>
+        <w:t>;</w:t>
+      </w:r>
+      <w:r>
+        <w:rPr>
+          <w:rFonts w:eastAsia="Times New Roman" w:cs="Arial"/>
+          <w:lang w:eastAsia="pt-BR"/>
+        </w:rPr>
+        <w:br/>
+        <w:t>linha 18: Aplica o CLAHE à imagem em tons de cinza</w:t>
+      </w:r>
+      <w:r>
+        <w:rPr>
+          <w:rFonts w:eastAsia="Times New Roman" w:cs="Arial"/>
+          <w:lang w:eastAsia="pt-BR"/>
+        </w:rPr>
+        <w:t>;</w:t>
+      </w:r>
+      <w:r>
+        <w:rPr>
+          <w:rFonts w:eastAsia="Times New Roman" w:cs="Arial"/>
+          <w:lang w:eastAsia="pt-BR"/>
+        </w:rPr>
+        <w:br/>
+        <w:t xml:space="preserve">linha 19: Aplica um filtro </w:t>
+      </w:r>
+      <w:proofErr w:type="spellStart"/>
+      <w:r>
+        <w:rPr>
+          <w:rFonts w:eastAsia="Times New Roman" w:cs="Arial"/>
+          <w:lang w:eastAsia="pt-BR"/>
+        </w:rPr>
+        <w:t>GaussianBlur</w:t>
+      </w:r>
+      <w:proofErr w:type="spellEnd"/>
+      <w:r>
+        <w:rPr>
+          <w:rFonts w:eastAsia="Times New Roman" w:cs="Arial"/>
+          <w:lang w:eastAsia="pt-BR"/>
+        </w:rPr>
+        <w:t xml:space="preserve"> para reduzir ruídos na imagem</w:t>
+      </w:r>
+      <w:r>
+        <w:rPr>
+          <w:rFonts w:eastAsia="Times New Roman" w:cs="Arial"/>
+          <w:lang w:eastAsia="pt-BR"/>
+        </w:rPr>
+        <w:t>;</w:t>
+      </w:r>
+    </w:p>
+    <w:p>
+      <w:pPr>
+        <w:jc w:val="left"/>
+        <w:rPr>
+          <w:rFonts w:eastAsia="Times New Roman" w:cs="Arial"/>
+          <w:lang w:eastAsia="pt-BR"/>
+        </w:rPr>
+      </w:pPr>
+      <w:r>
+        <w:rPr>
+          <w:rFonts w:eastAsia="Times New Roman" w:cs="Arial"/>
+          <w:lang w:eastAsia="pt-BR"/>
+        </w:rPr>
+        <w:t>linha 21: Executa o OCR na imagem processada, ajustando parâmetros de contraste e confiança mínima</w:t>
+      </w:r>
+      <w:r>
+        <w:rPr>
+          <w:rFonts w:eastAsia="Times New Roman" w:cs="Arial"/>
+          <w:lang w:eastAsia="pt-BR"/>
+        </w:rPr>
+        <w:t>;</w:t>
+      </w:r>
+      <w:r>
+        <w:rPr>
+          <w:rFonts w:eastAsia="Times New Roman" w:cs="Arial"/>
+          <w:lang w:eastAsia="pt-BR"/>
+        </w:rPr>
+        <w:br/>
+        <w:t>linha 23: Cria uma lista apenas com os textos reconhecidos (sem espaços extras)</w:t>
+      </w:r>
+      <w:r>
+        <w:rPr>
+          <w:rFonts w:eastAsia="Times New Roman" w:cs="Arial"/>
+          <w:lang w:eastAsia="pt-BR"/>
+        </w:rPr>
+        <w:t>;</w:t>
+      </w:r>
+      <w:r>
+        <w:rPr>
+          <w:rFonts w:eastAsia="Times New Roman" w:cs="Arial"/>
+          <w:lang w:eastAsia="pt-BR"/>
+        </w:rPr>
+        <w:br/>
+        <w:t>linha 24: Retorna os textos encontrados em formato JSON</w:t>
+      </w:r>
+      <w:r>
+        <w:rPr>
+          <w:rFonts w:eastAsia="Times New Roman" w:cs="Arial"/>
+          <w:lang w:eastAsia="pt-BR"/>
+        </w:rPr>
+        <w:t>;</w:t>
+      </w:r>
+    </w:p>
+    <w:p>
+      <w:pPr>
+        <w:jc w:val="left"/>
+        <w:rPr>
+          <w:rFonts w:eastAsia="Times New Roman" w:cs="Arial"/>
+          <w:lang w:eastAsia="pt-BR"/>
+        </w:rPr>
+      </w:pPr>
+      <w:r>
+        <w:rPr>
+          <w:rFonts w:eastAsia="Times New Roman" w:cs="Arial"/>
+          <w:lang w:eastAsia="pt-BR"/>
+        </w:rPr>
+        <w:t>linha 26: Caso ocorra algum erro, captura a exceção e retorna uma resposta JSON com a mensagem de erro</w:t>
+      </w:r>
+      <w:r>
+        <w:rPr>
+          <w:rFonts w:eastAsia="Times New Roman" w:cs="Arial"/>
+          <w:lang w:eastAsia="pt-BR"/>
+        </w:rPr>
+        <w:t>;</w:t>
+      </w:r>
+    </w:p>
+    <w:p>
+      <w:pPr>
+        <w:jc w:val="left"/>
+        <w:rPr>
+          <w:rFonts w:eastAsia="Times New Roman" w:cs="Arial"/>
+          <w:lang w:eastAsia="pt-BR"/>
+        </w:rPr>
+      </w:pPr>
+      <w:r>
+        <w:rPr>
+          <w:rFonts w:eastAsia="Times New Roman" w:cs="Arial"/>
+          <w:lang w:eastAsia="pt-BR"/>
+        </w:rPr>
+        <w:t xml:space="preserve">linha 28: Configura o token de autenticação do </w:t>
+      </w:r>
+      <w:proofErr w:type="spellStart"/>
+      <w:r>
+        <w:rPr>
+          <w:rFonts w:eastAsia="Times New Roman" w:cs="Arial"/>
+          <w:lang w:eastAsia="pt-BR"/>
+        </w:rPr>
+        <w:t>Ngrok</w:t>
+      </w:r>
+      <w:proofErr w:type="spellEnd"/>
+      <w:r>
+        <w:rPr>
+          <w:rFonts w:eastAsia="Times New Roman" w:cs="Arial"/>
+          <w:lang w:eastAsia="pt-BR"/>
+        </w:rPr>
+        <w:t>;</w:t>
+      </w:r>
+      <w:r>
+        <w:rPr>
+          <w:rFonts w:eastAsia="Times New Roman" w:cs="Arial"/>
+          <w:lang w:eastAsia="pt-BR"/>
+        </w:rPr>
+        <w:br/>
+        <w:t xml:space="preserve">linha 29: Abre um túnel com </w:t>
+      </w:r>
+      <w:proofErr w:type="spellStart"/>
+      <w:r>
+        <w:rPr>
+          <w:rFonts w:eastAsia="Times New Roman" w:cs="Arial"/>
+          <w:lang w:eastAsia="pt-BR"/>
+        </w:rPr>
+        <w:t>Ngrok</w:t>
+      </w:r>
+      <w:proofErr w:type="spellEnd"/>
+      <w:r>
+        <w:rPr>
+          <w:rFonts w:eastAsia="Times New Roman" w:cs="Arial"/>
+          <w:lang w:eastAsia="pt-BR"/>
+        </w:rPr>
+        <w:t xml:space="preserve"> na porta 5000 para expor a aplicação</w:t>
+      </w:r>
+      <w:r>
+        <w:rPr>
+          <w:rFonts w:eastAsia="Times New Roman" w:cs="Arial"/>
+          <w:lang w:eastAsia="pt-BR"/>
+        </w:rPr>
+        <w:t>;</w:t>
+      </w:r>
+      <w:r>
+        <w:rPr>
+          <w:rFonts w:eastAsia="Times New Roman" w:cs="Arial"/>
+          <w:lang w:eastAsia="pt-BR"/>
+        </w:rPr>
+        <w:br/>
+        <w:t xml:space="preserve">linha 30: Exibe no terminal a URL pública gerada pelo </w:t>
+      </w:r>
+      <w:proofErr w:type="spellStart"/>
+      <w:r>
+        <w:rPr>
+          <w:rFonts w:eastAsia="Times New Roman" w:cs="Arial"/>
+          <w:lang w:eastAsia="pt-BR"/>
+        </w:rPr>
+        <w:t>Ngrok</w:t>
+      </w:r>
+      <w:proofErr w:type="spellEnd"/>
+      <w:r>
+        <w:rPr>
+          <w:rFonts w:eastAsia="Times New Roman" w:cs="Arial"/>
+          <w:lang w:eastAsia="pt-BR"/>
+        </w:rPr>
+        <w:t>;</w:t>
+      </w:r>
+      <w:r>
+        <w:rPr>
+          <w:rFonts w:eastAsia="Times New Roman" w:cs="Arial"/>
+          <w:lang w:eastAsia="pt-BR"/>
+        </w:rPr>
+        <w:br/>
+        <w:t xml:space="preserve">linha 31: Inicia a aplicação </w:t>
+      </w:r>
+      <w:proofErr w:type="spellStart"/>
+      <w:r>
+        <w:rPr>
+          <w:rFonts w:eastAsia="Times New Roman" w:cs="Arial"/>
+          <w:lang w:eastAsia="pt-BR"/>
+        </w:rPr>
+        <w:t>Flask</w:t>
+      </w:r>
+      <w:proofErr w:type="spellEnd"/>
+      <w:r>
+        <w:rPr>
+          <w:rFonts w:eastAsia="Times New Roman" w:cs="Arial"/>
+          <w:lang w:eastAsia="pt-BR"/>
+        </w:rPr>
+        <w:t xml:space="preserve"> na porta 5000, aceitando conexões externas e permitindo múltiplas threads.</w:t>
+      </w:r>
+    </w:p>
+    <w:p>
+      <w:pPr>
+        <w:jc w:val="both"/>
+      </w:pPr>
+      <w:r>
+        <w:t xml:space="preserve">Para que o </w:t>
+      </w:r>
+      <w:proofErr w:type="spellStart"/>
+      <w:r>
+        <w:t>Raspberry</w:t>
+      </w:r>
+      <w:proofErr w:type="spellEnd"/>
+      <w:r>
+        <w:t xml:space="preserve"> Pi pudesse acessar o servidor </w:t>
+      </w:r>
+      <w:proofErr w:type="spellStart"/>
+      <w:r>
+        <w:t>Flask</w:t>
+      </w:r>
+      <w:proofErr w:type="spellEnd"/>
+      <w:r>
+        <w:t xml:space="preserve"> de qualquer local, foi utilizada a ferramenta </w:t>
+      </w:r>
+      <w:proofErr w:type="spellStart"/>
+      <w:r>
+        <w:rPr>
+          <w:rStyle w:val="Forte"/>
+          <w:b w:val="0"/>
+          <w:bCs w:val="0"/>
+        </w:rPr>
+        <w:t>Ngrok</w:t>
+      </w:r>
+      <w:proofErr w:type="spellEnd"/>
+      <w:r>
+        <w:t xml:space="preserve"> para </w:t>
+      </w:r>
+      <w:r>
+        <w:t xml:space="preserve">criar um túnel seguro entre o servidor local e a internet. Dessa forma, o servidor </w:t>
+      </w:r>
+      <w:proofErr w:type="spellStart"/>
+      <w:r>
+        <w:t>Flask</w:t>
+      </w:r>
+      <w:proofErr w:type="spellEnd"/>
+      <w:r>
+        <w:t xml:space="preserve"> pôde ser acessado por meio de uma </w:t>
+      </w:r>
+      <w:r>
+        <w:rPr>
+          <w:rStyle w:val="Forte"/>
+          <w:b w:val="0"/>
+          <w:bCs w:val="0"/>
+        </w:rPr>
+        <w:t>URL pública temporária</w:t>
+      </w:r>
+      <w:r>
+        <w:t>, permitindo que o sistema de OCR funcionasse mesmo fora da rede local.</w:t>
+      </w:r>
+    </w:p>
+    <w:p>
+      <w:pPr>
+        <w:jc w:val="both"/>
+      </w:pPr>
+    </w:p>
+    <w:p>
+      <w:pPr>
+        <w:jc w:val="both"/>
+        <w:rPr>
+          <w:lang w:eastAsia="pt-BR"/>
+        </w:rPr>
+      </w:pPr>
+    </w:p>
+    <w:p>
+      <w:pPr>
+        <w:rPr>
+          <w:lang w:eastAsia="pt-BR"/>
+        </w:rPr>
         <w:sectPr>
-          <w:headerReference w:type="default" r:id="rId32"/>
+          <w:headerReference w:type="default" r:id="rId41"/>
           <w:pgSz w:w="11906" w:h="16838"/>
           <w:pgMar w:top="1701" w:right="1134" w:bottom="1134" w:left="1701" w:header="709" w:footer="709" w:gutter="0"/>
           <w:cols w:space="708"/>
@@ -21996,8 +25957,8 @@
           <w:spacing w:val="0"/>
         </w:rPr>
       </w:pPr>
-      <w:bookmarkStart w:id="94" w:name="_Toc205885433"/>
-      <w:bookmarkStart w:id="95" w:name="_Toc209612017"/>
+      <w:bookmarkStart w:id="89" w:name="_Toc205885433"/>
+      <w:bookmarkStart w:id="90" w:name="_Toc209612017"/>
       <w:r>
         <w:lastRenderedPageBreak/>
         <w:t>C</w:t>
@@ -22005,8 +25966,8 @@
       <w:r>
         <w:t>ONSIDERAÇÕES FINAIS</w:t>
       </w:r>
-      <w:bookmarkEnd w:id="94"/>
-      <w:bookmarkEnd w:id="95"/>
+      <w:bookmarkEnd w:id="89"/>
+      <w:bookmarkEnd w:id="90"/>
       <w:r>
         <w:br w:type="page"/>
       </w:r>
@@ -22022,8 +25983,8 @@
           <w:szCs w:val="24"/>
         </w:rPr>
       </w:pPr>
-      <w:bookmarkStart w:id="96" w:name="_Toc205885434"/>
-      <w:bookmarkStart w:id="97" w:name="_Toc209612018"/>
+      <w:bookmarkStart w:id="91" w:name="_Toc205885434"/>
+      <w:bookmarkStart w:id="92" w:name="_Toc209612018"/>
       <w:r>
         <w:rPr>
           <w:rStyle w:val="TtulodoLivro"/>
@@ -22036,8 +25997,8 @@
         <w:lastRenderedPageBreak/>
         <w:t>REFERÊNCIAS</w:t>
       </w:r>
-      <w:bookmarkEnd w:id="96"/>
-      <w:bookmarkEnd w:id="97"/>
+      <w:bookmarkEnd w:id="91"/>
+      <w:bookmarkEnd w:id="92"/>
     </w:p>
     <w:p>
       <w:pPr>
@@ -22388,7 +26349,7 @@
           <w:rFonts w:ascii="Arial" w:hAnsi="Arial" w:cs="Arial"/>
         </w:rPr>
       </w:pPr>
-      <w:bookmarkStart w:id="98" w:name="_Hlk205797458"/>
+      <w:bookmarkStart w:id="93" w:name="_Hlk205797458"/>
       <w:r>
         <w:rPr>
           <w:rFonts w:ascii="Arial" w:hAnsi="Arial" w:cs="Arial"/>
@@ -22409,7 +26370,7 @@
         </w:rPr>
         <w:t>3. ed. São Paulo: Editora Érica, 2017.</w:t>
       </w:r>
-      <w:bookmarkEnd w:id="98"/>
+      <w:bookmarkEnd w:id="93"/>
     </w:p>
     <w:p>
       <w:pPr>
@@ -32514,6 +36475,29 @@
       <w:lang w:eastAsia="pt-BR"/>
     </w:rPr>
   </w:style>
+  <w:style w:type="character" w:customStyle="1" w:styleId="group-hoverbg-base-200">
+    <w:name w:val="group-hover:bg-base-200"/>
+    <w:basedOn w:val="Fontepargpadro"/>
+    <w:rsid w:val="001A1A88"/>
+  </w:style>
+  <w:style w:type="character" w:customStyle="1" w:styleId="opacity-80">
+    <w:name w:val="opacity-80"/>
+    <w:basedOn w:val="Fontepargpadro"/>
+    <w:rsid w:val="001A1A88"/>
+  </w:style>
+  <w:style w:type="character" w:styleId="CdigoHTML">
+    <w:name w:val="HTML Code"/>
+    <w:basedOn w:val="Fontepargpadro"/>
+    <w:uiPriority w:val="99"/>
+    <w:semiHidden/>
+    <w:unhideWhenUsed/>
+    <w:rsid w:val="001E7F34"/>
+    <w:rPr>
+      <w:rFonts w:ascii="Courier New" w:eastAsia="Times New Roman" w:hAnsi="Courier New" w:cs="Courier New"/>
+      <w:sz w:val="20"/>
+      <w:szCs w:val="20"/>
+    </w:rPr>
+  </w:style>
 </w:styles>
 </file>
 
@@ -32813,14 +36797,6 @@
 </file>
 
 <file path=customXml/item1.xml><?xml version="1.0" encoding="utf-8"?>
-<p:properties xmlns:p="http://schemas.microsoft.com/office/2006/metadata/properties" xmlns:xsi="http://www.w3.org/2001/XMLSchema-instance" xmlns:pc="http://schemas.microsoft.com/office/infopath/2007/PartnerControls">
-  <documentManagement>
-    <_activity xmlns="5d1456e1-847e-48d5-aa7e-c11cb9bf742a" xsi:nil="true"/>
-  </documentManagement>
-</p:properties>
-</file>
-
-<file path=customXml/item2.xml><?xml version="1.0" encoding="utf-8"?>
 <?mso-contentType ?>
 <FormTemplates xmlns="http://schemas.microsoft.com/sharepoint/v3/contenttype/forms">
   <Display>DocumentLibraryForm</Display>
@@ -32829,11 +36805,15 @@
 </FormTemplates>
 </file>
 
-<file path=customXml/item3.xml><?xml version="1.0" encoding="utf-8"?>
-<b:Sources xmlns:b="http://schemas.openxmlformats.org/officeDocument/2006/bibliography" xmlns="http://schemas.openxmlformats.org/officeDocument/2006/bibliography" SelectedStyle="\APASixthEditionOfficeOnline.xsl" StyleName="APA" Version="6"/>
+<file path=customXml/item2.xml><?xml version="1.0" encoding="utf-8"?>
+<p:properties xmlns:p="http://schemas.microsoft.com/office/2006/metadata/properties" xmlns:xsi="http://www.w3.org/2001/XMLSchema-instance" xmlns:pc="http://schemas.microsoft.com/office/infopath/2007/PartnerControls">
+  <documentManagement>
+    <_activity xmlns="5d1456e1-847e-48d5-aa7e-c11cb9bf742a" xsi:nil="true"/>
+  </documentManagement>
+</p:properties>
 </file>
 
-<file path=customXml/item4.xml><?xml version="1.0" encoding="utf-8"?>
+<file path=customXml/item3.xml><?xml version="1.0" encoding="utf-8"?>
 <ct:contentTypeSchema xmlns:ct="http://schemas.microsoft.com/office/2006/metadata/contentType" xmlns:ma="http://schemas.microsoft.com/office/2006/metadata/properties/metaAttributes" ct:_="" ma:_="" ma:contentTypeName="Document" ma:contentTypeID="0x01010007E685AF96CF4842B33E26A501910F3E" ma:contentTypeVersion="15" ma:contentTypeDescription="Create a new document." ma:contentTypeScope="" ma:versionID="ec12ad7dc29d69b2bd7fbe59b036df9a">
   <xsd:schema xmlns:xsd="http://www.w3.org/2001/XMLSchema" xmlns:xs="http://www.w3.org/2001/XMLSchema" xmlns:p="http://schemas.microsoft.com/office/2006/metadata/properties" xmlns:ns3="5d1456e1-847e-48d5-aa7e-c11cb9bf742a" xmlns:ns4="5e1ba4e8-e0bf-4d78-a290-6576a60ffa73" targetNamespace="http://schemas.microsoft.com/office/2006/metadata/properties" ma:root="true" ma:fieldsID="052c5fe49b46c5140c222842bf55cfb2" ns3:_="" ns4:_="">
     <xsd:import namespace="5d1456e1-847e-48d5-aa7e-c11cb9bf742a"/>
@@ -33066,7 +37046,19 @@
 </ct:contentTypeSchema>
 </file>
 
+<file path=customXml/item4.xml><?xml version="1.0" encoding="utf-8"?>
+<b:Sources xmlns:b="http://schemas.openxmlformats.org/officeDocument/2006/bibliography" xmlns="http://schemas.openxmlformats.org/officeDocument/2006/bibliography" SelectedStyle="\APASixthEditionOfficeOnline.xsl" StyleName="APA" Version="6"/>
+</file>
+
 <file path=customXml/itemProps1.xml><?xml version="1.0" encoding="utf-8"?>
+<ds:datastoreItem xmlns:ds="http://schemas.openxmlformats.org/officeDocument/2006/customXml" ds:itemID="{1491F79C-40F7-448B-8E37-63C146285699}">
+  <ds:schemaRefs>
+    <ds:schemaRef ds:uri="http://schemas.microsoft.com/sharepoint/v3/contenttype/forms"/>
+  </ds:schemaRefs>
+</ds:datastoreItem>
+</file>
+
+<file path=customXml/itemProps2.xml><?xml version="1.0" encoding="utf-8"?>
 <ds:datastoreItem xmlns:ds="http://schemas.openxmlformats.org/officeDocument/2006/customXml" ds:itemID="{944D7072-DCDC-407C-ABA0-6A7D39D3D87A}">
   <ds:schemaRefs>
     <ds:schemaRef ds:uri="http://purl.org/dc/terms/"/>
@@ -33083,23 +37075,7 @@
 </ds:datastoreItem>
 </file>
 
-<file path=customXml/itemProps2.xml><?xml version="1.0" encoding="utf-8"?>
-<ds:datastoreItem xmlns:ds="http://schemas.openxmlformats.org/officeDocument/2006/customXml" ds:itemID="{1491F79C-40F7-448B-8E37-63C146285699}">
-  <ds:schemaRefs>
-    <ds:schemaRef ds:uri="http://schemas.microsoft.com/sharepoint/v3/contenttype/forms"/>
-  </ds:schemaRefs>
-</ds:datastoreItem>
-</file>
-
 <file path=customXml/itemProps3.xml><?xml version="1.0" encoding="utf-8"?>
-<ds:datastoreItem xmlns:ds="http://schemas.openxmlformats.org/officeDocument/2006/customXml" ds:itemID="{171B6445-96BE-4F00-B96C-0168BA44C2E7}">
-  <ds:schemaRefs>
-    <ds:schemaRef ds:uri="http://schemas.openxmlformats.org/officeDocument/2006/bibliography"/>
-  </ds:schemaRefs>
-</ds:datastoreItem>
-</file>
-
-<file path=customXml/itemProps4.xml><?xml version="1.0" encoding="utf-8"?>
 <ds:datastoreItem xmlns:ds="http://schemas.openxmlformats.org/officeDocument/2006/customXml" ds:itemID="{BAE8D8D5-6F00-4A41-8EF4-713073003C88}">
   <ds:schemaRefs>
     <ds:schemaRef ds:uri="http://schemas.microsoft.com/office/2006/metadata/contentType"/>
@@ -33116,4 +37092,12 @@
     <ds:schemaRef ds:uri="http://schemas.microsoft.com/internal/obd"/>
   </ds:schemaRefs>
 </ds:datastoreItem>
+</file>
+
+<file path=customXml/itemProps4.xml><?xml version="1.0" encoding="utf-8"?>
+<ds:datastoreItem xmlns:ds="http://schemas.openxmlformats.org/officeDocument/2006/customXml" ds:itemID="{548E9FF9-642C-42E4-A449-3D0B5C345049}">
+  <ds:schemaRefs>
+    <ds:schemaRef ds:uri="http://schemas.openxmlformats.org/officeDocument/2006/bibliography"/>
+  </ds:schemaRefs>
+</ds:datastoreItem>
 </file>
--- a/Kauan/Monografia.docx
+++ b/Kauan/Monografia.docx
@@ -1,6 +1,6 @@
 
 <file path=word/document.xml><?xml version="1.0" encoding="utf-8"?>
-<w:document xmlns:wpc="http://schemas.microsoft.com/office/word/2010/wordprocessingCanvas" xmlns:cx="http://schemas.microsoft.com/office/drawing/2014/chartex" xmlns:cx1="http://schemas.microsoft.com/office/drawing/2015/9/8/chartex" xmlns:cx2="http://schemas.microsoft.com/office/drawing/2015/10/21/chartex" xmlns:cx3="http://schemas.microsoft.com/office/drawing/2016/5/9/chartex" xmlns:cx4="http://schemas.microsoft.com/office/drawing/2016/5/10/chartex" xmlns:cx5="http://schemas.microsoft.com/office/drawing/2016/5/11/chartex" xmlns:cx6="http://schemas.microsoft.com/office/drawing/2016/5/12/chartex" xmlns:cx7="http://schemas.microsoft.com/office/drawing/2016/5/13/chartex" xmlns:cx8="http://schemas.microsoft.com/office/drawing/2016/5/14/chartex" xmlns:mc="http://schemas.openxmlformats.org/markup-compatibility/2006" xmlns:aink="http://schemas.microsoft.com/office/drawing/2016/ink" xmlns:am3d="http://schemas.microsoft.com/office/drawing/2017/model3d" xmlns:o="urn:schemas-microsoft-com:office:office" xmlns:r="http://schemas.openxmlformats.org/officeDocument/2006/relationships" xmlns:m="http://schemas.openxmlformats.org/officeDocument/2006/math" xmlns:v="urn:schemas-microsoft-com:vml" xmlns:wp14="http://schemas.microsoft.com/office/word/2010/wordprocessingDrawing" xmlns:wp="http://schemas.openxmlformats.org/drawingml/2006/wordprocessingDrawing" xmlns:w10="urn:schemas-microsoft-com:office:word" xmlns:w="http://schemas.openxmlformats.org/wordprocessingml/2006/main" xmlns:w14="http://schemas.microsoft.com/office/word/2010/wordml" xmlns:w15="http://schemas.microsoft.com/office/word/2012/wordml" xmlns:w16cex="http://schemas.microsoft.com/office/word/2018/wordml/cex" xmlns:w16cid="http://schemas.microsoft.com/office/word/2016/wordml/cid" xmlns:w16="http://schemas.microsoft.com/office/word/2018/wordml" xmlns:w16sdtdh="http://schemas.microsoft.com/office/word/2020/wordml/sdtdatahash" xmlns:w16se="http://schemas.microsoft.com/office/word/2015/wordml/symex" xmlns:wpg="http://schemas.microsoft.com/office/word/2010/wordprocessingGroup" xmlns:wpi="http://schemas.microsoft.com/office/word/2010/wordprocessingInk" xmlns:wne="http://schemas.microsoft.com/office/word/2006/wordml" xmlns:wps="http://schemas.microsoft.com/office/word/2010/wordprocessingShape" mc:Ignorable="w14 w15 w16se w16cid w16 w16cex w16sdtdh wp14">
+<w:document xmlns:wpc="http://schemas.microsoft.com/office/word/2010/wordprocessingCanvas" xmlns:cx="http://schemas.microsoft.com/office/drawing/2014/chartex" xmlns:mc="http://schemas.openxmlformats.org/markup-compatibility/2006" xmlns:o="urn:schemas-microsoft-com:office:office" xmlns:r="http://schemas.openxmlformats.org/officeDocument/2006/relationships" xmlns:m="http://schemas.openxmlformats.org/officeDocument/2006/math" xmlns:v="urn:schemas-microsoft-com:vml" xmlns:wp14="http://schemas.microsoft.com/office/word/2010/wordprocessingDrawing" xmlns:wp="http://schemas.openxmlformats.org/drawingml/2006/wordprocessingDrawing" xmlns:w10="urn:schemas-microsoft-com:office:word" xmlns:w="http://schemas.openxmlformats.org/wordprocessingml/2006/main" xmlns:w14="http://schemas.microsoft.com/office/word/2010/wordml" xmlns:w15="http://schemas.microsoft.com/office/word/2012/wordml" xmlns:w16se="http://schemas.microsoft.com/office/word/2015/wordml/symex" xmlns:wpg="http://schemas.microsoft.com/office/word/2010/wordprocessingGroup" xmlns:wpi="http://schemas.microsoft.com/office/word/2010/wordprocessingInk" xmlns:wne="http://schemas.microsoft.com/office/word/2006/wordml" xmlns:wps="http://schemas.microsoft.com/office/word/2010/wordprocessingShape" mc:Ignorable="w14 w15 w16se wp14">
   <w:body>
     <w:p>
       <w:pPr>
@@ -228,7 +228,6 @@
         <w:t xml:space="preserve">Miguel </w:t>
       </w:r>
       <w:bookmarkStart w:id="0" w:name="_Int_LvPGgpjW"/>
-      <w:proofErr w:type="spellStart"/>
       <w:r>
         <w:rPr>
           <w:rFonts w:cs="Arial"/>
@@ -239,7 +238,6 @@
         <w:t>Yudi</w:t>
       </w:r>
       <w:bookmarkEnd w:id="0"/>
-      <w:proofErr w:type="spellEnd"/>
       <w:r>
         <w:rPr>
           <w:rFonts w:cs="Arial"/>
@@ -272,31 +270,7 @@
           <w:sz w:val="28"/>
           <w:szCs w:val="28"/>
         </w:rPr>
-        <w:t xml:space="preserve">Nicolas </w:t>
-      </w:r>
-      <w:proofErr w:type="spellStart"/>
-      <w:r>
-        <w:rPr>
-          <w:rFonts w:ascii="Arial" w:hAnsi="Arial" w:cs="Arial"/>
-          <w:b/>
-          <w:bCs/>
-          <w:color w:val="000000"/>
-          <w:sz w:val="28"/>
-          <w:szCs w:val="28"/>
-        </w:rPr>
-        <w:t>Sinelli</w:t>
-      </w:r>
-      <w:proofErr w:type="spellEnd"/>
-      <w:r>
-        <w:rPr>
-          <w:rFonts w:ascii="Arial" w:hAnsi="Arial" w:cs="Arial"/>
-          <w:b/>
-          <w:bCs/>
-          <w:color w:val="000000"/>
-          <w:sz w:val="28"/>
-          <w:szCs w:val="28"/>
-        </w:rPr>
-        <w:t xml:space="preserve"> Pereira das Neves Hilário</w:t>
+        <w:t>Nicolas Sinelli Pereira das Neves Hilário</w:t>
       </w:r>
     </w:p>
     <w:p>
@@ -681,27 +655,7 @@
           <w:sz w:val="28"/>
           <w:szCs w:val="28"/>
         </w:rPr>
-        <w:t xml:space="preserve">Miguel </w:t>
-      </w:r>
-      <w:proofErr w:type="spellStart"/>
-      <w:r>
-        <w:rPr>
-          <w:rFonts w:cs="Arial"/>
-          <w:b/>
-          <w:sz w:val="28"/>
-          <w:szCs w:val="28"/>
-        </w:rPr>
-        <w:t>Yudi</w:t>
-      </w:r>
-      <w:proofErr w:type="spellEnd"/>
-      <w:r>
-        <w:rPr>
-          <w:rFonts w:cs="Arial"/>
-          <w:b/>
-          <w:sz w:val="28"/>
-          <w:szCs w:val="28"/>
-        </w:rPr>
-        <w:t xml:space="preserve"> Baba</w:t>
+        <w:t>Miguel Yudi Baba</w:t>
       </w:r>
     </w:p>
     <w:p>
@@ -726,10 +680,40 @@
           <w:sz w:val="28"/>
           <w:szCs w:val="28"/>
         </w:rPr>
-        <w:t xml:space="preserve">Nicolas </w:t>
-      </w:r>
-      <w:proofErr w:type="spellStart"/>
-      <w:r>
+        <w:t>Nicolas Sinelli Pereira das Neves Hilário</w:t>
+      </w:r>
+    </w:p>
+    <w:p>
+      <w:pPr>
+        <w:spacing w:after="288"/>
+        <w:rPr>
+          <w:sz w:val="28"/>
+          <w:szCs w:val="28"/>
+        </w:rPr>
+      </w:pPr>
+    </w:p>
+    <w:p>
+      <w:pPr>
+        <w:spacing w:after="288"/>
+        <w:rPr>
+          <w:sz w:val="28"/>
+          <w:szCs w:val="28"/>
+        </w:rPr>
+      </w:pPr>
+    </w:p>
+    <w:p>
+      <w:pPr>
+        <w:spacing w:after="288"/>
+        <w:rPr>
+          <w:sz w:val="28"/>
+          <w:szCs w:val="28"/>
+        </w:rPr>
+      </w:pPr>
+    </w:p>
+    <w:p>
+      <w:pPr>
+        <w:pStyle w:val="NormalWeb"/>
+        <w:spacing w:before="0" w:beforeAutospacing="0" w:after="288" w:afterAutospacing="0" w:line="360" w:lineRule="auto"/>
         <w:rPr>
           <w:rFonts w:ascii="Arial" w:hAnsi="Arial" w:cs="Arial"/>
           <w:b/>
@@ -738,9 +722,7 @@
           <w:sz w:val="28"/>
           <w:szCs w:val="28"/>
         </w:rPr>
-        <w:t>Sinelli</w:t>
-      </w:r>
-      <w:proofErr w:type="spellEnd"/>
+      </w:pPr>
       <w:r>
         <w:rPr>
           <w:rFonts w:ascii="Arial" w:hAnsi="Arial" w:cs="Arial"/>
@@ -750,40 +732,9 @@
           <w:sz w:val="28"/>
           <w:szCs w:val="28"/>
         </w:rPr>
-        <w:t xml:space="preserve"> Pereira das Neves Hilário</w:t>
-      </w:r>
-    </w:p>
-    <w:p>
-      <w:pPr>
-        <w:spacing w:after="288"/>
-        <w:rPr>
-          <w:sz w:val="28"/>
-          <w:szCs w:val="28"/>
-        </w:rPr>
-      </w:pPr>
-    </w:p>
-    <w:p>
-      <w:pPr>
-        <w:spacing w:after="288"/>
-        <w:rPr>
-          <w:sz w:val="28"/>
-          <w:szCs w:val="28"/>
-        </w:rPr>
-      </w:pPr>
-    </w:p>
-    <w:p>
-      <w:pPr>
-        <w:spacing w:after="288"/>
-        <w:rPr>
-          <w:sz w:val="28"/>
-          <w:szCs w:val="28"/>
-        </w:rPr>
-      </w:pPr>
-    </w:p>
-    <w:p>
-      <w:pPr>
-        <w:pStyle w:val="NormalWeb"/>
-        <w:spacing w:before="0" w:beforeAutospacing="0" w:after="288" w:afterAutospacing="0" w:line="360" w:lineRule="auto"/>
+        <w:t>Kyn</w:t>
+      </w:r>
+      <w:r>
         <w:rPr>
           <w:rFonts w:ascii="Arial" w:hAnsi="Arial" w:cs="Arial"/>
           <w:b/>
@@ -792,7 +743,8 @@
           <w:sz w:val="28"/>
           <w:szCs w:val="28"/>
         </w:rPr>
-      </w:pPr>
+        <w:t>t</w:t>
+      </w:r>
       <w:r>
         <w:rPr>
           <w:rFonts w:ascii="Arial" w:hAnsi="Arial" w:cs="Arial"/>
@@ -802,7 +754,7 @@
           <w:sz w:val="28"/>
           <w:szCs w:val="28"/>
         </w:rPr>
-        <w:t>Kyn</w:t>
+        <w:t>act</w:t>
       </w:r>
       <w:r>
         <w:rPr>
@@ -813,7 +765,7 @@
           <w:sz w:val="28"/>
           <w:szCs w:val="28"/>
         </w:rPr>
-        <w:t>t</w:t>
+        <w:t>:</w:t>
       </w:r>
       <w:r>
         <w:rPr>
@@ -824,7 +776,7 @@
           <w:sz w:val="28"/>
           <w:szCs w:val="28"/>
         </w:rPr>
-        <w:t>act</w:t>
+        <w:t xml:space="preserve"> </w:t>
       </w:r>
       <w:r>
         <w:rPr>
@@ -835,7 +787,7 @@
           <w:sz w:val="28"/>
           <w:szCs w:val="28"/>
         </w:rPr>
-        <w:t>:</w:t>
+        <w:t>S</w:t>
       </w:r>
       <w:r>
         <w:rPr>
@@ -846,7 +798,7 @@
           <w:sz w:val="28"/>
           <w:szCs w:val="28"/>
         </w:rPr>
-        <w:t xml:space="preserve"> </w:t>
+        <w:t xml:space="preserve">istema </w:t>
       </w:r>
       <w:r>
         <w:rPr>
@@ -857,7 +809,7 @@
           <w:sz w:val="28"/>
           <w:szCs w:val="28"/>
         </w:rPr>
-        <w:t>S</w:t>
+        <w:t>de tradução de texto para brail</w:t>
       </w:r>
       <w:r>
         <w:rPr>
@@ -868,9 +820,125 @@
           <w:sz w:val="28"/>
           <w:szCs w:val="28"/>
         </w:rPr>
-        <w:t xml:space="preserve">istema </w:t>
-      </w:r>
-      <w:r>
+        <w:t>e em tempo real</w:t>
+      </w:r>
+    </w:p>
+    <w:p>
+      <w:pPr>
+        <w:spacing w:after="288"/>
+        <w:rPr>
+          <w:sz w:val="28"/>
+          <w:szCs w:val="28"/>
+        </w:rPr>
+      </w:pPr>
+    </w:p>
+    <w:p>
+      <w:pPr>
+        <w:spacing w:after="288"/>
+        <w:rPr>
+          <w:sz w:val="28"/>
+          <w:szCs w:val="28"/>
+        </w:rPr>
+      </w:pPr>
+    </w:p>
+    <w:p>
+      <w:pPr>
+        <w:spacing w:after="288"/>
+        <w:rPr>
+          <w:sz w:val="28"/>
+          <w:szCs w:val="28"/>
+        </w:rPr>
+      </w:pPr>
+    </w:p>
+    <w:p>
+      <w:pPr>
+        <w:spacing w:after="288" w:line="240" w:lineRule="auto"/>
+        <w:ind w:left="3969"/>
+        <w:jc w:val="both"/>
+        <w:rPr>
+          <w:rFonts w:cs="Arial"/>
+          <w:sz w:val="22"/>
+          <w:szCs w:val="22"/>
+        </w:rPr>
+      </w:pPr>
+      <w:r>
+        <w:rPr>
+          <w:rFonts w:cs="Arial"/>
+          <w:color w:val="000000" w:themeColor="text1"/>
+          <w:sz w:val="22"/>
+          <w:szCs w:val="22"/>
+        </w:rPr>
+        <w:t xml:space="preserve">Trabalho de Conclusão de Curso apresentado ao </w:t>
+      </w:r>
+      <w:r>
+        <w:rPr>
+          <w:rFonts w:cs="Arial"/>
+          <w:color w:val="000000" w:themeColor="text1"/>
+          <w:sz w:val="22"/>
+          <w:szCs w:val="22"/>
+        </w:rPr>
+        <w:t>MTEC</w:t>
+      </w:r>
+      <w:r>
+        <w:rPr>
+          <w:rFonts w:cs="Arial"/>
+          <w:color w:val="000000" w:themeColor="text1"/>
+          <w:sz w:val="22"/>
+          <w:szCs w:val="22"/>
+        </w:rPr>
+        <w:t xml:space="preserve"> Desenvolvimento de Sistemas </w:t>
+      </w:r>
+      <w:r>
+        <w:rPr>
+          <w:rFonts w:cs="Arial"/>
+          <w:color w:val="000000" w:themeColor="text1"/>
+          <w:sz w:val="22"/>
+          <w:szCs w:val="22"/>
+        </w:rPr>
+        <w:t>AMS</w:t>
+      </w:r>
+      <w:r>
+        <w:rPr>
+          <w:rFonts w:cs="Arial"/>
+          <w:color w:val="000000" w:themeColor="text1"/>
+          <w:sz w:val="22"/>
+          <w:szCs w:val="22"/>
+        </w:rPr>
+        <w:t xml:space="preserve"> da Etec</w:t>
+      </w:r>
+      <w:r>
+        <w:rPr>
+          <w:rFonts w:cs="Arial"/>
+          <w:color w:val="000000" w:themeColor="text1"/>
+          <w:sz w:val="22"/>
+          <w:szCs w:val="22"/>
+        </w:rPr>
+        <w:t xml:space="preserve"> da</w:t>
+      </w:r>
+      <w:r>
+        <w:rPr>
+          <w:rFonts w:cs="Arial"/>
+          <w:color w:val="000000" w:themeColor="text1"/>
+          <w:sz w:val="22"/>
+          <w:szCs w:val="22"/>
+        </w:rPr>
+        <w:t xml:space="preserve"> Zona Leste, orientado pelo Prof. Esp. Jeferson Roberto de Lima, como requisito parcial para a obtenção do título de técnico em Desenvolvimento de Sistemas.</w:t>
+      </w:r>
+    </w:p>
+    <w:p>
+      <w:pPr>
+        <w:spacing w:after="288"/>
+        <w:jc w:val="right"/>
+        <w:rPr>
+          <w:sz w:val="28"/>
+          <w:szCs w:val="28"/>
+        </w:rPr>
+      </w:pPr>
+    </w:p>
+    <w:p>
+      <w:pPr>
+        <w:pStyle w:val="NormalWeb"/>
+        <w:spacing w:before="0" w:beforeAutospacing="0" w:after="288" w:afterAutospacing="0" w:line="360" w:lineRule="auto"/>
         <w:rPr>
           <w:rFonts w:ascii="Arial" w:hAnsi="Arial" w:cs="Arial"/>
           <w:b/>
@@ -879,9 +947,12 @@
           <w:sz w:val="28"/>
           <w:szCs w:val="28"/>
         </w:rPr>
-        <w:t>de tradução de texto para brail</w:t>
-      </w:r>
-      <w:r>
+      </w:pPr>
+    </w:p>
+    <w:p>
+      <w:pPr>
+        <w:pStyle w:val="NormalWeb"/>
+        <w:spacing w:before="0" w:beforeAutospacing="0" w:after="288" w:afterAutospacing="0" w:line="360" w:lineRule="auto"/>
         <w:rPr>
           <w:rFonts w:ascii="Arial" w:hAnsi="Arial" w:cs="Arial"/>
           <w:b/>
@@ -890,136 +961,12 @@
           <w:sz w:val="28"/>
           <w:szCs w:val="28"/>
         </w:rPr>
-        <w:t>e em tempo real</w:t>
-      </w:r>
-    </w:p>
-    <w:p>
-      <w:pPr>
-        <w:spacing w:after="288"/>
-        <w:rPr>
-          <w:sz w:val="28"/>
-          <w:szCs w:val="28"/>
-        </w:rPr>
-      </w:pPr>
-    </w:p>
-    <w:p>
-      <w:pPr>
-        <w:spacing w:after="288"/>
-        <w:rPr>
-          <w:sz w:val="28"/>
-          <w:szCs w:val="28"/>
-        </w:rPr>
-      </w:pPr>
-    </w:p>
-    <w:p>
-      <w:pPr>
-        <w:spacing w:after="288"/>
-        <w:rPr>
-          <w:sz w:val="28"/>
-          <w:szCs w:val="28"/>
-        </w:rPr>
-      </w:pPr>
-    </w:p>
-    <w:p>
-      <w:pPr>
-        <w:spacing w:after="288" w:line="240" w:lineRule="auto"/>
-        <w:ind w:left="3969"/>
-        <w:jc w:val="both"/>
-        <w:rPr>
-          <w:rFonts w:cs="Arial"/>
-          <w:sz w:val="22"/>
-          <w:szCs w:val="22"/>
-        </w:rPr>
-      </w:pPr>
-      <w:r>
-        <w:rPr>
-          <w:rFonts w:cs="Arial"/>
-          <w:color w:val="000000" w:themeColor="text1"/>
-          <w:sz w:val="22"/>
-          <w:szCs w:val="22"/>
-        </w:rPr>
-        <w:t xml:space="preserve">Trabalho de Conclusão de Curso apresentado ao </w:t>
-      </w:r>
-      <w:r>
-        <w:rPr>
-          <w:rFonts w:cs="Arial"/>
-          <w:color w:val="000000" w:themeColor="text1"/>
-          <w:sz w:val="22"/>
-          <w:szCs w:val="22"/>
-        </w:rPr>
-        <w:t>MTEC</w:t>
-      </w:r>
-      <w:r>
-        <w:rPr>
-          <w:rFonts w:cs="Arial"/>
-          <w:color w:val="000000" w:themeColor="text1"/>
-          <w:sz w:val="22"/>
-          <w:szCs w:val="22"/>
-        </w:rPr>
-        <w:t xml:space="preserve"> Desenvolvimento de Sistemas </w:t>
-      </w:r>
-      <w:r>
-        <w:rPr>
-          <w:rFonts w:cs="Arial"/>
-          <w:color w:val="000000" w:themeColor="text1"/>
-          <w:sz w:val="22"/>
-          <w:szCs w:val="22"/>
-        </w:rPr>
-        <w:t>AMS</w:t>
-      </w:r>
-      <w:r>
-        <w:rPr>
-          <w:rFonts w:cs="Arial"/>
-          <w:color w:val="000000" w:themeColor="text1"/>
-          <w:sz w:val="22"/>
-          <w:szCs w:val="22"/>
-        </w:rPr>
-        <w:t xml:space="preserve"> da </w:t>
-      </w:r>
-      <w:proofErr w:type="spellStart"/>
-      <w:r>
-        <w:rPr>
-          <w:rFonts w:cs="Arial"/>
-          <w:color w:val="000000" w:themeColor="text1"/>
-          <w:sz w:val="22"/>
-          <w:szCs w:val="22"/>
-        </w:rPr>
-        <w:t>Etec</w:t>
-      </w:r>
-      <w:proofErr w:type="spellEnd"/>
-      <w:r>
-        <w:rPr>
-          <w:rFonts w:cs="Arial"/>
-          <w:color w:val="000000" w:themeColor="text1"/>
-          <w:sz w:val="22"/>
-          <w:szCs w:val="22"/>
-        </w:rPr>
-        <w:t xml:space="preserve"> da</w:t>
-      </w:r>
-      <w:r>
-        <w:rPr>
-          <w:rFonts w:cs="Arial"/>
-          <w:color w:val="000000" w:themeColor="text1"/>
-          <w:sz w:val="22"/>
-          <w:szCs w:val="22"/>
-        </w:rPr>
-        <w:t xml:space="preserve"> Zona Leste, orientado pelo Prof. Esp. Jeferson Roberto de Lima, como requisito parcial para a obtenção do título de técnico em Desenvolvimento de Sistemas.</w:t>
-      </w:r>
-    </w:p>
-    <w:p>
-      <w:pPr>
-        <w:spacing w:after="288"/>
-        <w:jc w:val="right"/>
-        <w:rPr>
-          <w:sz w:val="28"/>
-          <w:szCs w:val="28"/>
-        </w:rPr>
       </w:pPr>
     </w:p>
     <w:p>
       <w:pPr>
         <w:pStyle w:val="NormalWeb"/>
-        <w:spacing w:before="0" w:beforeAutospacing="0" w:after="288" w:afterAutospacing="0" w:line="360" w:lineRule="auto"/>
+        <w:spacing w:before="0" w:beforeAutospacing="0" w:after="120" w:afterAutospacing="0" w:line="360" w:lineRule="auto"/>
         <w:rPr>
           <w:rFonts w:ascii="Arial" w:hAnsi="Arial" w:cs="Arial"/>
           <w:b/>
@@ -1033,7 +980,7 @@
     <w:p>
       <w:pPr>
         <w:pStyle w:val="NormalWeb"/>
-        <w:spacing w:before="0" w:beforeAutospacing="0" w:after="288" w:afterAutospacing="0" w:line="360" w:lineRule="auto"/>
+        <w:spacing w:before="0" w:beforeAutospacing="0" w:after="120" w:afterAutospacing="0" w:line="360" w:lineRule="auto"/>
         <w:rPr>
           <w:rFonts w:ascii="Arial" w:hAnsi="Arial" w:cs="Arial"/>
           <w:b/>
@@ -1057,11 +1004,7 @@
           <w:szCs w:val="28"/>
         </w:rPr>
       </w:pPr>
-    </w:p>
-    <w:p>
-      <w:pPr>
-        <w:pStyle w:val="NormalWeb"/>
-        <w:spacing w:before="0" w:beforeAutospacing="0" w:after="120" w:afterAutospacing="0" w:line="360" w:lineRule="auto"/>
+      <w:r>
         <w:rPr>
           <w:rFonts w:ascii="Arial" w:hAnsi="Arial" w:cs="Arial"/>
           <w:b/>
@@ -1070,7 +1013,8 @@
           <w:sz w:val="28"/>
           <w:szCs w:val="28"/>
         </w:rPr>
-      </w:pPr>
+        <w:t>São Paulo</w:t>
+      </w:r>
     </w:p>
     <w:p>
       <w:pPr>
@@ -1094,13 +1038,9 @@
           <w:sz w:val="28"/>
           <w:szCs w:val="28"/>
         </w:rPr>
-        <w:t>São Paulo</w:t>
-      </w:r>
-    </w:p>
-    <w:p>
-      <w:pPr>
-        <w:pStyle w:val="NormalWeb"/>
-        <w:spacing w:before="0" w:beforeAutospacing="0" w:after="120" w:afterAutospacing="0" w:line="360" w:lineRule="auto"/>
+        <w:t>202</w:t>
+      </w:r>
+      <w:r>
         <w:rPr>
           <w:rFonts w:ascii="Arial" w:hAnsi="Arial" w:cs="Arial"/>
           <w:b/>
@@ -1109,7 +1049,8 @@
           <w:sz w:val="28"/>
           <w:szCs w:val="28"/>
         </w:rPr>
-      </w:pPr>
+        <w:t>5</w:t>
+      </w:r>
       <w:r>
         <w:rPr>
           <w:rFonts w:ascii="Arial" w:hAnsi="Arial" w:cs="Arial"/>
@@ -1119,9 +1060,13 @@
           <w:sz w:val="28"/>
           <w:szCs w:val="28"/>
         </w:rPr>
-        <w:t>202</w:t>
-      </w:r>
-      <w:r>
+        <w:br w:type="page"/>
+      </w:r>
+    </w:p>
+    <w:p>
+      <w:pPr>
+        <w:pStyle w:val="NormalWeb"/>
+        <w:spacing w:before="0" w:beforeAutospacing="0" w:after="120" w:afterAutospacing="0" w:line="360" w:lineRule="auto"/>
         <w:rPr>
           <w:rFonts w:ascii="Arial" w:hAnsi="Arial" w:cs="Arial"/>
           <w:b/>
@@ -1130,32 +1075,6 @@
           <w:sz w:val="28"/>
           <w:szCs w:val="28"/>
         </w:rPr>
-        <w:t>5</w:t>
-      </w:r>
-      <w:r>
-        <w:rPr>
-          <w:rFonts w:ascii="Arial" w:hAnsi="Arial" w:cs="Arial"/>
-          <w:b/>
-          <w:bCs/>
-          <w:color w:val="000000"/>
-          <w:sz w:val="28"/>
-          <w:szCs w:val="28"/>
-        </w:rPr>
-        <w:br w:type="page"/>
-      </w:r>
-    </w:p>
-    <w:p>
-      <w:pPr>
-        <w:pStyle w:val="NormalWeb"/>
-        <w:spacing w:before="0" w:beforeAutospacing="0" w:after="120" w:afterAutospacing="0" w:line="360" w:lineRule="auto"/>
-        <w:rPr>
-          <w:rFonts w:ascii="Arial" w:hAnsi="Arial" w:cs="Arial"/>
-          <w:b/>
-          <w:bCs/>
-          <w:color w:val="000000"/>
-          <w:sz w:val="28"/>
-          <w:szCs w:val="28"/>
-        </w:rPr>
       </w:pPr>
       <w:r>
         <w:rPr>
@@ -1194,805 +1113,12 @@
         </w:rPr>
         <w:t xml:space="preserve"> </w:t>
       </w:r>
-      <w:proofErr w:type="spellStart"/>
       <w:r>
         <w:rPr>
           <w:rFonts w:ascii="Arial" w:hAnsi="Arial" w:cs="Arial"/>
           <w:bCs/>
         </w:rPr>
-        <w:t>Lorem</w:t>
-      </w:r>
-      <w:proofErr w:type="spellEnd"/>
-      <w:r>
-        <w:rPr>
-          <w:rFonts w:ascii="Arial" w:hAnsi="Arial" w:cs="Arial"/>
-          <w:bCs/>
-        </w:rPr>
-        <w:t xml:space="preserve"> ipsum </w:t>
-      </w:r>
-      <w:proofErr w:type="spellStart"/>
-      <w:r>
-        <w:rPr>
-          <w:rFonts w:ascii="Arial" w:hAnsi="Arial" w:cs="Arial"/>
-          <w:bCs/>
-        </w:rPr>
-        <w:t>dolor</w:t>
-      </w:r>
-      <w:proofErr w:type="spellEnd"/>
-      <w:r>
-        <w:rPr>
-          <w:rFonts w:ascii="Arial" w:hAnsi="Arial" w:cs="Arial"/>
-          <w:bCs/>
-        </w:rPr>
-        <w:t xml:space="preserve"> </w:t>
-      </w:r>
-      <w:proofErr w:type="spellStart"/>
-      <w:r>
-        <w:rPr>
-          <w:rFonts w:ascii="Arial" w:hAnsi="Arial" w:cs="Arial"/>
-          <w:bCs/>
-        </w:rPr>
-        <w:t>sit</w:t>
-      </w:r>
-      <w:proofErr w:type="spellEnd"/>
-      <w:r>
-        <w:rPr>
-          <w:rFonts w:ascii="Arial" w:hAnsi="Arial" w:cs="Arial"/>
-          <w:bCs/>
-        </w:rPr>
-        <w:t xml:space="preserve"> </w:t>
-      </w:r>
-      <w:proofErr w:type="spellStart"/>
-      <w:r>
-        <w:rPr>
-          <w:rFonts w:ascii="Arial" w:hAnsi="Arial" w:cs="Arial"/>
-          <w:bCs/>
-        </w:rPr>
-        <w:t>amet</w:t>
-      </w:r>
-      <w:proofErr w:type="spellEnd"/>
-      <w:r>
-        <w:rPr>
-          <w:rFonts w:ascii="Arial" w:hAnsi="Arial" w:cs="Arial"/>
-          <w:bCs/>
-        </w:rPr>
-        <w:t xml:space="preserve"> </w:t>
-      </w:r>
-      <w:proofErr w:type="spellStart"/>
-      <w:r>
-        <w:rPr>
-          <w:rFonts w:ascii="Arial" w:hAnsi="Arial" w:cs="Arial"/>
-          <w:bCs/>
-        </w:rPr>
-        <w:t>consectetur</w:t>
-      </w:r>
-      <w:proofErr w:type="spellEnd"/>
-      <w:r>
-        <w:rPr>
-          <w:rFonts w:ascii="Arial" w:hAnsi="Arial" w:cs="Arial"/>
-          <w:bCs/>
-        </w:rPr>
-        <w:t xml:space="preserve"> </w:t>
-      </w:r>
-      <w:proofErr w:type="spellStart"/>
-      <w:r>
-        <w:rPr>
-          <w:rFonts w:ascii="Arial" w:hAnsi="Arial" w:cs="Arial"/>
-          <w:bCs/>
-        </w:rPr>
-        <w:t>adipiscing</w:t>
-      </w:r>
-      <w:proofErr w:type="spellEnd"/>
-      <w:r>
-        <w:rPr>
-          <w:rFonts w:ascii="Arial" w:hAnsi="Arial" w:cs="Arial"/>
-          <w:bCs/>
-        </w:rPr>
-        <w:t xml:space="preserve"> </w:t>
-      </w:r>
-      <w:proofErr w:type="spellStart"/>
-      <w:r>
-        <w:rPr>
-          <w:rFonts w:ascii="Arial" w:hAnsi="Arial" w:cs="Arial"/>
-          <w:bCs/>
-        </w:rPr>
-        <w:t>elit</w:t>
-      </w:r>
-      <w:proofErr w:type="spellEnd"/>
-      <w:r>
-        <w:rPr>
-          <w:rFonts w:ascii="Arial" w:hAnsi="Arial" w:cs="Arial"/>
-          <w:bCs/>
-        </w:rPr>
-        <w:t xml:space="preserve">. </w:t>
-      </w:r>
-      <w:proofErr w:type="spellStart"/>
-      <w:r>
-        <w:rPr>
-          <w:rFonts w:ascii="Arial" w:hAnsi="Arial" w:cs="Arial"/>
-          <w:bCs/>
-        </w:rPr>
-        <w:t>Quisque</w:t>
-      </w:r>
-      <w:proofErr w:type="spellEnd"/>
-      <w:r>
-        <w:rPr>
-          <w:rFonts w:ascii="Arial" w:hAnsi="Arial" w:cs="Arial"/>
-          <w:bCs/>
-        </w:rPr>
-        <w:t xml:space="preserve"> </w:t>
-      </w:r>
-      <w:proofErr w:type="spellStart"/>
-      <w:r>
-        <w:rPr>
-          <w:rFonts w:ascii="Arial" w:hAnsi="Arial" w:cs="Arial"/>
-          <w:bCs/>
-        </w:rPr>
-        <w:t>faucibus</w:t>
-      </w:r>
-      <w:proofErr w:type="spellEnd"/>
-      <w:r>
-        <w:rPr>
-          <w:rFonts w:ascii="Arial" w:hAnsi="Arial" w:cs="Arial"/>
-          <w:bCs/>
-        </w:rPr>
-        <w:t xml:space="preserve"> </w:t>
-      </w:r>
-      <w:proofErr w:type="spellStart"/>
-      <w:r>
-        <w:rPr>
-          <w:rFonts w:ascii="Arial" w:hAnsi="Arial" w:cs="Arial"/>
-          <w:bCs/>
-        </w:rPr>
-        <w:t>ex</w:t>
-      </w:r>
-      <w:proofErr w:type="spellEnd"/>
-      <w:r>
-        <w:rPr>
-          <w:rFonts w:ascii="Arial" w:hAnsi="Arial" w:cs="Arial"/>
-          <w:bCs/>
-        </w:rPr>
-        <w:t xml:space="preserve"> </w:t>
-      </w:r>
-      <w:proofErr w:type="spellStart"/>
-      <w:r>
-        <w:rPr>
-          <w:rFonts w:ascii="Arial" w:hAnsi="Arial" w:cs="Arial"/>
-          <w:bCs/>
-        </w:rPr>
-        <w:t>sapien</w:t>
-      </w:r>
-      <w:proofErr w:type="spellEnd"/>
-      <w:r>
-        <w:rPr>
-          <w:rFonts w:ascii="Arial" w:hAnsi="Arial" w:cs="Arial"/>
-          <w:bCs/>
-        </w:rPr>
-        <w:t xml:space="preserve"> vitae </w:t>
-      </w:r>
-      <w:proofErr w:type="spellStart"/>
-      <w:r>
-        <w:rPr>
-          <w:rFonts w:ascii="Arial" w:hAnsi="Arial" w:cs="Arial"/>
-          <w:bCs/>
-        </w:rPr>
-        <w:t>pellentesque</w:t>
-      </w:r>
-      <w:proofErr w:type="spellEnd"/>
-      <w:r>
-        <w:rPr>
-          <w:rFonts w:ascii="Arial" w:hAnsi="Arial" w:cs="Arial"/>
-          <w:bCs/>
-        </w:rPr>
-        <w:t xml:space="preserve"> sem </w:t>
-      </w:r>
-      <w:proofErr w:type="spellStart"/>
-      <w:r>
-        <w:rPr>
-          <w:rFonts w:ascii="Arial" w:hAnsi="Arial" w:cs="Arial"/>
-          <w:bCs/>
-        </w:rPr>
-        <w:t>placerat</w:t>
-      </w:r>
-      <w:proofErr w:type="spellEnd"/>
-      <w:r>
-        <w:rPr>
-          <w:rFonts w:ascii="Arial" w:hAnsi="Arial" w:cs="Arial"/>
-          <w:bCs/>
-        </w:rPr>
-        <w:t xml:space="preserve">. In id </w:t>
-      </w:r>
-      <w:proofErr w:type="spellStart"/>
-      <w:r>
-        <w:rPr>
-          <w:rFonts w:ascii="Arial" w:hAnsi="Arial" w:cs="Arial"/>
-          <w:bCs/>
-        </w:rPr>
-        <w:t>cursus</w:t>
-      </w:r>
-      <w:proofErr w:type="spellEnd"/>
-      <w:r>
-        <w:rPr>
-          <w:rFonts w:ascii="Arial" w:hAnsi="Arial" w:cs="Arial"/>
-          <w:bCs/>
-        </w:rPr>
-        <w:t xml:space="preserve"> mi </w:t>
-      </w:r>
-      <w:proofErr w:type="spellStart"/>
-      <w:r>
-        <w:rPr>
-          <w:rFonts w:ascii="Arial" w:hAnsi="Arial" w:cs="Arial"/>
-          <w:bCs/>
-        </w:rPr>
-        <w:t>pretium</w:t>
-      </w:r>
-      <w:proofErr w:type="spellEnd"/>
-      <w:r>
-        <w:rPr>
-          <w:rFonts w:ascii="Arial" w:hAnsi="Arial" w:cs="Arial"/>
-          <w:bCs/>
-        </w:rPr>
-        <w:t xml:space="preserve"> </w:t>
-      </w:r>
-      <w:proofErr w:type="spellStart"/>
-      <w:r>
-        <w:rPr>
-          <w:rFonts w:ascii="Arial" w:hAnsi="Arial" w:cs="Arial"/>
-          <w:bCs/>
-        </w:rPr>
-        <w:t>tellus</w:t>
-      </w:r>
-      <w:proofErr w:type="spellEnd"/>
-      <w:r>
-        <w:rPr>
-          <w:rFonts w:ascii="Arial" w:hAnsi="Arial" w:cs="Arial"/>
-          <w:bCs/>
-        </w:rPr>
-        <w:t xml:space="preserve"> </w:t>
-      </w:r>
-      <w:proofErr w:type="spellStart"/>
-      <w:r>
-        <w:rPr>
-          <w:rFonts w:ascii="Arial" w:hAnsi="Arial" w:cs="Arial"/>
-          <w:bCs/>
-        </w:rPr>
-        <w:t>duis</w:t>
-      </w:r>
-      <w:proofErr w:type="spellEnd"/>
-      <w:r>
-        <w:rPr>
-          <w:rFonts w:ascii="Arial" w:hAnsi="Arial" w:cs="Arial"/>
-          <w:bCs/>
-        </w:rPr>
-        <w:t xml:space="preserve"> </w:t>
-      </w:r>
-      <w:proofErr w:type="spellStart"/>
-      <w:r>
-        <w:rPr>
-          <w:rFonts w:ascii="Arial" w:hAnsi="Arial" w:cs="Arial"/>
-          <w:bCs/>
-        </w:rPr>
-        <w:t>convallis</w:t>
-      </w:r>
-      <w:proofErr w:type="spellEnd"/>
-      <w:r>
-        <w:rPr>
-          <w:rFonts w:ascii="Arial" w:hAnsi="Arial" w:cs="Arial"/>
-          <w:bCs/>
-        </w:rPr>
-        <w:t xml:space="preserve">. Tempus </w:t>
-      </w:r>
-      <w:proofErr w:type="spellStart"/>
-      <w:r>
-        <w:rPr>
-          <w:rFonts w:ascii="Arial" w:hAnsi="Arial" w:cs="Arial"/>
-          <w:bCs/>
-        </w:rPr>
-        <w:t>leo</w:t>
-      </w:r>
-      <w:proofErr w:type="spellEnd"/>
-      <w:r>
-        <w:rPr>
-          <w:rFonts w:ascii="Arial" w:hAnsi="Arial" w:cs="Arial"/>
-          <w:bCs/>
-        </w:rPr>
-        <w:t xml:space="preserve"> eu </w:t>
-      </w:r>
-      <w:proofErr w:type="spellStart"/>
-      <w:r>
-        <w:rPr>
-          <w:rFonts w:ascii="Arial" w:hAnsi="Arial" w:cs="Arial"/>
-          <w:bCs/>
-        </w:rPr>
-        <w:t>aenean</w:t>
-      </w:r>
-      <w:proofErr w:type="spellEnd"/>
-      <w:r>
-        <w:rPr>
-          <w:rFonts w:ascii="Arial" w:hAnsi="Arial" w:cs="Arial"/>
-          <w:bCs/>
-        </w:rPr>
-        <w:t xml:space="preserve"> </w:t>
-      </w:r>
-      <w:proofErr w:type="spellStart"/>
-      <w:r>
-        <w:rPr>
-          <w:rFonts w:ascii="Arial" w:hAnsi="Arial" w:cs="Arial"/>
-          <w:bCs/>
-        </w:rPr>
-        <w:t>sed</w:t>
-      </w:r>
-      <w:proofErr w:type="spellEnd"/>
-      <w:r>
-        <w:rPr>
-          <w:rFonts w:ascii="Arial" w:hAnsi="Arial" w:cs="Arial"/>
-          <w:bCs/>
-        </w:rPr>
-        <w:t xml:space="preserve"> </w:t>
-      </w:r>
-      <w:proofErr w:type="spellStart"/>
-      <w:r>
-        <w:rPr>
-          <w:rFonts w:ascii="Arial" w:hAnsi="Arial" w:cs="Arial"/>
-          <w:bCs/>
-        </w:rPr>
-        <w:t>diam</w:t>
-      </w:r>
-      <w:proofErr w:type="spellEnd"/>
-      <w:r>
-        <w:rPr>
-          <w:rFonts w:ascii="Arial" w:hAnsi="Arial" w:cs="Arial"/>
-          <w:bCs/>
-        </w:rPr>
-        <w:t xml:space="preserve"> urna </w:t>
-      </w:r>
-      <w:proofErr w:type="spellStart"/>
-      <w:r>
-        <w:rPr>
-          <w:rFonts w:ascii="Arial" w:hAnsi="Arial" w:cs="Arial"/>
-          <w:bCs/>
-        </w:rPr>
-        <w:t>tempor</w:t>
-      </w:r>
-      <w:proofErr w:type="spellEnd"/>
-      <w:r>
-        <w:rPr>
-          <w:rFonts w:ascii="Arial" w:hAnsi="Arial" w:cs="Arial"/>
-          <w:bCs/>
-        </w:rPr>
-        <w:t xml:space="preserve">. </w:t>
-      </w:r>
-      <w:proofErr w:type="spellStart"/>
-      <w:r>
-        <w:rPr>
-          <w:rFonts w:ascii="Arial" w:hAnsi="Arial" w:cs="Arial"/>
-          <w:bCs/>
-        </w:rPr>
-        <w:t>Pulvinar</w:t>
-      </w:r>
-      <w:proofErr w:type="spellEnd"/>
-      <w:r>
-        <w:rPr>
-          <w:rFonts w:ascii="Arial" w:hAnsi="Arial" w:cs="Arial"/>
-          <w:bCs/>
-        </w:rPr>
-        <w:t xml:space="preserve"> </w:t>
-      </w:r>
-      <w:proofErr w:type="spellStart"/>
-      <w:r>
-        <w:rPr>
-          <w:rFonts w:ascii="Arial" w:hAnsi="Arial" w:cs="Arial"/>
-          <w:bCs/>
-        </w:rPr>
-        <w:t>vivamus</w:t>
-      </w:r>
-      <w:proofErr w:type="spellEnd"/>
-      <w:r>
-        <w:rPr>
-          <w:rFonts w:ascii="Arial" w:hAnsi="Arial" w:cs="Arial"/>
-          <w:bCs/>
-        </w:rPr>
-        <w:t xml:space="preserve"> </w:t>
-      </w:r>
-      <w:proofErr w:type="spellStart"/>
-      <w:r>
-        <w:rPr>
-          <w:rFonts w:ascii="Arial" w:hAnsi="Arial" w:cs="Arial"/>
-          <w:bCs/>
-        </w:rPr>
-        <w:t>fringilla</w:t>
-      </w:r>
-      <w:proofErr w:type="spellEnd"/>
-      <w:r>
-        <w:rPr>
-          <w:rFonts w:ascii="Arial" w:hAnsi="Arial" w:cs="Arial"/>
-          <w:bCs/>
-        </w:rPr>
-        <w:t xml:space="preserve"> </w:t>
-      </w:r>
-      <w:proofErr w:type="spellStart"/>
-      <w:r>
-        <w:rPr>
-          <w:rFonts w:ascii="Arial" w:hAnsi="Arial" w:cs="Arial"/>
-          <w:bCs/>
-        </w:rPr>
-        <w:t>lacus</w:t>
-      </w:r>
-      <w:proofErr w:type="spellEnd"/>
-      <w:r>
-        <w:rPr>
-          <w:rFonts w:ascii="Arial" w:hAnsi="Arial" w:cs="Arial"/>
-          <w:bCs/>
-        </w:rPr>
-        <w:t xml:space="preserve"> </w:t>
-      </w:r>
-      <w:proofErr w:type="spellStart"/>
-      <w:r>
-        <w:rPr>
-          <w:rFonts w:ascii="Arial" w:hAnsi="Arial" w:cs="Arial"/>
-          <w:bCs/>
-        </w:rPr>
-        <w:t>nec</w:t>
-      </w:r>
-      <w:proofErr w:type="spellEnd"/>
-      <w:r>
-        <w:rPr>
-          <w:rFonts w:ascii="Arial" w:hAnsi="Arial" w:cs="Arial"/>
-          <w:bCs/>
-        </w:rPr>
-        <w:t xml:space="preserve"> </w:t>
-      </w:r>
-      <w:proofErr w:type="spellStart"/>
-      <w:r>
-        <w:rPr>
-          <w:rFonts w:ascii="Arial" w:hAnsi="Arial" w:cs="Arial"/>
-          <w:bCs/>
-        </w:rPr>
-        <w:t>metus</w:t>
-      </w:r>
-      <w:proofErr w:type="spellEnd"/>
-      <w:r>
-        <w:rPr>
-          <w:rFonts w:ascii="Arial" w:hAnsi="Arial" w:cs="Arial"/>
-          <w:bCs/>
-        </w:rPr>
-        <w:t xml:space="preserve"> </w:t>
-      </w:r>
-      <w:proofErr w:type="spellStart"/>
-      <w:r>
-        <w:rPr>
-          <w:rFonts w:ascii="Arial" w:hAnsi="Arial" w:cs="Arial"/>
-          <w:bCs/>
-        </w:rPr>
-        <w:t>bibendum</w:t>
-      </w:r>
-      <w:proofErr w:type="spellEnd"/>
-      <w:r>
-        <w:rPr>
-          <w:rFonts w:ascii="Arial" w:hAnsi="Arial" w:cs="Arial"/>
-          <w:bCs/>
-        </w:rPr>
-        <w:t xml:space="preserve"> </w:t>
-      </w:r>
-      <w:proofErr w:type="spellStart"/>
-      <w:r>
-        <w:rPr>
-          <w:rFonts w:ascii="Arial" w:hAnsi="Arial" w:cs="Arial"/>
-          <w:bCs/>
-        </w:rPr>
-        <w:t>egestas</w:t>
-      </w:r>
-      <w:proofErr w:type="spellEnd"/>
-      <w:r>
-        <w:rPr>
-          <w:rFonts w:ascii="Arial" w:hAnsi="Arial" w:cs="Arial"/>
-          <w:bCs/>
-        </w:rPr>
-        <w:t xml:space="preserve">. </w:t>
-      </w:r>
-      <w:proofErr w:type="spellStart"/>
-      <w:r>
-        <w:rPr>
-          <w:rFonts w:ascii="Arial" w:hAnsi="Arial" w:cs="Arial"/>
-          <w:bCs/>
-        </w:rPr>
-        <w:t>Iaculis</w:t>
-      </w:r>
-      <w:proofErr w:type="spellEnd"/>
-      <w:r>
-        <w:rPr>
-          <w:rFonts w:ascii="Arial" w:hAnsi="Arial" w:cs="Arial"/>
-          <w:bCs/>
-        </w:rPr>
-        <w:t xml:space="preserve"> massa </w:t>
-      </w:r>
-      <w:proofErr w:type="spellStart"/>
-      <w:r>
-        <w:rPr>
-          <w:rFonts w:ascii="Arial" w:hAnsi="Arial" w:cs="Arial"/>
-          <w:bCs/>
-        </w:rPr>
-        <w:t>nisl</w:t>
-      </w:r>
-      <w:proofErr w:type="spellEnd"/>
-      <w:r>
-        <w:rPr>
-          <w:rFonts w:ascii="Arial" w:hAnsi="Arial" w:cs="Arial"/>
-          <w:bCs/>
-        </w:rPr>
-        <w:t xml:space="preserve"> </w:t>
-      </w:r>
-      <w:proofErr w:type="spellStart"/>
-      <w:r>
-        <w:rPr>
-          <w:rFonts w:ascii="Arial" w:hAnsi="Arial" w:cs="Arial"/>
-          <w:bCs/>
-        </w:rPr>
-        <w:t>malesuada</w:t>
-      </w:r>
-      <w:proofErr w:type="spellEnd"/>
-      <w:r>
-        <w:rPr>
-          <w:rFonts w:ascii="Arial" w:hAnsi="Arial" w:cs="Arial"/>
-          <w:bCs/>
-        </w:rPr>
-        <w:t xml:space="preserve"> </w:t>
-      </w:r>
-      <w:proofErr w:type="spellStart"/>
-      <w:r>
-        <w:rPr>
-          <w:rFonts w:ascii="Arial" w:hAnsi="Arial" w:cs="Arial"/>
-          <w:bCs/>
-        </w:rPr>
-        <w:t>lacinia</w:t>
-      </w:r>
-      <w:proofErr w:type="spellEnd"/>
-      <w:r>
-        <w:rPr>
-          <w:rFonts w:ascii="Arial" w:hAnsi="Arial" w:cs="Arial"/>
-          <w:bCs/>
-        </w:rPr>
-        <w:t xml:space="preserve"> </w:t>
-      </w:r>
-      <w:proofErr w:type="spellStart"/>
-      <w:r>
-        <w:rPr>
-          <w:rFonts w:ascii="Arial" w:hAnsi="Arial" w:cs="Arial"/>
-          <w:bCs/>
-        </w:rPr>
-        <w:t>integer</w:t>
-      </w:r>
-      <w:proofErr w:type="spellEnd"/>
-      <w:r>
-        <w:rPr>
-          <w:rFonts w:ascii="Arial" w:hAnsi="Arial" w:cs="Arial"/>
-          <w:bCs/>
-        </w:rPr>
-        <w:t xml:space="preserve"> nunc </w:t>
-      </w:r>
-      <w:proofErr w:type="spellStart"/>
-      <w:r>
-        <w:rPr>
-          <w:rFonts w:ascii="Arial" w:hAnsi="Arial" w:cs="Arial"/>
-          <w:bCs/>
-        </w:rPr>
-        <w:t>posuere</w:t>
-      </w:r>
-      <w:proofErr w:type="spellEnd"/>
-      <w:r>
-        <w:rPr>
-          <w:rFonts w:ascii="Arial" w:hAnsi="Arial" w:cs="Arial"/>
-          <w:bCs/>
-        </w:rPr>
-        <w:t xml:space="preserve">. Ut </w:t>
-      </w:r>
-      <w:proofErr w:type="spellStart"/>
-      <w:r>
-        <w:rPr>
-          <w:rFonts w:ascii="Arial" w:hAnsi="Arial" w:cs="Arial"/>
-          <w:bCs/>
-        </w:rPr>
-        <w:t>hendrerit</w:t>
-      </w:r>
-      <w:proofErr w:type="spellEnd"/>
-      <w:r>
-        <w:rPr>
-          <w:rFonts w:ascii="Arial" w:hAnsi="Arial" w:cs="Arial"/>
-          <w:bCs/>
-        </w:rPr>
-        <w:t xml:space="preserve"> </w:t>
-      </w:r>
-      <w:proofErr w:type="spellStart"/>
-      <w:r>
-        <w:rPr>
-          <w:rFonts w:ascii="Arial" w:hAnsi="Arial" w:cs="Arial"/>
-          <w:bCs/>
-        </w:rPr>
-        <w:t>semper</w:t>
-      </w:r>
-      <w:proofErr w:type="spellEnd"/>
-      <w:r>
-        <w:rPr>
-          <w:rFonts w:ascii="Arial" w:hAnsi="Arial" w:cs="Arial"/>
-          <w:bCs/>
-        </w:rPr>
-        <w:t xml:space="preserve"> </w:t>
-      </w:r>
-      <w:proofErr w:type="spellStart"/>
-      <w:r>
-        <w:rPr>
-          <w:rFonts w:ascii="Arial" w:hAnsi="Arial" w:cs="Arial"/>
-          <w:bCs/>
-        </w:rPr>
-        <w:t>vel</w:t>
-      </w:r>
-      <w:proofErr w:type="spellEnd"/>
-      <w:r>
-        <w:rPr>
-          <w:rFonts w:ascii="Arial" w:hAnsi="Arial" w:cs="Arial"/>
-          <w:bCs/>
-        </w:rPr>
-        <w:t xml:space="preserve"> </w:t>
-      </w:r>
-      <w:proofErr w:type="spellStart"/>
-      <w:r>
-        <w:rPr>
-          <w:rFonts w:ascii="Arial" w:hAnsi="Arial" w:cs="Arial"/>
-          <w:bCs/>
-        </w:rPr>
-        <w:t>class</w:t>
-      </w:r>
-      <w:proofErr w:type="spellEnd"/>
-      <w:r>
-        <w:rPr>
-          <w:rFonts w:ascii="Arial" w:hAnsi="Arial" w:cs="Arial"/>
-          <w:bCs/>
-        </w:rPr>
-        <w:t xml:space="preserve"> </w:t>
-      </w:r>
-      <w:proofErr w:type="spellStart"/>
-      <w:r>
-        <w:rPr>
-          <w:rFonts w:ascii="Arial" w:hAnsi="Arial" w:cs="Arial"/>
-          <w:bCs/>
-        </w:rPr>
-        <w:t>aptent</w:t>
-      </w:r>
-      <w:proofErr w:type="spellEnd"/>
-      <w:r>
-        <w:rPr>
-          <w:rFonts w:ascii="Arial" w:hAnsi="Arial" w:cs="Arial"/>
-          <w:bCs/>
-        </w:rPr>
-        <w:t xml:space="preserve"> </w:t>
-      </w:r>
-      <w:proofErr w:type="spellStart"/>
-      <w:r>
-        <w:rPr>
-          <w:rFonts w:ascii="Arial" w:hAnsi="Arial" w:cs="Arial"/>
-          <w:bCs/>
-        </w:rPr>
-        <w:t>taciti</w:t>
-      </w:r>
-      <w:proofErr w:type="spellEnd"/>
-      <w:r>
-        <w:rPr>
-          <w:rFonts w:ascii="Arial" w:hAnsi="Arial" w:cs="Arial"/>
-          <w:bCs/>
-        </w:rPr>
-        <w:t xml:space="preserve"> </w:t>
-      </w:r>
-      <w:proofErr w:type="spellStart"/>
-      <w:r>
-        <w:rPr>
-          <w:rFonts w:ascii="Arial" w:hAnsi="Arial" w:cs="Arial"/>
-          <w:bCs/>
-        </w:rPr>
-        <w:t>sociosqu</w:t>
-      </w:r>
-      <w:proofErr w:type="spellEnd"/>
-      <w:r>
-        <w:rPr>
-          <w:rFonts w:ascii="Arial" w:hAnsi="Arial" w:cs="Arial"/>
-          <w:bCs/>
-        </w:rPr>
-        <w:t xml:space="preserve">. Ad </w:t>
-      </w:r>
-      <w:proofErr w:type="spellStart"/>
-      <w:r>
-        <w:rPr>
-          <w:rFonts w:ascii="Arial" w:hAnsi="Arial" w:cs="Arial"/>
-          <w:bCs/>
-        </w:rPr>
-        <w:t>litora</w:t>
-      </w:r>
-      <w:proofErr w:type="spellEnd"/>
-      <w:r>
-        <w:rPr>
-          <w:rFonts w:ascii="Arial" w:hAnsi="Arial" w:cs="Arial"/>
-          <w:bCs/>
-        </w:rPr>
-        <w:t xml:space="preserve"> </w:t>
-      </w:r>
-      <w:proofErr w:type="spellStart"/>
-      <w:r>
-        <w:rPr>
-          <w:rFonts w:ascii="Arial" w:hAnsi="Arial" w:cs="Arial"/>
-          <w:bCs/>
-        </w:rPr>
-        <w:t>torquent</w:t>
-      </w:r>
-      <w:proofErr w:type="spellEnd"/>
-      <w:r>
-        <w:rPr>
-          <w:rFonts w:ascii="Arial" w:hAnsi="Arial" w:cs="Arial"/>
-          <w:bCs/>
-        </w:rPr>
-        <w:t xml:space="preserve"> per </w:t>
-      </w:r>
-      <w:proofErr w:type="spellStart"/>
-      <w:r>
-        <w:rPr>
-          <w:rFonts w:ascii="Arial" w:hAnsi="Arial" w:cs="Arial"/>
-          <w:bCs/>
-        </w:rPr>
-        <w:t>conubia</w:t>
-      </w:r>
-      <w:proofErr w:type="spellEnd"/>
-      <w:r>
-        <w:rPr>
-          <w:rFonts w:ascii="Arial" w:hAnsi="Arial" w:cs="Arial"/>
-          <w:bCs/>
-        </w:rPr>
-        <w:t xml:space="preserve"> </w:t>
-      </w:r>
-      <w:proofErr w:type="spellStart"/>
-      <w:r>
-        <w:rPr>
-          <w:rFonts w:ascii="Arial" w:hAnsi="Arial" w:cs="Arial"/>
-          <w:bCs/>
-        </w:rPr>
-        <w:t>nostra</w:t>
-      </w:r>
-      <w:proofErr w:type="spellEnd"/>
-      <w:r>
-        <w:rPr>
-          <w:rFonts w:ascii="Arial" w:hAnsi="Arial" w:cs="Arial"/>
-          <w:bCs/>
-        </w:rPr>
-        <w:t xml:space="preserve"> </w:t>
-      </w:r>
-      <w:proofErr w:type="spellStart"/>
-      <w:r>
-        <w:rPr>
-          <w:rFonts w:ascii="Arial" w:hAnsi="Arial" w:cs="Arial"/>
-          <w:bCs/>
-        </w:rPr>
-        <w:t>inceptos</w:t>
-      </w:r>
-      <w:proofErr w:type="spellEnd"/>
-      <w:r>
-        <w:rPr>
-          <w:rFonts w:ascii="Arial" w:hAnsi="Arial" w:cs="Arial"/>
-          <w:bCs/>
-        </w:rPr>
-        <w:t xml:space="preserve"> </w:t>
-      </w:r>
-      <w:proofErr w:type="spellStart"/>
-      <w:r>
-        <w:rPr>
-          <w:rFonts w:ascii="Arial" w:hAnsi="Arial" w:cs="Arial"/>
-          <w:bCs/>
-        </w:rPr>
-        <w:t>himenaeos</w:t>
-      </w:r>
-      <w:proofErr w:type="spellEnd"/>
-      <w:r>
-        <w:rPr>
-          <w:rFonts w:ascii="Arial" w:hAnsi="Arial" w:cs="Arial"/>
-          <w:bCs/>
-        </w:rPr>
-        <w:t>.</w:t>
+        <w:t>Lorem ipsum dolor sit amet consectetur adipiscing elit. Quisque faucibus ex sapien vitae pellentesque sem placerat. In id cursus mi pretium tellus duis convallis. Tempus leo eu aenean sed diam urna tempor. Pulvinar vivamus fringilla lacus nec metus bibendum egestas. Iaculis massa nisl malesuada lacinia integer nunc posuere. Ut hendrerit semper vel class aptent taciti sociosqu. Ad litora torquent per conubia nostra inceptos himenaeos.</w:t>
       </w:r>
       <w:r>
         <w:rPr>
@@ -2046,705 +1172,11 @@
         </w:rPr>
         <w:t xml:space="preserve"> </w:t>
       </w:r>
-      <w:proofErr w:type="spellStart"/>
-      <w:r>
-        <w:rPr>
-          <w:rFonts w:ascii="Arial" w:hAnsi="Arial" w:cs="Arial"/>
-        </w:rPr>
-        <w:t>Lorem</w:t>
-      </w:r>
-      <w:proofErr w:type="spellEnd"/>
-      <w:r>
-        <w:rPr>
-          <w:rFonts w:ascii="Arial" w:hAnsi="Arial" w:cs="Arial"/>
-        </w:rPr>
-        <w:t xml:space="preserve"> ipsum </w:t>
-      </w:r>
-      <w:proofErr w:type="spellStart"/>
-      <w:r>
-        <w:rPr>
-          <w:rFonts w:ascii="Arial" w:hAnsi="Arial" w:cs="Arial"/>
-        </w:rPr>
-        <w:t>dolor</w:t>
-      </w:r>
-      <w:proofErr w:type="spellEnd"/>
-      <w:r>
-        <w:rPr>
-          <w:rFonts w:ascii="Arial" w:hAnsi="Arial" w:cs="Arial"/>
-        </w:rPr>
-        <w:t xml:space="preserve"> </w:t>
-      </w:r>
-      <w:proofErr w:type="spellStart"/>
-      <w:r>
-        <w:rPr>
-          <w:rFonts w:ascii="Arial" w:hAnsi="Arial" w:cs="Arial"/>
-        </w:rPr>
-        <w:t>sit</w:t>
-      </w:r>
-      <w:proofErr w:type="spellEnd"/>
-      <w:r>
-        <w:rPr>
-          <w:rFonts w:ascii="Arial" w:hAnsi="Arial" w:cs="Arial"/>
-        </w:rPr>
-        <w:t xml:space="preserve"> </w:t>
-      </w:r>
-      <w:proofErr w:type="spellStart"/>
-      <w:r>
-        <w:rPr>
-          <w:rFonts w:ascii="Arial" w:hAnsi="Arial" w:cs="Arial"/>
-        </w:rPr>
-        <w:t>amet</w:t>
-      </w:r>
-      <w:proofErr w:type="spellEnd"/>
-      <w:r>
-        <w:rPr>
-          <w:rFonts w:ascii="Arial" w:hAnsi="Arial" w:cs="Arial"/>
-        </w:rPr>
-        <w:t xml:space="preserve"> </w:t>
-      </w:r>
-      <w:proofErr w:type="spellStart"/>
-      <w:r>
-        <w:rPr>
-          <w:rFonts w:ascii="Arial" w:hAnsi="Arial" w:cs="Arial"/>
-        </w:rPr>
-        <w:t>consectetur</w:t>
-      </w:r>
-      <w:proofErr w:type="spellEnd"/>
-      <w:r>
-        <w:rPr>
-          <w:rFonts w:ascii="Arial" w:hAnsi="Arial" w:cs="Arial"/>
-        </w:rPr>
-        <w:t xml:space="preserve"> </w:t>
-      </w:r>
-      <w:proofErr w:type="spellStart"/>
-      <w:r>
-        <w:rPr>
-          <w:rFonts w:ascii="Arial" w:hAnsi="Arial" w:cs="Arial"/>
-        </w:rPr>
-        <w:t>adipiscing</w:t>
-      </w:r>
-      <w:proofErr w:type="spellEnd"/>
-      <w:r>
-        <w:rPr>
-          <w:rFonts w:ascii="Arial" w:hAnsi="Arial" w:cs="Arial"/>
-        </w:rPr>
-        <w:t xml:space="preserve"> </w:t>
-      </w:r>
-      <w:proofErr w:type="spellStart"/>
-      <w:r>
-        <w:rPr>
-          <w:rFonts w:ascii="Arial" w:hAnsi="Arial" w:cs="Arial"/>
-        </w:rPr>
-        <w:t>elit</w:t>
-      </w:r>
-      <w:proofErr w:type="spellEnd"/>
-      <w:r>
-        <w:rPr>
-          <w:rFonts w:ascii="Arial" w:hAnsi="Arial" w:cs="Arial"/>
-        </w:rPr>
-        <w:t xml:space="preserve">. </w:t>
-      </w:r>
-      <w:proofErr w:type="spellStart"/>
-      <w:r>
-        <w:rPr>
-          <w:rFonts w:ascii="Arial" w:hAnsi="Arial" w:cs="Arial"/>
-        </w:rPr>
-        <w:t>Quisque</w:t>
-      </w:r>
-      <w:proofErr w:type="spellEnd"/>
-      <w:r>
-        <w:rPr>
-          <w:rFonts w:ascii="Arial" w:hAnsi="Arial" w:cs="Arial"/>
-        </w:rPr>
-        <w:t xml:space="preserve"> </w:t>
-      </w:r>
-      <w:proofErr w:type="spellStart"/>
-      <w:r>
-        <w:rPr>
-          <w:rFonts w:ascii="Arial" w:hAnsi="Arial" w:cs="Arial"/>
-        </w:rPr>
-        <w:t>faucibus</w:t>
-      </w:r>
-      <w:proofErr w:type="spellEnd"/>
-      <w:r>
-        <w:rPr>
-          <w:rFonts w:ascii="Arial" w:hAnsi="Arial" w:cs="Arial"/>
-        </w:rPr>
-        <w:t xml:space="preserve"> </w:t>
-      </w:r>
-      <w:proofErr w:type="spellStart"/>
-      <w:r>
-        <w:rPr>
-          <w:rFonts w:ascii="Arial" w:hAnsi="Arial" w:cs="Arial"/>
-        </w:rPr>
-        <w:t>ex</w:t>
-      </w:r>
-      <w:proofErr w:type="spellEnd"/>
-      <w:r>
-        <w:rPr>
-          <w:rFonts w:ascii="Arial" w:hAnsi="Arial" w:cs="Arial"/>
-        </w:rPr>
-        <w:t xml:space="preserve"> </w:t>
-      </w:r>
-      <w:proofErr w:type="spellStart"/>
-      <w:r>
-        <w:rPr>
-          <w:rFonts w:ascii="Arial" w:hAnsi="Arial" w:cs="Arial"/>
-        </w:rPr>
-        <w:t>sapien</w:t>
-      </w:r>
-      <w:proofErr w:type="spellEnd"/>
-      <w:r>
-        <w:rPr>
-          <w:rFonts w:ascii="Arial" w:hAnsi="Arial" w:cs="Arial"/>
-        </w:rPr>
-        <w:t xml:space="preserve"> vitae </w:t>
-      </w:r>
-      <w:proofErr w:type="spellStart"/>
-      <w:r>
-        <w:rPr>
-          <w:rFonts w:ascii="Arial" w:hAnsi="Arial" w:cs="Arial"/>
-        </w:rPr>
-        <w:t>pellentesque</w:t>
-      </w:r>
-      <w:proofErr w:type="spellEnd"/>
-      <w:r>
-        <w:rPr>
-          <w:rFonts w:ascii="Arial" w:hAnsi="Arial" w:cs="Arial"/>
-        </w:rPr>
-        <w:t xml:space="preserve"> sem </w:t>
-      </w:r>
-      <w:proofErr w:type="spellStart"/>
-      <w:r>
-        <w:rPr>
-          <w:rFonts w:ascii="Arial" w:hAnsi="Arial" w:cs="Arial"/>
-        </w:rPr>
-        <w:t>placerat</w:t>
-      </w:r>
-      <w:proofErr w:type="spellEnd"/>
-      <w:r>
-        <w:rPr>
-          <w:rFonts w:ascii="Arial" w:hAnsi="Arial" w:cs="Arial"/>
-        </w:rPr>
-        <w:t xml:space="preserve">. In id </w:t>
-      </w:r>
-      <w:proofErr w:type="spellStart"/>
-      <w:r>
-        <w:rPr>
-          <w:rFonts w:ascii="Arial" w:hAnsi="Arial" w:cs="Arial"/>
-        </w:rPr>
-        <w:t>cursus</w:t>
-      </w:r>
-      <w:proofErr w:type="spellEnd"/>
-      <w:r>
-        <w:rPr>
-          <w:rFonts w:ascii="Arial" w:hAnsi="Arial" w:cs="Arial"/>
-        </w:rPr>
-        <w:t xml:space="preserve"> mi </w:t>
-      </w:r>
-      <w:proofErr w:type="spellStart"/>
-      <w:r>
-        <w:rPr>
-          <w:rFonts w:ascii="Arial" w:hAnsi="Arial" w:cs="Arial"/>
-        </w:rPr>
-        <w:t>pretium</w:t>
-      </w:r>
-      <w:proofErr w:type="spellEnd"/>
-      <w:r>
-        <w:rPr>
-          <w:rFonts w:ascii="Arial" w:hAnsi="Arial" w:cs="Arial"/>
-        </w:rPr>
-        <w:t xml:space="preserve"> </w:t>
-      </w:r>
-      <w:proofErr w:type="spellStart"/>
-      <w:r>
-        <w:rPr>
-          <w:rFonts w:ascii="Arial" w:hAnsi="Arial" w:cs="Arial"/>
-        </w:rPr>
-        <w:t>tellus</w:t>
-      </w:r>
-      <w:proofErr w:type="spellEnd"/>
-      <w:r>
-        <w:rPr>
-          <w:rFonts w:ascii="Arial" w:hAnsi="Arial" w:cs="Arial"/>
-        </w:rPr>
-        <w:t xml:space="preserve"> </w:t>
-      </w:r>
-      <w:proofErr w:type="spellStart"/>
-      <w:r>
-        <w:rPr>
-          <w:rFonts w:ascii="Arial" w:hAnsi="Arial" w:cs="Arial"/>
-        </w:rPr>
-        <w:t>duis</w:t>
-      </w:r>
-      <w:proofErr w:type="spellEnd"/>
-      <w:r>
-        <w:rPr>
-          <w:rFonts w:ascii="Arial" w:hAnsi="Arial" w:cs="Arial"/>
-        </w:rPr>
-        <w:t xml:space="preserve"> </w:t>
-      </w:r>
-      <w:proofErr w:type="spellStart"/>
-      <w:r>
-        <w:rPr>
-          <w:rFonts w:ascii="Arial" w:hAnsi="Arial" w:cs="Arial"/>
-        </w:rPr>
-        <w:t>convallis</w:t>
-      </w:r>
-      <w:proofErr w:type="spellEnd"/>
-      <w:r>
-        <w:rPr>
-          <w:rFonts w:ascii="Arial" w:hAnsi="Arial" w:cs="Arial"/>
-        </w:rPr>
-        <w:t xml:space="preserve">. Tempus </w:t>
-      </w:r>
-      <w:proofErr w:type="spellStart"/>
-      <w:r>
-        <w:rPr>
-          <w:rFonts w:ascii="Arial" w:hAnsi="Arial" w:cs="Arial"/>
-        </w:rPr>
-        <w:t>leo</w:t>
-      </w:r>
-      <w:proofErr w:type="spellEnd"/>
-      <w:r>
-        <w:rPr>
-          <w:rFonts w:ascii="Arial" w:hAnsi="Arial" w:cs="Arial"/>
-        </w:rPr>
-        <w:t xml:space="preserve"> eu </w:t>
-      </w:r>
-      <w:proofErr w:type="spellStart"/>
-      <w:r>
-        <w:rPr>
-          <w:rFonts w:ascii="Arial" w:hAnsi="Arial" w:cs="Arial"/>
-        </w:rPr>
-        <w:t>aenean</w:t>
-      </w:r>
-      <w:proofErr w:type="spellEnd"/>
-      <w:r>
-        <w:rPr>
-          <w:rFonts w:ascii="Arial" w:hAnsi="Arial" w:cs="Arial"/>
-        </w:rPr>
-        <w:t xml:space="preserve"> </w:t>
-      </w:r>
-      <w:proofErr w:type="spellStart"/>
-      <w:r>
-        <w:rPr>
-          <w:rFonts w:ascii="Arial" w:hAnsi="Arial" w:cs="Arial"/>
-        </w:rPr>
-        <w:t>sed</w:t>
-      </w:r>
-      <w:proofErr w:type="spellEnd"/>
-      <w:r>
-        <w:rPr>
-          <w:rFonts w:ascii="Arial" w:hAnsi="Arial" w:cs="Arial"/>
-        </w:rPr>
-        <w:t xml:space="preserve"> </w:t>
-      </w:r>
-      <w:proofErr w:type="spellStart"/>
-      <w:r>
-        <w:rPr>
-          <w:rFonts w:ascii="Arial" w:hAnsi="Arial" w:cs="Arial"/>
-        </w:rPr>
-        <w:t>diam</w:t>
-      </w:r>
-      <w:proofErr w:type="spellEnd"/>
-      <w:r>
-        <w:rPr>
-          <w:rFonts w:ascii="Arial" w:hAnsi="Arial" w:cs="Arial"/>
-        </w:rPr>
-        <w:t xml:space="preserve"> urna </w:t>
-      </w:r>
-      <w:proofErr w:type="spellStart"/>
-      <w:r>
-        <w:rPr>
-          <w:rFonts w:ascii="Arial" w:hAnsi="Arial" w:cs="Arial"/>
-        </w:rPr>
-        <w:t>tempor</w:t>
-      </w:r>
-      <w:proofErr w:type="spellEnd"/>
-      <w:r>
-        <w:rPr>
-          <w:rFonts w:ascii="Arial" w:hAnsi="Arial" w:cs="Arial"/>
-        </w:rPr>
-        <w:t xml:space="preserve">. </w:t>
-      </w:r>
-      <w:proofErr w:type="spellStart"/>
-      <w:r>
-        <w:rPr>
-          <w:rFonts w:ascii="Arial" w:hAnsi="Arial" w:cs="Arial"/>
-        </w:rPr>
-        <w:t>Pulvinar</w:t>
-      </w:r>
-      <w:proofErr w:type="spellEnd"/>
-      <w:r>
-        <w:rPr>
-          <w:rFonts w:ascii="Arial" w:hAnsi="Arial" w:cs="Arial"/>
-        </w:rPr>
-        <w:t xml:space="preserve"> </w:t>
-      </w:r>
-      <w:proofErr w:type="spellStart"/>
-      <w:r>
-        <w:rPr>
-          <w:rFonts w:ascii="Arial" w:hAnsi="Arial" w:cs="Arial"/>
-        </w:rPr>
-        <w:t>vivamus</w:t>
-      </w:r>
-      <w:proofErr w:type="spellEnd"/>
-      <w:r>
-        <w:rPr>
-          <w:rFonts w:ascii="Arial" w:hAnsi="Arial" w:cs="Arial"/>
-        </w:rPr>
-        <w:t xml:space="preserve"> </w:t>
-      </w:r>
-      <w:proofErr w:type="spellStart"/>
-      <w:r>
-        <w:rPr>
-          <w:rFonts w:ascii="Arial" w:hAnsi="Arial" w:cs="Arial"/>
-        </w:rPr>
-        <w:t>fringilla</w:t>
-      </w:r>
-      <w:proofErr w:type="spellEnd"/>
-      <w:r>
-        <w:rPr>
-          <w:rFonts w:ascii="Arial" w:hAnsi="Arial" w:cs="Arial"/>
-        </w:rPr>
-        <w:t xml:space="preserve"> </w:t>
-      </w:r>
-      <w:proofErr w:type="spellStart"/>
-      <w:r>
-        <w:rPr>
-          <w:rFonts w:ascii="Arial" w:hAnsi="Arial" w:cs="Arial"/>
-        </w:rPr>
-        <w:t>lacus</w:t>
-      </w:r>
-      <w:proofErr w:type="spellEnd"/>
-      <w:r>
-        <w:rPr>
-          <w:rFonts w:ascii="Arial" w:hAnsi="Arial" w:cs="Arial"/>
-        </w:rPr>
-        <w:t xml:space="preserve"> </w:t>
-      </w:r>
-      <w:proofErr w:type="spellStart"/>
-      <w:r>
-        <w:rPr>
-          <w:rFonts w:ascii="Arial" w:hAnsi="Arial" w:cs="Arial"/>
-        </w:rPr>
-        <w:t>nec</w:t>
-      </w:r>
-      <w:proofErr w:type="spellEnd"/>
-      <w:r>
-        <w:rPr>
-          <w:rFonts w:ascii="Arial" w:hAnsi="Arial" w:cs="Arial"/>
-        </w:rPr>
-        <w:t xml:space="preserve"> </w:t>
-      </w:r>
-      <w:proofErr w:type="spellStart"/>
-      <w:r>
-        <w:rPr>
-          <w:rFonts w:ascii="Arial" w:hAnsi="Arial" w:cs="Arial"/>
-        </w:rPr>
-        <w:t>metus</w:t>
-      </w:r>
-      <w:proofErr w:type="spellEnd"/>
-      <w:r>
-        <w:rPr>
-          <w:rFonts w:ascii="Arial" w:hAnsi="Arial" w:cs="Arial"/>
-        </w:rPr>
-        <w:t xml:space="preserve"> </w:t>
-      </w:r>
-      <w:proofErr w:type="spellStart"/>
-      <w:r>
-        <w:rPr>
-          <w:rFonts w:ascii="Arial" w:hAnsi="Arial" w:cs="Arial"/>
-        </w:rPr>
-        <w:t>bibendum</w:t>
-      </w:r>
-      <w:proofErr w:type="spellEnd"/>
-      <w:r>
-        <w:rPr>
-          <w:rFonts w:ascii="Arial" w:hAnsi="Arial" w:cs="Arial"/>
-        </w:rPr>
-        <w:t xml:space="preserve"> </w:t>
-      </w:r>
-      <w:proofErr w:type="spellStart"/>
-      <w:r>
-        <w:rPr>
-          <w:rFonts w:ascii="Arial" w:hAnsi="Arial" w:cs="Arial"/>
-        </w:rPr>
-        <w:t>egestas</w:t>
-      </w:r>
-      <w:proofErr w:type="spellEnd"/>
-      <w:r>
-        <w:rPr>
-          <w:rFonts w:ascii="Arial" w:hAnsi="Arial" w:cs="Arial"/>
-        </w:rPr>
-        <w:t xml:space="preserve">. </w:t>
-      </w:r>
-      <w:proofErr w:type="spellStart"/>
-      <w:r>
-        <w:rPr>
-          <w:rFonts w:ascii="Arial" w:hAnsi="Arial" w:cs="Arial"/>
-        </w:rPr>
-        <w:t>Iaculis</w:t>
-      </w:r>
-      <w:proofErr w:type="spellEnd"/>
-      <w:r>
-        <w:rPr>
-          <w:rFonts w:ascii="Arial" w:hAnsi="Arial" w:cs="Arial"/>
-        </w:rPr>
-        <w:t xml:space="preserve"> massa </w:t>
-      </w:r>
-      <w:proofErr w:type="spellStart"/>
-      <w:r>
-        <w:rPr>
-          <w:rFonts w:ascii="Arial" w:hAnsi="Arial" w:cs="Arial"/>
-        </w:rPr>
-        <w:t>nisl</w:t>
-      </w:r>
-      <w:proofErr w:type="spellEnd"/>
-      <w:r>
-        <w:rPr>
-          <w:rFonts w:ascii="Arial" w:hAnsi="Arial" w:cs="Arial"/>
-        </w:rPr>
-        <w:t xml:space="preserve"> </w:t>
-      </w:r>
-      <w:proofErr w:type="spellStart"/>
-      <w:r>
-        <w:rPr>
-          <w:rFonts w:ascii="Arial" w:hAnsi="Arial" w:cs="Arial"/>
-        </w:rPr>
-        <w:t>malesuada</w:t>
-      </w:r>
-      <w:proofErr w:type="spellEnd"/>
-      <w:r>
-        <w:rPr>
-          <w:rFonts w:ascii="Arial" w:hAnsi="Arial" w:cs="Arial"/>
-        </w:rPr>
-        <w:t xml:space="preserve"> </w:t>
-      </w:r>
-      <w:proofErr w:type="spellStart"/>
-      <w:r>
-        <w:rPr>
-          <w:rFonts w:ascii="Arial" w:hAnsi="Arial" w:cs="Arial"/>
-        </w:rPr>
-        <w:t>lacinia</w:t>
-      </w:r>
-      <w:proofErr w:type="spellEnd"/>
-      <w:r>
-        <w:rPr>
-          <w:rFonts w:ascii="Arial" w:hAnsi="Arial" w:cs="Arial"/>
-        </w:rPr>
-        <w:t xml:space="preserve"> </w:t>
-      </w:r>
-      <w:proofErr w:type="spellStart"/>
-      <w:r>
-        <w:rPr>
-          <w:rFonts w:ascii="Arial" w:hAnsi="Arial" w:cs="Arial"/>
-        </w:rPr>
-        <w:t>integer</w:t>
-      </w:r>
-      <w:proofErr w:type="spellEnd"/>
-      <w:r>
-        <w:rPr>
-          <w:rFonts w:ascii="Arial" w:hAnsi="Arial" w:cs="Arial"/>
-        </w:rPr>
-        <w:t xml:space="preserve"> nunc </w:t>
-      </w:r>
-      <w:proofErr w:type="spellStart"/>
-      <w:r>
-        <w:rPr>
-          <w:rFonts w:ascii="Arial" w:hAnsi="Arial" w:cs="Arial"/>
-        </w:rPr>
-        <w:t>posuere</w:t>
-      </w:r>
-      <w:proofErr w:type="spellEnd"/>
-      <w:r>
-        <w:rPr>
-          <w:rFonts w:ascii="Arial" w:hAnsi="Arial" w:cs="Arial"/>
-        </w:rPr>
-        <w:t xml:space="preserve">. Ut </w:t>
-      </w:r>
-      <w:proofErr w:type="spellStart"/>
-      <w:r>
-        <w:rPr>
-          <w:rFonts w:ascii="Arial" w:hAnsi="Arial" w:cs="Arial"/>
-        </w:rPr>
-        <w:t>hendrerit</w:t>
-      </w:r>
-      <w:proofErr w:type="spellEnd"/>
-      <w:r>
-        <w:rPr>
-          <w:rFonts w:ascii="Arial" w:hAnsi="Arial" w:cs="Arial"/>
-        </w:rPr>
-        <w:t xml:space="preserve"> </w:t>
-      </w:r>
-      <w:proofErr w:type="spellStart"/>
-      <w:r>
-        <w:rPr>
-          <w:rFonts w:ascii="Arial" w:hAnsi="Arial" w:cs="Arial"/>
-        </w:rPr>
-        <w:t>semper</w:t>
-      </w:r>
-      <w:proofErr w:type="spellEnd"/>
-      <w:r>
-        <w:rPr>
-          <w:rFonts w:ascii="Arial" w:hAnsi="Arial" w:cs="Arial"/>
-        </w:rPr>
-        <w:t xml:space="preserve"> </w:t>
-      </w:r>
-      <w:proofErr w:type="spellStart"/>
-      <w:r>
-        <w:rPr>
-          <w:rFonts w:ascii="Arial" w:hAnsi="Arial" w:cs="Arial"/>
-        </w:rPr>
-        <w:t>vel</w:t>
-      </w:r>
-      <w:proofErr w:type="spellEnd"/>
-      <w:r>
-        <w:rPr>
-          <w:rFonts w:ascii="Arial" w:hAnsi="Arial" w:cs="Arial"/>
-        </w:rPr>
-        <w:t xml:space="preserve"> </w:t>
-      </w:r>
-      <w:proofErr w:type="spellStart"/>
-      <w:r>
-        <w:rPr>
-          <w:rFonts w:ascii="Arial" w:hAnsi="Arial" w:cs="Arial"/>
-        </w:rPr>
-        <w:t>class</w:t>
-      </w:r>
-      <w:proofErr w:type="spellEnd"/>
-      <w:r>
-        <w:rPr>
-          <w:rFonts w:ascii="Arial" w:hAnsi="Arial" w:cs="Arial"/>
-        </w:rPr>
-        <w:t xml:space="preserve"> </w:t>
-      </w:r>
-      <w:proofErr w:type="spellStart"/>
-      <w:r>
-        <w:rPr>
-          <w:rFonts w:ascii="Arial" w:hAnsi="Arial" w:cs="Arial"/>
-        </w:rPr>
-        <w:t>aptent</w:t>
-      </w:r>
-      <w:proofErr w:type="spellEnd"/>
-      <w:r>
-        <w:rPr>
-          <w:rFonts w:ascii="Arial" w:hAnsi="Arial" w:cs="Arial"/>
-        </w:rPr>
-        <w:t xml:space="preserve"> </w:t>
-      </w:r>
-      <w:proofErr w:type="spellStart"/>
-      <w:r>
-        <w:rPr>
-          <w:rFonts w:ascii="Arial" w:hAnsi="Arial" w:cs="Arial"/>
-        </w:rPr>
-        <w:t>taciti</w:t>
-      </w:r>
-      <w:proofErr w:type="spellEnd"/>
-      <w:r>
-        <w:rPr>
-          <w:rFonts w:ascii="Arial" w:hAnsi="Arial" w:cs="Arial"/>
-        </w:rPr>
-        <w:t xml:space="preserve"> </w:t>
-      </w:r>
-      <w:proofErr w:type="spellStart"/>
-      <w:r>
-        <w:rPr>
-          <w:rFonts w:ascii="Arial" w:hAnsi="Arial" w:cs="Arial"/>
-        </w:rPr>
-        <w:t>sociosqu</w:t>
-      </w:r>
-      <w:proofErr w:type="spellEnd"/>
-      <w:r>
-        <w:rPr>
-          <w:rFonts w:ascii="Arial" w:hAnsi="Arial" w:cs="Arial"/>
-        </w:rPr>
-        <w:t xml:space="preserve">. Ad </w:t>
-      </w:r>
-      <w:proofErr w:type="spellStart"/>
-      <w:r>
-        <w:rPr>
-          <w:rFonts w:ascii="Arial" w:hAnsi="Arial" w:cs="Arial"/>
-        </w:rPr>
-        <w:t>litora</w:t>
-      </w:r>
-      <w:proofErr w:type="spellEnd"/>
-      <w:r>
-        <w:rPr>
-          <w:rFonts w:ascii="Arial" w:hAnsi="Arial" w:cs="Arial"/>
-        </w:rPr>
-        <w:t xml:space="preserve"> </w:t>
-      </w:r>
-      <w:proofErr w:type="spellStart"/>
-      <w:r>
-        <w:rPr>
-          <w:rFonts w:ascii="Arial" w:hAnsi="Arial" w:cs="Arial"/>
-        </w:rPr>
-        <w:t>torquent</w:t>
-      </w:r>
-      <w:proofErr w:type="spellEnd"/>
-      <w:r>
-        <w:rPr>
-          <w:rFonts w:ascii="Arial" w:hAnsi="Arial" w:cs="Arial"/>
-        </w:rPr>
-        <w:t xml:space="preserve"> per </w:t>
-      </w:r>
-      <w:proofErr w:type="spellStart"/>
-      <w:r>
-        <w:rPr>
-          <w:rFonts w:ascii="Arial" w:hAnsi="Arial" w:cs="Arial"/>
-        </w:rPr>
-        <w:t>conubia</w:t>
-      </w:r>
-      <w:proofErr w:type="spellEnd"/>
-      <w:r>
-        <w:rPr>
-          <w:rFonts w:ascii="Arial" w:hAnsi="Arial" w:cs="Arial"/>
-        </w:rPr>
-        <w:t xml:space="preserve"> </w:t>
-      </w:r>
-      <w:proofErr w:type="spellStart"/>
-      <w:r>
-        <w:rPr>
-          <w:rFonts w:ascii="Arial" w:hAnsi="Arial" w:cs="Arial"/>
-        </w:rPr>
-        <w:t>nostra</w:t>
-      </w:r>
-      <w:proofErr w:type="spellEnd"/>
-      <w:r>
-        <w:rPr>
-          <w:rFonts w:ascii="Arial" w:hAnsi="Arial" w:cs="Arial"/>
-        </w:rPr>
-        <w:t xml:space="preserve"> </w:t>
-      </w:r>
-      <w:proofErr w:type="spellStart"/>
-      <w:r>
-        <w:rPr>
-          <w:rFonts w:ascii="Arial" w:hAnsi="Arial" w:cs="Arial"/>
-        </w:rPr>
-        <w:t>inceptos</w:t>
-      </w:r>
-      <w:proofErr w:type="spellEnd"/>
-      <w:r>
-        <w:rPr>
-          <w:rFonts w:ascii="Arial" w:hAnsi="Arial" w:cs="Arial"/>
-        </w:rPr>
-        <w:t xml:space="preserve"> </w:t>
-      </w:r>
-      <w:proofErr w:type="spellStart"/>
-      <w:r>
-        <w:rPr>
-          <w:rFonts w:ascii="Arial" w:hAnsi="Arial" w:cs="Arial"/>
-        </w:rPr>
-        <w:t>himenaeos</w:t>
-      </w:r>
-      <w:proofErr w:type="spellEnd"/>
-      <w:r>
-        <w:rPr>
-          <w:rFonts w:ascii="Arial" w:hAnsi="Arial" w:cs="Arial"/>
-        </w:rPr>
-        <w:t>.</w:t>
+      <w:r>
+        <w:rPr>
+          <w:rFonts w:ascii="Arial" w:hAnsi="Arial" w:cs="Arial"/>
+        </w:rPr>
+        <w:t>Lorem ipsum dolor sit amet consectetur adipiscing elit. Quisque faucibus ex sapien vitae pellentesque sem placerat. In id cursus mi pretium tellus duis convallis. Tempus leo eu aenean sed diam urna tempor. Pulvinar vivamus fringilla lacus nec metus bibendum egestas. Iaculis massa nisl malesuada lacinia integer nunc posuere. Ut hendrerit semper vel class aptent taciti sociosqu. Ad litora torquent per conubia nostra inceptos himenaeos.</w:t>
       </w:r>
       <w:r>
         <w:rPr>
@@ -4118,23 +2550,7 @@
           <w:rFonts w:ascii="Arial" w:hAnsi="Arial" w:cs="Arial"/>
           <w:lang w:val="en-US"/>
         </w:rPr>
-        <w:t>Light-</w:t>
-      </w:r>
-      <w:proofErr w:type="spellStart"/>
-      <w:r>
-        <w:rPr>
-          <w:rFonts w:ascii="Arial" w:hAnsi="Arial" w:cs="Arial"/>
-          <w:lang w:val="en-US"/>
-        </w:rPr>
-        <w:t>Emiting</w:t>
-      </w:r>
-      <w:proofErr w:type="spellEnd"/>
-      <w:r>
-        <w:rPr>
-          <w:rFonts w:ascii="Arial" w:hAnsi="Arial" w:cs="Arial"/>
-          <w:lang w:val="en-US"/>
-        </w:rPr>
-        <w:t xml:space="preserve"> Diode (LED)</w:t>
+        <w:t>Light-Emiting Diode (LED)</w:t>
       </w:r>
     </w:p>
     <w:p>
@@ -4218,14 +2634,7 @@
         <w:rPr>
           <w:rFonts w:ascii="Arial" w:hAnsi="Arial" w:cs="Arial"/>
         </w:rPr>
-        <w:t>ncia (</w:t>
-      </w:r>
-      <w:proofErr w:type="spellStart"/>
-      <w:r>
-        <w:rPr>
-          <w:rFonts w:ascii="Arial" w:hAnsi="Arial" w:cs="Arial"/>
-        </w:rPr>
-        <w:t>P</w:t>
+        <w:t>ncia (P</w:t>
       </w:r>
       <w:r>
         <w:rPr>
@@ -4237,14 +2646,7 @@
         <w:rPr>
           <w:rFonts w:ascii="Arial" w:hAnsi="Arial" w:cs="Arial"/>
         </w:rPr>
-        <w:t>D</w:t>
-      </w:r>
-      <w:proofErr w:type="spellEnd"/>
-      <w:r>
-        <w:rPr>
-          <w:rFonts w:ascii="Arial" w:hAnsi="Arial" w:cs="Arial"/>
-        </w:rPr>
-        <w:t>)</w:t>
+        <w:t>D)</w:t>
       </w:r>
     </w:p>
     <w:p>
@@ -4256,33 +2658,11 @@
           <w:rFonts w:ascii="Arial" w:hAnsi="Arial" w:cs="Arial"/>
         </w:rPr>
       </w:pPr>
-      <w:proofErr w:type="spellStart"/>
-      <w:r>
-        <w:rPr>
-          <w:rFonts w:ascii="Arial" w:hAnsi="Arial" w:cs="Arial"/>
-        </w:rPr>
-        <w:t>Random</w:t>
-      </w:r>
-      <w:proofErr w:type="spellEnd"/>
-      <w:r>
-        <w:rPr>
-          <w:rFonts w:ascii="Arial" w:hAnsi="Arial" w:cs="Arial"/>
-        </w:rPr>
-        <w:t xml:space="preserve"> Access </w:t>
-      </w:r>
-      <w:proofErr w:type="spellStart"/>
-      <w:r>
-        <w:rPr>
-          <w:rFonts w:ascii="Arial" w:hAnsi="Arial" w:cs="Arial"/>
-        </w:rPr>
-        <w:t>Memory</w:t>
-      </w:r>
-      <w:proofErr w:type="spellEnd"/>
-      <w:r>
-        <w:rPr>
-          <w:rFonts w:ascii="Arial" w:hAnsi="Arial" w:cs="Arial"/>
-        </w:rPr>
-        <w:t xml:space="preserve"> (RAM)</w:t>
+      <w:r>
+        <w:rPr>
+          <w:rFonts w:ascii="Arial" w:hAnsi="Arial" w:cs="Arial"/>
+        </w:rPr>
+        <w:t>Random Access Memory (RAM)</w:t>
       </w:r>
     </w:p>
     <w:p>
@@ -4323,23 +2703,7 @@
           <w:rFonts w:ascii="Arial" w:hAnsi="Arial" w:cs="Arial"/>
           <w:lang w:val="en-US"/>
         </w:rPr>
-        <w:t xml:space="preserve">tema </w:t>
-      </w:r>
-      <w:proofErr w:type="spellStart"/>
-      <w:r>
-        <w:rPr>
-          <w:rFonts w:ascii="Arial" w:hAnsi="Arial" w:cs="Arial"/>
-          <w:lang w:val="en-US"/>
-        </w:rPr>
-        <w:t>Operacional</w:t>
-      </w:r>
-      <w:proofErr w:type="spellEnd"/>
-      <w:r>
-        <w:rPr>
-          <w:rFonts w:ascii="Arial" w:hAnsi="Arial" w:cs="Arial"/>
-          <w:lang w:val="en-US"/>
-        </w:rPr>
-        <w:t xml:space="preserve"> (SO)</w:t>
+        <w:t>tema Operacional (SO)</w:t>
       </w:r>
     </w:p>
     <w:p>
@@ -4496,7 +2860,6 @@
         </w:rPr>
         <w:t xml:space="preserve"> </w:t>
       </w:r>
-      <w:proofErr w:type="spellStart"/>
       <w:r>
         <w:rPr>
           <w:rFonts w:ascii="Arial" w:hAnsi="Arial" w:cs="Arial"/>
@@ -4511,7 +2874,6 @@
         </w:rPr>
         <w:t>byte</w:t>
       </w:r>
-      <w:proofErr w:type="spellEnd"/>
     </w:p>
     <w:p>
       <w:pPr>
@@ -4542,24 +2904,15 @@
           <w:rFonts w:ascii="Arial" w:hAnsi="Arial" w:cs="Arial"/>
           <w:bCs/>
         </w:rPr>
-        <w:t xml:space="preserve"> </w:t>
-      </w:r>
-      <w:proofErr w:type="spellStart"/>
+        <w:t xml:space="preserve"> M</w:t>
+      </w:r>
       <w:r>
         <w:rPr>
           <w:rFonts w:ascii="Arial" w:hAnsi="Arial" w:cs="Arial"/>
           <w:bCs/>
         </w:rPr>
-        <w:t>M</w:t>
-      </w:r>
-      <w:r>
-        <w:rPr>
-          <w:rFonts w:ascii="Arial" w:hAnsi="Arial" w:cs="Arial"/>
-          <w:bCs/>
-        </w:rPr>
         <w:t>egahertz</w:t>
       </w:r>
-      <w:proofErr w:type="spellEnd"/>
     </w:p>
     <w:p>
       <w:pPr>
@@ -8677,21 +7030,7 @@
         <w:rPr>
           <w:rFonts w:ascii="Arial" w:hAnsi="Arial" w:cs="Arial"/>
         </w:rPr>
-        <w:t>O projeto consiste em um dispositivo portátil capaz de captar textos por meio de uma câmera, processá-los em um minicomputador e reproduzi-los em braile com solenoides, permitindo que o usuário entenda o conteúdo por meio de relevos táteis. Trata-se de uma solução tecnológica baseada em Internet das Coisas (</w:t>
-      </w:r>
-      <w:proofErr w:type="spellStart"/>
-      <w:r>
-        <w:rPr>
-          <w:rFonts w:ascii="Arial" w:hAnsi="Arial" w:cs="Arial"/>
-        </w:rPr>
-        <w:t>IoT</w:t>
-      </w:r>
-      <w:proofErr w:type="spellEnd"/>
-      <w:r>
-        <w:rPr>
-          <w:rFonts w:ascii="Arial" w:hAnsi="Arial" w:cs="Arial"/>
-        </w:rPr>
-        <w:t>) voltada à acessibilidade para pessoas com deficiência visual total. Pensando nisso, pode-se idealizar o desenvolvimento de um projeto que busca enfrentar os problemas enfrentados por esse público, como a falta de adaptação em ambientes movimentados, a dificuldade em estudar e ler livros, placas e outras informações que consideramos básicas no dia a dia, como cita a federação APAES (2024).</w:t>
+        <w:t>O projeto consiste em um dispositivo portátil capaz de captar textos por meio de uma câmera, processá-los em um minicomputador e reproduzi-los em braile com solenoides, permitindo que o usuário entenda o conteúdo por meio de relevos táteis. Trata-se de uma solução tecnológica baseada em Internet das Coisas (IoT) voltada à acessibilidade para pessoas com deficiência visual total. Pensando nisso, pode-se idealizar o desenvolvimento de um projeto que busca enfrentar os problemas enfrentados por esse público, como a falta de adaptação em ambientes movimentados, a dificuldade em estudar e ler livros, placas e outras informações que consideramos básicas no dia a dia, como cita a federação APAES (2024).</w:t>
       </w:r>
     </w:p>
     <w:p>
@@ -8725,49 +7064,7 @@
         <w:rPr>
           <w:rFonts w:ascii="Arial" w:hAnsi="Arial" w:cs="Arial"/>
         </w:rPr>
-        <w:t>Para alcançar tal finalidade, o projeto estabelece alguns objetivos específicos, tais como: criar um dispositivo de alto relevo para a escrita de textos em braile; implementar um sistema de identificação e interpretação de textos por meio da tecnologia OCR (</w:t>
-      </w:r>
-      <w:proofErr w:type="spellStart"/>
-      <w:r>
-        <w:rPr>
-          <w:rFonts w:ascii="Arial" w:hAnsi="Arial" w:cs="Arial"/>
-        </w:rPr>
-        <w:t>Optical</w:t>
-      </w:r>
-      <w:proofErr w:type="spellEnd"/>
-      <w:r>
-        <w:rPr>
-          <w:rFonts w:ascii="Arial" w:hAnsi="Arial" w:cs="Arial"/>
-        </w:rPr>
-        <w:t xml:space="preserve"> </w:t>
-      </w:r>
-      <w:proofErr w:type="spellStart"/>
-      <w:r>
-        <w:rPr>
-          <w:rFonts w:ascii="Arial" w:hAnsi="Arial" w:cs="Arial"/>
-        </w:rPr>
-        <w:t>Character</w:t>
-      </w:r>
-      <w:proofErr w:type="spellEnd"/>
-      <w:r>
-        <w:rPr>
-          <w:rFonts w:ascii="Arial" w:hAnsi="Arial" w:cs="Arial"/>
-        </w:rPr>
-        <w:t xml:space="preserve"> </w:t>
-      </w:r>
-      <w:proofErr w:type="spellStart"/>
-      <w:r>
-        <w:rPr>
-          <w:rFonts w:ascii="Arial" w:hAnsi="Arial" w:cs="Arial"/>
-        </w:rPr>
-        <w:t>Recognition</w:t>
-      </w:r>
-      <w:proofErr w:type="spellEnd"/>
-      <w:r>
-        <w:rPr>
-          <w:rFonts w:ascii="Arial" w:hAnsi="Arial" w:cs="Arial"/>
-        </w:rPr>
-        <w:t>); traduzir os textos captados pela câmera e reproduzi-los no dispositivo em formato tátil; além de tornar o equipamento prático</w:t>
+        <w:t>Para alcançar tal finalidade, o projeto estabelece alguns objetivos específicos, tais como: criar um dispositivo de alto relevo para a escrita de textos em braile; implementar um sistema de identificação e interpretação de textos por meio da tecnologia OCR (Optical Character Recognition); traduzir os textos captados pela câmera e reproduzi-los no dispositivo em formato tátil; além de tornar o equipamento prático</w:t>
       </w:r>
       <w:r>
         <w:rPr>
@@ -8854,21 +7151,7 @@
         <w:rPr>
           <w:rFonts w:ascii="Arial" w:hAnsi="Arial" w:cs="Arial"/>
         </w:rPr>
-        <w:t xml:space="preserve">Para fundamentar a construção e aplicação do dispositivo, recorreu-se a diferentes referenciais teóricos e técnicos. Na modelagem do sistema, utilizou-se a abordagem de </w:t>
-      </w:r>
-      <w:proofErr w:type="spellStart"/>
-      <w:r>
-        <w:rPr>
-          <w:rFonts w:ascii="Arial" w:hAnsi="Arial" w:cs="Arial"/>
-        </w:rPr>
-        <w:t>Gilleanes</w:t>
-      </w:r>
-      <w:proofErr w:type="spellEnd"/>
-      <w:r>
-        <w:rPr>
-          <w:rFonts w:ascii="Arial" w:hAnsi="Arial" w:cs="Arial"/>
-        </w:rPr>
-        <w:t xml:space="preserve"> T. A. Guedes (2018) sobre UML; para o processamento de dados, adotou-se a linguagem Python conforme descrita por José Augusto N. G. Manzano (2018); e, no controle do hardware, aplicaram-se conceitos apresentados por Stephen R. Davis (2016) sobre programação em C++</w:t>
+        <w:t>Para fundamentar a construção e aplicação do dispositivo, recorreu-se a diferentes referenciais teóricos e técnicos. Na modelagem do sistema, utilizou-se a abordagem de Gilleanes T. A. Guedes (2018) sobre UML; para o processamento de dados, adotou-se a linguagem Python conforme descrita por José Augusto N. G. Manzano (2018); e, no controle do hardware, aplicaram-se conceitos apresentados por Stephen R. Davis (2016) sobre programação em C++</w:t>
       </w:r>
     </w:p>
     <w:p>
@@ -9488,7 +7771,6 @@
           <w:rFonts w:ascii="Arial" w:hAnsi="Arial" w:cs="Arial"/>
         </w:rPr>
       </w:pPr>
-      <w:proofErr w:type="spellStart"/>
       <w:r>
         <w:rPr>
           <w:rFonts w:ascii="Arial" w:hAnsi="Arial" w:cs="Arial"/>
@@ -9511,142 +7793,127 @@
         <w:rPr>
           <w:rFonts w:ascii="Arial" w:hAnsi="Arial" w:cs="Arial"/>
         </w:rPr>
+        <w:t xml:space="preserve">s visuais </w:t>
+      </w:r>
+      <w:r>
+        <w:rPr>
+          <w:rFonts w:ascii="Arial" w:hAnsi="Arial" w:cs="Arial"/>
+        </w:rPr>
+        <w:t>precisam</w:t>
+      </w:r>
+      <w:r>
+        <w:rPr>
+          <w:rFonts w:ascii="Arial" w:hAnsi="Arial" w:cs="Arial"/>
+        </w:rPr>
+        <w:t xml:space="preserve"> de </w:t>
+      </w:r>
+      <w:r>
+        <w:rPr>
+          <w:rFonts w:ascii="Arial" w:hAnsi="Arial" w:cs="Arial"/>
+        </w:rPr>
+        <w:t>autonomia</w:t>
+      </w:r>
+      <w:r>
+        <w:rPr>
+          <w:rFonts w:ascii="Arial" w:hAnsi="Arial" w:cs="Arial"/>
+        </w:rPr>
+        <w:t xml:space="preserve"> para ter seu</w:t>
+      </w:r>
+      <w:r>
+        <w:rPr>
+          <w:rFonts w:ascii="Arial" w:hAnsi="Arial" w:cs="Arial"/>
+        </w:rPr>
+        <w:t xml:space="preserve"> direito à</w:t>
+      </w:r>
+      <w:r>
+        <w:rPr>
+          <w:rFonts w:ascii="Arial" w:hAnsi="Arial" w:cs="Arial"/>
+        </w:rPr>
+        <w:t xml:space="preserve"> liberdade efetivamente exercido, </w:t>
+      </w:r>
+      <w:r>
+        <w:rPr>
+          <w:rFonts w:ascii="Arial" w:hAnsi="Arial" w:cs="Arial"/>
+        </w:rPr>
+        <w:t>a fim de</w:t>
+      </w:r>
+      <w:r>
+        <w:rPr>
+          <w:rFonts w:ascii="Arial" w:hAnsi="Arial" w:cs="Arial"/>
+        </w:rPr>
+        <w:t xml:space="preserve"> alca</w:t>
+      </w:r>
+      <w:r>
+        <w:rPr>
+          <w:rFonts w:ascii="Arial" w:hAnsi="Arial" w:cs="Arial"/>
+        </w:rPr>
+        <w:t xml:space="preserve">nçar essa </w:t>
+      </w:r>
+      <w:r>
+        <w:rPr>
+          <w:rFonts w:ascii="Arial" w:hAnsi="Arial" w:cs="Arial"/>
+        </w:rPr>
+        <w:t>independ</w:t>
+      </w:r>
+      <w:r>
+        <w:rPr>
+          <w:rFonts w:ascii="Arial" w:hAnsi="Arial" w:cs="Arial"/>
+        </w:rPr>
+        <w:t>ê</w:t>
+      </w:r>
+      <w:r>
+        <w:rPr>
+          <w:rFonts w:ascii="Arial" w:hAnsi="Arial" w:cs="Arial"/>
+        </w:rPr>
+        <w:t>ncia</w:t>
+      </w:r>
+      <w:r>
+        <w:rPr>
+          <w:rFonts w:ascii="Arial" w:hAnsi="Arial" w:cs="Arial"/>
+        </w:rPr>
+        <w:t>,</w:t>
+      </w:r>
+      <w:r>
+        <w:rPr>
+          <w:rFonts w:ascii="Arial" w:hAnsi="Arial" w:cs="Arial"/>
+        </w:rPr>
+        <w:t xml:space="preserve"> a </w:t>
+      </w:r>
+      <w:r>
+        <w:rPr>
+          <w:rFonts w:ascii="Arial" w:hAnsi="Arial" w:cs="Arial"/>
+        </w:rPr>
+        <w:t>ajuda</w:t>
+      </w:r>
+      <w:r>
+        <w:rPr>
+          <w:rFonts w:ascii="Arial" w:hAnsi="Arial" w:cs="Arial"/>
+        </w:rPr>
+        <w:t xml:space="preserve"> de</w:t>
+      </w:r>
+      <w:r>
+        <w:rPr>
+          <w:rFonts w:ascii="Arial" w:hAnsi="Arial" w:cs="Arial"/>
+        </w:rPr>
+        <w:t xml:space="preserve"> instituições e recursos assistivo</w:t>
+      </w:r>
+      <w:r>
+        <w:rPr>
+          <w:rFonts w:ascii="Arial" w:hAnsi="Arial" w:cs="Arial"/>
+        </w:rPr>
         <w:t>s</w:t>
       </w:r>
-      <w:proofErr w:type="spellEnd"/>
-      <w:r>
-        <w:rPr>
-          <w:rFonts w:ascii="Arial" w:hAnsi="Arial" w:cs="Arial"/>
-        </w:rPr>
-        <w:t xml:space="preserve"> visuais </w:t>
-      </w:r>
-      <w:r>
-        <w:rPr>
-          <w:rFonts w:ascii="Arial" w:hAnsi="Arial" w:cs="Arial"/>
-        </w:rPr>
-        <w:t>precisam</w:t>
-      </w:r>
-      <w:r>
-        <w:rPr>
-          <w:rFonts w:ascii="Arial" w:hAnsi="Arial" w:cs="Arial"/>
-        </w:rPr>
-        <w:t xml:space="preserve"> de </w:t>
-      </w:r>
-      <w:r>
-        <w:rPr>
-          <w:rFonts w:ascii="Arial" w:hAnsi="Arial" w:cs="Arial"/>
-        </w:rPr>
-        <w:t>autonomia</w:t>
-      </w:r>
-      <w:r>
-        <w:rPr>
-          <w:rFonts w:ascii="Arial" w:hAnsi="Arial" w:cs="Arial"/>
-        </w:rPr>
-        <w:t xml:space="preserve"> para ter seu</w:t>
-      </w:r>
-      <w:r>
-        <w:rPr>
-          <w:rFonts w:ascii="Arial" w:hAnsi="Arial" w:cs="Arial"/>
-        </w:rPr>
-        <w:t xml:space="preserve"> direito à</w:t>
-      </w:r>
-      <w:r>
-        <w:rPr>
-          <w:rFonts w:ascii="Arial" w:hAnsi="Arial" w:cs="Arial"/>
-        </w:rPr>
-        <w:t xml:space="preserve"> liberdade efetivamente exercido, </w:t>
-      </w:r>
-      <w:r>
-        <w:rPr>
-          <w:rFonts w:ascii="Arial" w:hAnsi="Arial" w:cs="Arial"/>
-        </w:rPr>
-        <w:t>a fim de</w:t>
-      </w:r>
-      <w:r>
-        <w:rPr>
-          <w:rFonts w:ascii="Arial" w:hAnsi="Arial" w:cs="Arial"/>
-        </w:rPr>
-        <w:t xml:space="preserve"> alca</w:t>
-      </w:r>
-      <w:r>
-        <w:rPr>
-          <w:rFonts w:ascii="Arial" w:hAnsi="Arial" w:cs="Arial"/>
-        </w:rPr>
-        <w:t xml:space="preserve">nçar essa </w:t>
-      </w:r>
-      <w:r>
-        <w:rPr>
-          <w:rFonts w:ascii="Arial" w:hAnsi="Arial" w:cs="Arial"/>
-        </w:rPr>
-        <w:t>independ</w:t>
-      </w:r>
-      <w:r>
-        <w:rPr>
-          <w:rFonts w:ascii="Arial" w:hAnsi="Arial" w:cs="Arial"/>
-        </w:rPr>
-        <w:t>ê</w:t>
-      </w:r>
-      <w:r>
-        <w:rPr>
-          <w:rFonts w:ascii="Arial" w:hAnsi="Arial" w:cs="Arial"/>
-        </w:rPr>
-        <w:t>ncia</w:t>
-      </w:r>
-      <w:r>
-        <w:rPr>
-          <w:rFonts w:ascii="Arial" w:hAnsi="Arial" w:cs="Arial"/>
-        </w:rPr>
-        <w:t>,</w:t>
-      </w:r>
-      <w:r>
-        <w:rPr>
-          <w:rFonts w:ascii="Arial" w:hAnsi="Arial" w:cs="Arial"/>
-        </w:rPr>
-        <w:t xml:space="preserve"> a </w:t>
-      </w:r>
-      <w:r>
-        <w:rPr>
-          <w:rFonts w:ascii="Arial" w:hAnsi="Arial" w:cs="Arial"/>
-        </w:rPr>
-        <w:t>ajuda</w:t>
-      </w:r>
-      <w:r>
-        <w:rPr>
-          <w:rFonts w:ascii="Arial" w:hAnsi="Arial" w:cs="Arial"/>
-        </w:rPr>
-        <w:t xml:space="preserve"> de</w:t>
-      </w:r>
-      <w:r>
-        <w:rPr>
-          <w:rFonts w:ascii="Arial" w:hAnsi="Arial" w:cs="Arial"/>
-        </w:rPr>
-        <w:t xml:space="preserve"> instituições e recursos assistivo</w:t>
-      </w:r>
-      <w:r>
-        <w:rPr>
-          <w:rFonts w:ascii="Arial" w:hAnsi="Arial" w:cs="Arial"/>
-        </w:rPr>
-        <w:t>s</w:t>
-      </w:r>
       <w:r>
         <w:rPr>
           <w:rFonts w:ascii="Arial" w:hAnsi="Arial" w:cs="Arial"/>
         </w:rPr>
         <w:t xml:space="preserve"> é essencial, segundo </w:t>
       </w:r>
-      <w:proofErr w:type="spellStart"/>
-      <w:r>
-        <w:rPr>
-          <w:rFonts w:ascii="Arial" w:hAnsi="Arial" w:cs="Arial"/>
-        </w:rPr>
-        <w:t>Aciem</w:t>
-      </w:r>
-      <w:proofErr w:type="spellEnd"/>
-      <w:r>
-        <w:rPr>
-          <w:rFonts w:ascii="Arial" w:hAnsi="Arial" w:cs="Arial"/>
-        </w:rPr>
-        <w:t xml:space="preserve"> (2011).</w:t>
+      <w:r>
+        <w:rPr>
+          <w:rFonts w:ascii="Arial" w:hAnsi="Arial" w:cs="Arial"/>
+        </w:rPr>
+        <w:t>Aciem (2011).</w:t>
       </w:r>
     </w:p>
     <w:p>
@@ -9778,7 +8045,7 @@
                       <a:tailEnd type="none" w="med" len="med"/>
                       <a:extLst>
                         <a:ext uri="{C807C97D-BFC1-408E-A445-0C87EB9F89A2}">
-                          <ask:lineSketchStyleProps xmlns:ask="http://schemas.microsoft.com/office/drawing/2018/sketchyshapes" sd="0">
+                          <ask:lineSketchStyleProps xmlns:ask="http://schemas.microsoft.com/office/drawing/2018/sketchyshapes" xmlns:w16sdtdh="http://schemas.microsoft.com/office/word/2020/wordml/sdtdatahash" xmlns:w16="http://schemas.microsoft.com/office/word/2018/wordml" xmlns:w16cid="http://schemas.microsoft.com/office/word/2016/wordml/cid" xmlns:w16cex="http://schemas.microsoft.com/office/word/2018/wordml/cex" xmlns:w="http://schemas.openxmlformats.org/wordprocessingml/2006/main" xmlns:w10="urn:schemas-microsoft-com:office:word" xmlns:v="urn:schemas-microsoft-com:vml" xmlns:o="urn:schemas-microsoft-com:office:office" xmlns:am3d="http://schemas.microsoft.com/office/drawing/2017/model3d" xmlns:aink="http://schemas.microsoft.com/office/drawing/2016/ink" xmlns:cx8="http://schemas.microsoft.com/office/drawing/2016/5/14/chartex" xmlns:cx7="http://schemas.microsoft.com/office/drawing/2016/5/13/chartex" xmlns:cx6="http://schemas.microsoft.com/office/drawing/2016/5/12/chartex" xmlns:cx5="http://schemas.microsoft.com/office/drawing/2016/5/11/chartex" xmlns:cx4="http://schemas.microsoft.com/office/drawing/2016/5/10/chartex" xmlns:cx3="http://schemas.microsoft.com/office/drawing/2016/5/9/chartex" xmlns:cx2="http://schemas.microsoft.com/office/drawing/2015/10/21/chartex" xmlns:cx1="http://schemas.microsoft.com/office/drawing/2015/9/8/chartex" xmlns="" sd="0">
                             <a:custGeom>
                               <a:avLst/>
                               <a:gdLst/>
@@ -9941,21 +8208,7 @@
         <w:rPr>
           <w:rFonts w:ascii="Arial" w:hAnsi="Arial" w:cs="Arial"/>
         </w:rPr>
-        <w:t xml:space="preserve">A Linguagem de Modelagem Unificada é, de acordo com </w:t>
-      </w:r>
-      <w:proofErr w:type="spellStart"/>
-      <w:r>
-        <w:rPr>
-          <w:rFonts w:ascii="Arial" w:hAnsi="Arial" w:cs="Arial"/>
-        </w:rPr>
-        <w:t>Gilleanes</w:t>
-      </w:r>
-      <w:proofErr w:type="spellEnd"/>
-      <w:r>
-        <w:rPr>
-          <w:rFonts w:ascii="Arial" w:hAnsi="Arial" w:cs="Arial"/>
-        </w:rPr>
-        <w:t xml:space="preserve"> Guedes (2018), uma linguagem de modelagem que tem como objetivo auxiliar na definição das características de um sistema </w:t>
+        <w:t xml:space="preserve">A Linguagem de Modelagem Unificada é, de acordo com Gilleanes Guedes (2018), uma linguagem de modelagem que tem como objetivo auxiliar na definição das características de um sistema </w:t>
       </w:r>
       <w:r>
         <w:rPr>
@@ -10037,21 +8290,7 @@
         <w:rPr>
           <w:rFonts w:ascii="Arial" w:hAnsi="Arial" w:cs="Arial"/>
         </w:rPr>
-        <w:t xml:space="preserve">Como ressalta </w:t>
-      </w:r>
-      <w:proofErr w:type="spellStart"/>
-      <w:r>
-        <w:rPr>
-          <w:rFonts w:ascii="Arial" w:hAnsi="Arial" w:cs="Arial"/>
-        </w:rPr>
-        <w:t>Booch</w:t>
-      </w:r>
-      <w:proofErr w:type="spellEnd"/>
-      <w:r>
-        <w:rPr>
-          <w:rFonts w:ascii="Arial" w:hAnsi="Arial" w:cs="Arial"/>
-        </w:rPr>
-        <w:t xml:space="preserve"> (2006), os Diagramas de Caso de Uso são utilizados para identificar os usuários e os serviços que serão prestados a eles pelo sistema. Ele é especialmente útil nas fases iniciais do desenvolvimento.</w:t>
+        <w:t>Como ressalta Booch (2006), os Diagramas de Caso de Uso são utilizados para identificar os usuários e os serviços que serão prestados a eles pelo sistema. Ele é especialmente útil nas fases iniciais do desenvolvimento.</w:t>
       </w:r>
     </w:p>
     <w:p>
@@ -10676,21 +8915,7 @@
         <w:rPr>
           <w:rFonts w:ascii="Arial" w:hAnsi="Arial" w:cs="Arial"/>
         </w:rPr>
-        <w:t>O diagrama modela a estrutura de um sistema bancário, a classe “</w:t>
-      </w:r>
-      <w:proofErr w:type="spellStart"/>
-      <w:r>
-        <w:rPr>
-          <w:rFonts w:ascii="Arial" w:hAnsi="Arial" w:cs="Arial"/>
-        </w:rPr>
-        <w:t>ContaComum</w:t>
-      </w:r>
-      <w:proofErr w:type="spellEnd"/>
-      <w:r>
-        <w:rPr>
-          <w:rFonts w:ascii="Arial" w:hAnsi="Arial" w:cs="Arial"/>
-        </w:rPr>
-        <w:t xml:space="preserve">” contém os métodos usados no processo de emissão de saldo, como consultar conta, validar senha e emitir saldo. Cada pessoa, física ou jurídica, pode possuir uma ou mais contas, as quais podem ser especiais ou poupança, capazes de registrar diversas movimentações. </w:t>
+        <w:t xml:space="preserve">O diagrama modela a estrutura de um sistema bancário, a classe “ContaComum” contém os métodos usados no processo de emissão de saldo, como consultar conta, validar senha e emitir saldo. Cada pessoa, física ou jurídica, pode possuir uma ou mais contas, as quais podem ser especiais ou poupança, capazes de registrar diversas movimentações. </w:t>
       </w:r>
     </w:p>
     <w:p>
@@ -10736,21 +8961,7 @@
         <w:rPr>
           <w:rFonts w:ascii="Arial" w:hAnsi="Arial" w:cs="Arial"/>
         </w:rPr>
-        <w:t xml:space="preserve">Complementando, para </w:t>
-      </w:r>
-      <w:proofErr w:type="spellStart"/>
-      <w:r>
-        <w:rPr>
-          <w:rFonts w:ascii="Arial" w:hAnsi="Arial" w:cs="Arial"/>
-        </w:rPr>
-        <w:t>Booch</w:t>
-      </w:r>
-      <w:proofErr w:type="spellEnd"/>
-      <w:r>
-        <w:rPr>
-          <w:rFonts w:ascii="Arial" w:hAnsi="Arial" w:cs="Arial"/>
-        </w:rPr>
-        <w:t xml:space="preserve"> (2006), esse diagrama foca nas ações realizadas pelo programa </w:t>
+        <w:t xml:space="preserve">Complementando, para Booch (2006), esse diagrama foca nas ações realizadas pelo programa </w:t>
       </w:r>
       <w:r>
         <w:rPr>
@@ -11005,49 +9216,7 @@
         <w:rPr>
           <w:rFonts w:ascii="Arial" w:hAnsi="Arial" w:cs="Arial"/>
         </w:rPr>
-        <w:t xml:space="preserve"> da interface “</w:t>
-      </w:r>
-      <w:proofErr w:type="spellStart"/>
-      <w:r>
-        <w:rPr>
-          <w:rFonts w:ascii="Arial" w:hAnsi="Arial" w:cs="Arial"/>
-        </w:rPr>
-        <w:t>VisaoEmitirSaldo</w:t>
-      </w:r>
-      <w:proofErr w:type="spellEnd"/>
-      <w:r>
-        <w:rPr>
-          <w:rFonts w:ascii="Arial" w:hAnsi="Arial" w:cs="Arial"/>
-        </w:rPr>
-        <w:t>”, que em seguida, envia o número da conta ao “</w:t>
-      </w:r>
-      <w:proofErr w:type="spellStart"/>
-      <w:r>
-        <w:rPr>
-          <w:rFonts w:ascii="Arial" w:hAnsi="Arial" w:cs="Arial"/>
-        </w:rPr>
-        <w:t>ControleEmitirSaldo</w:t>
-      </w:r>
-      <w:proofErr w:type="spellEnd"/>
-      <w:r>
-        <w:rPr>
-          <w:rFonts w:ascii="Arial" w:hAnsi="Arial" w:cs="Arial"/>
-        </w:rPr>
-        <w:t>”, o qual consulta os dados em “</w:t>
-      </w:r>
-      <w:proofErr w:type="spellStart"/>
-      <w:r>
-        <w:rPr>
-          <w:rFonts w:ascii="Arial" w:hAnsi="Arial" w:cs="Arial"/>
-        </w:rPr>
-        <w:t>ContaComum</w:t>
-      </w:r>
-      <w:proofErr w:type="spellEnd"/>
-      <w:r>
-        <w:rPr>
-          <w:rFonts w:ascii="Arial" w:hAnsi="Arial" w:cs="Arial"/>
-        </w:rPr>
-        <w:t xml:space="preserve">” e caso a conta retorne o valor “verdadeiro”, o sistema solicita a senha, assim que o cliente </w:t>
+        <w:t xml:space="preserve"> da interface “VisaoEmitirSaldo”, que em seguida, envia o número da conta ao “ControleEmitirSaldo”, o qual consulta os dados em “ContaComum” e caso a conta retorne o valor “verdadeiro”, o sistema solicita a senha, assim que o cliente </w:t>
       </w:r>
       <w:r>
         <w:rPr>
@@ -11059,21 +9228,7 @@
         <w:rPr>
           <w:rFonts w:ascii="Arial" w:hAnsi="Arial" w:cs="Arial"/>
         </w:rPr>
-        <w:t>, o controle valida a senha da conta, caso ela esteja correta, o método “</w:t>
-      </w:r>
-      <w:proofErr w:type="spellStart"/>
-      <w:r>
-        <w:rPr>
-          <w:rFonts w:ascii="Arial" w:hAnsi="Arial" w:cs="Arial"/>
-        </w:rPr>
-        <w:t>emitirSaldo</w:t>
-      </w:r>
-      <w:proofErr w:type="spellEnd"/>
-      <w:r>
-        <w:rPr>
-          <w:rFonts w:ascii="Arial" w:hAnsi="Arial" w:cs="Arial"/>
-        </w:rPr>
-        <w:t xml:space="preserve">” é chamado, retornando o valor, que é então apresentado ao cliente. </w:t>
+        <w:t xml:space="preserve">, o controle valida a senha da conta, caso ela esteja correta, o método “emitirSaldo” é chamado, retornando o valor, que é então apresentado ao cliente. </w:t>
       </w:r>
       <w:r>
         <w:rPr>
@@ -11423,63 +9578,7 @@
         <w:rPr>
           <w:rFonts w:ascii="Arial" w:hAnsi="Arial" w:cs="Arial"/>
         </w:rPr>
-        <w:t>A “</w:t>
-      </w:r>
-      <w:proofErr w:type="spellStart"/>
-      <w:r>
-        <w:rPr>
-          <w:rFonts w:ascii="Arial" w:hAnsi="Arial" w:cs="Arial"/>
-        </w:rPr>
-        <w:t>InterfaceCaixaEletrônico</w:t>
-      </w:r>
-      <w:proofErr w:type="spellEnd"/>
-      <w:r>
-        <w:rPr>
-          <w:rFonts w:ascii="Arial" w:hAnsi="Arial" w:cs="Arial"/>
-        </w:rPr>
-        <w:t>” conecta-se ao sistema por meio de um Firewall, que atua como barreira de segurança. Esse firewall se comunica com o “</w:t>
-      </w:r>
-      <w:proofErr w:type="spellStart"/>
-      <w:r>
-        <w:rPr>
-          <w:rFonts w:ascii="Arial" w:hAnsi="Arial" w:cs="Arial"/>
-        </w:rPr>
-        <w:t>GerenciadorAutoatendimento</w:t>
-      </w:r>
-      <w:proofErr w:type="spellEnd"/>
-      <w:r>
-        <w:rPr>
-          <w:rFonts w:ascii="Arial" w:hAnsi="Arial" w:cs="Arial"/>
-        </w:rPr>
-        <w:t>”, o qual é o núcleo de controle das operações do usuário. O “</w:t>
-      </w:r>
-      <w:proofErr w:type="spellStart"/>
-      <w:r>
-        <w:rPr>
-          <w:rFonts w:ascii="Arial" w:hAnsi="Arial" w:cs="Arial"/>
-        </w:rPr>
-        <w:t>GerenciadorContas</w:t>
-      </w:r>
-      <w:proofErr w:type="spellEnd"/>
-      <w:r>
-        <w:rPr>
-          <w:rFonts w:ascii="Arial" w:hAnsi="Arial" w:cs="Arial"/>
-        </w:rPr>
-        <w:t>” e o SGBD (Sistema de Gerenciamento de Banco de Dados) são acessados a partir do “</w:t>
-      </w:r>
-      <w:proofErr w:type="spellStart"/>
-      <w:r>
-        <w:rPr>
-          <w:rFonts w:ascii="Arial" w:hAnsi="Arial" w:cs="Arial"/>
-        </w:rPr>
-        <w:t>GerenciadorAutoatendimento</w:t>
-      </w:r>
-      <w:proofErr w:type="spellEnd"/>
-      <w:r>
-        <w:rPr>
-          <w:rFonts w:ascii="Arial" w:hAnsi="Arial" w:cs="Arial"/>
-        </w:rPr>
-        <w:t>”, sendo responsáveis respectivamente pela lógica das contas e pelo armazenamento dos dados.</w:t>
+        <w:t>A “InterfaceCaixaEletrônico” conecta-se ao sistema por meio de um Firewall, que atua como barreira de segurança. Esse firewall se comunica com o “GerenciadorAutoatendimento”, o qual é o núcleo de controle das operações do usuário. O “GerenciadorContas” e o SGBD (Sistema de Gerenciamento de Banco de Dados) são acessados a partir do “GerenciadorAutoatendimento”, sendo responsáveis respectivamente pela lógica das contas e pelo armazenamento dos dados.</w:t>
       </w:r>
     </w:p>
     <w:p>
@@ -11493,31 +9592,7 @@
       <w:bookmarkStart w:id="27" w:name="_Toc205885411"/>
       <w:bookmarkStart w:id="28" w:name="_Toc209611984"/>
       <w:r>
-        <w:t xml:space="preserve">Internet </w:t>
-      </w:r>
-      <w:proofErr w:type="spellStart"/>
-      <w:r>
-        <w:t>of</w:t>
-      </w:r>
-      <w:proofErr w:type="spellEnd"/>
-      <w:r>
-        <w:t xml:space="preserve"> </w:t>
-      </w:r>
-      <w:proofErr w:type="spellStart"/>
-      <w:r>
-        <w:t>Things</w:t>
-      </w:r>
-      <w:proofErr w:type="spellEnd"/>
-      <w:r>
-        <w:t xml:space="preserve"> (</w:t>
-      </w:r>
-      <w:proofErr w:type="spellStart"/>
-      <w:r>
-        <w:t>IoT</w:t>
-      </w:r>
-      <w:proofErr w:type="spellEnd"/>
-      <w:r>
-        <w:t>)</w:t>
+        <w:t>Internet of Things (IoT)</w:t>
       </w:r>
       <w:bookmarkEnd w:id="27"/>
       <w:bookmarkEnd w:id="28"/>
@@ -11632,13 +9707,8 @@
       </w:pPr>
       <w:bookmarkStart w:id="29" w:name="_Toc205885412"/>
       <w:bookmarkStart w:id="30" w:name="_Toc209611985"/>
-      <w:proofErr w:type="spellStart"/>
-      <w:r>
-        <w:t>User</w:t>
-      </w:r>
-      <w:proofErr w:type="spellEnd"/>
-      <w:r>
-        <w:t xml:space="preserve"> Experience (UX)</w:t>
+      <w:r>
+        <w:t>User Experience (UX)</w:t>
       </w:r>
       <w:bookmarkEnd w:id="29"/>
       <w:bookmarkEnd w:id="30"/>
@@ -11693,21 +9763,7 @@
         <w:rPr>
           <w:rFonts w:ascii="Arial" w:hAnsi="Arial" w:cs="Arial"/>
         </w:rPr>
-        <w:t xml:space="preserve">produto em todos os seus aspectos, conforme Sousa e </w:t>
-      </w:r>
-      <w:proofErr w:type="spellStart"/>
-      <w:r>
-        <w:rPr>
-          <w:rFonts w:ascii="Arial" w:hAnsi="Arial" w:cs="Arial"/>
-        </w:rPr>
-        <w:t>Bertomeu</w:t>
-      </w:r>
-      <w:proofErr w:type="spellEnd"/>
-      <w:r>
-        <w:rPr>
-          <w:rFonts w:ascii="Arial" w:hAnsi="Arial" w:cs="Arial"/>
-        </w:rPr>
-        <w:t xml:space="preserve"> (2015).</w:t>
+        <w:t>produto em todos os seus aspectos, conforme Sousa e Bertomeu (2015).</w:t>
       </w:r>
     </w:p>
     <w:p>
@@ -12064,13 +10120,8 @@
       </w:pPr>
       <w:bookmarkStart w:id="36" w:name="_Toc205885415"/>
       <w:bookmarkStart w:id="37" w:name="_Toc209611988"/>
-      <w:proofErr w:type="spellStart"/>
-      <w:r>
-        <w:t>Raspberry</w:t>
-      </w:r>
-      <w:proofErr w:type="spellEnd"/>
-      <w:r>
-        <w:t xml:space="preserve"> </w:t>
+      <w:r>
+        <w:t xml:space="preserve">Raspberry </w:t>
       </w:r>
       <w:r>
         <w:t>Pi</w:t>
@@ -12087,66 +10138,44 @@
         <w:rPr>
           <w:rFonts w:cs="Arial"/>
         </w:rPr>
-        <w:t xml:space="preserve">O </w:t>
-      </w:r>
-      <w:proofErr w:type="spellStart"/>
+        <w:t>O Raspberry Pi, em concordância com Silva (2019), foi criado por uma fundação de mesmo nome</w:t>
+      </w:r>
       <w:r>
         <w:rPr>
           <w:rFonts w:cs="Arial"/>
         </w:rPr>
-        <w:t>Raspberry</w:t>
-      </w:r>
-      <w:proofErr w:type="spellEnd"/>
+        <w:t>;</w:t>
+      </w:r>
       <w:r>
         <w:rPr>
           <w:rFonts w:cs="Arial"/>
         </w:rPr>
-        <w:t xml:space="preserve"> Pi, em concordância com Silva (2019), foi criado por uma fundação de mesmo nome</w:t>
+        <w:t xml:space="preserve"> é um microcomputador que viabiliza diversas atividades técnicas em qualquer escala, ademais,</w:t>
       </w:r>
       <w:r>
         <w:rPr>
           <w:rFonts w:cs="Arial"/>
         </w:rPr>
-        <w:t>;</w:t>
+        <w:t xml:space="preserve"> </w:t>
       </w:r>
       <w:r>
         <w:rPr>
           <w:rFonts w:cs="Arial"/>
         </w:rPr>
-        <w:t xml:space="preserve"> é um microcomputador que viabiliza diversas atividades técnicas em qualquer escala, ademais,</w:t>
+        <w:t xml:space="preserve">comporta </w:t>
       </w:r>
       <w:r>
         <w:rPr>
           <w:rFonts w:cs="Arial"/>
         </w:rPr>
-        <w:t xml:space="preserve"> </w:t>
+        <w:t>diversos SO</w:t>
       </w:r>
       <w:r>
         <w:rPr>
           <w:rFonts w:cs="Arial"/>
         </w:rPr>
-        <w:t xml:space="preserve">comporta </w:t>
-      </w:r>
-      <w:r>
-        <w:rPr>
-          <w:rFonts w:cs="Arial"/>
-        </w:rPr>
-        <w:t xml:space="preserve">diversos </w:t>
-      </w:r>
-      <w:proofErr w:type="spellStart"/>
-      <w:r>
-        <w:rPr>
-          <w:rFonts w:cs="Arial"/>
-        </w:rPr>
-        <w:t>SO</w:t>
-      </w:r>
-      <w:r>
-        <w:rPr>
-          <w:rFonts w:cs="Arial"/>
-        </w:rPr>
         <w:t>s</w:t>
       </w:r>
-      <w:proofErr w:type="spellEnd"/>
       <w:r>
         <w:rPr>
           <w:rFonts w:cs="Arial"/>
@@ -12169,21 +10198,7 @@
         <w:rPr>
           <w:rFonts w:cs="Arial"/>
         </w:rPr>
-        <w:t xml:space="preserve">Como lembra </w:t>
-      </w:r>
-      <w:proofErr w:type="spellStart"/>
-      <w:r>
-        <w:rPr>
-          <w:rFonts w:cs="Arial"/>
-        </w:rPr>
-        <w:t>Bertonha</w:t>
-      </w:r>
-      <w:proofErr w:type="spellEnd"/>
-      <w:r>
-        <w:rPr>
-          <w:rFonts w:cs="Arial"/>
-        </w:rPr>
-        <w:t xml:space="preserve"> (2018), um SO se resume como todos os programas que manipulam e controlam o hardware</w:t>
+        <w:t>Como lembra Bertonha (2018), um SO se resume como todos os programas que manipulam e controlam o hardware</w:t>
       </w:r>
       <w:r>
         <w:rPr>
@@ -12350,27 +10365,7 @@
           <w:sz w:val="24"/>
           <w:szCs w:val="24"/>
         </w:rPr>
-        <w:t xml:space="preserve"> — </w:t>
-      </w:r>
-      <w:proofErr w:type="spellStart"/>
-      <w:r>
-        <w:rPr>
-          <w:i w:val="0"/>
-          <w:color w:val="000000" w:themeColor="text1"/>
-          <w:sz w:val="24"/>
-          <w:szCs w:val="24"/>
-        </w:rPr>
-        <w:t>Raspberry</w:t>
-      </w:r>
-      <w:proofErr w:type="spellEnd"/>
-      <w:r>
-        <w:rPr>
-          <w:i w:val="0"/>
-          <w:color w:val="000000" w:themeColor="text1"/>
-          <w:sz w:val="24"/>
-          <w:szCs w:val="24"/>
-        </w:rPr>
-        <w:t xml:space="preserve"> Pi 3.</w:t>
+        <w:t xml:space="preserve"> — Raspberry Pi 3.</w:t>
       </w:r>
       <w:r>
         <w:rPr>
@@ -12459,32 +10454,14 @@
           <w:sz w:val="20"/>
           <w:szCs w:val="20"/>
         </w:rPr>
-        <w:t xml:space="preserve">Fonte: </w:t>
-      </w:r>
-      <w:proofErr w:type="spellStart"/>
+        <w:t>Fonte: Raspberry Pi, 2016</w:t>
+      </w:r>
       <w:r>
         <w:rPr>
           <w:rFonts w:cs="Arial"/>
           <w:sz w:val="20"/>
           <w:szCs w:val="20"/>
         </w:rPr>
-        <w:t>Raspberry</w:t>
-      </w:r>
-      <w:proofErr w:type="spellEnd"/>
-      <w:r>
-        <w:rPr>
-          <w:rFonts w:cs="Arial"/>
-          <w:sz w:val="20"/>
-          <w:szCs w:val="20"/>
-        </w:rPr>
-        <w:t xml:space="preserve"> Pi, 2016</w:t>
-      </w:r>
-      <w:r>
-        <w:rPr>
-          <w:rFonts w:cs="Arial"/>
-          <w:sz w:val="20"/>
-          <w:szCs w:val="20"/>
-        </w:rPr>
         <w:t>.</w:t>
       </w:r>
     </w:p>
@@ -12514,30 +10491,7 @@
       </w:pPr>
       <w:r>
         <w:tab/>
-      </w:r>
-      <w:proofErr w:type="spellStart"/>
-      <w:r>
-        <w:t>Hertzog</w:t>
-      </w:r>
-      <w:proofErr w:type="spellEnd"/>
-      <w:r>
-        <w:t xml:space="preserve"> </w:t>
-      </w:r>
-      <w:proofErr w:type="gramStart"/>
-      <w:r>
-        <w:t>e</w:t>
-      </w:r>
-      <w:proofErr w:type="gramEnd"/>
-      <w:r>
-        <w:t xml:space="preserve"> </w:t>
-      </w:r>
-      <w:proofErr w:type="spellStart"/>
-      <w:r>
-        <w:t>Mas</w:t>
-      </w:r>
-      <w:proofErr w:type="spellEnd"/>
-      <w:r>
-        <w:t xml:space="preserve"> (2017) também destacam que o Debian GNU/Linux não é somente mais uma distribuição do Linux, como também usufrui de um ótimo uso de software livre, e conta com um excelente sistema de gerenciamento de pacotes.</w:t>
+        <w:t>Hertzog e Mas (2017) também destacam que o Debian GNU/Linux não é somente mais uma distribuição do Linux, como também usufrui de um ótimo uso de software livre, e conta com um excelente sistema de gerenciamento de pacotes.</w:t>
       </w:r>
     </w:p>
     <w:p>
@@ -12558,22 +10512,14 @@
         <w:rPr>
           <w:lang w:val="pt-BR"/>
         </w:rPr>
-        <w:t xml:space="preserve">Câmera para </w:t>
-      </w:r>
-      <w:proofErr w:type="spellStart"/>
+        <w:t>Câmera para Raspber</w:t>
+      </w:r>
       <w:r>
         <w:rPr>
           <w:lang w:val="pt-BR"/>
         </w:rPr>
-        <w:t>Raspber</w:t>
-      </w:r>
-      <w:r>
-        <w:rPr>
-          <w:lang w:val="pt-BR"/>
-        </w:rPr>
         <w:t>ry</w:t>
       </w:r>
-      <w:proofErr w:type="spellEnd"/>
       <w:r>
         <w:rPr>
           <w:lang w:val="pt-BR"/>
@@ -12596,21 +10542,7 @@
         <w:rPr>
           <w:rFonts w:ascii="Arial" w:hAnsi="Arial" w:cs="Arial"/>
         </w:rPr>
-        <w:t xml:space="preserve">De acordo com Santos, o </w:t>
-      </w:r>
-      <w:proofErr w:type="spellStart"/>
-      <w:r>
-        <w:rPr>
-          <w:rFonts w:ascii="Arial" w:hAnsi="Arial" w:cs="Arial"/>
-        </w:rPr>
-        <w:t>Raspberry</w:t>
-      </w:r>
-      <w:proofErr w:type="spellEnd"/>
-      <w:r>
-        <w:rPr>
-          <w:rFonts w:ascii="Arial" w:hAnsi="Arial" w:cs="Arial"/>
-        </w:rPr>
-        <w:t xml:space="preserve"> Pi possui uma conector de interface serial que permite a comunicação com um módulo de câmera projetado para o mesmo.</w:t>
+        <w:t>De acordo com Santos, o Raspberry Pi possui uma conector de interface serial que permite a comunicação com um módulo de câmera projetado para o mesmo.</w:t>
       </w:r>
     </w:p>
     <w:p>
@@ -12995,7 +10927,6 @@
         </w:rPr>
         <w:t xml:space="preserve">Fonte: </w:t>
       </w:r>
-      <w:proofErr w:type="spellStart"/>
       <w:r>
         <w:rPr>
           <w:rFonts w:ascii="Arial" w:hAnsi="Arial" w:cs="Arial"/>
@@ -13004,7 +10935,6 @@
         </w:rPr>
         <w:t>Vavuyaan</w:t>
       </w:r>
-      <w:proofErr w:type="spellEnd"/>
       <w:r>
         <w:rPr>
           <w:rFonts w:ascii="Arial" w:hAnsi="Arial" w:cs="Arial"/>
@@ -13061,20 +10991,12 @@
           <w:rFonts w:ascii="Arial" w:hAnsi="Arial" w:cs="Arial"/>
         </w:rPr>
       </w:pPr>
-      <w:proofErr w:type="spellStart"/>
       <w:r>
         <w:rPr>
           <w:rFonts w:ascii="Arial" w:hAnsi="Arial" w:cs="Arial"/>
         </w:rPr>
         <w:lastRenderedPageBreak/>
-        <w:t>Severance</w:t>
-      </w:r>
-      <w:proofErr w:type="spellEnd"/>
-      <w:r>
-        <w:rPr>
-          <w:rFonts w:ascii="Arial" w:hAnsi="Arial" w:cs="Arial"/>
-        </w:rPr>
-        <w:t xml:space="preserve"> (2020) afirma que a linguagem Python se encontra como uma forma volátil de enviar e receber instruções – algo que permite automatização de tarefas por meio de comandos e técnicas provenientes da linguagem.</w:t>
+        <w:t>Severance (2020) afirma que a linguagem Python se encontra como uma forma volátil de enviar e receber instruções – algo que permite automatização de tarefas por meio de comandos e técnicas provenientes da linguagem.</w:t>
       </w:r>
     </w:p>
     <w:p>
@@ -13720,19 +11642,11 @@
       </w:pPr>
       <w:bookmarkStart w:id="48" w:name="_Toc205885418"/>
       <w:bookmarkStart w:id="49" w:name="_Toc209611994"/>
-      <w:proofErr w:type="gramStart"/>
       <w:r>
         <w:rPr>
           <w:lang w:val="en-US"/>
         </w:rPr>
-        <w:t>Open Source</w:t>
-      </w:r>
-      <w:proofErr w:type="gramEnd"/>
-      <w:r>
-        <w:rPr>
-          <w:lang w:val="en-US"/>
-        </w:rPr>
-        <w:t xml:space="preserve"> Computer Vision Library (OpenCV)</w:t>
+        <w:t>Open Source Computer Vision Library (OpenCV)</w:t>
       </w:r>
       <w:bookmarkEnd w:id="48"/>
       <w:bookmarkEnd w:id="49"/>
@@ -13765,21 +11679,7 @@
         <w:rPr>
           <w:rFonts w:ascii="Arial" w:hAnsi="Arial" w:cs="Arial"/>
         </w:rPr>
-        <w:t xml:space="preserve"> </w:t>
-      </w:r>
-      <w:proofErr w:type="spellStart"/>
-      <w:r>
-        <w:rPr>
-          <w:rFonts w:ascii="Arial" w:hAnsi="Arial" w:cs="Arial"/>
-        </w:rPr>
-        <w:t>OpenCV</w:t>
-      </w:r>
-      <w:proofErr w:type="spellEnd"/>
-      <w:r>
-        <w:rPr>
-          <w:rFonts w:ascii="Arial" w:hAnsi="Arial" w:cs="Arial"/>
-        </w:rPr>
-        <w:t xml:space="preserve">, criado pela </w:t>
+        <w:t xml:space="preserve"> OpenCV, criado pela </w:t>
       </w:r>
       <w:r>
         <w:rPr>
@@ -13822,35 +11722,7 @@
         <w:rPr>
           <w:rFonts w:ascii="Arial" w:hAnsi="Arial" w:cs="Arial"/>
         </w:rPr>
-        <w:t xml:space="preserve"> </w:t>
-      </w:r>
-      <w:proofErr w:type="spellStart"/>
-      <w:r>
-        <w:rPr>
-          <w:rFonts w:ascii="Arial" w:hAnsi="Arial" w:cs="Arial"/>
-        </w:rPr>
-        <w:t>OpenCV</w:t>
-      </w:r>
-      <w:proofErr w:type="spellEnd"/>
-      <w:r>
-        <w:rPr>
-          <w:rFonts w:ascii="Arial" w:hAnsi="Arial" w:cs="Arial"/>
-        </w:rPr>
-        <w:t xml:space="preserve"> é uma biblioteca com diversas funções e estruturada em diferentes níveis de abstração, o que permite diversos sistemas com diferentes implementações, de acordo com </w:t>
-      </w:r>
-      <w:proofErr w:type="spellStart"/>
-      <w:r>
-        <w:rPr>
-          <w:rFonts w:ascii="Arial" w:hAnsi="Arial" w:cs="Arial"/>
-        </w:rPr>
-        <w:t>Marengoni</w:t>
-      </w:r>
-      <w:proofErr w:type="spellEnd"/>
-      <w:r>
-        <w:rPr>
-          <w:rFonts w:ascii="Arial" w:hAnsi="Arial" w:cs="Arial"/>
-        </w:rPr>
-        <w:t xml:space="preserve"> (2009).</w:t>
+        <w:t xml:space="preserve"> OpenCV é uma biblioteca com diversas funções e estruturada em diferentes níveis de abstração, o que permite diversos sistemas com diferentes implementações, de acordo com Marengoni (2009).</w:t>
       </w:r>
     </w:p>
     <w:p>
@@ -13859,29 +11731,8 @@
       </w:pPr>
       <w:bookmarkStart w:id="50" w:name="_Toc205885419"/>
       <w:bookmarkStart w:id="51" w:name="_Toc209611995"/>
-      <w:proofErr w:type="spellStart"/>
-      <w:r>
-        <w:t>Optical</w:t>
-      </w:r>
-      <w:proofErr w:type="spellEnd"/>
-      <w:r>
-        <w:t xml:space="preserve"> </w:t>
-      </w:r>
-      <w:proofErr w:type="spellStart"/>
-      <w:r>
-        <w:t>Character</w:t>
-      </w:r>
-      <w:proofErr w:type="spellEnd"/>
-      <w:r>
-        <w:t xml:space="preserve"> </w:t>
-      </w:r>
-      <w:proofErr w:type="spellStart"/>
-      <w:r>
-        <w:t>Recognition</w:t>
-      </w:r>
-      <w:proofErr w:type="spellEnd"/>
-      <w:r>
-        <w:t xml:space="preserve"> (OCR)</w:t>
+      <w:r>
+        <w:t>Optical Character Recognition (OCR)</w:t>
       </w:r>
       <w:bookmarkEnd w:id="50"/>
       <w:bookmarkEnd w:id="51"/>
@@ -13900,49 +11751,7 @@
         <w:rPr>
           <w:rFonts w:ascii="Arial" w:hAnsi="Arial" w:cs="Arial"/>
         </w:rPr>
-        <w:t>O OCR (</w:t>
-      </w:r>
-      <w:proofErr w:type="spellStart"/>
-      <w:r>
-        <w:rPr>
-          <w:rFonts w:ascii="Arial" w:hAnsi="Arial" w:cs="Arial"/>
-        </w:rPr>
-        <w:t>Optical</w:t>
-      </w:r>
-      <w:proofErr w:type="spellEnd"/>
-      <w:r>
-        <w:rPr>
-          <w:rFonts w:ascii="Arial" w:hAnsi="Arial" w:cs="Arial"/>
-        </w:rPr>
-        <w:t xml:space="preserve"> </w:t>
-      </w:r>
-      <w:proofErr w:type="spellStart"/>
-      <w:r>
-        <w:rPr>
-          <w:rFonts w:ascii="Arial" w:hAnsi="Arial" w:cs="Arial"/>
-        </w:rPr>
-        <w:t>Character</w:t>
-      </w:r>
-      <w:proofErr w:type="spellEnd"/>
-      <w:r>
-        <w:rPr>
-          <w:rFonts w:ascii="Arial" w:hAnsi="Arial" w:cs="Arial"/>
-        </w:rPr>
-        <w:t xml:space="preserve"> </w:t>
-      </w:r>
-      <w:proofErr w:type="spellStart"/>
-      <w:r>
-        <w:rPr>
-          <w:rFonts w:ascii="Arial" w:hAnsi="Arial" w:cs="Arial"/>
-        </w:rPr>
-        <w:t>Recognition</w:t>
-      </w:r>
-      <w:proofErr w:type="spellEnd"/>
-      <w:r>
-        <w:rPr>
-          <w:rFonts w:ascii="Arial" w:hAnsi="Arial" w:cs="Arial"/>
-        </w:rPr>
-        <w:t xml:space="preserve">) </w:t>
+        <w:t xml:space="preserve">O OCR (Optical Character Recognition) </w:t>
       </w:r>
       <w:r>
         <w:rPr>
@@ -14021,7 +11830,6 @@
         </w:rPr>
         <w:t xml:space="preserve">Conforme </w:t>
       </w:r>
-      <w:proofErr w:type="spellStart"/>
       <w:r>
         <w:rPr>
           <w:rFonts w:ascii="Arial" w:hAnsi="Arial" w:cs="Arial"/>
@@ -14040,7 +11848,6 @@
         </w:rPr>
         <w:t>nio</w:t>
       </w:r>
-      <w:proofErr w:type="spellEnd"/>
       <w:r>
         <w:rPr>
           <w:rFonts w:ascii="Arial" w:hAnsi="Arial" w:cs="Arial"/>
@@ -14070,11 +11877,9 @@
       <w:pPr>
         <w:pStyle w:val="Ttulo4"/>
       </w:pPr>
-      <w:proofErr w:type="spellStart"/>
       <w:r>
         <w:t>EasyOCR</w:t>
       </w:r>
-      <w:proofErr w:type="spellEnd"/>
     </w:p>
     <w:p>
       <w:pPr>
@@ -14085,13 +11890,8 @@
       <w:r>
         <w:t xml:space="preserve">O autor </w:t>
       </w:r>
-      <w:proofErr w:type="spellStart"/>
-      <w:r>
-        <w:t>Lederhans</w:t>
-      </w:r>
-      <w:proofErr w:type="spellEnd"/>
-      <w:r>
-        <w:t xml:space="preserve"> (2022)</w:t>
+      <w:r>
+        <w:t>Lederhans (2022)</w:t>
       </w:r>
       <w:r>
         <w:t xml:space="preserve"> </w:t>
@@ -14100,13 +11900,8 @@
         <w:t xml:space="preserve">destaca que, quando combinado com ferramentas </w:t>
       </w:r>
       <w:r>
-        <w:t xml:space="preserve">com outras como </w:t>
-      </w:r>
-      <w:proofErr w:type="spellStart"/>
-      <w:r>
-        <w:t>openCV</w:t>
-      </w:r>
-      <w:proofErr w:type="spellEnd"/>
+        <w:t>com outras como openCV</w:t>
+      </w:r>
       <w:r>
         <w:t xml:space="preserve"> aumenta a precisão e a confiabilidade dos sistemas de visão computacional.</w:t>
       </w:r>
@@ -14152,13 +11947,8 @@
         <w:t xml:space="preserve">ocumentação oficial </w:t>
       </w:r>
       <w:r>
-        <w:t xml:space="preserve">da </w:t>
-      </w:r>
-      <w:proofErr w:type="spellStart"/>
-      <w:r>
-        <w:t>Ultralytics</w:t>
-      </w:r>
-      <w:proofErr w:type="spellEnd"/>
+        <w:t>da Ultralytics</w:t>
+      </w:r>
       <w:r>
         <w:t xml:space="preserve"> (2025), YOLO é </w:t>
       </w:r>
@@ -14257,33 +12047,11 @@
         </w:rPr>
         <w:t xml:space="preserve">Em conformidade com </w:t>
       </w:r>
-      <w:proofErr w:type="spellStart"/>
-      <w:r>
-        <w:rPr>
-          <w:rFonts w:ascii="Arial" w:hAnsi="Arial" w:cs="Arial"/>
-        </w:rPr>
-        <w:t>Batrinu</w:t>
-      </w:r>
-      <w:proofErr w:type="spellEnd"/>
-      <w:r>
-        <w:rPr>
-          <w:rFonts w:ascii="Arial" w:hAnsi="Arial" w:cs="Arial"/>
-        </w:rPr>
-        <w:t xml:space="preserve"> (2018), sua programação pode ser realizada por meio do SDK oficial da </w:t>
-      </w:r>
-      <w:proofErr w:type="spellStart"/>
-      <w:r>
-        <w:rPr>
-          <w:rFonts w:ascii="Arial" w:hAnsi="Arial" w:cs="Arial"/>
-        </w:rPr>
-        <w:t>Espressif</w:t>
-      </w:r>
-      <w:proofErr w:type="spellEnd"/>
-      <w:r>
-        <w:rPr>
-          <w:rFonts w:ascii="Arial" w:hAnsi="Arial" w:cs="Arial"/>
-        </w:rPr>
-        <w:t xml:space="preserve"> ou da IDE do Arduino, utilizando C</w:t>
+      <w:r>
+        <w:rPr>
+          <w:rFonts w:ascii="Arial" w:hAnsi="Arial" w:cs="Arial"/>
+        </w:rPr>
+        <w:t>Batrinu (2018), sua programação pode ser realizada por meio do SDK oficial da Espressif ou da IDE do Arduino, utilizando C</w:t>
       </w:r>
       <w:r>
         <w:rPr>
@@ -14370,7 +12138,7 @@
                       <a:tailEnd type="none" w="med" len="med"/>
                       <a:extLst>
                         <a:ext uri="{C807C97D-BFC1-408E-A445-0C87EB9F89A2}">
-                          <ask:lineSketchStyleProps xmlns:ask="http://schemas.microsoft.com/office/drawing/2018/sketchyshapes" sd="0">
+                          <ask:lineSketchStyleProps xmlns:ask="http://schemas.microsoft.com/office/drawing/2018/sketchyshapes" xmlns:w16sdtdh="http://schemas.microsoft.com/office/word/2020/wordml/sdtdatahash" xmlns:w16="http://schemas.microsoft.com/office/word/2018/wordml" xmlns:w16cid="http://schemas.microsoft.com/office/word/2016/wordml/cid" xmlns:w16cex="http://schemas.microsoft.com/office/word/2018/wordml/cex" xmlns:w="http://schemas.openxmlformats.org/wordprocessingml/2006/main" xmlns:w10="urn:schemas-microsoft-com:office:word" xmlns:v="urn:schemas-microsoft-com:vml" xmlns:o="urn:schemas-microsoft-com:office:office" xmlns:am3d="http://schemas.microsoft.com/office/drawing/2017/model3d" xmlns:aink="http://schemas.microsoft.com/office/drawing/2016/ink" xmlns:cx8="http://schemas.microsoft.com/office/drawing/2016/5/14/chartex" xmlns:cx7="http://schemas.microsoft.com/office/drawing/2016/5/13/chartex" xmlns:cx6="http://schemas.microsoft.com/office/drawing/2016/5/12/chartex" xmlns:cx5="http://schemas.microsoft.com/office/drawing/2016/5/11/chartex" xmlns:cx4="http://schemas.microsoft.com/office/drawing/2016/5/10/chartex" xmlns:cx3="http://schemas.microsoft.com/office/drawing/2016/5/9/chartex" xmlns:cx2="http://schemas.microsoft.com/office/drawing/2015/10/21/chartex" xmlns:cx1="http://schemas.microsoft.com/office/drawing/2015/9/8/chartex" xmlns="" sd="0">
                             <a:custGeom>
                               <a:avLst/>
                               <a:gdLst/>
@@ -14522,25 +12290,7 @@
           <w:sz w:val="20"/>
           <w:szCs w:val="20"/>
         </w:rPr>
-        <w:t xml:space="preserve">Fonte: </w:t>
-      </w:r>
-      <w:proofErr w:type="spellStart"/>
-      <w:r>
-        <w:rPr>
-          <w:rFonts w:ascii="Arial" w:hAnsi="Arial" w:cs="Arial"/>
-          <w:sz w:val="20"/>
-          <w:szCs w:val="20"/>
-        </w:rPr>
-        <w:t>Amazon</w:t>
-      </w:r>
-      <w:proofErr w:type="spellEnd"/>
-      <w:r>
-        <w:rPr>
-          <w:rFonts w:ascii="Arial" w:hAnsi="Arial" w:cs="Arial"/>
-          <w:sz w:val="20"/>
-          <w:szCs w:val="20"/>
-        </w:rPr>
-        <w:t>, 20</w:t>
+        <w:t>Fonte: Amazon, 20</w:t>
       </w:r>
       <w:r>
         <w:rPr>
@@ -14651,35 +12401,7 @@
         <w:rPr>
           <w:rFonts w:ascii="Arial" w:hAnsi="Arial" w:cs="Arial"/>
         </w:rPr>
-        <w:t xml:space="preserve">é uma linguagem de programação criada por </w:t>
-      </w:r>
-      <w:proofErr w:type="spellStart"/>
-      <w:r>
-        <w:rPr>
-          <w:rFonts w:ascii="Arial" w:hAnsi="Arial" w:cs="Arial"/>
-        </w:rPr>
-        <w:t>Bjarne</w:t>
-      </w:r>
-      <w:proofErr w:type="spellEnd"/>
-      <w:r>
-        <w:rPr>
-          <w:rFonts w:ascii="Arial" w:hAnsi="Arial" w:cs="Arial"/>
-        </w:rPr>
-        <w:t xml:space="preserve"> </w:t>
-      </w:r>
-      <w:proofErr w:type="spellStart"/>
-      <w:r>
-        <w:rPr>
-          <w:rFonts w:ascii="Arial" w:hAnsi="Arial" w:cs="Arial"/>
-        </w:rPr>
-        <w:t>Stroustrup</w:t>
-      </w:r>
-      <w:proofErr w:type="spellEnd"/>
-      <w:r>
-        <w:rPr>
-          <w:rFonts w:ascii="Arial" w:hAnsi="Arial" w:cs="Arial"/>
-        </w:rPr>
-        <w:t xml:space="preserve">, a fim de incorporar os conceitos de orientação a objeto, como herança e classes, à linguagem C, para </w:t>
+        <w:t xml:space="preserve">é uma linguagem de programação criada por Bjarne Stroustrup, a fim de incorporar os conceitos de orientação a objeto, como herança e classes, à linguagem C, para </w:t>
       </w:r>
       <w:r>
         <w:rPr>
@@ -14708,21 +12430,7 @@
         <w:rPr>
           <w:rFonts w:ascii="Arial" w:hAnsi="Arial" w:cs="Arial"/>
         </w:rPr>
-        <w:t xml:space="preserve">A linguagem C++ foi baseada em C e criada com o intuito de fornecer uma forma eficiente de gerenciar programas complexos, entretanto ela pode ser usada para desenvolver variados tipos de projetos, parafraseando </w:t>
-      </w:r>
-      <w:proofErr w:type="spellStart"/>
-      <w:r>
-        <w:rPr>
-          <w:rFonts w:ascii="Arial" w:hAnsi="Arial" w:cs="Arial"/>
-        </w:rPr>
-        <w:t>Schildt</w:t>
-      </w:r>
-      <w:proofErr w:type="spellEnd"/>
-      <w:r>
-        <w:rPr>
-          <w:rFonts w:ascii="Arial" w:hAnsi="Arial" w:cs="Arial"/>
-        </w:rPr>
-        <w:t xml:space="preserve"> (2002).</w:t>
+        <w:t>A linguagem C++ foi baseada em C e criada com o intuito de fornecer uma forma eficiente de gerenciar programas complexos, entretanto ela pode ser usada para desenvolver variados tipos de projetos, parafraseando Schildt (2002).</w:t>
       </w:r>
     </w:p>
     <w:p>
@@ -15164,19 +12872,11 @@
         </w:rPr>
         <w:t xml:space="preserve">Segundo </w:t>
       </w:r>
-      <w:proofErr w:type="spellStart"/>
-      <w:r>
-        <w:rPr>
-          <w:rFonts w:ascii="Arial" w:hAnsi="Arial" w:cs="Arial"/>
-        </w:rPr>
-        <w:t>Gussow</w:t>
-      </w:r>
-      <w:proofErr w:type="spellEnd"/>
-      <w:r>
-        <w:rPr>
-          <w:rFonts w:ascii="Arial" w:hAnsi="Arial" w:cs="Arial"/>
-        </w:rPr>
-        <w:t xml:space="preserve"> (2009), um resistor diminui a </w:t>
+      <w:r>
+        <w:rPr>
+          <w:rFonts w:ascii="Arial" w:hAnsi="Arial" w:cs="Arial"/>
+        </w:rPr>
+        <w:t xml:space="preserve">Gussow (2009), um resistor diminui a </w:t>
       </w:r>
       <w:r>
         <w:rPr>
@@ -15247,35 +12947,7 @@
         <w:rPr>
           <w:rFonts w:ascii="Arial" w:hAnsi="Arial" w:cs="Arial"/>
         </w:rPr>
-        <w:t xml:space="preserve">Em conformidade com </w:t>
-      </w:r>
-      <w:proofErr w:type="spellStart"/>
-      <w:r>
-        <w:rPr>
-          <w:rFonts w:ascii="Arial" w:hAnsi="Arial" w:cs="Arial"/>
-        </w:rPr>
-        <w:t>Boylestad</w:t>
-      </w:r>
-      <w:proofErr w:type="spellEnd"/>
-      <w:r>
-        <w:rPr>
-          <w:rFonts w:ascii="Arial" w:hAnsi="Arial" w:cs="Arial"/>
-        </w:rPr>
-        <w:t xml:space="preserve"> e </w:t>
-      </w:r>
-      <w:proofErr w:type="spellStart"/>
-      <w:r>
-        <w:rPr>
-          <w:rFonts w:ascii="Arial" w:hAnsi="Arial" w:cs="Arial"/>
-        </w:rPr>
-        <w:t>Nashelsky</w:t>
-      </w:r>
-      <w:proofErr w:type="spellEnd"/>
-      <w:r>
-        <w:rPr>
-          <w:rFonts w:ascii="Arial" w:hAnsi="Arial" w:cs="Arial"/>
-        </w:rPr>
-        <w:t xml:space="preserve"> (2005), o transistor é um semicondutor que pode atuar como amplificador ou chave, ele possui três terminais, sendo eles: base, coletor e emissor. Suas principais configurações são NPN, que em via sinal negativo e PNP, que envia sinal positivo. Eles operam, nos modos corte, saturação e ativo, conforme Nilsson (2016).</w:t>
+        <w:t>Em conformidade com Boylestad e Nashelsky (2005), o transistor é um semicondutor que pode atuar como amplificador ou chave, ele possui três terminais, sendo eles: base, coletor e emissor. Suas principais configurações são NPN, que em via sinal negativo e PNP, que envia sinal positivo. Eles operam, nos modos corte, saturação e ativo, conforme Nilsson (2016).</w:t>
       </w:r>
     </w:p>
     <w:p>
@@ -15520,27 +13192,7 @@
           <w:sz w:val="20"/>
           <w:szCs w:val="20"/>
         </w:rPr>
-        <w:t xml:space="preserve">Fonte: </w:t>
-      </w:r>
-      <w:proofErr w:type="spellStart"/>
-      <w:r>
-        <w:rPr>
-          <w:rFonts w:ascii="Arial" w:hAnsi="Arial" w:cs="Arial"/>
-          <w:bCs/>
-          <w:sz w:val="20"/>
-          <w:szCs w:val="20"/>
-        </w:rPr>
-        <w:t>Amazon</w:t>
-      </w:r>
-      <w:proofErr w:type="spellEnd"/>
-      <w:r>
-        <w:rPr>
-          <w:rFonts w:ascii="Arial" w:hAnsi="Arial" w:cs="Arial"/>
-          <w:bCs/>
-          <w:sz w:val="20"/>
-          <w:szCs w:val="20"/>
-        </w:rPr>
-        <w:t>, 2018</w:t>
+        <w:t>Fonte: Amazon, 2018</w:t>
       </w:r>
       <w:r>
         <w:rPr>
@@ -15582,21 +13234,7 @@
         <w:rPr>
           <w:rFonts w:ascii="Arial" w:hAnsi="Arial" w:cs="Arial"/>
         </w:rPr>
-        <w:t xml:space="preserve">Solenoides são compostos por um fio longo enrolado, capaz de gerar um campo magnético sempre que é percorrido por uma corrente elétrica, segundo </w:t>
-      </w:r>
-      <w:proofErr w:type="spellStart"/>
-      <w:r>
-        <w:rPr>
-          <w:rFonts w:ascii="Arial" w:hAnsi="Arial" w:cs="Arial"/>
-        </w:rPr>
-        <w:t>Koroishi</w:t>
-      </w:r>
-      <w:proofErr w:type="spellEnd"/>
-      <w:r>
-        <w:rPr>
-          <w:rFonts w:ascii="Arial" w:hAnsi="Arial" w:cs="Arial"/>
-        </w:rPr>
-        <w:t xml:space="preserve"> (2013).</w:t>
+        <w:t>Solenoides são compostos por um fio longo enrolado, capaz de gerar um campo magnético sempre que é percorrido por uma corrente elétrica, segundo Koroishi (2013).</w:t>
       </w:r>
     </w:p>
     <w:p>
@@ -15759,47 +13397,7 @@
           <w:sz w:val="24"/>
           <w:szCs w:val="24"/>
         </w:rPr>
-        <w:t xml:space="preserve"> — Solenoide </w:t>
-      </w:r>
-      <w:proofErr w:type="spellStart"/>
-      <w:r>
-        <w:rPr>
-          <w:i w:val="0"/>
-          <w:color w:val="000000" w:themeColor="text1"/>
-          <w:sz w:val="24"/>
-          <w:szCs w:val="24"/>
-        </w:rPr>
-        <w:t>push</w:t>
-      </w:r>
-      <w:proofErr w:type="spellEnd"/>
-      <w:r>
-        <w:rPr>
-          <w:i w:val="0"/>
-          <w:color w:val="000000" w:themeColor="text1"/>
-          <w:sz w:val="24"/>
-          <w:szCs w:val="24"/>
-        </w:rPr>
-        <w:t xml:space="preserve"> </w:t>
-      </w:r>
-      <w:proofErr w:type="spellStart"/>
-      <w:r>
-        <w:rPr>
-          <w:i w:val="0"/>
-          <w:color w:val="000000" w:themeColor="text1"/>
-          <w:sz w:val="24"/>
-          <w:szCs w:val="24"/>
-        </w:rPr>
-        <w:t>pull</w:t>
-      </w:r>
-      <w:proofErr w:type="spellEnd"/>
-      <w:r>
-        <w:rPr>
-          <w:i w:val="0"/>
-          <w:color w:val="000000" w:themeColor="text1"/>
-          <w:sz w:val="24"/>
-          <w:szCs w:val="24"/>
-        </w:rPr>
-        <w:t>.</w:t>
+        <w:t xml:space="preserve"> — Solenoide push pull.</w:t>
       </w:r>
       <w:bookmarkEnd w:id="72"/>
     </w:p>
@@ -15819,32 +13417,14 @@
           <w:sz w:val="20"/>
           <w:szCs w:val="20"/>
         </w:rPr>
-        <w:t xml:space="preserve">Fonte: </w:t>
-      </w:r>
-      <w:proofErr w:type="spellStart"/>
+        <w:t>Fonte: Amazon, 2023</w:t>
+      </w:r>
       <w:r>
         <w:rPr>
           <w:rFonts w:ascii="Arial" w:hAnsi="Arial" w:cs="Arial"/>
           <w:sz w:val="20"/>
           <w:szCs w:val="20"/>
         </w:rPr>
-        <w:t>Amazon</w:t>
-      </w:r>
-      <w:proofErr w:type="spellEnd"/>
-      <w:r>
-        <w:rPr>
-          <w:rFonts w:ascii="Arial" w:hAnsi="Arial" w:cs="Arial"/>
-          <w:sz w:val="20"/>
-          <w:szCs w:val="20"/>
-        </w:rPr>
-        <w:t>, 2023</w:t>
-      </w:r>
-      <w:r>
-        <w:rPr>
-          <w:rFonts w:ascii="Arial" w:hAnsi="Arial" w:cs="Arial"/>
-          <w:sz w:val="20"/>
-          <w:szCs w:val="20"/>
-        </w:rPr>
         <w:t>.</w:t>
       </w:r>
     </w:p>
@@ -15854,15 +13434,12 @@
       </w:pPr>
       <w:bookmarkStart w:id="73" w:name="_Toc205885429"/>
       <w:bookmarkStart w:id="74" w:name="_Toc209612007"/>
-      <w:proofErr w:type="spellStart"/>
       <w:r>
         <w:t>Push</w:t>
       </w:r>
-      <w:proofErr w:type="spellEnd"/>
       <w:r>
         <w:t xml:space="preserve"> </w:t>
       </w:r>
-      <w:proofErr w:type="spellStart"/>
       <w:r>
         <w:t>button</w:t>
       </w:r>
@@ -15871,7 +13448,6 @@
       </w:r>
       <w:bookmarkEnd w:id="73"/>
       <w:bookmarkEnd w:id="74"/>
-      <w:proofErr w:type="spellEnd"/>
     </w:p>
     <w:p>
       <w:pPr>
@@ -15894,24 +13470,11 @@
         <w:t>),</w:t>
       </w:r>
       <w:r>
-        <w:t xml:space="preserve"> </w:t>
-      </w:r>
-      <w:proofErr w:type="spellStart"/>
-      <w:r>
-        <w:t>push</w:t>
-      </w:r>
-      <w:proofErr w:type="spellEnd"/>
-      <w:r>
-        <w:t xml:space="preserve"> </w:t>
-      </w:r>
-      <w:proofErr w:type="spellStart"/>
-      <w:r>
-        <w:t>button</w:t>
+        <w:t xml:space="preserve"> push button</w:t>
       </w:r>
       <w:r>
         <w:t>s</w:t>
       </w:r>
-      <w:proofErr w:type="spellEnd"/>
       <w:r>
         <w:t xml:space="preserve"> </w:t>
       </w:r>
@@ -15990,15 +13553,7 @@
         <w:t>os, o s</w:t>
       </w:r>
       <w:r>
-        <w:t xml:space="preserve">eu funcionamento em malha fechada permite ajustes de posição e velocidade conforme o sinal de entrada. Em concordância com </w:t>
-      </w:r>
-      <w:proofErr w:type="spellStart"/>
-      <w:r>
-        <w:t>Koroishi</w:t>
-      </w:r>
-      <w:proofErr w:type="spellEnd"/>
-      <w:r>
-        <w:t xml:space="preserve"> (2013), esse tipo de atuador é aplicado em sistemas que exigem alto desempenho e confiabilidade.</w:t>
+        <w:t>eu funcionamento em malha fechada permite ajustes de posição e velocidade conforme o sinal de entrada. Em concordância com Koroishi (2013), esse tipo de atuador é aplicado em sistemas que exigem alto desempenho e confiabilidade.</w:t>
       </w:r>
     </w:p>
     <w:p>
@@ -16027,21 +13582,7 @@
         <w:rPr>
           <w:rFonts w:ascii="Arial" w:hAnsi="Arial" w:cs="Arial"/>
         </w:rPr>
-        <w:t xml:space="preserve">Consoante a </w:t>
-      </w:r>
-      <w:proofErr w:type="spellStart"/>
-      <w:r>
-        <w:rPr>
-          <w:rFonts w:ascii="Arial" w:hAnsi="Arial" w:cs="Arial"/>
-        </w:rPr>
-        <w:t>Botolotto</w:t>
-      </w:r>
-      <w:proofErr w:type="spellEnd"/>
-      <w:r>
-        <w:rPr>
-          <w:rFonts w:ascii="Arial" w:hAnsi="Arial" w:cs="Arial"/>
-        </w:rPr>
-        <w:t xml:space="preserve"> (201</w:t>
+        <w:t>Consoante a Botolotto (201</w:t>
       </w:r>
       <w:r>
         <w:rPr>
@@ -16724,21 +14265,7 @@
         <w:rPr>
           <w:rFonts w:ascii="Arial" w:hAnsi="Arial" w:cs="Arial"/>
         </w:rPr>
-        <w:t xml:space="preserve">. Inicialmente, foi feita a documentação técnica baseada nos princípios da UML, conforme orientações do autor </w:t>
-      </w:r>
-      <w:proofErr w:type="spellStart"/>
-      <w:r>
-        <w:rPr>
-          <w:rFonts w:ascii="Arial" w:hAnsi="Arial" w:cs="Arial"/>
-        </w:rPr>
-        <w:t>Gilleanes</w:t>
-      </w:r>
-      <w:proofErr w:type="spellEnd"/>
-      <w:r>
-        <w:rPr>
-          <w:rFonts w:ascii="Arial" w:hAnsi="Arial" w:cs="Arial"/>
-        </w:rPr>
-        <w:t xml:space="preserve"> T. A. Guedes, utilizando diagramas de casos de uso, sequência, </w:t>
+        <w:t xml:space="preserve">. Inicialmente, foi feita a documentação técnica baseada nos princípios da UML, conforme orientações do autor Gilleanes T. A. Guedes, utilizando diagramas de casos de uso, sequência, </w:t>
       </w:r>
       <w:r>
         <w:rPr>
@@ -16767,21 +14294,7 @@
         <w:rPr>
           <w:rFonts w:ascii="Arial" w:hAnsi="Arial" w:cs="Arial"/>
         </w:rPr>
-        <w:t xml:space="preserve">Em seguida, foi iniciado o processo de configuração dos dispositivos de hardware, sendo a placa </w:t>
-      </w:r>
-      <w:proofErr w:type="spellStart"/>
-      <w:r>
-        <w:rPr>
-          <w:rFonts w:ascii="Arial" w:hAnsi="Arial" w:cs="Arial"/>
-        </w:rPr>
-        <w:t>Raspberry</w:t>
-      </w:r>
-      <w:proofErr w:type="spellEnd"/>
-      <w:r>
-        <w:rPr>
-          <w:rFonts w:ascii="Arial" w:hAnsi="Arial" w:cs="Arial"/>
-        </w:rPr>
-        <w:t xml:space="preserve"> Pi</w:t>
+        <w:t>Em seguida, foi iniciado o processo de configuração dos dispositivos de hardware, sendo a placa Raspberry Pi</w:t>
       </w:r>
       <w:r>
         <w:rPr>
@@ -16822,21 +14335,7 @@
         <w:rPr>
           <w:rFonts w:ascii="Arial" w:hAnsi="Arial" w:cs="Arial"/>
         </w:rPr>
-        <w:t xml:space="preserve">Na próxima fase, fizemos a modelagem e implementação da aplicação, pensada com foco na acessibilidade e usabilidade para o público-alvo (pessoas com deficiência visual). A aplicação foi desenvolvida em linguagem Python, utilizando bibliotecas como </w:t>
-      </w:r>
-      <w:proofErr w:type="spellStart"/>
-      <w:r>
-        <w:rPr>
-          <w:rFonts w:ascii="Arial" w:hAnsi="Arial" w:cs="Arial"/>
-        </w:rPr>
-        <w:t>OpenCV</w:t>
-      </w:r>
-      <w:proofErr w:type="spellEnd"/>
-      <w:r>
-        <w:rPr>
-          <w:rFonts w:ascii="Arial" w:hAnsi="Arial" w:cs="Arial"/>
-        </w:rPr>
-        <w:t>, OCR e</w:t>
+        <w:t>Na próxima fase, fizemos a modelagem e implementação da aplicação, pensada com foco na acessibilidade e usabilidade para o público-alvo (pessoas com deficiência visual). A aplicação foi desenvolvida em linguagem Python, utilizando bibliotecas como OpenCV, OCR e</w:t>
       </w:r>
       <w:r>
         <w:rPr>
@@ -16966,6 +14465,7 @@
       <w:r>
         <w:rPr>
           <w:noProof/>
+          <w:lang w:eastAsia="pt-BR"/>
         </w:rPr>
         <w:drawing>
           <wp:inline distT="0" distB="0" distL="0" distR="0" wp14:anchorId="6C17E819" wp14:editId="11688F79">
@@ -20728,23 +18228,7 @@
                 <w:rFonts w:eastAsia="Times New Roman" w:cs="Arial"/>
                 <w:lang w:eastAsia="pt-BR"/>
               </w:rPr>
-              <w:t xml:space="preserve">O </w:t>
-            </w:r>
-            <w:proofErr w:type="spellStart"/>
-            <w:r>
-              <w:rPr>
-                <w:rFonts w:eastAsia="Times New Roman" w:cs="Arial"/>
-                <w:lang w:eastAsia="pt-BR"/>
-              </w:rPr>
-              <w:t>kyntact</w:t>
-            </w:r>
-            <w:proofErr w:type="spellEnd"/>
-            <w:r>
-              <w:rPr>
-                <w:rFonts w:eastAsia="Times New Roman" w:cs="Arial"/>
-                <w:lang w:eastAsia="pt-BR"/>
-              </w:rPr>
-              <w:t xml:space="preserve"> deve ter tentado detectar texto ou o deficiente visual deve ter confirmado a leitura.</w:t>
+              <w:t>O kyntact deve ter tentado detectar texto ou o deficiente visual deve ter confirmado a leitura.</w:t>
             </w:r>
           </w:p>
         </w:tc>
@@ -21543,23 +19027,7 @@
           <w:rFonts w:eastAsia="Times New Roman" w:cs="Arial"/>
           <w:lang w:eastAsia="pt-BR"/>
         </w:rPr>
-        <w:t xml:space="preserve">stados do </w:t>
-      </w:r>
-      <w:proofErr w:type="spellStart"/>
-      <w:r>
-        <w:rPr>
-          <w:rFonts w:eastAsia="Times New Roman" w:cs="Arial"/>
-          <w:lang w:eastAsia="pt-BR"/>
-        </w:rPr>
-        <w:t>Kyntact</w:t>
-      </w:r>
-      <w:proofErr w:type="spellEnd"/>
-      <w:r>
-        <w:rPr>
-          <w:rFonts w:eastAsia="Times New Roman" w:cs="Arial"/>
-          <w:lang w:eastAsia="pt-BR"/>
-        </w:rPr>
-        <w:t xml:space="preserve"> descreve</w:t>
+        <w:t>stados do Kyntact descreve</w:t>
       </w:r>
       <w:r>
         <w:rPr>
@@ -21642,7 +19110,6 @@
           <w:lang w:eastAsia="ja-JP"/>
         </w:rPr>
       </w:pPr>
-      <w:proofErr w:type="gramStart"/>
       <w:r>
         <w:rPr>
           <w:rFonts w:ascii="Arial" w:eastAsia="Arial" w:hAnsi="Arial" w:cstheme="minorBidi"/>
@@ -21655,28 +19122,20 @@
           <w:rFonts w:ascii="Arial" w:eastAsia="Arial" w:hAnsi="Arial" w:cstheme="minorBidi"/>
           <w:lang w:eastAsia="ja-JP"/>
         </w:rPr>
-        <w:t xml:space="preserve"> XX</w:t>
-      </w:r>
-      <w:proofErr w:type="gramEnd"/>
+        <w:t xml:space="preserve"> XX </w:t>
+      </w:r>
       <w:r>
         <w:rPr>
           <w:rFonts w:ascii="Arial" w:eastAsia="Arial" w:hAnsi="Arial" w:cstheme="minorBidi"/>
           <w:lang w:eastAsia="ja-JP"/>
         </w:rPr>
-        <w:t xml:space="preserve"> </w:t>
+        <w:t>—</w:t>
       </w:r>
       <w:r>
         <w:rPr>
           <w:rFonts w:ascii="Arial" w:eastAsia="Arial" w:hAnsi="Arial" w:cstheme="minorBidi"/>
           <w:lang w:eastAsia="ja-JP"/>
         </w:rPr>
-        <w:t>—</w:t>
-      </w:r>
-      <w:r>
-        <w:rPr>
-          <w:rFonts w:ascii="Arial" w:eastAsia="Arial" w:hAnsi="Arial" w:cstheme="minorBidi"/>
-          <w:lang w:eastAsia="ja-JP"/>
-        </w:rPr>
         <w:t xml:space="preserve"> Diagrama de Máquina de Estados: Capturar Imagem.</w:t>
       </w:r>
     </w:p>
@@ -21684,6 +19143,7 @@
       <w:r>
         <w:rPr>
           <w:noProof/>
+          <w:lang w:eastAsia="pt-BR"/>
         </w:rPr>
         <w:drawing>
           <wp:inline distT="0" distB="0" distL="0" distR="0" wp14:anchorId="667FF34F" wp14:editId="318516F5">
@@ -21774,7 +19234,6 @@
           <w:lang w:eastAsia="ja-JP"/>
         </w:rPr>
       </w:pPr>
-      <w:proofErr w:type="gramStart"/>
       <w:r>
         <w:rPr>
           <w:rFonts w:ascii="Arial" w:eastAsia="Arial" w:hAnsi="Arial" w:cstheme="minorBidi"/>
@@ -21788,28 +19247,20 @@
           <w:rFonts w:ascii="Arial" w:eastAsia="Arial" w:hAnsi="Arial" w:cstheme="minorBidi"/>
           <w:lang w:eastAsia="ja-JP"/>
         </w:rPr>
-        <w:t xml:space="preserve"> XX</w:t>
-      </w:r>
-      <w:proofErr w:type="gramEnd"/>
+        <w:t xml:space="preserve"> XX </w:t>
+      </w:r>
       <w:r>
         <w:rPr>
           <w:rFonts w:ascii="Arial" w:eastAsia="Arial" w:hAnsi="Arial" w:cstheme="minorBidi"/>
           <w:lang w:eastAsia="ja-JP"/>
         </w:rPr>
-        <w:t xml:space="preserve"> </w:t>
+        <w:t>—</w:t>
       </w:r>
       <w:r>
         <w:rPr>
           <w:rFonts w:ascii="Arial" w:eastAsia="Arial" w:hAnsi="Arial" w:cstheme="minorBidi"/>
           <w:lang w:eastAsia="ja-JP"/>
         </w:rPr>
-        <w:t>—</w:t>
-      </w:r>
-      <w:r>
-        <w:rPr>
-          <w:rFonts w:ascii="Arial" w:eastAsia="Arial" w:hAnsi="Arial" w:cstheme="minorBidi"/>
-          <w:lang w:eastAsia="ja-JP"/>
-        </w:rPr>
         <w:t xml:space="preserve"> Diagrama de Máquina de Estados: Tratar Imagem.</w:t>
       </w:r>
     </w:p>
@@ -21817,6 +19268,7 @@
       <w:r>
         <w:rPr>
           <w:noProof/>
+          <w:lang w:eastAsia="pt-BR"/>
         </w:rPr>
         <w:drawing>
           <wp:inline distT="0" distB="0" distL="0" distR="0" wp14:anchorId="0DA760B6" wp14:editId="3AB2AEB1">
@@ -21911,7 +19363,6 @@
           <w:lang w:eastAsia="ja-JP"/>
         </w:rPr>
       </w:pPr>
-      <w:proofErr w:type="gramStart"/>
       <w:r>
         <w:rPr>
           <w:rFonts w:ascii="Arial" w:eastAsia="Arial" w:hAnsi="Arial" w:cstheme="minorBidi"/>
@@ -21924,28 +19375,20 @@
           <w:rFonts w:ascii="Arial" w:eastAsia="Arial" w:hAnsi="Arial" w:cstheme="minorBidi"/>
           <w:lang w:eastAsia="ja-JP"/>
         </w:rPr>
-        <w:t xml:space="preserve"> XX</w:t>
-      </w:r>
-      <w:proofErr w:type="gramEnd"/>
+        <w:t xml:space="preserve"> XX </w:t>
+      </w:r>
       <w:r>
         <w:rPr>
           <w:rFonts w:ascii="Arial" w:eastAsia="Arial" w:hAnsi="Arial" w:cstheme="minorBidi"/>
           <w:lang w:eastAsia="ja-JP"/>
         </w:rPr>
-        <w:t xml:space="preserve"> </w:t>
+        <w:t>—</w:t>
       </w:r>
       <w:r>
         <w:rPr>
           <w:rFonts w:ascii="Arial" w:eastAsia="Arial" w:hAnsi="Arial" w:cstheme="minorBidi"/>
           <w:lang w:eastAsia="ja-JP"/>
         </w:rPr>
-        <w:t>—</w:t>
-      </w:r>
-      <w:r>
-        <w:rPr>
-          <w:rFonts w:ascii="Arial" w:eastAsia="Arial" w:hAnsi="Arial" w:cstheme="minorBidi"/>
-          <w:lang w:eastAsia="ja-JP"/>
-        </w:rPr>
         <w:t xml:space="preserve"> Diagrama de Máquina de Estados: Detectar Texto.</w:t>
       </w:r>
     </w:p>
@@ -21953,6 +19396,7 @@
       <w:r>
         <w:rPr>
           <w:noProof/>
+          <w:lang w:eastAsia="pt-BR"/>
         </w:rPr>
         <w:drawing>
           <wp:inline distT="0" distB="0" distL="0" distR="0" wp14:anchorId="38980BA0" wp14:editId="07C8CBCD">
@@ -22042,13 +19486,8 @@
         <w:pStyle w:val="Ttulo2"/>
       </w:pPr>
       <w:r>
-        <w:t xml:space="preserve">Protótipo de Hardware do </w:t>
-      </w:r>
-      <w:proofErr w:type="spellStart"/>
-      <w:r>
-        <w:t>Kyntact</w:t>
-      </w:r>
-      <w:proofErr w:type="spellEnd"/>
+        <w:t>Protótipo de Hardware do Kyntact</w:t>
+      </w:r>
     </w:p>
     <w:p>
       <w:pPr>
@@ -22064,23 +19503,7 @@
           <w:rFonts w:eastAsia="Times New Roman" w:cs="Arial"/>
           <w:lang w:eastAsia="pt-BR"/>
         </w:rPr>
-        <w:t xml:space="preserve">O protótipo de hardware desenvolvido para o </w:t>
-      </w:r>
-      <w:proofErr w:type="spellStart"/>
-      <w:r>
-        <w:rPr>
-          <w:rFonts w:eastAsia="Times New Roman" w:cs="Arial"/>
-          <w:lang w:eastAsia="pt-BR"/>
-        </w:rPr>
-        <w:t>Kyntact</w:t>
-      </w:r>
-      <w:proofErr w:type="spellEnd"/>
-      <w:r>
-        <w:rPr>
-          <w:rFonts w:eastAsia="Times New Roman" w:cs="Arial"/>
-          <w:lang w:eastAsia="pt-BR"/>
-        </w:rPr>
-        <w:t xml:space="preserve"> tem como base a integração entre a fonte de alimentação, o microcontrolador ESP</w:t>
+        <w:t>O protótipo de hardware desenvolvido para o Kyntact tem como base a integração entre a fonte de alimentação, o microcontrolador ESP</w:t>
       </w:r>
       <w:r>
         <w:rPr>
@@ -22183,15 +19606,7 @@
           <w:rFonts w:eastAsia="Times New Roman" w:cs="Arial"/>
           <w:lang w:eastAsia="pt-BR"/>
         </w:rPr>
-        <w:t xml:space="preserve"> </w:t>
-      </w:r>
-      <w:proofErr w:type="spellStart"/>
-      <w:r>
-        <w:rPr>
-          <w:rFonts w:eastAsia="Times New Roman" w:cs="Arial"/>
-          <w:lang w:eastAsia="pt-BR"/>
-        </w:rPr>
-        <w:t>GND</w:t>
+        <w:t xml:space="preserve"> GND</w:t>
       </w:r>
       <w:r>
         <w:rPr>
@@ -22200,7 +19615,6 @@
         </w:rPr>
         <w:t>s</w:t>
       </w:r>
-      <w:proofErr w:type="spellEnd"/>
       <w:r>
         <w:rPr>
           <w:rFonts w:eastAsia="Times New Roman" w:cs="Arial"/>
@@ -22364,70 +19778,36 @@
           <w:rFonts w:eastAsia="Times New Roman"/>
           <w:lang w:eastAsia="pt-BR"/>
         </w:rPr>
-        <w:t xml:space="preserve">A perna da esquerda é o </w:t>
-      </w:r>
-      <w:proofErr w:type="spellStart"/>
+        <w:t>A perna da esquerda é o gate</w:t>
+      </w:r>
       <w:r>
         <w:rPr>
           <w:rFonts w:eastAsia="Times New Roman"/>
           <w:lang w:eastAsia="pt-BR"/>
         </w:rPr>
-        <w:t>gate</w:t>
-      </w:r>
-      <w:proofErr w:type="spellEnd"/>
+        <w:t>, q</w:t>
+      </w:r>
       <w:r>
         <w:rPr>
           <w:rFonts w:eastAsia="Times New Roman"/>
           <w:lang w:eastAsia="pt-BR"/>
         </w:rPr>
-        <w:t>, q</w:t>
+        <w:t>uando</w:t>
       </w:r>
       <w:r>
         <w:rPr>
           <w:rFonts w:eastAsia="Times New Roman"/>
           <w:lang w:eastAsia="pt-BR"/>
         </w:rPr>
-        <w:t>uando</w:t>
+        <w:t xml:space="preserve"> se</w:t>
       </w:r>
       <w:r>
         <w:rPr>
           <w:rFonts w:eastAsia="Times New Roman"/>
           <w:lang w:eastAsia="pt-BR"/>
         </w:rPr>
-        <w:t xml:space="preserve"> se</w:t>
-      </w:r>
-      <w:r>
-        <w:rPr>
-          <w:rFonts w:eastAsia="Times New Roman"/>
-          <w:lang w:eastAsia="pt-BR"/>
-        </w:rPr>
-        <w:t xml:space="preserve"> manda um sinal pro </w:t>
-      </w:r>
-      <w:proofErr w:type="spellStart"/>
-      <w:r>
-        <w:rPr>
-          <w:rFonts w:eastAsia="Times New Roman"/>
-          <w:lang w:eastAsia="pt-BR"/>
-        </w:rPr>
-        <w:t>gate</w:t>
-      </w:r>
-      <w:proofErr w:type="spellEnd"/>
-      <w:r>
-        <w:rPr>
-          <w:rFonts w:eastAsia="Times New Roman"/>
-          <w:lang w:eastAsia="pt-BR"/>
-        </w:rPr>
-        <w:t xml:space="preserve">, ele libera energia que está sendo enviada pra ele pelo </w:t>
-      </w:r>
-      <w:proofErr w:type="spellStart"/>
-      <w:r>
-        <w:rPr>
-          <w:rFonts w:eastAsia="Times New Roman"/>
-          <w:lang w:eastAsia="pt-BR"/>
-        </w:rPr>
-        <w:t>source</w:t>
-      </w:r>
-      <w:proofErr w:type="spellEnd"/>
+        <w:t xml:space="preserve"> manda um sinal pro gate, ele libera energia que está sendo enviada pra ele pelo source</w:t>
+      </w:r>
       <w:r>
         <w:rPr>
           <w:rFonts w:eastAsia="Times New Roman" w:cs="Arial"/>
@@ -22435,7 +19815,6 @@
         </w:rPr>
         <w:t xml:space="preserve">; o </w:t>
       </w:r>
-      <w:proofErr w:type="spellStart"/>
       <w:r>
         <w:rPr>
           <w:rFonts w:eastAsia="Times New Roman" w:cs="Arial"/>
@@ -22450,7 +19829,6 @@
         </w:rPr>
         <w:t>ource</w:t>
       </w:r>
-      <w:proofErr w:type="spellEnd"/>
       <w:r>
         <w:rPr>
           <w:rFonts w:eastAsia="Times New Roman" w:cs="Arial"/>
@@ -22465,7 +19843,6 @@
         </w:rPr>
         <w:t xml:space="preserve">, por onde a energia entra; e o </w:t>
       </w:r>
-      <w:proofErr w:type="spellStart"/>
       <w:r>
         <w:rPr>
           <w:rFonts w:eastAsia="Times New Roman" w:cs="Arial"/>
@@ -22478,15 +19855,7 @@
           <w:rFonts w:eastAsia="Times New Roman" w:cs="Arial"/>
           <w:lang w:eastAsia="pt-BR"/>
         </w:rPr>
-        <w:t>rain</w:t>
-      </w:r>
-      <w:proofErr w:type="spellEnd"/>
-      <w:r>
-        <w:rPr>
-          <w:rFonts w:eastAsia="Times New Roman" w:cs="Arial"/>
-          <w:lang w:eastAsia="pt-BR"/>
-        </w:rPr>
-        <w:t>,</w:t>
+        <w:t>rain,</w:t>
       </w:r>
       <w:r>
         <w:rPr>
@@ -22502,7 +19871,6 @@
         </w:rPr>
         <w:t xml:space="preserve"> por onde a corrente é liberada em direção ao solenoide. Dessa forma, ao enviar um sinal ao </w:t>
       </w:r>
-      <w:proofErr w:type="spellStart"/>
       <w:r>
         <w:rPr>
           <w:rFonts w:eastAsia="Times New Roman" w:cs="Arial"/>
@@ -22515,15 +19883,7 @@
           <w:rFonts w:eastAsia="Times New Roman" w:cs="Arial"/>
           <w:lang w:eastAsia="pt-BR"/>
         </w:rPr>
-        <w:t>ate</w:t>
-      </w:r>
-      <w:proofErr w:type="spellEnd"/>
-      <w:r>
-        <w:rPr>
-          <w:rFonts w:eastAsia="Times New Roman" w:cs="Arial"/>
-          <w:lang w:eastAsia="pt-BR"/>
-        </w:rPr>
-        <w:t>, permite a condução da energia, acionando o solenoide e forma</w:t>
+        <w:t>ate, permite a condução da energia, acionando o solenoide e forma</w:t>
       </w:r>
       <w:r>
         <w:rPr>
@@ -22774,7 +20134,6 @@
         </w:rPr>
         <w:t xml:space="preserve"> ligado à tensão de 3,3 V </w:t>
       </w:r>
-      <w:proofErr w:type="gramStart"/>
       <w:r>
         <w:rPr>
           <w:rFonts w:eastAsia="Times New Roman" w:cs="Arial"/>
@@ -22787,31 +20146,7 @@
           <w:rFonts w:eastAsia="Times New Roman" w:cs="Arial"/>
           <w:lang w:eastAsia="pt-BR"/>
         </w:rPr>
-        <w:t xml:space="preserve"> um</w:t>
-      </w:r>
-      <w:proofErr w:type="gramEnd"/>
-      <w:r>
-        <w:rPr>
-          <w:rFonts w:eastAsia="Times New Roman" w:cs="Arial"/>
-          <w:lang w:eastAsia="pt-BR"/>
-        </w:rPr>
-        <w:t xml:space="preserve"> resistor, e três pinos de endereçamento, que permitem a configuração de até oito </w:t>
-      </w:r>
-      <w:proofErr w:type="spellStart"/>
-      <w:r>
-        <w:rPr>
-          <w:rFonts w:eastAsia="Times New Roman" w:cs="Arial"/>
-          <w:lang w:eastAsia="pt-BR"/>
-        </w:rPr>
-        <w:t>MCPs</w:t>
-      </w:r>
-      <w:proofErr w:type="spellEnd"/>
-      <w:r>
-        <w:rPr>
-          <w:rFonts w:eastAsia="Times New Roman" w:cs="Arial"/>
-          <w:lang w:eastAsia="pt-BR"/>
-        </w:rPr>
-        <w:t xml:space="preserve"> distintos no mesmo circuito. </w:t>
+        <w:t xml:space="preserve"> um resistor, e três pinos de endereçamento, que permitem a configuração de até oito MCPs distintos no mesmo circuito. </w:t>
       </w:r>
     </w:p>
     <w:p>
@@ -23079,39 +20414,7 @@
           <w:rFonts w:eastAsia="Times New Roman" w:cs="Arial"/>
           <w:lang w:eastAsia="pt-BR"/>
         </w:rPr>
-        <w:t xml:space="preserve">a montagem do protótipo físico do </w:t>
-      </w:r>
-      <w:proofErr w:type="spellStart"/>
-      <w:r>
-        <w:rPr>
-          <w:rFonts w:eastAsia="Times New Roman" w:cs="Arial"/>
-          <w:lang w:eastAsia="pt-BR"/>
-        </w:rPr>
-        <w:t>Kyntact</w:t>
-      </w:r>
-      <w:proofErr w:type="spellEnd"/>
-      <w:r>
-        <w:rPr>
-          <w:rFonts w:eastAsia="Times New Roman" w:cs="Arial"/>
-          <w:lang w:eastAsia="pt-BR"/>
-        </w:rPr>
-        <w:t xml:space="preserve">, foram realizados testes voltados à integração entre o hardware e o sistema de visão computacional. O objetivo desses testes foi verificar o funcionamento da câmera do </w:t>
-      </w:r>
-      <w:proofErr w:type="spellStart"/>
-      <w:r>
-        <w:rPr>
-          <w:rFonts w:eastAsia="Times New Roman" w:cs="Arial"/>
-          <w:lang w:eastAsia="pt-BR"/>
-        </w:rPr>
-        <w:t>Raspberry</w:t>
-      </w:r>
-      <w:proofErr w:type="spellEnd"/>
-      <w:r>
-        <w:rPr>
-          <w:rFonts w:eastAsia="Times New Roman" w:cs="Arial"/>
-          <w:lang w:eastAsia="pt-BR"/>
-        </w:rPr>
-        <w:t xml:space="preserve"> Pi e explorar o uso de técnicas de reconhecimento óptico de caracteres (OCR) aplicadas.</w:t>
+        <w:t>a montagem do protótipo físico do Kyntact, foram realizados testes voltados à integração entre o hardware e o sistema de visão computacional. O objetivo desses testes foi verificar o funcionamento da câmera do Raspberry Pi e explorar o uso de técnicas de reconhecimento óptico de caracteres (OCR) aplicadas.</w:t>
       </w:r>
     </w:p>
     <w:p>
@@ -23150,49 +20453,8 @@
           <w:rFonts w:eastAsia="Times New Roman" w:cs="Arial"/>
           <w:lang w:eastAsia="pt-BR"/>
         </w:rPr>
-        <w:t xml:space="preserve"> verificar o funcionamento e a comunicação da câmera com o </w:t>
-      </w:r>
-      <w:proofErr w:type="spellStart"/>
-      <w:r>
-        <w:rPr>
-          <w:rFonts w:eastAsia="Times New Roman" w:cs="Arial"/>
-          <w:lang w:eastAsia="pt-BR"/>
-        </w:rPr>
-        <w:t>Raspberry</w:t>
-      </w:r>
-      <w:proofErr w:type="spellEnd"/>
-      <w:r>
-        <w:rPr>
-          <w:rFonts w:eastAsia="Times New Roman" w:cs="Arial"/>
-          <w:lang w:eastAsia="pt-BR"/>
-        </w:rPr>
-        <w:t xml:space="preserve"> Pi. Para isso, foi utilizada a biblioteca Picamera2, responsável pelo acesso à câmera conectada à interface CSI (</w:t>
-      </w:r>
-      <w:proofErr w:type="spellStart"/>
-      <w:r>
-        <w:rPr>
-          <w:rFonts w:eastAsia="Times New Roman" w:cs="Arial"/>
-          <w:lang w:eastAsia="pt-BR"/>
-        </w:rPr>
-        <w:t>Camera</w:t>
-      </w:r>
-      <w:proofErr w:type="spellEnd"/>
-      <w:r>
-        <w:rPr>
-          <w:rFonts w:eastAsia="Times New Roman" w:cs="Arial"/>
-          <w:lang w:eastAsia="pt-BR"/>
-        </w:rPr>
-        <w:t xml:space="preserve"> Serial Interface), e a biblioteca </w:t>
-      </w:r>
-      <w:proofErr w:type="spellStart"/>
-      <w:r>
-        <w:rPr>
-          <w:rFonts w:eastAsia="Times New Roman" w:cs="Arial"/>
-          <w:lang w:eastAsia="pt-BR"/>
-        </w:rPr>
-        <w:t>OpenCV</w:t>
-      </w:r>
-      <w:proofErr w:type="spellEnd"/>
+        <w:t xml:space="preserve"> verificar o funcionamento e a comunicação da câmera com o Raspberry Pi. Para isso, foi utilizada a biblioteca Picamera2, responsável pelo acesso à câmera conectada à interface CSI (Camera Serial Interface), e a biblioteca OpenCV</w:t>
+      </w:r>
       <w:r>
         <w:rPr>
           <w:rFonts w:eastAsia="Times New Roman" w:cs="Arial"/>
@@ -23217,18 +20479,53 @@
     </w:p>
     <w:p>
       <w:pPr>
+        <w:pStyle w:val="NormalWeb"/>
+        <w:spacing w:before="0" w:beforeAutospacing="0" w:after="120" w:afterAutospacing="0" w:line="360" w:lineRule="auto"/>
         <w:ind w:firstLine="708"/>
-        <w:jc w:val="both"/>
-        <w:rPr>
-          <w:rFonts w:eastAsia="Times New Roman" w:cs="Arial"/>
-          <w:lang w:eastAsia="pt-BR"/>
-        </w:rPr>
-      </w:pPr>
-      <w:r>
-        <w:rPr>
-          <w:rFonts w:eastAsia="Times New Roman" w:cs="Arial"/>
+        <w:rPr>
+          <w:rFonts w:ascii="Arial" w:eastAsia="Arial" w:hAnsi="Arial" w:cstheme="minorBidi"/>
+          <w:lang w:eastAsia="ja-JP"/>
+        </w:rPr>
+      </w:pPr>
+      <w:r>
+        <w:rPr>
+          <w:rFonts w:ascii="Arial" w:eastAsia="Arial" w:hAnsi="Arial" w:cstheme="minorBidi"/>
+          <w:lang w:eastAsia="ja-JP"/>
+        </w:rPr>
+        <w:t xml:space="preserve">Figura </w:t>
+      </w:r>
+      <w:r>
+        <w:rPr>
+          <w:rFonts w:ascii="Arial" w:eastAsia="Arial" w:hAnsi="Arial" w:cstheme="minorBidi"/>
+          <w:lang w:eastAsia="ja-JP"/>
+        </w:rPr>
+        <w:t>XX</w:t>
+      </w:r>
+      <w:r>
+        <w:rPr>
+          <w:rFonts w:ascii="Arial" w:eastAsia="Arial" w:hAnsi="Arial" w:cstheme="minorBidi"/>
+          <w:lang w:eastAsia="ja-JP"/>
+        </w:rPr>
+        <w:t xml:space="preserve"> —</w:t>
+      </w:r>
+      <w:r>
+        <w:rPr>
+          <w:rFonts w:ascii="Arial" w:eastAsia="Arial" w:hAnsi="Arial" w:cstheme="minorBidi"/>
+          <w:lang w:eastAsia="ja-JP"/>
+        </w:rPr>
+        <w:t xml:space="preserve"> </w:t>
+      </w:r>
+      <w:r>
+        <w:rPr>
+          <w:rFonts w:ascii="Arial" w:eastAsia="Arial" w:hAnsi="Arial" w:cstheme="minorBidi"/>
+          <w:lang w:eastAsia="ja-JP"/>
+        </w:rPr>
+        <w:t>Código da Comunicação Raspberry pra Câmera.</w:t>
+      </w:r>
+      <w:r>
+        <w:rPr>
+          <w:rFonts w:cs="Arial"/>
           <w:noProof/>
-          <w:lang w:eastAsia="pt-BR"/>
         </w:rPr>
         <w:drawing>
           <wp:inline distT="0" distB="0" distL="0" distR="0" wp14:anchorId="7DE787CE" wp14:editId="17B449F3">
@@ -23283,6 +20580,47 @@
     </w:p>
     <w:p>
       <w:pPr>
+        <w:rPr>
+          <w:rFonts w:cs="Arial"/>
+          <w:sz w:val="20"/>
+          <w:szCs w:val="20"/>
+        </w:rPr>
+      </w:pPr>
+      <w:r>
+        <w:rPr>
+          <w:rFonts w:cs="Arial"/>
+          <w:sz w:val="20"/>
+          <w:szCs w:val="20"/>
+        </w:rPr>
+        <w:t>Fonte:</w:t>
+      </w:r>
+      <w:r>
+        <w:rPr>
+          <w:rFonts w:cs="Arial"/>
+          <w:sz w:val="20"/>
+          <w:szCs w:val="20"/>
+        </w:rPr>
+        <w:t xml:space="preserve"> Autoria Própria</w:t>
+      </w:r>
+      <w:r>
+        <w:rPr>
+          <w:rFonts w:cs="Arial"/>
+          <w:sz w:val="20"/>
+          <w:szCs w:val="20"/>
+        </w:rPr>
+        <w:t>, 202</w:t>
+      </w:r>
+      <w:r>
+        <w:rPr>
+          <w:rFonts w:cs="Arial"/>
+          <w:sz w:val="20"/>
+          <w:szCs w:val="20"/>
+        </w:rPr>
+        <w:t>5.</w:t>
+      </w:r>
+    </w:p>
+    <w:p>
+      <w:pPr>
         <w:jc w:val="left"/>
         <w:rPr>
           <w:rFonts w:eastAsia="Times New Roman" w:cs="Arial"/>
@@ -23294,17 +20632,8 @@
           <w:rFonts w:eastAsia="Times New Roman" w:cs="Arial"/>
           <w:lang w:eastAsia="pt-BR"/>
         </w:rPr>
-        <w:t xml:space="preserve">linha 1: Importa a biblioteca </w:t>
-      </w:r>
-      <w:proofErr w:type="spellStart"/>
-      <w:r>
-        <w:rPr>
-          <w:rFonts w:eastAsia="Times New Roman" w:cs="Arial"/>
-          <w:lang w:eastAsia="pt-BR"/>
-        </w:rPr>
-        <w:t>OpenCV</w:t>
-      </w:r>
-      <w:proofErr w:type="spellEnd"/>
+        <w:t>linha 1: Importa a biblioteca OpenCV</w:t>
+      </w:r>
       <w:r>
         <w:rPr>
           <w:rFonts w:eastAsia="Times New Roman" w:cs="Arial"/>
@@ -23393,7 +20722,15 @@
           <w:lang w:eastAsia="pt-BR"/>
         </w:rPr>
         <w:br/>
-        <w:t>linha 10: Configura a câmera, definindo o formato de cor (‘XRGB8888’) e o tamanho da imagem (640x480)</w:t>
+        <w:t xml:space="preserve">linha 10: Configura a câmera, definindo o formato de cor (‘XRGB8888’) e o tamanho </w:t>
+      </w:r>
+      <w:r>
+        <w:rPr>
+          <w:rFonts w:eastAsia="Times New Roman" w:cs="Arial"/>
+          <w:lang w:eastAsia="pt-BR"/>
+        </w:rPr>
+        <w:lastRenderedPageBreak/>
+        <w:t>da imagem (640x480)</w:t>
       </w:r>
       <w:r>
         <w:rPr>
@@ -23423,13 +20760,6 @@
           <w:lang w:eastAsia="pt-BR"/>
         </w:rPr>
         <w:br/>
-      </w:r>
-      <w:r>
-        <w:rPr>
-          <w:rFonts w:eastAsia="Times New Roman" w:cs="Arial"/>
-          <w:lang w:eastAsia="pt-BR"/>
-        </w:rPr>
-        <w:lastRenderedPageBreak/>
         <w:t>linha 13: Inicia um loop infinito que ficará capturando e exibindo os frames continuamente</w:t>
       </w:r>
       <w:r>
@@ -23445,17 +20775,8 @@
           <w:lang w:eastAsia="pt-BR"/>
         </w:rPr>
         <w:br/>
-        <w:t xml:space="preserve">linha 14: Captura um frame (imagem) da câmera e armazena em um </w:t>
-      </w:r>
-      <w:proofErr w:type="spellStart"/>
-      <w:r>
-        <w:rPr>
-          <w:rFonts w:eastAsia="Times New Roman" w:cs="Arial"/>
-          <w:lang w:eastAsia="pt-BR"/>
-        </w:rPr>
-        <w:t>array</w:t>
-      </w:r>
-      <w:proofErr w:type="spellEnd"/>
+        <w:t>linha 14: Captura um frame (imagem) da câmera e armazena em um array</w:t>
+      </w:r>
       <w:r>
         <w:rPr>
           <w:rFonts w:eastAsia="Times New Roman" w:cs="Arial"/>
@@ -23511,59 +20832,38 @@
     </w:p>
     <w:p>
       <w:pPr>
-        <w:ind w:firstLine="708"/>
-        <w:jc w:val="both"/>
-      </w:pPr>
-      <w:r>
-        <w:t xml:space="preserve">A câmera foi configurada com resolução de </w:t>
-      </w:r>
-      <w:r>
-        <w:rPr>
-          <w:rStyle w:val="Forte"/>
-          <w:b w:val="0"/>
-          <w:bCs w:val="0"/>
-        </w:rPr>
-        <w:t>640x480 pixels</w:t>
-      </w:r>
-      <w:r>
-        <w:rPr>
-          <w:b/>
-          <w:bCs/>
-        </w:rPr>
-        <w:t>,</w:t>
-      </w:r>
-      <w:r>
-        <w:t xml:space="preserve"> e após a inicialização da captura, um </w:t>
-      </w:r>
-      <w:r>
-        <w:rPr>
-          <w:rStyle w:val="nfase"/>
-        </w:rPr>
-        <w:t>feed</w:t>
-      </w:r>
-      <w:r>
-        <w:t xml:space="preserve"> ao vivo foi exibido na tela. Além disso, um círculo colorido foi desenhado no centro da imagem. Esse teste confirmou o funcionamento da câmera, além de validar a integração entre as bibliotecas utilizadas.</w:t>
-      </w:r>
-    </w:p>
-    <w:p>
-      <w:pPr>
-        <w:ind w:firstLine="708"/>
-        <w:jc w:val="both"/>
-      </w:pPr>
-    </w:p>
-    <w:p>
-      <w:pPr>
-        <w:ind w:firstLine="708"/>
-        <w:rPr>
-          <w:rFonts w:eastAsia="Times New Roman" w:cs="Arial"/>
-          <w:lang w:eastAsia="pt-BR"/>
-        </w:rPr>
-      </w:pPr>
-      <w:r>
-        <w:rPr>
-          <w:rFonts w:eastAsia="Times New Roman" w:cs="Arial"/>
-          <w:noProof/>
-          <w:lang w:eastAsia="pt-BR"/>
+        <w:pStyle w:val="NormalWeb"/>
+        <w:spacing w:before="0" w:beforeAutospacing="0" w:after="120" w:afterAutospacing="0" w:line="360" w:lineRule="auto"/>
+        <w:rPr>
+          <w:rFonts w:ascii="Arial" w:eastAsia="Arial" w:hAnsi="Arial" w:cstheme="minorBidi"/>
+          <w:lang w:eastAsia="ja-JP"/>
+        </w:rPr>
+      </w:pPr>
+      <w:r>
+        <w:rPr>
+          <w:rFonts w:ascii="Arial" w:eastAsia="Arial" w:hAnsi="Arial" w:cstheme="minorBidi"/>
+          <w:lang w:eastAsia="ja-JP"/>
+        </w:rPr>
+        <w:t xml:space="preserve">Figura XX — </w:t>
+      </w:r>
+      <w:r>
+        <w:rPr>
+          <w:rFonts w:ascii="Arial" w:eastAsia="Arial" w:hAnsi="Arial" w:cstheme="minorBidi"/>
+          <w:lang w:eastAsia="ja-JP"/>
+        </w:rPr>
+        <w:t xml:space="preserve">Resultado </w:t>
+      </w:r>
+      <w:r>
+        <w:rPr>
+          <w:rFonts w:ascii="Arial" w:eastAsia="Arial" w:hAnsi="Arial" w:cstheme="minorBidi"/>
+          <w:lang w:eastAsia="ja-JP"/>
+        </w:rPr>
+        <w:t>da Comunicação Raspberry pra Câmera.</w:t>
+      </w:r>
+      <w:r>
+        <w:rPr>
+          <w:rFonts w:ascii="Arial" w:eastAsia="Arial" w:hAnsi="Arial" w:cstheme="minorBidi"/>
+          <w:lang w:eastAsia="ja-JP"/>
         </w:rPr>
         <w:drawing>
           <wp:inline distT="0" distB="0" distL="0" distR="0" wp14:anchorId="3DE18787" wp14:editId="380E28E9">
@@ -23618,12 +20918,44 @@
     </w:p>
     <w:p>
       <w:pPr>
-        <w:ind w:firstLine="708"/>
-        <w:rPr>
-          <w:rFonts w:eastAsia="Times New Roman" w:cs="Arial"/>
-          <w:lang w:eastAsia="pt-BR"/>
-        </w:rPr>
-      </w:pPr>
+        <w:rPr>
+          <w:rFonts w:cs="Arial"/>
+          <w:sz w:val="20"/>
+          <w:szCs w:val="20"/>
+        </w:rPr>
+      </w:pPr>
+      <w:r>
+        <w:rPr>
+          <w:rFonts w:cs="Arial"/>
+          <w:sz w:val="20"/>
+          <w:szCs w:val="20"/>
+        </w:rPr>
+        <w:t>Fonte:</w:t>
+      </w:r>
+      <w:r>
+        <w:rPr>
+          <w:rFonts w:cs="Arial"/>
+          <w:sz w:val="20"/>
+          <w:szCs w:val="20"/>
+        </w:rPr>
+        <w:t xml:space="preserve"> Autoria Própria</w:t>
+      </w:r>
+      <w:r>
+        <w:rPr>
+          <w:rFonts w:cs="Arial"/>
+          <w:sz w:val="20"/>
+          <w:szCs w:val="20"/>
+        </w:rPr>
+        <w:t>, 202</w:t>
+      </w:r>
+      <w:r>
+        <w:rPr>
+          <w:rFonts w:cs="Arial"/>
+          <w:sz w:val="20"/>
+          <w:szCs w:val="20"/>
+        </w:rPr>
+        <w:t>5.</w:t>
+      </w:r>
     </w:p>
     <w:p>
       <w:pPr>
@@ -23633,13 +20965,8 @@
         <w:t>Teste</w:t>
       </w:r>
       <w:r>
-        <w:t xml:space="preserve"> com </w:t>
-      </w:r>
-      <w:proofErr w:type="spellStart"/>
-      <w:r>
-        <w:t>EasyOCR</w:t>
-      </w:r>
-      <w:proofErr w:type="spellEnd"/>
+        <w:t xml:space="preserve"> com EasyOCR</w:t>
+      </w:r>
     </w:p>
     <w:p>
       <w:pPr>
@@ -23650,36 +20977,33 @@
         <w:t>Na</w:t>
       </w:r>
       <w:r>
-        <w:t xml:space="preserve"> etapa seguinte, o código foi aprimorado para incluir a biblioteca </w:t>
-      </w:r>
-      <w:proofErr w:type="spellStart"/>
-      <w:r>
-        <w:t>EasyOCR</w:t>
-      </w:r>
-      <w:proofErr w:type="spellEnd"/>
-      <w:r>
-        <w:t xml:space="preserve">, com o objetivo de identificar e extrair textos das imagens capturadas. A câmera </w:t>
-      </w:r>
+        <w:t xml:space="preserve"> próxima etapa, o código foi aprimorado p</w:t>
+      </w:r>
+      <w:r>
+        <w:t xml:space="preserve">ra incluir </w:t>
+      </w:r>
+      <w:r>
+        <w:t>o</w:t>
+      </w:r>
+      <w:r>
+        <w:t xml:space="preserve"> EasyOCR, com o objetivo de identificar e extrair</w:t>
+      </w:r>
+      <w:r>
+        <w:t xml:space="preserve"> os textos n</w:t>
+      </w:r>
+      <w:r>
+        <w:t>as imagens capturadas. A câmera continuou transmitindo em tempo real, mas agora o sistema era capaz de reconhecer palavras e números presentes no campo de visão.</w:t>
+      </w:r>
+    </w:p>
+    <w:p>
       <w:r>
         <w:lastRenderedPageBreak/>
-        <w:t>continuou transmitindo em tempo real, mas agora o sistema era capaz de reconhecer palavras e números presentes no campo de visão.</w:t>
-      </w:r>
-    </w:p>
-    <w:p>
-      <w:pPr>
-        <w:jc w:val="both"/>
+        <w:t>Figura XX — Código da Comunicação Raspberry pra Câmera.</w:t>
+      </w:r>
+      <w:r>
         <w:rPr>
           <w:noProof/>
-        </w:rPr>
-      </w:pPr>
-    </w:p>
-    <w:p>
-      <w:pPr>
-        <w:jc w:val="both"/>
-      </w:pPr>
-      <w:r>
-        <w:rPr>
-          <w:noProof/>
+          <w:lang w:eastAsia="pt-BR"/>
         </w:rPr>
         <w:drawing>
           <wp:inline distT="0" distB="0" distL="0" distR="0" wp14:anchorId="42A36830" wp14:editId="7EF18417">
@@ -23731,11 +21055,38 @@
           </wp:inline>
         </w:drawing>
       </w:r>
-    </w:p>
-    <w:p>
-      <w:pPr>
-        <w:jc w:val="both"/>
-      </w:pPr>
+      <w:r>
+        <w:rPr>
+          <w:rFonts w:cs="Arial"/>
+          <w:sz w:val="20"/>
+          <w:szCs w:val="20"/>
+        </w:rPr>
+        <w:t>Fonte:</w:t>
+      </w:r>
+      <w:r>
+        <w:rPr>
+          <w:rFonts w:cs="Arial"/>
+          <w:sz w:val="20"/>
+          <w:szCs w:val="20"/>
+        </w:rPr>
+        <w:t xml:space="preserve"> Autoria Própria</w:t>
+      </w:r>
+      <w:r>
+        <w:rPr>
+          <w:rFonts w:cs="Arial"/>
+          <w:sz w:val="20"/>
+          <w:szCs w:val="20"/>
+        </w:rPr>
+        <w:t>, 202</w:t>
+      </w:r>
+      <w:r>
+        <w:rPr>
+          <w:rFonts w:cs="Arial"/>
+          <w:sz w:val="20"/>
+          <w:szCs w:val="20"/>
+        </w:rPr>
+        <w:t>5.</w:t>
+      </w:r>
     </w:p>
     <w:p>
       <w:pPr>
@@ -23757,7 +21108,7 @@
           <w:rFonts w:eastAsia="Times New Roman" w:cs="Arial"/>
           <w:lang w:eastAsia="pt-BR"/>
         </w:rPr>
-        <w:t>ç</w:t>
+        <w:t>;</w:t>
       </w:r>
       <w:r>
         <w:rPr>
@@ -23765,37 +21116,14 @@
           <w:lang w:eastAsia="pt-BR"/>
         </w:rPr>
         <w:br/>
-        <w:t>linha 2: Importa a biblioteca cv2 (</w:t>
-      </w:r>
-      <w:proofErr w:type="spellStart"/>
-      <w:r>
-        <w:rPr>
-          <w:rFonts w:eastAsia="Times New Roman" w:cs="Arial"/>
-          <w:lang w:eastAsia="pt-BR"/>
-        </w:rPr>
-        <w:t>OpenCV</w:t>
-      </w:r>
-      <w:proofErr w:type="spellEnd"/>
-      <w:r>
-        <w:rPr>
-          <w:rFonts w:eastAsia="Times New Roman" w:cs="Arial"/>
-          <w:lang w:eastAsia="pt-BR"/>
-        </w:rPr>
-        <w:t>)</w:t>
-      </w:r>
-      <w:r>
-        <w:rPr>
-          <w:rFonts w:eastAsia="Times New Roman" w:cs="Arial"/>
-          <w:lang w:eastAsia="pt-BR"/>
-        </w:rPr>
-        <w:t>ç</w:t>
-      </w:r>
-      <w:r>
-        <w:rPr>
-          <w:rFonts w:eastAsia="Times New Roman" w:cs="Arial"/>
-          <w:lang w:eastAsia="pt-BR"/>
-        </w:rPr>
-        <w:t xml:space="preserve"> </w:t>
+        <w:t>linha 2: Importa a biblioteca cv2 (OpenCV)</w:t>
+      </w:r>
+      <w:r>
+        <w:rPr>
+          <w:rFonts w:eastAsia="Times New Roman" w:cs="Arial"/>
+          <w:lang w:eastAsia="pt-BR"/>
+        </w:rPr>
+        <w:t>;</w:t>
       </w:r>
       <w:r>
         <w:rPr>
@@ -23803,17 +21131,8 @@
           <w:lang w:eastAsia="pt-BR"/>
         </w:rPr>
         <w:br/>
-        <w:t xml:space="preserve">linha 3: Importa a biblioteca </w:t>
-      </w:r>
-      <w:proofErr w:type="spellStart"/>
-      <w:r>
-        <w:rPr>
-          <w:rFonts w:eastAsia="Times New Roman" w:cs="Arial"/>
-          <w:lang w:eastAsia="pt-BR"/>
-        </w:rPr>
-        <w:t>easyocr</w:t>
-      </w:r>
-      <w:proofErr w:type="spellEnd"/>
+        <w:t>linha 3: Importa a biblioteca easyocr</w:t>
+      </w:r>
       <w:r>
         <w:rPr>
           <w:rFonts w:eastAsia="Times New Roman" w:cs="Arial"/>
@@ -23918,39 +21237,7 @@
           <w:rFonts w:eastAsia="Times New Roman" w:cs="Arial"/>
           <w:lang w:eastAsia="pt-BR"/>
         </w:rPr>
-        <w:t xml:space="preserve">linha 11: Cria um objeto Reader da biblioteca </w:t>
-      </w:r>
-      <w:proofErr w:type="spellStart"/>
-      <w:r>
-        <w:rPr>
-          <w:rFonts w:eastAsia="Times New Roman" w:cs="Arial"/>
-          <w:lang w:eastAsia="pt-BR"/>
-        </w:rPr>
-        <w:t>easyocr</w:t>
-      </w:r>
-      <w:proofErr w:type="spellEnd"/>
-      <w:r>
-        <w:rPr>
-          <w:rFonts w:eastAsia="Times New Roman" w:cs="Arial"/>
-          <w:lang w:eastAsia="pt-BR"/>
-        </w:rPr>
-        <w:t>, configurado para reconhecer textos em português ('</w:t>
-      </w:r>
-      <w:proofErr w:type="spellStart"/>
-      <w:r>
-        <w:rPr>
-          <w:rFonts w:eastAsia="Times New Roman" w:cs="Arial"/>
-          <w:lang w:eastAsia="pt-BR"/>
-        </w:rPr>
-        <w:t>pt</w:t>
-      </w:r>
-      <w:proofErr w:type="spellEnd"/>
-      <w:r>
-        <w:rPr>
-          <w:rFonts w:eastAsia="Times New Roman" w:cs="Arial"/>
-          <w:lang w:eastAsia="pt-BR"/>
-        </w:rPr>
-        <w:t>')</w:t>
+        <w:t>linha 11: Cria um objeto Reader da biblioteca easyocr, configurado para reconhecer textos em português ('pt')</w:t>
       </w:r>
       <w:r>
         <w:rPr>
@@ -23973,39 +21260,7 @@
           <w:rFonts w:eastAsia="Times New Roman" w:cs="Arial"/>
           <w:lang w:eastAsia="pt-BR"/>
         </w:rPr>
-        <w:t>linha 13: Inicia um laço infinito (</w:t>
-      </w:r>
-      <w:proofErr w:type="spellStart"/>
-      <w:r>
-        <w:rPr>
-          <w:rFonts w:eastAsia="Times New Roman" w:cs="Arial"/>
-          <w:lang w:eastAsia="pt-BR"/>
-        </w:rPr>
-        <w:t>while</w:t>
-      </w:r>
-      <w:proofErr w:type="spellEnd"/>
-      <w:r>
-        <w:rPr>
-          <w:rFonts w:eastAsia="Times New Roman" w:cs="Arial"/>
-          <w:lang w:eastAsia="pt-BR"/>
-        </w:rPr>
-        <w:t xml:space="preserve"> </w:t>
-      </w:r>
-      <w:proofErr w:type="spellStart"/>
-      <w:r>
-        <w:rPr>
-          <w:rFonts w:eastAsia="Times New Roman" w:cs="Arial"/>
-          <w:lang w:eastAsia="pt-BR"/>
-        </w:rPr>
-        <w:t>True</w:t>
-      </w:r>
-      <w:proofErr w:type="spellEnd"/>
-      <w:r>
-        <w:rPr>
-          <w:rFonts w:eastAsia="Times New Roman" w:cs="Arial"/>
-          <w:lang w:eastAsia="pt-BR"/>
-        </w:rPr>
-        <w:t>:), que vai capturar e processar continuamente as imagens da câmera</w:t>
+        <w:t>linha 13: Inicia um laço infinito (while True:), que vai capturar e processar continuamente as imagens da câmera</w:t>
       </w:r>
       <w:r>
         <w:rPr>
@@ -24035,39 +21290,7 @@
           <w:lang w:eastAsia="pt-BR"/>
         </w:rPr>
         <w:br/>
-        <w:t xml:space="preserve">linha 15: Captura uma imagem da câmera como um </w:t>
-      </w:r>
-      <w:proofErr w:type="spellStart"/>
-      <w:r>
-        <w:rPr>
-          <w:rFonts w:eastAsia="Times New Roman" w:cs="Arial"/>
-          <w:lang w:eastAsia="pt-BR"/>
-        </w:rPr>
-        <w:t>array</w:t>
-      </w:r>
-      <w:proofErr w:type="spellEnd"/>
-      <w:r>
-        <w:rPr>
-          <w:rFonts w:eastAsia="Times New Roman" w:cs="Arial"/>
-          <w:lang w:eastAsia="pt-BR"/>
-        </w:rPr>
-        <w:t xml:space="preserve">, que poderá ser processado com </w:t>
-      </w:r>
-      <w:proofErr w:type="spellStart"/>
-      <w:r>
-        <w:rPr>
-          <w:rFonts w:eastAsia="Times New Roman" w:cs="Arial"/>
-          <w:lang w:eastAsia="pt-BR"/>
-        </w:rPr>
-        <w:t>OpenCV</w:t>
-      </w:r>
-      <w:proofErr w:type="spellEnd"/>
-      <w:r>
-        <w:rPr>
-          <w:rFonts w:eastAsia="Times New Roman" w:cs="Arial"/>
-          <w:lang w:eastAsia="pt-BR"/>
-        </w:rPr>
-        <w:t xml:space="preserve"> e OCR.</w:t>
+        <w:t>linha 15: Captura uma imagem da câmera como um array, que poderá ser processado com OpenCV e OCR.</w:t>
       </w:r>
     </w:p>
     <w:p>
@@ -24081,18 +21304,27 @@
         <w:jc w:val="both"/>
       </w:pPr>
       <w:r>
+        <w:t>Os textos detectados eram exibidos</w:t>
+      </w:r>
+      <w:r>
+        <w:t xml:space="preserve"> no terminal e</w:t>
+      </w:r>
+      <w:bookmarkStart w:id="89" w:name="_GoBack"/>
+      <w:bookmarkEnd w:id="89"/>
+      <w:r>
+        <w:t xml:space="preserve"> sobrepostos à imagem, juntamente com o tempo de processamento de cada leitura.</w:t>
+      </w:r>
+    </w:p>
+    <w:p>
+      <w:pPr>
+        <w:ind w:firstLine="708"/>
+      </w:pPr>
+      <w:r>
+        <w:rPr>
+          <w:noProof/>
+          <w:lang w:eastAsia="pt-BR"/>
+        </w:rPr>
         <w:lastRenderedPageBreak/>
-        <w:t>Os textos detectados eram exibidos tanto no terminal quanto sobrepostos à imagem, juntamente com o tempo de processamento de cada leitura.</w:t>
-      </w:r>
-    </w:p>
-    <w:p>
-      <w:pPr>
-        <w:ind w:firstLine="708"/>
-      </w:pPr>
-      <w:r>
-        <w:rPr>
-          <w:noProof/>
-        </w:rPr>
         <w:drawing>
           <wp:inline distT="0" distB="0" distL="0" distR="0" wp14:anchorId="7A584D96" wp14:editId="28A57B0A">
             <wp:extent cx="4371975" cy="3671014"/>
@@ -24156,6 +21388,7 @@
       <w:r>
         <w:rPr>
           <w:noProof/>
+          <w:lang w:eastAsia="pt-BR"/>
         </w:rPr>
         <w:drawing>
           <wp:inline distT="0" distB="0" distL="0" distR="0" wp14:anchorId="6F6DF8BC" wp14:editId="68EC36C9">
@@ -24220,13 +21453,8 @@
       </w:pPr>
       <w:r>
         <w:lastRenderedPageBreak/>
-        <w:t xml:space="preserve">Processamento Remoto com Servidor </w:t>
-      </w:r>
-      <w:proofErr w:type="spellStart"/>
-      <w:r>
-        <w:t>Flask</w:t>
-      </w:r>
-      <w:proofErr w:type="spellEnd"/>
+        <w:t>Processamento Remoto com Servidor Flask</w:t>
+      </w:r>
     </w:p>
     <w:p>
       <w:pPr>
@@ -24249,15 +21477,7 @@
         <w:t xml:space="preserve"> </w:t>
       </w:r>
       <w:r>
-        <w:t xml:space="preserve">processamento remoto. Nessa fase, o </w:t>
-      </w:r>
-      <w:proofErr w:type="spellStart"/>
-      <w:r>
-        <w:t>Raspberry</w:t>
-      </w:r>
-      <w:proofErr w:type="spellEnd"/>
-      <w:r>
-        <w:t xml:space="preserve"> Pi foi configurado para capturar os quadros da câmera e enviá-los a um servido</w:t>
+        <w:t>processamento remoto. Nessa fase, o Raspberry Pi foi configurado para capturar os quadros da câmera e enviá-los a um servido</w:t>
       </w:r>
       <w:r>
         <w:t>r</w:t>
@@ -24272,31 +21492,7 @@
         <w:jc w:val="both"/>
       </w:pPr>
       <w:r>
-        <w:t xml:space="preserve">O servidor foi desenvolvido em Python utilizando o framework </w:t>
-      </w:r>
-      <w:proofErr w:type="spellStart"/>
-      <w:r>
-        <w:t>Flask</w:t>
-      </w:r>
-      <w:proofErr w:type="spellEnd"/>
-      <w:r>
-        <w:t xml:space="preserve">. Ele recebia as imagens enviadas pelo </w:t>
-      </w:r>
-      <w:proofErr w:type="spellStart"/>
-      <w:r>
-        <w:t>Raspberry</w:t>
-      </w:r>
-      <w:proofErr w:type="spellEnd"/>
-      <w:r>
-        <w:t xml:space="preserve"> Pi e aplicava o </w:t>
-      </w:r>
-      <w:proofErr w:type="spellStart"/>
-      <w:r>
-        <w:t>EasyOCR</w:t>
-      </w:r>
-      <w:proofErr w:type="spellEnd"/>
-      <w:r>
-        <w:t xml:space="preserve"> para identificar o conteúdo textual presente nos quadros.</w:t>
+        <w:t>O servidor foi desenvolvido em Python utilizando o framework Flask. Ele recebia as imagens enviadas pelo Raspberry Pi e aplicava o EasyOCR para identificar o conteúdo textual presente nos quadros.</w:t>
       </w:r>
     </w:p>
     <w:p>
@@ -24314,15 +21510,7 @@
         <w:jc w:val="both"/>
       </w:pPr>
       <w:r>
-        <w:t xml:space="preserve">Após a análise, o servidor retornava os textos detectados em formato JSON, que eram exibidos no terminal do </w:t>
-      </w:r>
-      <w:proofErr w:type="spellStart"/>
-      <w:r>
-        <w:t>Raspberry</w:t>
-      </w:r>
-      <w:proofErr w:type="spellEnd"/>
-      <w:r>
-        <w:t xml:space="preserve"> Pi. Esse fluxo de comunicação demonstrou a viabilidade da leitura de informações por meio de um sistema distribuído, no qual o processamento pesado é realizado remotamente.</w:t>
+        <w:t>Após a análise, o servidor retornava os textos detectados em formato JSON, que eram exibidos no terminal do Raspberry Pi. Esse fluxo de comunicação demonstrou a viabilidade da leitura de informações por meio de um sistema distribuído, no qual o processamento pesado é realizado remotamente.</w:t>
       </w:r>
     </w:p>
     <w:p>
@@ -24333,6 +21521,7 @@
       <w:r>
         <w:rPr>
           <w:noProof/>
+          <w:lang w:eastAsia="pt-BR"/>
         </w:rPr>
         <w:drawing>
           <wp:inline distT="0" distB="0" distL="0" distR="0" wp14:anchorId="379B926C" wp14:editId="2D2EFCB3">
@@ -24399,17 +21588,8 @@
           <w:lang w:eastAsia="pt-BR"/>
         </w:rPr>
         <w:lastRenderedPageBreak/>
-        <w:t>linha 1: Importa a biblioteca cv2 (</w:t>
-      </w:r>
-      <w:proofErr w:type="spellStart"/>
-      <w:r>
-        <w:rPr>
-          <w:rFonts w:eastAsia="Times New Roman" w:cs="Arial"/>
-          <w:lang w:eastAsia="pt-BR"/>
-        </w:rPr>
-        <w:t>OpenCV</w:t>
-      </w:r>
-      <w:proofErr w:type="spellEnd"/>
+        <w:t>linha 1: Importa a biblioteca cv2 (OpenCV</w:t>
+      </w:r>
       <w:r>
         <w:rPr>
           <w:rFonts w:eastAsia="Times New Roman" w:cs="Arial"/>
@@ -24438,23 +21618,7 @@
           <w:lang w:eastAsia="pt-BR"/>
         </w:rPr>
         <w:br/>
-        <w:t xml:space="preserve">linha 3: Importa a biblioteca </w:t>
-      </w:r>
-      <w:proofErr w:type="spellStart"/>
-      <w:r>
-        <w:rPr>
-          <w:rFonts w:eastAsia="Times New Roman" w:cs="Arial"/>
-          <w:lang w:eastAsia="pt-BR"/>
-        </w:rPr>
-        <w:t>requests</w:t>
-      </w:r>
-      <w:proofErr w:type="spellEnd"/>
-      <w:r>
-        <w:rPr>
-          <w:rFonts w:eastAsia="Times New Roman" w:cs="Arial"/>
-          <w:lang w:eastAsia="pt-BR"/>
-        </w:rPr>
-        <w:t>, utilizada para enviar requisições HTTP ao servidor OC</w:t>
+        <w:t>linha 3: Importa a biblioteca requests, utilizada para enviar requisições HTTP ao servidor OC</w:t>
       </w:r>
       <w:r>
         <w:rPr>
@@ -24469,23 +21633,7 @@
           <w:lang w:eastAsia="pt-BR"/>
         </w:rPr>
         <w:br/>
-        <w:t xml:space="preserve">linha 4: Importa a classe Picamera2, responsável por controlar a câmera do </w:t>
-      </w:r>
-      <w:proofErr w:type="spellStart"/>
-      <w:r>
-        <w:rPr>
-          <w:rFonts w:eastAsia="Times New Roman" w:cs="Arial"/>
-          <w:lang w:eastAsia="pt-BR"/>
-        </w:rPr>
-        <w:t>Raspberry</w:t>
-      </w:r>
-      <w:proofErr w:type="spellEnd"/>
-      <w:r>
-        <w:rPr>
-          <w:rFonts w:eastAsia="Times New Roman" w:cs="Arial"/>
-          <w:lang w:eastAsia="pt-BR"/>
-        </w:rPr>
-        <w:t xml:space="preserve"> Pi</w:t>
+        <w:t>linha 4: Importa a classe Picamera2, responsável por controlar a câmera do Raspberry Pi</w:t>
       </w:r>
       <w:r>
         <w:rPr>
@@ -24508,33 +21656,8 @@
           <w:rFonts w:eastAsia="Times New Roman" w:cs="Arial"/>
           <w:lang w:eastAsia="pt-BR"/>
         </w:rPr>
-        <w:t xml:space="preserve">linha 6: Define a variável </w:t>
-      </w:r>
-      <w:proofErr w:type="spellStart"/>
-      <w:r>
-        <w:rPr>
-          <w:rFonts w:eastAsia="Times New Roman" w:cs="Arial"/>
-          <w:lang w:eastAsia="pt-BR"/>
-        </w:rPr>
-        <w:t>url_servidor</w:t>
-      </w:r>
-      <w:proofErr w:type="spellEnd"/>
-      <w:r>
-        <w:rPr>
-          <w:rFonts w:eastAsia="Times New Roman" w:cs="Arial"/>
-          <w:lang w:eastAsia="pt-BR"/>
-        </w:rPr>
-        <w:t xml:space="preserve"> com o endereço da API OCR hospedada no </w:t>
-      </w:r>
-      <w:proofErr w:type="spellStart"/>
-      <w:r>
-        <w:rPr>
-          <w:rFonts w:eastAsia="Times New Roman" w:cs="Arial"/>
-          <w:lang w:eastAsia="pt-BR"/>
-        </w:rPr>
-        <w:t>ngrok</w:t>
-      </w:r>
-      <w:proofErr w:type="spellEnd"/>
+        <w:t>linha 6: Define a variável url_servidor com o endereço da API OCR hospedada no ngrok</w:t>
+      </w:r>
       <w:r>
         <w:rPr>
           <w:rFonts w:eastAsia="Times New Roman" w:cs="Arial"/>
@@ -24548,23 +21671,7 @@
           <w:lang w:eastAsia="pt-BR"/>
         </w:rPr>
         <w:br/>
-        <w:t xml:space="preserve">linha 7: Define o valor de </w:t>
-      </w:r>
-      <w:proofErr w:type="spellStart"/>
-      <w:r>
-        <w:rPr>
-          <w:rFonts w:eastAsia="Times New Roman" w:cs="Arial"/>
-          <w:lang w:eastAsia="pt-BR"/>
-        </w:rPr>
-        <w:t>fps</w:t>
-      </w:r>
-      <w:proofErr w:type="spellEnd"/>
-      <w:r>
-        <w:rPr>
-          <w:rFonts w:eastAsia="Times New Roman" w:cs="Arial"/>
-          <w:lang w:eastAsia="pt-BR"/>
-        </w:rPr>
-        <w:t xml:space="preserve"> como 1, ou seja, a câmera captura 1 quadro por segundo</w:t>
+        <w:t>linha 7: Define o valor de fps como 1, ou seja, a câmera captura 1 quadro por segundo</w:t>
       </w:r>
       <w:r>
         <w:rPr>
@@ -24685,39 +21792,7 @@
           <w:rFonts w:eastAsia="Times New Roman" w:cs="Arial"/>
           <w:lang w:eastAsia="pt-BR"/>
         </w:rPr>
-        <w:t>linha 16: Inicia um laço infinito (</w:t>
-      </w:r>
-      <w:proofErr w:type="spellStart"/>
-      <w:r>
-        <w:rPr>
-          <w:rFonts w:eastAsia="Times New Roman" w:cs="Arial"/>
-          <w:lang w:eastAsia="pt-BR"/>
-        </w:rPr>
-        <w:t>while</w:t>
-      </w:r>
-      <w:proofErr w:type="spellEnd"/>
-      <w:r>
-        <w:rPr>
-          <w:rFonts w:eastAsia="Times New Roman" w:cs="Arial"/>
-          <w:lang w:eastAsia="pt-BR"/>
-        </w:rPr>
-        <w:t xml:space="preserve"> </w:t>
-      </w:r>
-      <w:proofErr w:type="spellStart"/>
-      <w:r>
-        <w:rPr>
-          <w:rFonts w:eastAsia="Times New Roman" w:cs="Arial"/>
-          <w:lang w:eastAsia="pt-BR"/>
-        </w:rPr>
-        <w:t>True</w:t>
-      </w:r>
-      <w:proofErr w:type="spellEnd"/>
-      <w:r>
-        <w:rPr>
-          <w:rFonts w:eastAsia="Times New Roman" w:cs="Arial"/>
-          <w:lang w:eastAsia="pt-BR"/>
-        </w:rPr>
-        <w:t>:) para capturar e enviar imagens continuamente</w:t>
+        <w:t>linha 16: Inicia um laço infinito (while True:) para capturar e enviar imagens continuamente</w:t>
       </w:r>
       <w:r>
         <w:rPr>
@@ -24747,33 +21822,8 @@
           <w:lang w:eastAsia="pt-BR"/>
         </w:rPr>
         <w:br/>
-        <w:t xml:space="preserve">linha 18: Captura um quadro da câmera como </w:t>
-      </w:r>
-      <w:proofErr w:type="spellStart"/>
-      <w:r>
-        <w:rPr>
-          <w:rFonts w:eastAsia="Times New Roman" w:cs="Arial"/>
-          <w:lang w:eastAsia="pt-BR"/>
-        </w:rPr>
-        <w:t>array</w:t>
-      </w:r>
-      <w:proofErr w:type="spellEnd"/>
-      <w:r>
-        <w:rPr>
-          <w:rFonts w:eastAsia="Times New Roman" w:cs="Arial"/>
-          <w:lang w:eastAsia="pt-BR"/>
-        </w:rPr>
-        <w:t xml:space="preserve"> </w:t>
-      </w:r>
-      <w:proofErr w:type="spellStart"/>
-      <w:r>
-        <w:rPr>
-          <w:rFonts w:eastAsia="Times New Roman" w:cs="Arial"/>
-          <w:lang w:eastAsia="pt-BR"/>
-        </w:rPr>
-        <w:t>NumPy</w:t>
-      </w:r>
-      <w:proofErr w:type="spellEnd"/>
+        <w:t>linha 18: Captura um quadro da câmera como array NumPy</w:t>
+      </w:r>
       <w:r>
         <w:rPr>
           <w:rFonts w:eastAsia="Times New Roman" w:cs="Arial"/>
@@ -24825,23 +21875,7 @@
           <w:rFonts w:eastAsia="Times New Roman" w:cs="Arial"/>
           <w:lang w:eastAsia="pt-BR"/>
         </w:rPr>
-        <w:t xml:space="preserve">linha 21: Inicia um bloco </w:t>
-      </w:r>
-      <w:proofErr w:type="spellStart"/>
-      <w:r>
-        <w:rPr>
-          <w:rFonts w:eastAsia="Times New Roman" w:cs="Arial"/>
-          <w:lang w:eastAsia="pt-BR"/>
-        </w:rPr>
-        <w:t>try</w:t>
-      </w:r>
-      <w:proofErr w:type="spellEnd"/>
-      <w:r>
-        <w:rPr>
-          <w:rFonts w:eastAsia="Times New Roman" w:cs="Arial"/>
-          <w:lang w:eastAsia="pt-BR"/>
-        </w:rPr>
-        <w:t xml:space="preserve"> para tratar possíveis erros durante o envio da imagem</w:t>
+        <w:t>linha 21: Inicia um bloco try para tratar possíveis erros durante o envio da imagem</w:t>
       </w:r>
       <w:r>
         <w:rPr>
@@ -25007,23 +22041,7 @@
           <w:lang w:eastAsia="pt-BR"/>
         </w:rPr>
         <w:br/>
-        <w:t>linha 33: Calcula o tempo de espera necessário para manter a taxa de frames (</w:t>
-      </w:r>
-      <w:proofErr w:type="spellStart"/>
-      <w:r>
-        <w:rPr>
-          <w:rFonts w:eastAsia="Times New Roman" w:cs="Arial"/>
-          <w:lang w:eastAsia="pt-BR"/>
-        </w:rPr>
-        <w:t>fps</w:t>
-      </w:r>
-      <w:proofErr w:type="spellEnd"/>
-      <w:r>
-        <w:rPr>
-          <w:rFonts w:eastAsia="Times New Roman" w:cs="Arial"/>
-          <w:lang w:eastAsia="pt-BR"/>
-        </w:rPr>
-        <w:t>)</w:t>
+        <w:t>linha 33: Calcula o tempo de espera necessário para manter a taxa de frames (fps)</w:t>
       </w:r>
       <w:r>
         <w:rPr>
@@ -25049,6 +22067,7 @@
       <w:r>
         <w:rPr>
           <w:noProof/>
+          <w:lang w:eastAsia="pt-BR"/>
         </w:rPr>
         <w:drawing>
           <wp:inline distT="0" distB="0" distL="0" distR="0" wp14:anchorId="75405F67" wp14:editId="3591E13B">
@@ -25114,65 +22133,8 @@
           <w:rFonts w:eastAsia="Times New Roman" w:cs="Arial"/>
           <w:lang w:eastAsia="pt-BR"/>
         </w:rPr>
-        <w:t xml:space="preserve">linha 1: Importa da biblioteca </w:t>
-      </w:r>
-      <w:proofErr w:type="spellStart"/>
-      <w:r>
-        <w:rPr>
-          <w:rFonts w:eastAsia="Times New Roman" w:cs="Arial"/>
-          <w:lang w:eastAsia="pt-BR"/>
-        </w:rPr>
-        <w:t>flask</w:t>
-      </w:r>
-      <w:proofErr w:type="spellEnd"/>
-      <w:r>
-        <w:rPr>
-          <w:rFonts w:eastAsia="Times New Roman" w:cs="Arial"/>
-          <w:lang w:eastAsia="pt-BR"/>
-        </w:rPr>
-        <w:t xml:space="preserve"> as funções </w:t>
-      </w:r>
-      <w:proofErr w:type="spellStart"/>
-      <w:r>
-        <w:rPr>
-          <w:rFonts w:eastAsia="Times New Roman" w:cs="Arial"/>
-          <w:lang w:eastAsia="pt-BR"/>
-        </w:rPr>
-        <w:t>Flask</w:t>
-      </w:r>
-      <w:proofErr w:type="spellEnd"/>
-      <w:r>
-        <w:rPr>
-          <w:rFonts w:eastAsia="Times New Roman" w:cs="Arial"/>
-          <w:lang w:eastAsia="pt-BR"/>
-        </w:rPr>
-        <w:t xml:space="preserve">, </w:t>
-      </w:r>
-      <w:proofErr w:type="spellStart"/>
-      <w:r>
-        <w:rPr>
-          <w:rFonts w:eastAsia="Times New Roman" w:cs="Arial"/>
-          <w:lang w:eastAsia="pt-BR"/>
-        </w:rPr>
-        <w:t>request</w:t>
-      </w:r>
-      <w:proofErr w:type="spellEnd"/>
-      <w:r>
-        <w:rPr>
-          <w:rFonts w:eastAsia="Times New Roman" w:cs="Arial"/>
-          <w:lang w:eastAsia="pt-BR"/>
-        </w:rPr>
-        <w:t xml:space="preserve"> e </w:t>
-      </w:r>
-      <w:proofErr w:type="spellStart"/>
-      <w:r>
-        <w:rPr>
-          <w:rFonts w:eastAsia="Times New Roman" w:cs="Arial"/>
-          <w:lang w:eastAsia="pt-BR"/>
-        </w:rPr>
-        <w:t>jsonify</w:t>
-      </w:r>
-      <w:proofErr w:type="spellEnd"/>
+        <w:t>linha 1: Importa da biblioteca flask as funções Flask, request e jsonify</w:t>
+      </w:r>
       <w:r>
         <w:rPr>
           <w:rFonts w:eastAsia="Times New Roman" w:cs="Arial"/>
@@ -25186,17 +22148,8 @@
           <w:lang w:eastAsia="pt-BR"/>
         </w:rPr>
         <w:br/>
-        <w:t xml:space="preserve">linha 2: Importa a biblioteca </w:t>
-      </w:r>
-      <w:proofErr w:type="spellStart"/>
-      <w:r>
-        <w:rPr>
-          <w:rFonts w:eastAsia="Times New Roman" w:cs="Arial"/>
-          <w:lang w:eastAsia="pt-BR"/>
-        </w:rPr>
-        <w:t>easyocr</w:t>
-      </w:r>
-      <w:proofErr w:type="spellEnd"/>
+        <w:t>linha 2: Importa a biblioteca easyocr</w:t>
+      </w:r>
       <w:r>
         <w:rPr>
           <w:rFonts w:eastAsia="Times New Roman" w:cs="Arial"/>
@@ -25225,33 +22178,8 @@
           <w:lang w:eastAsia="pt-BR"/>
         </w:rPr>
         <w:br/>
-        <w:t xml:space="preserve">linha 4: Importa a biblioteca </w:t>
-      </w:r>
-      <w:proofErr w:type="spellStart"/>
-      <w:r>
-        <w:rPr>
-          <w:rFonts w:eastAsia="Times New Roman" w:cs="Arial"/>
-          <w:lang w:eastAsia="pt-BR"/>
-        </w:rPr>
-        <w:t>numpy</w:t>
-      </w:r>
-      <w:proofErr w:type="spellEnd"/>
-      <w:r>
-        <w:rPr>
-          <w:rFonts w:eastAsia="Times New Roman" w:cs="Arial"/>
-          <w:lang w:eastAsia="pt-BR"/>
-        </w:rPr>
-        <w:t xml:space="preserve"> como </w:t>
-      </w:r>
-      <w:proofErr w:type="spellStart"/>
-      <w:r>
-        <w:rPr>
-          <w:rFonts w:eastAsia="Times New Roman" w:cs="Arial"/>
-          <w:lang w:eastAsia="pt-BR"/>
-        </w:rPr>
-        <w:t>np</w:t>
-      </w:r>
-      <w:proofErr w:type="spellEnd"/>
+        <w:t>linha 4: Importa a biblioteca numpy como np</w:t>
+      </w:r>
       <w:r>
         <w:rPr>
           <w:rFonts w:eastAsia="Times New Roman" w:cs="Arial"/>
@@ -25265,17 +22193,8 @@
           <w:lang w:eastAsia="pt-BR"/>
         </w:rPr>
         <w:br/>
-        <w:t xml:space="preserve">linha 5: Importa o </w:t>
-      </w:r>
-      <w:proofErr w:type="spellStart"/>
-      <w:r>
-        <w:rPr>
-          <w:rFonts w:eastAsia="Times New Roman" w:cs="Arial"/>
-          <w:lang w:eastAsia="pt-BR"/>
-        </w:rPr>
-        <w:t>ngrok</w:t>
-      </w:r>
-      <w:proofErr w:type="spellEnd"/>
+        <w:t>linha 5: Importa o ngrok</w:t>
+      </w:r>
       <w:r>
         <w:rPr>
           <w:rFonts w:eastAsia="Times New Roman" w:cs="Arial"/>
@@ -25297,23 +22216,7 @@
           <w:rFonts w:eastAsia="Times New Roman" w:cs="Arial"/>
           <w:lang w:eastAsia="pt-BR"/>
         </w:rPr>
-        <w:t xml:space="preserve">linha 7: Cria a aplicação </w:t>
-      </w:r>
-      <w:proofErr w:type="spellStart"/>
-      <w:r>
-        <w:rPr>
-          <w:rFonts w:eastAsia="Times New Roman" w:cs="Arial"/>
-          <w:lang w:eastAsia="pt-BR"/>
-        </w:rPr>
-        <w:t>Flask</w:t>
-      </w:r>
-      <w:proofErr w:type="spellEnd"/>
-      <w:r>
-        <w:rPr>
-          <w:rFonts w:eastAsia="Times New Roman" w:cs="Arial"/>
-          <w:lang w:eastAsia="pt-BR"/>
-        </w:rPr>
-        <w:t>, que será o servidor web</w:t>
+        <w:t>linha 7: Cria a aplicação Flask, que será o servidor web</w:t>
       </w:r>
       <w:r>
         <w:rPr>
@@ -25328,39 +22231,7 @@
           <w:lang w:eastAsia="pt-BR"/>
         </w:rPr>
         <w:br/>
-        <w:t xml:space="preserve">linha 8: Cria um objeto Reader do </w:t>
-      </w:r>
-      <w:proofErr w:type="spellStart"/>
-      <w:r>
-        <w:rPr>
-          <w:rFonts w:eastAsia="Times New Roman" w:cs="Arial"/>
-          <w:lang w:eastAsia="pt-BR"/>
-        </w:rPr>
-        <w:t>easyocr</w:t>
-      </w:r>
-      <w:proofErr w:type="spellEnd"/>
-      <w:r>
-        <w:rPr>
-          <w:rFonts w:eastAsia="Times New Roman" w:cs="Arial"/>
-          <w:lang w:eastAsia="pt-BR"/>
-        </w:rPr>
-        <w:t>, configurado para reconhecer textos em português ('</w:t>
-      </w:r>
-      <w:proofErr w:type="spellStart"/>
-      <w:r>
-        <w:rPr>
-          <w:rFonts w:eastAsia="Times New Roman" w:cs="Arial"/>
-          <w:lang w:eastAsia="pt-BR"/>
-        </w:rPr>
-        <w:t>pt</w:t>
-      </w:r>
-      <w:proofErr w:type="spellEnd"/>
-      <w:r>
-        <w:rPr>
-          <w:rFonts w:eastAsia="Times New Roman" w:cs="Arial"/>
-          <w:lang w:eastAsia="pt-BR"/>
-        </w:rPr>
-        <w:t>')</w:t>
+        <w:t>linha 8: Cria um objeto Reader do easyocr, configurado para reconhecer textos em português ('pt')</w:t>
       </w:r>
       <w:r>
         <w:rPr>
@@ -25383,23 +22254,7 @@
           <w:rFonts w:eastAsia="Times New Roman" w:cs="Arial"/>
           <w:lang w:eastAsia="pt-BR"/>
         </w:rPr>
-        <w:t>linha 10: Define uma rota da API chamada /</w:t>
-      </w:r>
-      <w:proofErr w:type="spellStart"/>
-      <w:r>
-        <w:rPr>
-          <w:rFonts w:eastAsia="Times New Roman" w:cs="Arial"/>
-          <w:lang w:eastAsia="pt-BR"/>
-        </w:rPr>
-        <w:t>ocr</w:t>
-      </w:r>
-      <w:proofErr w:type="spellEnd"/>
-      <w:r>
-        <w:rPr>
-          <w:rFonts w:eastAsia="Times New Roman" w:cs="Arial"/>
-          <w:lang w:eastAsia="pt-BR"/>
-        </w:rPr>
-        <w:t>, que aceita apenas requisições POST</w:t>
+        <w:t>linha 10: Define uma rota da API chamada /ocr, que aceita apenas requisições POST</w:t>
       </w:r>
       <w:r>
         <w:rPr>
@@ -25414,55 +22269,7 @@
           <w:lang w:eastAsia="pt-BR"/>
         </w:rPr>
         <w:br/>
-        <w:t xml:space="preserve">linha 11: Define a função </w:t>
-      </w:r>
-      <w:proofErr w:type="spellStart"/>
-      <w:r>
-        <w:rPr>
-          <w:rFonts w:eastAsia="Times New Roman" w:cs="Arial"/>
-          <w:lang w:eastAsia="pt-BR"/>
-        </w:rPr>
-        <w:t>ocr_</w:t>
-      </w:r>
-      <w:proofErr w:type="gramStart"/>
-      <w:r>
-        <w:rPr>
-          <w:rFonts w:eastAsia="Times New Roman" w:cs="Arial"/>
-          <w:lang w:eastAsia="pt-BR"/>
-        </w:rPr>
-        <w:t>api</w:t>
-      </w:r>
-      <w:proofErr w:type="spellEnd"/>
-      <w:r>
-        <w:rPr>
-          <w:rFonts w:eastAsia="Times New Roman" w:cs="Arial"/>
-          <w:lang w:eastAsia="pt-BR"/>
-        </w:rPr>
-        <w:t>(</w:t>
-      </w:r>
-      <w:proofErr w:type="gramEnd"/>
-      <w:r>
-        <w:rPr>
-          <w:rFonts w:eastAsia="Times New Roman" w:cs="Arial"/>
-          <w:lang w:eastAsia="pt-BR"/>
-        </w:rPr>
-        <w:t>), que será executada quando a rota /</w:t>
-      </w:r>
-      <w:proofErr w:type="spellStart"/>
-      <w:r>
-        <w:rPr>
-          <w:rFonts w:eastAsia="Times New Roman" w:cs="Arial"/>
-          <w:lang w:eastAsia="pt-BR"/>
-        </w:rPr>
-        <w:t>ocr</w:t>
-      </w:r>
-      <w:proofErr w:type="spellEnd"/>
-      <w:r>
-        <w:rPr>
-          <w:rFonts w:eastAsia="Times New Roman" w:cs="Arial"/>
-          <w:lang w:eastAsia="pt-BR"/>
-        </w:rPr>
-        <w:t xml:space="preserve"> for </w:t>
+        <w:t xml:space="preserve">linha 11: Define a função ocr_api(), que será executada quando a rota /ocr for </w:t>
       </w:r>
       <w:r>
         <w:rPr>
@@ -25485,23 +22292,7 @@
           <w:lang w:eastAsia="pt-BR"/>
         </w:rPr>
         <w:br/>
-        <w:t xml:space="preserve">linha 12: Inicia um bloco </w:t>
-      </w:r>
-      <w:proofErr w:type="spellStart"/>
-      <w:r>
-        <w:rPr>
-          <w:rFonts w:eastAsia="Times New Roman" w:cs="Arial"/>
-          <w:lang w:eastAsia="pt-BR"/>
-        </w:rPr>
-        <w:t>try</w:t>
-      </w:r>
-      <w:proofErr w:type="spellEnd"/>
-      <w:r>
-        <w:rPr>
-          <w:rFonts w:eastAsia="Times New Roman" w:cs="Arial"/>
-          <w:lang w:eastAsia="pt-BR"/>
-        </w:rPr>
-        <w:t>, que permite capturar erros durante a execução do OCR</w:t>
+        <w:t>linha 12: Inicia um bloco try, que permite capturar erros durante a execução do OCR</w:t>
       </w:r>
       <w:r>
         <w:rPr>
@@ -25539,49 +22330,8 @@
           <w:lang w:eastAsia="pt-BR"/>
         </w:rPr>
         <w:br/>
-        <w:t xml:space="preserve">linha 14: Converte os bytes da imagem para um </w:t>
-      </w:r>
-      <w:proofErr w:type="spellStart"/>
-      <w:r>
-        <w:rPr>
-          <w:rFonts w:eastAsia="Times New Roman" w:cs="Arial"/>
-          <w:lang w:eastAsia="pt-BR"/>
-        </w:rPr>
-        <w:t>array</w:t>
-      </w:r>
-      <w:proofErr w:type="spellEnd"/>
-      <w:r>
-        <w:rPr>
-          <w:rFonts w:eastAsia="Times New Roman" w:cs="Arial"/>
-          <w:lang w:eastAsia="pt-BR"/>
-        </w:rPr>
-        <w:t xml:space="preserve"> </w:t>
-      </w:r>
-      <w:proofErr w:type="spellStart"/>
-      <w:r>
-        <w:rPr>
-          <w:rFonts w:eastAsia="Times New Roman" w:cs="Arial"/>
-          <w:lang w:eastAsia="pt-BR"/>
-        </w:rPr>
-        <w:t>NumPy</w:t>
-      </w:r>
-      <w:proofErr w:type="spellEnd"/>
-      <w:r>
-        <w:rPr>
-          <w:rFonts w:eastAsia="Times New Roman" w:cs="Arial"/>
-          <w:lang w:eastAsia="pt-BR"/>
-        </w:rPr>
-        <w:t xml:space="preserve"> e carrega a imagem com o </w:t>
-      </w:r>
-      <w:proofErr w:type="spellStart"/>
-      <w:r>
-        <w:rPr>
-          <w:rFonts w:eastAsia="Times New Roman" w:cs="Arial"/>
-          <w:lang w:eastAsia="pt-BR"/>
-        </w:rPr>
-        <w:t>OpenCV</w:t>
-      </w:r>
-      <w:proofErr w:type="spellEnd"/>
+        <w:t>linha 14: Converte os bytes da imagem para um array NumPy e carrega a imagem com o OpenCV</w:t>
+      </w:r>
       <w:r>
         <w:rPr>
           <w:rFonts w:eastAsia="Times New Roman" w:cs="Arial"/>
@@ -25648,23 +22398,7 @@
           <w:lang w:eastAsia="pt-BR"/>
         </w:rPr>
         <w:br/>
-        <w:t xml:space="preserve">linha 19: Aplica um filtro </w:t>
-      </w:r>
-      <w:proofErr w:type="spellStart"/>
-      <w:r>
-        <w:rPr>
-          <w:rFonts w:eastAsia="Times New Roman" w:cs="Arial"/>
-          <w:lang w:eastAsia="pt-BR"/>
-        </w:rPr>
-        <w:t>GaussianBlur</w:t>
-      </w:r>
-      <w:proofErr w:type="spellEnd"/>
-      <w:r>
-        <w:rPr>
-          <w:rFonts w:eastAsia="Times New Roman" w:cs="Arial"/>
-          <w:lang w:eastAsia="pt-BR"/>
-        </w:rPr>
-        <w:t xml:space="preserve"> para reduzir ruídos na imagem</w:t>
+        <w:t>linha 19: Aplica um filtro GaussianBlur para reduzir ruídos na imagem</w:t>
       </w:r>
       <w:r>
         <w:rPr>
@@ -25763,17 +22497,8 @@
           <w:rFonts w:eastAsia="Times New Roman" w:cs="Arial"/>
           <w:lang w:eastAsia="pt-BR"/>
         </w:rPr>
-        <w:t xml:space="preserve">linha 28: Configura o token de autenticação do </w:t>
-      </w:r>
-      <w:proofErr w:type="spellStart"/>
-      <w:r>
-        <w:rPr>
-          <w:rFonts w:eastAsia="Times New Roman" w:cs="Arial"/>
-          <w:lang w:eastAsia="pt-BR"/>
-        </w:rPr>
-        <w:t>Ngrok</w:t>
-      </w:r>
-      <w:proofErr w:type="spellEnd"/>
+        <w:t>linha 28: Configura o token de autenticação do Ngrok</w:t>
+      </w:r>
       <w:r>
         <w:rPr>
           <w:rFonts w:eastAsia="Times New Roman" w:cs="Arial"/>
@@ -25787,23 +22512,7 @@
           <w:lang w:eastAsia="pt-BR"/>
         </w:rPr>
         <w:br/>
-        <w:t xml:space="preserve">linha 29: Abre um túnel com </w:t>
-      </w:r>
-      <w:proofErr w:type="spellStart"/>
-      <w:r>
-        <w:rPr>
-          <w:rFonts w:eastAsia="Times New Roman" w:cs="Arial"/>
-          <w:lang w:eastAsia="pt-BR"/>
-        </w:rPr>
-        <w:t>Ngrok</w:t>
-      </w:r>
-      <w:proofErr w:type="spellEnd"/>
-      <w:r>
-        <w:rPr>
-          <w:rFonts w:eastAsia="Times New Roman" w:cs="Arial"/>
-          <w:lang w:eastAsia="pt-BR"/>
-        </w:rPr>
-        <w:t xml:space="preserve"> na porta 5000 para expor a aplicação</w:t>
+        <w:t>linha 29: Abre um túnel com Ngrok na porta 5000 para expor a aplicação</w:t>
       </w:r>
       <w:r>
         <w:rPr>
@@ -25818,17 +22527,8 @@
           <w:lang w:eastAsia="pt-BR"/>
         </w:rPr>
         <w:br/>
-        <w:t xml:space="preserve">linha 30: Exibe no terminal a URL pública gerada pelo </w:t>
-      </w:r>
-      <w:proofErr w:type="spellStart"/>
-      <w:r>
-        <w:rPr>
-          <w:rFonts w:eastAsia="Times New Roman" w:cs="Arial"/>
-          <w:lang w:eastAsia="pt-BR"/>
-        </w:rPr>
-        <w:t>Ngrok</w:t>
-      </w:r>
-      <w:proofErr w:type="spellEnd"/>
+        <w:t>linha 30: Exibe no terminal a URL pública gerada pelo Ngrok</w:t>
+      </w:r>
       <w:r>
         <w:rPr>
           <w:rFonts w:eastAsia="Times New Roman" w:cs="Arial"/>
@@ -25842,23 +22542,7 @@
           <w:lang w:eastAsia="pt-BR"/>
         </w:rPr>
         <w:br/>
-        <w:t xml:space="preserve">linha 31: Inicia a aplicação </w:t>
-      </w:r>
-      <w:proofErr w:type="spellStart"/>
-      <w:r>
-        <w:rPr>
-          <w:rFonts w:eastAsia="Times New Roman" w:cs="Arial"/>
-          <w:lang w:eastAsia="pt-BR"/>
-        </w:rPr>
-        <w:t>Flask</w:t>
-      </w:r>
-      <w:proofErr w:type="spellEnd"/>
-      <w:r>
-        <w:rPr>
-          <w:rFonts w:eastAsia="Times New Roman" w:cs="Arial"/>
-          <w:lang w:eastAsia="pt-BR"/>
-        </w:rPr>
-        <w:t xml:space="preserve"> na porta 5000, aceitando conexões externas e permitindo múltiplas threads.</w:t>
+        <w:t>linha 31: Inicia a aplicação Flask na porta 5000, aceitando conexões externas e permitindo múltiplas threads.</w:t>
       </w:r>
     </w:p>
     <w:p>
@@ -25866,25 +22550,8 @@
         <w:jc w:val="both"/>
       </w:pPr>
       <w:r>
-        <w:t xml:space="preserve">Para que o </w:t>
-      </w:r>
-      <w:proofErr w:type="spellStart"/>
-      <w:r>
-        <w:t>Raspberry</w:t>
-      </w:r>
-      <w:proofErr w:type="spellEnd"/>
-      <w:r>
-        <w:t xml:space="preserve"> Pi pudesse acessar o servidor </w:t>
-      </w:r>
-      <w:proofErr w:type="spellStart"/>
-      <w:r>
-        <w:t>Flask</w:t>
-      </w:r>
-      <w:proofErr w:type="spellEnd"/>
-      <w:r>
-        <w:t xml:space="preserve"> de qualquer local, foi utilizada a ferramenta </w:t>
-      </w:r>
-      <w:proofErr w:type="spellStart"/>
+        <w:t xml:space="preserve">Para que o Raspberry Pi pudesse acessar o servidor Flask de qualquer local, foi utilizada a ferramenta </w:t>
+      </w:r>
       <w:r>
         <w:rPr>
           <w:rStyle w:val="Forte"/>
@@ -25893,20 +22560,11 @@
         </w:rPr>
         <w:t>Ngrok</w:t>
       </w:r>
-      <w:proofErr w:type="spellEnd"/>
       <w:r>
         <w:t xml:space="preserve"> para </w:t>
       </w:r>
       <w:r>
-        <w:t xml:space="preserve">criar um túnel seguro entre o servidor local e a internet. Dessa forma, o servidor </w:t>
-      </w:r>
-      <w:proofErr w:type="spellStart"/>
-      <w:r>
-        <w:t>Flask</w:t>
-      </w:r>
-      <w:proofErr w:type="spellEnd"/>
-      <w:r>
-        <w:t xml:space="preserve"> pôde ser acessado por meio de uma </w:t>
+        <w:t xml:space="preserve">criar um túnel seguro entre o servidor local e a internet. Dessa forma, o servidor Flask pôde ser acessado por meio de uma </w:t>
       </w:r>
       <w:r>
         <w:rPr>
@@ -25957,8 +22615,8 @@
           <w:spacing w:val="0"/>
         </w:rPr>
       </w:pPr>
-      <w:bookmarkStart w:id="89" w:name="_Toc205885433"/>
-      <w:bookmarkStart w:id="90" w:name="_Toc209612017"/>
+      <w:bookmarkStart w:id="90" w:name="_Toc205885433"/>
+      <w:bookmarkStart w:id="91" w:name="_Toc209612017"/>
       <w:r>
         <w:lastRenderedPageBreak/>
         <w:t>C</w:t>
@@ -25966,8 +22624,8 @@
       <w:r>
         <w:t>ONSIDERAÇÕES FINAIS</w:t>
       </w:r>
-      <w:bookmarkEnd w:id="89"/>
       <w:bookmarkEnd w:id="90"/>
+      <w:bookmarkEnd w:id="91"/>
       <w:r>
         <w:br w:type="page"/>
       </w:r>
@@ -25983,8 +22641,8 @@
           <w:szCs w:val="24"/>
         </w:rPr>
       </w:pPr>
-      <w:bookmarkStart w:id="91" w:name="_Toc205885434"/>
-      <w:bookmarkStart w:id="92" w:name="_Toc209612018"/>
+      <w:bookmarkStart w:id="92" w:name="_Toc205885434"/>
+      <w:bookmarkStart w:id="93" w:name="_Toc209612018"/>
       <w:r>
         <w:rPr>
           <w:rStyle w:val="TtulodoLivro"/>
@@ -25997,8 +22655,8 @@
         <w:lastRenderedPageBreak/>
         <w:t>REFERÊNCIAS</w:t>
       </w:r>
-      <w:bookmarkEnd w:id="91"/>
       <w:bookmarkEnd w:id="92"/>
+      <w:bookmarkEnd w:id="93"/>
     </w:p>
     <w:p>
       <w:pPr>
@@ -26313,21 +22971,7 @@
         <w:rPr>
           <w:rFonts w:ascii="Arial" w:hAnsi="Arial" w:cs="Arial"/>
         </w:rPr>
-        <w:t xml:space="preserve">Uma abordagem prática com Python e </w:t>
-      </w:r>
-      <w:proofErr w:type="spellStart"/>
-      <w:r>
-        <w:rPr>
-          <w:rFonts w:ascii="Arial" w:hAnsi="Arial" w:cs="Arial"/>
-        </w:rPr>
-        <w:t>OpenCV</w:t>
-      </w:r>
-      <w:proofErr w:type="spellEnd"/>
-      <w:r>
-        <w:rPr>
-          <w:rFonts w:ascii="Arial" w:hAnsi="Arial" w:cs="Arial"/>
-        </w:rPr>
-        <w:t>. 1. ed. São Paulo: Casa do Código, 2019.</w:t>
+        <w:t>Uma abordagem prática com Python e OpenCV. 1. ed. São Paulo: Casa do Código, 2019.</w:t>
       </w:r>
     </w:p>
     <w:p>
@@ -26349,7 +22993,7 @@
           <w:rFonts w:ascii="Arial" w:hAnsi="Arial" w:cs="Arial"/>
         </w:rPr>
       </w:pPr>
-      <w:bookmarkStart w:id="93" w:name="_Hlk205797458"/>
+      <w:bookmarkStart w:id="94" w:name="_Hlk205797458"/>
       <w:r>
         <w:rPr>
           <w:rFonts w:ascii="Arial" w:hAnsi="Arial" w:cs="Arial"/>
@@ -26370,7 +23014,7 @@
         </w:rPr>
         <w:t>3. ed. São Paulo: Editora Érica, 2017.</w:t>
       </w:r>
-      <w:bookmarkEnd w:id="93"/>
+      <w:bookmarkEnd w:id="94"/>
     </w:p>
     <w:p>
       <w:pPr>
@@ -26397,23 +23041,7 @@
           <w:rFonts w:ascii="Arial" w:hAnsi="Arial" w:cs="Arial"/>
           <w:color w:val="000000"/>
         </w:rPr>
-        <w:t xml:space="preserve">BATRINU, </w:t>
-      </w:r>
-      <w:proofErr w:type="spellStart"/>
-      <w:r>
-        <w:rPr>
-          <w:rFonts w:ascii="Arial" w:hAnsi="Arial" w:cs="Arial"/>
-          <w:color w:val="000000"/>
-        </w:rPr>
-        <w:t>Catalin</w:t>
-      </w:r>
-      <w:proofErr w:type="spellEnd"/>
-      <w:r>
-        <w:rPr>
-          <w:rFonts w:ascii="Arial" w:hAnsi="Arial" w:cs="Arial"/>
-          <w:color w:val="000000"/>
-        </w:rPr>
-        <w:t xml:space="preserve">. </w:t>
+        <w:t xml:space="preserve">BATRINU, Catalin. </w:t>
       </w:r>
       <w:r>
         <w:rPr>
@@ -26428,23 +23056,7 @@
           <w:rFonts w:ascii="Arial" w:hAnsi="Arial" w:cs="Arial"/>
           <w:color w:val="000000"/>
         </w:rPr>
-        <w:t xml:space="preserve">. São Paulo: </w:t>
-      </w:r>
-      <w:proofErr w:type="spellStart"/>
-      <w:r>
-        <w:rPr>
-          <w:rFonts w:ascii="Arial" w:hAnsi="Arial" w:cs="Arial"/>
-          <w:color w:val="000000"/>
-        </w:rPr>
-        <w:t>Novatec</w:t>
-      </w:r>
-      <w:proofErr w:type="spellEnd"/>
-      <w:r>
-        <w:rPr>
-          <w:rFonts w:ascii="Arial" w:hAnsi="Arial" w:cs="Arial"/>
-          <w:color w:val="000000"/>
-        </w:rPr>
-        <w:t>, 2018.</w:t>
+        <w:t>. São Paulo: Novatec, 2018.</w:t>
       </w:r>
     </w:p>
     <w:p>
@@ -26474,25 +23086,7 @@
           <w:color w:val="000000"/>
           <w:lang w:eastAsia="pt-BR"/>
         </w:rPr>
-        <w:t xml:space="preserve">BERTONHA, </w:t>
-      </w:r>
-      <w:proofErr w:type="spellStart"/>
-      <w:r>
-        <w:rPr>
-          <w:rFonts w:eastAsia="Times New Roman" w:cs="Arial"/>
-          <w:color w:val="000000"/>
-          <w:lang w:eastAsia="pt-BR"/>
-        </w:rPr>
-        <w:t>Arian</w:t>
-      </w:r>
-      <w:proofErr w:type="spellEnd"/>
-      <w:r>
-        <w:rPr>
-          <w:rFonts w:eastAsia="Times New Roman" w:cs="Arial"/>
-          <w:color w:val="000000"/>
-          <w:lang w:eastAsia="pt-BR"/>
-        </w:rPr>
-        <w:t xml:space="preserve"> Fernandes. </w:t>
+        <w:t xml:space="preserve">BERTONHA, Arian Fernandes. </w:t>
       </w:r>
       <w:r>
         <w:rPr>
@@ -26618,41 +23212,14 @@
           <w:bCs/>
           <w:lang w:eastAsia="pt-BR"/>
         </w:rPr>
-        <w:t xml:space="preserve"> guia do </w:t>
-      </w:r>
-      <w:proofErr w:type="spellStart"/>
-      <w:r>
-        <w:rPr>
-          <w:rFonts w:eastAsia="Times New Roman" w:cs="Arial"/>
-          <w:b/>
-          <w:bCs/>
-          <w:lang w:eastAsia="pt-BR"/>
-        </w:rPr>
-        <w:t>usuário</w:t>
-      </w:r>
-      <w:proofErr w:type="spellEnd"/>
-      <w:r>
-        <w:rPr>
-          <w:rFonts w:eastAsia="Times New Roman" w:cs="Arial"/>
-          <w:lang w:eastAsia="pt-BR"/>
-        </w:rPr>
-        <w:t>. [</w:t>
-      </w:r>
-      <w:proofErr w:type="spellStart"/>
-      <w:r>
-        <w:rPr>
-          <w:rFonts w:eastAsia="Times New Roman" w:cs="Arial"/>
-          <w:lang w:eastAsia="pt-BR"/>
-        </w:rPr>
-        <w:t>s.l</w:t>
-      </w:r>
-      <w:proofErr w:type="spellEnd"/>
-      <w:r>
-        <w:rPr>
-          <w:rFonts w:eastAsia="Times New Roman" w:cs="Arial"/>
-          <w:lang w:eastAsia="pt-BR"/>
-        </w:rPr>
-        <w:t>.] Rio De Janeiro Elsevier Campus, 2006.</w:t>
+        <w:t xml:space="preserve"> guia do usuário</w:t>
+      </w:r>
+      <w:r>
+        <w:rPr>
+          <w:rFonts w:eastAsia="Times New Roman" w:cs="Arial"/>
+          <w:lang w:eastAsia="pt-BR"/>
+        </w:rPr>
+        <w:t>. [s.l.] Rio De Janeiro Elsevier Campus, 2006.</w:t>
       </w:r>
     </w:p>
     <w:p>
@@ -26710,45 +23277,13 @@
           <w:b/>
           <w:bCs/>
         </w:rPr>
-        <w:t xml:space="preserve">Do Braille ao </w:t>
-      </w:r>
-      <w:proofErr w:type="spellStart"/>
-      <w:r>
-        <w:rPr>
-          <w:rFonts w:ascii="Arial" w:hAnsi="Arial" w:cs="Arial"/>
-          <w:b/>
-          <w:bCs/>
-        </w:rPr>
-        <w:t>Dosvox</w:t>
-      </w:r>
-      <w:proofErr w:type="spellEnd"/>
-      <w:r>
-        <w:rPr>
-          <w:rFonts w:ascii="Arial" w:hAnsi="Arial" w:cs="Arial"/>
-          <w:b/>
-          <w:bCs/>
-        </w:rPr>
-        <w:t xml:space="preserve"> – Diferenças nas Vidas dos Cegos</w:t>
-      </w:r>
-      <w:r>
-        <w:rPr>
-          <w:rFonts w:ascii="Arial" w:hAnsi="Arial" w:cs="Arial"/>
-        </w:rPr>
-        <w:t xml:space="preserve">. 2009. Tese (Doutorado em Engenharia de Sistemas) – Universidade </w:t>
-      </w:r>
-      <w:proofErr w:type="spellStart"/>
-      <w:r>
-        <w:rPr>
-          <w:rFonts w:ascii="Arial" w:hAnsi="Arial" w:cs="Arial"/>
-        </w:rPr>
-        <w:t>Ferderal</w:t>
-      </w:r>
-      <w:proofErr w:type="spellEnd"/>
-      <w:r>
-        <w:rPr>
-          <w:rFonts w:ascii="Arial" w:hAnsi="Arial" w:cs="Arial"/>
-        </w:rPr>
-        <w:t xml:space="preserve"> do Rio de Janeiro, Rio de Janeiro, 2009.</w:t>
+        <w:t>Do Braille ao Dosvox – Diferenças nas Vidas dos Cegos</w:t>
+      </w:r>
+      <w:r>
+        <w:rPr>
+          <w:rFonts w:ascii="Arial" w:hAnsi="Arial" w:cs="Arial"/>
+        </w:rPr>
+        <w:t>. 2009. Tese (Doutorado em Engenharia de Sistemas) – Universidade Ferderal do Rio de Janeiro, Rio de Janeiro, 2009.</w:t>
       </w:r>
     </w:p>
     <w:p>
@@ -26988,23 +23523,7 @@
           <w:rFonts w:eastAsia="Times New Roman" w:cs="Arial"/>
           <w:lang w:eastAsia="pt-BR"/>
         </w:rPr>
-        <w:t xml:space="preserve">: Comece com o principal banco de dados open </w:t>
-      </w:r>
-      <w:proofErr w:type="spellStart"/>
-      <w:r>
-        <w:rPr>
-          <w:rFonts w:eastAsia="Times New Roman" w:cs="Arial"/>
-          <w:lang w:eastAsia="pt-BR"/>
-        </w:rPr>
-        <w:t>source</w:t>
-      </w:r>
-      <w:proofErr w:type="spellEnd"/>
-      <w:r>
-        <w:rPr>
-          <w:rFonts w:eastAsia="Times New Roman" w:cs="Arial"/>
-          <w:lang w:eastAsia="pt-BR"/>
-        </w:rPr>
-        <w:t xml:space="preserve"> do mercado. 1. ed. São Paulo: Casa do Código, 2015. E-book.</w:t>
+        <w:t>: Comece com o principal banco de dados open source do mercado. 1. ed. São Paulo: Casa do Código, 2015. E-book.</w:t>
       </w:r>
     </w:p>
     <w:p>
@@ -27058,21 +23577,7 @@
         <w:rPr>
           <w:rFonts w:ascii="Arial" w:hAnsi="Arial" w:cs="Arial"/>
         </w:rPr>
-        <w:t xml:space="preserve">. Porto Alegre: </w:t>
-      </w:r>
-      <w:proofErr w:type="spellStart"/>
-      <w:r>
-        <w:rPr>
-          <w:rFonts w:ascii="Arial" w:hAnsi="Arial" w:cs="Arial"/>
-        </w:rPr>
-        <w:t>CirKula</w:t>
-      </w:r>
-      <w:proofErr w:type="spellEnd"/>
-      <w:r>
-        <w:rPr>
-          <w:rFonts w:ascii="Arial" w:hAnsi="Arial" w:cs="Arial"/>
-        </w:rPr>
-        <w:t xml:space="preserve"> Ltda., 2020.</w:t>
+        <w:t>. Porto Alegre: CirKula Ltda., 2020.</w:t>
       </w:r>
     </w:p>
     <w:p>
@@ -27103,16 +23608,8 @@
         <w:rPr>
           <w:rFonts w:cs="Arial"/>
         </w:rPr>
-        <w:t xml:space="preserve">OSTA, </w:t>
-      </w:r>
-      <w:proofErr w:type="spellStart"/>
-      <w:r>
-        <w:rPr>
-          <w:rFonts w:cs="Arial"/>
-        </w:rPr>
-        <w:t>Ingridy</w:t>
-      </w:r>
-      <w:proofErr w:type="spellEnd"/>
+        <w:t>OSTA, Ingridy</w:t>
+      </w:r>
       <w:r>
         <w:rPr>
           <w:rFonts w:cs="Arial"/>
@@ -27161,16 +23658,8 @@
         <w:rPr>
           <w:rFonts w:cs="Arial"/>
         </w:rPr>
-        <w:t xml:space="preserve">Rural do </w:t>
-      </w:r>
-      <w:proofErr w:type="spellStart"/>
-      <w:r>
-        <w:rPr>
-          <w:rFonts w:cs="Arial"/>
-        </w:rPr>
-        <w:t>Semi-Árido</w:t>
-      </w:r>
-      <w:proofErr w:type="spellEnd"/>
+        <w:t>Rural do Semi-Árido</w:t>
+      </w:r>
       <w:r>
         <w:rPr>
           <w:rFonts w:cs="Arial"/>
@@ -27280,21 +23769,7 @@
           <w:rFonts w:cs="Arial"/>
         </w:rPr>
         <w:lastRenderedPageBreak/>
-        <w:t xml:space="preserve">FARIAS, </w:t>
-      </w:r>
-      <w:proofErr w:type="spellStart"/>
-      <w:r>
-        <w:rPr>
-          <w:rFonts w:cs="Arial"/>
-        </w:rPr>
-        <w:t>Walisson</w:t>
-      </w:r>
-      <w:proofErr w:type="spellEnd"/>
-      <w:r>
-        <w:rPr>
-          <w:rFonts w:cs="Arial"/>
-        </w:rPr>
-        <w:t xml:space="preserve">. </w:t>
+        <w:t xml:space="preserve">FARIAS, Walisson. </w:t>
       </w:r>
       <w:r>
         <w:rPr>
@@ -27506,21 +23981,7 @@
         <w:rPr>
           <w:rFonts w:ascii="Arial" w:hAnsi="Arial" w:cs="Arial"/>
         </w:rPr>
-        <w:t xml:space="preserve">GUEDES, </w:t>
-      </w:r>
-      <w:proofErr w:type="spellStart"/>
-      <w:r>
-        <w:rPr>
-          <w:rFonts w:ascii="Arial" w:hAnsi="Arial" w:cs="Arial"/>
-        </w:rPr>
-        <w:t>Gilleanes</w:t>
-      </w:r>
-      <w:proofErr w:type="spellEnd"/>
-      <w:r>
-        <w:rPr>
-          <w:rFonts w:ascii="Arial" w:hAnsi="Arial" w:cs="Arial"/>
-        </w:rPr>
-        <w:t xml:space="preserve">. </w:t>
+        <w:t xml:space="preserve">GUEDES, Gilleanes. </w:t>
       </w:r>
       <w:r>
         <w:rPr>
@@ -27534,21 +23995,7 @@
         <w:rPr>
           <w:rFonts w:ascii="Arial" w:hAnsi="Arial" w:cs="Arial"/>
         </w:rPr>
-        <w:t xml:space="preserve">Uma Abordagem Prática. 3. ed. São Paulo: </w:t>
-      </w:r>
-      <w:proofErr w:type="spellStart"/>
-      <w:r>
-        <w:rPr>
-          <w:rFonts w:ascii="Arial" w:hAnsi="Arial" w:cs="Arial"/>
-        </w:rPr>
-        <w:t>Novatec</w:t>
-      </w:r>
-      <w:proofErr w:type="spellEnd"/>
-      <w:r>
-        <w:rPr>
-          <w:rFonts w:ascii="Arial" w:hAnsi="Arial" w:cs="Arial"/>
-        </w:rPr>
-        <w:t>, 2018.</w:t>
+        <w:t>Uma Abordagem Prática. 3. ed. São Paulo: Novatec, 2018.</w:t>
       </w:r>
     </w:p>
     <w:p>
@@ -27619,15 +24066,7 @@
         <w:jc w:val="left"/>
       </w:pPr>
       <w:r>
-        <w:t xml:space="preserve">HERTZOG, </w:t>
-      </w:r>
-      <w:proofErr w:type="spellStart"/>
-      <w:r>
-        <w:t>Raphaël</w:t>
-      </w:r>
-      <w:proofErr w:type="spellEnd"/>
-      <w:r>
-        <w:t>; MAS, Roland. O</w:t>
+        <w:t>HERTZOG, Raphaël; MAS, Roland. O</w:t>
       </w:r>
       <w:r>
         <w:t xml:space="preserve"> </w:t>
@@ -27994,23 +24433,7 @@
           <w:rFonts w:eastAsia="Times New Roman" w:cs="Arial"/>
           <w:lang w:eastAsia="pt-BR"/>
         </w:rPr>
-        <w:t xml:space="preserve">MARENGONI, Maurício; STRINGHINI, Denise. Tutorial: Introdução à Visão Computacional usando </w:t>
-      </w:r>
-      <w:proofErr w:type="spellStart"/>
-      <w:r>
-        <w:rPr>
-          <w:rFonts w:eastAsia="Times New Roman" w:cs="Arial"/>
-          <w:lang w:eastAsia="pt-BR"/>
-        </w:rPr>
-        <w:t>OpenCV</w:t>
-      </w:r>
-      <w:proofErr w:type="spellEnd"/>
-      <w:r>
-        <w:rPr>
-          <w:rFonts w:eastAsia="Times New Roman" w:cs="Arial"/>
-          <w:lang w:eastAsia="pt-BR"/>
-        </w:rPr>
-        <w:t xml:space="preserve">. </w:t>
+        <w:t xml:space="preserve">MARENGONI, Maurício; STRINGHINI, Denise. Tutorial: Introdução à Visão Computacional usando OpenCV. </w:t>
       </w:r>
       <w:r>
         <w:rPr>
@@ -28067,35 +24490,7 @@
         <w:rPr>
           <w:rFonts w:cs="Arial"/>
         </w:rPr>
-        <w:t xml:space="preserve">MEDEIROS, André </w:t>
-      </w:r>
-      <w:proofErr w:type="spellStart"/>
-      <w:r>
-        <w:rPr>
-          <w:rFonts w:cs="Arial"/>
-        </w:rPr>
-        <w:t>Uesley</w:t>
-      </w:r>
-      <w:proofErr w:type="spellEnd"/>
-      <w:r>
-        <w:rPr>
-          <w:rFonts w:cs="Arial"/>
-        </w:rPr>
-        <w:t xml:space="preserve">; JÚNIOR, </w:t>
-      </w:r>
-      <w:proofErr w:type="spellStart"/>
-      <w:r>
-        <w:rPr>
-          <w:rFonts w:cs="Arial"/>
-        </w:rPr>
-        <w:t>Idalmir</w:t>
-      </w:r>
-      <w:proofErr w:type="spellEnd"/>
-      <w:r>
-        <w:rPr>
-          <w:rFonts w:cs="Arial"/>
-        </w:rPr>
-        <w:t xml:space="preserve">. </w:t>
+        <w:t xml:space="preserve">MEDEIROS, André Uesley; JÚNIOR, Idalmir. </w:t>
       </w:r>
       <w:r>
         <w:rPr>
@@ -28356,29 +24751,13 @@
           <w:b/>
           <w:bCs/>
         </w:rPr>
-        <w:t xml:space="preserve">Braille!? O que é </w:t>
-      </w:r>
-      <w:proofErr w:type="gramStart"/>
-      <w:r>
-        <w:rPr>
-          <w:rFonts w:ascii="Arial" w:hAnsi="Arial" w:cs="Arial"/>
-          <w:b/>
-          <w:bCs/>
-        </w:rPr>
-        <w:t>isso?</w:t>
-      </w:r>
-      <w:r>
-        <w:rPr>
-          <w:rFonts w:ascii="Arial" w:hAnsi="Arial" w:cs="Arial"/>
-        </w:rPr>
-        <w:t>.</w:t>
-      </w:r>
-      <w:proofErr w:type="gramEnd"/>
-      <w:r>
-        <w:rPr>
-          <w:rFonts w:ascii="Arial" w:hAnsi="Arial" w:cs="Arial"/>
-        </w:rPr>
-        <w:t xml:space="preserve"> São Paulo: Fundação Dorina Nowill, 2018.</w:t>
+        <w:t>Braille!? O que é isso?</w:t>
+      </w:r>
+      <w:r>
+        <w:rPr>
+          <w:rFonts w:ascii="Arial" w:hAnsi="Arial" w:cs="Arial"/>
+        </w:rPr>
+        <w:t>. São Paulo: Fundação Dorina Nowill, 2018.</w:t>
       </w:r>
     </w:p>
     <w:p>
@@ -28417,21 +24796,7 @@
         <w:rPr>
           <w:rFonts w:ascii="Arial" w:hAnsi="Arial" w:cs="Arial"/>
         </w:rPr>
-        <w:t xml:space="preserve">. São Paulo: </w:t>
-      </w:r>
-      <w:proofErr w:type="spellStart"/>
-      <w:r>
-        <w:rPr>
-          <w:rFonts w:ascii="Arial" w:hAnsi="Arial" w:cs="Arial"/>
-        </w:rPr>
-        <w:t>Novatec</w:t>
-      </w:r>
-      <w:proofErr w:type="spellEnd"/>
-      <w:r>
-        <w:rPr>
-          <w:rFonts w:ascii="Arial" w:hAnsi="Arial" w:cs="Arial"/>
-        </w:rPr>
-        <w:t>, 2017.</w:t>
+        <w:t>. São Paulo: Novatec, 2017.</w:t>
       </w:r>
     </w:p>
     <w:p>
@@ -28468,7 +24833,6 @@
         </w:rPr>
         <w:t xml:space="preserve">, </w:t>
       </w:r>
-      <w:proofErr w:type="spellStart"/>
       <w:r>
         <w:rPr>
           <w:rFonts w:ascii="Arial" w:eastAsia="Arial" w:hAnsi="Arial" w:cs="Arial"/>
@@ -28476,7 +24840,6 @@
         </w:rPr>
         <w:t>Tassany</w:t>
       </w:r>
-      <w:proofErr w:type="spellEnd"/>
       <w:r>
         <w:rPr>
           <w:rFonts w:ascii="Arial" w:eastAsia="Arial" w:hAnsi="Arial" w:cs="Arial"/>
@@ -28545,9 +24908,481 @@
           <w:bCs/>
           <w:lang w:eastAsia="ja-JP"/>
         </w:rPr>
-        <w:t xml:space="preserve">mera </w:t>
-      </w:r>
-      <w:proofErr w:type="spellStart"/>
+        <w:t>mera NoIR</w:t>
+      </w:r>
+      <w:r>
+        <w:rPr>
+          <w:rFonts w:ascii="Arial" w:eastAsia="Arial" w:hAnsi="Arial" w:cs="Arial"/>
+          <w:lang w:eastAsia="ja-JP"/>
+        </w:rPr>
+        <w:t>. 20</w:t>
+      </w:r>
+      <w:r>
+        <w:rPr>
+          <w:rFonts w:ascii="Arial" w:eastAsia="Arial" w:hAnsi="Arial" w:cs="Arial"/>
+          <w:lang w:eastAsia="ja-JP"/>
+        </w:rPr>
+        <w:t>24</w:t>
+      </w:r>
+      <w:r>
+        <w:rPr>
+          <w:rFonts w:ascii="Arial" w:eastAsia="Arial" w:hAnsi="Arial" w:cs="Arial"/>
+          <w:lang w:eastAsia="ja-JP"/>
+        </w:rPr>
+        <w:t xml:space="preserve">. </w:t>
+      </w:r>
+      <w:r>
+        <w:rPr>
+          <w:rFonts w:ascii="Arial" w:eastAsia="Arial" w:hAnsi="Arial" w:cs="Arial"/>
+          <w:lang w:eastAsia="ja-JP"/>
+        </w:rPr>
+        <w:t>Monografia</w:t>
+      </w:r>
+      <w:r>
+        <w:rPr>
+          <w:rFonts w:ascii="Arial" w:eastAsia="Arial" w:hAnsi="Arial" w:cs="Arial"/>
+          <w:lang w:eastAsia="ja-JP"/>
+        </w:rPr>
+        <w:t xml:space="preserve"> (</w:t>
+      </w:r>
+      <w:r>
+        <w:rPr>
+          <w:rFonts w:ascii="Arial" w:eastAsia="Arial" w:hAnsi="Arial" w:cs="Arial"/>
+          <w:lang w:eastAsia="ja-JP"/>
+        </w:rPr>
+        <w:t>Bacharelado</w:t>
+      </w:r>
+      <w:r>
+        <w:rPr>
+          <w:rFonts w:ascii="Arial" w:eastAsia="Arial" w:hAnsi="Arial" w:cs="Arial"/>
+          <w:lang w:eastAsia="ja-JP"/>
+        </w:rPr>
+        <w:t xml:space="preserve"> em </w:t>
+      </w:r>
+      <w:r>
+        <w:rPr>
+          <w:rFonts w:ascii="Arial" w:eastAsia="Arial" w:hAnsi="Arial" w:cs="Arial"/>
+          <w:lang w:eastAsia="ja-JP"/>
+        </w:rPr>
+        <w:t>Engenharia</w:t>
+      </w:r>
+      <w:r>
+        <w:rPr>
+          <w:rFonts w:ascii="Arial" w:eastAsia="Arial" w:hAnsi="Arial" w:cs="Arial"/>
+          <w:lang w:eastAsia="ja-JP"/>
+        </w:rPr>
+        <w:t xml:space="preserve"> da Computação</w:t>
+      </w:r>
+      <w:r>
+        <w:rPr>
+          <w:rFonts w:ascii="Arial" w:eastAsia="Arial" w:hAnsi="Arial" w:cs="Arial"/>
+          <w:lang w:eastAsia="ja-JP"/>
+        </w:rPr>
+        <w:t xml:space="preserve">) </w:t>
+      </w:r>
+      <w:r>
+        <w:rPr>
+          <w:rFonts w:ascii="Arial" w:eastAsia="Arial" w:hAnsi="Arial" w:cs="Arial"/>
+          <w:lang w:eastAsia="ja-JP"/>
+        </w:rPr>
+        <w:t>–</w:t>
+      </w:r>
+      <w:r>
+        <w:rPr>
+          <w:rFonts w:ascii="Arial" w:eastAsia="Arial" w:hAnsi="Arial" w:cs="Arial"/>
+          <w:lang w:eastAsia="ja-JP"/>
+        </w:rPr>
+        <w:t xml:space="preserve"> Universidade</w:t>
+      </w:r>
+      <w:r>
+        <w:rPr>
+          <w:rFonts w:ascii="Arial" w:eastAsia="Arial" w:hAnsi="Arial" w:cs="Arial"/>
+          <w:lang w:eastAsia="ja-JP"/>
+        </w:rPr>
+        <w:t xml:space="preserve"> Federal Rural d</w:t>
+      </w:r>
+      <w:r>
+        <w:rPr>
+          <w:rFonts w:ascii="Arial" w:eastAsia="Arial" w:hAnsi="Arial" w:cs="Arial"/>
+          <w:lang w:eastAsia="ja-JP"/>
+        </w:rPr>
+        <w:t>a paraíba</w:t>
+      </w:r>
+      <w:r>
+        <w:rPr>
+          <w:rFonts w:ascii="Arial" w:eastAsia="Arial" w:hAnsi="Arial" w:cs="Arial"/>
+          <w:lang w:eastAsia="ja-JP"/>
+        </w:rPr>
+        <w:t>, 20</w:t>
+      </w:r>
+      <w:r>
+        <w:rPr>
+          <w:rFonts w:ascii="Arial" w:eastAsia="Arial" w:hAnsi="Arial" w:cs="Arial"/>
+          <w:lang w:eastAsia="ja-JP"/>
+        </w:rPr>
+        <w:t>24</w:t>
+      </w:r>
+      <w:r>
+        <w:rPr>
+          <w:rFonts w:ascii="Arial" w:eastAsia="Arial" w:hAnsi="Arial" w:cs="Arial"/>
+          <w:lang w:eastAsia="ja-JP"/>
+        </w:rPr>
+        <w:t>.</w:t>
+      </w:r>
+    </w:p>
+    <w:p>
+      <w:pPr>
+        <w:pStyle w:val="NormalWeb"/>
+        <w:spacing w:before="0" w:beforeAutospacing="0" w:after="120" w:afterAutospacing="0"/>
+        <w:jc w:val="left"/>
+        <w:rPr>
+          <w:rFonts w:ascii="Arial" w:hAnsi="Arial" w:cs="Arial"/>
+        </w:rPr>
+      </w:pPr>
+    </w:p>
+    <w:p>
+      <w:pPr>
+        <w:pStyle w:val="NormalWeb"/>
+        <w:spacing w:before="0" w:beforeAutospacing="0" w:after="120" w:afterAutospacing="0"/>
+        <w:jc w:val="left"/>
+        <w:rPr>
+          <w:rFonts w:ascii="Arial" w:hAnsi="Arial" w:cs="Arial"/>
+        </w:rPr>
+      </w:pPr>
+    </w:p>
+    <w:p>
+      <w:pPr>
+        <w:pStyle w:val="NormalWeb"/>
+        <w:spacing w:before="0" w:beforeAutospacing="0" w:after="120" w:afterAutospacing="0"/>
+        <w:jc w:val="left"/>
+        <w:rPr>
+          <w:rFonts w:ascii="Arial" w:hAnsi="Arial" w:cs="Arial"/>
+          <w:color w:val="000000"/>
+        </w:rPr>
+      </w:pPr>
+      <w:r>
+        <w:rPr>
+          <w:rFonts w:ascii="Arial" w:hAnsi="Arial" w:cs="Arial"/>
+          <w:color w:val="000000"/>
+        </w:rPr>
+        <w:t xml:space="preserve">PIRES, Diogo. </w:t>
+      </w:r>
+      <w:r>
+        <w:rPr>
+          <w:rFonts w:ascii="Arial" w:hAnsi="Arial" w:cs="Arial"/>
+          <w:b/>
+          <w:color w:val="000000"/>
+        </w:rPr>
+        <w:t>Bomba pulsátil de duto flexível</w:t>
+      </w:r>
+      <w:r>
+        <w:rPr>
+          <w:rFonts w:ascii="Arial" w:hAnsi="Arial" w:cs="Arial"/>
+          <w:color w:val="000000"/>
+        </w:rPr>
+        <w:t>. 2007. Trabalho de Formatura (Graduação em Engenharia Mecânica) - Universidade de São Paulo, São Paulo, 2007.</w:t>
+      </w:r>
+    </w:p>
+    <w:p>
+      <w:pPr>
+        <w:pStyle w:val="NormalWeb"/>
+        <w:spacing w:before="0" w:beforeAutospacing="0" w:after="120" w:afterAutospacing="0"/>
+        <w:jc w:val="left"/>
+        <w:rPr>
+          <w:rFonts w:ascii="Arial" w:hAnsi="Arial" w:cs="Arial"/>
+          <w:color w:val="000000"/>
+        </w:rPr>
+      </w:pPr>
+    </w:p>
+    <w:p>
+      <w:pPr>
+        <w:pStyle w:val="NormalWeb"/>
+        <w:spacing w:before="0" w:beforeAutospacing="0" w:after="120" w:afterAutospacing="0"/>
+        <w:jc w:val="left"/>
+        <w:rPr>
+          <w:rFonts w:ascii="Arial" w:hAnsi="Arial" w:cs="Arial"/>
+          <w:color w:val="000000"/>
+        </w:rPr>
+      </w:pPr>
+      <w:r>
+        <w:rPr>
+          <w:rFonts w:ascii="Arial" w:hAnsi="Arial" w:cs="Arial"/>
+          <w:color w:val="000000"/>
+        </w:rPr>
+        <w:lastRenderedPageBreak/>
+        <w:t xml:space="preserve">PYTHON PACKAGING USER GUIDE. </w:t>
+      </w:r>
+      <w:r>
+        <w:rPr>
+          <w:rFonts w:ascii="Arial" w:hAnsi="Arial" w:cs="Arial"/>
+          <w:b/>
+          <w:color w:val="000000"/>
+        </w:rPr>
+        <w:t xml:space="preserve">Guia de Usuário para Empacotamento </w:t>
+      </w:r>
+      <w:r>
+        <w:rPr>
+          <w:rFonts w:ascii="Arial" w:hAnsi="Arial" w:cs="Arial"/>
+          <w:b/>
+          <w:color w:val="000000"/>
+        </w:rPr>
+        <w:t>de Python</w:t>
+      </w:r>
+      <w:r>
+        <w:rPr>
+          <w:rFonts w:ascii="Arial" w:hAnsi="Arial" w:cs="Arial"/>
+          <w:color w:val="000000"/>
+        </w:rPr>
+        <w:t>.</w:t>
+      </w:r>
+      <w:r>
+        <w:rPr>
+          <w:rFonts w:ascii="Arial" w:hAnsi="Arial" w:cs="Arial"/>
+          <w:color w:val="000000"/>
+        </w:rPr>
+        <w:t xml:space="preserve"> 2024. Disponível em:</w:t>
+      </w:r>
+      <w:r>
+        <w:t xml:space="preserve"> </w:t>
+      </w:r>
+      <w:r>
+        <w:rPr>
+          <w:rFonts w:ascii="Arial" w:hAnsi="Arial" w:cs="Arial"/>
+          <w:color w:val="000000"/>
+        </w:rPr>
+        <w:t>https://packaging.python.org/pt-br/latest/</w:t>
+      </w:r>
+      <w:r>
+        <w:rPr>
+          <w:rFonts w:ascii="Arial" w:hAnsi="Arial" w:cs="Arial"/>
+          <w:color w:val="000000"/>
+        </w:rPr>
+        <w:t xml:space="preserve">. Acesso em: </w:t>
+      </w:r>
+      <w:r>
+        <w:rPr>
+          <w:rFonts w:ascii="Arial" w:hAnsi="Arial" w:cs="Arial"/>
+          <w:color w:val="000000"/>
+        </w:rPr>
+        <w:t>14 jul. 2025.</w:t>
+      </w:r>
+    </w:p>
+    <w:p>
+      <w:pPr>
+        <w:pStyle w:val="NormalWeb"/>
+        <w:spacing w:before="0" w:beforeAutospacing="0" w:after="120" w:afterAutospacing="0"/>
+        <w:jc w:val="left"/>
+        <w:rPr>
+          <w:rFonts w:ascii="Arial" w:hAnsi="Arial" w:cs="Arial"/>
+          <w:color w:val="000000"/>
+        </w:rPr>
+      </w:pPr>
+    </w:p>
+    <w:p>
+      <w:pPr>
+        <w:pStyle w:val="NormalWeb"/>
+        <w:spacing w:before="0" w:beforeAutospacing="0" w:after="120" w:afterAutospacing="0"/>
+        <w:jc w:val="left"/>
+        <w:rPr>
+          <w:rFonts w:ascii="Arial" w:eastAsia="Arial" w:hAnsi="Arial" w:cs="Arial"/>
+          <w:lang w:eastAsia="ja-JP"/>
+        </w:rPr>
+      </w:pPr>
+      <w:r>
+        <w:rPr>
+          <w:rFonts w:ascii="Arial" w:eastAsia="Arial" w:hAnsi="Arial" w:cs="Arial"/>
+          <w:lang w:val="en-US" w:eastAsia="ja-JP"/>
+        </w:rPr>
+        <w:t xml:space="preserve">PYTHON SOFTWARE FOUNDATION. </w:t>
+      </w:r>
+      <w:r>
+        <w:rPr>
+          <w:rFonts w:ascii="Arial" w:eastAsia="Arial" w:hAnsi="Arial" w:cs="Arial"/>
+          <w:b/>
+          <w:lang w:val="en-US" w:eastAsia="ja-JP"/>
+        </w:rPr>
+        <w:t>Documentação Python</w:t>
+      </w:r>
+      <w:r>
+        <w:rPr>
+          <w:rFonts w:ascii="Arial" w:eastAsia="Arial" w:hAnsi="Arial" w:cs="Arial"/>
+          <w:lang w:val="en-US" w:eastAsia="ja-JP"/>
+        </w:rPr>
+        <w:t>.</w:t>
+      </w:r>
+      <w:r>
+        <w:rPr>
+          <w:rFonts w:ascii="Arial" w:eastAsia="Arial" w:hAnsi="Arial" w:cs="Arial"/>
+          <w:lang w:val="en-US" w:eastAsia="ja-JP"/>
+        </w:rPr>
+        <w:t xml:space="preserve"> </w:t>
+      </w:r>
+      <w:r>
+        <w:rPr>
+          <w:rFonts w:ascii="Arial" w:eastAsia="Arial" w:hAnsi="Arial" w:cs="Arial"/>
+          <w:lang w:eastAsia="ja-JP"/>
+        </w:rPr>
+        <w:t xml:space="preserve">2025. </w:t>
+      </w:r>
+      <w:r>
+        <w:rPr>
+          <w:rFonts w:ascii="Arial" w:eastAsia="Arial" w:hAnsi="Arial" w:cs="Arial"/>
+          <w:lang w:eastAsia="ja-JP"/>
+        </w:rPr>
+        <w:t>Disponível em: https://docs.python.org/pt-br/3.13/. Acesso em: 17 abr. 2025.</w:t>
+      </w:r>
+    </w:p>
+    <w:p>
+      <w:pPr>
+        <w:pStyle w:val="NormalWeb"/>
+        <w:spacing w:before="0" w:beforeAutospacing="0" w:after="120" w:afterAutospacing="0"/>
+        <w:jc w:val="left"/>
+        <w:rPr>
+          <w:rFonts w:ascii="Arial" w:eastAsia="Arial" w:hAnsi="Arial" w:cs="Arial"/>
+          <w:lang w:eastAsia="ja-JP"/>
+        </w:rPr>
+      </w:pPr>
+    </w:p>
+    <w:p>
+      <w:pPr>
+        <w:pStyle w:val="NormalWeb"/>
+        <w:spacing w:before="0" w:beforeAutospacing="0" w:after="120" w:afterAutospacing="0"/>
+        <w:jc w:val="left"/>
+        <w:rPr>
+          <w:rFonts w:ascii="Arial" w:hAnsi="Arial" w:cs="Arial"/>
+        </w:rPr>
+      </w:pPr>
+      <w:r>
+        <w:rPr>
+          <w:rFonts w:ascii="Arial" w:hAnsi="Arial" w:cs="Arial"/>
+        </w:rPr>
+        <w:t>S</w:t>
+      </w:r>
+      <w:r>
+        <w:rPr>
+          <w:rFonts w:ascii="Arial" w:hAnsi="Arial" w:cs="Arial"/>
+        </w:rPr>
+        <w:t xml:space="preserve">ANTOS, </w:t>
+      </w:r>
+      <w:r>
+        <w:rPr>
+          <w:rFonts w:ascii="Arial" w:hAnsi="Arial" w:cs="Arial"/>
+        </w:rPr>
+        <w:t>Célia</w:t>
+      </w:r>
+      <w:r>
+        <w:rPr>
+          <w:rFonts w:ascii="Arial" w:hAnsi="Arial" w:cs="Arial"/>
+        </w:rPr>
+        <w:t>.</w:t>
+      </w:r>
+      <w:r>
+        <w:rPr>
+          <w:rFonts w:ascii="Arial" w:hAnsi="Arial" w:cs="Arial"/>
+        </w:rPr>
+        <w:t xml:space="preserve"> </w:t>
+      </w:r>
+      <w:r>
+        <w:rPr>
+          <w:rFonts w:ascii="Arial" w:hAnsi="Arial" w:cs="Arial"/>
+          <w:b/>
+          <w:bCs/>
+        </w:rPr>
+        <w:t>Baterias de íons lítio para veículos elétricos</w:t>
+      </w:r>
+      <w:r>
+        <w:rPr>
+          <w:rFonts w:ascii="Arial" w:hAnsi="Arial" w:cs="Arial"/>
+        </w:rPr>
+        <w:t xml:space="preserve">. </w:t>
+      </w:r>
+      <w:r>
+        <w:rPr>
+          <w:rFonts w:ascii="Arial" w:hAnsi="Arial" w:cs="Arial"/>
+          <w:i/>
+          <w:iCs/>
+        </w:rPr>
+        <w:t>Revista IPT: Tecnologia e Inovação</w:t>
+      </w:r>
+      <w:r>
+        <w:rPr>
+          <w:rFonts w:ascii="Arial" w:hAnsi="Arial" w:cs="Arial"/>
+        </w:rPr>
+        <w:t xml:space="preserve">, São Paulo, v. 2, n. 9, p. 62–82, dez. 2018. Disponível em: </w:t>
+      </w:r>
+      <w:r>
+        <w:rPr>
+          <w:rFonts w:ascii="Arial" w:hAnsi="Arial" w:cs="Arial"/>
+        </w:rPr>
+        <w:t>https://www.researchgate.net/publication/330089304</w:t>
+      </w:r>
+      <w:r>
+        <w:rPr>
+          <w:rFonts w:ascii="Arial" w:hAnsi="Arial" w:cs="Arial"/>
+        </w:rPr>
+        <w:t>. Acesso em: 2</w:t>
+      </w:r>
+      <w:r>
+        <w:rPr>
+          <w:rFonts w:ascii="Arial" w:hAnsi="Arial" w:cs="Arial"/>
+        </w:rPr>
+        <w:t>6</w:t>
+      </w:r>
+      <w:r>
+        <w:rPr>
+          <w:rFonts w:ascii="Arial" w:hAnsi="Arial" w:cs="Arial"/>
+        </w:rPr>
+        <w:t xml:space="preserve"> maio 2025.</w:t>
+      </w:r>
+    </w:p>
+    <w:p>
+      <w:pPr>
+        <w:pStyle w:val="NormalWeb"/>
+        <w:spacing w:before="0" w:beforeAutospacing="0" w:after="120" w:afterAutospacing="0"/>
+        <w:jc w:val="left"/>
+        <w:rPr>
+          <w:rFonts w:ascii="Arial" w:hAnsi="Arial" w:cs="Arial"/>
+        </w:rPr>
+      </w:pPr>
+    </w:p>
+    <w:p>
+      <w:pPr>
+        <w:pStyle w:val="NormalWeb"/>
+        <w:spacing w:before="0" w:beforeAutospacing="0" w:after="120" w:afterAutospacing="0"/>
+        <w:jc w:val="left"/>
+        <w:rPr>
+          <w:rFonts w:ascii="Arial" w:eastAsia="Arial" w:hAnsi="Arial" w:cs="Arial"/>
+          <w:lang w:eastAsia="ja-JP"/>
+        </w:rPr>
+      </w:pPr>
+      <w:r>
+        <w:rPr>
+          <w:rFonts w:ascii="Arial" w:eastAsia="Arial" w:hAnsi="Arial" w:cs="Arial"/>
+          <w:lang w:eastAsia="ja-JP"/>
+        </w:rPr>
+        <w:t>SANTOS</w:t>
+      </w:r>
+      <w:r>
+        <w:rPr>
+          <w:rFonts w:ascii="Arial" w:eastAsia="Arial" w:hAnsi="Arial" w:cs="Arial"/>
+          <w:lang w:eastAsia="ja-JP"/>
+        </w:rPr>
+        <w:t xml:space="preserve">, </w:t>
+      </w:r>
+      <w:r>
+        <w:rPr>
+          <w:rFonts w:ascii="Arial" w:eastAsia="Arial" w:hAnsi="Arial" w:cs="Arial"/>
+          <w:lang w:eastAsia="ja-JP"/>
+        </w:rPr>
+        <w:t>Wilka</w:t>
+      </w:r>
+      <w:r>
+        <w:rPr>
+          <w:rFonts w:ascii="Arial" w:eastAsia="Arial" w:hAnsi="Arial" w:cs="Arial"/>
+          <w:lang w:eastAsia="ja-JP"/>
+        </w:rPr>
+        <w:t xml:space="preserve">. </w:t>
+      </w:r>
       <w:r>
         <w:rPr>
           <w:rFonts w:ascii="Arial" w:eastAsia="Arial" w:hAnsi="Arial" w:cs="Arial"/>
@@ -28555,22 +25390,21 @@
           <w:bCs/>
           <w:lang w:eastAsia="ja-JP"/>
         </w:rPr>
-        <w:t>NoIR</w:t>
-      </w:r>
-      <w:proofErr w:type="spellEnd"/>
+        <w:t>Exemplos De Utilização Do Raspberry Pi Para Auxílio No Ensino Fundamental</w:t>
+      </w:r>
       <w:r>
         <w:rPr>
           <w:rFonts w:ascii="Arial" w:eastAsia="Arial" w:hAnsi="Arial" w:cs="Arial"/>
           <w:lang w:eastAsia="ja-JP"/>
         </w:rPr>
-        <w:t>. 20</w:t>
+        <w:t>. 201</w:t>
       </w:r>
       <w:r>
         <w:rPr>
           <w:rFonts w:ascii="Arial" w:eastAsia="Arial" w:hAnsi="Arial" w:cs="Arial"/>
           <w:lang w:eastAsia="ja-JP"/>
         </w:rPr>
-        <w:t>24</w:t>
+        <w:t>8</w:t>
       </w:r>
       <w:r>
         <w:rPr>
@@ -28612,63 +25446,49 @@
           <w:rFonts w:ascii="Arial" w:eastAsia="Arial" w:hAnsi="Arial" w:cs="Arial"/>
           <w:lang w:eastAsia="ja-JP"/>
         </w:rPr>
-        <w:t>Engenharia</w:t>
+        <w:t>Ciência da Computação</w:t>
       </w:r>
       <w:r>
         <w:rPr>
           <w:rFonts w:ascii="Arial" w:eastAsia="Arial" w:hAnsi="Arial" w:cs="Arial"/>
           <w:lang w:eastAsia="ja-JP"/>
         </w:rPr>
-        <w:t xml:space="preserve"> da Computação</w:t>
+        <w:t xml:space="preserve">) </w:t>
       </w:r>
       <w:r>
         <w:rPr>
           <w:rFonts w:ascii="Arial" w:eastAsia="Arial" w:hAnsi="Arial" w:cs="Arial"/>
           <w:lang w:eastAsia="ja-JP"/>
         </w:rPr>
-        <w:t xml:space="preserve">) </w:t>
+        <w:t>–</w:t>
       </w:r>
       <w:r>
         <w:rPr>
           <w:rFonts w:ascii="Arial" w:eastAsia="Arial" w:hAnsi="Arial" w:cs="Arial"/>
           <w:lang w:eastAsia="ja-JP"/>
         </w:rPr>
-        <w:t>–</w:t>
+        <w:t xml:space="preserve"> Universidade</w:t>
       </w:r>
       <w:r>
         <w:rPr>
           <w:rFonts w:ascii="Arial" w:eastAsia="Arial" w:hAnsi="Arial" w:cs="Arial"/>
           <w:lang w:eastAsia="ja-JP"/>
         </w:rPr>
-        <w:t xml:space="preserve"> Universidade</w:t>
+        <w:t xml:space="preserve"> Federal Rural do Semi-Árido</w:t>
       </w:r>
       <w:r>
         <w:rPr>
           <w:rFonts w:ascii="Arial" w:eastAsia="Arial" w:hAnsi="Arial" w:cs="Arial"/>
           <w:lang w:eastAsia="ja-JP"/>
         </w:rPr>
-        <w:t xml:space="preserve"> Federal Rural d</w:t>
+        <w:t>, 201</w:t>
       </w:r>
       <w:r>
         <w:rPr>
           <w:rFonts w:ascii="Arial" w:eastAsia="Arial" w:hAnsi="Arial" w:cs="Arial"/>
           <w:lang w:eastAsia="ja-JP"/>
         </w:rPr>
-        <w:t>a paraíba</w:t>
-      </w:r>
-      <w:r>
-        <w:rPr>
-          <w:rFonts w:ascii="Arial" w:eastAsia="Arial" w:hAnsi="Arial" w:cs="Arial"/>
-          <w:lang w:eastAsia="ja-JP"/>
-        </w:rPr>
-        <w:t>, 20</w:t>
-      </w:r>
-      <w:r>
-        <w:rPr>
-          <w:rFonts w:ascii="Arial" w:eastAsia="Arial" w:hAnsi="Arial" w:cs="Arial"/>
-          <w:lang w:eastAsia="ja-JP"/>
-        </w:rPr>
-        <w:t>24</w:t>
+        <w:t>8</w:t>
       </w:r>
       <w:r>
         <w:rPr>
@@ -28685,6 +25505,8 @@
         <w:jc w:val="left"/>
         <w:rPr>
           <w:rFonts w:ascii="Arial" w:hAnsi="Arial" w:cs="Arial"/>
+          <w:color w:val="000000"/>
+          <w:shd w:val="clear" w:color="auto" w:fill="FFFFFF"/>
         </w:rPr>
       </w:pPr>
     </w:p>
@@ -28694,9 +25516,41 @@
         <w:spacing w:before="0" w:beforeAutospacing="0" w:after="120" w:afterAutospacing="0"/>
         <w:jc w:val="left"/>
         <w:rPr>
-          <w:rFonts w:ascii="Arial" w:hAnsi="Arial" w:cs="Arial"/>
-        </w:rPr>
-      </w:pPr>
+          <w:rFonts w:ascii="Arial" w:eastAsia="Arial" w:hAnsi="Arial" w:cs="Arial"/>
+        </w:rPr>
+      </w:pPr>
+      <w:r>
+        <w:rPr>
+          <w:rFonts w:ascii="Arial" w:hAnsi="Arial" w:cs="Arial"/>
+        </w:rPr>
+        <w:t xml:space="preserve">SCHILDT, Herbert. </w:t>
+      </w:r>
+      <w:r>
+        <w:rPr>
+          <w:rFonts w:ascii="Arial" w:hAnsi="Arial" w:cs="Arial"/>
+          <w:b/>
+          <w:bCs/>
+        </w:rPr>
+        <w:t>C++ guia para iniciantes</w:t>
+      </w:r>
+      <w:r>
+        <w:rPr>
+          <w:rFonts w:ascii="Arial" w:hAnsi="Arial" w:cs="Arial"/>
+        </w:rPr>
+        <w:t xml:space="preserve">. </w:t>
+      </w:r>
+      <w:r>
+        <w:rPr>
+          <w:rFonts w:ascii="Arial" w:hAnsi="Arial" w:cs="Arial"/>
+        </w:rPr>
+        <w:t xml:space="preserve">Rio </w:t>
+      </w:r>
+      <w:r>
+        <w:rPr>
+          <w:rFonts w:ascii="Arial" w:hAnsi="Arial" w:cs="Arial"/>
+        </w:rPr>
+        <w:t>de Janeiro: Ciência Moderna, 2002.</w:t>
+      </w:r>
     </w:p>
     <w:p>
       <w:pPr>
@@ -28704,32 +25558,9 @@
         <w:spacing w:before="0" w:beforeAutospacing="0" w:after="120" w:afterAutospacing="0"/>
         <w:jc w:val="left"/>
         <w:rPr>
-          <w:rFonts w:ascii="Arial" w:hAnsi="Arial" w:cs="Arial"/>
-          <w:color w:val="000000"/>
-        </w:rPr>
-      </w:pPr>
-      <w:r>
-        <w:rPr>
-          <w:rFonts w:ascii="Arial" w:hAnsi="Arial" w:cs="Arial"/>
-          <w:color w:val="000000"/>
-        </w:rPr>
-        <w:t xml:space="preserve">PIRES, Diogo. </w:t>
-      </w:r>
-      <w:r>
-        <w:rPr>
-          <w:rFonts w:ascii="Arial" w:hAnsi="Arial" w:cs="Arial"/>
-          <w:b/>
-          <w:color w:val="000000"/>
-        </w:rPr>
-        <w:t>Bomba pulsátil de duto flexível</w:t>
-      </w:r>
-      <w:r>
-        <w:rPr>
-          <w:rFonts w:ascii="Arial" w:hAnsi="Arial" w:cs="Arial"/>
-          <w:color w:val="000000"/>
-        </w:rPr>
-        <w:t>. 2007. Trabalho de Formatura (Graduação em Engenharia Mecânica) - Universidade de São Paulo, São Paulo, 2007.</w:t>
-      </w:r>
+          <w:rFonts w:ascii="Arial" w:eastAsia="Arial" w:hAnsi="Arial" w:cs="Arial"/>
+        </w:rPr>
+      </w:pPr>
     </w:p>
     <w:p>
       <w:pPr>
@@ -28738,9 +25569,28 @@
         <w:jc w:val="left"/>
         <w:rPr>
           <w:rFonts w:ascii="Arial" w:hAnsi="Arial" w:cs="Arial"/>
-          <w:color w:val="000000"/>
-        </w:rPr>
-      </w:pPr>
+        </w:rPr>
+      </w:pPr>
+      <w:r>
+        <w:rPr>
+          <w:rFonts w:ascii="Arial" w:hAnsi="Arial" w:cs="Arial"/>
+        </w:rPr>
+        <w:t>SECRETARIA DE ESTADO DA EDUCAÇÃO DO PARANÁ. Superintendência da Educação. Departamento de políticas e Tecnologias Educacionais.</w:t>
+      </w:r>
+      <w:r>
+        <w:rPr>
+          <w:rFonts w:ascii="Arial" w:hAnsi="Arial" w:cs="Arial"/>
+          <w:b/>
+          <w:bCs/>
+        </w:rPr>
+        <w:t xml:space="preserve"> Impressora 3D:</w:t>
+      </w:r>
+      <w:r>
+        <w:rPr>
+          <w:rFonts w:ascii="Arial" w:hAnsi="Arial" w:cs="Arial"/>
+        </w:rPr>
+        <w:t xml:space="preserve"> imaginar, planejar e materializar. 2018.</w:t>
+      </w:r>
     </w:p>
     <w:p>
       <w:pPr>
@@ -28749,71 +25599,8 @@
         <w:jc w:val="left"/>
         <w:rPr>
           <w:rFonts w:ascii="Arial" w:hAnsi="Arial" w:cs="Arial"/>
-          <w:color w:val="000000"/>
-        </w:rPr>
-      </w:pPr>
-      <w:r>
-        <w:rPr>
-          <w:rFonts w:ascii="Arial" w:hAnsi="Arial" w:cs="Arial"/>
-          <w:color w:val="000000"/>
-        </w:rPr>
-        <w:lastRenderedPageBreak/>
-        <w:t xml:space="preserve">PYTHON PACKAGING USER GUIDE. </w:t>
-      </w:r>
-      <w:r>
-        <w:rPr>
-          <w:rFonts w:ascii="Arial" w:hAnsi="Arial" w:cs="Arial"/>
-          <w:b/>
-          <w:color w:val="000000"/>
-        </w:rPr>
-        <w:t xml:space="preserve">Guia de Usuário para Empacotamento </w:t>
-      </w:r>
-      <w:r>
-        <w:rPr>
-          <w:rFonts w:ascii="Arial" w:hAnsi="Arial" w:cs="Arial"/>
-          <w:b/>
-          <w:color w:val="000000"/>
-        </w:rPr>
-        <w:t>de Python</w:t>
-      </w:r>
-      <w:r>
-        <w:rPr>
-          <w:rFonts w:ascii="Arial" w:hAnsi="Arial" w:cs="Arial"/>
-          <w:color w:val="000000"/>
-        </w:rPr>
-        <w:t>.</w:t>
-      </w:r>
-      <w:r>
-        <w:rPr>
-          <w:rFonts w:ascii="Arial" w:hAnsi="Arial" w:cs="Arial"/>
-          <w:color w:val="000000"/>
-        </w:rPr>
-        <w:t xml:space="preserve"> 2024. Disponível em:</w:t>
-      </w:r>
-      <w:r>
-        <w:t xml:space="preserve"> </w:t>
-      </w:r>
-      <w:r>
-        <w:rPr>
-          <w:rFonts w:ascii="Arial" w:hAnsi="Arial" w:cs="Arial"/>
-          <w:color w:val="000000"/>
-        </w:rPr>
-        <w:t>https://packaging.python.org/pt-br/latest/</w:t>
-      </w:r>
-      <w:r>
-        <w:rPr>
-          <w:rFonts w:ascii="Arial" w:hAnsi="Arial" w:cs="Arial"/>
-          <w:color w:val="000000"/>
-        </w:rPr>
-        <w:t xml:space="preserve">. Acesso em: </w:t>
-      </w:r>
-      <w:r>
-        <w:rPr>
-          <w:rFonts w:ascii="Arial" w:hAnsi="Arial" w:cs="Arial"/>
-          <w:color w:val="000000"/>
-        </w:rPr>
-        <w:t>14 jul. 2025.</w:t>
-      </w:r>
+        </w:rPr>
+      </w:pPr>
     </w:p>
     <w:p>
       <w:pPr>
@@ -28825,6 +25612,57 @@
           <w:color w:val="000000"/>
         </w:rPr>
       </w:pPr>
+      <w:r>
+        <w:rPr>
+          <w:rFonts w:ascii="Arial" w:hAnsi="Arial" w:cs="Arial"/>
+          <w:color w:val="000000"/>
+        </w:rPr>
+        <w:t>SEVERANCE, Charles</w:t>
+      </w:r>
+      <w:r>
+        <w:rPr>
+          <w:rFonts w:ascii="Arial" w:hAnsi="Arial" w:cs="Arial"/>
+          <w:color w:val="000000"/>
+        </w:rPr>
+        <w:t xml:space="preserve"> R</w:t>
+      </w:r>
+      <w:r>
+        <w:rPr>
+          <w:rFonts w:ascii="Arial" w:hAnsi="Arial" w:cs="Arial"/>
+          <w:color w:val="000000"/>
+        </w:rPr>
+        <w:t xml:space="preserve">. </w:t>
+      </w:r>
+      <w:r>
+        <w:rPr>
+          <w:rFonts w:ascii="Arial" w:hAnsi="Arial" w:cs="Arial"/>
+          <w:b/>
+          <w:color w:val="000000"/>
+        </w:rPr>
+        <w:t>Python para todos:</w:t>
+      </w:r>
+      <w:r>
+        <w:rPr>
+          <w:rFonts w:ascii="Arial" w:hAnsi="Arial" w:cs="Arial"/>
+          <w:color w:val="000000"/>
+        </w:rPr>
+        <w:t xml:space="preserve"> Explorando dados com Python 3. Tradução de Antonio Marcos </w:t>
+      </w:r>
+      <w:r>
+        <w:rPr>
+          <w:rFonts w:ascii="Arial" w:hAnsi="Arial" w:cs="Arial"/>
+          <w:i/>
+          <w:color w:val="000000"/>
+        </w:rPr>
+        <w:t>et al</w:t>
+      </w:r>
+      <w:r>
+        <w:rPr>
+          <w:rFonts w:ascii="Arial" w:hAnsi="Arial" w:cs="Arial"/>
+          <w:color w:val="000000"/>
+        </w:rPr>
+        <w:t>. Porto Alegre: Bookman, 2016.</w:t>
+      </w:r>
     </w:p>
     <w:p>
       <w:pPr>
@@ -28832,63 +25670,58 @@
         <w:spacing w:before="0" w:beforeAutospacing="0" w:after="120" w:afterAutospacing="0"/>
         <w:jc w:val="left"/>
         <w:rPr>
-          <w:rFonts w:ascii="Arial" w:eastAsia="Arial" w:hAnsi="Arial" w:cs="Arial"/>
-          <w:lang w:eastAsia="ja-JP"/>
-        </w:rPr>
-      </w:pPr>
-      <w:r>
-        <w:rPr>
-          <w:rFonts w:ascii="Arial" w:eastAsia="Arial" w:hAnsi="Arial" w:cs="Arial"/>
-          <w:lang w:val="en-US" w:eastAsia="ja-JP"/>
-        </w:rPr>
-        <w:t xml:space="preserve">PYTHON SOFTWARE FOUNDATION. </w:t>
-      </w:r>
-      <w:proofErr w:type="spellStart"/>
-      <w:r>
-        <w:rPr>
-          <w:rFonts w:ascii="Arial" w:eastAsia="Arial" w:hAnsi="Arial" w:cs="Arial"/>
+          <w:rFonts w:ascii="Arial" w:hAnsi="Arial" w:cs="Arial"/>
+        </w:rPr>
+      </w:pPr>
+    </w:p>
+    <w:p>
+      <w:pPr>
+        <w:spacing w:line="240" w:lineRule="auto"/>
+        <w:jc w:val="left"/>
+        <w:rPr>
+          <w:rFonts w:cs="Arial"/>
+          <w:color w:val="000000"/>
+        </w:rPr>
+      </w:pPr>
+      <w:r>
+        <w:rPr>
+          <w:rFonts w:cs="Arial"/>
+          <w:color w:val="000000"/>
+        </w:rPr>
+        <w:t>SILVA, Cássio Moreira.</w:t>
+      </w:r>
+      <w:r>
+        <w:rPr>
+          <w:rFonts w:cs="Arial"/>
+          <w:color w:val="000000"/>
+        </w:rPr>
+        <w:t xml:space="preserve"> </w:t>
+      </w:r>
+      <w:r>
+        <w:rPr>
+          <w:rFonts w:cs="Arial"/>
           <w:b/>
-          <w:lang w:val="en-US" w:eastAsia="ja-JP"/>
-        </w:rPr>
-        <w:t>Documentação</w:t>
-      </w:r>
-      <w:proofErr w:type="spellEnd"/>
-      <w:r>
-        <w:rPr>
-          <w:rFonts w:ascii="Arial" w:eastAsia="Arial" w:hAnsi="Arial" w:cs="Arial"/>
-          <w:b/>
-          <w:lang w:val="en-US" w:eastAsia="ja-JP"/>
-        </w:rPr>
-        <w:t xml:space="preserve"> Python</w:t>
-      </w:r>
-      <w:r>
-        <w:rPr>
-          <w:rFonts w:ascii="Arial" w:eastAsia="Arial" w:hAnsi="Arial" w:cs="Arial"/>
-          <w:lang w:val="en-US" w:eastAsia="ja-JP"/>
-        </w:rPr>
-        <w:t>.</w:t>
-      </w:r>
-      <w:r>
-        <w:rPr>
-          <w:rFonts w:ascii="Arial" w:eastAsia="Arial" w:hAnsi="Arial" w:cs="Arial"/>
-          <w:lang w:val="en-US" w:eastAsia="ja-JP"/>
-        </w:rPr>
-        <w:t xml:space="preserve"> </w:t>
-      </w:r>
-      <w:r>
-        <w:rPr>
-          <w:rFonts w:ascii="Arial" w:eastAsia="Arial" w:hAnsi="Arial" w:cs="Arial"/>
-          <w:lang w:eastAsia="ja-JP"/>
-        </w:rPr>
-        <w:t xml:space="preserve">2025. </w:t>
-      </w:r>
-      <w:r>
-        <w:rPr>
-          <w:rFonts w:ascii="Arial" w:eastAsia="Arial" w:hAnsi="Arial" w:cs="Arial"/>
-          <w:lang w:eastAsia="ja-JP"/>
-        </w:rPr>
-        <w:t>Disponível em: https://docs.python.org/pt-br/3.13/. Acesso em: 17 abr. 2025.</w:t>
-      </w:r>
+          <w:color w:val="000000"/>
+        </w:rPr>
+        <w:t xml:space="preserve">Sistema de controle de apresentação por meio de Raspberry Pi. </w:t>
+      </w:r>
+      <w:r>
+        <w:rPr>
+          <w:rFonts w:cs="Arial"/>
+          <w:color w:val="000000"/>
+        </w:rPr>
+        <w:t>2019. Trabalho de Conclusão de Curso (Bacharelado em Sistemas de Informação) – Universidade Federal de Uberlândia, Monte Carmelo, 2019.</w:t>
+      </w:r>
+    </w:p>
+    <w:p>
+      <w:pPr>
+        <w:spacing w:line="240" w:lineRule="auto"/>
+        <w:jc w:val="left"/>
+        <w:rPr>
+          <w:rFonts w:cs="Arial"/>
+          <w:color w:val="000000"/>
+        </w:rPr>
+      </w:pPr>
     </w:p>
     <w:p>
       <w:pPr>
@@ -28896,562 +25729,6 @@
         <w:spacing w:before="0" w:beforeAutospacing="0" w:after="120" w:afterAutospacing="0"/>
         <w:jc w:val="left"/>
         <w:rPr>
-          <w:rFonts w:ascii="Arial" w:eastAsia="Arial" w:hAnsi="Arial" w:cs="Arial"/>
-          <w:lang w:eastAsia="ja-JP"/>
-        </w:rPr>
-      </w:pPr>
-    </w:p>
-    <w:p>
-      <w:pPr>
-        <w:pStyle w:val="NormalWeb"/>
-        <w:spacing w:before="0" w:beforeAutospacing="0" w:after="120" w:afterAutospacing="0"/>
-        <w:jc w:val="left"/>
-        <w:rPr>
-          <w:rFonts w:ascii="Arial" w:hAnsi="Arial" w:cs="Arial"/>
-        </w:rPr>
-      </w:pPr>
-      <w:r>
-        <w:rPr>
-          <w:rFonts w:ascii="Arial" w:hAnsi="Arial" w:cs="Arial"/>
-        </w:rPr>
-        <w:t>S</w:t>
-      </w:r>
-      <w:r>
-        <w:rPr>
-          <w:rFonts w:ascii="Arial" w:hAnsi="Arial" w:cs="Arial"/>
-        </w:rPr>
-        <w:t xml:space="preserve">ANTOS, </w:t>
-      </w:r>
-      <w:r>
-        <w:rPr>
-          <w:rFonts w:ascii="Arial" w:hAnsi="Arial" w:cs="Arial"/>
-        </w:rPr>
-        <w:t>Célia</w:t>
-      </w:r>
-      <w:r>
-        <w:rPr>
-          <w:rFonts w:ascii="Arial" w:hAnsi="Arial" w:cs="Arial"/>
-        </w:rPr>
-        <w:t>.</w:t>
-      </w:r>
-      <w:r>
-        <w:rPr>
-          <w:rFonts w:ascii="Arial" w:hAnsi="Arial" w:cs="Arial"/>
-        </w:rPr>
-        <w:t xml:space="preserve"> </w:t>
-      </w:r>
-      <w:r>
-        <w:rPr>
-          <w:rFonts w:ascii="Arial" w:hAnsi="Arial" w:cs="Arial"/>
-          <w:b/>
-          <w:bCs/>
-        </w:rPr>
-        <w:t>Baterias de íons lítio para veículos elétricos</w:t>
-      </w:r>
-      <w:r>
-        <w:rPr>
-          <w:rFonts w:ascii="Arial" w:hAnsi="Arial" w:cs="Arial"/>
-        </w:rPr>
-        <w:t xml:space="preserve">. </w:t>
-      </w:r>
-      <w:r>
-        <w:rPr>
-          <w:rFonts w:ascii="Arial" w:hAnsi="Arial" w:cs="Arial"/>
-          <w:i/>
-          <w:iCs/>
-        </w:rPr>
-        <w:t>Revista IPT: Tecnologia e Inovação</w:t>
-      </w:r>
-      <w:r>
-        <w:rPr>
-          <w:rFonts w:ascii="Arial" w:hAnsi="Arial" w:cs="Arial"/>
-        </w:rPr>
-        <w:t xml:space="preserve">, São Paulo, v. 2, n. 9, p. 62–82, dez. 2018. Disponível em: </w:t>
-      </w:r>
-      <w:r>
-        <w:rPr>
-          <w:rFonts w:ascii="Arial" w:hAnsi="Arial" w:cs="Arial"/>
-        </w:rPr>
-        <w:t>https://www.researchgate.net/publication/330089304</w:t>
-      </w:r>
-      <w:r>
-        <w:rPr>
-          <w:rFonts w:ascii="Arial" w:hAnsi="Arial" w:cs="Arial"/>
-        </w:rPr>
-        <w:t>. Acesso em: 2</w:t>
-      </w:r>
-      <w:r>
-        <w:rPr>
-          <w:rFonts w:ascii="Arial" w:hAnsi="Arial" w:cs="Arial"/>
-        </w:rPr>
-        <w:t>6</w:t>
-      </w:r>
-      <w:r>
-        <w:rPr>
-          <w:rFonts w:ascii="Arial" w:hAnsi="Arial" w:cs="Arial"/>
-        </w:rPr>
-        <w:t xml:space="preserve"> maio 2025.</w:t>
-      </w:r>
-    </w:p>
-    <w:p>
-      <w:pPr>
-        <w:pStyle w:val="NormalWeb"/>
-        <w:spacing w:before="0" w:beforeAutospacing="0" w:after="120" w:afterAutospacing="0"/>
-        <w:jc w:val="left"/>
-        <w:rPr>
-          <w:rFonts w:ascii="Arial" w:hAnsi="Arial" w:cs="Arial"/>
-        </w:rPr>
-      </w:pPr>
-    </w:p>
-    <w:p>
-      <w:pPr>
-        <w:pStyle w:val="NormalWeb"/>
-        <w:spacing w:before="0" w:beforeAutospacing="0" w:after="120" w:afterAutospacing="0"/>
-        <w:jc w:val="left"/>
-        <w:rPr>
-          <w:rFonts w:ascii="Arial" w:eastAsia="Arial" w:hAnsi="Arial" w:cs="Arial"/>
-          <w:lang w:eastAsia="ja-JP"/>
-        </w:rPr>
-      </w:pPr>
-      <w:r>
-        <w:rPr>
-          <w:rFonts w:ascii="Arial" w:eastAsia="Arial" w:hAnsi="Arial" w:cs="Arial"/>
-          <w:lang w:eastAsia="ja-JP"/>
-        </w:rPr>
-        <w:t>SANTOS</w:t>
-      </w:r>
-      <w:r>
-        <w:rPr>
-          <w:rFonts w:ascii="Arial" w:eastAsia="Arial" w:hAnsi="Arial" w:cs="Arial"/>
-          <w:lang w:eastAsia="ja-JP"/>
-        </w:rPr>
-        <w:t xml:space="preserve">, </w:t>
-      </w:r>
-      <w:proofErr w:type="spellStart"/>
-      <w:r>
-        <w:rPr>
-          <w:rFonts w:ascii="Arial" w:eastAsia="Arial" w:hAnsi="Arial" w:cs="Arial"/>
-          <w:lang w:eastAsia="ja-JP"/>
-        </w:rPr>
-        <w:t>Wilka</w:t>
-      </w:r>
-      <w:proofErr w:type="spellEnd"/>
-      <w:r>
-        <w:rPr>
-          <w:rFonts w:ascii="Arial" w:eastAsia="Arial" w:hAnsi="Arial" w:cs="Arial"/>
-          <w:lang w:eastAsia="ja-JP"/>
-        </w:rPr>
-        <w:t xml:space="preserve">. </w:t>
-      </w:r>
-      <w:r>
-        <w:rPr>
-          <w:rFonts w:ascii="Arial" w:eastAsia="Arial" w:hAnsi="Arial" w:cs="Arial"/>
-          <w:b/>
-          <w:bCs/>
-          <w:lang w:eastAsia="ja-JP"/>
-        </w:rPr>
-        <w:t xml:space="preserve">Exemplos De Utilização Do </w:t>
-      </w:r>
-      <w:proofErr w:type="spellStart"/>
-      <w:r>
-        <w:rPr>
-          <w:rFonts w:ascii="Arial" w:eastAsia="Arial" w:hAnsi="Arial" w:cs="Arial"/>
-          <w:b/>
-          <w:bCs/>
-          <w:lang w:eastAsia="ja-JP"/>
-        </w:rPr>
-        <w:t>Raspberry</w:t>
-      </w:r>
-      <w:proofErr w:type="spellEnd"/>
-      <w:r>
-        <w:rPr>
-          <w:rFonts w:ascii="Arial" w:eastAsia="Arial" w:hAnsi="Arial" w:cs="Arial"/>
-          <w:b/>
-          <w:bCs/>
-          <w:lang w:eastAsia="ja-JP"/>
-        </w:rPr>
-        <w:t xml:space="preserve"> Pi Para Auxílio No Ensino Fundamental</w:t>
-      </w:r>
-      <w:r>
-        <w:rPr>
-          <w:rFonts w:ascii="Arial" w:eastAsia="Arial" w:hAnsi="Arial" w:cs="Arial"/>
-          <w:lang w:eastAsia="ja-JP"/>
-        </w:rPr>
-        <w:t>. 201</w:t>
-      </w:r>
-      <w:r>
-        <w:rPr>
-          <w:rFonts w:ascii="Arial" w:eastAsia="Arial" w:hAnsi="Arial" w:cs="Arial"/>
-          <w:lang w:eastAsia="ja-JP"/>
-        </w:rPr>
-        <w:t>8</w:t>
-      </w:r>
-      <w:r>
-        <w:rPr>
-          <w:rFonts w:ascii="Arial" w:eastAsia="Arial" w:hAnsi="Arial" w:cs="Arial"/>
-          <w:lang w:eastAsia="ja-JP"/>
-        </w:rPr>
-        <w:t xml:space="preserve">. </w:t>
-      </w:r>
-      <w:r>
-        <w:rPr>
-          <w:rFonts w:ascii="Arial" w:eastAsia="Arial" w:hAnsi="Arial" w:cs="Arial"/>
-          <w:lang w:eastAsia="ja-JP"/>
-        </w:rPr>
-        <w:t>Monografia</w:t>
-      </w:r>
-      <w:r>
-        <w:rPr>
-          <w:rFonts w:ascii="Arial" w:eastAsia="Arial" w:hAnsi="Arial" w:cs="Arial"/>
-          <w:lang w:eastAsia="ja-JP"/>
-        </w:rPr>
-        <w:t xml:space="preserve"> (</w:t>
-      </w:r>
-      <w:r>
-        <w:rPr>
-          <w:rFonts w:ascii="Arial" w:eastAsia="Arial" w:hAnsi="Arial" w:cs="Arial"/>
-          <w:lang w:eastAsia="ja-JP"/>
-        </w:rPr>
-        <w:t>Bacharelado</w:t>
-      </w:r>
-      <w:r>
-        <w:rPr>
-          <w:rFonts w:ascii="Arial" w:eastAsia="Arial" w:hAnsi="Arial" w:cs="Arial"/>
-          <w:lang w:eastAsia="ja-JP"/>
-        </w:rPr>
-        <w:t xml:space="preserve"> em </w:t>
-      </w:r>
-      <w:r>
-        <w:rPr>
-          <w:rFonts w:ascii="Arial" w:eastAsia="Arial" w:hAnsi="Arial" w:cs="Arial"/>
-          <w:lang w:eastAsia="ja-JP"/>
-        </w:rPr>
-        <w:t>Ciência da Computação</w:t>
-      </w:r>
-      <w:r>
-        <w:rPr>
-          <w:rFonts w:ascii="Arial" w:eastAsia="Arial" w:hAnsi="Arial" w:cs="Arial"/>
-          <w:lang w:eastAsia="ja-JP"/>
-        </w:rPr>
-        <w:t xml:space="preserve">) </w:t>
-      </w:r>
-      <w:r>
-        <w:rPr>
-          <w:rFonts w:ascii="Arial" w:eastAsia="Arial" w:hAnsi="Arial" w:cs="Arial"/>
-          <w:lang w:eastAsia="ja-JP"/>
-        </w:rPr>
-        <w:t>–</w:t>
-      </w:r>
-      <w:r>
-        <w:rPr>
-          <w:rFonts w:ascii="Arial" w:eastAsia="Arial" w:hAnsi="Arial" w:cs="Arial"/>
-          <w:lang w:eastAsia="ja-JP"/>
-        </w:rPr>
-        <w:t xml:space="preserve"> Universidade</w:t>
-      </w:r>
-      <w:r>
-        <w:rPr>
-          <w:rFonts w:ascii="Arial" w:eastAsia="Arial" w:hAnsi="Arial" w:cs="Arial"/>
-          <w:lang w:eastAsia="ja-JP"/>
-        </w:rPr>
-        <w:t xml:space="preserve"> Federal Rural do </w:t>
-      </w:r>
-      <w:proofErr w:type="spellStart"/>
-      <w:r>
-        <w:rPr>
-          <w:rFonts w:ascii="Arial" w:eastAsia="Arial" w:hAnsi="Arial" w:cs="Arial"/>
-          <w:lang w:eastAsia="ja-JP"/>
-        </w:rPr>
-        <w:t>Semi-Árido</w:t>
-      </w:r>
-      <w:proofErr w:type="spellEnd"/>
-      <w:r>
-        <w:rPr>
-          <w:rFonts w:ascii="Arial" w:eastAsia="Arial" w:hAnsi="Arial" w:cs="Arial"/>
-          <w:lang w:eastAsia="ja-JP"/>
-        </w:rPr>
-        <w:t>, 201</w:t>
-      </w:r>
-      <w:r>
-        <w:rPr>
-          <w:rFonts w:ascii="Arial" w:eastAsia="Arial" w:hAnsi="Arial" w:cs="Arial"/>
-          <w:lang w:eastAsia="ja-JP"/>
-        </w:rPr>
-        <w:t>8</w:t>
-      </w:r>
-      <w:r>
-        <w:rPr>
-          <w:rFonts w:ascii="Arial" w:eastAsia="Arial" w:hAnsi="Arial" w:cs="Arial"/>
-          <w:lang w:eastAsia="ja-JP"/>
-        </w:rPr>
-        <w:t>.</w:t>
-      </w:r>
-    </w:p>
-    <w:p>
-      <w:pPr>
-        <w:pStyle w:val="NormalWeb"/>
-        <w:spacing w:before="0" w:beforeAutospacing="0" w:after="120" w:afterAutospacing="0"/>
-        <w:jc w:val="left"/>
-        <w:rPr>
-          <w:rFonts w:ascii="Arial" w:hAnsi="Arial" w:cs="Arial"/>
-          <w:color w:val="000000"/>
-          <w:shd w:val="clear" w:color="auto" w:fill="FFFFFF"/>
-        </w:rPr>
-      </w:pPr>
-    </w:p>
-    <w:p>
-      <w:pPr>
-        <w:pStyle w:val="NormalWeb"/>
-        <w:spacing w:before="0" w:beforeAutospacing="0" w:after="120" w:afterAutospacing="0"/>
-        <w:jc w:val="left"/>
-        <w:rPr>
-          <w:rFonts w:ascii="Arial" w:eastAsia="Arial" w:hAnsi="Arial" w:cs="Arial"/>
-        </w:rPr>
-      </w:pPr>
-      <w:r>
-        <w:rPr>
-          <w:rFonts w:ascii="Arial" w:hAnsi="Arial" w:cs="Arial"/>
-        </w:rPr>
-        <w:t xml:space="preserve">SCHILDT, Herbert. </w:t>
-      </w:r>
-      <w:r>
-        <w:rPr>
-          <w:rFonts w:ascii="Arial" w:hAnsi="Arial" w:cs="Arial"/>
-          <w:b/>
-          <w:bCs/>
-        </w:rPr>
-        <w:t>C++ guia para iniciantes</w:t>
-      </w:r>
-      <w:r>
-        <w:rPr>
-          <w:rFonts w:ascii="Arial" w:hAnsi="Arial" w:cs="Arial"/>
-        </w:rPr>
-        <w:t xml:space="preserve">. </w:t>
-      </w:r>
-      <w:r>
-        <w:rPr>
-          <w:rFonts w:ascii="Arial" w:hAnsi="Arial" w:cs="Arial"/>
-        </w:rPr>
-        <w:t xml:space="preserve">Rio </w:t>
-      </w:r>
-      <w:r>
-        <w:rPr>
-          <w:rFonts w:ascii="Arial" w:hAnsi="Arial" w:cs="Arial"/>
-        </w:rPr>
-        <w:t>de Janeiro: Ciência Moderna, 2002.</w:t>
-      </w:r>
-    </w:p>
-    <w:p>
-      <w:pPr>
-        <w:pStyle w:val="NormalWeb"/>
-        <w:spacing w:before="0" w:beforeAutospacing="0" w:after="120" w:afterAutospacing="0"/>
-        <w:jc w:val="left"/>
-        <w:rPr>
-          <w:rFonts w:ascii="Arial" w:eastAsia="Arial" w:hAnsi="Arial" w:cs="Arial"/>
-        </w:rPr>
-      </w:pPr>
-    </w:p>
-    <w:p>
-      <w:pPr>
-        <w:pStyle w:val="NormalWeb"/>
-        <w:spacing w:before="0" w:beforeAutospacing="0" w:after="120" w:afterAutospacing="0"/>
-        <w:jc w:val="left"/>
-        <w:rPr>
-          <w:rFonts w:ascii="Arial" w:hAnsi="Arial" w:cs="Arial"/>
-        </w:rPr>
-      </w:pPr>
-      <w:r>
-        <w:rPr>
-          <w:rFonts w:ascii="Arial" w:hAnsi="Arial" w:cs="Arial"/>
-        </w:rPr>
-        <w:t>SECRETARIA DE ESTADO DA EDUCAÇÃO DO PARANÁ. Superintendência da Educação. Departamento de políticas e Tecnologias Educacionais.</w:t>
-      </w:r>
-      <w:r>
-        <w:rPr>
-          <w:rFonts w:ascii="Arial" w:hAnsi="Arial" w:cs="Arial"/>
-          <w:b/>
-          <w:bCs/>
-        </w:rPr>
-        <w:t xml:space="preserve"> Impressora 3D:</w:t>
-      </w:r>
-      <w:r>
-        <w:rPr>
-          <w:rFonts w:ascii="Arial" w:hAnsi="Arial" w:cs="Arial"/>
-        </w:rPr>
-        <w:t xml:space="preserve"> imaginar, planejar e materializar. 2018.</w:t>
-      </w:r>
-    </w:p>
-    <w:p>
-      <w:pPr>
-        <w:pStyle w:val="NormalWeb"/>
-        <w:spacing w:before="0" w:beforeAutospacing="0" w:after="120" w:afterAutospacing="0"/>
-        <w:jc w:val="left"/>
-        <w:rPr>
-          <w:rFonts w:ascii="Arial" w:hAnsi="Arial" w:cs="Arial"/>
-        </w:rPr>
-      </w:pPr>
-    </w:p>
-    <w:p>
-      <w:pPr>
-        <w:pStyle w:val="NormalWeb"/>
-        <w:spacing w:before="0" w:beforeAutospacing="0" w:after="120" w:afterAutospacing="0"/>
-        <w:jc w:val="left"/>
-        <w:rPr>
-          <w:rFonts w:ascii="Arial" w:hAnsi="Arial" w:cs="Arial"/>
-          <w:color w:val="000000"/>
-        </w:rPr>
-      </w:pPr>
-      <w:r>
-        <w:rPr>
-          <w:rFonts w:ascii="Arial" w:hAnsi="Arial" w:cs="Arial"/>
-          <w:color w:val="000000"/>
-        </w:rPr>
-        <w:t>SEVERANCE, Charles</w:t>
-      </w:r>
-      <w:r>
-        <w:rPr>
-          <w:rFonts w:ascii="Arial" w:hAnsi="Arial" w:cs="Arial"/>
-          <w:color w:val="000000"/>
-        </w:rPr>
-        <w:t xml:space="preserve"> R</w:t>
-      </w:r>
-      <w:r>
-        <w:rPr>
-          <w:rFonts w:ascii="Arial" w:hAnsi="Arial" w:cs="Arial"/>
-          <w:color w:val="000000"/>
-        </w:rPr>
-        <w:t xml:space="preserve">. </w:t>
-      </w:r>
-      <w:r>
-        <w:rPr>
-          <w:rFonts w:ascii="Arial" w:hAnsi="Arial" w:cs="Arial"/>
-          <w:b/>
-          <w:color w:val="000000"/>
-        </w:rPr>
-        <w:t>Python para todos:</w:t>
-      </w:r>
-      <w:r>
-        <w:rPr>
-          <w:rFonts w:ascii="Arial" w:hAnsi="Arial" w:cs="Arial"/>
-          <w:color w:val="000000"/>
-        </w:rPr>
-        <w:t xml:space="preserve"> Explorando dados com Python 3. Tradução de </w:t>
-      </w:r>
-      <w:proofErr w:type="spellStart"/>
-      <w:r>
-        <w:rPr>
-          <w:rFonts w:ascii="Arial" w:hAnsi="Arial" w:cs="Arial"/>
-          <w:color w:val="000000"/>
-        </w:rPr>
-        <w:t>Antonio</w:t>
-      </w:r>
-      <w:proofErr w:type="spellEnd"/>
-      <w:r>
-        <w:rPr>
-          <w:rFonts w:ascii="Arial" w:hAnsi="Arial" w:cs="Arial"/>
-          <w:color w:val="000000"/>
-        </w:rPr>
-        <w:t xml:space="preserve"> Marcos </w:t>
-      </w:r>
-      <w:r>
-        <w:rPr>
-          <w:rFonts w:ascii="Arial" w:hAnsi="Arial" w:cs="Arial"/>
-          <w:i/>
-          <w:color w:val="000000"/>
-        </w:rPr>
-        <w:t>et al</w:t>
-      </w:r>
-      <w:r>
-        <w:rPr>
-          <w:rFonts w:ascii="Arial" w:hAnsi="Arial" w:cs="Arial"/>
-          <w:color w:val="000000"/>
-        </w:rPr>
-        <w:t>. Porto Alegre: Bookman, 2016.</w:t>
-      </w:r>
-    </w:p>
-    <w:p>
-      <w:pPr>
-        <w:pStyle w:val="NormalWeb"/>
-        <w:spacing w:before="0" w:beforeAutospacing="0" w:after="120" w:afterAutospacing="0"/>
-        <w:jc w:val="left"/>
-        <w:rPr>
-          <w:rFonts w:ascii="Arial" w:hAnsi="Arial" w:cs="Arial"/>
-        </w:rPr>
-      </w:pPr>
-    </w:p>
-    <w:p>
-      <w:pPr>
-        <w:spacing w:line="240" w:lineRule="auto"/>
-        <w:jc w:val="left"/>
-        <w:rPr>
-          <w:rFonts w:cs="Arial"/>
-          <w:color w:val="000000"/>
-        </w:rPr>
-      </w:pPr>
-      <w:r>
-        <w:rPr>
-          <w:rFonts w:cs="Arial"/>
-          <w:color w:val="000000"/>
-        </w:rPr>
-        <w:t>SILVA, Cássio Moreira.</w:t>
-      </w:r>
-      <w:r>
-        <w:rPr>
-          <w:rFonts w:cs="Arial"/>
-          <w:color w:val="000000"/>
-        </w:rPr>
-        <w:t xml:space="preserve"> </w:t>
-      </w:r>
-      <w:r>
-        <w:rPr>
-          <w:rFonts w:cs="Arial"/>
-          <w:b/>
-          <w:color w:val="000000"/>
-        </w:rPr>
-        <w:t xml:space="preserve">Sistema de controle de apresentação por meio de </w:t>
-      </w:r>
-      <w:proofErr w:type="spellStart"/>
-      <w:r>
-        <w:rPr>
-          <w:rFonts w:cs="Arial"/>
-          <w:b/>
-          <w:color w:val="000000"/>
-        </w:rPr>
-        <w:t>Raspberry</w:t>
-      </w:r>
-      <w:proofErr w:type="spellEnd"/>
-      <w:r>
-        <w:rPr>
-          <w:rFonts w:cs="Arial"/>
-          <w:b/>
-          <w:color w:val="000000"/>
-        </w:rPr>
-        <w:t xml:space="preserve"> Pi. </w:t>
-      </w:r>
-      <w:r>
-        <w:rPr>
-          <w:rFonts w:cs="Arial"/>
-          <w:color w:val="000000"/>
-        </w:rPr>
-        <w:t>2019. Trabalho de Conclusão de Curso (Bacharelado em Sistemas de Informação) – Universidade Federal de Uberlândia, Monte Carmelo, 2019.</w:t>
-      </w:r>
-    </w:p>
-    <w:p>
-      <w:pPr>
-        <w:spacing w:line="240" w:lineRule="auto"/>
-        <w:jc w:val="left"/>
-        <w:rPr>
-          <w:rFonts w:cs="Arial"/>
-          <w:color w:val="000000"/>
-        </w:rPr>
-      </w:pPr>
-    </w:p>
-    <w:p>
-      <w:pPr>
-        <w:pStyle w:val="NormalWeb"/>
-        <w:spacing w:before="0" w:beforeAutospacing="0" w:after="120" w:afterAutospacing="0"/>
-        <w:jc w:val="left"/>
-        <w:rPr>
           <w:rFonts w:ascii="Arial" w:hAnsi="Arial" w:cs="Arial"/>
         </w:rPr>
       </w:pPr>
@@ -29477,16 +25754,8 @@
         <w:rPr>
           <w:rFonts w:ascii="Arial" w:hAnsi="Arial" w:cs="Arial"/>
         </w:rPr>
-        <w:t xml:space="preserve">João Vicente </w:t>
-      </w:r>
-      <w:proofErr w:type="spellStart"/>
-      <w:r>
-        <w:rPr>
-          <w:rFonts w:ascii="Arial" w:hAnsi="Arial" w:cs="Arial"/>
-        </w:rPr>
-        <w:t>Cegato</w:t>
-      </w:r>
-      <w:proofErr w:type="spellEnd"/>
+        <w:t>João Vicente Cegato</w:t>
+      </w:r>
       <w:r>
         <w:rPr>
           <w:rFonts w:ascii="Arial" w:hAnsi="Arial" w:cs="Arial"/>
@@ -29642,7 +25911,7 @@
 </file>
 
 <file path=word/endnotes.xml><?xml version="1.0" encoding="utf-8"?>
-<w:endnotes xmlns:wpc="http://schemas.microsoft.com/office/word/2010/wordprocessingCanvas" xmlns:cx="http://schemas.microsoft.com/office/drawing/2014/chartex" xmlns:cx1="http://schemas.microsoft.com/office/drawing/2015/9/8/chartex" xmlns:cx2="http://schemas.microsoft.com/office/drawing/2015/10/21/chartex" xmlns:cx3="http://schemas.microsoft.com/office/drawing/2016/5/9/chartex" xmlns:cx4="http://schemas.microsoft.com/office/drawing/2016/5/10/chartex" xmlns:cx5="http://schemas.microsoft.com/office/drawing/2016/5/11/chartex" xmlns:cx6="http://schemas.microsoft.com/office/drawing/2016/5/12/chartex" xmlns:cx7="http://schemas.microsoft.com/office/drawing/2016/5/13/chartex" xmlns:cx8="http://schemas.microsoft.com/office/drawing/2016/5/14/chartex" xmlns:mc="http://schemas.openxmlformats.org/markup-compatibility/2006" xmlns:aink="http://schemas.microsoft.com/office/drawing/2016/ink" xmlns:am3d="http://schemas.microsoft.com/office/drawing/2017/model3d" xmlns:o="urn:schemas-microsoft-com:office:office" xmlns:r="http://schemas.openxmlformats.org/officeDocument/2006/relationships" xmlns:m="http://schemas.openxmlformats.org/officeDocument/2006/math" xmlns:v="urn:schemas-microsoft-com:vml" xmlns:wp14="http://schemas.microsoft.com/office/word/2010/wordprocessingDrawing" xmlns:wp="http://schemas.openxmlformats.org/drawingml/2006/wordprocessingDrawing" xmlns:w10="urn:schemas-microsoft-com:office:word" xmlns:w="http://schemas.openxmlformats.org/wordprocessingml/2006/main" xmlns:w14="http://schemas.microsoft.com/office/word/2010/wordml" xmlns:w15="http://schemas.microsoft.com/office/word/2012/wordml" xmlns:w16cex="http://schemas.microsoft.com/office/word/2018/wordml/cex" xmlns:w16cid="http://schemas.microsoft.com/office/word/2016/wordml/cid" xmlns:w16="http://schemas.microsoft.com/office/word/2018/wordml" xmlns:w16sdtdh="http://schemas.microsoft.com/office/word/2020/wordml/sdtdatahash" xmlns:w16se="http://schemas.microsoft.com/office/word/2015/wordml/symex" xmlns:wpg="http://schemas.microsoft.com/office/word/2010/wordprocessingGroup" xmlns:wpi="http://schemas.microsoft.com/office/word/2010/wordprocessingInk" xmlns:wne="http://schemas.microsoft.com/office/word/2006/wordml" xmlns:wps="http://schemas.microsoft.com/office/word/2010/wordprocessingShape" mc:Ignorable="w14 w15 w16se w16cid w16 w16cex w16sdtdh wp14">
+<w:endnotes xmlns:wpc="http://schemas.microsoft.com/office/word/2010/wordprocessingCanvas" xmlns:cx="http://schemas.microsoft.com/office/drawing/2014/chartex" xmlns:mc="http://schemas.openxmlformats.org/markup-compatibility/2006" xmlns:o="urn:schemas-microsoft-com:office:office" xmlns:r="http://schemas.openxmlformats.org/officeDocument/2006/relationships" xmlns:m="http://schemas.openxmlformats.org/officeDocument/2006/math" xmlns:v="urn:schemas-microsoft-com:vml" xmlns:wp14="http://schemas.microsoft.com/office/word/2010/wordprocessingDrawing" xmlns:wp="http://schemas.openxmlformats.org/drawingml/2006/wordprocessingDrawing" xmlns:w10="urn:schemas-microsoft-com:office:word" xmlns:w="http://schemas.openxmlformats.org/wordprocessingml/2006/main" xmlns:w14="http://schemas.microsoft.com/office/word/2010/wordml" xmlns:w15="http://schemas.microsoft.com/office/word/2012/wordml" xmlns:w16se="http://schemas.microsoft.com/office/word/2015/wordml/symex" xmlns:wpg="http://schemas.microsoft.com/office/word/2010/wordprocessingGroup" xmlns:wpi="http://schemas.microsoft.com/office/word/2010/wordprocessingInk" xmlns:wne="http://schemas.microsoft.com/office/word/2006/wordml" xmlns:wps="http://schemas.microsoft.com/office/word/2010/wordprocessingShape" mc:Ignorable="w14 w15 w16se wp14">
   <w:endnote w:type="separator" w:id="-1">
     <w:p>
       <w:pPr>
@@ -29674,7 +25943,7 @@
 </file>
 
 <file path=word/footnotes.xml><?xml version="1.0" encoding="utf-8"?>
-<w:footnotes xmlns:wpc="http://schemas.microsoft.com/office/word/2010/wordprocessingCanvas" xmlns:cx="http://schemas.microsoft.com/office/drawing/2014/chartex" xmlns:cx1="http://schemas.microsoft.com/office/drawing/2015/9/8/chartex" xmlns:cx2="http://schemas.microsoft.com/office/drawing/2015/10/21/chartex" xmlns:cx3="http://schemas.microsoft.com/office/drawing/2016/5/9/chartex" xmlns:cx4="http://schemas.microsoft.com/office/drawing/2016/5/10/chartex" xmlns:cx5="http://schemas.microsoft.com/office/drawing/2016/5/11/chartex" xmlns:cx6="http://schemas.microsoft.com/office/drawing/2016/5/12/chartex" xmlns:cx7="http://schemas.microsoft.com/office/drawing/2016/5/13/chartex" xmlns:cx8="http://schemas.microsoft.com/office/drawing/2016/5/14/chartex" xmlns:mc="http://schemas.openxmlformats.org/markup-compatibility/2006" xmlns:aink="http://schemas.microsoft.com/office/drawing/2016/ink" xmlns:am3d="http://schemas.microsoft.com/office/drawing/2017/model3d" xmlns:o="urn:schemas-microsoft-com:office:office" xmlns:r="http://schemas.openxmlformats.org/officeDocument/2006/relationships" xmlns:m="http://schemas.openxmlformats.org/officeDocument/2006/math" xmlns:v="urn:schemas-microsoft-com:vml" xmlns:wp14="http://schemas.microsoft.com/office/word/2010/wordprocessingDrawing" xmlns:wp="http://schemas.openxmlformats.org/drawingml/2006/wordprocessingDrawing" xmlns:w10="urn:schemas-microsoft-com:office:word" xmlns:w="http://schemas.openxmlformats.org/wordprocessingml/2006/main" xmlns:w14="http://schemas.microsoft.com/office/word/2010/wordml" xmlns:w15="http://schemas.microsoft.com/office/word/2012/wordml" xmlns:w16cex="http://schemas.microsoft.com/office/word/2018/wordml/cex" xmlns:w16cid="http://schemas.microsoft.com/office/word/2016/wordml/cid" xmlns:w16="http://schemas.microsoft.com/office/word/2018/wordml" xmlns:w16sdtdh="http://schemas.microsoft.com/office/word/2020/wordml/sdtdatahash" xmlns:w16se="http://schemas.microsoft.com/office/word/2015/wordml/symex" xmlns:wpg="http://schemas.microsoft.com/office/word/2010/wordprocessingGroup" xmlns:wpi="http://schemas.microsoft.com/office/word/2010/wordprocessingInk" xmlns:wne="http://schemas.microsoft.com/office/word/2006/wordml" xmlns:wps="http://schemas.microsoft.com/office/word/2010/wordprocessingShape" mc:Ignorable="w14 w15 w16se w16cid w16 w16cex w16sdtdh wp14">
+<w:footnotes xmlns:wpc="http://schemas.microsoft.com/office/word/2010/wordprocessingCanvas" xmlns:cx="http://schemas.microsoft.com/office/drawing/2014/chartex" xmlns:mc="http://schemas.openxmlformats.org/markup-compatibility/2006" xmlns:o="urn:schemas-microsoft-com:office:office" xmlns:r="http://schemas.openxmlformats.org/officeDocument/2006/relationships" xmlns:m="http://schemas.openxmlformats.org/officeDocument/2006/math" xmlns:v="urn:schemas-microsoft-com:vml" xmlns:wp14="http://schemas.microsoft.com/office/word/2010/wordprocessingDrawing" xmlns:wp="http://schemas.openxmlformats.org/drawingml/2006/wordprocessingDrawing" xmlns:w10="urn:schemas-microsoft-com:office:word" xmlns:w="http://schemas.openxmlformats.org/wordprocessingml/2006/main" xmlns:w14="http://schemas.microsoft.com/office/word/2010/wordml" xmlns:w15="http://schemas.microsoft.com/office/word/2012/wordml" xmlns:w16se="http://schemas.microsoft.com/office/word/2015/wordml/symex" xmlns:wpg="http://schemas.microsoft.com/office/word/2010/wordprocessingGroup" xmlns:wpi="http://schemas.microsoft.com/office/word/2010/wordprocessingInk" xmlns:wne="http://schemas.microsoft.com/office/word/2006/wordml" xmlns:wps="http://schemas.microsoft.com/office/word/2010/wordprocessingShape" mc:Ignorable="w14 w15 w16se wp14">
   <w:footnote w:type="separator" w:id="-1">
     <w:p>
       <w:pPr>
@@ -29706,7 +25975,7 @@
 </file>
 
 <file path=word/header1.xml><?xml version="1.0" encoding="utf-8"?>
-<w:hdr xmlns:wpc="http://schemas.microsoft.com/office/word/2010/wordprocessingCanvas" xmlns:cx="http://schemas.microsoft.com/office/drawing/2014/chartex" xmlns:cx1="http://schemas.microsoft.com/office/drawing/2015/9/8/chartex" xmlns:cx2="http://schemas.microsoft.com/office/drawing/2015/10/21/chartex" xmlns:cx3="http://schemas.microsoft.com/office/drawing/2016/5/9/chartex" xmlns:cx4="http://schemas.microsoft.com/office/drawing/2016/5/10/chartex" xmlns:cx5="http://schemas.microsoft.com/office/drawing/2016/5/11/chartex" xmlns:cx6="http://schemas.microsoft.com/office/drawing/2016/5/12/chartex" xmlns:cx7="http://schemas.microsoft.com/office/drawing/2016/5/13/chartex" xmlns:cx8="http://schemas.microsoft.com/office/drawing/2016/5/14/chartex" xmlns:mc="http://schemas.openxmlformats.org/markup-compatibility/2006" xmlns:aink="http://schemas.microsoft.com/office/drawing/2016/ink" xmlns:am3d="http://schemas.microsoft.com/office/drawing/2017/model3d" xmlns:o="urn:schemas-microsoft-com:office:office" xmlns:r="http://schemas.openxmlformats.org/officeDocument/2006/relationships" xmlns:m="http://schemas.openxmlformats.org/officeDocument/2006/math" xmlns:v="urn:schemas-microsoft-com:vml" xmlns:wp14="http://schemas.microsoft.com/office/word/2010/wordprocessingDrawing" xmlns:wp="http://schemas.openxmlformats.org/drawingml/2006/wordprocessingDrawing" xmlns:w10="urn:schemas-microsoft-com:office:word" xmlns:w="http://schemas.openxmlformats.org/wordprocessingml/2006/main" xmlns:w14="http://schemas.microsoft.com/office/word/2010/wordml" xmlns:w15="http://schemas.microsoft.com/office/word/2012/wordml" xmlns:w16cex="http://schemas.microsoft.com/office/word/2018/wordml/cex" xmlns:w16cid="http://schemas.microsoft.com/office/word/2016/wordml/cid" xmlns:w16="http://schemas.microsoft.com/office/word/2018/wordml" xmlns:w16sdtdh="http://schemas.microsoft.com/office/word/2020/wordml/sdtdatahash" xmlns:w16se="http://schemas.microsoft.com/office/word/2015/wordml/symex" xmlns:wpg="http://schemas.microsoft.com/office/word/2010/wordprocessingGroup" xmlns:wpi="http://schemas.microsoft.com/office/word/2010/wordprocessingInk" xmlns:wne="http://schemas.microsoft.com/office/word/2006/wordml" xmlns:wps="http://schemas.microsoft.com/office/word/2010/wordprocessingShape" mc:Ignorable="w14 w15 w16se w16cid w16 w16cex w16sdtdh wp14">
+<w:hdr xmlns:wpc="http://schemas.microsoft.com/office/word/2010/wordprocessingCanvas" xmlns:cx="http://schemas.microsoft.com/office/drawing/2014/chartex" xmlns:mc="http://schemas.openxmlformats.org/markup-compatibility/2006" xmlns:o="urn:schemas-microsoft-com:office:office" xmlns:r="http://schemas.openxmlformats.org/officeDocument/2006/relationships" xmlns:m="http://schemas.openxmlformats.org/officeDocument/2006/math" xmlns:v="urn:schemas-microsoft-com:vml" xmlns:wp14="http://schemas.microsoft.com/office/word/2010/wordprocessingDrawing" xmlns:wp="http://schemas.openxmlformats.org/drawingml/2006/wordprocessingDrawing" xmlns:w10="urn:schemas-microsoft-com:office:word" xmlns:w="http://schemas.openxmlformats.org/wordprocessingml/2006/main" xmlns:w14="http://schemas.microsoft.com/office/word/2010/wordml" xmlns:w15="http://schemas.microsoft.com/office/word/2012/wordml" xmlns:w16se="http://schemas.microsoft.com/office/word/2015/wordml/symex" xmlns:wpg="http://schemas.microsoft.com/office/word/2010/wordprocessingGroup" xmlns:wpi="http://schemas.microsoft.com/office/word/2010/wordprocessingInk" xmlns:wne="http://schemas.microsoft.com/office/word/2006/wordml" xmlns:wps="http://schemas.microsoft.com/office/word/2010/wordprocessingShape" mc:Ignorable="w14 w15 w16se wp14">
   <w:sdt>
     <w:sdtPr>
       <w:id w:val="641390254"/>
@@ -29736,7 +26005,7 @@
           <w:rPr>
             <w:noProof/>
           </w:rPr>
-          <w:t>29</w:t>
+          <w:t>51</w:t>
         </w:r>
         <w:r>
           <w:fldChar w:fldCharType="end"/>
@@ -29766,7 +26035,7 @@
 </file>
 
 <file path=word/numbering.xml><?xml version="1.0" encoding="utf-8"?>
-<w:numbering xmlns:wpc="http://schemas.microsoft.com/office/word/2010/wordprocessingCanvas" xmlns:cx="http://schemas.microsoft.com/office/drawing/2014/chartex" xmlns:cx1="http://schemas.microsoft.com/office/drawing/2015/9/8/chartex" xmlns:cx2="http://schemas.microsoft.com/office/drawing/2015/10/21/chartex" xmlns:cx3="http://schemas.microsoft.com/office/drawing/2016/5/9/chartex" xmlns:cx4="http://schemas.microsoft.com/office/drawing/2016/5/10/chartex" xmlns:cx5="http://schemas.microsoft.com/office/drawing/2016/5/11/chartex" xmlns:cx6="http://schemas.microsoft.com/office/drawing/2016/5/12/chartex" xmlns:cx7="http://schemas.microsoft.com/office/drawing/2016/5/13/chartex" xmlns:cx8="http://schemas.microsoft.com/office/drawing/2016/5/14/chartex" xmlns:mc="http://schemas.openxmlformats.org/markup-compatibility/2006" xmlns:aink="http://schemas.microsoft.com/office/drawing/2016/ink" xmlns:am3d="http://schemas.microsoft.com/office/drawing/2017/model3d" xmlns:o="urn:schemas-microsoft-com:office:office" xmlns:r="http://schemas.openxmlformats.org/officeDocument/2006/relationships" xmlns:m="http://schemas.openxmlformats.org/officeDocument/2006/math" xmlns:v="urn:schemas-microsoft-com:vml" xmlns:wp14="http://schemas.microsoft.com/office/word/2010/wordprocessingDrawing" xmlns:wp="http://schemas.openxmlformats.org/drawingml/2006/wordprocessingDrawing" xmlns:w10="urn:schemas-microsoft-com:office:word" xmlns:w="http://schemas.openxmlformats.org/wordprocessingml/2006/main" xmlns:w14="http://schemas.microsoft.com/office/word/2010/wordml" xmlns:w15="http://schemas.microsoft.com/office/word/2012/wordml" xmlns:w16cex="http://schemas.microsoft.com/office/word/2018/wordml/cex" xmlns:w16cid="http://schemas.microsoft.com/office/word/2016/wordml/cid" xmlns:w16="http://schemas.microsoft.com/office/word/2018/wordml" xmlns:w16sdtdh="http://schemas.microsoft.com/office/word/2020/wordml/sdtdatahash" xmlns:w16se="http://schemas.microsoft.com/office/word/2015/wordml/symex" xmlns:wpg="http://schemas.microsoft.com/office/word/2010/wordprocessingGroup" xmlns:wpi="http://schemas.microsoft.com/office/word/2010/wordprocessingInk" xmlns:wne="http://schemas.microsoft.com/office/word/2006/wordml" xmlns:wps="http://schemas.microsoft.com/office/word/2010/wordprocessingShape" mc:Ignorable="w14 w15 w16se w16cid w16 w16cex w16sdtdh wp14">
+<w:numbering xmlns:wpc="http://schemas.microsoft.com/office/word/2010/wordprocessingCanvas" xmlns:cx="http://schemas.microsoft.com/office/drawing/2014/chartex" xmlns:mc="http://schemas.openxmlformats.org/markup-compatibility/2006" xmlns:o="urn:schemas-microsoft-com:office:office" xmlns:r="http://schemas.openxmlformats.org/officeDocument/2006/relationships" xmlns:m="http://schemas.openxmlformats.org/officeDocument/2006/math" xmlns:v="urn:schemas-microsoft-com:vml" xmlns:wp14="http://schemas.microsoft.com/office/word/2010/wordprocessingDrawing" xmlns:wp="http://schemas.openxmlformats.org/drawingml/2006/wordprocessingDrawing" xmlns:w10="urn:schemas-microsoft-com:office:word" xmlns:w="http://schemas.openxmlformats.org/wordprocessingml/2006/main" xmlns:w14="http://schemas.microsoft.com/office/word/2010/wordml" xmlns:w15="http://schemas.microsoft.com/office/word/2012/wordml" xmlns:w16se="http://schemas.microsoft.com/office/word/2015/wordml/symex" xmlns:wpg="http://schemas.microsoft.com/office/word/2010/wordprocessingGroup" xmlns:wpi="http://schemas.microsoft.com/office/word/2010/wordprocessingInk" xmlns:wne="http://schemas.microsoft.com/office/word/2006/wordml" xmlns:wps="http://schemas.microsoft.com/office/word/2010/wordprocessingShape" mc:Ignorable="w14 w15 w16se wp14">
   <w:abstractNum w:abstractNumId="0" w15:restartNumberingAfterBreak="0">
     <w:nsid w:val="022F76BE"/>
     <w:multiLevelType w:val="multilevel"/>
@@ -34702,7 +30971,7 @@
 </file>
 
 <file path=word/styles.xml><?xml version="1.0" encoding="utf-8"?>
-<w:styles xmlns:mc="http://schemas.openxmlformats.org/markup-compatibility/2006" xmlns:r="http://schemas.openxmlformats.org/officeDocument/2006/relationships" xmlns:w="http://schemas.openxmlformats.org/wordprocessingml/2006/main" xmlns:w14="http://schemas.microsoft.com/office/word/2010/wordml" xmlns:w15="http://schemas.microsoft.com/office/word/2012/wordml" xmlns:w16cex="http://schemas.microsoft.com/office/word/2018/wordml/cex" xmlns:w16cid="http://schemas.microsoft.com/office/word/2016/wordml/cid" xmlns:w16="http://schemas.microsoft.com/office/word/2018/wordml" xmlns:w16sdtdh="http://schemas.microsoft.com/office/word/2020/wordml/sdtdatahash" xmlns:w16se="http://schemas.microsoft.com/office/word/2015/wordml/symex" mc:Ignorable="w14 w15 w16se w16cid w16 w16cex w16sdtdh">
+<w:styles xmlns:mc="http://schemas.openxmlformats.org/markup-compatibility/2006" xmlns:r="http://schemas.openxmlformats.org/officeDocument/2006/relationships" xmlns:w="http://schemas.openxmlformats.org/wordprocessingml/2006/main" xmlns:w14="http://schemas.microsoft.com/office/word/2010/wordml" xmlns:w15="http://schemas.microsoft.com/office/word/2012/wordml" xmlns:w16se="http://schemas.microsoft.com/office/word/2015/wordml/symex" mc:Ignorable="w14 w15 w16se">
   <w:docDefaults>
     <w:rPrDefault>
       <w:rPr>
@@ -34719,7 +30988,7 @@
       </w:pPr>
     </w:pPrDefault>
   </w:docDefaults>
-  <w:latentStyles w:defLockedState="0" w:defUIPriority="99" w:defSemiHidden="0" w:defUnhideWhenUsed="0" w:defQFormat="0" w:count="376">
+  <w:latentStyles w:defLockedState="0" w:defUIPriority="99" w:defSemiHidden="0" w:defUnhideWhenUsed="0" w:defQFormat="0" w:count="371">
     <w:lsdException w:name="Normal" w:uiPriority="0" w:qFormat="1"/>
     <w:lsdException w:name="heading 1" w:uiPriority="9"/>
     <w:lsdException w:name="heading 2" w:semiHidden="1" w:uiPriority="9" w:unhideWhenUsed="1"/>
@@ -35091,11 +31360,6 @@
     <w:lsdException w:name="List Table 5 Dark Accent 6" w:uiPriority="50"/>
     <w:lsdException w:name="List Table 6 Colorful Accent 6" w:uiPriority="51"/>
     <w:lsdException w:name="List Table 7 Colorful Accent 6" w:uiPriority="52"/>
-    <w:lsdException w:name="Mention" w:semiHidden="1" w:unhideWhenUsed="1"/>
-    <w:lsdException w:name="Smart Hyperlink" w:semiHidden="1" w:unhideWhenUsed="1"/>
-    <w:lsdException w:name="Hashtag" w:semiHidden="1" w:unhideWhenUsed="1"/>
-    <w:lsdException w:name="Unresolved Mention" w:semiHidden="1" w:unhideWhenUsed="1"/>
-    <w:lsdException w:name="Smart Link" w:semiHidden="1" w:unhideWhenUsed="1"/>
   </w:latentStyles>
   <w:style w:type="paragraph" w:default="1" w:styleId="Normal">
     <w:name w:val="Normal"/>
@@ -35973,7 +32237,7 @@
       </w:tblBorders>
     </w:tblPr>
   </w:style>
-  <w:style w:type="table" w:styleId="SimplesTabela1">
+  <w:style w:type="table" w:styleId="TabelaSimples1">
     <w:name w:val="Plain Table 1"/>
     <w:basedOn w:val="Tabelanormal"/>
     <w:uiPriority w:val="41"/>
@@ -36036,7 +32300,7 @@
       </w:tcPr>
     </w:tblStylePr>
   </w:style>
-  <w:style w:type="table" w:styleId="SimplesTabela2">
+  <w:style w:type="table" w:styleId="TabelaSimples2">
     <w:name w:val="Plain Table 2"/>
     <w:basedOn w:val="Tabelanormal"/>
     <w:uiPriority w:val="42"/>
@@ -36342,7 +32606,7 @@
       </w:tcPr>
     </w:tblStylePr>
   </w:style>
-  <w:style w:type="table" w:styleId="SimplesTabela3">
+  <w:style w:type="table" w:styleId="TabelaSimples3">
     <w:name w:val="Plain Table 3"/>
     <w:basedOn w:val="Tabelanormal"/>
     <w:uiPriority w:val="43"/>
@@ -36797,20 +33061,20 @@
 </file>
 
 <file path=customXml/item1.xml><?xml version="1.0" encoding="utf-8"?>
+<p:properties xmlns:p="http://schemas.microsoft.com/office/2006/metadata/properties" xmlns:xsi="http://www.w3.org/2001/XMLSchema-instance" xmlns:pc="http://schemas.microsoft.com/office/infopath/2007/PartnerControls">
+  <documentManagement>
+    <_activity xmlns="5d1456e1-847e-48d5-aa7e-c11cb9bf742a" xsi:nil="true"/>
+  </documentManagement>
+</p:properties>
+</file>
+
+<file path=customXml/item2.xml><?xml version="1.0" encoding="utf-8"?>
 <?mso-contentType ?>
 <FormTemplates xmlns="http://schemas.microsoft.com/sharepoint/v3/contenttype/forms">
   <Display>DocumentLibraryForm</Display>
   <Edit>DocumentLibraryForm</Edit>
   <New>DocumentLibraryForm</New>
 </FormTemplates>
-</file>
-
-<file path=customXml/item2.xml><?xml version="1.0" encoding="utf-8"?>
-<p:properties xmlns:p="http://schemas.microsoft.com/office/2006/metadata/properties" xmlns:xsi="http://www.w3.org/2001/XMLSchema-instance" xmlns:pc="http://schemas.microsoft.com/office/infopath/2007/PartnerControls">
-  <documentManagement>
-    <_activity xmlns="5d1456e1-847e-48d5-aa7e-c11cb9bf742a" xsi:nil="true"/>
-  </documentManagement>
-</p:properties>
 </file>
 
 <file path=customXml/item3.xml><?xml version="1.0" encoding="utf-8"?>
@@ -37051,26 +33315,26 @@
 </file>
 
 <file path=customXml/itemProps1.xml><?xml version="1.0" encoding="utf-8"?>
-<ds:datastoreItem xmlns:ds="http://schemas.openxmlformats.org/officeDocument/2006/customXml" ds:itemID="{1491F79C-40F7-448B-8E37-63C146285699}">
+<ds:datastoreItem xmlns:ds="http://schemas.openxmlformats.org/officeDocument/2006/customXml" ds:itemID="{944D7072-DCDC-407C-ABA0-6A7D39D3D87A}">
   <ds:schemaRefs>
-    <ds:schemaRef ds:uri="http://schemas.microsoft.com/sharepoint/v3/contenttype/forms"/>
+    <ds:schemaRef ds:uri="http://purl.org/dc/dcmitype/"/>
+    <ds:schemaRef ds:uri="5e1ba4e8-e0bf-4d78-a290-6576a60ffa73"/>
+    <ds:schemaRef ds:uri="http://www.w3.org/XML/1998/namespace"/>
+    <ds:schemaRef ds:uri="http://schemas.microsoft.com/office/2006/metadata/properties"/>
+    <ds:schemaRef ds:uri="http://schemas.microsoft.com/office/infopath/2007/PartnerControls"/>
+    <ds:schemaRef ds:uri="5d1456e1-847e-48d5-aa7e-c11cb9bf742a"/>
+    <ds:schemaRef ds:uri="http://schemas.microsoft.com/office/2006/documentManagement/types"/>
+    <ds:schemaRef ds:uri="http://purl.org/dc/terms/"/>
+    <ds:schemaRef ds:uri="http://schemas.openxmlformats.org/package/2006/metadata/core-properties"/>
+    <ds:schemaRef ds:uri="http://purl.org/dc/elements/1.1/"/>
   </ds:schemaRefs>
 </ds:datastoreItem>
 </file>
 
 <file path=customXml/itemProps2.xml><?xml version="1.0" encoding="utf-8"?>
-<ds:datastoreItem xmlns:ds="http://schemas.openxmlformats.org/officeDocument/2006/customXml" ds:itemID="{944D7072-DCDC-407C-ABA0-6A7D39D3D87A}">
+<ds:datastoreItem xmlns:ds="http://schemas.openxmlformats.org/officeDocument/2006/customXml" ds:itemID="{1491F79C-40F7-448B-8E37-63C146285699}">
   <ds:schemaRefs>
-    <ds:schemaRef ds:uri="http://purl.org/dc/terms/"/>
-    <ds:schemaRef ds:uri="5e1ba4e8-e0bf-4d78-a290-6576a60ffa73"/>
-    <ds:schemaRef ds:uri="http://schemas.microsoft.com/office/2006/documentManagement/types"/>
-    <ds:schemaRef ds:uri="http://www.w3.org/XML/1998/namespace"/>
-    <ds:schemaRef ds:uri="http://purl.org/dc/dcmitype/"/>
-    <ds:schemaRef ds:uri="5d1456e1-847e-48d5-aa7e-c11cb9bf742a"/>
-    <ds:schemaRef ds:uri="http://schemas.microsoft.com/office/2006/metadata/properties"/>
-    <ds:schemaRef ds:uri="http://purl.org/dc/elements/1.1/"/>
-    <ds:schemaRef ds:uri="http://schemas.microsoft.com/office/infopath/2007/PartnerControls"/>
-    <ds:schemaRef ds:uri="http://schemas.openxmlformats.org/package/2006/metadata/core-properties"/>
+    <ds:schemaRef ds:uri="http://schemas.microsoft.com/sharepoint/v3/contenttype/forms"/>
   </ds:schemaRefs>
 </ds:datastoreItem>
 </file>
@@ -37095,7 +33359,7 @@
 </file>
 
 <file path=customXml/itemProps4.xml><?xml version="1.0" encoding="utf-8"?>
-<ds:datastoreItem xmlns:ds="http://schemas.openxmlformats.org/officeDocument/2006/customXml" ds:itemID="{548E9FF9-642C-42E4-A449-3D0B5C345049}">
+<ds:datastoreItem xmlns:ds="http://schemas.openxmlformats.org/officeDocument/2006/customXml" ds:itemID="{7D34AEA9-05B6-400E-9ED2-1A8DADFA527F}">
   <ds:schemaRefs>
     <ds:schemaRef ds:uri="http://schemas.openxmlformats.org/officeDocument/2006/bibliography"/>
   </ds:schemaRefs>

--- a/Kauan/Monografia.docx
+++ b/Kauan/Monografia.docx
@@ -1810,6 +1810,8 @@
         <w:pStyle w:val="ndicedeilustraes"/>
         <w:rPr>
           <w:rStyle w:val="Forte"/>
+          <w:b w:val="0"/>
+          <w:bCs w:val="0"/>
         </w:rPr>
       </w:pPr>
       <w:r>
@@ -2009,20 +2011,28 @@
     </w:p>
     <w:p>
       <w:pPr>
-        <w:pStyle w:val="ndicedeilustraes"/>
+        <w:spacing w:line="240" w:lineRule="auto"/>
+        <w:jc w:val="both"/>
+        <w:rPr>
+          <w:b/>
+          <w:bCs/>
+        </w:rPr>
+      </w:pPr>
+      <w:r>
         <w:rPr>
           <w:rStyle w:val="Forte"/>
           <w:b w:val="0"/>
           <w:bCs w:val="0"/>
         </w:rPr>
-      </w:pPr>
+        <w:t xml:space="preserve">Figura 20 – </w:t>
+      </w:r>
       <w:r>
         <w:rPr>
           <w:rStyle w:val="Forte"/>
           <w:b w:val="0"/>
           <w:bCs w:val="0"/>
         </w:rPr>
-        <w:t xml:space="preserve">Figura 20 – Código da Comunicação </w:t>
+        <w:t xml:space="preserve">Protótipo de Hardware do </w:t>
       </w:r>
       <w:proofErr w:type="spellStart"/>
       <w:r>
@@ -2031,78 +2041,60 @@
           <w:b w:val="0"/>
           <w:bCs w:val="0"/>
         </w:rPr>
-        <w:t>Raspberry</w:t>
-      </w:r>
-      <w:proofErr w:type="spellEnd"/>
-      <w:r>
+        <w:t>Kyntact</w:t>
+      </w:r>
+      <w:proofErr w:type="spellEnd"/>
+    </w:p>
+    <w:p>
+      <w:pPr>
+        <w:pStyle w:val="ndicedeilustraes"/>
         <w:rPr>
           <w:rStyle w:val="Forte"/>
           <w:b w:val="0"/>
           <w:bCs w:val="0"/>
         </w:rPr>
-        <w:t>–Câmera</w:t>
-      </w:r>
-      <w:r>
-        <w:rPr>
-          <w:rStyle w:val="Forte"/>
-        </w:rPr>
-        <w:br/>
-      </w:r>
+      </w:pPr>
       <w:r>
         <w:rPr>
           <w:rStyle w:val="Forte"/>
           <w:b w:val="0"/>
           <w:bCs w:val="0"/>
         </w:rPr>
-        <w:t xml:space="preserve">Figura 21 – Resultado da Comunicação </w:t>
-      </w:r>
-      <w:proofErr w:type="spellStart"/>
+        <w:t>Figura 2</w:t>
+      </w:r>
       <w:r>
         <w:rPr>
           <w:rStyle w:val="Forte"/>
           <w:b w:val="0"/>
           <w:bCs w:val="0"/>
         </w:rPr>
-        <w:t>Raspberry</w:t>
-      </w:r>
-      <w:proofErr w:type="spellEnd"/>
+        <w:t>1</w:t>
+      </w:r>
       <w:r>
         <w:rPr>
           <w:rStyle w:val="Forte"/>
           <w:b w:val="0"/>
           <w:bCs w:val="0"/>
         </w:rPr>
-        <w:t>–Câmera</w:t>
-      </w:r>
-      <w:r>
-        <w:rPr>
-          <w:rStyle w:val="Forte"/>
-        </w:rPr>
-        <w:br/>
-      </w:r>
+        <w:t xml:space="preserve"> – Código da Comunicação </w:t>
+      </w:r>
+      <w:proofErr w:type="spellStart"/>
       <w:r>
         <w:rPr>
           <w:rStyle w:val="Forte"/>
           <w:b w:val="0"/>
           <w:bCs w:val="0"/>
         </w:rPr>
-        <w:t xml:space="preserve">Figura 22 – Código da Extração de Texto com </w:t>
-      </w:r>
-      <w:proofErr w:type="spellStart"/>
+        <w:t>Raspberry</w:t>
+      </w:r>
+      <w:proofErr w:type="spellEnd"/>
       <w:r>
         <w:rPr>
           <w:rStyle w:val="Forte"/>
           <w:b w:val="0"/>
           <w:bCs w:val="0"/>
         </w:rPr>
-        <w:t>EasyOCR</w:t>
-      </w:r>
-      <w:proofErr w:type="spellEnd"/>
-      <w:r>
-        <w:rPr>
-          <w:rStyle w:val="Forte"/>
-        </w:rPr>
-        <w:br/>
+        <w:t xml:space="preserve"> pra </w:t>
       </w:r>
       <w:r>
         <w:rPr>
@@ -2110,23 +2102,21 @@
           <w:b w:val="0"/>
           <w:bCs w:val="0"/>
         </w:rPr>
-        <w:t xml:space="preserve">Figura 23 – Resultado da Extração de Texto com </w:t>
-      </w:r>
-      <w:proofErr w:type="spellStart"/>
+        <w:t>Câmera</w:t>
+      </w:r>
+      <w:r>
+        <w:rPr>
+          <w:rStyle w:val="Forte"/>
+        </w:rPr>
+        <w:br/>
+      </w:r>
       <w:r>
         <w:rPr>
           <w:rStyle w:val="Forte"/>
           <w:b w:val="0"/>
           <w:bCs w:val="0"/>
         </w:rPr>
-        <w:t>EasyOCR</w:t>
-      </w:r>
-      <w:proofErr w:type="spellEnd"/>
-      <w:r>
-        <w:rPr>
-          <w:rStyle w:val="Forte"/>
-        </w:rPr>
-        <w:br/>
+        <w:t>Figura 2</w:t>
       </w:r>
       <w:r>
         <w:rPr>
@@ -2134,75 +2124,71 @@
           <w:b w:val="0"/>
           <w:bCs w:val="0"/>
         </w:rPr>
-        <w:t xml:space="preserve">Figura 24 – Código do Servidor </w:t>
-      </w:r>
-      <w:proofErr w:type="spellStart"/>
+        <w:t>2</w:t>
+      </w:r>
       <w:r>
         <w:rPr>
           <w:rStyle w:val="Forte"/>
           <w:b w:val="0"/>
           <w:bCs w:val="0"/>
         </w:rPr>
-        <w:t>Flask</w:t>
-      </w:r>
-      <w:proofErr w:type="spellEnd"/>
+        <w:t xml:space="preserve"> – Resultado da Comunicação </w:t>
+      </w:r>
+      <w:proofErr w:type="spellStart"/>
       <w:r>
         <w:rPr>
           <w:rStyle w:val="Forte"/>
           <w:b w:val="0"/>
           <w:bCs w:val="0"/>
         </w:rPr>
-        <w:t xml:space="preserve"> para OCR Remoto</w:t>
-      </w:r>
-      <w:r>
-        <w:rPr>
-          <w:rStyle w:val="Forte"/>
-        </w:rPr>
-        <w:br/>
-      </w:r>
+        <w:t>Raspberry</w:t>
+      </w:r>
+      <w:proofErr w:type="spellEnd"/>
       <w:r>
         <w:rPr>
           <w:rStyle w:val="Forte"/>
           <w:b w:val="0"/>
           <w:bCs w:val="0"/>
         </w:rPr>
-        <w:t xml:space="preserve">Figura 25 – Resultado da Extração Remota de Texto com </w:t>
-      </w:r>
-      <w:proofErr w:type="spellStart"/>
+        <w:t xml:space="preserve"> pra </w:t>
+      </w:r>
       <w:r>
         <w:rPr>
           <w:rStyle w:val="Forte"/>
           <w:b w:val="0"/>
           <w:bCs w:val="0"/>
         </w:rPr>
-        <w:t>EasyOCR</w:t>
-      </w:r>
-      <w:proofErr w:type="spellEnd"/>
+        <w:t>Câmera</w:t>
+      </w:r>
+      <w:r>
+        <w:rPr>
+          <w:rStyle w:val="Forte"/>
+        </w:rPr>
+        <w:br/>
+      </w:r>
       <w:r>
         <w:rPr>
           <w:rStyle w:val="Forte"/>
           <w:b w:val="0"/>
           <w:bCs w:val="0"/>
         </w:rPr>
-        <w:t xml:space="preserve"> (</w:t>
-      </w:r>
-      <w:proofErr w:type="spellStart"/>
+        <w:t>Figura 2</w:t>
+      </w:r>
       <w:r>
         <w:rPr>
           <w:rStyle w:val="Forte"/>
           <w:b w:val="0"/>
           <w:bCs w:val="0"/>
         </w:rPr>
-        <w:t>Ngrok</w:t>
-      </w:r>
-      <w:proofErr w:type="spellEnd"/>
+        <w:t>3</w:t>
+      </w:r>
       <w:r>
         <w:rPr>
           <w:rStyle w:val="Forte"/>
           <w:b w:val="0"/>
           <w:bCs w:val="0"/>
         </w:rPr>
-        <w:t xml:space="preserve"> + </w:t>
+        <w:t xml:space="preserve"> – Código da Extração de Texto com </w:t>
       </w:r>
       <w:proofErr w:type="spellStart"/>
       <w:r>
@@ -2211,22 +2197,22 @@
           <w:b w:val="0"/>
           <w:bCs w:val="0"/>
         </w:rPr>
-        <w:t>Flask</w:t>
-      </w:r>
-      <w:proofErr w:type="spellEnd"/>
+        <w:t>EasyOCR</w:t>
+      </w:r>
+      <w:proofErr w:type="spellEnd"/>
+      <w:r>
+        <w:rPr>
+          <w:rStyle w:val="Forte"/>
+        </w:rPr>
+        <w:br/>
+      </w:r>
       <w:r>
         <w:rPr>
           <w:rStyle w:val="Forte"/>
           <w:b w:val="0"/>
           <w:bCs w:val="0"/>
         </w:rPr>
-        <w:t>)</w:t>
-      </w:r>
-      <w:r>
-        <w:rPr>
-          <w:rStyle w:val="Forte"/>
-        </w:rPr>
-        <w:br/>
+        <w:t>Figura 2</w:t>
       </w:r>
       <w:r>
         <w:rPr>
@@ -2234,13 +2220,7 @@
           <w:b w:val="0"/>
           <w:bCs w:val="0"/>
         </w:rPr>
-        <w:t>Figura 26 – Código do Envio de Imagem ao Servidor via HTTP</w:t>
-      </w:r>
-      <w:r>
-        <w:rPr>
-          <w:rStyle w:val="Forte"/>
-        </w:rPr>
-        <w:br/>
+        <w:t>4</w:t>
       </w:r>
       <w:r>
         <w:rPr>
@@ -2248,7 +2228,7 @@
           <w:b w:val="0"/>
           <w:bCs w:val="0"/>
         </w:rPr>
-        <w:t xml:space="preserve">Figura 27 – Resultado da Extração de Texto com </w:t>
+        <w:t xml:space="preserve"> – Resultado da Extração de Texto com </w:t>
       </w:r>
       <w:proofErr w:type="spellStart"/>
       <w:r>
@@ -2266,33 +2246,163 @@
           <w:b w:val="0"/>
           <w:bCs w:val="0"/>
         </w:rPr>
-        <w:t xml:space="preserve"> na Imagem</w:t>
-      </w:r>
-      <w:r>
-        <w:rPr>
-          <w:rStyle w:val="Forte"/>
-        </w:rPr>
-        <w:br/>
-      </w:r>
-      <w:r>
+        <w:t xml:space="preserve"> na imagem</w:t>
+      </w:r>
+    </w:p>
+    <w:p>
+      <w:pPr>
+        <w:pStyle w:val="ndicedeilustraes"/>
         <w:rPr>
           <w:rStyle w:val="Forte"/>
           <w:b w:val="0"/>
           <w:bCs w:val="0"/>
         </w:rPr>
-        <w:t xml:space="preserve">Figura 28 – Resultado Final da Extração de Texto com </w:t>
-      </w:r>
-      <w:proofErr w:type="spellStart"/>
+      </w:pPr>
+      <w:r>
+        <w:t xml:space="preserve">Figura </w:t>
+      </w:r>
+      <w:r>
+        <w:t>25</w:t>
+      </w:r>
+      <w:r>
+        <w:t xml:space="preserve"> </w:t>
+      </w:r>
       <w:r>
         <w:rPr>
           <w:rStyle w:val="Forte"/>
           <w:b w:val="0"/>
           <w:bCs w:val="0"/>
         </w:rPr>
+        <w:t xml:space="preserve">– </w:t>
+      </w:r>
+      <w:r>
+        <w:t>Resultado</w:t>
+      </w:r>
+      <w:r>
+        <w:t xml:space="preserve"> da </w:t>
+      </w:r>
+      <w:r>
+        <w:t xml:space="preserve">Extração de Texto com </w:t>
+      </w:r>
+      <w:proofErr w:type="spellStart"/>
+      <w:r>
         <w:t>EasyOCR</w:t>
       </w:r>
       <w:proofErr w:type="spellEnd"/>
-    </w:p>
+      <w:r>
+        <w:t xml:space="preserve"> no terminal</w:t>
+      </w:r>
+      <w:r>
+        <w:rPr>
+          <w:rStyle w:val="Forte"/>
+        </w:rPr>
+        <w:br/>
+      </w:r>
+      <w:r>
+        <w:rPr>
+          <w:rStyle w:val="Forte"/>
+          <w:b w:val="0"/>
+          <w:bCs w:val="0"/>
+        </w:rPr>
+        <w:t>Figura 2</w:t>
+      </w:r>
+      <w:r>
+        <w:rPr>
+          <w:rStyle w:val="Forte"/>
+          <w:b w:val="0"/>
+          <w:bCs w:val="0"/>
+        </w:rPr>
+        <w:t>6</w:t>
+      </w:r>
+      <w:r>
+        <w:rPr>
+          <w:rStyle w:val="Forte"/>
+          <w:b w:val="0"/>
+          <w:bCs w:val="0"/>
+        </w:rPr>
+        <w:t xml:space="preserve"> – Código do Servidor </w:t>
+      </w:r>
+      <w:proofErr w:type="spellStart"/>
+      <w:r>
+        <w:rPr>
+          <w:rStyle w:val="Forte"/>
+          <w:b w:val="0"/>
+          <w:bCs w:val="0"/>
+        </w:rPr>
+        <w:t>Flask</w:t>
+      </w:r>
+      <w:proofErr w:type="spellEnd"/>
+      <w:r>
+        <w:rPr>
+          <w:rStyle w:val="Forte"/>
+          <w:b w:val="0"/>
+          <w:bCs w:val="0"/>
+        </w:rPr>
+        <w:t xml:space="preserve"> para OCR Remoto</w:t>
+      </w:r>
+      <w:r>
+        <w:rPr>
+          <w:rStyle w:val="Forte"/>
+        </w:rPr>
+        <w:br/>
+      </w:r>
+      <w:r>
+        <w:t xml:space="preserve">Figura </w:t>
+      </w:r>
+      <w:r>
+        <w:t>27</w:t>
+      </w:r>
+      <w:r>
+        <w:t xml:space="preserve"> </w:t>
+      </w:r>
+      <w:r>
+        <w:rPr>
+          <w:rStyle w:val="Forte"/>
+          <w:b w:val="0"/>
+          <w:bCs w:val="0"/>
+        </w:rPr>
+        <w:t xml:space="preserve">– </w:t>
+      </w:r>
+      <w:r>
+        <w:t xml:space="preserve">Código para Processamento de Imagem com </w:t>
+      </w:r>
+      <w:proofErr w:type="spellStart"/>
+      <w:r>
+        <w:t>EasyOCR</w:t>
+      </w:r>
+      <w:proofErr w:type="spellEnd"/>
+      <w:r>
+        <w:rPr>
+          <w:rStyle w:val="Forte"/>
+        </w:rPr>
+        <w:br/>
+      </w:r>
+      <w:r>
+        <w:rPr>
+          <w:rStyle w:val="Forte"/>
+          <w:b w:val="0"/>
+          <w:bCs w:val="0"/>
+        </w:rPr>
+        <w:t xml:space="preserve">Figura 28 – </w:t>
+      </w:r>
+      <w:r>
+        <w:t xml:space="preserve">Acesso Remoto ao Servidor </w:t>
+      </w:r>
+      <w:proofErr w:type="spellStart"/>
+      <w:r>
+        <w:t>Flask</w:t>
+      </w:r>
+      <w:proofErr w:type="spellEnd"/>
+      <w:r>
+        <w:t xml:space="preserve"> usando </w:t>
+      </w:r>
+      <w:proofErr w:type="spellStart"/>
+      <w:r>
+        <w:t>Ngrok</w:t>
+      </w:r>
+      <w:proofErr w:type="spellEnd"/>
+    </w:p>
+    <w:p/>
     <w:p>
       <w:r>
         <w:br w:type="page"/>
@@ -8678,15 +8788,7 @@
       </w:r>
       <w:proofErr w:type="spellEnd"/>
       <w:r>
-        <w:t xml:space="preserve"> </w:t>
-      </w:r>
-      <w:proofErr w:type="gramStart"/>
-      <w:r>
-        <w:t>e</w:t>
-      </w:r>
-      <w:proofErr w:type="gramEnd"/>
-      <w:r>
-        <w:t xml:space="preserve"> </w:t>
+        <w:t xml:space="preserve"> e </w:t>
       </w:r>
       <w:proofErr w:type="spellStart"/>
       <w:r>
@@ -13586,6 +13688,9 @@
         </w:rPr>
       </w:pPr>
       <w:r>
+        <w:rPr>
+          <w:noProof/>
+        </w:rPr>
         <w:drawing>
           <wp:anchor distT="0" distB="0" distL="114300" distR="114300" simplePos="0" relativeHeight="251669519" behindDoc="0" locked="0" layoutInCell="1" allowOverlap="1" wp14:anchorId="05EE8FAD" wp14:editId="1C77EF32">
             <wp:simplePos x="0" y="0"/>
@@ -13726,15 +13831,7 @@
           <w:sz w:val="20"/>
           <w:szCs w:val="20"/>
         </w:rPr>
-        <w:t>25</w:t>
-      </w:r>
-      <w:r>
-        <w:rPr>
-          <w:rFonts w:cs="Arial"/>
-          <w:sz w:val="20"/>
-          <w:szCs w:val="20"/>
-        </w:rPr>
-        <w:t>.</w:t>
+        <w:t>25.</w:t>
       </w:r>
     </w:p>
     <w:p>
@@ -13783,6 +13880,7 @@
         <w:rPr>
           <w:i w:val="0"/>
           <w:iCs w:val="0"/>
+          <w:noProof/>
           <w:color w:val="000000" w:themeColor="text1"/>
           <w:sz w:val="24"/>
           <w:szCs w:val="24"/>
@@ -13860,47 +13958,7 @@
           <w:sz w:val="24"/>
           <w:szCs w:val="24"/>
         </w:rPr>
-        <w:t>Figura 1</w:t>
-      </w:r>
-      <w:r>
-        <w:rPr>
-          <w:i w:val="0"/>
-          <w:iCs w:val="0"/>
-          <w:color w:val="000000" w:themeColor="text1"/>
-          <w:sz w:val="24"/>
-          <w:szCs w:val="24"/>
-        </w:rPr>
-        <w:t>5</w:t>
-      </w:r>
-      <w:r>
-        <w:rPr>
-          <w:i w:val="0"/>
-          <w:iCs w:val="0"/>
-          <w:color w:val="000000" w:themeColor="text1"/>
-          <w:sz w:val="24"/>
-          <w:szCs w:val="24"/>
-        </w:rPr>
-        <w:t xml:space="preserve"> —</w:t>
-      </w:r>
-      <w:r>
-        <w:rPr>
-          <w:i w:val="0"/>
-          <w:iCs w:val="0"/>
-          <w:color w:val="000000" w:themeColor="text1"/>
-          <w:sz w:val="24"/>
-          <w:szCs w:val="24"/>
-        </w:rPr>
-        <w:t xml:space="preserve"> </w:t>
-      </w:r>
-      <w:r>
-        <w:rPr>
-          <w:i w:val="0"/>
-          <w:iCs w:val="0"/>
-          <w:color w:val="000000" w:themeColor="text1"/>
-          <w:sz w:val="24"/>
-          <w:szCs w:val="24"/>
-        </w:rPr>
-        <w:t xml:space="preserve">Módulo de Câmera para </w:t>
+        <w:t xml:space="preserve">Figura 15 — Módulo de Câmera para </w:t>
       </w:r>
       <w:proofErr w:type="spellStart"/>
       <w:r>
@@ -14725,6 +14783,9 @@
     </w:p>
     <w:p>
       <w:r>
+        <w:rPr>
+          <w:noProof/>
+        </w:rPr>
         <w:drawing>
           <wp:inline distT="0" distB="0" distL="0" distR="0" wp14:anchorId="3B83A3F7" wp14:editId="0F4CBF06">
             <wp:extent cx="3540163" cy="2533650"/>
@@ -14825,10 +14886,7 @@
         <w:t xml:space="preserve"> </w:t>
       </w:r>
       <w:r>
-        <w:t>botton</w:t>
-      </w:r>
-      <w:r>
-        <w:t>.</w:t>
+        <w:t>botton.</w:t>
       </w:r>
     </w:p>
     <w:p>
@@ -15636,15 +15694,7 @@
         <w:jc w:val="both"/>
       </w:pPr>
       <w:r>
-        <w:t xml:space="preserve">Método mais simples, </w:t>
-      </w:r>
-      <w:proofErr w:type="gramStart"/>
-      <w:r>
-        <w:t>porém</w:t>
-      </w:r>
-      <w:proofErr w:type="gramEnd"/>
-      <w:r>
-        <w:t xml:space="preserve"> com desempenho reduzido em textos complexos.</w:t>
+        <w:t>Método mais simples, porém com desempenho reduzido em textos complexos.</w:t>
       </w:r>
     </w:p>
     <w:p>
@@ -19682,21 +19732,22 @@
         <w:t xml:space="preserve"> — </w:t>
       </w:r>
       <w:r>
-        <w:t>Resultado</w:t>
-      </w:r>
-      <w:r>
-        <w:t xml:space="preserve"> da </w:t>
-      </w:r>
-      <w:r>
-        <w:t xml:space="preserve">Extração de Texto com </w:t>
-      </w:r>
-      <w:proofErr w:type="spellStart"/>
-      <w:r>
-        <w:t>EasyOCR</w:t>
-      </w:r>
-      <w:proofErr w:type="spellEnd"/>
-      <w:r>
-        <w:t xml:space="preserve"> na imagem.</w:t>
+        <w:t xml:space="preserve">Código do Servidor </w:t>
+      </w:r>
+      <w:proofErr w:type="spellStart"/>
+      <w:r>
+        <w:t>Flask</w:t>
+      </w:r>
+      <w:proofErr w:type="spellEnd"/>
+      <w:r>
+        <w:t xml:space="preserve"> para OCR Remoto</w:t>
+      </w:r>
+      <w:r>
+        <w:rPr>
+          <w:b/>
+          <w:bCs/>
+        </w:rPr>
+        <w:br/>
       </w:r>
       <w:r>
         <w:rPr>
@@ -20461,25 +20512,22 @@
         <w:t>7</w:t>
       </w:r>
       <w:r>
-        <w:t xml:space="preserve"> — </w:t>
-      </w:r>
-      <w:r>
-        <w:t>Resultado</w:t>
-      </w:r>
-      <w:r>
-        <w:t xml:space="preserve"> da </w:t>
-      </w:r>
-      <w:r>
-        <w:t xml:space="preserve">Extração de Texto com </w:t>
+        <w:t xml:space="preserve"> —</w:t>
+      </w:r>
+      <w:r>
+        <w:t xml:space="preserve">Código </w:t>
+      </w:r>
+      <w:r>
+        <w:t>para Processamento de Imagem</w:t>
+      </w:r>
+      <w:r>
+        <w:t xml:space="preserve"> com </w:t>
       </w:r>
       <w:proofErr w:type="spellStart"/>
       <w:r>
         <w:t>EasyOCR</w:t>
       </w:r>
       <w:proofErr w:type="spellEnd"/>
-      <w:r>
-        <w:t xml:space="preserve"> na imagem</w:t>
-      </w:r>
       <w:r>
         <w:rPr>
           <w:noProof/>
@@ -20891,31 +20939,15 @@
           <w:rFonts w:eastAsia="Times New Roman" w:cs="Arial"/>
           <w:lang w:eastAsia="pt-BR"/>
         </w:rPr>
-        <w:t>ocr_</w:t>
-      </w:r>
-      <w:proofErr w:type="gramStart"/>
-      <w:r>
-        <w:rPr>
-          <w:rFonts w:eastAsia="Times New Roman" w:cs="Arial"/>
-          <w:lang w:eastAsia="pt-BR"/>
-        </w:rPr>
-        <w:t>api</w:t>
-      </w:r>
-      <w:proofErr w:type="spellEnd"/>
-      <w:r>
-        <w:rPr>
-          <w:rFonts w:eastAsia="Times New Roman" w:cs="Arial"/>
-          <w:lang w:eastAsia="pt-BR"/>
-        </w:rPr>
-        <w:t>(</w:t>
-      </w:r>
-      <w:proofErr w:type="gramEnd"/>
-      <w:r>
-        <w:rPr>
-          <w:rFonts w:eastAsia="Times New Roman" w:cs="Arial"/>
-          <w:lang w:eastAsia="pt-BR"/>
-        </w:rPr>
-        <w:t>), que será executada quando a rota /</w:t>
+        <w:t>ocr_api</w:t>
+      </w:r>
+      <w:proofErr w:type="spellEnd"/>
+      <w:r>
+        <w:rPr>
+          <w:rFonts w:eastAsia="Times New Roman" w:cs="Arial"/>
+          <w:lang w:eastAsia="pt-BR"/>
+        </w:rPr>
+        <w:t>(), que será executada quando a rota /</w:t>
       </w:r>
       <w:proofErr w:type="spellStart"/>
       <w:r>
@@ -21422,32 +21454,41 @@
         <w:t>8</w:t>
       </w:r>
       <w:r>
-        <w:t xml:space="preserve"> — </w:t>
-      </w:r>
-      <w:r>
-        <w:t>Resultado</w:t>
-      </w:r>
-      <w:r>
-        <w:t xml:space="preserve"> da </w:t>
-      </w:r>
-      <w:r>
-        <w:t xml:space="preserve">Extração de Texto com </w:t>
-      </w:r>
-      <w:proofErr w:type="spellStart"/>
-      <w:r>
-        <w:t>EasyOCR</w:t>
-      </w:r>
-      <w:proofErr w:type="spellEnd"/>
-      <w:r>
-        <w:t xml:space="preserve"> na imagem</w:t>
-      </w:r>
+        <w:t xml:space="preserve"> —</w:t>
+      </w:r>
+      <w:r>
+        <w:t xml:space="preserve"> </w:t>
+      </w:r>
+      <w:r>
+        <w:t xml:space="preserve">Acesso Remoto ao Servidor </w:t>
+      </w:r>
+      <w:proofErr w:type="spellStart"/>
+      <w:r>
+        <w:t>Flask</w:t>
+      </w:r>
+      <w:proofErr w:type="spellEnd"/>
+      <w:r>
+        <w:t xml:space="preserve"> usando </w:t>
+      </w:r>
+      <w:proofErr w:type="spellStart"/>
+      <w:r>
+        <w:t>Ngrok</w:t>
+      </w:r>
+      <w:proofErr w:type="spellEnd"/>
       <w:r>
         <w:rPr>
           <w:noProof/>
           <w:lang w:eastAsia="pt-BR"/>
         </w:rPr>
+        <w:t xml:space="preserve"> </w:t>
+      </w:r>
+      <w:r>
+        <w:rPr>
+          <w:noProof/>
+          <w:lang w:eastAsia="pt-BR"/>
+        </w:rPr>
         <w:drawing>
-          <wp:inline distT="0" distB="0" distL="0" distR="0" wp14:anchorId="79AE6FFA" wp14:editId="0512F362">
+          <wp:inline distT="0" distB="0" distL="0" distR="0" wp14:anchorId="79AE6FFA" wp14:editId="3B03D9D4">
             <wp:extent cx="5419725" cy="4400550"/>
             <wp:effectExtent l="19050" t="19050" r="28575" b="19050"/>
             <wp:docPr id="13" name="Imagem 13"/>
@@ -21958,7 +21999,6 @@
         <w:t xml:space="preserve">Linha 18: cria um cliente MQTT usando </w:t>
       </w:r>
       <w:proofErr w:type="spellStart"/>
-      <w:proofErr w:type="gramStart"/>
       <w:r>
         <w:rPr>
           <w:rFonts w:eastAsia="Times New Roman" w:cs="Arial"/>
@@ -21967,7 +22007,6 @@
         <w:t>mqtt.Client</w:t>
       </w:r>
       <w:proofErr w:type="spellEnd"/>
-      <w:proofErr w:type="gramEnd"/>
       <w:r>
         <w:rPr>
           <w:rFonts w:eastAsia="Times New Roman" w:cs="Arial"/>
@@ -22037,23 +22076,7 @@
           <w:lang w:eastAsia="pt-BR"/>
         </w:rPr>
         <w:br/>
-        <w:t xml:space="preserve">Linha 24: pausa o programa por 1,5 segundos para dar tempo </w:t>
-      </w:r>
-      <w:proofErr w:type="gramStart"/>
-      <w:r>
-        <w:rPr>
-          <w:rFonts w:eastAsia="Times New Roman" w:cs="Arial"/>
-          <w:lang w:eastAsia="pt-BR"/>
-        </w:rPr>
-        <w:t>da</w:t>
-      </w:r>
-      <w:proofErr w:type="gramEnd"/>
-      <w:r>
-        <w:rPr>
-          <w:rFonts w:eastAsia="Times New Roman" w:cs="Arial"/>
-          <w:lang w:eastAsia="pt-BR"/>
-        </w:rPr>
-        <w:t xml:space="preserve"> câmera ajustar foco, exposição e iniciar corretamente antes da captura.</w:t>
+        <w:t>Linha 24: pausa o programa por 1,5 segundos para dar tempo da câmera ajustar foco, exposição e iniciar corretamente antes da captura.</w:t>
       </w:r>
     </w:p>
     <w:p>
@@ -24354,29 +24377,13 @@
           <w:b/>
           <w:bCs/>
         </w:rPr>
-        <w:t xml:space="preserve">Braille!? O que é </w:t>
-      </w:r>
-      <w:proofErr w:type="gramStart"/>
-      <w:r>
-        <w:rPr>
-          <w:rFonts w:ascii="Arial" w:hAnsi="Arial" w:cs="Arial"/>
-          <w:b/>
-          <w:bCs/>
-        </w:rPr>
-        <w:t>isso?</w:t>
-      </w:r>
-      <w:r>
-        <w:rPr>
-          <w:rFonts w:ascii="Arial" w:hAnsi="Arial" w:cs="Arial"/>
-        </w:rPr>
-        <w:t>.</w:t>
-      </w:r>
-      <w:proofErr w:type="gramEnd"/>
-      <w:r>
-        <w:rPr>
-          <w:rFonts w:ascii="Arial" w:hAnsi="Arial" w:cs="Arial"/>
-        </w:rPr>
-        <w:t xml:space="preserve"> São Paulo: Fundação </w:t>
+        <w:t>Braille!? O que é isso?</w:t>
+      </w:r>
+      <w:r>
+        <w:rPr>
+          <w:rFonts w:ascii="Arial" w:hAnsi="Arial" w:cs="Arial"/>
+        </w:rPr>
+        <w:t xml:space="preserve">. São Paulo: Fundação </w:t>
       </w:r>
       <w:proofErr w:type="spellStart"/>
       <w:r>
@@ -27876,7 +27883,7 @@
   <w:style w:type="paragraph" w:default="1" w:styleId="Normal">
     <w:name w:val="Normal"/>
     <w:qFormat/>
-    <w:rsid w:val="00200F31"/>
+    <w:rsid w:val="00A850E1"/>
     <w:rPr>
       <w:rFonts w:ascii="Arial" w:eastAsia="Arial" w:hAnsi="Arial"/>
       <w:sz w:val="24"/>
@@ -29628,14 +29635,6 @@
 </file>
 
 <file path=customXml/item1.xml><?xml version="1.0" encoding="utf-8"?>
-<p:properties xmlns:p="http://schemas.microsoft.com/office/2006/metadata/properties" xmlns:xsi="http://www.w3.org/2001/XMLSchema-instance" xmlns:pc="http://schemas.microsoft.com/office/infopath/2007/PartnerControls">
-  <documentManagement>
-    <_activity xmlns="5d1456e1-847e-48d5-aa7e-c11cb9bf742a" xsi:nil="true"/>
-  </documentManagement>
-</p:properties>
-</file>
-
-<file path=customXml/item2.xml><?xml version="1.0" encoding="utf-8"?>
 <ct:contentTypeSchema xmlns:ct="http://schemas.microsoft.com/office/2006/metadata/contentType" xmlns:ma="http://schemas.microsoft.com/office/2006/metadata/properties/metaAttributes" ct:_="" ma:_="" ma:contentTypeName="Document" ma:contentTypeID="0x01010007E685AF96CF4842B33E26A501910F3E" ma:contentTypeVersion="15" ma:contentTypeDescription="Create a new document." ma:contentTypeScope="" ma:versionID="ec12ad7dc29d69b2bd7fbe59b036df9a">
   <xsd:schema xmlns:xsd="http://www.w3.org/2001/XMLSchema" xmlns:xs="http://www.w3.org/2001/XMLSchema" xmlns:p="http://schemas.microsoft.com/office/2006/metadata/properties" xmlns:ns3="5d1456e1-847e-48d5-aa7e-c11cb9bf742a" xmlns:ns4="5e1ba4e8-e0bf-4d78-a290-6576a60ffa73" targetNamespace="http://schemas.microsoft.com/office/2006/metadata/properties" ma:root="true" ma:fieldsID="052c5fe49b46c5140c222842bf55cfb2" ns3:_="" ns4:_="">
     <xsd:import namespace="5d1456e1-847e-48d5-aa7e-c11cb9bf742a"/>
@@ -29868,7 +29867,19 @@
 </ct:contentTypeSchema>
 </file>
 
+<file path=customXml/item2.xml><?xml version="1.0" encoding="utf-8"?>
+<p:properties xmlns:p="http://schemas.microsoft.com/office/2006/metadata/properties" xmlns:xsi="http://www.w3.org/2001/XMLSchema-instance" xmlns:pc="http://schemas.microsoft.com/office/infopath/2007/PartnerControls">
+  <documentManagement>
+    <_activity xmlns="5d1456e1-847e-48d5-aa7e-c11cb9bf742a" xsi:nil="true"/>
+  </documentManagement>
+</p:properties>
+</file>
+
 <file path=customXml/item3.xml><?xml version="1.0" encoding="utf-8"?>
+<b:Sources xmlns:b="http://schemas.openxmlformats.org/officeDocument/2006/bibliography" xmlns="http://schemas.openxmlformats.org/officeDocument/2006/bibliography" SelectedStyle="\APASixthEditionOfficeOnline.xsl" StyleName="APA" Version="6"/>
+</file>
+
+<file path=customXml/item4.xml><?xml version="1.0" encoding="utf-8"?>
 <?mso-contentType ?>
 <FormTemplates xmlns="http://schemas.microsoft.com/sharepoint/v3/contenttype/forms">
   <Display>DocumentLibraryForm</Display>
@@ -29877,28 +29888,7 @@
 </FormTemplates>
 </file>
 
-<file path=customXml/item4.xml><?xml version="1.0" encoding="utf-8"?>
-<b:Sources xmlns:b="http://schemas.openxmlformats.org/officeDocument/2006/bibliography" xmlns="http://schemas.openxmlformats.org/officeDocument/2006/bibliography" SelectedStyle="\APASixthEditionOfficeOnline.xsl" StyleName="APA" Version="6"/>
-</file>
-
 <file path=customXml/itemProps1.xml><?xml version="1.0" encoding="utf-8"?>
-<ds:datastoreItem xmlns:ds="http://schemas.openxmlformats.org/officeDocument/2006/customXml" ds:itemID="{944D7072-DCDC-407C-ABA0-6A7D39D3D87A}">
-  <ds:schemaRefs>
-    <ds:schemaRef ds:uri="http://schemas.microsoft.com/office/2006/documentManagement/types"/>
-    <ds:schemaRef ds:uri="http://purl.org/dc/terms/"/>
-    <ds:schemaRef ds:uri="http://purl.org/dc/dcmitype/"/>
-    <ds:schemaRef ds:uri="5d1456e1-847e-48d5-aa7e-c11cb9bf742a"/>
-    <ds:schemaRef ds:uri="http://schemas.microsoft.com/office/infopath/2007/PartnerControls"/>
-    <ds:schemaRef ds:uri="http://purl.org/dc/elements/1.1/"/>
-    <ds:schemaRef ds:uri="http://www.w3.org/XML/1998/namespace"/>
-    <ds:schemaRef ds:uri="http://schemas.openxmlformats.org/package/2006/metadata/core-properties"/>
-    <ds:schemaRef ds:uri="5e1ba4e8-e0bf-4d78-a290-6576a60ffa73"/>
-    <ds:schemaRef ds:uri="http://schemas.microsoft.com/office/2006/metadata/properties"/>
-  </ds:schemaRefs>
-</ds:datastoreItem>
-</file>
-
-<file path=customXml/itemProps2.xml><?xml version="1.0" encoding="utf-8"?>
 <ds:datastoreItem xmlns:ds="http://schemas.openxmlformats.org/officeDocument/2006/customXml" ds:itemID="{BAE8D8D5-6F00-4A41-8EF4-713073003C88}">
   <ds:schemaRefs>
     <ds:schemaRef ds:uri="http://schemas.microsoft.com/office/2006/metadata/contentType"/>
@@ -29917,18 +29907,35 @@
 </ds:datastoreItem>
 </file>
 
+<file path=customXml/itemProps2.xml><?xml version="1.0" encoding="utf-8"?>
+<ds:datastoreItem xmlns:ds="http://schemas.openxmlformats.org/officeDocument/2006/customXml" ds:itemID="{944D7072-DCDC-407C-ABA0-6A7D39D3D87A}">
+  <ds:schemaRefs>
+    <ds:schemaRef ds:uri="http://schemas.microsoft.com/office/2006/documentManagement/types"/>
+    <ds:schemaRef ds:uri="http://purl.org/dc/terms/"/>
+    <ds:schemaRef ds:uri="http://purl.org/dc/dcmitype/"/>
+    <ds:schemaRef ds:uri="5d1456e1-847e-48d5-aa7e-c11cb9bf742a"/>
+    <ds:schemaRef ds:uri="http://schemas.microsoft.com/office/infopath/2007/PartnerControls"/>
+    <ds:schemaRef ds:uri="http://purl.org/dc/elements/1.1/"/>
+    <ds:schemaRef ds:uri="http://www.w3.org/XML/1998/namespace"/>
+    <ds:schemaRef ds:uri="http://schemas.openxmlformats.org/package/2006/metadata/core-properties"/>
+    <ds:schemaRef ds:uri="5e1ba4e8-e0bf-4d78-a290-6576a60ffa73"/>
+    <ds:schemaRef ds:uri="http://schemas.microsoft.com/office/2006/metadata/properties"/>
+  </ds:schemaRefs>
+</ds:datastoreItem>
+</file>
+
 <file path=customXml/itemProps3.xml><?xml version="1.0" encoding="utf-8"?>
+<ds:datastoreItem xmlns:ds="http://schemas.openxmlformats.org/officeDocument/2006/customXml" ds:itemID="{14135FC3-AE05-4114-A3EC-CFA6C98A4B59}">
+  <ds:schemaRefs>
+    <ds:schemaRef ds:uri="http://schemas.openxmlformats.org/officeDocument/2006/bibliography"/>
+  </ds:schemaRefs>
+</ds:datastoreItem>
+</file>
+
+<file path=customXml/itemProps4.xml><?xml version="1.0" encoding="utf-8"?>
 <ds:datastoreItem xmlns:ds="http://schemas.openxmlformats.org/officeDocument/2006/customXml" ds:itemID="{1491F79C-40F7-448B-8E37-63C146285699}">
   <ds:schemaRefs>
     <ds:schemaRef ds:uri="http://schemas.microsoft.com/sharepoint/v3/contenttype/forms"/>
   </ds:schemaRefs>
 </ds:datastoreItem>
-</file>
-
-<file path=customXml/itemProps4.xml><?xml version="1.0" encoding="utf-8"?>
-<ds:datastoreItem xmlns:ds="http://schemas.openxmlformats.org/officeDocument/2006/customXml" ds:itemID="{14135FC3-AE05-4114-A3EC-CFA6C98A4B59}">
-  <ds:schemaRefs>
-    <ds:schemaRef ds:uri="http://schemas.openxmlformats.org/officeDocument/2006/bibliography"/>
-  </ds:schemaRefs>
-</ds:datastoreItem>
 </file>